--- a/doc/NotesNRa3_formats.docx
+++ b/doc/NotesNRa3_formats.docx
@@ -45,18 +45,256 @@
           <w:bCs/>
           <w:u w:val="single"/>
         </w:rPr>
+        <w:t> : formats</w:t>
+      </w:r>
+    </w:p>
+    <w:p/>
+    <w:p>
+      <w:r>
+        <w:t>Attention :</w:t>
+      </w:r>
+    </w:p>
+    <w:p>
+      <w:r>
+        <w:t xml:space="preserve">2 types de présentations, selon la présence ou non d’évènements hors naissance / décès / </w:t>
+      </w:r>
+      <w:proofErr w:type="spellStart"/>
+      <w:r>
+        <w:t>baptème</w:t>
+      </w:r>
+      <w:proofErr w:type="spellEnd"/>
+      <w:r>
+        <w:t> :</w:t>
+      </w:r>
+    </w:p>
+    <w:p/>
+    <w:p>
+      <w:r>
+        <w:t xml:space="preserve">Simple : sans rubrique événements : </w:t>
+      </w:r>
+      <w:hyperlink r:id="rId8" w:history="1">
+        <w:r>
+          <w:rPr>
+            <w:rStyle w:val="Lienhypertexte"/>
+          </w:rPr>
+          <w:t>https://gw.geneanet.org/nraibaut2?lang=fr&amp;p=pierre&amp;n=dupont</w:t>
+        </w:r>
+      </w:hyperlink>
+    </w:p>
+    <w:p>
+      <w:r>
+        <w:drawing>
+          <wp:inline distT="0" distB="0" distL="0" distR="0" wp14:anchorId="47009656" wp14:editId="32E0A682">
+            <wp:extent cx="1914795" cy="3179928"/>
+            <wp:effectExtent l="0" t="0" r="0" b="1905"/>
+            <wp:docPr id="2018410024" name="Image 1"/>
+            <wp:cNvGraphicFramePr>
+              <a:graphicFrameLocks xmlns:a="http://schemas.openxmlformats.org/drawingml/2006/main" noChangeAspect="1"/>
+            </wp:cNvGraphicFramePr>
+            <a:graphic xmlns:a="http://schemas.openxmlformats.org/drawingml/2006/main">
+              <a:graphicData uri="http://schemas.openxmlformats.org/drawingml/2006/picture">
+                <pic:pic xmlns:pic="http://schemas.openxmlformats.org/drawingml/2006/picture">
+                  <pic:nvPicPr>
+                    <pic:cNvPr id="2018410024" name=""/>
+                    <pic:cNvPicPr/>
+                  </pic:nvPicPr>
+                  <pic:blipFill>
+                    <a:blip r:embed="rId9"/>
+                    <a:stretch>
+                      <a:fillRect/>
+                    </a:stretch>
+                  </pic:blipFill>
+                  <pic:spPr>
+                    <a:xfrm>
+                      <a:off x="0" y="0"/>
+                      <a:ext cx="1925243" cy="3197279"/>
+                    </a:xfrm>
+                    <a:prstGeom prst="rect">
+                      <a:avLst/>
+                    </a:prstGeom>
+                  </pic:spPr>
+                </pic:pic>
+              </a:graphicData>
+            </a:graphic>
+          </wp:inline>
+        </w:drawing>
+      </w:r>
+    </w:p>
+    <w:p>
+      <w:r>
+        <w:t xml:space="preserve">Avec </w:t>
+      </w:r>
+      <w:r>
+        <w:t>rubrique événements</w:t>
+      </w:r>
+      <w:r>
         <w:t xml:space="preserve"> : </w:t>
       </w:r>
-      <w:r>
-        <w:rPr>
-          <w:b/>
-          <w:bCs/>
-          <w:u w:val="single"/>
-        </w:rPr>
-        <w:t>formats</w:t>
-      </w:r>
-    </w:p>
-    <w:p/>
+      <w:hyperlink r:id="rId10" w:history="1">
+        <w:r>
+          <w:rPr>
+            <w:rStyle w:val="Lienhypertexte"/>
+          </w:rPr>
+          <w:t>https://gw.geneanet.org/nraibaut2?lang=fr&amp;n=dupont&amp;oc=0&amp;p=gerard</w:t>
+        </w:r>
+      </w:hyperlink>
+    </w:p>
+    <w:p>
+      <w:pPr>
+        <w:rPr>
+          <w:noProof/>
+        </w:rPr>
+      </w:pPr>
+      <w:r>
+        <w:drawing>
+          <wp:inline distT="0" distB="0" distL="0" distR="0" wp14:anchorId="5CC49712" wp14:editId="19B84487">
+            <wp:extent cx="1889231" cy="4223982"/>
+            <wp:effectExtent l="0" t="0" r="0" b="5715"/>
+            <wp:docPr id="569821832" name="Image 1"/>
+            <wp:cNvGraphicFramePr>
+              <a:graphicFrameLocks xmlns:a="http://schemas.openxmlformats.org/drawingml/2006/main" noChangeAspect="1"/>
+            </wp:cNvGraphicFramePr>
+            <a:graphic xmlns:a="http://schemas.openxmlformats.org/drawingml/2006/main">
+              <a:graphicData uri="http://schemas.openxmlformats.org/drawingml/2006/picture">
+                <pic:pic xmlns:pic="http://schemas.openxmlformats.org/drawingml/2006/picture">
+                  <pic:nvPicPr>
+                    <pic:cNvPr id="569821832" name=""/>
+                    <pic:cNvPicPr/>
+                  </pic:nvPicPr>
+                  <pic:blipFill>
+                    <a:blip r:embed="rId11"/>
+                    <a:stretch>
+                      <a:fillRect/>
+                    </a:stretch>
+                  </pic:blipFill>
+                  <pic:spPr>
+                    <a:xfrm>
+                      <a:off x="0" y="0"/>
+                      <a:ext cx="1894697" cy="4236203"/>
+                    </a:xfrm>
+                    <a:prstGeom prst="rect">
+                      <a:avLst/>
+                    </a:prstGeom>
+                  </pic:spPr>
+                </pic:pic>
+              </a:graphicData>
+            </a:graphic>
+          </wp:inline>
+        </w:drawing>
+      </w:r>
+      <w:r>
+        <w:rPr>
+          <w:noProof/>
+        </w:rPr>
+        <w:t xml:space="preserve"> </w:t>
+      </w:r>
+      <w:r>
+        <w:drawing>
+          <wp:inline distT="0" distB="0" distL="0" distR="0" wp14:anchorId="43E9E1B8" wp14:editId="2F9F27FE">
+            <wp:extent cx="2192792" cy="2102750"/>
+            <wp:effectExtent l="0" t="0" r="0" b="0"/>
+            <wp:docPr id="369584589" name="Image 1"/>
+            <wp:cNvGraphicFramePr>
+              <a:graphicFrameLocks xmlns:a="http://schemas.openxmlformats.org/drawingml/2006/main" noChangeAspect="1"/>
+            </wp:cNvGraphicFramePr>
+            <a:graphic xmlns:a="http://schemas.openxmlformats.org/drawingml/2006/main">
+              <a:graphicData uri="http://schemas.openxmlformats.org/drawingml/2006/picture">
+                <pic:pic xmlns:pic="http://schemas.openxmlformats.org/drawingml/2006/picture">
+                  <pic:nvPicPr>
+                    <pic:cNvPr id="369584589" name=""/>
+                    <pic:cNvPicPr/>
+                  </pic:nvPicPr>
+                  <pic:blipFill>
+                    <a:blip r:embed="rId12"/>
+                    <a:stretch>
+                      <a:fillRect/>
+                    </a:stretch>
+                  </pic:blipFill>
+                  <pic:spPr>
+                    <a:xfrm>
+                      <a:off x="0" y="0"/>
+                      <a:ext cx="2198976" cy="2108680"/>
+                    </a:xfrm>
+                    <a:prstGeom prst="rect">
+                      <a:avLst/>
+                    </a:prstGeom>
+                  </pic:spPr>
+                </pic:pic>
+              </a:graphicData>
+            </a:graphic>
+          </wp:inline>
+        </w:drawing>
+      </w:r>
+    </w:p>
+    <w:p>
+      <w:pPr>
+        <w:rPr>
+          <w:noProof/>
+        </w:rPr>
+      </w:pPr>
+    </w:p>
+    <w:p>
+      <w:pPr>
+        <w:rPr>
+          <w:noProof/>
+        </w:rPr>
+      </w:pPr>
+      <w:r>
+        <w:rPr>
+          <w:noProof/>
+        </w:rPr>
+        <w:lastRenderedPageBreak/>
+        <w:t xml:space="preserve">Dates : </w:t>
+      </w:r>
+      <w:hyperlink r:id="rId13" w:history="1">
+        <w:r>
+          <w:rPr>
+            <w:rStyle w:val="Lienhypertexte"/>
+            <w:noProof/>
+          </w:rPr>
+          <w:t>https://gw.geneanet.org/nraibaut2?lang=fr&amp;p=jean&amp;n=dates</w:t>
+        </w:r>
+      </w:hyperlink>
+    </w:p>
+    <w:p>
+      <w:r>
+        <w:drawing>
+          <wp:inline distT="0" distB="0" distL="0" distR="0" wp14:anchorId="280E84C8" wp14:editId="3A62981B">
+            <wp:extent cx="1646013" cy="2463421"/>
+            <wp:effectExtent l="0" t="0" r="0" b="0"/>
+            <wp:docPr id="2012783101" name="Image 1"/>
+            <wp:cNvGraphicFramePr>
+              <a:graphicFrameLocks xmlns:a="http://schemas.openxmlformats.org/drawingml/2006/main" noChangeAspect="1"/>
+            </wp:cNvGraphicFramePr>
+            <a:graphic xmlns:a="http://schemas.openxmlformats.org/drawingml/2006/main">
+              <a:graphicData uri="http://schemas.openxmlformats.org/drawingml/2006/picture">
+                <pic:pic xmlns:pic="http://schemas.openxmlformats.org/drawingml/2006/picture">
+                  <pic:nvPicPr>
+                    <pic:cNvPr id="2012783101" name=""/>
+                    <pic:cNvPicPr/>
+                  </pic:nvPicPr>
+                  <pic:blipFill>
+                    <a:blip r:embed="rId14"/>
+                    <a:stretch>
+                      <a:fillRect/>
+                    </a:stretch>
+                  </pic:blipFill>
+                  <pic:spPr>
+                    <a:xfrm>
+                      <a:off x="0" y="0"/>
+                      <a:ext cx="1655090" cy="2477005"/>
+                    </a:xfrm>
+                    <a:prstGeom prst="rect">
+                      <a:avLst/>
+                    </a:prstGeom>
+                  </pic:spPr>
+                </pic:pic>
+              </a:graphicData>
+            </a:graphic>
+          </wp:inline>
+        </w:drawing>
+      </w:r>
+    </w:p>
     <w:p/>
     <w:p/>
     <w:p/>
@@ -86,7 +324,7 @@
       </w:r>
     </w:p>
     <w:p>
-      <w:hyperlink r:id="rId8" w:history="1">
+      <w:hyperlink r:id="rId15" w:history="1">
         <w:r>
           <w:rPr>
             <w:rStyle w:val="Lienhypertexte"/>
@@ -116,7 +354,7 @@
                     <pic:cNvPicPr/>
                   </pic:nvPicPr>
                   <pic:blipFill>
-                    <a:blip r:embed="rId9"/>
+                    <a:blip r:embed="rId16"/>
                     <a:stretch>
                       <a:fillRect/>
                     </a:stretch>
@@ -366,7 +604,7 @@
       <w:r>
         <w:t>="</w:t>
       </w:r>
-      <w:hyperlink r:id="rId10" w:history="1">
+      <w:hyperlink r:id="rId17" w:history="1">
         <w:r>
           <w:rPr>
             <w:rStyle w:val="Lienhypertexte"/>
@@ -545,7 +783,7 @@
       <w:r>
         <w:t>="</w:t>
       </w:r>
-      <w:hyperlink r:id="rId11" w:history="1">
+      <w:hyperlink r:id="rId18" w:history="1">
         <w:r>
           <w:rPr>
             <w:rStyle w:val="Lienhypertexte"/>
@@ -646,7 +884,7 @@
       </w:r>
     </w:p>
     <w:p>
-      <w:hyperlink r:id="rId12" w:history="1">
+      <w:hyperlink r:id="rId19" w:history="1">
         <w:r>
           <w:rPr>
             <w:rStyle w:val="Lienhypertexte"/>
@@ -676,7 +914,7 @@
                     <pic:cNvPicPr/>
                   </pic:nvPicPr>
                   <pic:blipFill>
-                    <a:blip r:embed="rId13"/>
+                    <a:blip r:embed="rId20"/>
                     <a:stretch>
                       <a:fillRect/>
                     </a:stretch>
@@ -1190,7 +1428,7 @@
       <w:r>
         <w:t>="</w:t>
       </w:r>
-      <w:hyperlink r:id="rId14" w:history="1">
+      <w:hyperlink r:id="rId21" w:history="1">
         <w:r>
           <w:rPr>
             <w:rStyle w:val="Lienhypertexte"/>
@@ -1460,6 +1698,7 @@
         <w:pStyle w:val="Listing"/>
       </w:pPr>
       <w:r>
+        <w:lastRenderedPageBreak/>
         <w:t>&lt;/</w:t>
       </w:r>
       <w:r>
@@ -1591,7 +1830,7 @@
       <w:r>
         <w:t>="</w:t>
       </w:r>
-      <w:hyperlink r:id="rId15" w:history="1">
+      <w:hyperlink r:id="rId22" w:history="1">
         <w:r>
           <w:rPr>
             <w:rStyle w:val="Lienhypertexte"/>
@@ -1762,7 +2001,7 @@
       </w:r>
     </w:p>
     <w:p>
-      <w:hyperlink r:id="rId16" w:history="1">
+      <w:hyperlink r:id="rId23" w:history="1">
         <w:r>
           <w:rPr>
             <w:rStyle w:val="Lienhypertexte"/>
@@ -1781,7 +2020,6 @@
         <w:rPr>
           <w:noProof/>
         </w:rPr>
-        <w:lastRenderedPageBreak/>
         <w:drawing>
           <wp:inline distT="0" distB="0" distL="0" distR="0" wp14:anchorId="238EFE88" wp14:editId="3FC76C31">
             <wp:extent cx="2315688" cy="3038386"/>
@@ -1798,7 +2036,7 @@
                     <pic:cNvPicPr/>
                   </pic:nvPicPr>
                   <pic:blipFill>
-                    <a:blip r:embed="rId17"/>
+                    <a:blip r:embed="rId24"/>
                     <a:stretch>
                       <a:fillRect/>
                     </a:stretch>
@@ -1844,7 +2082,7 @@
                     <pic:cNvPicPr/>
                   </pic:nvPicPr>
                   <pic:blipFill>
-                    <a:blip r:embed="rId18"/>
+                    <a:blip r:embed="rId25"/>
                     <a:stretch>
                       <a:fillRect/>
                     </a:stretch>
@@ -2135,7 +2373,7 @@
       </w:r>
     </w:p>
     <w:p>
-      <w:hyperlink r:id="rId19" w:history="1">
+      <w:hyperlink r:id="rId26" w:history="1">
         <w:r>
           <w:rPr>
             <w:rStyle w:val="Lienhypertexte"/>
@@ -2149,6 +2387,7 @@
         <w:rPr>
           <w:noProof/>
         </w:rPr>
+        <w:lastRenderedPageBreak/>
         <w:drawing>
           <wp:anchor distT="0" distB="0" distL="114300" distR="114300" simplePos="0" relativeHeight="251659264" behindDoc="0" locked="0" layoutInCell="1" allowOverlap="1" wp14:anchorId="6D6EDF01" wp14:editId="516E1183">
             <wp:simplePos x="688769" y="6507678"/>
@@ -2173,7 +2412,7 @@
                     <pic:cNvPicPr/>
                   </pic:nvPicPr>
                   <pic:blipFill>
-                    <a:blip r:embed="rId20">
+                    <a:blip r:embed="rId27">
                       <a:extLst>
                         <a:ext uri="{28A0092B-C50C-407E-A947-70E740481C1C}">
                           <a14:useLocalDpi xmlns:a14="http://schemas.microsoft.com/office/drawing/2010/main" val="0"/>
@@ -2876,7 +3115,7 @@
                     <pic:cNvPicPr/>
                   </pic:nvPicPr>
                   <pic:blipFill>
-                    <a:blip r:embed="rId21"/>
+                    <a:blip r:embed="rId28"/>
                     <a:stretch>
                       <a:fillRect/>
                     </a:stretch>
@@ -3716,6 +3955,7 @@
         <w:pStyle w:val="Listing"/>
       </w:pPr>
       <w:r>
+        <w:lastRenderedPageBreak/>
         <w:t>&lt;</w:t>
       </w:r>
       <w:proofErr w:type="gramStart"/>
@@ -3790,7 +4030,7 @@
       <w:r>
         <w:t>="</w:t>
       </w:r>
-      <w:hyperlink r:id="rId22" w:history="1">
+      <w:hyperlink r:id="rId29" w:history="1">
         <w:r>
           <w:rPr>
             <w:rStyle w:val="Lienhypertexte"/>
@@ -4370,7 +4610,6 @@
         <w:rPr>
           <w:noProof/>
         </w:rPr>
-        <w:lastRenderedPageBreak/>
         <w:drawing>
           <wp:inline distT="0" distB="0" distL="0" distR="0" wp14:anchorId="462C9620" wp14:editId="37882809">
             <wp:extent cx="2131621" cy="1728628"/>
@@ -4387,7 +4626,7 @@
                     <pic:cNvPicPr/>
                   </pic:nvPicPr>
                   <pic:blipFill>
-                    <a:blip r:embed="rId23"/>
+                    <a:blip r:embed="rId30"/>
                     <a:stretch>
                       <a:fillRect/>
                     </a:stretch>
@@ -4415,7 +4654,7 @@
       </w:r>
     </w:p>
     <w:p>
-      <w:hyperlink r:id="rId24" w:history="1">
+      <w:hyperlink r:id="rId31" w:history="1">
         <w:r>
           <w:rPr>
             <w:rStyle w:val="Lienhypertexte"/>
@@ -4445,7 +4684,7 @@
                     <pic:cNvPicPr/>
                   </pic:nvPicPr>
                   <pic:blipFill>
-                    <a:blip r:embed="rId25"/>
+                    <a:blip r:embed="rId32"/>
                     <a:stretch>
                       <a:fillRect/>
                     </a:stretch>
@@ -4472,7 +4711,7 @@
       </w:r>
     </w:p>
     <w:p>
-      <w:hyperlink r:id="rId26" w:history="1">
+      <w:hyperlink r:id="rId33" w:history="1">
         <w:r>
           <w:rPr>
             <w:rStyle w:val="Lienhypertexte"/>
@@ -4502,7 +4741,7 @@
                     <pic:cNvPicPr/>
                   </pic:nvPicPr>
                   <pic:blipFill>
-                    <a:blip r:embed="rId27"/>
+                    <a:blip r:embed="rId34"/>
                     <a:stretch>
                       <a:fillRect/>
                     </a:stretch>
@@ -4727,7 +4966,7 @@
       </w:r>
     </w:p>
     <w:p>
-      <w:hyperlink r:id="rId28" w:history="1">
+      <w:hyperlink r:id="rId35" w:history="1">
         <w:r>
           <w:rPr>
             <w:rStyle w:val="Lienhypertexte"/>
@@ -4741,7 +4980,6 @@
         <w:rPr>
           <w:noProof/>
         </w:rPr>
-        <w:lastRenderedPageBreak/>
         <w:drawing>
           <wp:inline distT="0" distB="0" distL="0" distR="0" wp14:anchorId="2F3CFEB6" wp14:editId="520464E8">
             <wp:extent cx="2066306" cy="1284818"/>
@@ -4758,7 +4996,7 @@
                     <pic:cNvPicPr/>
                   </pic:nvPicPr>
                   <pic:blipFill>
-                    <a:blip r:embed="rId29"/>
+                    <a:blip r:embed="rId36"/>
                     <a:stretch>
                       <a:fillRect/>
                     </a:stretch>
@@ -4782,7 +5020,7 @@
     <w:p/>
     <w:p/>
     <w:sectPr>
-      <w:headerReference w:type="default" r:id="rId30"/>
+      <w:headerReference w:type="default" r:id="rId37"/>
       <w:pgSz w:w="11906" w:h="16838"/>
       <w:pgMar w:top="1440" w:right="1080" w:bottom="1440" w:left="1080" w:header="708" w:footer="708" w:gutter="0"/>
       <w:cols w:space="708"/>

--- a/doc/NotesNRa3_formats.docx
+++ b/doc/NotesNRa3_formats.docx
@@ -83,6 +83,9 @@
     </w:p>
     <w:p>
       <w:r>
+        <w:rPr>
+          <w:noProof/>
+        </w:rPr>
         <w:drawing>
           <wp:inline distT="0" distB="0" distL="0" distR="0" wp14:anchorId="47009656" wp14:editId="32E0A682">
             <wp:extent cx="1914795" cy="3179928"/>
@@ -122,13 +125,7 @@
     </w:p>
     <w:p>
       <w:r>
-        <w:t xml:space="preserve">Avec </w:t>
-      </w:r>
-      <w:r>
-        <w:t>rubrique événements</w:t>
-      </w:r>
-      <w:r>
-        <w:t xml:space="preserve"> : </w:t>
+        <w:t xml:space="preserve">Avec rubrique événements : </w:t>
       </w:r>
       <w:hyperlink r:id="rId10" w:history="1">
         <w:r>
@@ -146,6 +143,9 @@
         </w:rPr>
       </w:pPr>
       <w:r>
+        <w:rPr>
+          <w:noProof/>
+        </w:rPr>
         <w:drawing>
           <wp:inline distT="0" distB="0" distL="0" distR="0" wp14:anchorId="5CC49712" wp14:editId="19B84487">
             <wp:extent cx="1889231" cy="4223982"/>
@@ -189,6 +189,9 @@
         <w:t xml:space="preserve"> </w:t>
       </w:r>
       <w:r>
+        <w:rPr>
+          <w:noProof/>
+        </w:rPr>
         <w:drawing>
           <wp:inline distT="0" distB="0" distL="0" distR="0" wp14:anchorId="43E9E1B8" wp14:editId="2F9F27FE">
             <wp:extent cx="2192792" cy="2102750"/>
@@ -258,6 +261,9 @@
     </w:p>
     <w:p>
       <w:r>
+        <w:rPr>
+          <w:noProof/>
+        </w:rPr>
         <w:drawing>
           <wp:inline distT="0" distB="0" distL="0" distR="0" wp14:anchorId="280E84C8" wp14:editId="3A62981B">
             <wp:extent cx="1646013" cy="2463421"/>
@@ -877,6 +883,455 @@
         <w:t>&gt;</w:t>
       </w:r>
     </w:p>
+    <w:p>
+      <w:proofErr w:type="gramStart"/>
+      <w:r>
+        <w:t>avec</w:t>
+      </w:r>
+      <w:proofErr w:type="gramEnd"/>
+      <w:r>
+        <w:t xml:space="preserve"> infos mariage : </w:t>
+      </w:r>
+      <w:hyperlink r:id="rId19" w:history="1">
+        <w:r>
+          <w:rPr>
+            <w:rStyle w:val="Lienhypertexte"/>
+          </w:rPr>
+          <w:t>file:///D:/Users/Nicolas/Documents/Python/geneanet/result/pages/gw.geneanet.org.evechevaleyre.lang=fr.pz=evelyne.nz=cassar.p=rafaele.n=brincat.oc=2.html</w:t>
+        </w:r>
+      </w:hyperlink>
+    </w:p>
+    <w:p>
+      <w:r>
+        <w:drawing>
+          <wp:inline distT="0" distB="0" distL="0" distR="0" wp14:anchorId="3596FFEE" wp14:editId="406AA45E">
+            <wp:extent cx="2446317" cy="579551"/>
+            <wp:effectExtent l="0" t="0" r="0" b="0"/>
+            <wp:docPr id="182516608" name="Image 1"/>
+            <wp:cNvGraphicFramePr>
+              <a:graphicFrameLocks xmlns:a="http://schemas.openxmlformats.org/drawingml/2006/main" noChangeAspect="1"/>
+            </wp:cNvGraphicFramePr>
+            <a:graphic xmlns:a="http://schemas.openxmlformats.org/drawingml/2006/main">
+              <a:graphicData uri="http://schemas.openxmlformats.org/drawingml/2006/picture">
+                <pic:pic xmlns:pic="http://schemas.openxmlformats.org/drawingml/2006/picture">
+                  <pic:nvPicPr>
+                    <pic:cNvPr id="182516608" name=""/>
+                    <pic:cNvPicPr/>
+                  </pic:nvPicPr>
+                  <pic:blipFill>
+                    <a:blip r:embed="rId20"/>
+                    <a:stretch>
+                      <a:fillRect/>
+                    </a:stretch>
+                  </pic:blipFill>
+                  <pic:spPr>
+                    <a:xfrm>
+                      <a:off x="0" y="0"/>
+                      <a:ext cx="2456970" cy="582075"/>
+                    </a:xfrm>
+                    <a:prstGeom prst="rect">
+                      <a:avLst/>
+                    </a:prstGeom>
+                  </pic:spPr>
+                </pic:pic>
+              </a:graphicData>
+            </a:graphic>
+          </wp:inline>
+        </w:drawing>
+      </w:r>
+    </w:p>
+    <w:p>
+      <w:pPr>
+        <w:pStyle w:val="Listing"/>
+      </w:pPr>
+      <w:proofErr w:type="gramStart"/>
+      <w:r>
+        <w:t>&lt;!--</w:t>
+      </w:r>
+      <w:proofErr w:type="gramEnd"/>
+      <w:r>
+        <w:t xml:space="preserve"> Parents </w:t>
+      </w:r>
+      <w:r>
+        <w:rPr>
+          <w:highlight w:val="yellow"/>
+        </w:rPr>
+        <w:t>complet</w:t>
+      </w:r>
+      <w:r>
+        <w:t xml:space="preserve"> --&gt;</w:t>
+      </w:r>
+    </w:p>
+    <w:p>
+      <w:pPr>
+        <w:pStyle w:val="Listing"/>
+      </w:pPr>
+      <w:r>
+        <w:t>&lt;</w:t>
+      </w:r>
+      <w:proofErr w:type="gramStart"/>
+      <w:r>
+        <w:t>h</w:t>
+      </w:r>
+      <w:proofErr w:type="gramEnd"/>
+      <w:r>
+        <w:t>2&gt;&lt;</w:t>
+      </w:r>
+      <w:proofErr w:type="spellStart"/>
+      <w:r>
+        <w:t>span</w:t>
+      </w:r>
+      <w:proofErr w:type="spellEnd"/>
+      <w:r>
+        <w:t xml:space="preserve"> class="</w:t>
+      </w:r>
+      <w:proofErr w:type="spellStart"/>
+      <w:r>
+        <w:t>htitle</w:t>
+      </w:r>
+      <w:proofErr w:type="spellEnd"/>
+      <w:r>
+        <w:t>"&gt;&amp;</w:t>
+      </w:r>
+      <w:proofErr w:type="spellStart"/>
+      <w:r>
+        <w:t>nbsp</w:t>
+      </w:r>
+      <w:proofErr w:type="spellEnd"/>
+      <w:r>
+        <w:t>;&lt;/</w:t>
+      </w:r>
+      <w:proofErr w:type="spellStart"/>
+      <w:r>
+        <w:t>span</w:t>
+      </w:r>
+      <w:proofErr w:type="spellEnd"/>
+      <w:r>
+        <w:t>&gt;&lt;</w:t>
+      </w:r>
+      <w:proofErr w:type="spellStart"/>
+      <w:r>
+        <w:t>span</w:t>
+      </w:r>
+      <w:proofErr w:type="spellEnd"/>
+      <w:r>
+        <w:t>&gt;Parents&lt;/</w:t>
+      </w:r>
+      <w:proofErr w:type="spellStart"/>
+      <w:r>
+        <w:t>span</w:t>
+      </w:r>
+      <w:proofErr w:type="spellEnd"/>
+      <w:r>
+        <w:t>&gt;&lt;/h2&gt;</w:t>
+      </w:r>
+    </w:p>
+    <w:p>
+      <w:pPr>
+        <w:pStyle w:val="Listing"/>
+      </w:pPr>
+      <w:r>
+        <w:t>&lt;</w:t>
+      </w:r>
+      <w:proofErr w:type="spellStart"/>
+      <w:proofErr w:type="gramStart"/>
+      <w:r>
+        <w:t>ul</w:t>
+      </w:r>
+      <w:proofErr w:type="spellEnd"/>
+      <w:proofErr w:type="gramEnd"/>
+      <w:r>
+        <w:t>&gt;</w:t>
+      </w:r>
+    </w:p>
+    <w:p>
+      <w:pPr>
+        <w:pStyle w:val="Listing"/>
+      </w:pPr>
+      <w:r>
+        <w:t>&lt;</w:t>
+      </w:r>
+      <w:proofErr w:type="gramStart"/>
+      <w:r>
+        <w:t>li</w:t>
+      </w:r>
+      <w:proofErr w:type="gramEnd"/>
+      <w:r>
+        <w:t xml:space="preserve"> style="</w:t>
+      </w:r>
+      <w:proofErr w:type="spellStart"/>
+      <w:r>
+        <w:t>vertical-align:middle;list-style-type:disc</w:t>
+      </w:r>
+      <w:proofErr w:type="spellEnd"/>
+      <w:r>
+        <w:t>" &gt;</w:t>
+      </w:r>
+    </w:p>
+    <w:p>
+      <w:pPr>
+        <w:pStyle w:val="Listing"/>
+      </w:pPr>
+      <w:r>
+        <w:t>&lt;</w:t>
+      </w:r>
+      <w:proofErr w:type="gramStart"/>
+      <w:r>
+        <w:t>a  href</w:t>
+      </w:r>
+      <w:proofErr w:type="gramEnd"/>
+      <w:r>
+        <w:t>="evechevaleyre?lang=fr&amp;pz=evelyne&amp;nz=cassar&amp;p=rafaele&amp;n=brincat"&gt;Rafaele BRINCAT&lt;/a&gt;&lt;</w:t>
+      </w:r>
+      <w:proofErr w:type="spellStart"/>
+      <w:r>
+        <w:t>span</w:t>
+      </w:r>
+      <w:proofErr w:type="spellEnd"/>
+      <w:r>
+        <w:t xml:space="preserve"> style="font-size: 90%"&gt;&lt;/</w:t>
+      </w:r>
+      <w:proofErr w:type="spellStart"/>
+      <w:r>
+        <w:t>span</w:t>
+      </w:r>
+      <w:proofErr w:type="spellEnd"/>
+      <w:r>
+        <w:t>&gt;</w:t>
+      </w:r>
+    </w:p>
+    <w:p>
+      <w:pPr>
+        <w:pStyle w:val="Listing"/>
+        <w:rPr>
+          <w:highlight w:val="yellow"/>
+        </w:rPr>
+      </w:pPr>
+      <w:r>
+        <w:t xml:space="preserve"> </w:t>
+      </w:r>
+      <w:r>
+        <w:rPr>
+          <w:highlight w:val="yellow"/>
+        </w:rPr>
+        <w:t>&lt;</w:t>
+      </w:r>
+      <w:proofErr w:type="spellStart"/>
+      <w:proofErr w:type="gramStart"/>
+      <w:r>
+        <w:rPr>
+          <w:highlight w:val="yellow"/>
+        </w:rPr>
+        <w:t>br</w:t>
+      </w:r>
+      <w:proofErr w:type="spellEnd"/>
+      <w:proofErr w:type="gramEnd"/>
+      <w:r>
+        <w:rPr>
+          <w:highlight w:val="yellow"/>
+        </w:rPr>
+        <w:t>&gt;</w:t>
+      </w:r>
+    </w:p>
+    <w:p>
+      <w:pPr>
+        <w:pStyle w:val="Listing"/>
+        <w:rPr>
+          <w:highlight w:val="yellow"/>
+        </w:rPr>
+      </w:pPr>
+      <w:r>
+        <w:rPr>
+          <w:highlight w:val="yellow"/>
+        </w:rPr>
+        <w:t>&lt;</w:t>
+      </w:r>
+      <w:proofErr w:type="spellStart"/>
+      <w:proofErr w:type="gramStart"/>
+      <w:r>
+        <w:rPr>
+          <w:highlight w:val="yellow"/>
+        </w:rPr>
+        <w:t>em</w:t>
+      </w:r>
+      <w:proofErr w:type="spellEnd"/>
+      <w:proofErr w:type="gramEnd"/>
+      <w:r>
+        <w:rPr>
+          <w:highlight w:val="yellow"/>
+        </w:rPr>
+        <w:t>&gt;Marié &lt;</w:t>
+      </w:r>
+      <w:proofErr w:type="spellStart"/>
+      <w:r>
+        <w:rPr>
+          <w:highlight w:val="yellow"/>
+        </w:rPr>
+        <w:t>em</w:t>
+      </w:r>
+      <w:proofErr w:type="spellEnd"/>
+      <w:r>
+        <w:rPr>
+          <w:highlight w:val="yellow"/>
+        </w:rPr>
+        <w:t xml:space="preserve">&gt;le&amp;nbsp;26&amp;nbsp;novembre&amp;nbsp;1776 (mardi), </w:t>
+      </w:r>
+      <w:proofErr w:type="spellStart"/>
+      <w:r>
+        <w:rPr>
+          <w:highlight w:val="yellow"/>
+        </w:rPr>
+        <w:t>S.Paolo</w:t>
+      </w:r>
+      <w:proofErr w:type="spellEnd"/>
+      <w:r>
+        <w:rPr>
+          <w:highlight w:val="yellow"/>
+        </w:rPr>
+        <w:t xml:space="preserve"> - Malte, , , ,, &lt;/</w:t>
+      </w:r>
+      <w:proofErr w:type="spellStart"/>
+      <w:r>
+        <w:rPr>
+          <w:highlight w:val="yellow"/>
+        </w:rPr>
+        <w:t>em</w:t>
+      </w:r>
+      <w:proofErr w:type="spellEnd"/>
+      <w:r>
+        <w:rPr>
+          <w:highlight w:val="yellow"/>
+        </w:rPr>
+        <w:t>&gt;</w:t>
+      </w:r>
+    </w:p>
+    <w:p>
+      <w:pPr>
+        <w:pStyle w:val="Listing"/>
+      </w:pPr>
+      <w:r>
+        <w:rPr>
+          <w:highlight w:val="yellow"/>
+        </w:rPr>
+        <w:t xml:space="preserve"> </w:t>
+      </w:r>
+      <w:proofErr w:type="gramStart"/>
+      <w:r>
+        <w:rPr>
+          <w:highlight w:val="yellow"/>
+        </w:rPr>
+        <w:t>avec</w:t>
+      </w:r>
+      <w:proofErr w:type="gramEnd"/>
+      <w:r>
+        <w:rPr>
+          <w:highlight w:val="yellow"/>
+        </w:rPr>
+        <w:t>&lt;/</w:t>
+      </w:r>
+      <w:proofErr w:type="spellStart"/>
+      <w:r>
+        <w:rPr>
+          <w:highlight w:val="yellow"/>
+        </w:rPr>
+        <w:t>em</w:t>
+      </w:r>
+      <w:proofErr w:type="spellEnd"/>
+      <w:r>
+        <w:rPr>
+          <w:highlight w:val="yellow"/>
+        </w:rPr>
+        <w:t>&gt;</w:t>
+      </w:r>
+    </w:p>
+    <w:p>
+      <w:pPr>
+        <w:pStyle w:val="Listing"/>
+      </w:pPr>
+      <w:r>
+        <w:t>&lt;/li&gt;</w:t>
+      </w:r>
+    </w:p>
+    <w:p>
+      <w:pPr>
+        <w:pStyle w:val="Listing"/>
+      </w:pPr>
+      <w:r>
+        <w:t>&lt;</w:t>
+      </w:r>
+      <w:proofErr w:type="gramStart"/>
+      <w:r>
+        <w:t>li</w:t>
+      </w:r>
+      <w:proofErr w:type="gramEnd"/>
+      <w:r>
+        <w:t xml:space="preserve"> style="</w:t>
+      </w:r>
+      <w:proofErr w:type="spellStart"/>
+      <w:r>
+        <w:t>vertical-align:middle;list-style-type:disc</w:t>
+      </w:r>
+      <w:proofErr w:type="spellEnd"/>
+      <w:r>
+        <w:t>" &gt;</w:t>
+      </w:r>
+    </w:p>
+    <w:p>
+      <w:pPr>
+        <w:pStyle w:val="Listing"/>
+      </w:pPr>
+      <w:r>
+        <w:t>&lt;</w:t>
+      </w:r>
+      <w:proofErr w:type="gramStart"/>
+      <w:r>
+        <w:t>a  href</w:t>
+      </w:r>
+      <w:proofErr w:type="gramEnd"/>
+      <w:r>
+        <w:t>="evechevaleyre?lang=fr&amp;pz=evelyne&amp;nz=cassar&amp;p=margarita&amp;n=attard&amp;oc=3"&gt;Margarita ATTARD&lt;/a&gt;&lt;</w:t>
+      </w:r>
+      <w:proofErr w:type="spellStart"/>
+      <w:r>
+        <w:t>span</w:t>
+      </w:r>
+      <w:proofErr w:type="spellEnd"/>
+      <w:r>
+        <w:t xml:space="preserve"> style="font-size: 90%"&gt;&lt;/</w:t>
+      </w:r>
+      <w:proofErr w:type="spellStart"/>
+      <w:r>
+        <w:t>span</w:t>
+      </w:r>
+      <w:proofErr w:type="spellEnd"/>
+      <w:r>
+        <w:t>&gt;</w:t>
+      </w:r>
+    </w:p>
+    <w:p>
+      <w:pPr>
+        <w:pStyle w:val="Listing"/>
+      </w:pPr>
+      <w:r>
+        <w:t xml:space="preserve"> &lt;/li&gt;</w:t>
+      </w:r>
+    </w:p>
+    <w:p>
+      <w:pPr>
+        <w:pStyle w:val="Listing"/>
+      </w:pPr>
+      <w:r>
+        <w:t>&lt;/</w:t>
+      </w:r>
+      <w:proofErr w:type="spellStart"/>
+      <w:r>
+        <w:t>ul</w:t>
+      </w:r>
+      <w:proofErr w:type="spellEnd"/>
+      <w:r>
+        <w:t>&gt;</w:t>
+      </w:r>
+    </w:p>
     <w:p/>
     <w:p>
       <w:r>
@@ -884,7 +1339,7 @@
       </w:r>
     </w:p>
     <w:p>
-      <w:hyperlink r:id="rId19" w:history="1">
+      <w:hyperlink r:id="rId21" w:history="1">
         <w:r>
           <w:rPr>
             <w:rStyle w:val="Lienhypertexte"/>
@@ -898,6 +1353,7 @@
         <w:rPr>
           <w:noProof/>
         </w:rPr>
+        <w:lastRenderedPageBreak/>
         <w:drawing>
           <wp:inline distT="0" distB="0" distL="0" distR="0" wp14:anchorId="79A31657" wp14:editId="009D09D6">
             <wp:extent cx="4745479" cy="427512"/>
@@ -914,7 +1370,7 @@
                     <pic:cNvPicPr/>
                   </pic:nvPicPr>
                   <pic:blipFill>
-                    <a:blip r:embed="rId20"/>
+                    <a:blip r:embed="rId22"/>
                     <a:stretch>
                       <a:fillRect/>
                     </a:stretch>
@@ -1428,7 +1884,7 @@
       <w:r>
         <w:t>="</w:t>
       </w:r>
-      <w:hyperlink r:id="rId21" w:history="1">
+      <w:hyperlink r:id="rId23" w:history="1">
         <w:r>
           <w:rPr>
             <w:rStyle w:val="Lienhypertexte"/>
@@ -1698,7 +2154,6 @@
         <w:pStyle w:val="Listing"/>
       </w:pPr>
       <w:r>
-        <w:lastRenderedPageBreak/>
         <w:t>&lt;/</w:t>
       </w:r>
       <w:r>
@@ -1830,7 +2285,7 @@
       <w:r>
         <w:t>="</w:t>
       </w:r>
-      <w:hyperlink r:id="rId22" w:history="1">
+      <w:hyperlink r:id="rId24" w:history="1">
         <w:r>
           <w:rPr>
             <w:rStyle w:val="Lienhypertexte"/>
@@ -2001,7 +2456,7 @@
       </w:r>
     </w:p>
     <w:p>
-      <w:hyperlink r:id="rId23" w:history="1">
+      <w:hyperlink r:id="rId25" w:history="1">
         <w:r>
           <w:rPr>
             <w:rStyle w:val="Lienhypertexte"/>
@@ -2036,7 +2491,7 @@
                     <pic:cNvPicPr/>
                   </pic:nvPicPr>
                   <pic:blipFill>
-                    <a:blip r:embed="rId24"/>
+                    <a:blip r:embed="rId26"/>
                     <a:stretch>
                       <a:fillRect/>
                     </a:stretch>
@@ -2082,7 +2537,7 @@
                     <pic:cNvPicPr/>
                   </pic:nvPicPr>
                   <pic:blipFill>
-                    <a:blip r:embed="rId25"/>
+                    <a:blip r:embed="rId27"/>
                     <a:stretch>
                       <a:fillRect/>
                     </a:stretch>
@@ -2177,6 +2632,7 @@
         <w:rPr>
           <w:noProof/>
         </w:rPr>
+        <w:lastRenderedPageBreak/>
         <w:t>&lt;td valign="top"&gt;</w:t>
       </w:r>
     </w:p>
@@ -2373,7 +2829,7 @@
       </w:r>
     </w:p>
     <w:p>
-      <w:hyperlink r:id="rId26" w:history="1">
+      <w:hyperlink r:id="rId28" w:history="1">
         <w:r>
           <w:rPr>
             <w:rStyle w:val="Lienhypertexte"/>
@@ -2387,7 +2843,6 @@
         <w:rPr>
           <w:noProof/>
         </w:rPr>
-        <w:lastRenderedPageBreak/>
         <w:drawing>
           <wp:anchor distT="0" distB="0" distL="114300" distR="114300" simplePos="0" relativeHeight="251659264" behindDoc="0" locked="0" layoutInCell="1" allowOverlap="1" wp14:anchorId="6D6EDF01" wp14:editId="516E1183">
             <wp:simplePos x="688769" y="6507678"/>
@@ -2412,7 +2867,7 @@
                     <pic:cNvPicPr/>
                   </pic:nvPicPr>
                   <pic:blipFill>
-                    <a:blip r:embed="rId27">
+                    <a:blip r:embed="rId29">
                       <a:extLst>
                         <a:ext uri="{28A0092B-C50C-407E-A947-70E740481C1C}">
                           <a14:useLocalDpi xmlns:a14="http://schemas.microsoft.com/office/drawing/2010/main" val="0"/>
@@ -3115,7 +3570,7 @@
                     <pic:cNvPicPr/>
                   </pic:nvPicPr>
                   <pic:blipFill>
-                    <a:blip r:embed="rId28"/>
+                    <a:blip r:embed="rId30"/>
                     <a:stretch>
                       <a:fillRect/>
                     </a:stretch>
@@ -3540,429 +3995,429 @@
         <w:rPr>
           <w:highlight w:val="yellow"/>
         </w:rPr>
-        <w:t>&lt;</w:t>
-      </w:r>
-      <w:proofErr w:type="spellStart"/>
-      <w:proofErr w:type="gramStart"/>
-      <w:r>
-        <w:rPr>
-          <w:highlight w:val="yellow"/>
-        </w:rPr>
-        <w:t>em</w:t>
-      </w:r>
-      <w:proofErr w:type="spellEnd"/>
-      <w:proofErr w:type="gramEnd"/>
-      <w:r>
-        <w:rPr>
-          <w:highlight w:val="yellow"/>
-        </w:rPr>
-        <w:t>&gt;</w:t>
-      </w:r>
-    </w:p>
-    <w:p>
-      <w:pPr>
-        <w:pStyle w:val="Listing"/>
-        <w:rPr>
-          <w:highlight w:val="yellow"/>
-        </w:rPr>
-      </w:pPr>
-      <w:r>
-        <w:rPr>
-          <w:highlight w:val="yellow"/>
-        </w:rPr>
-        <w:t>&lt;</w:t>
-      </w:r>
-      <w:proofErr w:type="gramStart"/>
-      <w:r>
-        <w:rPr>
-          <w:highlight w:val="yellow"/>
-        </w:rPr>
-        <w:t>a</w:t>
-      </w:r>
-      <w:proofErr w:type="gramEnd"/>
-      <w:r>
-        <w:rPr>
-          <w:highlight w:val="yellow"/>
-        </w:rPr>
-        <w:t xml:space="preserve"> href="nraibaut2_w?lang=fr&amp;m=TT&amp;sm=S&amp;t=Titre+de+G%C3%A9rard&amp;p="&gt;Titre de Gérard &lt;/a&gt; (Note1 sur le titre)&lt;/</w:t>
-      </w:r>
-      <w:proofErr w:type="spellStart"/>
-      <w:r>
-        <w:rPr>
-          <w:highlight w:val="yellow"/>
-        </w:rPr>
-        <w:t>em</w:t>
-      </w:r>
-      <w:proofErr w:type="spellEnd"/>
-      <w:r>
-        <w:rPr>
-          <w:highlight w:val="yellow"/>
-        </w:rPr>
-        <w:t>&gt;</w:t>
-      </w:r>
-    </w:p>
-    <w:p>
-      <w:pPr>
-        <w:pStyle w:val="Listing"/>
-      </w:pPr>
-      <w:r>
-        <w:rPr>
-          <w:highlight w:val="yellow"/>
-        </w:rPr>
-        <w:t>&lt;</w:t>
-      </w:r>
-      <w:proofErr w:type="spellStart"/>
-      <w:proofErr w:type="gramStart"/>
-      <w:r>
-        <w:rPr>
-          <w:highlight w:val="yellow"/>
-        </w:rPr>
-        <w:t>br</w:t>
-      </w:r>
-      <w:proofErr w:type="spellEnd"/>
-      <w:proofErr w:type="gramEnd"/>
-      <w:r>
-        <w:rPr>
-          <w:highlight w:val="yellow"/>
-        </w:rPr>
-        <w:t xml:space="preserve"> class="</w:t>
-      </w:r>
-      <w:proofErr w:type="spellStart"/>
-      <w:r>
-        <w:rPr>
-          <w:highlight w:val="yellow"/>
-        </w:rPr>
-        <w:t>separateur</w:t>
-      </w:r>
-      <w:proofErr w:type="spellEnd"/>
-      <w:r>
-        <w:rPr>
-          <w:highlight w:val="yellow"/>
-        </w:rPr>
-        <w:t>"&gt;&lt;</w:t>
-      </w:r>
-      <w:proofErr w:type="spellStart"/>
-      <w:r>
-        <w:rPr>
-          <w:highlight w:val="yellow"/>
-        </w:rPr>
-        <w:t>br</w:t>
-      </w:r>
-      <w:proofErr w:type="spellEnd"/>
-      <w:r>
-        <w:rPr>
-          <w:highlight w:val="yellow"/>
-        </w:rPr>
-        <w:t xml:space="preserve"> &gt;</w:t>
-      </w:r>
-    </w:p>
-    <w:p>
-      <w:pPr>
-        <w:pStyle w:val="Listing"/>
-      </w:pPr>
-      <w:r>
-        <w:t>&lt;</w:t>
-      </w:r>
-      <w:proofErr w:type="spellStart"/>
-      <w:proofErr w:type="gramStart"/>
-      <w:r>
-        <w:t>ul</w:t>
-      </w:r>
-      <w:proofErr w:type="spellEnd"/>
-      <w:proofErr w:type="gramEnd"/>
-      <w:r>
-        <w:t>&gt;</w:t>
-      </w:r>
-    </w:p>
-    <w:p>
-      <w:pPr>
-        <w:pStyle w:val="Listing"/>
-      </w:pPr>
-      <w:r>
-        <w:t>&lt;</w:t>
-      </w:r>
-      <w:proofErr w:type="gramStart"/>
-      <w:r>
-        <w:t>li</w:t>
-      </w:r>
-      <w:proofErr w:type="gramEnd"/>
-      <w:r>
-        <w:t>&gt;Né le&amp;nbsp;22&amp;nbsp;mars&amp;nbsp;1982 - Paris, France&lt;/li&gt;</w:t>
-      </w:r>
-    </w:p>
-    <w:p>
-      <w:pPr>
-        <w:pStyle w:val="Listing"/>
-      </w:pPr>
-      <w:r>
-        <w:t>&lt;</w:t>
-      </w:r>
-      <w:proofErr w:type="gramStart"/>
-      <w:r>
-        <w:t>li</w:t>
-      </w:r>
-      <w:proofErr w:type="gramEnd"/>
-      <w:r>
-        <w:t>&gt;Baptisé le&amp;nbsp;18&amp;nbsp;mai&amp;nbsp;1982 - Paris, France&lt;/li&gt;</w:t>
-      </w:r>
-    </w:p>
-    <w:p>
-      <w:pPr>
-        <w:pStyle w:val="Listing"/>
-      </w:pPr>
-      <w:r>
-        <w:t>&lt;</w:t>
-      </w:r>
-      <w:proofErr w:type="gramStart"/>
-      <w:r>
-        <w:t>li</w:t>
-      </w:r>
-      <w:proofErr w:type="gramEnd"/>
-      <w:r>
-        <w:t>&gt;Décédé le&amp;nbsp;10&amp;nbsp;avril&amp;nbsp;1992 - Nice, FRANCE,</w:t>
-      </w:r>
-    </w:p>
-    <w:p>
-      <w:pPr>
-        <w:pStyle w:val="Listing"/>
-      </w:pPr>
-      <w:proofErr w:type="gramStart"/>
-      <w:r>
-        <w:t>à</w:t>
-      </w:r>
-      <w:proofErr w:type="gramEnd"/>
-      <w:r>
-        <w:t xml:space="preserve"> l'âge de 10 ans&lt;/li&gt;</w:t>
-      </w:r>
-    </w:p>
-    <w:p>
-      <w:pPr>
-        <w:pStyle w:val="Listing"/>
-      </w:pPr>
-      <w:r>
-        <w:t>&lt;</w:t>
-      </w:r>
-      <w:proofErr w:type="gramStart"/>
-      <w:r>
-        <w:t>li</w:t>
-      </w:r>
-      <w:proofErr w:type="gramEnd"/>
-      <w:r>
-        <w:t>&gt;Inhumé le&amp;nbsp;11&amp;nbsp;avril&amp;nbsp;1992 - Nice, FRANCE&lt;/li&gt;</w:t>
-      </w:r>
-    </w:p>
-    <w:p>
-      <w:pPr>
-        <w:pStyle w:val="Listing"/>
-      </w:pPr>
-      <w:r>
-        <w:t>&lt;</w:t>
-      </w:r>
-      <w:proofErr w:type="gramStart"/>
-      <w:r>
-        <w:t>li</w:t>
-      </w:r>
-      <w:proofErr w:type="gramEnd"/>
-      <w:r>
-        <w:t>&gt;Profession de Gérard&lt;/li&gt;</w:t>
-      </w:r>
-    </w:p>
-    <w:p>
-      <w:pPr>
-        <w:pStyle w:val="Listing"/>
-      </w:pPr>
-      <w:r>
-        <w:t>&lt;/</w:t>
-      </w:r>
-      <w:proofErr w:type="spellStart"/>
-      <w:r>
-        <w:t>ul</w:t>
-      </w:r>
-      <w:proofErr w:type="spellEnd"/>
-      <w:r>
-        <w:t>&gt;</w:t>
-      </w:r>
-    </w:p>
-    <w:p>
-      <w:proofErr w:type="gramStart"/>
-      <w:r>
-        <w:t>alors</w:t>
-      </w:r>
-      <w:proofErr w:type="gramEnd"/>
-      <w:r>
-        <w:t xml:space="preserve"> que cas sans titre :</w:t>
-      </w:r>
-    </w:p>
-    <w:p>
-      <w:proofErr w:type="spellStart"/>
-      <w:proofErr w:type="gramStart"/>
-      <w:r>
-        <w:t>view</w:t>
-      </w:r>
-      <w:proofErr w:type="gramEnd"/>
-      <w:r>
-        <w:t>-source:https</w:t>
-      </w:r>
-      <w:proofErr w:type="spellEnd"/>
-      <w:r>
-        <w:t>://gw.geneanet.org/</w:t>
-      </w:r>
-      <w:proofErr w:type="spellStart"/>
-      <w:r>
-        <w:t>fbiet?n</w:t>
-      </w:r>
-      <w:proofErr w:type="spellEnd"/>
-      <w:r>
-        <w:t>=</w:t>
-      </w:r>
-      <w:proofErr w:type="spellStart"/>
-      <w:r>
-        <w:t>rochet&amp;p</w:t>
-      </w:r>
-      <w:proofErr w:type="spellEnd"/>
-      <w:r>
-        <w:t>=</w:t>
-      </w:r>
-      <w:proofErr w:type="spellStart"/>
-      <w:r>
-        <w:t>didier&amp;oc</w:t>
-      </w:r>
-      <w:proofErr w:type="spellEnd"/>
-      <w:r>
-        <w:t>=0</w:t>
-      </w:r>
-    </w:p>
-    <w:p>
-      <w:pPr>
-        <w:pStyle w:val="Listing"/>
-      </w:pPr>
-      <w:proofErr w:type="gramStart"/>
-      <w:r>
-        <w:rPr>
-          <w:rStyle w:val="comment"/>
-          <w:rFonts w:eastAsiaTheme="majorEastAsia"/>
-        </w:rPr>
-        <w:t>&lt;!--</w:t>
-      </w:r>
-      <w:proofErr w:type="gramEnd"/>
-      <w:r>
-        <w:rPr>
-          <w:rStyle w:val="comment"/>
-          <w:rFonts w:eastAsiaTheme="majorEastAsia"/>
-        </w:rPr>
-        <w:t xml:space="preserve">  Portrait --&gt;</w:t>
-      </w:r>
-    </w:p>
-    <w:p>
-      <w:pPr>
-        <w:pStyle w:val="Listing"/>
-      </w:pPr>
-      <w:r>
-        <w:t>&lt;</w:t>
-      </w:r>
-      <w:proofErr w:type="gramStart"/>
-      <w:r>
-        <w:rPr>
-          <w:rStyle w:val="start-tag"/>
-        </w:rPr>
-        <w:t>div</w:t>
-      </w:r>
-      <w:proofErr w:type="gramEnd"/>
-      <w:r>
-        <w:t xml:space="preserve"> </w:t>
-      </w:r>
-      <w:r>
-        <w:rPr>
-          <w:rStyle w:val="attribute-name"/>
-        </w:rPr>
-        <w:t>id</w:t>
-      </w:r>
-      <w:r>
-        <w:t>="</w:t>
-      </w:r>
-      <w:proofErr w:type="spellStart"/>
-      <w:r>
-        <w:t>person-title</w:t>
-      </w:r>
-      <w:proofErr w:type="spellEnd"/>
-      <w:r>
-        <w:t xml:space="preserve">" </w:t>
-      </w:r>
-      <w:r>
-        <w:rPr>
-          <w:rStyle w:val="attribute-name"/>
-        </w:rPr>
-        <w:t>class</w:t>
-      </w:r>
-      <w:r>
-        <w:t>="</w:t>
-      </w:r>
-      <w:proofErr w:type="spellStart"/>
-      <w:r>
-        <w:t>row</w:t>
-      </w:r>
-      <w:proofErr w:type="spellEnd"/>
-      <w:r>
-        <w:t xml:space="preserve"> </w:t>
-      </w:r>
-      <w:proofErr w:type="spellStart"/>
-      <w:r>
-        <w:t>clearfix</w:t>
-      </w:r>
-      <w:proofErr w:type="spellEnd"/>
-      <w:r>
-        <w:t>"&gt;</w:t>
-      </w:r>
-    </w:p>
-    <w:p>
-      <w:pPr>
-        <w:pStyle w:val="Listing"/>
-      </w:pPr>
-      <w:r>
-        <w:t>&lt;</w:t>
-      </w:r>
-      <w:proofErr w:type="gramStart"/>
-      <w:r>
-        <w:rPr>
-          <w:rStyle w:val="start-tag"/>
-        </w:rPr>
-        <w:t>div</w:t>
-      </w:r>
-      <w:proofErr w:type="gramEnd"/>
-      <w:r>
-        <w:t xml:space="preserve"> </w:t>
-      </w:r>
-      <w:r>
-        <w:rPr>
-          <w:rStyle w:val="attribute-name"/>
-        </w:rPr>
-        <w:t>class</w:t>
-      </w:r>
-      <w:r>
-        <w:t>="</w:t>
-      </w:r>
-      <w:proofErr w:type="spellStart"/>
-      <w:r>
-        <w:t>columns</w:t>
-      </w:r>
-      <w:proofErr w:type="spellEnd"/>
-      <w:r>
-        <w:t>"&gt;</w:t>
-      </w:r>
-    </w:p>
-    <w:p>
-      <w:pPr>
-        <w:pStyle w:val="Listing"/>
-      </w:pPr>
-      <w:r>
         <w:lastRenderedPageBreak/>
         <w:t>&lt;</w:t>
       </w:r>
+      <w:proofErr w:type="spellStart"/>
+      <w:proofErr w:type="gramStart"/>
+      <w:r>
+        <w:rPr>
+          <w:highlight w:val="yellow"/>
+        </w:rPr>
+        <w:t>em</w:t>
+      </w:r>
+      <w:proofErr w:type="spellEnd"/>
+      <w:proofErr w:type="gramEnd"/>
+      <w:r>
+        <w:rPr>
+          <w:highlight w:val="yellow"/>
+        </w:rPr>
+        <w:t>&gt;</w:t>
+      </w:r>
+    </w:p>
+    <w:p>
+      <w:pPr>
+        <w:pStyle w:val="Listing"/>
+        <w:rPr>
+          <w:highlight w:val="yellow"/>
+        </w:rPr>
+      </w:pPr>
+      <w:r>
+        <w:rPr>
+          <w:highlight w:val="yellow"/>
+        </w:rPr>
+        <w:t>&lt;</w:t>
+      </w:r>
+      <w:proofErr w:type="gramStart"/>
+      <w:r>
+        <w:rPr>
+          <w:highlight w:val="yellow"/>
+        </w:rPr>
+        <w:t>a</w:t>
+      </w:r>
+      <w:proofErr w:type="gramEnd"/>
+      <w:r>
+        <w:rPr>
+          <w:highlight w:val="yellow"/>
+        </w:rPr>
+        <w:t xml:space="preserve"> href="nraibaut2_w?lang=fr&amp;m=TT&amp;sm=S&amp;t=Titre+de+G%C3%A9rard&amp;p="&gt;Titre de Gérard &lt;/a&gt; (Note1 sur le titre)&lt;/</w:t>
+      </w:r>
+      <w:proofErr w:type="spellStart"/>
+      <w:r>
+        <w:rPr>
+          <w:highlight w:val="yellow"/>
+        </w:rPr>
+        <w:t>em</w:t>
+      </w:r>
+      <w:proofErr w:type="spellEnd"/>
+      <w:r>
+        <w:rPr>
+          <w:highlight w:val="yellow"/>
+        </w:rPr>
+        <w:t>&gt;</w:t>
+      </w:r>
+    </w:p>
+    <w:p>
+      <w:pPr>
+        <w:pStyle w:val="Listing"/>
+      </w:pPr>
+      <w:r>
+        <w:rPr>
+          <w:highlight w:val="yellow"/>
+        </w:rPr>
+        <w:t>&lt;</w:t>
+      </w:r>
+      <w:proofErr w:type="spellStart"/>
+      <w:proofErr w:type="gramStart"/>
+      <w:r>
+        <w:rPr>
+          <w:highlight w:val="yellow"/>
+        </w:rPr>
+        <w:t>br</w:t>
+      </w:r>
+      <w:proofErr w:type="spellEnd"/>
+      <w:proofErr w:type="gramEnd"/>
+      <w:r>
+        <w:rPr>
+          <w:highlight w:val="yellow"/>
+        </w:rPr>
+        <w:t xml:space="preserve"> class="</w:t>
+      </w:r>
+      <w:proofErr w:type="spellStart"/>
+      <w:r>
+        <w:rPr>
+          <w:highlight w:val="yellow"/>
+        </w:rPr>
+        <w:t>separateur</w:t>
+      </w:r>
+      <w:proofErr w:type="spellEnd"/>
+      <w:r>
+        <w:rPr>
+          <w:highlight w:val="yellow"/>
+        </w:rPr>
+        <w:t>"&gt;&lt;</w:t>
+      </w:r>
+      <w:proofErr w:type="spellStart"/>
+      <w:r>
+        <w:rPr>
+          <w:highlight w:val="yellow"/>
+        </w:rPr>
+        <w:t>br</w:t>
+      </w:r>
+      <w:proofErr w:type="spellEnd"/>
+      <w:r>
+        <w:rPr>
+          <w:highlight w:val="yellow"/>
+        </w:rPr>
+        <w:t xml:space="preserve"> &gt;</w:t>
+      </w:r>
+    </w:p>
+    <w:p>
+      <w:pPr>
+        <w:pStyle w:val="Listing"/>
+      </w:pPr>
+      <w:r>
+        <w:t>&lt;</w:t>
+      </w:r>
+      <w:proofErr w:type="spellStart"/>
+      <w:proofErr w:type="gramStart"/>
+      <w:r>
+        <w:t>ul</w:t>
+      </w:r>
+      <w:proofErr w:type="spellEnd"/>
+      <w:proofErr w:type="gramEnd"/>
+      <w:r>
+        <w:t>&gt;</w:t>
+      </w:r>
+    </w:p>
+    <w:p>
+      <w:pPr>
+        <w:pStyle w:val="Listing"/>
+      </w:pPr>
+      <w:r>
+        <w:t>&lt;</w:t>
+      </w:r>
+      <w:proofErr w:type="gramStart"/>
+      <w:r>
+        <w:t>li</w:t>
+      </w:r>
+      <w:proofErr w:type="gramEnd"/>
+      <w:r>
+        <w:t>&gt;Né le&amp;nbsp;22&amp;nbsp;mars&amp;nbsp;1982 - Paris, France&lt;/li&gt;</w:t>
+      </w:r>
+    </w:p>
+    <w:p>
+      <w:pPr>
+        <w:pStyle w:val="Listing"/>
+      </w:pPr>
+      <w:r>
+        <w:t>&lt;</w:t>
+      </w:r>
+      <w:proofErr w:type="gramStart"/>
+      <w:r>
+        <w:t>li</w:t>
+      </w:r>
+      <w:proofErr w:type="gramEnd"/>
+      <w:r>
+        <w:t>&gt;Baptisé le&amp;nbsp;18&amp;nbsp;mai&amp;nbsp;1982 - Paris, France&lt;/li&gt;</w:t>
+      </w:r>
+    </w:p>
+    <w:p>
+      <w:pPr>
+        <w:pStyle w:val="Listing"/>
+      </w:pPr>
+      <w:r>
+        <w:t>&lt;</w:t>
+      </w:r>
+      <w:proofErr w:type="gramStart"/>
+      <w:r>
+        <w:t>li</w:t>
+      </w:r>
+      <w:proofErr w:type="gramEnd"/>
+      <w:r>
+        <w:t>&gt;Décédé le&amp;nbsp;10&amp;nbsp;avril&amp;nbsp;1992 - Nice, FRANCE,</w:t>
+      </w:r>
+    </w:p>
+    <w:p>
+      <w:pPr>
+        <w:pStyle w:val="Listing"/>
+      </w:pPr>
+      <w:proofErr w:type="gramStart"/>
+      <w:r>
+        <w:t>à</w:t>
+      </w:r>
+      <w:proofErr w:type="gramEnd"/>
+      <w:r>
+        <w:t xml:space="preserve"> l'âge de 10 ans&lt;/li&gt;</w:t>
+      </w:r>
+    </w:p>
+    <w:p>
+      <w:pPr>
+        <w:pStyle w:val="Listing"/>
+      </w:pPr>
+      <w:r>
+        <w:t>&lt;</w:t>
+      </w:r>
+      <w:proofErr w:type="gramStart"/>
+      <w:r>
+        <w:t>li</w:t>
+      </w:r>
+      <w:proofErr w:type="gramEnd"/>
+      <w:r>
+        <w:t>&gt;Inhumé le&amp;nbsp;11&amp;nbsp;avril&amp;nbsp;1992 - Nice, FRANCE&lt;/li&gt;</w:t>
+      </w:r>
+    </w:p>
+    <w:p>
+      <w:pPr>
+        <w:pStyle w:val="Listing"/>
+      </w:pPr>
+      <w:r>
+        <w:t>&lt;</w:t>
+      </w:r>
+      <w:proofErr w:type="gramStart"/>
+      <w:r>
+        <w:t>li</w:t>
+      </w:r>
+      <w:proofErr w:type="gramEnd"/>
+      <w:r>
+        <w:t>&gt;Profession de Gérard&lt;/li&gt;</w:t>
+      </w:r>
+    </w:p>
+    <w:p>
+      <w:pPr>
+        <w:pStyle w:val="Listing"/>
+      </w:pPr>
+      <w:r>
+        <w:t>&lt;/</w:t>
+      </w:r>
+      <w:proofErr w:type="spellStart"/>
+      <w:r>
+        <w:t>ul</w:t>
+      </w:r>
+      <w:proofErr w:type="spellEnd"/>
+      <w:r>
+        <w:t>&gt;</w:t>
+      </w:r>
+    </w:p>
+    <w:p>
+      <w:proofErr w:type="gramStart"/>
+      <w:r>
+        <w:t>alors</w:t>
+      </w:r>
+      <w:proofErr w:type="gramEnd"/>
+      <w:r>
+        <w:t xml:space="preserve"> que cas sans titre :</w:t>
+      </w:r>
+    </w:p>
+    <w:p>
+      <w:proofErr w:type="spellStart"/>
+      <w:proofErr w:type="gramStart"/>
+      <w:r>
+        <w:t>view</w:t>
+      </w:r>
+      <w:proofErr w:type="gramEnd"/>
+      <w:r>
+        <w:t>-source:https</w:t>
+      </w:r>
+      <w:proofErr w:type="spellEnd"/>
+      <w:r>
+        <w:t>://gw.geneanet.org/</w:t>
+      </w:r>
+      <w:proofErr w:type="spellStart"/>
+      <w:r>
+        <w:t>fbiet?n</w:t>
+      </w:r>
+      <w:proofErr w:type="spellEnd"/>
+      <w:r>
+        <w:t>=</w:t>
+      </w:r>
+      <w:proofErr w:type="spellStart"/>
+      <w:r>
+        <w:t>rochet&amp;p</w:t>
+      </w:r>
+      <w:proofErr w:type="spellEnd"/>
+      <w:r>
+        <w:t>=</w:t>
+      </w:r>
+      <w:proofErr w:type="spellStart"/>
+      <w:r>
+        <w:t>didier&amp;oc</w:t>
+      </w:r>
+      <w:proofErr w:type="spellEnd"/>
+      <w:r>
+        <w:t>=0</w:t>
+      </w:r>
+    </w:p>
+    <w:p>
+      <w:pPr>
+        <w:pStyle w:val="Listing"/>
+      </w:pPr>
+      <w:proofErr w:type="gramStart"/>
+      <w:r>
+        <w:rPr>
+          <w:rStyle w:val="comment"/>
+          <w:rFonts w:eastAsiaTheme="majorEastAsia"/>
+        </w:rPr>
+        <w:t>&lt;!--</w:t>
+      </w:r>
+      <w:proofErr w:type="gramEnd"/>
+      <w:r>
+        <w:rPr>
+          <w:rStyle w:val="comment"/>
+          <w:rFonts w:eastAsiaTheme="majorEastAsia"/>
+        </w:rPr>
+        <w:t xml:space="preserve">  Portrait --&gt;</w:t>
+      </w:r>
+    </w:p>
+    <w:p>
+      <w:pPr>
+        <w:pStyle w:val="Listing"/>
+      </w:pPr>
+      <w:r>
+        <w:t>&lt;</w:t>
+      </w:r>
       <w:proofErr w:type="gramStart"/>
       <w:r>
         <w:rPr>
           <w:rStyle w:val="start-tag"/>
         </w:rPr>
+        <w:t>div</w:t>
+      </w:r>
+      <w:proofErr w:type="gramEnd"/>
+      <w:r>
+        <w:t xml:space="preserve"> </w:t>
+      </w:r>
+      <w:r>
+        <w:rPr>
+          <w:rStyle w:val="attribute-name"/>
+        </w:rPr>
+        <w:t>id</w:t>
+      </w:r>
+      <w:r>
+        <w:t>="</w:t>
+      </w:r>
+      <w:proofErr w:type="spellStart"/>
+      <w:r>
+        <w:t>person-title</w:t>
+      </w:r>
+      <w:proofErr w:type="spellEnd"/>
+      <w:r>
+        <w:t xml:space="preserve">" </w:t>
+      </w:r>
+      <w:r>
+        <w:rPr>
+          <w:rStyle w:val="attribute-name"/>
+        </w:rPr>
+        <w:t>class</w:t>
+      </w:r>
+      <w:r>
+        <w:t>="</w:t>
+      </w:r>
+      <w:proofErr w:type="spellStart"/>
+      <w:r>
+        <w:t>row</w:t>
+      </w:r>
+      <w:proofErr w:type="spellEnd"/>
+      <w:r>
+        <w:t xml:space="preserve"> </w:t>
+      </w:r>
+      <w:proofErr w:type="spellStart"/>
+      <w:r>
+        <w:t>clearfix</w:t>
+      </w:r>
+      <w:proofErr w:type="spellEnd"/>
+      <w:r>
+        <w:t>"&gt;</w:t>
+      </w:r>
+    </w:p>
+    <w:p>
+      <w:pPr>
+        <w:pStyle w:val="Listing"/>
+      </w:pPr>
+      <w:r>
+        <w:t>&lt;</w:t>
+      </w:r>
+      <w:proofErr w:type="gramStart"/>
+      <w:r>
+        <w:rPr>
+          <w:rStyle w:val="start-tag"/>
+        </w:rPr>
+        <w:t>div</w:t>
+      </w:r>
+      <w:proofErr w:type="gramEnd"/>
+      <w:r>
+        <w:t xml:space="preserve"> </w:t>
+      </w:r>
+      <w:r>
+        <w:rPr>
+          <w:rStyle w:val="attribute-name"/>
+        </w:rPr>
+        <w:t>class</w:t>
+      </w:r>
+      <w:r>
+        <w:t>="</w:t>
+      </w:r>
+      <w:proofErr w:type="spellStart"/>
+      <w:r>
+        <w:t>columns</w:t>
+      </w:r>
+      <w:proofErr w:type="spellEnd"/>
+      <w:r>
+        <w:t>"&gt;</w:t>
+      </w:r>
+    </w:p>
+    <w:p>
+      <w:pPr>
+        <w:pStyle w:val="Listing"/>
+      </w:pPr>
+      <w:r>
+        <w:t>&lt;</w:t>
+      </w:r>
+      <w:proofErr w:type="gramStart"/>
+      <w:r>
+        <w:rPr>
+          <w:rStyle w:val="start-tag"/>
+        </w:rPr>
         <w:t>h</w:t>
       </w:r>
       <w:proofErr w:type="gramEnd"/>
@@ -4030,7 +4485,7 @@
       <w:r>
         <w:t>="</w:t>
       </w:r>
-      <w:hyperlink r:id="rId29" w:history="1">
+      <w:hyperlink r:id="rId31" w:history="1">
         <w:r>
           <w:rPr>
             <w:rStyle w:val="Lienhypertexte"/>
@@ -4626,7 +5081,7 @@
                     <pic:cNvPicPr/>
                   </pic:nvPicPr>
                   <pic:blipFill>
-                    <a:blip r:embed="rId30"/>
+                    <a:blip r:embed="rId32"/>
                     <a:stretch>
                       <a:fillRect/>
                     </a:stretch>
@@ -4654,7 +5109,7 @@
       </w:r>
     </w:p>
     <w:p>
-      <w:hyperlink r:id="rId31" w:history="1">
+      <w:hyperlink r:id="rId33" w:history="1">
         <w:r>
           <w:rPr>
             <w:rStyle w:val="Lienhypertexte"/>
@@ -4668,6 +5123,7 @@
         <w:rPr>
           <w:noProof/>
         </w:rPr>
+        <w:lastRenderedPageBreak/>
         <w:drawing>
           <wp:inline distT="0" distB="0" distL="0" distR="0" wp14:anchorId="7D74B603" wp14:editId="01777BA4">
             <wp:extent cx="2875284" cy="4067299"/>
@@ -4684,7 +5140,7 @@
                     <pic:cNvPicPr/>
                   </pic:nvPicPr>
                   <pic:blipFill>
-                    <a:blip r:embed="rId32"/>
+                    <a:blip r:embed="rId34"/>
                     <a:stretch>
                       <a:fillRect/>
                     </a:stretch>
@@ -4711,7 +5167,7 @@
       </w:r>
     </w:p>
     <w:p>
-      <w:hyperlink r:id="rId33" w:history="1">
+      <w:hyperlink r:id="rId35" w:history="1">
         <w:r>
           <w:rPr>
             <w:rStyle w:val="Lienhypertexte"/>
@@ -4741,7 +5197,7 @@
                     <pic:cNvPicPr/>
                   </pic:nvPicPr>
                   <pic:blipFill>
-                    <a:blip r:embed="rId34"/>
+                    <a:blip r:embed="rId36"/>
                     <a:stretch>
                       <a:fillRect/>
                     </a:stretch>
@@ -4966,7 +5422,7 @@
       </w:r>
     </w:p>
     <w:p>
-      <w:hyperlink r:id="rId35" w:history="1">
+      <w:hyperlink r:id="rId37" w:history="1">
         <w:r>
           <w:rPr>
             <w:rStyle w:val="Lienhypertexte"/>
@@ -4996,7 +5452,7 @@
                     <pic:cNvPicPr/>
                   </pic:nvPicPr>
                   <pic:blipFill>
-                    <a:blip r:embed="rId36"/>
+                    <a:blip r:embed="rId38"/>
                     <a:stretch>
                       <a:fillRect/>
                     </a:stretch>
@@ -5018,9 +5474,402 @@
       </w:r>
     </w:p>
     <w:p/>
+    <w:p>
+      <w:r>
+        <w:t>Notes</w:t>
+      </w:r>
+    </w:p>
+    <w:p>
+      <w:hyperlink r:id="rId39" w:history="1">
+        <w:r>
+          <w:rPr>
+            <w:rStyle w:val="Lienhypertexte"/>
+          </w:rPr>
+          <w:t>file:///D:/Users/Nicolas/Documents/Python/geneanet/result/pages/gw.geneanet.org.nraibaut2.lang=fr.p=pierre.n=dupont.html</w:t>
+        </w:r>
+      </w:hyperlink>
+    </w:p>
+    <w:p>
+      <w:r>
+        <w:lastRenderedPageBreak/>
+        <w:drawing>
+          <wp:inline distT="0" distB="0" distL="0" distR="0" wp14:anchorId="3513ADE0" wp14:editId="7C082BEC">
+            <wp:extent cx="1739609" cy="1816925"/>
+            <wp:effectExtent l="0" t="0" r="0" b="0"/>
+            <wp:docPr id="1198804864" name="Image 1"/>
+            <wp:cNvGraphicFramePr>
+              <a:graphicFrameLocks xmlns:a="http://schemas.openxmlformats.org/drawingml/2006/main" noChangeAspect="1"/>
+            </wp:cNvGraphicFramePr>
+            <a:graphic xmlns:a="http://schemas.openxmlformats.org/drawingml/2006/main">
+              <a:graphicData uri="http://schemas.openxmlformats.org/drawingml/2006/picture">
+                <pic:pic xmlns:pic="http://schemas.openxmlformats.org/drawingml/2006/picture">
+                  <pic:nvPicPr>
+                    <pic:cNvPr id="1198804864" name=""/>
+                    <pic:cNvPicPr/>
+                  </pic:nvPicPr>
+                  <pic:blipFill>
+                    <a:blip r:embed="rId40"/>
+                    <a:stretch>
+                      <a:fillRect/>
+                    </a:stretch>
+                  </pic:blipFill>
+                  <pic:spPr>
+                    <a:xfrm>
+                      <a:off x="0" y="0"/>
+                      <a:ext cx="1749259" cy="1827004"/>
+                    </a:xfrm>
+                    <a:prstGeom prst="rect">
+                      <a:avLst/>
+                    </a:prstGeom>
+                  </pic:spPr>
+                </pic:pic>
+              </a:graphicData>
+            </a:graphic>
+          </wp:inline>
+        </w:drawing>
+      </w:r>
+    </w:p>
+    <w:p>
+      <w:pPr>
+        <w:pStyle w:val="Listing"/>
+      </w:pPr>
+      <w:proofErr w:type="gramStart"/>
+      <w:r>
+        <w:t>&lt;!--</w:t>
+      </w:r>
+      <w:proofErr w:type="gramEnd"/>
+      <w:r>
+        <w:t xml:space="preserve"> notes --&gt;</w:t>
+      </w:r>
+    </w:p>
+    <w:p>
+      <w:pPr>
+        <w:pStyle w:val="Listing"/>
+      </w:pPr>
+      <w:r>
+        <w:t>&lt;</w:t>
+      </w:r>
+      <w:proofErr w:type="gramStart"/>
+      <w:r>
+        <w:t>a</w:t>
+      </w:r>
+      <w:proofErr w:type="gramEnd"/>
+      <w:r>
+        <w:t xml:space="preserve"> </w:t>
+      </w:r>
+      <w:proofErr w:type="spellStart"/>
+      <w:r>
+        <w:t>name</w:t>
+      </w:r>
+      <w:proofErr w:type="spellEnd"/>
+      <w:r>
+        <w:t>="notes"&gt;&lt;/a&gt;</w:t>
+      </w:r>
+    </w:p>
+    <w:p>
+      <w:pPr>
+        <w:pStyle w:val="Listing"/>
+      </w:pPr>
+      <w:r>
+        <w:t>&lt;</w:t>
+      </w:r>
+      <w:proofErr w:type="gramStart"/>
+      <w:r>
+        <w:t>h</w:t>
+      </w:r>
+      <w:proofErr w:type="gramEnd"/>
+      <w:r>
+        <w:t>2&gt;&lt;</w:t>
+      </w:r>
+      <w:proofErr w:type="spellStart"/>
+      <w:r>
+        <w:t>span</w:t>
+      </w:r>
+      <w:proofErr w:type="spellEnd"/>
+      <w:r>
+        <w:t xml:space="preserve"> class="</w:t>
+      </w:r>
+      <w:proofErr w:type="spellStart"/>
+      <w:r>
+        <w:t>htitle</w:t>
+      </w:r>
+      <w:proofErr w:type="spellEnd"/>
+      <w:r>
+        <w:t>"&gt;&amp;</w:t>
+      </w:r>
+      <w:proofErr w:type="spellStart"/>
+      <w:r>
+        <w:t>nbsp</w:t>
+      </w:r>
+      <w:proofErr w:type="spellEnd"/>
+      <w:r>
+        <w:t>;&lt;/</w:t>
+      </w:r>
+      <w:proofErr w:type="spellStart"/>
+      <w:r>
+        <w:t>span</w:t>
+      </w:r>
+      <w:proofErr w:type="spellEnd"/>
+      <w:r>
+        <w:t>&gt;&lt;</w:t>
+      </w:r>
+      <w:proofErr w:type="spellStart"/>
+      <w:r>
+        <w:t>span</w:t>
+      </w:r>
+      <w:proofErr w:type="spellEnd"/>
+      <w:r>
+        <w:t>&gt;Notes&lt;/</w:t>
+      </w:r>
+      <w:proofErr w:type="spellStart"/>
+      <w:r>
+        <w:t>span</w:t>
+      </w:r>
+      <w:proofErr w:type="spellEnd"/>
+      <w:r>
+        <w:t>&gt;&lt;/h2&gt;</w:t>
+      </w:r>
+    </w:p>
+    <w:p>
+      <w:pPr>
+        <w:pStyle w:val="Listing"/>
+      </w:pPr>
+      <w:r>
+        <w:t>&lt;</w:t>
+      </w:r>
+      <w:proofErr w:type="gramStart"/>
+      <w:r>
+        <w:t>h</w:t>
+      </w:r>
+      <w:proofErr w:type="gramEnd"/>
+      <w:r>
+        <w:t>3 class="</w:t>
+      </w:r>
+      <w:proofErr w:type="spellStart"/>
+      <w:r>
+        <w:t>note_type</w:t>
+      </w:r>
+      <w:proofErr w:type="spellEnd"/>
+      <w:r>
+        <w:t>"&gt;Naissance&lt;/h3&gt; &lt;p&gt;</w:t>
+      </w:r>
+    </w:p>
+    <w:p>
+      <w:pPr>
+        <w:pStyle w:val="Listing"/>
+      </w:pPr>
+      <w:r>
+        <w:t>Note1 sur la naissance&lt;</w:t>
+      </w:r>
+      <w:proofErr w:type="spellStart"/>
+      <w:r>
+        <w:t>br</w:t>
+      </w:r>
+      <w:proofErr w:type="spellEnd"/>
+      <w:r>
+        <w:t>&gt;</w:t>
+      </w:r>
+    </w:p>
+    <w:p>
+      <w:pPr>
+        <w:pStyle w:val="Listing"/>
+      </w:pPr>
+      <w:r>
+        <w:t>Note2 sur la naissance</w:t>
+      </w:r>
+    </w:p>
+    <w:p>
+      <w:pPr>
+        <w:pStyle w:val="Listing"/>
+      </w:pPr>
+      <w:r>
+        <w:t>&lt;/p&gt;&lt;h3 class="</w:t>
+      </w:r>
+      <w:proofErr w:type="spellStart"/>
+      <w:r>
+        <w:t>note_type</w:t>
+      </w:r>
+      <w:proofErr w:type="spellEnd"/>
+      <w:r>
+        <w:t>"&gt;Décès&lt;/h3&gt; &lt;p&gt;</w:t>
+      </w:r>
+    </w:p>
+    <w:p>
+      <w:pPr>
+        <w:pStyle w:val="Listing"/>
+      </w:pPr>
+      <w:r>
+        <w:t>Note1 sur le décès&lt;</w:t>
+      </w:r>
+      <w:proofErr w:type="spellStart"/>
+      <w:r>
+        <w:t>br</w:t>
+      </w:r>
+      <w:proofErr w:type="spellEnd"/>
+      <w:r>
+        <w:t>&gt;</w:t>
+      </w:r>
+    </w:p>
+    <w:p>
+      <w:pPr>
+        <w:pStyle w:val="Listing"/>
+      </w:pPr>
+      <w:r>
+        <w:t>Note2 sur le décès</w:t>
+      </w:r>
+    </w:p>
+    <w:p>
+      <w:pPr>
+        <w:pStyle w:val="Listing"/>
+      </w:pPr>
+      <w:r>
+        <w:t>&lt;/p&gt;&lt;p style="</w:t>
+      </w:r>
+      <w:proofErr w:type="spellStart"/>
+      <w:proofErr w:type="gramStart"/>
+      <w:r>
+        <w:t>clear:both</w:t>
+      </w:r>
+      <w:proofErr w:type="spellEnd"/>
+      <w:proofErr w:type="gramEnd"/>
+      <w:r>
+        <w:t>; margin:0;"&gt;&lt;/p&gt;</w:t>
+      </w:r>
+    </w:p>
+    <w:p>
+      <w:pPr>
+        <w:pStyle w:val="Listing"/>
+      </w:pPr>
+      <w:r>
+        <w:t xml:space="preserve"> &lt;</w:t>
+      </w:r>
+      <w:proofErr w:type="gramStart"/>
+      <w:r>
+        <w:t>h</w:t>
+      </w:r>
+      <w:proofErr w:type="gramEnd"/>
+      <w:r>
+        <w:t>2&gt;&lt;</w:t>
+      </w:r>
+      <w:proofErr w:type="spellStart"/>
+      <w:r>
+        <w:t>span</w:t>
+      </w:r>
+      <w:proofErr w:type="spellEnd"/>
+      <w:r>
+        <w:t xml:space="preserve"> class="</w:t>
+      </w:r>
+      <w:proofErr w:type="spellStart"/>
+      <w:r>
+        <w:t>htitle</w:t>
+      </w:r>
+      <w:proofErr w:type="spellEnd"/>
+      <w:r>
+        <w:t>"&gt;&amp;</w:t>
+      </w:r>
+      <w:proofErr w:type="spellStart"/>
+      <w:r>
+        <w:t>nbsp</w:t>
+      </w:r>
+      <w:proofErr w:type="spellEnd"/>
+      <w:r>
+        <w:t>;&lt;/</w:t>
+      </w:r>
+      <w:proofErr w:type="spellStart"/>
+      <w:r>
+        <w:t>span</w:t>
+      </w:r>
+      <w:proofErr w:type="spellEnd"/>
+      <w:r>
+        <w:t>&gt;&lt;</w:t>
+      </w:r>
+      <w:proofErr w:type="spellStart"/>
+      <w:r>
+        <w:t>span</w:t>
+      </w:r>
+      <w:proofErr w:type="spellEnd"/>
+      <w:r>
+        <w:t>&gt;Notes concernant l'union&lt;/</w:t>
+      </w:r>
+      <w:proofErr w:type="spellStart"/>
+      <w:r>
+        <w:t>span</w:t>
+      </w:r>
+      <w:proofErr w:type="spellEnd"/>
+      <w:r>
+        <w:t>&gt;&lt;/h2&gt;</w:t>
+      </w:r>
+    </w:p>
+    <w:p>
+      <w:pPr>
+        <w:pStyle w:val="Listing"/>
+      </w:pPr>
+      <w:r>
+        <w:t>&lt;</w:t>
+      </w:r>
+      <w:proofErr w:type="gramStart"/>
+      <w:r>
+        <w:t>h</w:t>
+      </w:r>
+      <w:proofErr w:type="gramEnd"/>
+      <w:r>
+        <w:t>3 class="</w:t>
+      </w:r>
+      <w:proofErr w:type="spellStart"/>
+      <w:r>
+        <w:t>note_type</w:t>
+      </w:r>
+      <w:proofErr w:type="spellEnd"/>
+      <w:r>
+        <w:t>"&gt;Union avec Marie Paule DURAND&lt;/h3&gt; &lt;p&gt;</w:t>
+      </w:r>
+    </w:p>
+    <w:p>
+      <w:pPr>
+        <w:pStyle w:val="Listing"/>
+      </w:pPr>
+      <w:r>
+        <w:t>Note1 sur le mariage&lt;</w:t>
+      </w:r>
+      <w:proofErr w:type="spellStart"/>
+      <w:r>
+        <w:t>br</w:t>
+      </w:r>
+      <w:proofErr w:type="spellEnd"/>
+      <w:r>
+        <w:t>&gt;</w:t>
+      </w:r>
+    </w:p>
+    <w:p>
+      <w:pPr>
+        <w:pStyle w:val="Listing"/>
+      </w:pPr>
+      <w:r>
+        <w:t>Note2 sur le mariage</w:t>
+      </w:r>
+    </w:p>
+    <w:p>
+      <w:pPr>
+        <w:pStyle w:val="Listing"/>
+      </w:pPr>
+      <w:r>
+        <w:t>&lt;/p&gt;&lt;p style="</w:t>
+      </w:r>
+      <w:proofErr w:type="spellStart"/>
+      <w:proofErr w:type="gramStart"/>
+      <w:r>
+        <w:t>clear:both</w:t>
+      </w:r>
+      <w:proofErr w:type="spellEnd"/>
+      <w:proofErr w:type="gramEnd"/>
+      <w:r>
+        <w:t>; margin:0;"&gt;&lt;/p&gt;</w:t>
+      </w:r>
+    </w:p>
+    <w:p/>
     <w:p/>
     <w:sectPr>
-      <w:headerReference w:type="default" r:id="rId37"/>
+      <w:headerReference w:type="default" r:id="rId41"/>
       <w:pgSz w:w="11906" w:h="16838"/>
       <w:pgMar w:top="1440" w:right="1080" w:bottom="1440" w:left="1080" w:header="708" w:footer="708" w:gutter="0"/>
       <w:cols w:space="708"/>
@@ -5102,7 +5951,7 @@
       <w:rPr>
         <w:noProof/>
       </w:rPr>
-      <w:t>04/08/2023</w:t>
+      <w:t>07/08/2023</w:t>
     </w:r>
     <w:r>
       <w:fldChar w:fldCharType="end"/>

--- a/doc/NotesNRa3_formats.docx
+++ b/doc/NotesNRa3_formats.docx
@@ -11,7 +11,6 @@
           <w:u w:val="single"/>
         </w:rPr>
       </w:pPr>
-      <w:proofErr w:type="spellStart"/>
       <w:r>
         <w:rPr>
           <w:b/>
@@ -20,32 +19,13 @@
         </w:rPr>
         <w:t>Scrapy</w:t>
       </w:r>
-      <w:proofErr w:type="spellEnd"/>
       <w:r>
         <w:rPr>
           <w:b/>
           <w:bCs/>
           <w:u w:val="single"/>
         </w:rPr>
-        <w:t xml:space="preserve"> / </w:t>
-      </w:r>
-      <w:proofErr w:type="spellStart"/>
-      <w:r>
-        <w:rPr>
-          <w:b/>
-          <w:bCs/>
-          <w:u w:val="single"/>
-        </w:rPr>
-        <w:t>Geneanet</w:t>
-      </w:r>
-      <w:proofErr w:type="spellEnd"/>
-      <w:r>
-        <w:rPr>
-          <w:b/>
-          <w:bCs/>
-          <w:u w:val="single"/>
-        </w:rPr>
-        <w:t> : formats</w:t>
+        <w:t xml:space="preserve"> / Geneanet : formats</w:t>
       </w:r>
     </w:p>
     <w:p/>
@@ -56,15 +36,7 @@
     </w:p>
     <w:p>
       <w:r>
-        <w:t xml:space="preserve">2 types de présentations, selon la présence ou non d’évènements hors naissance / décès / </w:t>
-      </w:r>
-      <w:proofErr w:type="spellStart"/>
-      <w:r>
-        <w:t>baptème</w:t>
-      </w:r>
-      <w:proofErr w:type="spellEnd"/>
-      <w:r>
-        <w:t> :</w:t>
+        <w:t>2 types de présentations, selon la présence ou non d’évènements hors naissance / décès / baptème :</w:t>
       </w:r>
     </w:p>
     <w:p/>
@@ -385,21 +357,12 @@
       <w:pPr>
         <w:pStyle w:val="Listing"/>
       </w:pPr>
-      <w:proofErr w:type="gramStart"/>
       <w:r>
         <w:rPr>
           <w:rStyle w:val="comment"/>
           <w:rFonts w:eastAsiaTheme="majorEastAsia"/>
         </w:rPr>
-        <w:t>&lt;!--</w:t>
-      </w:r>
-      <w:proofErr w:type="gramEnd"/>
-      <w:r>
-        <w:rPr>
-          <w:rStyle w:val="comment"/>
-          <w:rFonts w:eastAsiaTheme="majorEastAsia"/>
-        </w:rPr>
-        <w:t xml:space="preserve"> Parents simple --&gt;</w:t>
+        <w:t>&lt;!-- Parents simple --&gt;</w:t>
       </w:r>
     </w:p>
     <w:p>
@@ -409,31 +372,113 @@
       <w:r>
         <w:t>&lt;</w:t>
       </w:r>
-      <w:proofErr w:type="gramStart"/>
       <w:r>
         <w:rPr>
           <w:rStyle w:val="start-tag"/>
         </w:rPr>
-        <w:t>h</w:t>
-      </w:r>
-      <w:proofErr w:type="gramEnd"/>
+        <w:t>h2</w:t>
+      </w:r>
+      <w:r>
+        <w:t>&gt;&lt;</w:t>
+      </w:r>
       <w:r>
         <w:rPr>
           <w:rStyle w:val="start-tag"/>
         </w:rPr>
-        <w:t>2</w:t>
+        <w:t>span</w:t>
+      </w:r>
+      <w:r>
+        <w:t xml:space="preserve"> </w:t>
+      </w:r>
+      <w:r>
+        <w:rPr>
+          <w:rStyle w:val="attribute-name"/>
+        </w:rPr>
+        <w:t>class</w:t>
+      </w:r>
+      <w:r>
+        <w:t>="htitle"&gt;</w:t>
+      </w:r>
+      <w:r>
+        <w:rPr>
+          <w:rStyle w:val="entity"/>
+          <w:rFonts w:eastAsiaTheme="majorEastAsia"/>
+        </w:rPr>
+        <w:t>&amp;nbsp;</w:t>
+      </w:r>
+      <w:r>
+        <w:t>&lt;/</w:t>
+      </w:r>
+      <w:r>
+        <w:rPr>
+          <w:rStyle w:val="end-tag"/>
+          <w:rFonts w:eastAsiaTheme="majorEastAsia"/>
+        </w:rPr>
+        <w:t>span</w:t>
       </w:r>
       <w:r>
         <w:t>&gt;&lt;</w:t>
       </w:r>
-      <w:proofErr w:type="spellStart"/>
       <w:r>
         <w:rPr>
           <w:rStyle w:val="start-tag"/>
         </w:rPr>
         <w:t>span</w:t>
       </w:r>
-      <w:proofErr w:type="spellEnd"/>
+      <w:r>
+        <w:t>&gt;Parents&lt;/</w:t>
+      </w:r>
+      <w:r>
+        <w:rPr>
+          <w:rStyle w:val="end-tag"/>
+          <w:rFonts w:eastAsiaTheme="majorEastAsia"/>
+        </w:rPr>
+        <w:t>span</w:t>
+      </w:r>
+      <w:r>
+        <w:t>&gt;&lt;/</w:t>
+      </w:r>
+      <w:r>
+        <w:rPr>
+          <w:rStyle w:val="end-tag"/>
+          <w:rFonts w:eastAsiaTheme="majorEastAsia"/>
+        </w:rPr>
+        <w:t>h2</w:t>
+      </w:r>
+      <w:r>
+        <w:t>&gt;</w:t>
+      </w:r>
+    </w:p>
+    <w:p>
+      <w:pPr>
+        <w:pStyle w:val="Listing"/>
+      </w:pPr>
+      <w:r>
+        <w:t>&lt;</w:t>
+      </w:r>
+      <w:r>
+        <w:rPr>
+          <w:rStyle w:val="start-tag"/>
+        </w:rPr>
+        <w:t>ul</w:t>
+      </w:r>
+      <w:r>
+        <w:t>&gt;</w:t>
+      </w:r>
+    </w:p>
+    <w:p>
+      <w:pPr>
+        <w:pStyle w:val="Listing"/>
+      </w:pPr>
+      <w:r>
+        <w:t>&lt;</w:t>
+      </w:r>
+      <w:r>
+        <w:rPr>
+          <w:rStyle w:val="start-tag"/>
+        </w:rPr>
+        <w:t>li</w:t>
+      </w:r>
       <w:r>
         <w:t xml:space="preserve"> </w:t>
       </w:r>
@@ -441,172 +486,34 @@
         <w:rPr>
           <w:rStyle w:val="attribute-name"/>
         </w:rPr>
-        <w:t>class</w:t>
-      </w:r>
-      <w:r>
-        <w:t>="</w:t>
-      </w:r>
-      <w:proofErr w:type="spellStart"/>
-      <w:r>
-        <w:t>htitle</w:t>
-      </w:r>
-      <w:proofErr w:type="spellEnd"/>
-      <w:r>
-        <w:t>"&gt;</w:t>
-      </w:r>
-      <w:r>
-        <w:rPr>
-          <w:rStyle w:val="entity"/>
-          <w:rFonts w:eastAsiaTheme="majorEastAsia"/>
-        </w:rPr>
-        <w:t>&amp;</w:t>
-      </w:r>
-      <w:proofErr w:type="spellStart"/>
-      <w:r>
-        <w:rPr>
-          <w:rStyle w:val="entity"/>
-          <w:rFonts w:eastAsiaTheme="majorEastAsia"/>
-        </w:rPr>
-        <w:t>nbsp</w:t>
-      </w:r>
-      <w:proofErr w:type="spellEnd"/>
-      <w:r>
-        <w:rPr>
-          <w:rStyle w:val="entity"/>
-          <w:rFonts w:eastAsiaTheme="majorEastAsia"/>
-        </w:rPr>
-        <w:t>;</w:t>
-      </w:r>
-      <w:r>
-        <w:t>&lt;/</w:t>
-      </w:r>
-      <w:proofErr w:type="spellStart"/>
-      <w:r>
-        <w:rPr>
-          <w:rStyle w:val="end-tag"/>
-          <w:rFonts w:eastAsiaTheme="majorEastAsia"/>
-        </w:rPr>
-        <w:t>span</w:t>
-      </w:r>
-      <w:proofErr w:type="spellEnd"/>
-      <w:r>
-        <w:t>&gt;&lt;</w:t>
-      </w:r>
-      <w:proofErr w:type="spellStart"/>
+        <w:t>style</w:t>
+      </w:r>
+      <w:r>
+        <w:t>="vertical-align:middle;list-style-type:disc" &gt;</w:t>
+      </w:r>
+    </w:p>
+    <w:p>
+      <w:pPr>
+        <w:pStyle w:val="Listing"/>
+      </w:pPr>
+      <w:r>
+        <w:t>&lt;</w:t>
+      </w:r>
       <w:r>
         <w:rPr>
           <w:rStyle w:val="start-tag"/>
         </w:rPr>
-        <w:t>span</w:t>
-      </w:r>
-      <w:proofErr w:type="spellEnd"/>
-      <w:r>
-        <w:t>&gt;Parents&lt;/</w:t>
-      </w:r>
-      <w:proofErr w:type="spellStart"/>
-      <w:r>
-        <w:rPr>
-          <w:rStyle w:val="end-tag"/>
-          <w:rFonts w:eastAsiaTheme="majorEastAsia"/>
-        </w:rPr>
-        <w:t>span</w:t>
-      </w:r>
-      <w:proofErr w:type="spellEnd"/>
-      <w:r>
-        <w:t>&gt;&lt;/</w:t>
-      </w:r>
-      <w:r>
-        <w:rPr>
-          <w:rStyle w:val="end-tag"/>
-          <w:rFonts w:eastAsiaTheme="majorEastAsia"/>
-        </w:rPr>
-        <w:t>h2</w:t>
-      </w:r>
-      <w:r>
-        <w:t>&gt;</w:t>
-      </w:r>
-    </w:p>
-    <w:p>
-      <w:pPr>
-        <w:pStyle w:val="Listing"/>
-      </w:pPr>
-      <w:r>
-        <w:t>&lt;</w:t>
-      </w:r>
-      <w:proofErr w:type="spellStart"/>
-      <w:proofErr w:type="gramStart"/>
-      <w:r>
-        <w:rPr>
-          <w:rStyle w:val="start-tag"/>
-        </w:rPr>
-        <w:t>ul</w:t>
-      </w:r>
-      <w:proofErr w:type="spellEnd"/>
-      <w:proofErr w:type="gramEnd"/>
-      <w:r>
-        <w:t>&gt;</w:t>
-      </w:r>
-    </w:p>
-    <w:p>
-      <w:pPr>
-        <w:pStyle w:val="Listing"/>
-      </w:pPr>
-      <w:r>
-        <w:t>&lt;</w:t>
-      </w:r>
-      <w:proofErr w:type="gramStart"/>
-      <w:r>
-        <w:rPr>
-          <w:rStyle w:val="start-tag"/>
-        </w:rPr>
-        <w:t>li</w:t>
-      </w:r>
-      <w:proofErr w:type="gramEnd"/>
-      <w:r>
-        <w:t xml:space="preserve"> </w:t>
+        <w:t>a</w:t>
+      </w:r>
+      <w:r>
+        <w:t xml:space="preserve">  </w:t>
       </w:r>
       <w:r>
         <w:rPr>
           <w:rStyle w:val="attribute-name"/>
         </w:rPr>
-        <w:t>style</w:t>
-      </w:r>
-      <w:r>
-        <w:t>="</w:t>
-      </w:r>
-      <w:proofErr w:type="spellStart"/>
-      <w:r>
-        <w:t>vertical-align:middle;list-style-type:disc</w:t>
-      </w:r>
-      <w:proofErr w:type="spellEnd"/>
-      <w:r>
-        <w:t>" &gt;</w:t>
-      </w:r>
-    </w:p>
-    <w:p>
-      <w:pPr>
-        <w:pStyle w:val="Listing"/>
-      </w:pPr>
-      <w:r>
-        <w:t>&lt;</w:t>
-      </w:r>
-      <w:proofErr w:type="gramStart"/>
-      <w:r>
-        <w:rPr>
-          <w:rStyle w:val="start-tag"/>
-        </w:rPr>
-        <w:t>a</w:t>
-      </w:r>
-      <w:r>
-        <w:t xml:space="preserve">  </w:t>
-      </w:r>
-      <w:r>
-        <w:rPr>
-          <w:rStyle w:val="attribute-name"/>
-        </w:rPr>
         <w:t>href</w:t>
       </w:r>
-      <w:proofErr w:type="gramEnd"/>
       <w:r>
         <w:t>="</w:t>
       </w:r>
@@ -616,49 +523,8 @@
             <w:rStyle w:val="Lienhypertexte"/>
             <w:rFonts w:eastAsiaTheme="majorEastAsia"/>
           </w:rPr>
-          <w:t>nraibaut2?lang=</w:t>
+          <w:t>nraibaut2?lang=fr&amp;p=pierre&amp;n=dupont</w:t>
         </w:r>
-        <w:proofErr w:type="spellStart"/>
-        <w:r>
-          <w:rPr>
-            <w:rStyle w:val="Lienhypertexte"/>
-            <w:rFonts w:eastAsiaTheme="majorEastAsia"/>
-          </w:rPr>
-          <w:t>fr&amp;p</w:t>
-        </w:r>
-        <w:proofErr w:type="spellEnd"/>
-        <w:r>
-          <w:rPr>
-            <w:rStyle w:val="Lienhypertexte"/>
-            <w:rFonts w:eastAsiaTheme="majorEastAsia"/>
-          </w:rPr>
-          <w:t>=</w:t>
-        </w:r>
-        <w:proofErr w:type="spellStart"/>
-        <w:r>
-          <w:rPr>
-            <w:rStyle w:val="Lienhypertexte"/>
-            <w:rFonts w:eastAsiaTheme="majorEastAsia"/>
-          </w:rPr>
-          <w:t>pierre&amp;n</w:t>
-        </w:r>
-        <w:proofErr w:type="spellEnd"/>
-        <w:r>
-          <w:rPr>
-            <w:rStyle w:val="Lienhypertexte"/>
-            <w:rFonts w:eastAsiaTheme="majorEastAsia"/>
-          </w:rPr>
-          <w:t>=</w:t>
-        </w:r>
-        <w:proofErr w:type="spellStart"/>
-        <w:r>
-          <w:rPr>
-            <w:rStyle w:val="Lienhypertexte"/>
-            <w:rFonts w:eastAsiaTheme="majorEastAsia"/>
-          </w:rPr>
-          <w:t>dupont</w:t>
-        </w:r>
-        <w:proofErr w:type="spellEnd"/>
       </w:hyperlink>
       <w:r>
         <w:t>"&gt;Pierre DUPONT&lt;/</w:t>
@@ -673,37 +539,24 @@
       <w:r>
         <w:t>&gt; &lt;</w:t>
       </w:r>
-      <w:proofErr w:type="spellStart"/>
       <w:r>
         <w:rPr>
           <w:rStyle w:val="start-tag"/>
         </w:rPr>
         <w:t>bdo</w:t>
       </w:r>
-      <w:proofErr w:type="spellEnd"/>
       <w:r>
         <w:t xml:space="preserve"> </w:t>
       </w:r>
-      <w:proofErr w:type="spellStart"/>
       <w:r>
         <w:rPr>
           <w:rStyle w:val="attribute-name"/>
         </w:rPr>
         <w:t>dir</w:t>
       </w:r>
-      <w:proofErr w:type="spellEnd"/>
-      <w:r>
-        <w:t>="</w:t>
-      </w:r>
-      <w:proofErr w:type="spellStart"/>
-      <w:r>
-        <w:t>ltr</w:t>
-      </w:r>
-      <w:proofErr w:type="spellEnd"/>
-      <w:r>
-        <w:t>"&gt;1850-1895&lt;/</w:t>
-      </w:r>
-      <w:proofErr w:type="spellStart"/>
+      <w:r>
+        <w:t>="ltr"&gt;1850-1895&lt;/</w:t>
+      </w:r>
       <w:r>
         <w:rPr>
           <w:rStyle w:val="end-tag"/>
@@ -711,7 +564,6 @@
         </w:rPr>
         <w:t>bdo</w:t>
       </w:r>
-      <w:proofErr w:type="spellEnd"/>
       <w:r>
         <w:t>&gt; &lt;/</w:t>
       </w:r>
@@ -733,14 +585,12 @@
       <w:r>
         <w:t>&lt;</w:t>
       </w:r>
-      <w:proofErr w:type="gramStart"/>
       <w:r>
         <w:rPr>
           <w:rStyle w:val="start-tag"/>
         </w:rPr>
         <w:t>li</w:t>
       </w:r>
-      <w:proofErr w:type="gramEnd"/>
       <w:r>
         <w:t xml:space="preserve"> </w:t>
       </w:r>
@@ -751,15 +601,7 @@
         <w:t>style</w:t>
       </w:r>
       <w:r>
-        <w:t>="</w:t>
-      </w:r>
-      <w:proofErr w:type="spellStart"/>
-      <w:r>
-        <w:t>vertical-align:middle;list-style-type:circle</w:t>
-      </w:r>
-      <w:proofErr w:type="spellEnd"/>
-      <w:r>
-        <w:t>" &gt;</w:t>
+        <w:t>="vertical-align:middle;list-style-type:circle" &gt;</w:t>
       </w:r>
     </w:p>
     <w:p>
@@ -769,7 +611,6 @@
       <w:r>
         <w:t>&lt;</w:t>
       </w:r>
-      <w:proofErr w:type="gramStart"/>
       <w:r>
         <w:rPr>
           <w:rStyle w:val="start-tag"/>
@@ -785,7 +626,6 @@
         </w:rPr>
         <w:t>href</w:t>
       </w:r>
-      <w:proofErr w:type="gramEnd"/>
       <w:r>
         <w:t>="</w:t>
       </w:r>
@@ -795,49 +635,8 @@
             <w:rStyle w:val="Lienhypertexte"/>
             <w:rFonts w:eastAsiaTheme="majorEastAsia"/>
           </w:rPr>
-          <w:t>nraibaut2?lang=</w:t>
+          <w:t>nraibaut2?lang=fr&amp;p=marie+paule&amp;n=durand</w:t>
         </w:r>
-        <w:proofErr w:type="spellStart"/>
-        <w:r>
-          <w:rPr>
-            <w:rStyle w:val="Lienhypertexte"/>
-            <w:rFonts w:eastAsiaTheme="majorEastAsia"/>
-          </w:rPr>
-          <w:t>fr&amp;p</w:t>
-        </w:r>
-        <w:proofErr w:type="spellEnd"/>
-        <w:r>
-          <w:rPr>
-            <w:rStyle w:val="Lienhypertexte"/>
-            <w:rFonts w:eastAsiaTheme="majorEastAsia"/>
-          </w:rPr>
-          <w:t>=</w:t>
-        </w:r>
-        <w:proofErr w:type="spellStart"/>
-        <w:r>
-          <w:rPr>
-            <w:rStyle w:val="Lienhypertexte"/>
-            <w:rFonts w:eastAsiaTheme="majorEastAsia"/>
-          </w:rPr>
-          <w:t>marie+paule&amp;n</w:t>
-        </w:r>
-        <w:proofErr w:type="spellEnd"/>
-        <w:r>
-          <w:rPr>
-            <w:rStyle w:val="Lienhypertexte"/>
-            <w:rFonts w:eastAsiaTheme="majorEastAsia"/>
-          </w:rPr>
-          <w:t>=</w:t>
-        </w:r>
-        <w:proofErr w:type="spellStart"/>
-        <w:r>
-          <w:rPr>
-            <w:rStyle w:val="Lienhypertexte"/>
-            <w:rFonts w:eastAsiaTheme="majorEastAsia"/>
-          </w:rPr>
-          <w:t>durand</w:t>
-        </w:r>
-        <w:proofErr w:type="spellEnd"/>
       </w:hyperlink>
       <w:r>
         <w:t>"&gt;Marie Paule DURAND&lt;/</w:t>
@@ -870,7 +669,6 @@
       <w:r>
         <w:t>&lt;/</w:t>
       </w:r>
-      <w:proofErr w:type="spellStart"/>
       <w:r>
         <w:rPr>
           <w:rStyle w:val="end-tag"/>
@@ -878,19 +676,13 @@
         </w:rPr>
         <w:t>ul</w:t>
       </w:r>
-      <w:proofErr w:type="spellEnd"/>
       <w:r>
         <w:t>&gt;</w:t>
       </w:r>
     </w:p>
     <w:p>
-      <w:proofErr w:type="gramStart"/>
-      <w:r>
-        <w:t>avec</w:t>
-      </w:r>
-      <w:proofErr w:type="gramEnd"/>
-      <w:r>
-        <w:t xml:space="preserve"> infos mariage : </w:t>
+      <w:r>
+        <w:t xml:space="preserve">avec infos mariage : </w:t>
       </w:r>
       <w:hyperlink r:id="rId19" w:history="1">
         <w:r>
@@ -903,6 +695,9 @@
     </w:p>
     <w:p>
       <w:r>
+        <w:rPr>
+          <w:noProof/>
+        </w:rPr>
         <w:drawing>
           <wp:inline distT="0" distB="0" distL="0" distR="0" wp14:anchorId="3596FFEE" wp14:editId="406AA45E">
             <wp:extent cx="2446317" cy="579551"/>
@@ -944,13 +739,8 @@
       <w:pPr>
         <w:pStyle w:val="Listing"/>
       </w:pPr>
-      <w:proofErr w:type="gramStart"/>
-      <w:r>
-        <w:t>&lt;!--</w:t>
-      </w:r>
-      <w:proofErr w:type="gramEnd"/>
-      <w:r>
-        <w:t xml:space="preserve"> Parents </w:t>
+      <w:r>
+        <w:t xml:space="preserve">&lt;!-- Parents </w:t>
       </w:r>
       <w:r>
         <w:rPr>
@@ -967,137 +757,31 @@
         <w:pStyle w:val="Listing"/>
       </w:pPr>
       <w:r>
-        <w:t>&lt;</w:t>
-      </w:r>
-      <w:proofErr w:type="gramStart"/>
-      <w:r>
-        <w:t>h</w:t>
-      </w:r>
-      <w:proofErr w:type="gramEnd"/>
-      <w:r>
-        <w:t>2&gt;&lt;</w:t>
-      </w:r>
-      <w:proofErr w:type="spellStart"/>
-      <w:r>
-        <w:t>span</w:t>
-      </w:r>
-      <w:proofErr w:type="spellEnd"/>
-      <w:r>
-        <w:t xml:space="preserve"> class="</w:t>
-      </w:r>
-      <w:proofErr w:type="spellStart"/>
-      <w:r>
-        <w:t>htitle</w:t>
-      </w:r>
-      <w:proofErr w:type="spellEnd"/>
-      <w:r>
-        <w:t>"&gt;&amp;</w:t>
-      </w:r>
-      <w:proofErr w:type="spellStart"/>
-      <w:r>
-        <w:t>nbsp</w:t>
-      </w:r>
-      <w:proofErr w:type="spellEnd"/>
-      <w:r>
-        <w:t>;&lt;/</w:t>
-      </w:r>
-      <w:proofErr w:type="spellStart"/>
-      <w:r>
-        <w:t>span</w:t>
-      </w:r>
-      <w:proofErr w:type="spellEnd"/>
-      <w:r>
-        <w:t>&gt;&lt;</w:t>
-      </w:r>
-      <w:proofErr w:type="spellStart"/>
-      <w:r>
-        <w:t>span</w:t>
-      </w:r>
-      <w:proofErr w:type="spellEnd"/>
-      <w:r>
-        <w:t>&gt;Parents&lt;/</w:t>
-      </w:r>
-      <w:proofErr w:type="spellStart"/>
-      <w:r>
-        <w:t>span</w:t>
-      </w:r>
-      <w:proofErr w:type="spellEnd"/>
-      <w:r>
-        <w:t>&gt;&lt;/h2&gt;</w:t>
-      </w:r>
-    </w:p>
-    <w:p>
-      <w:pPr>
-        <w:pStyle w:val="Listing"/>
-      </w:pPr>
-      <w:r>
-        <w:t>&lt;</w:t>
-      </w:r>
-      <w:proofErr w:type="spellStart"/>
-      <w:proofErr w:type="gramStart"/>
-      <w:r>
-        <w:t>ul</w:t>
-      </w:r>
-      <w:proofErr w:type="spellEnd"/>
-      <w:proofErr w:type="gramEnd"/>
-      <w:r>
-        <w:t>&gt;</w:t>
-      </w:r>
-    </w:p>
-    <w:p>
-      <w:pPr>
-        <w:pStyle w:val="Listing"/>
-      </w:pPr>
-      <w:r>
-        <w:t>&lt;</w:t>
-      </w:r>
-      <w:proofErr w:type="gramStart"/>
-      <w:r>
-        <w:t>li</w:t>
-      </w:r>
-      <w:proofErr w:type="gramEnd"/>
-      <w:r>
-        <w:t xml:space="preserve"> style="</w:t>
-      </w:r>
-      <w:proofErr w:type="spellStart"/>
-      <w:r>
-        <w:t>vertical-align:middle;list-style-type:disc</w:t>
-      </w:r>
-      <w:proofErr w:type="spellEnd"/>
-      <w:r>
-        <w:t>" &gt;</w:t>
-      </w:r>
-    </w:p>
-    <w:p>
-      <w:pPr>
-        <w:pStyle w:val="Listing"/>
-      </w:pPr>
-      <w:r>
-        <w:t>&lt;</w:t>
-      </w:r>
-      <w:proofErr w:type="gramStart"/>
-      <w:r>
-        <w:t>a  href</w:t>
-      </w:r>
-      <w:proofErr w:type="gramEnd"/>
-      <w:r>
-        <w:t>="evechevaleyre?lang=fr&amp;pz=evelyne&amp;nz=cassar&amp;p=rafaele&amp;n=brincat"&gt;Rafaele BRINCAT&lt;/a&gt;&lt;</w:t>
-      </w:r>
-      <w:proofErr w:type="spellStart"/>
-      <w:r>
-        <w:t>span</w:t>
-      </w:r>
-      <w:proofErr w:type="spellEnd"/>
-      <w:r>
-        <w:t xml:space="preserve"> style="font-size: 90%"&gt;&lt;/</w:t>
-      </w:r>
-      <w:proofErr w:type="spellStart"/>
-      <w:r>
-        <w:t>span</w:t>
-      </w:r>
-      <w:proofErr w:type="spellEnd"/>
-      <w:r>
-        <w:t>&gt;</w:t>
+        <w:t>&lt;h2&gt;&lt;span class="htitle"&gt;&amp;nbsp;&lt;/span&gt;&lt;span&gt;Parents&lt;/span&gt;&lt;/h2&gt;</w:t>
+      </w:r>
+    </w:p>
+    <w:p>
+      <w:pPr>
+        <w:pStyle w:val="Listing"/>
+      </w:pPr>
+      <w:r>
+        <w:t>&lt;ul&gt;</w:t>
+      </w:r>
+    </w:p>
+    <w:p>
+      <w:pPr>
+        <w:pStyle w:val="Listing"/>
+      </w:pPr>
+      <w:r>
+        <w:t>&lt;li style="vertical-align:middle;list-style-type:disc" &gt;</w:t>
+      </w:r>
+    </w:p>
+    <w:p>
+      <w:pPr>
+        <w:pStyle w:val="Listing"/>
+      </w:pPr>
+      <w:r>
+        <w:t>&lt;a  href="evechevaleyre?lang=fr&amp;pz=evelyne&amp;nz=cassar&amp;p=rafaele&amp;n=brincat"&gt;Rafaele BRINCAT&lt;/a&gt;&lt;span style="font-size: 90%"&gt;&lt;/span&gt;</w:t>
       </w:r>
     </w:p>
     <w:p>
@@ -1114,134 +798,32 @@
         <w:rPr>
           <w:highlight w:val="yellow"/>
         </w:rPr>
-        <w:t>&lt;</w:t>
-      </w:r>
-      <w:proofErr w:type="spellStart"/>
-      <w:proofErr w:type="gramStart"/>
-      <w:r>
+        <w:t>&lt;br&gt;</w:t>
+      </w:r>
+    </w:p>
+    <w:p>
+      <w:pPr>
+        <w:pStyle w:val="Listing"/>
         <w:rPr>
           <w:highlight w:val="yellow"/>
         </w:rPr>
-        <w:t>br</w:t>
-      </w:r>
-      <w:proofErr w:type="spellEnd"/>
-      <w:proofErr w:type="gramEnd"/>
+      </w:pPr>
       <w:r>
         <w:rPr>
           <w:highlight w:val="yellow"/>
         </w:rPr>
-        <w:t>&gt;</w:t>
-      </w:r>
-    </w:p>
-    <w:p>
-      <w:pPr>
-        <w:pStyle w:val="Listing"/>
+        <w:t>&lt;em&gt;Marié &lt;em&gt;le&amp;nbsp;26&amp;nbsp;novembre&amp;nbsp;1776 (mardi), S.Paolo - Malte, , , ,, &lt;/em&gt;</w:t>
+      </w:r>
+    </w:p>
+    <w:p>
+      <w:pPr>
+        <w:pStyle w:val="Listing"/>
+      </w:pPr>
+      <w:r>
         <w:rPr>
           <w:highlight w:val="yellow"/>
         </w:rPr>
-      </w:pPr>
-      <w:r>
-        <w:rPr>
-          <w:highlight w:val="yellow"/>
-        </w:rPr>
-        <w:t>&lt;</w:t>
-      </w:r>
-      <w:proofErr w:type="spellStart"/>
-      <w:proofErr w:type="gramStart"/>
-      <w:r>
-        <w:rPr>
-          <w:highlight w:val="yellow"/>
-        </w:rPr>
-        <w:t>em</w:t>
-      </w:r>
-      <w:proofErr w:type="spellEnd"/>
-      <w:proofErr w:type="gramEnd"/>
-      <w:r>
-        <w:rPr>
-          <w:highlight w:val="yellow"/>
-        </w:rPr>
-        <w:t>&gt;Marié &lt;</w:t>
-      </w:r>
-      <w:proofErr w:type="spellStart"/>
-      <w:r>
-        <w:rPr>
-          <w:highlight w:val="yellow"/>
-        </w:rPr>
-        <w:t>em</w:t>
-      </w:r>
-      <w:proofErr w:type="spellEnd"/>
-      <w:r>
-        <w:rPr>
-          <w:highlight w:val="yellow"/>
-        </w:rPr>
-        <w:t xml:space="preserve">&gt;le&amp;nbsp;26&amp;nbsp;novembre&amp;nbsp;1776 (mardi), </w:t>
-      </w:r>
-      <w:proofErr w:type="spellStart"/>
-      <w:r>
-        <w:rPr>
-          <w:highlight w:val="yellow"/>
-        </w:rPr>
-        <w:t>S.Paolo</w:t>
-      </w:r>
-      <w:proofErr w:type="spellEnd"/>
-      <w:r>
-        <w:rPr>
-          <w:highlight w:val="yellow"/>
-        </w:rPr>
-        <w:t xml:space="preserve"> - Malte, , , ,, &lt;/</w:t>
-      </w:r>
-      <w:proofErr w:type="spellStart"/>
-      <w:r>
-        <w:rPr>
-          <w:highlight w:val="yellow"/>
-        </w:rPr>
-        <w:t>em</w:t>
-      </w:r>
-      <w:proofErr w:type="spellEnd"/>
-      <w:r>
-        <w:rPr>
-          <w:highlight w:val="yellow"/>
-        </w:rPr>
-        <w:t>&gt;</w:t>
-      </w:r>
-    </w:p>
-    <w:p>
-      <w:pPr>
-        <w:pStyle w:val="Listing"/>
-      </w:pPr>
-      <w:r>
-        <w:rPr>
-          <w:highlight w:val="yellow"/>
-        </w:rPr>
-        <w:t xml:space="preserve"> </w:t>
-      </w:r>
-      <w:proofErr w:type="gramStart"/>
-      <w:r>
-        <w:rPr>
-          <w:highlight w:val="yellow"/>
-        </w:rPr>
-        <w:t>avec</w:t>
-      </w:r>
-      <w:proofErr w:type="gramEnd"/>
-      <w:r>
-        <w:rPr>
-          <w:highlight w:val="yellow"/>
-        </w:rPr>
-        <w:t>&lt;/</w:t>
-      </w:r>
-      <w:proofErr w:type="spellStart"/>
-      <w:r>
-        <w:rPr>
-          <w:highlight w:val="yellow"/>
-        </w:rPr>
-        <w:t>em</w:t>
-      </w:r>
-      <w:proofErr w:type="spellEnd"/>
-      <w:r>
-        <w:rPr>
-          <w:highlight w:val="yellow"/>
-        </w:rPr>
-        <w:t>&gt;</w:t>
+        <w:t xml:space="preserve"> avec&lt;/em&gt;</w:t>
       </w:r>
     </w:p>
     <w:p>
@@ -1257,55 +839,15 @@
         <w:pStyle w:val="Listing"/>
       </w:pPr>
       <w:r>
-        <w:t>&lt;</w:t>
-      </w:r>
-      <w:proofErr w:type="gramStart"/>
-      <w:r>
-        <w:t>li</w:t>
-      </w:r>
-      <w:proofErr w:type="gramEnd"/>
-      <w:r>
-        <w:t xml:space="preserve"> style="</w:t>
-      </w:r>
-      <w:proofErr w:type="spellStart"/>
-      <w:r>
-        <w:t>vertical-align:middle;list-style-type:disc</w:t>
-      </w:r>
-      <w:proofErr w:type="spellEnd"/>
-      <w:r>
-        <w:t>" &gt;</w:t>
-      </w:r>
-    </w:p>
-    <w:p>
-      <w:pPr>
-        <w:pStyle w:val="Listing"/>
-      </w:pPr>
-      <w:r>
-        <w:t>&lt;</w:t>
-      </w:r>
-      <w:proofErr w:type="gramStart"/>
-      <w:r>
-        <w:t>a  href</w:t>
-      </w:r>
-      <w:proofErr w:type="gramEnd"/>
-      <w:r>
-        <w:t>="evechevaleyre?lang=fr&amp;pz=evelyne&amp;nz=cassar&amp;p=margarita&amp;n=attard&amp;oc=3"&gt;Margarita ATTARD&lt;/a&gt;&lt;</w:t>
-      </w:r>
-      <w:proofErr w:type="spellStart"/>
-      <w:r>
-        <w:t>span</w:t>
-      </w:r>
-      <w:proofErr w:type="spellEnd"/>
-      <w:r>
-        <w:t xml:space="preserve"> style="font-size: 90%"&gt;&lt;/</w:t>
-      </w:r>
-      <w:proofErr w:type="spellStart"/>
-      <w:r>
-        <w:t>span</w:t>
-      </w:r>
-      <w:proofErr w:type="spellEnd"/>
-      <w:r>
-        <w:t>&gt;</w:t>
+        <w:t>&lt;li style="vertical-align:middle;list-style-type:disc" &gt;</w:t>
+      </w:r>
+    </w:p>
+    <w:p>
+      <w:pPr>
+        <w:pStyle w:val="Listing"/>
+      </w:pPr>
+      <w:r>
+        <w:t>&lt;a  href="evechevaleyre?lang=fr&amp;pz=evelyne&amp;nz=cassar&amp;p=margarita&amp;n=attard&amp;oc=3"&gt;Margarita ATTARD&lt;/a&gt;&lt;span style="font-size: 90%"&gt;&lt;/span&gt;</w:t>
       </w:r>
     </w:p>
     <w:p>
@@ -1321,15 +863,7 @@
         <w:pStyle w:val="Listing"/>
       </w:pPr>
       <w:r>
-        <w:t>&lt;/</w:t>
-      </w:r>
-      <w:proofErr w:type="spellStart"/>
-      <w:r>
-        <w:t>ul</w:t>
-      </w:r>
-      <w:proofErr w:type="spellEnd"/>
-      <w:r>
-        <w:t>&gt;</w:t>
+        <w:t>&lt;/ul&gt;</w:t>
       </w:r>
     </w:p>
     <w:p/>
@@ -1395,21 +929,12 @@
       <w:pPr>
         <w:pStyle w:val="Listing"/>
       </w:pPr>
-      <w:proofErr w:type="gramStart"/>
       <w:r>
         <w:rPr>
           <w:rStyle w:val="comment"/>
           <w:rFonts w:eastAsiaTheme="majorEastAsia"/>
         </w:rPr>
-        <w:t>&lt;!--</w:t>
-      </w:r>
-      <w:proofErr w:type="gramEnd"/>
-      <w:r>
-        <w:rPr>
-          <w:rStyle w:val="comment"/>
-          <w:rFonts w:eastAsiaTheme="majorEastAsia"/>
-        </w:rPr>
-        <w:t xml:space="preserve"> Parents photo --&gt;</w:t>
+        <w:t>&lt;!-- Parents photo --&gt;</w:t>
       </w:r>
     </w:p>
     <w:p>
@@ -1419,31 +944,96 @@
       <w:r>
         <w:t>&lt;</w:t>
       </w:r>
-      <w:proofErr w:type="gramStart"/>
       <w:r>
         <w:rPr>
           <w:rStyle w:val="start-tag"/>
         </w:rPr>
-        <w:t>h</w:t>
-      </w:r>
-      <w:proofErr w:type="gramEnd"/>
+        <w:t>h2</w:t>
+      </w:r>
+      <w:r>
+        <w:t>&gt;&lt;</w:t>
+      </w:r>
       <w:r>
         <w:rPr>
           <w:rStyle w:val="start-tag"/>
         </w:rPr>
-        <w:t>2</w:t>
+        <w:t>span</w:t>
+      </w:r>
+      <w:r>
+        <w:t xml:space="preserve"> </w:t>
+      </w:r>
+      <w:r>
+        <w:rPr>
+          <w:rStyle w:val="attribute-name"/>
+        </w:rPr>
+        <w:t>class</w:t>
+      </w:r>
+      <w:r>
+        <w:t>="htitle"&gt;</w:t>
+      </w:r>
+      <w:r>
+        <w:rPr>
+          <w:rStyle w:val="entity"/>
+          <w:rFonts w:eastAsiaTheme="majorEastAsia"/>
+        </w:rPr>
+        <w:t>&amp;nbsp;</w:t>
+      </w:r>
+      <w:r>
+        <w:t>&lt;/</w:t>
+      </w:r>
+      <w:r>
+        <w:rPr>
+          <w:rStyle w:val="end-tag"/>
+          <w:rFonts w:eastAsiaTheme="majorEastAsia"/>
+        </w:rPr>
+        <w:t>span</w:t>
       </w:r>
       <w:r>
         <w:t>&gt;&lt;</w:t>
       </w:r>
-      <w:proofErr w:type="spellStart"/>
       <w:r>
         <w:rPr>
           <w:rStyle w:val="start-tag"/>
         </w:rPr>
         <w:t>span</w:t>
       </w:r>
-      <w:proofErr w:type="spellEnd"/>
+      <w:r>
+        <w:t>&gt;Parents&lt;/</w:t>
+      </w:r>
+      <w:r>
+        <w:rPr>
+          <w:rStyle w:val="end-tag"/>
+          <w:rFonts w:eastAsiaTheme="majorEastAsia"/>
+        </w:rPr>
+        <w:t>span</w:t>
+      </w:r>
+      <w:r>
+        <w:t>&gt;&lt;/</w:t>
+      </w:r>
+      <w:r>
+        <w:rPr>
+          <w:rStyle w:val="end-tag"/>
+          <w:rFonts w:eastAsiaTheme="majorEastAsia"/>
+        </w:rPr>
+        <w:t>h2</w:t>
+      </w:r>
+      <w:r>
+        <w:t>&gt;</w:t>
+      </w:r>
+    </w:p>
+    <w:p>
+      <w:pPr>
+        <w:pStyle w:val="Listing"/>
+      </w:pPr>
+      <w:r>
+        <w:t>&lt;</w:t>
+      </w:r>
+      <w:r>
+        <w:rPr>
+          <w:rStyle w:val="start-tag"/>
+        </w:rPr>
+        <w:t>div</w:t>
+      </w:r>
       <w:r>
         <w:t xml:space="preserve"> </w:t>
       </w:r>
@@ -1451,89 +1041,213 @@
         <w:rPr>
           <w:rStyle w:val="attribute-name"/>
         </w:rPr>
+        <w:t>id</w:t>
+      </w:r>
+      <w:r>
+        <w:t>="parents"&gt;</w:t>
+      </w:r>
+    </w:p>
+    <w:p>
+      <w:pPr>
+        <w:pStyle w:val="Listing"/>
+      </w:pPr>
+      <w:r>
+        <w:t>&lt;</w:t>
+      </w:r>
+      <w:r>
+        <w:rPr>
+          <w:rStyle w:val="start-tag"/>
+        </w:rPr>
+        <w:t>div</w:t>
+      </w:r>
+      <w:r>
+        <w:t xml:space="preserve"> </w:t>
+      </w:r>
+      <w:r>
+        <w:rPr>
+          <w:rStyle w:val="attribute-name"/>
+        </w:rPr>
         <w:t>class</w:t>
       </w:r>
       <w:r>
-        <w:t>="</w:t>
-      </w:r>
-      <w:proofErr w:type="spellStart"/>
-      <w:r>
-        <w:t>htitle</w:t>
-      </w:r>
-      <w:proofErr w:type="spellEnd"/>
-      <w:r>
-        <w:t>"&gt;</w:t>
-      </w:r>
+        <w:t>="row"&gt;</w:t>
+      </w:r>
+    </w:p>
+    <w:p>
+      <w:pPr>
+        <w:pStyle w:val="Listing"/>
+      </w:pPr>
+      <w:r>
+        <w:t>&lt;</w:t>
+      </w:r>
+      <w:r>
+        <w:rPr>
+          <w:rStyle w:val="start-tag"/>
+        </w:rPr>
+        <w:t>div</w:t>
+      </w:r>
+      <w:r>
+        <w:t xml:space="preserve"> </w:t>
+      </w:r>
+      <w:r>
+        <w:rPr>
+          <w:rStyle w:val="attribute-name"/>
+        </w:rPr>
+        <w:t>class</w:t>
+      </w:r>
+      <w:r>
+        <w:t>="small-12 medium-6 large-6 columns"&gt;</w:t>
+      </w:r>
+    </w:p>
+    <w:p>
+      <w:pPr>
+        <w:pStyle w:val="Listing"/>
+      </w:pPr>
+      <w:r>
+        <w:t>&lt;</w:t>
+      </w:r>
+      <w:r>
+        <w:rPr>
+          <w:rStyle w:val="start-tag"/>
+        </w:rPr>
+        <w:t>table</w:t>
+      </w:r>
+      <w:r>
+        <w:t>&gt;</w:t>
+      </w:r>
+    </w:p>
+    <w:p>
+      <w:pPr>
+        <w:pStyle w:val="Listing"/>
+      </w:pPr>
+      <w:r>
+        <w:t>&lt;</w:t>
+      </w:r>
+      <w:r>
+        <w:rPr>
+          <w:rStyle w:val="start-tag"/>
+        </w:rPr>
+        <w:t>tr</w:t>
+      </w:r>
+      <w:r>
+        <w:t>&gt;</w:t>
+      </w:r>
+    </w:p>
+    <w:p>
+      <w:pPr>
+        <w:pStyle w:val="Listing"/>
+      </w:pPr>
+      <w:r>
+        <w:t>&lt;</w:t>
+      </w:r>
+      <w:r>
+        <w:rPr>
+          <w:rStyle w:val="start-tag"/>
+        </w:rPr>
+        <w:t>td</w:t>
+      </w:r>
+      <w:r>
+        <w:t xml:space="preserve"> </w:t>
+      </w:r>
+      <w:r>
+        <w:rPr>
+          <w:rStyle w:val="attribute-name"/>
+        </w:rPr>
+        <w:t>style</w:t>
+      </w:r>
+      <w:r>
+        <w:t>="text-align:left; vertical-align: middle"&gt;</w:t>
+      </w:r>
+    </w:p>
+    <w:p>
+      <w:pPr>
+        <w:pStyle w:val="Listing"/>
+      </w:pPr>
       <w:r>
         <w:rPr>
           <w:rStyle w:val="entity"/>
           <w:rFonts w:eastAsiaTheme="majorEastAsia"/>
         </w:rPr>
-        <w:t>&amp;</w:t>
-      </w:r>
-      <w:proofErr w:type="spellStart"/>
-      <w:r>
-        <w:rPr>
-          <w:rStyle w:val="entity"/>
-          <w:rFonts w:eastAsiaTheme="majorEastAsia"/>
-        </w:rPr>
-        <w:t>nbsp</w:t>
-      </w:r>
-      <w:proofErr w:type="spellEnd"/>
-      <w:r>
-        <w:rPr>
-          <w:rStyle w:val="entity"/>
-          <w:rFonts w:eastAsiaTheme="majorEastAsia"/>
-        </w:rPr>
-        <w:t>;</w:t>
-      </w:r>
+        <w:t>&amp;nbsp;</w:t>
+      </w:r>
+    </w:p>
+    <w:p>
+      <w:pPr>
+        <w:pStyle w:val="Listing"/>
+      </w:pPr>
       <w:r>
         <w:t>&lt;/</w:t>
       </w:r>
-      <w:proofErr w:type="spellStart"/>
       <w:r>
         <w:rPr>
           <w:rStyle w:val="end-tag"/>
           <w:rFonts w:eastAsiaTheme="majorEastAsia"/>
         </w:rPr>
-        <w:t>span</w:t>
-      </w:r>
-      <w:proofErr w:type="spellEnd"/>
+        <w:t>td</w:t>
+      </w:r>
+      <w:r>
+        <w:t>&gt;</w:t>
+      </w:r>
+    </w:p>
+    <w:p>
+      <w:pPr>
+        <w:pStyle w:val="Listing"/>
+      </w:pPr>
+      <w:r>
+        <w:t>&lt;</w:t>
+      </w:r>
+      <w:r>
+        <w:rPr>
+          <w:rStyle w:val="start-tag"/>
+        </w:rPr>
+        <w:t>td</w:t>
+      </w:r>
+      <w:r>
+        <w:t xml:space="preserve"> </w:t>
+      </w:r>
+      <w:r>
+        <w:rPr>
+          <w:rStyle w:val="attribute-name"/>
+        </w:rPr>
+        <w:t>style</w:t>
+      </w:r>
+      <w:r>
+        <w:t>="text-align:left; vertical-align: middle"&gt;</w:t>
+      </w:r>
+    </w:p>
+    <w:p>
+      <w:pPr>
+        <w:pStyle w:val="Listing"/>
+      </w:pPr>
+      <w:r>
+        <w:t>&lt;</w:t>
+      </w:r>
+      <w:r>
+        <w:rPr>
+          <w:rStyle w:val="start-tag"/>
+        </w:rPr>
+        <w:t>ul</w:t>
+      </w:r>
       <w:r>
         <w:t>&gt;&lt;</w:t>
       </w:r>
-      <w:proofErr w:type="spellStart"/>
       <w:r>
         <w:rPr>
           <w:rStyle w:val="start-tag"/>
         </w:rPr>
-        <w:t>span</w:t>
-      </w:r>
-      <w:proofErr w:type="spellEnd"/>
-      <w:r>
-        <w:t>&gt;Parents&lt;/</w:t>
-      </w:r>
-      <w:proofErr w:type="spellStart"/>
-      <w:r>
-        <w:rPr>
-          <w:rStyle w:val="end-tag"/>
-          <w:rFonts w:eastAsiaTheme="majorEastAsia"/>
-        </w:rPr>
-        <w:t>span</w:t>
-      </w:r>
-      <w:proofErr w:type="spellEnd"/>
-      <w:r>
-        <w:t>&gt;&lt;/</w:t>
-      </w:r>
-      <w:r>
-        <w:rPr>
-          <w:rStyle w:val="end-tag"/>
-          <w:rFonts w:eastAsiaTheme="majorEastAsia"/>
-        </w:rPr>
-        <w:t>h2</w:t>
-      </w:r>
-      <w:r>
-        <w:t>&gt;</w:t>
+        <w:t>li</w:t>
+      </w:r>
+      <w:r>
+        <w:t xml:space="preserve"> </w:t>
+      </w:r>
+      <w:r>
+        <w:rPr>
+          <w:rStyle w:val="attribute-name"/>
+        </w:rPr>
+        <w:t>style</w:t>
+      </w:r>
+      <w:r>
+        <w:t>="vertical-align:middle;list-style-type:disc" &gt;</w:t>
       </w:r>
     </w:p>
     <w:p>
@@ -1543,344 +1257,21 @@
       <w:r>
         <w:t>&lt;</w:t>
       </w:r>
-      <w:proofErr w:type="gramStart"/>
       <w:r>
         <w:rPr>
           <w:rStyle w:val="start-tag"/>
         </w:rPr>
-        <w:t>div</w:t>
-      </w:r>
-      <w:proofErr w:type="gramEnd"/>
-      <w:r>
-        <w:t xml:space="preserve"> </w:t>
+        <w:t>a</w:t>
+      </w:r>
+      <w:r>
+        <w:t xml:space="preserve">  </w:t>
       </w:r>
       <w:r>
         <w:rPr>
           <w:rStyle w:val="attribute-name"/>
         </w:rPr>
-        <w:t>id</w:t>
-      </w:r>
-      <w:r>
-        <w:t>="parents"&gt;</w:t>
-      </w:r>
-    </w:p>
-    <w:p>
-      <w:pPr>
-        <w:pStyle w:val="Listing"/>
-      </w:pPr>
-      <w:r>
-        <w:t>&lt;</w:t>
-      </w:r>
-      <w:proofErr w:type="gramStart"/>
-      <w:r>
-        <w:rPr>
-          <w:rStyle w:val="start-tag"/>
-        </w:rPr>
-        <w:t>div</w:t>
-      </w:r>
-      <w:proofErr w:type="gramEnd"/>
-      <w:r>
-        <w:t xml:space="preserve"> </w:t>
-      </w:r>
-      <w:r>
-        <w:rPr>
-          <w:rStyle w:val="attribute-name"/>
-        </w:rPr>
-        <w:t>class</w:t>
-      </w:r>
-      <w:r>
-        <w:t>="</w:t>
-      </w:r>
-      <w:proofErr w:type="spellStart"/>
-      <w:r>
-        <w:t>row</w:t>
-      </w:r>
-      <w:proofErr w:type="spellEnd"/>
-      <w:r>
-        <w:t>"&gt;</w:t>
-      </w:r>
-    </w:p>
-    <w:p>
-      <w:pPr>
-        <w:pStyle w:val="Listing"/>
-      </w:pPr>
-      <w:r>
-        <w:t>&lt;</w:t>
-      </w:r>
-      <w:proofErr w:type="gramStart"/>
-      <w:r>
-        <w:rPr>
-          <w:rStyle w:val="start-tag"/>
-        </w:rPr>
-        <w:t>div</w:t>
-      </w:r>
-      <w:proofErr w:type="gramEnd"/>
-      <w:r>
-        <w:t xml:space="preserve"> </w:t>
-      </w:r>
-      <w:r>
-        <w:rPr>
-          <w:rStyle w:val="attribute-name"/>
-        </w:rPr>
-        <w:t>class</w:t>
-      </w:r>
-      <w:r>
-        <w:t xml:space="preserve">="small-12 medium-6 large-6 </w:t>
-      </w:r>
-      <w:proofErr w:type="spellStart"/>
-      <w:r>
-        <w:t>columns</w:t>
-      </w:r>
-      <w:proofErr w:type="spellEnd"/>
-      <w:r>
-        <w:t>"&gt;</w:t>
-      </w:r>
-    </w:p>
-    <w:p>
-      <w:pPr>
-        <w:pStyle w:val="Listing"/>
-      </w:pPr>
-      <w:r>
-        <w:t>&lt;</w:t>
-      </w:r>
-      <w:proofErr w:type="gramStart"/>
-      <w:r>
-        <w:rPr>
-          <w:rStyle w:val="start-tag"/>
-        </w:rPr>
-        <w:t>table</w:t>
-      </w:r>
-      <w:proofErr w:type="gramEnd"/>
-      <w:r>
-        <w:t>&gt;</w:t>
-      </w:r>
-    </w:p>
-    <w:p>
-      <w:pPr>
-        <w:pStyle w:val="Listing"/>
-      </w:pPr>
-      <w:r>
-        <w:t>&lt;</w:t>
-      </w:r>
-      <w:proofErr w:type="gramStart"/>
-      <w:r>
-        <w:rPr>
-          <w:rStyle w:val="start-tag"/>
-        </w:rPr>
-        <w:t>tr</w:t>
-      </w:r>
-      <w:proofErr w:type="gramEnd"/>
-      <w:r>
-        <w:t>&gt;</w:t>
-      </w:r>
-    </w:p>
-    <w:p>
-      <w:pPr>
-        <w:pStyle w:val="Listing"/>
-      </w:pPr>
-      <w:r>
-        <w:t>&lt;</w:t>
-      </w:r>
-      <w:proofErr w:type="gramStart"/>
-      <w:r>
-        <w:rPr>
-          <w:rStyle w:val="start-tag"/>
-        </w:rPr>
-        <w:t>td</w:t>
-      </w:r>
-      <w:proofErr w:type="gramEnd"/>
-      <w:r>
-        <w:t xml:space="preserve"> </w:t>
-      </w:r>
-      <w:r>
-        <w:rPr>
-          <w:rStyle w:val="attribute-name"/>
-        </w:rPr>
-        <w:t>style</w:t>
-      </w:r>
-      <w:r>
-        <w:t>="</w:t>
-      </w:r>
-      <w:proofErr w:type="spellStart"/>
-      <w:r>
-        <w:t>text-align:left</w:t>
-      </w:r>
-      <w:proofErr w:type="spellEnd"/>
-      <w:r>
-        <w:t>; vertical-</w:t>
-      </w:r>
-      <w:proofErr w:type="spellStart"/>
-      <w:r>
-        <w:t>align</w:t>
-      </w:r>
-      <w:proofErr w:type="spellEnd"/>
-      <w:r>
-        <w:t>: middle"&gt;</w:t>
-      </w:r>
-    </w:p>
-    <w:p>
-      <w:pPr>
-        <w:pStyle w:val="Listing"/>
-      </w:pPr>
-      <w:r>
-        <w:rPr>
-          <w:rStyle w:val="entity"/>
-          <w:rFonts w:eastAsiaTheme="majorEastAsia"/>
-        </w:rPr>
-        <w:t>&amp;</w:t>
-      </w:r>
-      <w:proofErr w:type="spellStart"/>
-      <w:proofErr w:type="gramStart"/>
-      <w:r>
-        <w:rPr>
-          <w:rStyle w:val="entity"/>
-          <w:rFonts w:eastAsiaTheme="majorEastAsia"/>
-        </w:rPr>
-        <w:t>nbsp</w:t>
-      </w:r>
-      <w:proofErr w:type="spellEnd"/>
-      <w:r>
-        <w:rPr>
-          <w:rStyle w:val="entity"/>
-          <w:rFonts w:eastAsiaTheme="majorEastAsia"/>
-        </w:rPr>
-        <w:t>;</w:t>
-      </w:r>
-      <w:proofErr w:type="gramEnd"/>
-    </w:p>
-    <w:p>
-      <w:pPr>
-        <w:pStyle w:val="Listing"/>
-      </w:pPr>
-      <w:r>
-        <w:t>&lt;/</w:t>
-      </w:r>
-      <w:r>
-        <w:rPr>
-          <w:rStyle w:val="end-tag"/>
-          <w:rFonts w:eastAsiaTheme="majorEastAsia"/>
-        </w:rPr>
-        <w:t>td</w:t>
-      </w:r>
-      <w:r>
-        <w:t>&gt;</w:t>
-      </w:r>
-    </w:p>
-    <w:p>
-      <w:pPr>
-        <w:pStyle w:val="Listing"/>
-      </w:pPr>
-      <w:r>
-        <w:t>&lt;</w:t>
-      </w:r>
-      <w:proofErr w:type="gramStart"/>
-      <w:r>
-        <w:rPr>
-          <w:rStyle w:val="start-tag"/>
-        </w:rPr>
-        <w:t>td</w:t>
-      </w:r>
-      <w:proofErr w:type="gramEnd"/>
-      <w:r>
-        <w:t xml:space="preserve"> </w:t>
-      </w:r>
-      <w:r>
-        <w:rPr>
-          <w:rStyle w:val="attribute-name"/>
-        </w:rPr>
-        <w:t>style</w:t>
-      </w:r>
-      <w:r>
-        <w:t>="</w:t>
-      </w:r>
-      <w:proofErr w:type="spellStart"/>
-      <w:r>
-        <w:t>text-align:left</w:t>
-      </w:r>
-      <w:proofErr w:type="spellEnd"/>
-      <w:r>
-        <w:t>; vertical-</w:t>
-      </w:r>
-      <w:proofErr w:type="spellStart"/>
-      <w:r>
-        <w:t>align</w:t>
-      </w:r>
-      <w:proofErr w:type="spellEnd"/>
-      <w:r>
-        <w:t>: middle"&gt;</w:t>
-      </w:r>
-    </w:p>
-    <w:p>
-      <w:pPr>
-        <w:pStyle w:val="Listing"/>
-      </w:pPr>
-      <w:r>
-        <w:t>&lt;</w:t>
-      </w:r>
-      <w:proofErr w:type="spellStart"/>
-      <w:proofErr w:type="gramStart"/>
-      <w:r>
-        <w:rPr>
-          <w:rStyle w:val="start-tag"/>
-        </w:rPr>
-        <w:t>ul</w:t>
-      </w:r>
-      <w:proofErr w:type="spellEnd"/>
-      <w:proofErr w:type="gramEnd"/>
-      <w:r>
-        <w:t>&gt;&lt;</w:t>
-      </w:r>
-      <w:r>
-        <w:rPr>
-          <w:rStyle w:val="start-tag"/>
-        </w:rPr>
-        <w:t>li</w:t>
-      </w:r>
-      <w:r>
-        <w:t xml:space="preserve"> </w:t>
-      </w:r>
-      <w:r>
-        <w:rPr>
-          <w:rStyle w:val="attribute-name"/>
-        </w:rPr>
-        <w:t>style</w:t>
-      </w:r>
-      <w:r>
-        <w:t>="</w:t>
-      </w:r>
-      <w:proofErr w:type="spellStart"/>
-      <w:r>
-        <w:t>vertical-align:middle;list-style-type:disc</w:t>
-      </w:r>
-      <w:proofErr w:type="spellEnd"/>
-      <w:r>
-        <w:t>" &gt;</w:t>
-      </w:r>
-    </w:p>
-    <w:p>
-      <w:pPr>
-        <w:pStyle w:val="Listing"/>
-      </w:pPr>
-      <w:r>
-        <w:t>&lt;</w:t>
-      </w:r>
-      <w:proofErr w:type="gramStart"/>
-      <w:r>
-        <w:rPr>
-          <w:rStyle w:val="start-tag"/>
-        </w:rPr>
-        <w:t>a</w:t>
-      </w:r>
-      <w:r>
-        <w:t xml:space="preserve">  </w:t>
-      </w:r>
-      <w:r>
-        <w:rPr>
-          <w:rStyle w:val="attribute-name"/>
-        </w:rPr>
         <w:t>href</w:t>
       </w:r>
-      <w:proofErr w:type="gramEnd"/>
       <w:r>
         <w:t>="</w:t>
       </w:r>
@@ -1916,7 +1307,6 @@
       <w:r>
         <w:t>&gt;&lt;/</w:t>
       </w:r>
-      <w:proofErr w:type="spellStart"/>
       <w:r>
         <w:rPr>
           <w:rStyle w:val="end-tag"/>
@@ -1924,7 +1314,6 @@
         </w:rPr>
         <w:t>ul</w:t>
       </w:r>
-      <w:proofErr w:type="spellEnd"/>
       <w:r>
         <w:t>&gt;</w:t>
       </w:r>
@@ -2008,14 +1397,12 @@
       <w:r>
         <w:t>&lt;</w:t>
       </w:r>
-      <w:proofErr w:type="gramStart"/>
       <w:r>
         <w:rPr>
           <w:rStyle w:val="start-tag"/>
         </w:rPr>
         <w:t>div</w:t>
       </w:r>
-      <w:proofErr w:type="gramEnd"/>
       <w:r>
         <w:t xml:space="preserve"> </w:t>
       </w:r>
@@ -2026,15 +1413,7 @@
         <w:t>class</w:t>
       </w:r>
       <w:r>
-        <w:t xml:space="preserve">="small-12 medium-6 large-6 </w:t>
-      </w:r>
-      <w:proofErr w:type="spellStart"/>
-      <w:r>
-        <w:t>columns</w:t>
-      </w:r>
-      <w:proofErr w:type="spellEnd"/>
-      <w:r>
-        <w:t>"&gt;</w:t>
+        <w:t>="small-12 medium-6 large-6 columns"&gt;</w:t>
       </w:r>
     </w:p>
     <w:p>
@@ -2044,14 +1423,12 @@
       <w:r>
         <w:t>&lt;</w:t>
       </w:r>
-      <w:proofErr w:type="gramStart"/>
       <w:r>
         <w:rPr>
           <w:rStyle w:val="start-tag"/>
         </w:rPr>
         <w:t>table</w:t>
       </w:r>
-      <w:proofErr w:type="gramEnd"/>
       <w:r>
         <w:t>&gt;</w:t>
       </w:r>
@@ -2063,14 +1440,12 @@
       <w:r>
         <w:t>&lt;</w:t>
       </w:r>
-      <w:proofErr w:type="gramStart"/>
       <w:r>
         <w:rPr>
           <w:rStyle w:val="start-tag"/>
         </w:rPr>
         <w:t>tr</w:t>
       </w:r>
-      <w:proofErr w:type="gramEnd"/>
       <w:r>
         <w:t>&gt;</w:t>
       </w:r>
@@ -2082,14 +1457,12 @@
       <w:r>
         <w:t>&lt;</w:t>
       </w:r>
-      <w:proofErr w:type="gramStart"/>
       <w:r>
         <w:rPr>
           <w:rStyle w:val="start-tag"/>
         </w:rPr>
         <w:t>td</w:t>
       </w:r>
-      <w:proofErr w:type="gramEnd"/>
       <w:r>
         <w:t xml:space="preserve"> </w:t>
       </w:r>
@@ -2100,23 +1473,7 @@
         <w:t>style</w:t>
       </w:r>
       <w:r>
-        <w:t>="</w:t>
-      </w:r>
-      <w:proofErr w:type="spellStart"/>
-      <w:r>
-        <w:t>text-align:left</w:t>
-      </w:r>
-      <w:proofErr w:type="spellEnd"/>
-      <w:r>
-        <w:t>; vertical-</w:t>
-      </w:r>
-      <w:proofErr w:type="spellStart"/>
-      <w:r>
-        <w:t>align</w:t>
-      </w:r>
-      <w:proofErr w:type="spellEnd"/>
-      <w:r>
-        <w:t>: middle"&gt;</w:t>
+        <w:t>="text-align:left; vertical-align: middle"&gt;</w:t>
       </w:r>
     </w:p>
     <w:p>
@@ -2128,26 +1485,8 @@
           <w:rStyle w:val="entity"/>
           <w:rFonts w:eastAsiaTheme="majorEastAsia"/>
         </w:rPr>
-        <w:t>&amp;</w:t>
-      </w:r>
-      <w:proofErr w:type="spellStart"/>
-      <w:proofErr w:type="gramStart"/>
-      <w:r>
-        <w:rPr>
-          <w:rStyle w:val="entity"/>
-          <w:rFonts w:eastAsiaTheme="majorEastAsia"/>
-        </w:rPr>
-        <w:t>nbsp</w:t>
-      </w:r>
-      <w:proofErr w:type="spellEnd"/>
-      <w:r>
-        <w:rPr>
-          <w:rStyle w:val="entity"/>
-          <w:rFonts w:eastAsiaTheme="majorEastAsia"/>
-        </w:rPr>
-        <w:t>;</w:t>
-      </w:r>
-      <w:proofErr w:type="gramEnd"/>
+        <w:t>&amp;nbsp;</w:t>
+      </w:r>
     </w:p>
     <w:p>
       <w:pPr>
@@ -2174,14 +1513,12 @@
       <w:r>
         <w:t>&lt;</w:t>
       </w:r>
-      <w:proofErr w:type="gramStart"/>
       <w:r>
         <w:rPr>
           <w:rStyle w:val="start-tag"/>
         </w:rPr>
         <w:t>td</w:t>
       </w:r>
-      <w:proofErr w:type="gramEnd"/>
       <w:r>
         <w:t xml:space="preserve"> </w:t>
       </w:r>
@@ -2192,23 +1529,7 @@
         <w:t>style</w:t>
       </w:r>
       <w:r>
-        <w:t>="</w:t>
-      </w:r>
-      <w:proofErr w:type="spellStart"/>
-      <w:r>
-        <w:t>text-align:left</w:t>
-      </w:r>
-      <w:proofErr w:type="spellEnd"/>
-      <w:r>
-        <w:t>; vertical-</w:t>
-      </w:r>
-      <w:proofErr w:type="spellStart"/>
-      <w:r>
-        <w:t>align</w:t>
-      </w:r>
-      <w:proofErr w:type="spellEnd"/>
-      <w:r>
-        <w:t>: middle"&gt;</w:t>
+        <w:t>="text-align:left; vertical-align: middle"&gt;</w:t>
       </w:r>
     </w:p>
     <w:p>
@@ -2218,16 +1539,12 @@
       <w:r>
         <w:t>&lt;</w:t>
       </w:r>
-      <w:proofErr w:type="spellStart"/>
-      <w:proofErr w:type="gramStart"/>
       <w:r>
         <w:rPr>
           <w:rStyle w:val="start-tag"/>
         </w:rPr>
         <w:t>ul</w:t>
       </w:r>
-      <w:proofErr w:type="spellEnd"/>
-      <w:proofErr w:type="gramEnd"/>
       <w:r>
         <w:t>&gt;&lt;</w:t>
       </w:r>
@@ -2247,15 +1564,7 @@
         <w:t>style</w:t>
       </w:r>
       <w:r>
-        <w:t>="</w:t>
-      </w:r>
-      <w:proofErr w:type="spellStart"/>
-      <w:r>
-        <w:t>vertical-align:middle;list-style-type:disc</w:t>
-      </w:r>
-      <w:proofErr w:type="spellEnd"/>
-      <w:r>
-        <w:t>" &gt;</w:t>
+        <w:t>="vertical-align:middle;list-style-type:disc" &gt;</w:t>
       </w:r>
     </w:p>
     <w:p>
@@ -2265,7 +1574,6 @@
       <w:r>
         <w:t>&lt;</w:t>
       </w:r>
-      <w:proofErr w:type="gramStart"/>
       <w:r>
         <w:rPr>
           <w:rStyle w:val="start-tag"/>
@@ -2281,7 +1589,6 @@
         </w:rPr>
         <w:t>href</w:t>
       </w:r>
-      <w:proofErr w:type="gramEnd"/>
       <w:r>
         <w:t>="</w:t>
       </w:r>
@@ -2317,7 +1624,6 @@
       <w:r>
         <w:t>&gt;&lt;/</w:t>
       </w:r>
-      <w:proofErr w:type="spellStart"/>
       <w:r>
         <w:rPr>
           <w:rStyle w:val="end-tag"/>
@@ -2325,7 +1631,6 @@
         </w:rPr>
         <w:t>ul</w:t>
       </w:r>
-      <w:proofErr w:type="spellEnd"/>
       <w:r>
         <w:t>&gt;</w:t>
       </w:r>
@@ -2440,13 +1745,8 @@
     </w:p>
     <w:p/>
     <w:p>
-      <w:proofErr w:type="gramStart"/>
-      <w:r>
-        <w:t>response.xpath</w:t>
-      </w:r>
-      <w:proofErr w:type="gramEnd"/>
-      <w:r>
-        <w:t>("//div[@id='parents']/div/div/table/tr/td/ul/li/a/@href").extract()</w:t>
+      <w:r>
+        <w:t>response.xpath("//div[@id='parents']/div/div/table/tr/td/ul/li/a/@href").extract()</w:t>
       </w:r>
     </w:p>
     <w:p/>
@@ -2906,26 +2206,54 @@
         <w:br w:type="textWrapping" w:clear="all"/>
         <w:t>&lt;</w:t>
       </w:r>
-      <w:proofErr w:type="gramStart"/>
       <w:r>
         <w:rPr>
           <w:rStyle w:val="start-tag"/>
           <w:rFonts w:eastAsiaTheme="majorEastAsia"/>
         </w:rPr>
-        <w:t>h</w:t>
-      </w:r>
-      <w:proofErr w:type="gramEnd"/>
+        <w:t>h2</w:t>
+      </w:r>
+      <w:r>
+        <w:t>&gt;&lt;</w:t>
+      </w:r>
       <w:r>
         <w:rPr>
           <w:rStyle w:val="start-tag"/>
           <w:rFonts w:eastAsiaTheme="majorEastAsia"/>
         </w:rPr>
-        <w:t>2</w:t>
+        <w:t>span</w:t>
+      </w:r>
+      <w:r>
+        <w:t xml:space="preserve"> </w:t>
+      </w:r>
+      <w:r>
+        <w:rPr>
+          <w:rStyle w:val="attribute-name"/>
+        </w:rPr>
+        <w:t>class</w:t>
+      </w:r>
+      <w:r>
+        <w:t>="htitle"&gt;</w:t>
+      </w:r>
+      <w:r>
+        <w:rPr>
+          <w:rStyle w:val="entity"/>
+        </w:rPr>
+        <w:t>&amp;nbsp;</w:t>
+      </w:r>
+      <w:r>
+        <w:t>&lt;/</w:t>
+      </w:r>
+      <w:r>
+        <w:rPr>
+          <w:rStyle w:val="end-tag"/>
+          <w:rFonts w:eastAsiaTheme="majorEastAsia"/>
+        </w:rPr>
+        <w:t>span</w:t>
       </w:r>
       <w:r>
         <w:t>&gt;&lt;</w:t>
       </w:r>
-      <w:proofErr w:type="spellStart"/>
       <w:r>
         <w:rPr>
           <w:rStyle w:val="start-tag"/>
@@ -2933,7 +2261,44 @@
         </w:rPr>
         <w:t>span</w:t>
       </w:r>
-      <w:proofErr w:type="spellEnd"/>
+      <w:r>
+        <w:t>&gt;Événements &lt;/</w:t>
+      </w:r>
+      <w:r>
+        <w:rPr>
+          <w:rStyle w:val="end-tag"/>
+          <w:rFonts w:eastAsiaTheme="majorEastAsia"/>
+        </w:rPr>
+        <w:t>span</w:t>
+      </w:r>
+      <w:r>
+        <w:t>&gt;&lt;/</w:t>
+      </w:r>
+      <w:r>
+        <w:rPr>
+          <w:rStyle w:val="end-tag"/>
+          <w:rFonts w:eastAsiaTheme="majorEastAsia"/>
+        </w:rPr>
+        <w:t>h2</w:t>
+      </w:r>
+      <w:r>
+        <w:t>&gt;</w:t>
+      </w:r>
+    </w:p>
+    <w:p>
+      <w:pPr>
+        <w:pStyle w:val="Listing"/>
+      </w:pPr>
+      <w:r>
+        <w:t>&lt;</w:t>
+      </w:r>
+      <w:r>
+        <w:rPr>
+          <w:rStyle w:val="start-tag"/>
+          <w:rFonts w:eastAsiaTheme="majorEastAsia"/>
+        </w:rPr>
+        <w:t>table</w:t>
+      </w:r>
       <w:r>
         <w:t xml:space="preserve"> </w:t>
       </w:r>
@@ -2944,40 +2309,252 @@
         <w:t>class</w:t>
       </w:r>
       <w:r>
+        <w:t xml:space="preserve">="ligne_vie timeline_toggle" </w:t>
+      </w:r>
+      <w:r>
+        <w:rPr>
+          <w:rStyle w:val="attribute-name"/>
+        </w:rPr>
+        <w:t>style</w:t>
+      </w:r>
+      <w:r>
+        <w:t>="display:none;"&gt;</w:t>
+      </w:r>
+    </w:p>
+    <w:p>
+      <w:pPr>
+        <w:pStyle w:val="Listing"/>
+      </w:pPr>
+      <w:r>
+        <w:t>&lt;</w:t>
+      </w:r>
+      <w:r>
+        <w:rPr>
+          <w:rStyle w:val="start-tag"/>
+          <w:rFonts w:eastAsiaTheme="majorEastAsia"/>
+        </w:rPr>
+        <w:t>tr</w:t>
+      </w:r>
+      <w:r>
+        <w:t>&gt;</w:t>
+      </w:r>
+    </w:p>
+    <w:p>
+      <w:pPr>
+        <w:pStyle w:val="Listing"/>
+      </w:pPr>
+      <w:r>
+        <w:t>&lt;</w:t>
+      </w:r>
+      <w:r>
+        <w:rPr>
+          <w:rStyle w:val="start-tag"/>
+          <w:rFonts w:eastAsiaTheme="majorEastAsia"/>
+        </w:rPr>
+        <w:t>td</w:t>
+      </w:r>
+      <w:r>
+        <w:t xml:space="preserve"> </w:t>
+      </w:r>
+      <w:r>
+        <w:rPr>
+          <w:rStyle w:val="attribute-name"/>
+        </w:rPr>
+        <w:t>valign</w:t>
+      </w:r>
+      <w:r>
+        <w:t xml:space="preserve">="top" </w:t>
+      </w:r>
+      <w:r>
+        <w:rPr>
+          <w:rStyle w:val="attribute-name"/>
+        </w:rPr>
+        <w:t>style</w:t>
+      </w:r>
+      <w:r>
+        <w:t xml:space="preserve">="white-space: nowrap;" </w:t>
+      </w:r>
+      <w:r>
+        <w:rPr>
+          <w:rStyle w:val="attribute-name"/>
+        </w:rPr>
+        <w:t>width</w:t>
+      </w:r>
+      <w:r>
+        <w:t>="1"&gt;</w:t>
+      </w:r>
+    </w:p>
+    <w:p>
+      <w:pPr>
+        <w:pStyle w:val="Listing"/>
+      </w:pPr>
+      <w:r>
+        <w:t>&lt;</w:t>
+      </w:r>
+      <w:r>
+        <w:rPr>
+          <w:rStyle w:val="start-tag"/>
+          <w:rFonts w:eastAsiaTheme="majorEastAsia"/>
+        </w:rPr>
+        <w:t>span</w:t>
+      </w:r>
+      <w:r>
+        <w:t xml:space="preserve"> </w:t>
+      </w:r>
+      <w:r>
+        <w:rPr>
+          <w:rStyle w:val="attribute-name"/>
+        </w:rPr>
+        <w:t>class</w:t>
+      </w:r>
+      <w:r>
+        <w:t>="ddate show-for-medium-up"&gt;vers juillet 1802 :&lt;/</w:t>
+      </w:r>
+      <w:r>
+        <w:rPr>
+          <w:rStyle w:val="end-tag"/>
+          <w:rFonts w:eastAsiaTheme="majorEastAsia"/>
+        </w:rPr>
+        <w:t>span</w:t>
+      </w:r>
+      <w:r>
+        <w:t>&gt;</w:t>
+      </w:r>
+    </w:p>
+    <w:p>
+      <w:pPr>
+        <w:pStyle w:val="Listing"/>
+      </w:pPr>
+      <w:r>
+        <w:t>&lt;/</w:t>
+      </w:r>
+      <w:r>
+        <w:rPr>
+          <w:rStyle w:val="end-tag"/>
+          <w:rFonts w:eastAsiaTheme="majorEastAsia"/>
+        </w:rPr>
+        <w:t>td</w:t>
+      </w:r>
+      <w:r>
+        <w:t>&gt;</w:t>
+      </w:r>
+    </w:p>
+    <w:p>
+      <w:pPr>
+        <w:pStyle w:val="Listing"/>
+      </w:pPr>
+      <w:r>
+        <w:t>&lt;</w:t>
+      </w:r>
+      <w:r>
+        <w:rPr>
+          <w:rStyle w:val="start-tag"/>
+          <w:rFonts w:eastAsiaTheme="majorEastAsia"/>
+        </w:rPr>
+        <w:t>td</w:t>
+      </w:r>
+      <w:r>
+        <w:t xml:space="preserve"> </w:t>
+      </w:r>
+      <w:r>
+        <w:rPr>
+          <w:rStyle w:val="attribute-name"/>
+        </w:rPr>
+        <w:t>valign</w:t>
+      </w:r>
+      <w:r>
+        <w:t>="top"&gt;</w:t>
+      </w:r>
+    </w:p>
+    <w:p>
+      <w:pPr>
+        <w:pStyle w:val="Listing"/>
+      </w:pPr>
+      <w:r>
+        <w:t>&lt;</w:t>
+      </w:r>
+      <w:r>
+        <w:rPr>
+          <w:rStyle w:val="start-tag"/>
+          <w:rFonts w:eastAsiaTheme="majorEastAsia"/>
+        </w:rPr>
+        <w:t>span</w:t>
+      </w:r>
+      <w:r>
+        <w:t xml:space="preserve"> </w:t>
+      </w:r>
+      <w:r>
+        <w:rPr>
+          <w:rStyle w:val="attribute-name"/>
+        </w:rPr>
+        <w:t>class</w:t>
+      </w:r>
+      <w:r>
+        <w:t xml:space="preserve">="ddate small-12 show-for-small-only" </w:t>
+      </w:r>
+      <w:r>
+        <w:rPr>
+          <w:rStyle w:val="attribute-name"/>
+        </w:rPr>
+        <w:t>style</w:t>
+      </w:r>
+      <w:r>
+        <w:t>="float:none; padding-top:5px;"&gt;vers juillet 1802 :&lt;/</w:t>
+      </w:r>
+      <w:r>
+        <w:rPr>
+          <w:rStyle w:val="end-tag"/>
+          <w:rFonts w:eastAsiaTheme="majorEastAsia"/>
+        </w:rPr>
+        <w:t>span</w:t>
+      </w:r>
+      <w:r>
+        <w:t>&gt;</w:t>
+      </w:r>
+    </w:p>
+    <w:p>
+      <w:pPr>
+        <w:pStyle w:val="Listing"/>
+      </w:pPr>
+      <w:r>
+        <w:t>&lt;</w:t>
+      </w:r>
+      <w:r>
+        <w:rPr>
+          <w:rStyle w:val="start-tag"/>
+          <w:rFonts w:eastAsiaTheme="majorEastAsia"/>
+        </w:rPr>
+        <w:t>span</w:t>
+      </w:r>
+      <w:r>
+        <w:t xml:space="preserve"> </w:t>
+      </w:r>
+      <w:r>
+        <w:rPr>
+          <w:rStyle w:val="attribute-name"/>
+        </w:rPr>
+        <w:t>class</w:t>
+      </w:r>
+      <w:r>
         <w:t>="</w:t>
       </w:r>
-      <w:proofErr w:type="spellStart"/>
-      <w:r>
-        <w:t>htitle</w:t>
-      </w:r>
-      <w:proofErr w:type="spellEnd"/>
+      <w:r>
+        <w:rPr>
+          <w:highlight w:val="green"/>
+        </w:rPr>
+        <w:t>nnom</w:t>
+      </w:r>
       <w:r>
         <w:t>"&gt;</w:t>
       </w:r>
-      <w:r>
-        <w:rPr>
-          <w:rStyle w:val="entity"/>
-        </w:rPr>
-        <w:t>&amp;</w:t>
-      </w:r>
-      <w:proofErr w:type="spellStart"/>
-      <w:r>
-        <w:rPr>
-          <w:rStyle w:val="entity"/>
-        </w:rPr>
-        <w:t>nbsp</w:t>
-      </w:r>
-      <w:proofErr w:type="spellEnd"/>
-      <w:r>
-        <w:rPr>
-          <w:rStyle w:val="entity"/>
-        </w:rPr>
-        <w:t>;</w:t>
-      </w:r>
-      <w:r>
-        <w:t>&lt;/</w:t>
-      </w:r>
-      <w:proofErr w:type="spellStart"/>
+    </w:p>
+    <w:p>
+      <w:pPr>
+        <w:pStyle w:val="Listing"/>
+      </w:pPr>
+      <w:r>
+        <w:t>Naissance &lt;/</w:t>
+      </w:r>
       <w:r>
         <w:rPr>
           <w:rStyle w:val="end-tag"/>
@@ -2985,40 +2562,23 @@
         </w:rPr>
         <w:t>span</w:t>
       </w:r>
-      <w:proofErr w:type="spellEnd"/>
-      <w:r>
-        <w:t>&gt;&lt;</w:t>
-      </w:r>
-      <w:proofErr w:type="spellStart"/>
+      <w:r>
+        <w:t>&gt;</w:t>
+      </w:r>
+    </w:p>
+    <w:p>
+      <w:pPr>
+        <w:pStyle w:val="Listing"/>
+      </w:pPr>
+      <w:r>
+        <w:t>&lt;</w:t>
+      </w:r>
       <w:r>
         <w:rPr>
           <w:rStyle w:val="start-tag"/>
           <w:rFonts w:eastAsiaTheme="majorEastAsia"/>
         </w:rPr>
-        <w:t>span</w:t>
-      </w:r>
-      <w:proofErr w:type="spellEnd"/>
-      <w:r>
-        <w:t>&gt;Événements &lt;/</w:t>
-      </w:r>
-      <w:proofErr w:type="spellStart"/>
-      <w:r>
-        <w:rPr>
-          <w:rStyle w:val="end-tag"/>
-          <w:rFonts w:eastAsiaTheme="majorEastAsia"/>
-        </w:rPr>
-        <w:t>span</w:t>
-      </w:r>
-      <w:proofErr w:type="spellEnd"/>
-      <w:r>
-        <w:t>&gt;&lt;/</w:t>
-      </w:r>
-      <w:r>
-        <w:rPr>
-          <w:rStyle w:val="end-tag"/>
-          <w:rFonts w:eastAsiaTheme="majorEastAsia"/>
-        </w:rPr>
-        <w:t>h2</w:t>
+        <w:t>br</w:t>
       </w:r>
       <w:r>
         <w:t>&gt;</w:t>
@@ -3031,15 +2591,13 @@
       <w:r>
         <w:t>&lt;</w:t>
       </w:r>
-      <w:proofErr w:type="gramStart"/>
       <w:r>
         <w:rPr>
           <w:rStyle w:val="start-tag"/>
           <w:rFonts w:eastAsiaTheme="majorEastAsia"/>
         </w:rPr>
-        <w:t>table</w:t>
-      </w:r>
-      <w:proofErr w:type="gramEnd"/>
+        <w:t>div</w:t>
+      </w:r>
       <w:r>
         <w:t xml:space="preserve"> </w:t>
       </w:r>
@@ -3052,431 +2610,12 @@
       <w:r>
         <w:t>="</w:t>
       </w:r>
-      <w:proofErr w:type="spellStart"/>
-      <w:r>
-        <w:t>ligne_vie</w:t>
-      </w:r>
-      <w:proofErr w:type="spellEnd"/>
-      <w:r>
-        <w:t xml:space="preserve"> </w:t>
-      </w:r>
-      <w:proofErr w:type="spellStart"/>
-      <w:r>
-        <w:t>timeline_toggle</w:t>
-      </w:r>
-      <w:proofErr w:type="spellEnd"/>
-      <w:r>
-        <w:t xml:space="preserve">" </w:t>
-      </w:r>
-      <w:r>
-        <w:rPr>
-          <w:rStyle w:val="attribute-name"/>
-        </w:rPr>
-        <w:t>style</w:t>
-      </w:r>
-      <w:r>
-        <w:t>="</w:t>
-      </w:r>
-      <w:proofErr w:type="spellStart"/>
-      <w:r>
-        <w:t>display:none</w:t>
-      </w:r>
-      <w:proofErr w:type="spellEnd"/>
-      <w:r>
-        <w:t>;"&gt;</w:t>
-      </w:r>
-    </w:p>
-    <w:p>
-      <w:pPr>
-        <w:pStyle w:val="Listing"/>
-      </w:pPr>
-      <w:r>
-        <w:t>&lt;</w:t>
-      </w:r>
-      <w:proofErr w:type="gramStart"/>
-      <w:r>
-        <w:rPr>
-          <w:rStyle w:val="start-tag"/>
-          <w:rFonts w:eastAsiaTheme="majorEastAsia"/>
-        </w:rPr>
-        <w:t>tr</w:t>
-      </w:r>
-      <w:proofErr w:type="gramEnd"/>
-      <w:r>
-        <w:t>&gt;</w:t>
-      </w:r>
-    </w:p>
-    <w:p>
-      <w:pPr>
-        <w:pStyle w:val="Listing"/>
-      </w:pPr>
-      <w:r>
-        <w:t>&lt;</w:t>
-      </w:r>
-      <w:proofErr w:type="gramStart"/>
-      <w:r>
-        <w:rPr>
-          <w:rStyle w:val="start-tag"/>
-          <w:rFonts w:eastAsiaTheme="majorEastAsia"/>
-        </w:rPr>
-        <w:t>td</w:t>
-      </w:r>
-      <w:proofErr w:type="gramEnd"/>
-      <w:r>
-        <w:t xml:space="preserve"> </w:t>
-      </w:r>
-      <w:proofErr w:type="spellStart"/>
-      <w:r>
-        <w:rPr>
-          <w:rStyle w:val="attribute-name"/>
-        </w:rPr>
-        <w:t>valign</w:t>
-      </w:r>
-      <w:proofErr w:type="spellEnd"/>
-      <w:r>
-        <w:t xml:space="preserve">="top" </w:t>
-      </w:r>
-      <w:r>
-        <w:rPr>
-          <w:rStyle w:val="attribute-name"/>
-        </w:rPr>
-        <w:t>style</w:t>
-      </w:r>
-      <w:r>
-        <w:t>="white-</w:t>
-      </w:r>
-      <w:proofErr w:type="spellStart"/>
-      <w:r>
-        <w:t>space</w:t>
-      </w:r>
-      <w:proofErr w:type="spellEnd"/>
-      <w:r>
-        <w:t xml:space="preserve">: </w:t>
-      </w:r>
-      <w:proofErr w:type="spellStart"/>
-      <w:r>
-        <w:t>nowrap</w:t>
-      </w:r>
-      <w:proofErr w:type="spellEnd"/>
-      <w:r>
-        <w:t xml:space="preserve">;" </w:t>
-      </w:r>
-      <w:proofErr w:type="spellStart"/>
-      <w:r>
-        <w:rPr>
-          <w:rStyle w:val="attribute-name"/>
-        </w:rPr>
-        <w:t>width</w:t>
-      </w:r>
-      <w:proofErr w:type="spellEnd"/>
-      <w:r>
-        <w:t>="1"&gt;</w:t>
-      </w:r>
-    </w:p>
-    <w:p>
-      <w:pPr>
-        <w:pStyle w:val="Listing"/>
-      </w:pPr>
-      <w:r>
-        <w:t>&lt;</w:t>
-      </w:r>
-      <w:proofErr w:type="spellStart"/>
-      <w:proofErr w:type="gramStart"/>
-      <w:r>
-        <w:rPr>
-          <w:rStyle w:val="start-tag"/>
-          <w:rFonts w:eastAsiaTheme="majorEastAsia"/>
-        </w:rPr>
-        <w:t>span</w:t>
-      </w:r>
-      <w:proofErr w:type="spellEnd"/>
-      <w:proofErr w:type="gramEnd"/>
-      <w:r>
-        <w:t xml:space="preserve"> </w:t>
-      </w:r>
-      <w:r>
-        <w:rPr>
-          <w:rStyle w:val="attribute-name"/>
-        </w:rPr>
-        <w:t>class</w:t>
-      </w:r>
-      <w:r>
-        <w:t>="</w:t>
-      </w:r>
-      <w:proofErr w:type="spellStart"/>
-      <w:r>
-        <w:t>ddate</w:t>
-      </w:r>
-      <w:proofErr w:type="spellEnd"/>
-      <w:r>
-        <w:t xml:space="preserve"> show-for-medium-up"&gt;vers juillet 1802 :&lt;/</w:t>
-      </w:r>
-      <w:proofErr w:type="spellStart"/>
-      <w:r>
-        <w:rPr>
-          <w:rStyle w:val="end-tag"/>
-          <w:rFonts w:eastAsiaTheme="majorEastAsia"/>
-        </w:rPr>
-        <w:t>span</w:t>
-      </w:r>
-      <w:proofErr w:type="spellEnd"/>
-      <w:r>
-        <w:t>&gt;</w:t>
-      </w:r>
-    </w:p>
-    <w:p>
-      <w:pPr>
-        <w:pStyle w:val="Listing"/>
-      </w:pPr>
-      <w:r>
-        <w:t>&lt;/</w:t>
-      </w:r>
-      <w:r>
-        <w:rPr>
-          <w:rStyle w:val="end-tag"/>
-          <w:rFonts w:eastAsiaTheme="majorEastAsia"/>
-        </w:rPr>
-        <w:t>td</w:t>
-      </w:r>
-      <w:r>
-        <w:t>&gt;</w:t>
-      </w:r>
-    </w:p>
-    <w:p>
-      <w:pPr>
-        <w:pStyle w:val="Listing"/>
-      </w:pPr>
-      <w:r>
-        <w:t>&lt;</w:t>
-      </w:r>
-      <w:proofErr w:type="gramStart"/>
-      <w:r>
-        <w:rPr>
-          <w:rStyle w:val="start-tag"/>
-          <w:rFonts w:eastAsiaTheme="majorEastAsia"/>
-        </w:rPr>
-        <w:t>td</w:t>
-      </w:r>
-      <w:proofErr w:type="gramEnd"/>
-      <w:r>
-        <w:t xml:space="preserve"> </w:t>
-      </w:r>
-      <w:proofErr w:type="spellStart"/>
-      <w:r>
-        <w:rPr>
-          <w:rStyle w:val="attribute-name"/>
-        </w:rPr>
-        <w:t>valign</w:t>
-      </w:r>
-      <w:proofErr w:type="spellEnd"/>
-      <w:r>
-        <w:t>="top"&gt;</w:t>
-      </w:r>
-    </w:p>
-    <w:p>
-      <w:pPr>
-        <w:pStyle w:val="Listing"/>
-      </w:pPr>
-      <w:r>
-        <w:t>&lt;</w:t>
-      </w:r>
-      <w:proofErr w:type="spellStart"/>
-      <w:proofErr w:type="gramStart"/>
-      <w:r>
-        <w:rPr>
-          <w:rStyle w:val="start-tag"/>
-          <w:rFonts w:eastAsiaTheme="majorEastAsia"/>
-        </w:rPr>
-        <w:t>span</w:t>
-      </w:r>
-      <w:proofErr w:type="spellEnd"/>
-      <w:proofErr w:type="gramEnd"/>
-      <w:r>
-        <w:t xml:space="preserve"> </w:t>
-      </w:r>
-      <w:r>
-        <w:rPr>
-          <w:rStyle w:val="attribute-name"/>
-        </w:rPr>
-        <w:t>class</w:t>
-      </w:r>
-      <w:r>
-        <w:t>="</w:t>
-      </w:r>
-      <w:proofErr w:type="spellStart"/>
-      <w:r>
-        <w:t>ddate</w:t>
-      </w:r>
-      <w:proofErr w:type="spellEnd"/>
-      <w:r>
-        <w:t xml:space="preserve"> small-12 show-for-</w:t>
-      </w:r>
-      <w:proofErr w:type="spellStart"/>
-      <w:r>
-        <w:t>small</w:t>
-      </w:r>
-      <w:proofErr w:type="spellEnd"/>
-      <w:r>
-        <w:t>-</w:t>
-      </w:r>
-      <w:proofErr w:type="spellStart"/>
-      <w:r>
-        <w:t>only</w:t>
-      </w:r>
-      <w:proofErr w:type="spellEnd"/>
-      <w:r>
-        <w:t xml:space="preserve">" </w:t>
-      </w:r>
-      <w:r>
-        <w:rPr>
-          <w:rStyle w:val="attribute-name"/>
-        </w:rPr>
-        <w:t>style</w:t>
-      </w:r>
-      <w:r>
-        <w:t>="</w:t>
-      </w:r>
-      <w:proofErr w:type="spellStart"/>
-      <w:r>
-        <w:t>float:none</w:t>
-      </w:r>
-      <w:proofErr w:type="spellEnd"/>
-      <w:r>
-        <w:t>; padding-top:5px;"&gt;vers juillet 1802 :&lt;/</w:t>
-      </w:r>
-      <w:proofErr w:type="spellStart"/>
-      <w:r>
-        <w:rPr>
-          <w:rStyle w:val="end-tag"/>
-          <w:rFonts w:eastAsiaTheme="majorEastAsia"/>
-        </w:rPr>
-        <w:t>span</w:t>
-      </w:r>
-      <w:proofErr w:type="spellEnd"/>
-      <w:r>
-        <w:t>&gt;</w:t>
-      </w:r>
-    </w:p>
-    <w:p>
-      <w:pPr>
-        <w:pStyle w:val="Listing"/>
-      </w:pPr>
-      <w:r>
-        <w:t>&lt;</w:t>
-      </w:r>
-      <w:proofErr w:type="spellStart"/>
-      <w:proofErr w:type="gramStart"/>
-      <w:r>
-        <w:rPr>
-          <w:rStyle w:val="start-tag"/>
-          <w:rFonts w:eastAsiaTheme="majorEastAsia"/>
-        </w:rPr>
-        <w:t>span</w:t>
-      </w:r>
-      <w:proofErr w:type="spellEnd"/>
-      <w:proofErr w:type="gramEnd"/>
-      <w:r>
-        <w:t xml:space="preserve"> </w:t>
-      </w:r>
-      <w:r>
-        <w:rPr>
-          <w:rStyle w:val="attribute-name"/>
-        </w:rPr>
-        <w:t>class</w:t>
-      </w:r>
-      <w:r>
-        <w:t>="</w:t>
-      </w:r>
-      <w:proofErr w:type="spellStart"/>
       <w:r>
         <w:rPr>
           <w:highlight w:val="green"/>
         </w:rPr>
-        <w:t>nnom</w:t>
-      </w:r>
-      <w:proofErr w:type="spellEnd"/>
-      <w:r>
-        <w:t>"&gt;</w:t>
-      </w:r>
-    </w:p>
-    <w:p>
-      <w:pPr>
-        <w:pStyle w:val="Listing"/>
-      </w:pPr>
-      <w:r>
-        <w:t>Naissance &lt;/</w:t>
-      </w:r>
-      <w:proofErr w:type="spellStart"/>
-      <w:r>
-        <w:rPr>
-          <w:rStyle w:val="end-tag"/>
-          <w:rFonts w:eastAsiaTheme="majorEastAsia"/>
-        </w:rPr>
-        <w:t>span</w:t>
-      </w:r>
-      <w:proofErr w:type="spellEnd"/>
-      <w:r>
-        <w:t>&gt;</w:t>
-      </w:r>
-    </w:p>
-    <w:p>
-      <w:pPr>
-        <w:pStyle w:val="Listing"/>
-      </w:pPr>
-      <w:r>
-        <w:t>&lt;</w:t>
-      </w:r>
-      <w:proofErr w:type="spellStart"/>
-      <w:proofErr w:type="gramStart"/>
-      <w:r>
-        <w:rPr>
-          <w:rStyle w:val="start-tag"/>
-          <w:rFonts w:eastAsiaTheme="majorEastAsia"/>
-        </w:rPr>
-        <w:t>br</w:t>
-      </w:r>
-      <w:proofErr w:type="spellEnd"/>
-      <w:proofErr w:type="gramEnd"/>
-      <w:r>
-        <w:t>&gt;</w:t>
-      </w:r>
-    </w:p>
-    <w:p>
-      <w:pPr>
-        <w:pStyle w:val="Listing"/>
-      </w:pPr>
-      <w:r>
-        <w:t>&lt;</w:t>
-      </w:r>
-      <w:proofErr w:type="gramStart"/>
-      <w:r>
-        <w:rPr>
-          <w:rStyle w:val="start-tag"/>
-          <w:rFonts w:eastAsiaTheme="majorEastAsia"/>
-        </w:rPr>
-        <w:t>div</w:t>
-      </w:r>
-      <w:proofErr w:type="gramEnd"/>
-      <w:r>
-        <w:t xml:space="preserve"> </w:t>
-      </w:r>
-      <w:r>
-        <w:rPr>
-          <w:rStyle w:val="attribute-name"/>
-        </w:rPr>
-        <w:t>class</w:t>
-      </w:r>
-      <w:r>
-        <w:t>="</w:t>
-      </w:r>
-      <w:proofErr w:type="spellStart"/>
-      <w:r>
-        <w:rPr>
-          <w:highlight w:val="green"/>
-        </w:rPr>
         <w:t>nnotes</w:t>
       </w:r>
-      <w:proofErr w:type="spellEnd"/>
       <w:r>
         <w:t>"&gt;Date environ&lt;/</w:t>
       </w:r>
@@ -3596,13 +2735,259 @@
       <w:pPr>
         <w:pStyle w:val="Listing"/>
       </w:pPr>
-      <w:proofErr w:type="gramStart"/>
-      <w:r>
-        <w:t>&lt;!--</w:t>
-      </w:r>
-      <w:proofErr w:type="gramEnd"/>
-      <w:r>
-        <w:t xml:space="preserve">  Portrait --&gt;</w:t>
+      <w:r>
+        <w:t>&lt;!--  Portrait --&gt;</w:t>
+      </w:r>
+    </w:p>
+    <w:p>
+      <w:pPr>
+        <w:pStyle w:val="Listing"/>
+      </w:pPr>
+      <w:r>
+        <w:t>&lt;div id="person-title" class="row clearfix"&gt;</w:t>
+      </w:r>
+    </w:p>
+    <w:p>
+      <w:pPr>
+        <w:pStyle w:val="Listing"/>
+      </w:pPr>
+      <w:r>
+        <w:t>&lt;div class="columns"&gt;</w:t>
+      </w:r>
+    </w:p>
+    <w:p>
+      <w:pPr>
+        <w:pStyle w:val="Listing"/>
+      </w:pPr>
+      <w:r>
+        <w:t>&lt;h1 class="with_tabs name"&gt;</w:t>
+      </w:r>
+    </w:p>
+    <w:p>
+      <w:pPr>
+        <w:pStyle w:val="Listing"/>
+      </w:pPr>
+      <w:r>
+        <w:t>&lt;img src="images/male.png" alt="H" title="H"&gt;&amp;nbsp;</w:t>
+      </w:r>
+    </w:p>
+    <w:p>
+      <w:pPr>
+        <w:pStyle w:val="Listing"/>
+      </w:pPr>
+      <w:r>
+        <w:t>&lt;a href="nraibaut2_w?lang=fr&amp;m=P&amp;v=gerard"&gt;Gérard&lt;/a&gt;</w:t>
+      </w:r>
+    </w:p>
+    <w:p>
+      <w:pPr>
+        <w:pStyle w:val="Listing"/>
+      </w:pPr>
+      <w:r>
+        <w:t>&lt;a href="nraibaut2_w?lang=fr&amp;m=N&amp;v=dupont"&gt;DUPONT&lt;/a&gt;</w:t>
+      </w:r>
+    </w:p>
+    <w:p>
+      <w:pPr>
+        <w:pStyle w:val="Listing"/>
+      </w:pPr>
+      <w:r>
+        <w:t>&amp;nbsp;</w:t>
+      </w:r>
+    </w:p>
+    <w:p>
+      <w:pPr>
+        <w:pStyle w:val="Listing"/>
+      </w:pPr>
+      <w:r>
+        <w:t>&lt;a href="nraibaut2_w?lang=fr&amp;m=MOD_IND&amp;i=0"   class="edit-button-action"&gt;</w:t>
+      </w:r>
+    </w:p>
+    <w:p>
+      <w:pPr>
+        <w:pStyle w:val="Listing"/>
+      </w:pPr>
+      <w:r>
+        <w:t>&lt;img class="not-printable" src="images/picto_mod_fam.png" style="width:13px" style="height:13px" title="modifier cette personne"&gt;</w:t>
+      </w:r>
+    </w:p>
+    <w:p>
+      <w:pPr>
+        <w:pStyle w:val="Listing"/>
+      </w:pPr>
+      <w:r>
+        <w:t>&lt;/a&gt;</w:t>
+      </w:r>
+    </w:p>
+    <w:p>
+      <w:pPr>
+        <w:pStyle w:val="Listing"/>
+      </w:pPr>
+      <w:r>
+        <w:t>&lt;/h1&gt;</w:t>
+      </w:r>
+    </w:p>
+    <w:p>
+      <w:pPr>
+        <w:pStyle w:val="Listing"/>
+      </w:pPr>
+      <w:r>
+        <w:t>&lt;div class="action-buttons not-printable"&gt;</w:t>
+      </w:r>
+    </w:p>
+    <w:p>
+      <w:pPr>
+        <w:pStyle w:val="Listing"/>
+      </w:pPr>
+    </w:p>
+    <w:p>
+      <w:pPr>
+        <w:pStyle w:val="Listing"/>
+      </w:pPr>
+      <w:r>
+        <w:t>&lt;/div&gt;</w:t>
+      </w:r>
+    </w:p>
+    <w:p>
+      <w:pPr>
+        <w:pStyle w:val="Listing"/>
+      </w:pPr>
+      <w:r>
+        <w:t>&lt;/div&gt;</w:t>
+      </w:r>
+    </w:p>
+    <w:p>
+      <w:pPr>
+        <w:pStyle w:val="Listing"/>
+      </w:pPr>
+      <w:r>
+        <w:t>&lt;/div&gt;</w:t>
+      </w:r>
+    </w:p>
+    <w:p>
+      <w:pPr>
+        <w:pStyle w:val="Listing"/>
+        <w:rPr>
+          <w:highlight w:val="yellow"/>
+        </w:rPr>
+      </w:pPr>
+      <w:r>
+        <w:rPr>
+          <w:highlight w:val="yellow"/>
+        </w:rPr>
+        <w:lastRenderedPageBreak/>
+        <w:t>&lt;em&gt;</w:t>
+      </w:r>
+    </w:p>
+    <w:p>
+      <w:pPr>
+        <w:pStyle w:val="Listing"/>
+        <w:rPr>
+          <w:highlight w:val="yellow"/>
+        </w:rPr>
+      </w:pPr>
+      <w:r>
+        <w:rPr>
+          <w:highlight w:val="yellow"/>
+        </w:rPr>
+        <w:t>&lt;a href="nraibaut2_w?lang=fr&amp;m=TT&amp;sm=S&amp;t=Titre+de+G%C3%A9rard&amp;p="&gt;Titre de Gérard &lt;/a&gt; (Note1 sur le titre)&lt;/em&gt;</w:t>
+      </w:r>
+    </w:p>
+    <w:p>
+      <w:pPr>
+        <w:pStyle w:val="Listing"/>
+      </w:pPr>
+      <w:r>
+        <w:rPr>
+          <w:highlight w:val="yellow"/>
+        </w:rPr>
+        <w:t>&lt;br class="separateur"&gt;&lt;br &gt;</w:t>
+      </w:r>
+    </w:p>
+    <w:p>
+      <w:pPr>
+        <w:pStyle w:val="Listing"/>
+      </w:pPr>
+      <w:r>
+        <w:t>&lt;ul&gt;</w:t>
+      </w:r>
+    </w:p>
+    <w:p>
+      <w:pPr>
+        <w:pStyle w:val="Listing"/>
+      </w:pPr>
+      <w:r>
+        <w:t>&lt;li&gt;Né le&amp;nbsp;22&amp;nbsp;mars&amp;nbsp;1982 - Paris, France&lt;/li&gt;</w:t>
+      </w:r>
+    </w:p>
+    <w:p>
+      <w:pPr>
+        <w:pStyle w:val="Listing"/>
+      </w:pPr>
+      <w:r>
+        <w:t>&lt;li&gt;Baptisé le&amp;nbsp;18&amp;nbsp;mai&amp;nbsp;1982 - Paris, France&lt;/li&gt;</w:t>
+      </w:r>
+    </w:p>
+    <w:p>
+      <w:pPr>
+        <w:pStyle w:val="Listing"/>
+      </w:pPr>
+      <w:r>
+        <w:t>&lt;li&gt;Décédé le&amp;nbsp;10&amp;nbsp;avril&amp;nbsp;1992 - Nice, FRANCE,</w:t>
+      </w:r>
+    </w:p>
+    <w:p>
+      <w:pPr>
+        <w:pStyle w:val="Listing"/>
+      </w:pPr>
+      <w:r>
+        <w:t>à l'âge de 10 ans&lt;/li&gt;</w:t>
+      </w:r>
+    </w:p>
+    <w:p>
+      <w:pPr>
+        <w:pStyle w:val="Listing"/>
+      </w:pPr>
+      <w:r>
+        <w:t>&lt;li&gt;Inhumé le&amp;nbsp;11&amp;nbsp;avril&amp;nbsp;1992 - Nice, FRANCE&lt;/li&gt;</w:t>
+      </w:r>
+    </w:p>
+    <w:p>
+      <w:pPr>
+        <w:pStyle w:val="Listing"/>
+      </w:pPr>
+      <w:r>
+        <w:t>&lt;li&gt;Profession de Gérard&lt;/li&gt;</w:t>
+      </w:r>
+    </w:p>
+    <w:p>
+      <w:pPr>
+        <w:pStyle w:val="Listing"/>
+      </w:pPr>
+      <w:r>
+        <w:t>&lt;/ul&gt;</w:t>
+      </w:r>
+    </w:p>
+    <w:p>
+      <w:r>
+        <w:t>alors que cas sans titre :</w:t>
+      </w:r>
+    </w:p>
+    <w:p>
+      <w:r>
+        <w:t>view-source:https://gw.geneanet.org/fbiet?n=rochet&amp;p=didier&amp;oc=0</w:t>
+      </w:r>
+    </w:p>
+    <w:p>
+      <w:pPr>
+        <w:pStyle w:val="Listing"/>
+      </w:pPr>
+      <w:r>
+        <w:rPr>
+          <w:rStyle w:val="comment"/>
+          <w:rFonts w:eastAsiaTheme="majorEastAsia"/>
+        </w:rPr>
+        <w:t>&lt;!--  Portrait --&gt;</w:t>
       </w:r>
     </w:p>
     <w:p>
@@ -3612,37 +2997,32 @@
       <w:r>
         <w:t>&lt;</w:t>
       </w:r>
-      <w:proofErr w:type="gramStart"/>
-      <w:r>
+      <w:r>
+        <w:rPr>
+          <w:rStyle w:val="start-tag"/>
+        </w:rPr>
         <w:t>div</w:t>
       </w:r>
-      <w:proofErr w:type="gramEnd"/>
-      <w:r>
-        <w:t xml:space="preserve"> id="</w:t>
-      </w:r>
-      <w:proofErr w:type="spellStart"/>
-      <w:r>
-        <w:t>person-title</w:t>
-      </w:r>
-      <w:proofErr w:type="spellEnd"/>
-      <w:r>
-        <w:t>" class="</w:t>
-      </w:r>
-      <w:proofErr w:type="spellStart"/>
-      <w:r>
-        <w:t>row</w:t>
-      </w:r>
-      <w:proofErr w:type="spellEnd"/>
       <w:r>
         <w:t xml:space="preserve"> </w:t>
       </w:r>
-      <w:proofErr w:type="spellStart"/>
-      <w:r>
-        <w:t>clearfix</w:t>
-      </w:r>
-      <w:proofErr w:type="spellEnd"/>
-      <w:r>
-        <w:t>"&gt;</w:t>
+      <w:r>
+        <w:rPr>
+          <w:rStyle w:val="attribute-name"/>
+        </w:rPr>
+        <w:t>id</w:t>
+      </w:r>
+      <w:r>
+        <w:t xml:space="preserve">="person-title" </w:t>
+      </w:r>
+      <w:r>
+        <w:rPr>
+          <w:rStyle w:val="attribute-name"/>
+        </w:rPr>
+        <w:t>class</w:t>
+      </w:r>
+      <w:r>
+        <w:t>="row clearfix"&gt;</w:t>
       </w:r>
     </w:p>
     <w:p>
@@ -3652,21 +3032,23 @@
       <w:r>
         <w:t>&lt;</w:t>
       </w:r>
-      <w:proofErr w:type="gramStart"/>
-      <w:r>
+      <w:r>
+        <w:rPr>
+          <w:rStyle w:val="start-tag"/>
+        </w:rPr>
         <w:t>div</w:t>
       </w:r>
-      <w:proofErr w:type="gramEnd"/>
-      <w:r>
-        <w:t xml:space="preserve"> class="</w:t>
-      </w:r>
-      <w:proofErr w:type="spellStart"/>
-      <w:r>
-        <w:t>columns</w:t>
-      </w:r>
-      <w:proofErr w:type="spellEnd"/>
-      <w:r>
-        <w:t>"&gt;</w:t>
+      <w:r>
+        <w:t xml:space="preserve"> </w:t>
+      </w:r>
+      <w:r>
+        <w:rPr>
+          <w:rStyle w:val="attribute-name"/>
+        </w:rPr>
+        <w:t>class</w:t>
+      </w:r>
+      <w:r>
+        <w:t>="columns"&gt;</w:t>
       </w:r>
     </w:p>
     <w:p>
@@ -3676,29 +3058,23 @@
       <w:r>
         <w:t>&lt;</w:t>
       </w:r>
-      <w:proofErr w:type="gramStart"/>
-      <w:r>
-        <w:t>h</w:t>
-      </w:r>
-      <w:proofErr w:type="gramEnd"/>
-      <w:r>
-        <w:t>1 class="</w:t>
-      </w:r>
-      <w:proofErr w:type="spellStart"/>
-      <w:r>
-        <w:t>with_tabs</w:t>
-      </w:r>
-      <w:proofErr w:type="spellEnd"/>
+      <w:r>
+        <w:rPr>
+          <w:rStyle w:val="start-tag"/>
+        </w:rPr>
+        <w:t>h1</w:t>
+      </w:r>
       <w:r>
         <w:t xml:space="preserve"> </w:t>
       </w:r>
-      <w:proofErr w:type="spellStart"/>
-      <w:r>
-        <w:t>name</w:t>
-      </w:r>
-      <w:proofErr w:type="spellEnd"/>
-      <w:r>
-        <w:t>"&gt;</w:t>
+      <w:r>
+        <w:rPr>
+          <w:rStyle w:val="attribute-name"/>
+        </w:rPr>
+        <w:t>class</w:t>
+      </w:r>
+      <w:r>
+        <w:t>="with_tabs name"&gt;</w:t>
       </w:r>
     </w:p>
     <w:p>
@@ -3708,771 +3084,12 @@
       <w:r>
         <w:t>&lt;</w:t>
       </w:r>
-      <w:proofErr w:type="spellStart"/>
-      <w:proofErr w:type="gramStart"/>
-      <w:r>
+      <w:r>
+        <w:rPr>
+          <w:rStyle w:val="start-tag"/>
+        </w:rPr>
         <w:t>img</w:t>
       </w:r>
-      <w:proofErr w:type="spellEnd"/>
-      <w:proofErr w:type="gramEnd"/>
-      <w:r>
-        <w:t xml:space="preserve"> src="images/male.png" alt="H" </w:t>
-      </w:r>
-      <w:proofErr w:type="spellStart"/>
-      <w:r>
-        <w:t>title</w:t>
-      </w:r>
-      <w:proofErr w:type="spellEnd"/>
-      <w:r>
-        <w:t>="H"&gt;&amp;</w:t>
-      </w:r>
-      <w:proofErr w:type="spellStart"/>
-      <w:r>
-        <w:t>nbsp</w:t>
-      </w:r>
-      <w:proofErr w:type="spellEnd"/>
-      <w:r>
-        <w:t>;</w:t>
-      </w:r>
-    </w:p>
-    <w:p>
-      <w:pPr>
-        <w:pStyle w:val="Listing"/>
-      </w:pPr>
-      <w:r>
-        <w:t>&lt;</w:t>
-      </w:r>
-      <w:proofErr w:type="gramStart"/>
-      <w:r>
-        <w:t>a</w:t>
-      </w:r>
-      <w:proofErr w:type="gramEnd"/>
-      <w:r>
-        <w:t xml:space="preserve"> href="nraibaut2_w?lang=</w:t>
-      </w:r>
-      <w:proofErr w:type="spellStart"/>
-      <w:r>
-        <w:t>fr&amp;m</w:t>
-      </w:r>
-      <w:proofErr w:type="spellEnd"/>
-      <w:r>
-        <w:t>=</w:t>
-      </w:r>
-      <w:proofErr w:type="spellStart"/>
-      <w:r>
-        <w:t>P&amp;v</w:t>
-      </w:r>
-      <w:proofErr w:type="spellEnd"/>
-      <w:r>
-        <w:t>=</w:t>
-      </w:r>
-      <w:proofErr w:type="spellStart"/>
-      <w:r>
-        <w:t>gerard</w:t>
-      </w:r>
-      <w:proofErr w:type="spellEnd"/>
-      <w:r>
-        <w:t>"&gt;Gérard&lt;/a&gt;</w:t>
-      </w:r>
-    </w:p>
-    <w:p>
-      <w:pPr>
-        <w:pStyle w:val="Listing"/>
-      </w:pPr>
-      <w:r>
-        <w:t>&lt;</w:t>
-      </w:r>
-      <w:proofErr w:type="gramStart"/>
-      <w:r>
-        <w:t>a</w:t>
-      </w:r>
-      <w:proofErr w:type="gramEnd"/>
-      <w:r>
-        <w:t xml:space="preserve"> href="nraibaut2_w?lang=</w:t>
-      </w:r>
-      <w:proofErr w:type="spellStart"/>
-      <w:r>
-        <w:t>fr&amp;m</w:t>
-      </w:r>
-      <w:proofErr w:type="spellEnd"/>
-      <w:r>
-        <w:t>=</w:t>
-      </w:r>
-      <w:proofErr w:type="spellStart"/>
-      <w:r>
-        <w:t>N&amp;v</w:t>
-      </w:r>
-      <w:proofErr w:type="spellEnd"/>
-      <w:r>
-        <w:t>=</w:t>
-      </w:r>
-      <w:proofErr w:type="spellStart"/>
-      <w:r>
-        <w:t>dupont</w:t>
-      </w:r>
-      <w:proofErr w:type="spellEnd"/>
-      <w:r>
-        <w:t>"&gt;DUPONT&lt;/a&gt;</w:t>
-      </w:r>
-    </w:p>
-    <w:p>
-      <w:pPr>
-        <w:pStyle w:val="Listing"/>
-      </w:pPr>
-      <w:r>
-        <w:t>&amp;</w:t>
-      </w:r>
-      <w:proofErr w:type="spellStart"/>
-      <w:proofErr w:type="gramStart"/>
-      <w:r>
-        <w:t>nbsp</w:t>
-      </w:r>
-      <w:proofErr w:type="spellEnd"/>
-      <w:r>
-        <w:t>;</w:t>
-      </w:r>
-      <w:proofErr w:type="gramEnd"/>
-    </w:p>
-    <w:p>
-      <w:pPr>
-        <w:pStyle w:val="Listing"/>
-      </w:pPr>
-      <w:r>
-        <w:t>&lt;</w:t>
-      </w:r>
-      <w:proofErr w:type="gramStart"/>
-      <w:r>
-        <w:t>a</w:t>
-      </w:r>
-      <w:proofErr w:type="gramEnd"/>
-      <w:r>
-        <w:t xml:space="preserve"> href="nraibaut2_w?lang=</w:t>
-      </w:r>
-      <w:proofErr w:type="spellStart"/>
-      <w:r>
-        <w:t>fr&amp;m</w:t>
-      </w:r>
-      <w:proofErr w:type="spellEnd"/>
-      <w:r>
-        <w:t>=</w:t>
-      </w:r>
-      <w:proofErr w:type="spellStart"/>
-      <w:r>
-        <w:t>MOD_IND&amp;i</w:t>
-      </w:r>
-      <w:proofErr w:type="spellEnd"/>
-      <w:r>
-        <w:t>=0"   class="</w:t>
-      </w:r>
-      <w:proofErr w:type="spellStart"/>
-      <w:r>
-        <w:t>edit</w:t>
-      </w:r>
-      <w:proofErr w:type="spellEnd"/>
-      <w:r>
-        <w:t>-</w:t>
-      </w:r>
-      <w:proofErr w:type="spellStart"/>
-      <w:r>
-        <w:t>button</w:t>
-      </w:r>
-      <w:proofErr w:type="spellEnd"/>
-      <w:r>
-        <w:t>-action"&gt;</w:t>
-      </w:r>
-    </w:p>
-    <w:p>
-      <w:pPr>
-        <w:pStyle w:val="Listing"/>
-      </w:pPr>
-      <w:r>
-        <w:t>&lt;</w:t>
-      </w:r>
-      <w:proofErr w:type="spellStart"/>
-      <w:proofErr w:type="gramStart"/>
-      <w:r>
-        <w:t>img</w:t>
-      </w:r>
-      <w:proofErr w:type="spellEnd"/>
-      <w:proofErr w:type="gramEnd"/>
-      <w:r>
-        <w:t xml:space="preserve"> class="not-</w:t>
-      </w:r>
-      <w:proofErr w:type="spellStart"/>
-      <w:r>
-        <w:t>printable</w:t>
-      </w:r>
-      <w:proofErr w:type="spellEnd"/>
-      <w:r>
-        <w:t xml:space="preserve">" src="images/picto_mod_fam.png" style="width:13px" style="height:13px" </w:t>
-      </w:r>
-      <w:proofErr w:type="spellStart"/>
-      <w:r>
-        <w:t>title</w:t>
-      </w:r>
-      <w:proofErr w:type="spellEnd"/>
-      <w:r>
-        <w:t>="modifier cette personne"&gt;</w:t>
-      </w:r>
-    </w:p>
-    <w:p>
-      <w:pPr>
-        <w:pStyle w:val="Listing"/>
-      </w:pPr>
-      <w:r>
-        <w:t>&lt;/a&gt;</w:t>
-      </w:r>
-    </w:p>
-    <w:p>
-      <w:pPr>
-        <w:pStyle w:val="Listing"/>
-      </w:pPr>
-      <w:r>
-        <w:t>&lt;/h1&gt;</w:t>
-      </w:r>
-    </w:p>
-    <w:p>
-      <w:pPr>
-        <w:pStyle w:val="Listing"/>
-      </w:pPr>
-      <w:r>
-        <w:t>&lt;</w:t>
-      </w:r>
-      <w:proofErr w:type="gramStart"/>
-      <w:r>
-        <w:t>div</w:t>
-      </w:r>
-      <w:proofErr w:type="gramEnd"/>
-      <w:r>
-        <w:t xml:space="preserve"> class="action-buttons not-</w:t>
-      </w:r>
-      <w:proofErr w:type="spellStart"/>
-      <w:r>
-        <w:t>printable</w:t>
-      </w:r>
-      <w:proofErr w:type="spellEnd"/>
-      <w:r>
-        <w:t>"&gt;</w:t>
-      </w:r>
-    </w:p>
-    <w:p>
-      <w:pPr>
-        <w:pStyle w:val="Listing"/>
-      </w:pPr>
-    </w:p>
-    <w:p>
-      <w:pPr>
-        <w:pStyle w:val="Listing"/>
-      </w:pPr>
-      <w:r>
-        <w:t>&lt;/div&gt;</w:t>
-      </w:r>
-    </w:p>
-    <w:p>
-      <w:pPr>
-        <w:pStyle w:val="Listing"/>
-      </w:pPr>
-      <w:r>
-        <w:t>&lt;/div&gt;</w:t>
-      </w:r>
-    </w:p>
-    <w:p>
-      <w:pPr>
-        <w:pStyle w:val="Listing"/>
-      </w:pPr>
-      <w:r>
-        <w:t>&lt;/div&gt;</w:t>
-      </w:r>
-    </w:p>
-    <w:p>
-      <w:pPr>
-        <w:pStyle w:val="Listing"/>
-        <w:rPr>
-          <w:highlight w:val="yellow"/>
-        </w:rPr>
-      </w:pPr>
-      <w:r>
-        <w:rPr>
-          <w:highlight w:val="yellow"/>
-        </w:rPr>
-        <w:lastRenderedPageBreak/>
-        <w:t>&lt;</w:t>
-      </w:r>
-      <w:proofErr w:type="spellStart"/>
-      <w:proofErr w:type="gramStart"/>
-      <w:r>
-        <w:rPr>
-          <w:highlight w:val="yellow"/>
-        </w:rPr>
-        <w:t>em</w:t>
-      </w:r>
-      <w:proofErr w:type="spellEnd"/>
-      <w:proofErr w:type="gramEnd"/>
-      <w:r>
-        <w:rPr>
-          <w:highlight w:val="yellow"/>
-        </w:rPr>
-        <w:t>&gt;</w:t>
-      </w:r>
-    </w:p>
-    <w:p>
-      <w:pPr>
-        <w:pStyle w:val="Listing"/>
-        <w:rPr>
-          <w:highlight w:val="yellow"/>
-        </w:rPr>
-      </w:pPr>
-      <w:r>
-        <w:rPr>
-          <w:highlight w:val="yellow"/>
-        </w:rPr>
-        <w:t>&lt;</w:t>
-      </w:r>
-      <w:proofErr w:type="gramStart"/>
-      <w:r>
-        <w:rPr>
-          <w:highlight w:val="yellow"/>
-        </w:rPr>
-        <w:t>a</w:t>
-      </w:r>
-      <w:proofErr w:type="gramEnd"/>
-      <w:r>
-        <w:rPr>
-          <w:highlight w:val="yellow"/>
-        </w:rPr>
-        <w:t xml:space="preserve"> href="nraibaut2_w?lang=fr&amp;m=TT&amp;sm=S&amp;t=Titre+de+G%C3%A9rard&amp;p="&gt;Titre de Gérard &lt;/a&gt; (Note1 sur le titre)&lt;/</w:t>
-      </w:r>
-      <w:proofErr w:type="spellStart"/>
-      <w:r>
-        <w:rPr>
-          <w:highlight w:val="yellow"/>
-        </w:rPr>
-        <w:t>em</w:t>
-      </w:r>
-      <w:proofErr w:type="spellEnd"/>
-      <w:r>
-        <w:rPr>
-          <w:highlight w:val="yellow"/>
-        </w:rPr>
-        <w:t>&gt;</w:t>
-      </w:r>
-    </w:p>
-    <w:p>
-      <w:pPr>
-        <w:pStyle w:val="Listing"/>
-      </w:pPr>
-      <w:r>
-        <w:rPr>
-          <w:highlight w:val="yellow"/>
-        </w:rPr>
-        <w:t>&lt;</w:t>
-      </w:r>
-      <w:proofErr w:type="spellStart"/>
-      <w:proofErr w:type="gramStart"/>
-      <w:r>
-        <w:rPr>
-          <w:highlight w:val="yellow"/>
-        </w:rPr>
-        <w:t>br</w:t>
-      </w:r>
-      <w:proofErr w:type="spellEnd"/>
-      <w:proofErr w:type="gramEnd"/>
-      <w:r>
-        <w:rPr>
-          <w:highlight w:val="yellow"/>
-        </w:rPr>
-        <w:t xml:space="preserve"> class="</w:t>
-      </w:r>
-      <w:proofErr w:type="spellStart"/>
-      <w:r>
-        <w:rPr>
-          <w:highlight w:val="yellow"/>
-        </w:rPr>
-        <w:t>separateur</w:t>
-      </w:r>
-      <w:proofErr w:type="spellEnd"/>
-      <w:r>
-        <w:rPr>
-          <w:highlight w:val="yellow"/>
-        </w:rPr>
-        <w:t>"&gt;&lt;</w:t>
-      </w:r>
-      <w:proofErr w:type="spellStart"/>
-      <w:r>
-        <w:rPr>
-          <w:highlight w:val="yellow"/>
-        </w:rPr>
-        <w:t>br</w:t>
-      </w:r>
-      <w:proofErr w:type="spellEnd"/>
-      <w:r>
-        <w:rPr>
-          <w:highlight w:val="yellow"/>
-        </w:rPr>
-        <w:t xml:space="preserve"> &gt;</w:t>
-      </w:r>
-    </w:p>
-    <w:p>
-      <w:pPr>
-        <w:pStyle w:val="Listing"/>
-      </w:pPr>
-      <w:r>
-        <w:t>&lt;</w:t>
-      </w:r>
-      <w:proofErr w:type="spellStart"/>
-      <w:proofErr w:type="gramStart"/>
-      <w:r>
-        <w:t>ul</w:t>
-      </w:r>
-      <w:proofErr w:type="spellEnd"/>
-      <w:proofErr w:type="gramEnd"/>
-      <w:r>
-        <w:t>&gt;</w:t>
-      </w:r>
-    </w:p>
-    <w:p>
-      <w:pPr>
-        <w:pStyle w:val="Listing"/>
-      </w:pPr>
-      <w:r>
-        <w:t>&lt;</w:t>
-      </w:r>
-      <w:proofErr w:type="gramStart"/>
-      <w:r>
-        <w:t>li</w:t>
-      </w:r>
-      <w:proofErr w:type="gramEnd"/>
-      <w:r>
-        <w:t>&gt;Né le&amp;nbsp;22&amp;nbsp;mars&amp;nbsp;1982 - Paris, France&lt;/li&gt;</w:t>
-      </w:r>
-    </w:p>
-    <w:p>
-      <w:pPr>
-        <w:pStyle w:val="Listing"/>
-      </w:pPr>
-      <w:r>
-        <w:t>&lt;</w:t>
-      </w:r>
-      <w:proofErr w:type="gramStart"/>
-      <w:r>
-        <w:t>li</w:t>
-      </w:r>
-      <w:proofErr w:type="gramEnd"/>
-      <w:r>
-        <w:t>&gt;Baptisé le&amp;nbsp;18&amp;nbsp;mai&amp;nbsp;1982 - Paris, France&lt;/li&gt;</w:t>
-      </w:r>
-    </w:p>
-    <w:p>
-      <w:pPr>
-        <w:pStyle w:val="Listing"/>
-      </w:pPr>
-      <w:r>
-        <w:t>&lt;</w:t>
-      </w:r>
-      <w:proofErr w:type="gramStart"/>
-      <w:r>
-        <w:t>li</w:t>
-      </w:r>
-      <w:proofErr w:type="gramEnd"/>
-      <w:r>
-        <w:t>&gt;Décédé le&amp;nbsp;10&amp;nbsp;avril&amp;nbsp;1992 - Nice, FRANCE,</w:t>
-      </w:r>
-    </w:p>
-    <w:p>
-      <w:pPr>
-        <w:pStyle w:val="Listing"/>
-      </w:pPr>
-      <w:proofErr w:type="gramStart"/>
-      <w:r>
-        <w:t>à</w:t>
-      </w:r>
-      <w:proofErr w:type="gramEnd"/>
-      <w:r>
-        <w:t xml:space="preserve"> l'âge de 10 ans&lt;/li&gt;</w:t>
-      </w:r>
-    </w:p>
-    <w:p>
-      <w:pPr>
-        <w:pStyle w:val="Listing"/>
-      </w:pPr>
-      <w:r>
-        <w:t>&lt;</w:t>
-      </w:r>
-      <w:proofErr w:type="gramStart"/>
-      <w:r>
-        <w:t>li</w:t>
-      </w:r>
-      <w:proofErr w:type="gramEnd"/>
-      <w:r>
-        <w:t>&gt;Inhumé le&amp;nbsp;11&amp;nbsp;avril&amp;nbsp;1992 - Nice, FRANCE&lt;/li&gt;</w:t>
-      </w:r>
-    </w:p>
-    <w:p>
-      <w:pPr>
-        <w:pStyle w:val="Listing"/>
-      </w:pPr>
-      <w:r>
-        <w:t>&lt;</w:t>
-      </w:r>
-      <w:proofErr w:type="gramStart"/>
-      <w:r>
-        <w:t>li</w:t>
-      </w:r>
-      <w:proofErr w:type="gramEnd"/>
-      <w:r>
-        <w:t>&gt;Profession de Gérard&lt;/li&gt;</w:t>
-      </w:r>
-    </w:p>
-    <w:p>
-      <w:pPr>
-        <w:pStyle w:val="Listing"/>
-      </w:pPr>
-      <w:r>
-        <w:t>&lt;/</w:t>
-      </w:r>
-      <w:proofErr w:type="spellStart"/>
-      <w:r>
-        <w:t>ul</w:t>
-      </w:r>
-      <w:proofErr w:type="spellEnd"/>
-      <w:r>
-        <w:t>&gt;</w:t>
-      </w:r>
-    </w:p>
-    <w:p>
-      <w:proofErr w:type="gramStart"/>
-      <w:r>
-        <w:t>alors</w:t>
-      </w:r>
-      <w:proofErr w:type="gramEnd"/>
-      <w:r>
-        <w:t xml:space="preserve"> que cas sans titre :</w:t>
-      </w:r>
-    </w:p>
-    <w:p>
-      <w:proofErr w:type="spellStart"/>
-      <w:proofErr w:type="gramStart"/>
-      <w:r>
-        <w:t>view</w:t>
-      </w:r>
-      <w:proofErr w:type="gramEnd"/>
-      <w:r>
-        <w:t>-source:https</w:t>
-      </w:r>
-      <w:proofErr w:type="spellEnd"/>
-      <w:r>
-        <w:t>://gw.geneanet.org/</w:t>
-      </w:r>
-      <w:proofErr w:type="spellStart"/>
-      <w:r>
-        <w:t>fbiet?n</w:t>
-      </w:r>
-      <w:proofErr w:type="spellEnd"/>
-      <w:r>
-        <w:t>=</w:t>
-      </w:r>
-      <w:proofErr w:type="spellStart"/>
-      <w:r>
-        <w:t>rochet&amp;p</w:t>
-      </w:r>
-      <w:proofErr w:type="spellEnd"/>
-      <w:r>
-        <w:t>=</w:t>
-      </w:r>
-      <w:proofErr w:type="spellStart"/>
-      <w:r>
-        <w:t>didier&amp;oc</w:t>
-      </w:r>
-      <w:proofErr w:type="spellEnd"/>
-      <w:r>
-        <w:t>=0</w:t>
-      </w:r>
-    </w:p>
-    <w:p>
-      <w:pPr>
-        <w:pStyle w:val="Listing"/>
-      </w:pPr>
-      <w:proofErr w:type="gramStart"/>
-      <w:r>
-        <w:rPr>
-          <w:rStyle w:val="comment"/>
-          <w:rFonts w:eastAsiaTheme="majorEastAsia"/>
-        </w:rPr>
-        <w:t>&lt;!--</w:t>
-      </w:r>
-      <w:proofErr w:type="gramEnd"/>
-      <w:r>
-        <w:rPr>
-          <w:rStyle w:val="comment"/>
-          <w:rFonts w:eastAsiaTheme="majorEastAsia"/>
-        </w:rPr>
-        <w:t xml:space="preserve">  Portrait --&gt;</w:t>
-      </w:r>
-    </w:p>
-    <w:p>
-      <w:pPr>
-        <w:pStyle w:val="Listing"/>
-      </w:pPr>
-      <w:r>
-        <w:t>&lt;</w:t>
-      </w:r>
-      <w:proofErr w:type="gramStart"/>
-      <w:r>
-        <w:rPr>
-          <w:rStyle w:val="start-tag"/>
-        </w:rPr>
-        <w:t>div</w:t>
-      </w:r>
-      <w:proofErr w:type="gramEnd"/>
-      <w:r>
-        <w:t xml:space="preserve"> </w:t>
-      </w:r>
-      <w:r>
-        <w:rPr>
-          <w:rStyle w:val="attribute-name"/>
-        </w:rPr>
-        <w:t>id</w:t>
-      </w:r>
-      <w:r>
-        <w:t>="</w:t>
-      </w:r>
-      <w:proofErr w:type="spellStart"/>
-      <w:r>
-        <w:t>person-title</w:t>
-      </w:r>
-      <w:proofErr w:type="spellEnd"/>
-      <w:r>
-        <w:t xml:space="preserve">" </w:t>
-      </w:r>
-      <w:r>
-        <w:rPr>
-          <w:rStyle w:val="attribute-name"/>
-        </w:rPr>
-        <w:t>class</w:t>
-      </w:r>
-      <w:r>
-        <w:t>="</w:t>
-      </w:r>
-      <w:proofErr w:type="spellStart"/>
-      <w:r>
-        <w:t>row</w:t>
-      </w:r>
-      <w:proofErr w:type="spellEnd"/>
-      <w:r>
-        <w:t xml:space="preserve"> </w:t>
-      </w:r>
-      <w:proofErr w:type="spellStart"/>
-      <w:r>
-        <w:t>clearfix</w:t>
-      </w:r>
-      <w:proofErr w:type="spellEnd"/>
-      <w:r>
-        <w:t>"&gt;</w:t>
-      </w:r>
-    </w:p>
-    <w:p>
-      <w:pPr>
-        <w:pStyle w:val="Listing"/>
-      </w:pPr>
-      <w:r>
-        <w:t>&lt;</w:t>
-      </w:r>
-      <w:proofErr w:type="gramStart"/>
-      <w:r>
-        <w:rPr>
-          <w:rStyle w:val="start-tag"/>
-        </w:rPr>
-        <w:t>div</w:t>
-      </w:r>
-      <w:proofErr w:type="gramEnd"/>
-      <w:r>
-        <w:t xml:space="preserve"> </w:t>
-      </w:r>
-      <w:r>
-        <w:rPr>
-          <w:rStyle w:val="attribute-name"/>
-        </w:rPr>
-        <w:t>class</w:t>
-      </w:r>
-      <w:r>
-        <w:t>="</w:t>
-      </w:r>
-      <w:proofErr w:type="spellStart"/>
-      <w:r>
-        <w:t>columns</w:t>
-      </w:r>
-      <w:proofErr w:type="spellEnd"/>
-      <w:r>
-        <w:t>"&gt;</w:t>
-      </w:r>
-    </w:p>
-    <w:p>
-      <w:pPr>
-        <w:pStyle w:val="Listing"/>
-      </w:pPr>
-      <w:r>
-        <w:t>&lt;</w:t>
-      </w:r>
-      <w:proofErr w:type="gramStart"/>
-      <w:r>
-        <w:rPr>
-          <w:rStyle w:val="start-tag"/>
-        </w:rPr>
-        <w:t>h</w:t>
-      </w:r>
-      <w:proofErr w:type="gramEnd"/>
-      <w:r>
-        <w:rPr>
-          <w:rStyle w:val="start-tag"/>
-        </w:rPr>
-        <w:t>1</w:t>
-      </w:r>
-      <w:r>
-        <w:t xml:space="preserve"> </w:t>
-      </w:r>
-      <w:r>
-        <w:rPr>
-          <w:rStyle w:val="attribute-name"/>
-        </w:rPr>
-        <w:t>class</w:t>
-      </w:r>
-      <w:r>
-        <w:t>="</w:t>
-      </w:r>
-      <w:proofErr w:type="spellStart"/>
-      <w:r>
-        <w:t>with_tabs</w:t>
-      </w:r>
-      <w:proofErr w:type="spellEnd"/>
-      <w:r>
-        <w:t xml:space="preserve"> </w:t>
-      </w:r>
-      <w:proofErr w:type="spellStart"/>
-      <w:r>
-        <w:t>name</w:t>
-      </w:r>
-      <w:proofErr w:type="spellEnd"/>
-      <w:r>
-        <w:t>"&gt;</w:t>
-      </w:r>
-    </w:p>
-    <w:p>
-      <w:pPr>
-        <w:pStyle w:val="Listing"/>
-      </w:pPr>
-      <w:r>
-        <w:t>&lt;</w:t>
-      </w:r>
-      <w:proofErr w:type="spellStart"/>
-      <w:proofErr w:type="gramStart"/>
-      <w:r>
-        <w:rPr>
-          <w:rStyle w:val="start-tag"/>
-        </w:rPr>
-        <w:t>img</w:t>
-      </w:r>
-      <w:proofErr w:type="spellEnd"/>
-      <w:proofErr w:type="gramEnd"/>
       <w:r>
         <w:t xml:space="preserve"> </w:t>
       </w:r>
@@ -4506,14 +3123,12 @@
       <w:r>
         <w:t xml:space="preserve">="H" </w:t>
       </w:r>
-      <w:proofErr w:type="spellStart"/>
       <w:r>
         <w:rPr>
           <w:rStyle w:val="attribute-name"/>
         </w:rPr>
         <w:t>title</w:t>
       </w:r>
-      <w:proofErr w:type="spellEnd"/>
       <w:r>
         <w:t>="H"&gt;</w:t>
       </w:r>
@@ -4522,23 +3137,325 @@
           <w:rStyle w:val="entity"/>
           <w:rFonts w:eastAsiaTheme="majorEastAsia"/>
         </w:rPr>
-        <w:t>&amp;</w:t>
-      </w:r>
-      <w:proofErr w:type="spellStart"/>
+        <w:t>&amp;nbsp;</w:t>
+      </w:r>
+    </w:p>
+    <w:p>
+      <w:pPr>
+        <w:pStyle w:val="Listing"/>
+      </w:pPr>
+      <w:r>
+        <w:t>&lt;</w:t>
+      </w:r>
+      <w:r>
+        <w:rPr>
+          <w:rStyle w:val="start-tag"/>
+        </w:rPr>
+        <w:t>a</w:t>
+      </w:r>
+      <w:r>
+        <w:t xml:space="preserve"> </w:t>
+      </w:r>
+      <w:r>
+        <w:rPr>
+          <w:rStyle w:val="attribute-name"/>
+        </w:rPr>
+        <w:t>href</w:t>
+      </w:r>
+      <w:r>
+        <w:t>="</w:t>
+      </w:r>
+      <w:hyperlink r:id="rId32" w:history="1">
+        <w:r>
+          <w:rPr>
+            <w:rStyle w:val="Lienhypertexte"/>
+            <w:rFonts w:eastAsiaTheme="majorEastAsia"/>
+          </w:rPr>
+          <w:t>fbiet?lang=fr&amp;iz=6951&amp;m=P&amp;v=didier</w:t>
+        </w:r>
+      </w:hyperlink>
+      <w:r>
+        <w:t>"&gt;Didier&lt;/</w:t>
+      </w:r>
+      <w:r>
+        <w:rPr>
+          <w:rStyle w:val="end-tag"/>
+          <w:rFonts w:eastAsiaTheme="majorEastAsia"/>
+        </w:rPr>
+        <w:t>a</w:t>
+      </w:r>
+      <w:r>
+        <w:t>&gt;</w:t>
+      </w:r>
+    </w:p>
+    <w:p>
+      <w:pPr>
+        <w:pStyle w:val="Listing"/>
+      </w:pPr>
+      <w:r>
+        <w:t>&lt;</w:t>
+      </w:r>
+      <w:r>
+        <w:rPr>
+          <w:rStyle w:val="start-tag"/>
+        </w:rPr>
+        <w:t>a</w:t>
+      </w:r>
+      <w:r>
+        <w:t xml:space="preserve"> </w:t>
+      </w:r>
+      <w:r>
+        <w:rPr>
+          <w:rStyle w:val="attribute-name"/>
+        </w:rPr>
+        <w:t>href</w:t>
+      </w:r>
+      <w:r>
+        <w:t>="</w:t>
+      </w:r>
+      <w:hyperlink r:id="rId33" w:history="1">
+        <w:r>
+          <w:rPr>
+            <w:rStyle w:val="Lienhypertexte"/>
+            <w:rFonts w:eastAsiaTheme="majorEastAsia"/>
+          </w:rPr>
+          <w:t>fbiet?lang=fr&amp;iz=6951&amp;m=N&amp;v=rochet</w:t>
+        </w:r>
+      </w:hyperlink>
+      <w:r>
+        <w:t>"&gt;ROCHET&lt;/</w:t>
+      </w:r>
+      <w:r>
+        <w:rPr>
+          <w:rStyle w:val="end-tag"/>
+          <w:rFonts w:eastAsiaTheme="majorEastAsia"/>
+        </w:rPr>
+        <w:t>a</w:t>
+      </w:r>
+      <w:r>
+        <w:t>&gt;</w:t>
+      </w:r>
+    </w:p>
+    <w:p>
+      <w:pPr>
+        <w:pStyle w:val="Listing"/>
+      </w:pPr>
+      <w:r>
+        <w:t>&lt;/</w:t>
+      </w:r>
+      <w:r>
+        <w:rPr>
+          <w:rStyle w:val="end-tag"/>
+          <w:rFonts w:eastAsiaTheme="majorEastAsia"/>
+        </w:rPr>
+        <w:t>h1</w:t>
+      </w:r>
+      <w:r>
+        <w:t>&gt;</w:t>
+      </w:r>
+    </w:p>
+    <w:p>
+      <w:pPr>
+        <w:pStyle w:val="Listing"/>
+      </w:pPr>
+      <w:r>
+        <w:t>&lt;</w:t>
+      </w:r>
+      <w:r>
+        <w:rPr>
+          <w:rStyle w:val="start-tag"/>
+        </w:rPr>
+        <w:t>div</w:t>
+      </w:r>
+      <w:r>
+        <w:t xml:space="preserve"> </w:t>
+      </w:r>
+      <w:r>
+        <w:rPr>
+          <w:rStyle w:val="attribute-name"/>
+        </w:rPr>
+        <w:t>class</w:t>
+      </w:r>
+      <w:r>
+        <w:t>="action-buttons not-printable"&gt;</w:t>
+      </w:r>
+    </w:p>
+    <w:p>
+      <w:pPr>
+        <w:pStyle w:val="Listing"/>
+      </w:pPr>
+    </w:p>
+    <w:p>
+      <w:pPr>
+        <w:pStyle w:val="Listing"/>
+      </w:pPr>
+      <w:r>
+        <w:t>&lt;/</w:t>
+      </w:r>
+      <w:r>
+        <w:rPr>
+          <w:rStyle w:val="end-tag"/>
+          <w:rFonts w:eastAsiaTheme="majorEastAsia"/>
+        </w:rPr>
+        <w:t>div</w:t>
+      </w:r>
+      <w:r>
+        <w:t>&gt;</w:t>
+      </w:r>
+    </w:p>
+    <w:p>
+      <w:pPr>
+        <w:pStyle w:val="Listing"/>
+      </w:pPr>
+      <w:r>
+        <w:t>&lt;/</w:t>
+      </w:r>
+      <w:r>
+        <w:rPr>
+          <w:rStyle w:val="end-tag"/>
+          <w:rFonts w:eastAsiaTheme="majorEastAsia"/>
+        </w:rPr>
+        <w:t>div</w:t>
+      </w:r>
+      <w:r>
+        <w:t>&gt;</w:t>
+      </w:r>
+    </w:p>
+    <w:p>
+      <w:pPr>
+        <w:pStyle w:val="Listing"/>
+      </w:pPr>
+      <w:r>
+        <w:t>&lt;/</w:t>
+      </w:r>
+      <w:r>
+        <w:rPr>
+          <w:rStyle w:val="end-tag"/>
+          <w:rFonts w:eastAsiaTheme="majorEastAsia"/>
+        </w:rPr>
+        <w:t>div</w:t>
+      </w:r>
+      <w:r>
+        <w:t>&gt;</w:t>
+      </w:r>
+    </w:p>
+    <w:p>
+      <w:pPr>
+        <w:pStyle w:val="Listing"/>
+      </w:pPr>
+      <w:r>
+        <w:t>&lt;</w:t>
+      </w:r>
+      <w:r>
+        <w:rPr>
+          <w:rStyle w:val="start-tag"/>
+        </w:rPr>
+        <w:t>ul</w:t>
+      </w:r>
+      <w:r>
+        <w:t>&gt;</w:t>
+      </w:r>
+    </w:p>
+    <w:p>
+      <w:pPr>
+        <w:pStyle w:val="Listing"/>
+      </w:pPr>
+      <w:r>
+        <w:t>&lt;</w:t>
+      </w:r>
+      <w:r>
+        <w:rPr>
+          <w:rStyle w:val="start-tag"/>
+        </w:rPr>
+        <w:t>li</w:t>
+      </w:r>
+      <w:r>
+        <w:t>&gt;Né vers</w:t>
+      </w:r>
       <w:r>
         <w:rPr>
           <w:rStyle w:val="entity"/>
           <w:rFonts w:eastAsiaTheme="majorEastAsia"/>
         </w:rPr>
-        <w:t>nbsp</w:t>
-      </w:r>
-      <w:proofErr w:type="spellEnd"/>
+        <w:t>&amp;nbsp;</w:t>
+      </w:r>
+      <w:r>
+        <w:t>1704&lt;/</w:t>
+      </w:r>
+      <w:r>
+        <w:rPr>
+          <w:rStyle w:val="end-tag"/>
+          <w:rFonts w:eastAsiaTheme="majorEastAsia"/>
+        </w:rPr>
+        <w:t>li</w:t>
+      </w:r>
+      <w:r>
+        <w:t>&gt;</w:t>
+      </w:r>
+    </w:p>
+    <w:p>
+      <w:pPr>
+        <w:pStyle w:val="Listing"/>
+      </w:pPr>
+      <w:r>
+        <w:t>&lt;</w:t>
+      </w:r>
+      <w:r>
+        <w:rPr>
+          <w:rStyle w:val="start-tag"/>
+        </w:rPr>
+        <w:t>li</w:t>
+      </w:r>
+      <w:r>
+        <w:t>&gt;Décédé le</w:t>
+      </w:r>
       <w:r>
         <w:rPr>
           <w:rStyle w:val="entity"/>
           <w:rFonts w:eastAsiaTheme="majorEastAsia"/>
         </w:rPr>
-        <w:t>;</w:t>
+        <w:t>&amp;nbsp;</w:t>
+      </w:r>
+      <w:r>
+        <w:t>9</w:t>
+      </w:r>
+      <w:r>
+        <w:rPr>
+          <w:rStyle w:val="entity"/>
+          <w:rFonts w:eastAsiaTheme="majorEastAsia"/>
+        </w:rPr>
+        <w:t>&amp;nbsp;</w:t>
+      </w:r>
+      <w:r>
+        <w:t>décembre</w:t>
+      </w:r>
+      <w:r>
+        <w:rPr>
+          <w:rStyle w:val="entity"/>
+          <w:rFonts w:eastAsiaTheme="majorEastAsia"/>
+        </w:rPr>
+        <w:t>&amp;nbsp;</w:t>
+      </w:r>
+      <w:r>
+        <w:t>1792 - Thoirette Coisia, 39240, Jura, Franche-Comté, FRANCE,</w:t>
+      </w:r>
+    </w:p>
+    <w:p>
+      <w:pPr>
+        <w:pStyle w:val="Listing"/>
+      </w:pPr>
+      <w:r>
+        <w:t>à l'âge d'environ 88 ans&lt;/</w:t>
+      </w:r>
+      <w:r>
+        <w:rPr>
+          <w:rStyle w:val="end-tag"/>
+          <w:rFonts w:eastAsiaTheme="majorEastAsia"/>
+        </w:rPr>
+        <w:t>li</w:t>
+      </w:r>
+      <w:r>
+        <w:t>&gt;</w:t>
       </w:r>
     </w:p>
     <w:p>
@@ -4548,104 +3465,21 @@
       <w:r>
         <w:t>&lt;</w:t>
       </w:r>
-      <w:proofErr w:type="gramStart"/>
       <w:r>
         <w:rPr>
           <w:rStyle w:val="start-tag"/>
         </w:rPr>
-        <w:t>a</w:t>
-      </w:r>
-      <w:proofErr w:type="gramEnd"/>
-      <w:r>
-        <w:t xml:space="preserve"> </w:t>
-      </w:r>
-      <w:r>
-        <w:rPr>
-          <w:rStyle w:val="attribute-name"/>
-        </w:rPr>
-        <w:t>href</w:t>
-      </w:r>
-      <w:r>
-        <w:t>="</w:t>
-      </w:r>
-      <w:proofErr w:type="spellStart"/>
-      <w:r>
-        <w:fldChar w:fldCharType="begin"/>
-      </w:r>
-      <w:r>
-        <w:instrText xml:space="preserve"> HYPERLINK "view-source:https://gw.geneanet.org/fbiet?lang=fr&amp;iz=6951&amp;m=P&amp;v=didier" </w:instrText>
-      </w:r>
-      <w:r>
-        <w:fldChar w:fldCharType="separate"/>
-      </w:r>
-      <w:r>
-        <w:rPr>
-          <w:rStyle w:val="Lienhypertexte"/>
-          <w:rFonts w:eastAsiaTheme="majorEastAsia"/>
-        </w:rPr>
-        <w:t>fbiet?lang</w:t>
-      </w:r>
-      <w:proofErr w:type="spellEnd"/>
-      <w:r>
-        <w:rPr>
-          <w:rStyle w:val="Lienhypertexte"/>
-          <w:rFonts w:eastAsiaTheme="majorEastAsia"/>
-        </w:rPr>
-        <w:t>=</w:t>
-      </w:r>
-      <w:proofErr w:type="spellStart"/>
-      <w:r>
-        <w:rPr>
-          <w:rStyle w:val="Lienhypertexte"/>
-          <w:rFonts w:eastAsiaTheme="majorEastAsia"/>
-        </w:rPr>
-        <w:t>fr&amp;iz</w:t>
-      </w:r>
-      <w:proofErr w:type="spellEnd"/>
-      <w:r>
-        <w:rPr>
-          <w:rStyle w:val="Lienhypertexte"/>
-          <w:rFonts w:eastAsiaTheme="majorEastAsia"/>
-        </w:rPr>
-        <w:t>=6951&amp;m=</w:t>
-      </w:r>
-      <w:proofErr w:type="spellStart"/>
-      <w:r>
-        <w:rPr>
-          <w:rStyle w:val="Lienhypertexte"/>
-          <w:rFonts w:eastAsiaTheme="majorEastAsia"/>
-        </w:rPr>
-        <w:t>P&amp;v</w:t>
-      </w:r>
-      <w:proofErr w:type="spellEnd"/>
-      <w:r>
-        <w:rPr>
-          <w:rStyle w:val="Lienhypertexte"/>
-          <w:rFonts w:eastAsiaTheme="majorEastAsia"/>
-        </w:rPr>
-        <w:t>=</w:t>
-      </w:r>
-      <w:proofErr w:type="spellStart"/>
-      <w:r>
-        <w:rPr>
-          <w:rStyle w:val="Lienhypertexte"/>
-          <w:rFonts w:eastAsiaTheme="majorEastAsia"/>
-        </w:rPr>
-        <w:t>didier</w:t>
-      </w:r>
-      <w:proofErr w:type="spellEnd"/>
-      <w:r>
-        <w:fldChar w:fldCharType="end"/>
-      </w:r>
-      <w:r>
-        <w:t>"&gt;Didier&lt;/</w:t>
+        <w:t>li</w:t>
+      </w:r>
+      <w:r>
+        <w:t>&gt;Laboureur(02 et 12/1792)&lt;/</w:t>
       </w:r>
       <w:r>
         <w:rPr>
           <w:rStyle w:val="end-tag"/>
           <w:rFonts w:eastAsiaTheme="majorEastAsia"/>
         </w:rPr>
-        <w:t>a</w:t>
+        <w:t>li</w:t>
       </w:r>
       <w:r>
         <w:t>&gt;</w:t>
@@ -4656,408 +3490,23 @@
         <w:pStyle w:val="Listing"/>
       </w:pPr>
       <w:r>
-        <w:t>&lt;</w:t>
-      </w:r>
-      <w:proofErr w:type="gramStart"/>
-      <w:r>
-        <w:rPr>
-          <w:rStyle w:val="start-tag"/>
-        </w:rPr>
-        <w:t>a</w:t>
-      </w:r>
-      <w:proofErr w:type="gramEnd"/>
-      <w:r>
-        <w:t xml:space="preserve"> </w:t>
-      </w:r>
-      <w:r>
-        <w:rPr>
-          <w:rStyle w:val="attribute-name"/>
-        </w:rPr>
-        <w:t>href</w:t>
-      </w:r>
-      <w:r>
-        <w:t>="</w:t>
-      </w:r>
-      <w:proofErr w:type="spellStart"/>
-      <w:r>
-        <w:fldChar w:fldCharType="begin"/>
-      </w:r>
-      <w:r>
-        <w:instrText xml:space="preserve"> HYPERLINK "view-source:https://gw.geneanet.org/fbiet?lang=fr&amp;iz=6951&amp;m=N&amp;v=rochet" </w:instrText>
-      </w:r>
-      <w:r>
-        <w:fldChar w:fldCharType="separate"/>
-      </w:r>
-      <w:r>
-        <w:rPr>
-          <w:rStyle w:val="Lienhypertexte"/>
-          <w:rFonts w:eastAsiaTheme="majorEastAsia"/>
-        </w:rPr>
-        <w:t>fbiet?lang</w:t>
-      </w:r>
-      <w:proofErr w:type="spellEnd"/>
-      <w:r>
-        <w:rPr>
-          <w:rStyle w:val="Lienhypertexte"/>
-          <w:rFonts w:eastAsiaTheme="majorEastAsia"/>
-        </w:rPr>
-        <w:t>=</w:t>
-      </w:r>
-      <w:proofErr w:type="spellStart"/>
-      <w:r>
-        <w:rPr>
-          <w:rStyle w:val="Lienhypertexte"/>
-          <w:rFonts w:eastAsiaTheme="majorEastAsia"/>
-        </w:rPr>
-        <w:t>fr&amp;iz</w:t>
-      </w:r>
-      <w:proofErr w:type="spellEnd"/>
-      <w:r>
-        <w:rPr>
-          <w:rStyle w:val="Lienhypertexte"/>
-          <w:rFonts w:eastAsiaTheme="majorEastAsia"/>
-        </w:rPr>
-        <w:t>=6951&amp;m=</w:t>
-      </w:r>
-      <w:proofErr w:type="spellStart"/>
-      <w:r>
-        <w:rPr>
-          <w:rStyle w:val="Lienhypertexte"/>
-          <w:rFonts w:eastAsiaTheme="majorEastAsia"/>
-        </w:rPr>
-        <w:t>N&amp;v</w:t>
-      </w:r>
-      <w:proofErr w:type="spellEnd"/>
-      <w:r>
-        <w:rPr>
-          <w:rStyle w:val="Lienhypertexte"/>
-          <w:rFonts w:eastAsiaTheme="majorEastAsia"/>
-        </w:rPr>
-        <w:t>=rochet</w:t>
-      </w:r>
-      <w:r>
-        <w:fldChar w:fldCharType="end"/>
-      </w:r>
-      <w:r>
-        <w:t>"&gt;ROCHET&lt;/</w:t>
+        <w:t>&lt;/</w:t>
       </w:r>
       <w:r>
         <w:rPr>
           <w:rStyle w:val="end-tag"/>
           <w:rFonts w:eastAsiaTheme="majorEastAsia"/>
         </w:rPr>
-        <w:t>a</w:t>
+        <w:t>ul</w:t>
       </w:r>
       <w:r>
         <w:t>&gt;</w:t>
       </w:r>
     </w:p>
-    <w:p>
-      <w:pPr>
-        <w:pStyle w:val="Listing"/>
-      </w:pPr>
-      <w:r>
-        <w:t>&lt;/</w:t>
-      </w:r>
-      <w:r>
-        <w:rPr>
-          <w:rStyle w:val="end-tag"/>
-          <w:rFonts w:eastAsiaTheme="majorEastAsia"/>
-        </w:rPr>
-        <w:t>h1</w:t>
-      </w:r>
-      <w:r>
-        <w:t>&gt;</w:t>
-      </w:r>
-    </w:p>
-    <w:p>
-      <w:pPr>
-        <w:pStyle w:val="Listing"/>
-      </w:pPr>
-      <w:r>
-        <w:t>&lt;</w:t>
-      </w:r>
-      <w:proofErr w:type="gramStart"/>
-      <w:r>
-        <w:rPr>
-          <w:rStyle w:val="start-tag"/>
-        </w:rPr>
-        <w:t>div</w:t>
-      </w:r>
-      <w:proofErr w:type="gramEnd"/>
-      <w:r>
-        <w:t xml:space="preserve"> </w:t>
-      </w:r>
-      <w:r>
-        <w:rPr>
-          <w:rStyle w:val="attribute-name"/>
-        </w:rPr>
-        <w:t>class</w:t>
-      </w:r>
-      <w:r>
-        <w:t>="action-buttons not-</w:t>
-      </w:r>
-      <w:proofErr w:type="spellStart"/>
-      <w:r>
-        <w:t>printable</w:t>
-      </w:r>
-      <w:proofErr w:type="spellEnd"/>
-      <w:r>
-        <w:t>"&gt;</w:t>
-      </w:r>
-    </w:p>
-    <w:p>
-      <w:pPr>
-        <w:pStyle w:val="Listing"/>
-      </w:pPr>
-    </w:p>
-    <w:p>
-      <w:pPr>
-        <w:pStyle w:val="Listing"/>
-      </w:pPr>
-      <w:r>
-        <w:t>&lt;/</w:t>
-      </w:r>
-      <w:r>
-        <w:rPr>
-          <w:rStyle w:val="end-tag"/>
-          <w:rFonts w:eastAsiaTheme="majorEastAsia"/>
-        </w:rPr>
-        <w:t>div</w:t>
-      </w:r>
-      <w:r>
-        <w:t>&gt;</w:t>
-      </w:r>
-    </w:p>
-    <w:p>
-      <w:pPr>
-        <w:pStyle w:val="Listing"/>
-      </w:pPr>
-      <w:r>
-        <w:t>&lt;/</w:t>
-      </w:r>
-      <w:r>
-        <w:rPr>
-          <w:rStyle w:val="end-tag"/>
-          <w:rFonts w:eastAsiaTheme="majorEastAsia"/>
-        </w:rPr>
-        <w:t>div</w:t>
-      </w:r>
-      <w:r>
-        <w:t>&gt;</w:t>
-      </w:r>
-    </w:p>
-    <w:p>
-      <w:pPr>
-        <w:pStyle w:val="Listing"/>
-      </w:pPr>
-      <w:r>
-        <w:t>&lt;/</w:t>
-      </w:r>
-      <w:r>
-        <w:rPr>
-          <w:rStyle w:val="end-tag"/>
-          <w:rFonts w:eastAsiaTheme="majorEastAsia"/>
-        </w:rPr>
-        <w:t>div</w:t>
-      </w:r>
-      <w:r>
-        <w:t>&gt;</w:t>
-      </w:r>
-    </w:p>
-    <w:p>
-      <w:pPr>
-        <w:pStyle w:val="Listing"/>
-      </w:pPr>
-      <w:r>
-        <w:t>&lt;</w:t>
-      </w:r>
-      <w:proofErr w:type="spellStart"/>
-      <w:proofErr w:type="gramStart"/>
-      <w:r>
-        <w:rPr>
-          <w:rStyle w:val="start-tag"/>
-        </w:rPr>
-        <w:t>ul</w:t>
-      </w:r>
-      <w:proofErr w:type="spellEnd"/>
-      <w:proofErr w:type="gramEnd"/>
-      <w:r>
-        <w:t>&gt;</w:t>
-      </w:r>
-    </w:p>
-    <w:p>
-      <w:pPr>
-        <w:pStyle w:val="Listing"/>
-      </w:pPr>
-      <w:r>
-        <w:t>&lt;</w:t>
-      </w:r>
-      <w:proofErr w:type="gramStart"/>
-      <w:r>
-        <w:rPr>
-          <w:rStyle w:val="start-tag"/>
-        </w:rPr>
-        <w:t>li</w:t>
-      </w:r>
-      <w:proofErr w:type="gramEnd"/>
-      <w:r>
-        <w:t>&gt;Né vers</w:t>
-      </w:r>
-      <w:r>
-        <w:rPr>
-          <w:rStyle w:val="entity"/>
-          <w:rFonts w:eastAsiaTheme="majorEastAsia"/>
-        </w:rPr>
-        <w:t>&amp;nbsp;</w:t>
-      </w:r>
-      <w:r>
-        <w:t>1704&lt;/</w:t>
-      </w:r>
-      <w:r>
-        <w:rPr>
-          <w:rStyle w:val="end-tag"/>
-          <w:rFonts w:eastAsiaTheme="majorEastAsia"/>
-        </w:rPr>
-        <w:t>li</w:t>
-      </w:r>
-      <w:r>
-        <w:t>&gt;</w:t>
-      </w:r>
-    </w:p>
-    <w:p>
-      <w:pPr>
-        <w:pStyle w:val="Listing"/>
-      </w:pPr>
-      <w:r>
-        <w:t>&lt;</w:t>
-      </w:r>
-      <w:proofErr w:type="gramStart"/>
-      <w:r>
-        <w:rPr>
-          <w:rStyle w:val="start-tag"/>
-        </w:rPr>
-        <w:t>li</w:t>
-      </w:r>
-      <w:proofErr w:type="gramEnd"/>
-      <w:r>
-        <w:t>&gt;Décédé le</w:t>
-      </w:r>
-      <w:r>
-        <w:rPr>
-          <w:rStyle w:val="entity"/>
-          <w:rFonts w:eastAsiaTheme="majorEastAsia"/>
-        </w:rPr>
-        <w:t>&amp;nbsp;</w:t>
-      </w:r>
-      <w:r>
-        <w:t>9</w:t>
-      </w:r>
-      <w:r>
-        <w:rPr>
-          <w:rStyle w:val="entity"/>
-          <w:rFonts w:eastAsiaTheme="majorEastAsia"/>
-        </w:rPr>
-        <w:t>&amp;nbsp;</w:t>
-      </w:r>
-      <w:r>
-        <w:t>décembre</w:t>
-      </w:r>
-      <w:r>
-        <w:rPr>
-          <w:rStyle w:val="entity"/>
-          <w:rFonts w:eastAsiaTheme="majorEastAsia"/>
-        </w:rPr>
-        <w:t>&amp;nbsp;</w:t>
-      </w:r>
-      <w:r>
-        <w:t>1792 - Thoirette Coisia, 39240, Jura, Franche-Comté, FRANCE,</w:t>
-      </w:r>
-    </w:p>
-    <w:p>
-      <w:pPr>
-        <w:pStyle w:val="Listing"/>
-      </w:pPr>
-      <w:proofErr w:type="gramStart"/>
-      <w:r>
-        <w:t>à</w:t>
-      </w:r>
-      <w:proofErr w:type="gramEnd"/>
-      <w:r>
-        <w:t xml:space="preserve"> l'âge d'environ 88 ans&lt;/</w:t>
-      </w:r>
-      <w:r>
-        <w:rPr>
-          <w:rStyle w:val="end-tag"/>
-          <w:rFonts w:eastAsiaTheme="majorEastAsia"/>
-        </w:rPr>
-        <w:t>li</w:t>
-      </w:r>
-      <w:r>
-        <w:t>&gt;</w:t>
-      </w:r>
-    </w:p>
-    <w:p>
-      <w:pPr>
-        <w:pStyle w:val="Listing"/>
-      </w:pPr>
-      <w:r>
-        <w:t>&lt;</w:t>
-      </w:r>
-      <w:proofErr w:type="gramStart"/>
-      <w:r>
-        <w:rPr>
-          <w:rStyle w:val="start-tag"/>
-        </w:rPr>
-        <w:t>li</w:t>
-      </w:r>
-      <w:proofErr w:type="gramEnd"/>
-      <w:r>
-        <w:t>&gt;Laboureur(02 et 12/1792)&lt;/</w:t>
-      </w:r>
-      <w:r>
-        <w:rPr>
-          <w:rStyle w:val="end-tag"/>
-          <w:rFonts w:eastAsiaTheme="majorEastAsia"/>
-        </w:rPr>
-        <w:t>li</w:t>
-      </w:r>
-      <w:r>
-        <w:t>&gt;</w:t>
-      </w:r>
-    </w:p>
-    <w:p>
-      <w:pPr>
-        <w:pStyle w:val="Listing"/>
-      </w:pPr>
-      <w:r>
-        <w:t>&lt;/</w:t>
-      </w:r>
-      <w:proofErr w:type="spellStart"/>
-      <w:r>
-        <w:rPr>
-          <w:rStyle w:val="end-tag"/>
-          <w:rFonts w:eastAsiaTheme="majorEastAsia"/>
-        </w:rPr>
-        <w:t>ul</w:t>
-      </w:r>
-      <w:proofErr w:type="spellEnd"/>
-      <w:r>
-        <w:t>&gt;</w:t>
-      </w:r>
-    </w:p>
     <w:p/>
     <w:p>
       <w:r>
-        <w:t xml:space="preserve">Dans </w:t>
-      </w:r>
-      <w:proofErr w:type="spellStart"/>
-      <w:r>
-        <w:t>Geneanet</w:t>
-      </w:r>
-      <w:proofErr w:type="spellEnd"/>
-      <w:r>
-        <w:t> : 1 seule note sur titre :</w:t>
+        <w:t>Dans Geneanet : 1 seule note sur titre :</w:t>
       </w:r>
     </w:p>
     <w:p>
@@ -5081,7 +3530,7 @@
                     <pic:cNvPicPr/>
                   </pic:nvPicPr>
                   <pic:blipFill>
-                    <a:blip r:embed="rId32"/>
+                    <a:blip r:embed="rId34"/>
                     <a:stretch>
                       <a:fillRect/>
                     </a:stretch>
@@ -5109,7 +3558,7 @@
       </w:r>
     </w:p>
     <w:p>
-      <w:hyperlink r:id="rId33" w:history="1">
+      <w:hyperlink r:id="rId35" w:history="1">
         <w:r>
           <w:rPr>
             <w:rStyle w:val="Lienhypertexte"/>
@@ -5140,7 +3589,7 @@
                     <pic:cNvPicPr/>
                   </pic:nvPicPr>
                   <pic:blipFill>
-                    <a:blip r:embed="rId34"/>
+                    <a:blip r:embed="rId36"/>
                     <a:stretch>
                       <a:fillRect/>
                     </a:stretch>
@@ -5167,7 +3616,7 @@
       </w:r>
     </w:p>
     <w:p>
-      <w:hyperlink r:id="rId35" w:history="1">
+      <w:hyperlink r:id="rId37" w:history="1">
         <w:r>
           <w:rPr>
             <w:rStyle w:val="Lienhypertexte"/>
@@ -5197,7 +3646,7 @@
                     <pic:cNvPicPr/>
                   </pic:nvPicPr>
                   <pic:blipFill>
-                    <a:blip r:embed="rId36"/>
+                    <a:blip r:embed="rId38"/>
                     <a:stretch>
                       <a:fillRect/>
                     </a:stretch>
@@ -5279,8 +3728,6 @@
       <w:r>
         <w:t>&lt;</w:t>
       </w:r>
-      <w:proofErr w:type="spellStart"/>
-      <w:proofErr w:type="gramStart"/>
       <w:r>
         <w:rPr>
           <w:rStyle w:val="start-tag"/>
@@ -5288,15 +3735,12 @@
         </w:rPr>
         <w:t>em</w:t>
       </w:r>
-      <w:proofErr w:type="spellEnd"/>
-      <w:proofErr w:type="gramEnd"/>
       <w:r>
         <w:rPr>
           <w:highlight w:val="yellow"/>
         </w:rPr>
         <w:t>&gt;(Marie, Paule DURAND)&lt;/</w:t>
       </w:r>
-      <w:proofErr w:type="spellStart"/>
       <w:r>
         <w:rPr>
           <w:rStyle w:val="end-tag"/>
@@ -5305,7 +3749,6 @@
         </w:rPr>
         <w:t>em</w:t>
       </w:r>
-      <w:proofErr w:type="spellEnd"/>
       <w:r>
         <w:rPr>
           <w:highlight w:val="yellow"/>
@@ -5320,27 +3763,21 @@
       <w:r>
         <w:t>&lt;</w:t>
       </w:r>
-      <w:proofErr w:type="spellStart"/>
-      <w:proofErr w:type="gramStart"/>
       <w:r>
         <w:rPr>
           <w:rStyle w:val="start-tag"/>
         </w:rPr>
         <w:t>br</w:t>
       </w:r>
-      <w:proofErr w:type="spellEnd"/>
-      <w:proofErr w:type="gramEnd"/>
       <w:r>
         <w:t>&gt;&lt;</w:t>
       </w:r>
-      <w:proofErr w:type="spellStart"/>
       <w:r>
         <w:rPr>
           <w:rStyle w:val="start-tag"/>
         </w:rPr>
         <w:t>br</w:t>
       </w:r>
-      <w:proofErr w:type="spellEnd"/>
       <w:r>
         <w:t xml:space="preserve"> </w:t>
       </w:r>
@@ -5351,24 +3788,14 @@
         <w:t>class</w:t>
       </w:r>
       <w:r>
-        <w:t>="</w:t>
-      </w:r>
-      <w:proofErr w:type="spellStart"/>
-      <w:r>
-        <w:t>separateur</w:t>
-      </w:r>
-      <w:proofErr w:type="spellEnd"/>
-      <w:r>
-        <w:t>"&gt;&lt;</w:t>
-      </w:r>
-      <w:proofErr w:type="spellStart"/>
+        <w:t>="separateur"&gt;&lt;</w:t>
+      </w:r>
       <w:r>
         <w:rPr>
           <w:rStyle w:val="start-tag"/>
         </w:rPr>
         <w:t>br</w:t>
       </w:r>
-      <w:proofErr w:type="spellEnd"/>
       <w:r>
         <w:t xml:space="preserve"> &gt;</w:t>
       </w:r>
@@ -5380,16 +3807,12 @@
       <w:r>
         <w:t>&lt;</w:t>
       </w:r>
-      <w:proofErr w:type="spellStart"/>
-      <w:proofErr w:type="gramStart"/>
       <w:r>
         <w:rPr>
           <w:rStyle w:val="start-tag"/>
         </w:rPr>
         <w:t>ul</w:t>
       </w:r>
-      <w:proofErr w:type="spellEnd"/>
-      <w:proofErr w:type="gramEnd"/>
       <w:r>
         <w:t>&gt;</w:t>
       </w:r>
@@ -5401,7 +3824,6 @@
       <w:r>
         <w:t>&lt;/</w:t>
       </w:r>
-      <w:proofErr w:type="spellStart"/>
       <w:r>
         <w:rPr>
           <w:rStyle w:val="end-tag"/>
@@ -5409,7 +3831,6 @@
         </w:rPr>
         <w:t>ul</w:t>
       </w:r>
-      <w:proofErr w:type="spellEnd"/>
       <w:r>
         <w:t>&gt;</w:t>
       </w:r>
@@ -5422,7 +3843,7 @@
       </w:r>
     </w:p>
     <w:p>
-      <w:hyperlink r:id="rId37" w:history="1">
+      <w:hyperlink r:id="rId39" w:history="1">
         <w:r>
           <w:rPr>
             <w:rStyle w:val="Lienhypertexte"/>
@@ -5452,7 +3873,7 @@
                     <pic:cNvPicPr/>
                   </pic:nvPicPr>
                   <pic:blipFill>
-                    <a:blip r:embed="rId38"/>
+                    <a:blip r:embed="rId40"/>
                     <a:stretch>
                       <a:fillRect/>
                     </a:stretch>
@@ -5480,7 +3901,7 @@
       </w:r>
     </w:p>
     <w:p>
-      <w:hyperlink r:id="rId39" w:history="1">
+      <w:hyperlink r:id="rId41" w:history="1">
         <w:r>
           <w:rPr>
             <w:rStyle w:val="Lienhypertexte"/>
@@ -5491,6 +3912,9 @@
     </w:p>
     <w:p>
       <w:r>
+        <w:rPr>
+          <w:noProof/>
+        </w:rPr>
         <w:lastRenderedPageBreak/>
         <w:drawing>
           <wp:inline distT="0" distB="0" distL="0" distR="0" wp14:anchorId="3513ADE0" wp14:editId="7C082BEC">
@@ -5508,7 +3932,7 @@
                     <pic:cNvPicPr/>
                   </pic:nvPicPr>
                   <pic:blipFill>
-                    <a:blip r:embed="rId40"/>
+                    <a:blip r:embed="rId42"/>
                     <a:stretch>
                       <a:fillRect/>
                     </a:stretch>
@@ -5533,141 +3957,40 @@
       <w:pPr>
         <w:pStyle w:val="Listing"/>
       </w:pPr>
-      <w:proofErr w:type="gramStart"/>
-      <w:r>
-        <w:t>&lt;!--</w:t>
-      </w:r>
-      <w:proofErr w:type="gramEnd"/>
-      <w:r>
-        <w:t xml:space="preserve"> notes --&gt;</w:t>
-      </w:r>
-    </w:p>
-    <w:p>
-      <w:pPr>
-        <w:pStyle w:val="Listing"/>
-      </w:pPr>
-      <w:r>
-        <w:t>&lt;</w:t>
-      </w:r>
-      <w:proofErr w:type="gramStart"/>
-      <w:r>
-        <w:t>a</w:t>
-      </w:r>
-      <w:proofErr w:type="gramEnd"/>
-      <w:r>
-        <w:t xml:space="preserve"> </w:t>
-      </w:r>
-      <w:proofErr w:type="spellStart"/>
-      <w:r>
-        <w:t>name</w:t>
-      </w:r>
-      <w:proofErr w:type="spellEnd"/>
-      <w:r>
-        <w:t>="notes"&gt;&lt;/a&gt;</w:t>
-      </w:r>
-    </w:p>
-    <w:p>
-      <w:pPr>
-        <w:pStyle w:val="Listing"/>
-      </w:pPr>
-      <w:r>
-        <w:t>&lt;</w:t>
-      </w:r>
-      <w:proofErr w:type="gramStart"/>
-      <w:r>
-        <w:t>h</w:t>
-      </w:r>
-      <w:proofErr w:type="gramEnd"/>
-      <w:r>
-        <w:t>2&gt;&lt;</w:t>
-      </w:r>
-      <w:proofErr w:type="spellStart"/>
-      <w:r>
-        <w:t>span</w:t>
-      </w:r>
-      <w:proofErr w:type="spellEnd"/>
-      <w:r>
-        <w:t xml:space="preserve"> class="</w:t>
-      </w:r>
-      <w:proofErr w:type="spellStart"/>
-      <w:r>
-        <w:t>htitle</w:t>
-      </w:r>
-      <w:proofErr w:type="spellEnd"/>
-      <w:r>
-        <w:t>"&gt;&amp;</w:t>
-      </w:r>
-      <w:proofErr w:type="spellStart"/>
-      <w:r>
-        <w:t>nbsp</w:t>
-      </w:r>
-      <w:proofErr w:type="spellEnd"/>
-      <w:r>
-        <w:t>;&lt;/</w:t>
-      </w:r>
-      <w:proofErr w:type="spellStart"/>
-      <w:r>
-        <w:t>span</w:t>
-      </w:r>
-      <w:proofErr w:type="spellEnd"/>
-      <w:r>
-        <w:t>&gt;&lt;</w:t>
-      </w:r>
-      <w:proofErr w:type="spellStart"/>
-      <w:r>
-        <w:t>span</w:t>
-      </w:r>
-      <w:proofErr w:type="spellEnd"/>
-      <w:r>
-        <w:t>&gt;Notes&lt;/</w:t>
-      </w:r>
-      <w:proofErr w:type="spellStart"/>
-      <w:r>
-        <w:t>span</w:t>
-      </w:r>
-      <w:proofErr w:type="spellEnd"/>
-      <w:r>
-        <w:t>&gt;&lt;/h2&gt;</w:t>
-      </w:r>
-    </w:p>
-    <w:p>
-      <w:pPr>
-        <w:pStyle w:val="Listing"/>
-      </w:pPr>
-      <w:r>
-        <w:t>&lt;</w:t>
-      </w:r>
-      <w:proofErr w:type="gramStart"/>
-      <w:r>
-        <w:t>h</w:t>
-      </w:r>
-      <w:proofErr w:type="gramEnd"/>
-      <w:r>
-        <w:t>3 class="</w:t>
-      </w:r>
-      <w:proofErr w:type="spellStart"/>
-      <w:r>
-        <w:t>note_type</w:t>
-      </w:r>
-      <w:proofErr w:type="spellEnd"/>
-      <w:r>
-        <w:t>"&gt;Naissance&lt;/h3&gt; &lt;p&gt;</w:t>
-      </w:r>
-    </w:p>
-    <w:p>
-      <w:pPr>
-        <w:pStyle w:val="Listing"/>
-      </w:pPr>
-      <w:r>
-        <w:t>Note1 sur la naissance&lt;</w:t>
-      </w:r>
-      <w:proofErr w:type="spellStart"/>
-      <w:r>
-        <w:t>br</w:t>
-      </w:r>
-      <w:proofErr w:type="spellEnd"/>
-      <w:r>
-        <w:t>&gt;</w:t>
+      <w:r>
+        <w:t>&lt;!-- notes --&gt;</w:t>
+      </w:r>
+    </w:p>
+    <w:p>
+      <w:pPr>
+        <w:pStyle w:val="Listing"/>
+      </w:pPr>
+      <w:r>
+        <w:t>&lt;a name="notes"&gt;&lt;/a&gt;</w:t>
+      </w:r>
+    </w:p>
+    <w:p>
+      <w:pPr>
+        <w:pStyle w:val="Listing"/>
+      </w:pPr>
+      <w:r>
+        <w:t>&lt;h2&gt;&lt;span class="htitle"&gt;&amp;nbsp;&lt;/span&gt;&lt;span&gt;Notes&lt;/span&gt;&lt;/h2&gt;</w:t>
+      </w:r>
+    </w:p>
+    <w:p>
+      <w:pPr>
+        <w:pStyle w:val="Listing"/>
+      </w:pPr>
+      <w:r>
+        <w:t>&lt;h3 class="note_type"&gt;Naissance&lt;/h3&gt; &lt;p&gt;</w:t>
+      </w:r>
+    </w:p>
+    <w:p>
+      <w:pPr>
+        <w:pStyle w:val="Listing"/>
+      </w:pPr>
+      <w:r>
+        <w:t>Note1 sur la naissance&lt;br&gt;</w:t>
       </w:r>
     </w:p>
     <w:p>
@@ -5683,31 +4006,15 @@
         <w:pStyle w:val="Listing"/>
       </w:pPr>
       <w:r>
-        <w:t>&lt;/p&gt;&lt;h3 class="</w:t>
-      </w:r>
-      <w:proofErr w:type="spellStart"/>
-      <w:r>
-        <w:t>note_type</w:t>
-      </w:r>
-      <w:proofErr w:type="spellEnd"/>
-      <w:r>
-        <w:t>"&gt;Décès&lt;/h3&gt; &lt;p&gt;</w:t>
-      </w:r>
-    </w:p>
-    <w:p>
-      <w:pPr>
-        <w:pStyle w:val="Listing"/>
-      </w:pPr>
-      <w:r>
-        <w:t>Note1 sur le décès&lt;</w:t>
-      </w:r>
-      <w:proofErr w:type="spellStart"/>
-      <w:r>
-        <w:t>br</w:t>
-      </w:r>
-      <w:proofErr w:type="spellEnd"/>
-      <w:r>
-        <w:t>&gt;</w:t>
+        <w:t>&lt;/p&gt;&lt;h3 class="note_type"&gt;Décès&lt;/h3&gt; &lt;p&gt;</w:t>
+      </w:r>
+    </w:p>
+    <w:p>
+      <w:pPr>
+        <w:pStyle w:val="Listing"/>
+      </w:pPr>
+      <w:r>
+        <w:t>Note1 sur le décès&lt;br&gt;</w:t>
       </w:r>
     </w:p>
     <w:p>
@@ -5723,121 +4030,31 @@
         <w:pStyle w:val="Listing"/>
       </w:pPr>
       <w:r>
-        <w:t>&lt;/p&gt;&lt;p style="</w:t>
-      </w:r>
-      <w:proofErr w:type="spellStart"/>
-      <w:proofErr w:type="gramStart"/>
-      <w:r>
-        <w:t>clear:both</w:t>
-      </w:r>
-      <w:proofErr w:type="spellEnd"/>
-      <w:proofErr w:type="gramEnd"/>
-      <w:r>
-        <w:t>; margin:0;"&gt;&lt;/p&gt;</w:t>
-      </w:r>
-    </w:p>
-    <w:p>
-      <w:pPr>
-        <w:pStyle w:val="Listing"/>
-      </w:pPr>
-      <w:r>
-        <w:t xml:space="preserve"> &lt;</w:t>
-      </w:r>
-      <w:proofErr w:type="gramStart"/>
-      <w:r>
-        <w:t>h</w:t>
-      </w:r>
-      <w:proofErr w:type="gramEnd"/>
-      <w:r>
-        <w:t>2&gt;&lt;</w:t>
-      </w:r>
-      <w:proofErr w:type="spellStart"/>
-      <w:r>
-        <w:t>span</w:t>
-      </w:r>
-      <w:proofErr w:type="spellEnd"/>
-      <w:r>
-        <w:t xml:space="preserve"> class="</w:t>
-      </w:r>
-      <w:proofErr w:type="spellStart"/>
-      <w:r>
-        <w:t>htitle</w:t>
-      </w:r>
-      <w:proofErr w:type="spellEnd"/>
-      <w:r>
-        <w:t>"&gt;&amp;</w:t>
-      </w:r>
-      <w:proofErr w:type="spellStart"/>
-      <w:r>
-        <w:t>nbsp</w:t>
-      </w:r>
-      <w:proofErr w:type="spellEnd"/>
-      <w:r>
-        <w:t>;&lt;/</w:t>
-      </w:r>
-      <w:proofErr w:type="spellStart"/>
-      <w:r>
-        <w:t>span</w:t>
-      </w:r>
-      <w:proofErr w:type="spellEnd"/>
-      <w:r>
-        <w:t>&gt;&lt;</w:t>
-      </w:r>
-      <w:proofErr w:type="spellStart"/>
-      <w:r>
-        <w:t>span</w:t>
-      </w:r>
-      <w:proofErr w:type="spellEnd"/>
-      <w:r>
-        <w:t>&gt;Notes concernant l'union&lt;/</w:t>
-      </w:r>
-      <w:proofErr w:type="spellStart"/>
-      <w:r>
-        <w:t>span</w:t>
-      </w:r>
-      <w:proofErr w:type="spellEnd"/>
-      <w:r>
-        <w:t>&gt;&lt;/h2&gt;</w:t>
-      </w:r>
-    </w:p>
-    <w:p>
-      <w:pPr>
-        <w:pStyle w:val="Listing"/>
-      </w:pPr>
-      <w:r>
-        <w:t>&lt;</w:t>
-      </w:r>
-      <w:proofErr w:type="gramStart"/>
-      <w:r>
-        <w:t>h</w:t>
-      </w:r>
-      <w:proofErr w:type="gramEnd"/>
-      <w:r>
-        <w:t>3 class="</w:t>
-      </w:r>
-      <w:proofErr w:type="spellStart"/>
-      <w:r>
-        <w:t>note_type</w:t>
-      </w:r>
-      <w:proofErr w:type="spellEnd"/>
-      <w:r>
-        <w:t>"&gt;Union avec Marie Paule DURAND&lt;/h3&gt; &lt;p&gt;</w:t>
-      </w:r>
-    </w:p>
-    <w:p>
-      <w:pPr>
-        <w:pStyle w:val="Listing"/>
-      </w:pPr>
-      <w:r>
-        <w:t>Note1 sur le mariage&lt;</w:t>
-      </w:r>
-      <w:proofErr w:type="spellStart"/>
-      <w:r>
-        <w:t>br</w:t>
-      </w:r>
-      <w:proofErr w:type="spellEnd"/>
-      <w:r>
-        <w:t>&gt;</w:t>
+        <w:t>&lt;/p&gt;&lt;p style="clear:both; margin:0;"&gt;&lt;/p&gt;</w:t>
+      </w:r>
+    </w:p>
+    <w:p>
+      <w:pPr>
+        <w:pStyle w:val="Listing"/>
+      </w:pPr>
+      <w:r>
+        <w:t xml:space="preserve"> &lt;h2&gt;&lt;span class="htitle"&gt;&amp;nbsp;&lt;/span&gt;&lt;span&gt;Notes concernant l'union&lt;/span&gt;&lt;/h2&gt;</w:t>
+      </w:r>
+    </w:p>
+    <w:p>
+      <w:pPr>
+        <w:pStyle w:val="Listing"/>
+      </w:pPr>
+      <w:r>
+        <w:t>&lt;h3 class="note_type"&gt;Union avec Marie Paule DURAND&lt;/h3&gt; &lt;p&gt;</w:t>
+      </w:r>
+    </w:p>
+    <w:p>
+      <w:pPr>
+        <w:pStyle w:val="Listing"/>
+      </w:pPr>
+      <w:r>
+        <w:t>Note1 sur le mariage&lt;br&gt;</w:t>
       </w:r>
     </w:p>
     <w:p>
@@ -5853,23 +4070,716 @@
         <w:pStyle w:val="Listing"/>
       </w:pPr>
       <w:r>
-        <w:t>&lt;/p&gt;&lt;p style="</w:t>
-      </w:r>
-      <w:proofErr w:type="spellStart"/>
-      <w:proofErr w:type="gramStart"/>
-      <w:r>
-        <w:t>clear:both</w:t>
-      </w:r>
-      <w:proofErr w:type="spellEnd"/>
-      <w:proofErr w:type="gramEnd"/>
-      <w:r>
-        <w:t>; margin:0;"&gt;&lt;/p&gt;</w:t>
+        <w:t>&lt;/p&gt;&lt;p style="clear:both; margin:0;"&gt;&lt;/p&gt;</w:t>
       </w:r>
     </w:p>
     <w:p/>
     <w:p/>
+    <w:p/>
+    <w:p>
+      <w:pPr>
+        <w:rPr>
+          <w:b/>
+        </w:rPr>
+      </w:pPr>
+      <w:r>
+        <w:rPr>
+          <w:b/>
+        </w:rPr>
+        <w:t>Infos sur le mariage/union :</w:t>
+      </w:r>
+    </w:p>
+    <w:p>
+      <w:r>
+        <w:t xml:space="preserve">Plus faciles à récupérer sur la page enfant, § Parents, que sur les pages des parents / conjoints, </w:t>
+      </w:r>
+      <w:r>
+        <w:rPr>
+          <w:color w:val="FF0000"/>
+          <w:u w:val="single"/>
+        </w:rPr>
+        <w:t>sauf pour la source</w:t>
+      </w:r>
+      <w:r>
+        <w:t>, qui n’est présente que sur les pages parents :</w:t>
+      </w:r>
+    </w:p>
+    <w:p>
+      <w:r>
+        <w:t>Exemple :</w:t>
+      </w:r>
+    </w:p>
+    <w:p>
+      <w:pPr>
+        <w:pStyle w:val="Paragraphedeliste"/>
+        <w:numPr>
+          <w:ilvl w:val="0"/>
+          <w:numId w:val="7"/>
+        </w:numPr>
+      </w:pPr>
+      <w:r>
+        <w:t>sur pages parents :</w:t>
+      </w:r>
+    </w:p>
+    <w:p>
+      <w:pPr>
+        <w:pStyle w:val="Paragraphedeliste"/>
+        <w:numPr>
+          <w:ilvl w:val="1"/>
+          <w:numId w:val="7"/>
+        </w:numPr>
+      </w:pPr>
+      <w:r>
+        <w:t>Pierre Joubert est marié à Françoise GUYON</w:t>
+      </w:r>
+    </w:p>
+    <w:p>
+      <w:pPr>
+        <w:pStyle w:val="Paragraphedeliste"/>
+        <w:numPr>
+          <w:ilvl w:val="1"/>
+          <w:numId w:val="7"/>
+        </w:numPr>
+      </w:pPr>
+      <w:r>
+        <w:t xml:space="preserve">sur page Pierre Joubert : </w:t>
+      </w:r>
+      <w:hyperlink r:id="rId43" w:history="1">
+        <w:r>
+          <w:rPr>
+            <w:rStyle w:val="Lienhypertexte"/>
+          </w:rPr>
+          <w:t>https://gw.geneanet.org/danielr13?lang=fr&amp;p=pierre&amp;n=joubert</w:t>
+        </w:r>
+      </w:hyperlink>
+      <w:r>
+        <w:t> :</w:t>
+      </w:r>
+      <w:r>
+        <w:br/>
+      </w:r>
+      <w:r>
+        <w:rPr>
+          <w:noProof/>
+          <w:lang w:eastAsia="fr-FR"/>
+        </w:rPr>
+        <w:drawing>
+          <wp:inline distT="0" distB="0" distL="0" distR="0" wp14:anchorId="416B24F6" wp14:editId="4675B5A0">
+            <wp:extent cx="7178467" cy="724121"/>
+            <wp:effectExtent l="0" t="0" r="3810" b="0"/>
+            <wp:docPr id="7" name="Image 7"/>
+            <wp:cNvGraphicFramePr>
+              <a:graphicFrameLocks xmlns:a="http://schemas.openxmlformats.org/drawingml/2006/main" noChangeAspect="1"/>
+            </wp:cNvGraphicFramePr>
+            <a:graphic xmlns:a="http://schemas.openxmlformats.org/drawingml/2006/main">
+              <a:graphicData uri="http://schemas.openxmlformats.org/drawingml/2006/picture">
+                <pic:pic xmlns:pic="http://schemas.openxmlformats.org/drawingml/2006/picture">
+                  <pic:nvPicPr>
+                    <pic:cNvPr id="1" name=""/>
+                    <pic:cNvPicPr/>
+                  </pic:nvPicPr>
+                  <pic:blipFill>
+                    <a:blip r:embed="rId44"/>
+                    <a:stretch>
+                      <a:fillRect/>
+                    </a:stretch>
+                  </pic:blipFill>
+                  <pic:spPr>
+                    <a:xfrm>
+                      <a:off x="0" y="0"/>
+                      <a:ext cx="7237747" cy="730101"/>
+                    </a:xfrm>
+                    <a:prstGeom prst="rect">
+                      <a:avLst/>
+                    </a:prstGeom>
+                  </pic:spPr>
+                </pic:pic>
+              </a:graphicData>
+            </a:graphic>
+          </wp:inline>
+        </w:drawing>
+      </w:r>
+      <w:r>
+        <w:br/>
+      </w:r>
+      <w:r>
+        <w:rPr>
+          <w:noProof/>
+          <w:lang w:eastAsia="fr-FR"/>
+        </w:rPr>
+        <w:drawing>
+          <wp:inline distT="0" distB="0" distL="0" distR="0" wp14:anchorId="2CC5A72C" wp14:editId="35AB19FA">
+            <wp:extent cx="948804" cy="354131"/>
+            <wp:effectExtent l="0" t="0" r="3810" b="8255"/>
+            <wp:docPr id="8" name="Image 8"/>
+            <wp:cNvGraphicFramePr>
+              <a:graphicFrameLocks xmlns:a="http://schemas.openxmlformats.org/drawingml/2006/main" noChangeAspect="1"/>
+            </wp:cNvGraphicFramePr>
+            <a:graphic xmlns:a="http://schemas.openxmlformats.org/drawingml/2006/main">
+              <a:graphicData uri="http://schemas.openxmlformats.org/drawingml/2006/picture">
+                <pic:pic xmlns:pic="http://schemas.openxmlformats.org/drawingml/2006/picture">
+                  <pic:nvPicPr>
+                    <pic:cNvPr id="1" name=""/>
+                    <pic:cNvPicPr/>
+                  </pic:nvPicPr>
+                  <pic:blipFill>
+                    <a:blip r:embed="rId45"/>
+                    <a:stretch>
+                      <a:fillRect/>
+                    </a:stretch>
+                  </pic:blipFill>
+                  <pic:spPr>
+                    <a:xfrm>
+                      <a:off x="0" y="0"/>
+                      <a:ext cx="956350" cy="356947"/>
+                    </a:xfrm>
+                    <a:prstGeom prst="rect">
+                      <a:avLst/>
+                    </a:prstGeom>
+                  </pic:spPr>
+                </pic:pic>
+              </a:graphicData>
+            </a:graphic>
+          </wp:inline>
+        </w:drawing>
+      </w:r>
+    </w:p>
+    <w:p>
+      <w:pPr>
+        <w:pStyle w:val="Paragraphedeliste"/>
+        <w:numPr>
+          <w:ilvl w:val="1"/>
+          <w:numId w:val="7"/>
+        </w:numPr>
+      </w:pPr>
+      <w:r>
+        <w:t xml:space="preserve">sur page Françoise GUYON : </w:t>
+      </w:r>
+      <w:hyperlink r:id="rId46" w:history="1">
+        <w:r>
+          <w:rPr>
+            <w:rStyle w:val="Lienhypertexte"/>
+          </w:rPr>
+          <w:t>https://gw.geneanet.org/danielr13?lang=fr&amp;p=francoise&amp;n=guyon</w:t>
+        </w:r>
+      </w:hyperlink>
+      <w:r>
+        <w:br/>
+      </w:r>
+      <w:r>
+        <w:rPr>
+          <w:noProof/>
+          <w:lang w:eastAsia="fr-FR"/>
+        </w:rPr>
+        <w:drawing>
+          <wp:inline distT="0" distB="0" distL="0" distR="0" wp14:anchorId="0010613E" wp14:editId="0F6F3DB3">
+            <wp:extent cx="7367520" cy="693575"/>
+            <wp:effectExtent l="0" t="0" r="5080" b="0"/>
+            <wp:docPr id="9" name="Image 9"/>
+            <wp:cNvGraphicFramePr>
+              <a:graphicFrameLocks xmlns:a="http://schemas.openxmlformats.org/drawingml/2006/main" noChangeAspect="1"/>
+            </wp:cNvGraphicFramePr>
+            <a:graphic xmlns:a="http://schemas.openxmlformats.org/drawingml/2006/main">
+              <a:graphicData uri="http://schemas.openxmlformats.org/drawingml/2006/picture">
+                <pic:pic xmlns:pic="http://schemas.openxmlformats.org/drawingml/2006/picture">
+                  <pic:nvPicPr>
+                    <pic:cNvPr id="1" name=""/>
+                    <pic:cNvPicPr/>
+                  </pic:nvPicPr>
+                  <pic:blipFill>
+                    <a:blip r:embed="rId47"/>
+                    <a:stretch>
+                      <a:fillRect/>
+                    </a:stretch>
+                  </pic:blipFill>
+                  <pic:spPr>
+                    <a:xfrm>
+                      <a:off x="0" y="0"/>
+                      <a:ext cx="7485478" cy="704679"/>
+                    </a:xfrm>
+                    <a:prstGeom prst="rect">
+                      <a:avLst/>
+                    </a:prstGeom>
+                  </pic:spPr>
+                </pic:pic>
+              </a:graphicData>
+            </a:graphic>
+          </wp:inline>
+        </w:drawing>
+      </w:r>
+      <w:r>
+        <w:br/>
+      </w:r>
+      <w:r>
+        <w:rPr>
+          <w:noProof/>
+          <w:lang w:eastAsia="fr-FR"/>
+        </w:rPr>
+        <w:drawing>
+          <wp:inline distT="0" distB="0" distL="0" distR="0" wp14:anchorId="399EBC05" wp14:editId="199FD199">
+            <wp:extent cx="1095355" cy="560268"/>
+            <wp:effectExtent l="0" t="0" r="0" b="0"/>
+            <wp:docPr id="10" name="Image 10"/>
+            <wp:cNvGraphicFramePr>
+              <a:graphicFrameLocks xmlns:a="http://schemas.openxmlformats.org/drawingml/2006/main" noChangeAspect="1"/>
+            </wp:cNvGraphicFramePr>
+            <a:graphic xmlns:a="http://schemas.openxmlformats.org/drawingml/2006/main">
+              <a:graphicData uri="http://schemas.openxmlformats.org/drawingml/2006/picture">
+                <pic:pic xmlns:pic="http://schemas.openxmlformats.org/drawingml/2006/picture">
+                  <pic:nvPicPr>
+                    <pic:cNvPr id="1" name=""/>
+                    <pic:cNvPicPr/>
+                  </pic:nvPicPr>
+                  <pic:blipFill>
+                    <a:blip r:embed="rId48"/>
+                    <a:stretch>
+                      <a:fillRect/>
+                    </a:stretch>
+                  </pic:blipFill>
+                  <pic:spPr>
+                    <a:xfrm>
+                      <a:off x="0" y="0"/>
+                      <a:ext cx="1110104" cy="567812"/>
+                    </a:xfrm>
+                    <a:prstGeom prst="rect">
+                      <a:avLst/>
+                    </a:prstGeom>
+                  </pic:spPr>
+                </pic:pic>
+              </a:graphicData>
+            </a:graphic>
+          </wp:inline>
+        </w:drawing>
+      </w:r>
+    </w:p>
+    <w:p>
+      <w:pPr>
+        <w:pStyle w:val="Paragraphedeliste"/>
+        <w:numPr>
+          <w:ilvl w:val="0"/>
+          <w:numId w:val="7"/>
+        </w:numPr>
+      </w:pPr>
+      <w:r>
+        <w:t>sur page enfant :</w:t>
+      </w:r>
+    </w:p>
+    <w:p>
+      <w:pPr>
+        <w:pStyle w:val="Paragraphedeliste"/>
+        <w:numPr>
+          <w:ilvl w:val="1"/>
+          <w:numId w:val="7"/>
+        </w:numPr>
+      </w:pPr>
+      <w:r>
+        <w:lastRenderedPageBreak/>
+        <w:t>Charlotte JOUBERT</w:t>
+      </w:r>
+      <w:r>
+        <w:t xml:space="preserve"> est leur fille : </w:t>
+      </w:r>
+      <w:hyperlink r:id="rId49" w:history="1">
+        <w:r>
+          <w:rPr>
+            <w:rStyle w:val="Lienhypertexte"/>
+          </w:rPr>
+          <w:t>https://gw.geneanet.org/danielr13?lang=fr&amp;p=charlotte&amp;n=joubert</w:t>
+        </w:r>
+      </w:hyperlink>
+      <w:r>
+        <w:br/>
+      </w:r>
+      <w:r>
+        <w:rPr>
+          <w:noProof/>
+          <w:lang w:eastAsia="fr-FR"/>
+        </w:rPr>
+        <w:drawing>
+          <wp:inline distT="0" distB="0" distL="0" distR="0" wp14:anchorId="23388A50" wp14:editId="4B1EED96">
+            <wp:extent cx="7067550" cy="857250"/>
+            <wp:effectExtent l="0" t="0" r="0" b="0"/>
+            <wp:docPr id="11" name="Image 11"/>
+            <wp:cNvGraphicFramePr>
+              <a:graphicFrameLocks xmlns:a="http://schemas.openxmlformats.org/drawingml/2006/main" noChangeAspect="1"/>
+            </wp:cNvGraphicFramePr>
+            <a:graphic xmlns:a="http://schemas.openxmlformats.org/drawingml/2006/main">
+              <a:graphicData uri="http://schemas.openxmlformats.org/drawingml/2006/picture">
+                <pic:pic xmlns:pic="http://schemas.openxmlformats.org/drawingml/2006/picture">
+                  <pic:nvPicPr>
+                    <pic:cNvPr id="1" name=""/>
+                    <pic:cNvPicPr/>
+                  </pic:nvPicPr>
+                  <pic:blipFill>
+                    <a:blip r:embed="rId50"/>
+                    <a:stretch>
+                      <a:fillRect/>
+                    </a:stretch>
+                  </pic:blipFill>
+                  <pic:spPr>
+                    <a:xfrm>
+                      <a:off x="0" y="0"/>
+                      <a:ext cx="7067550" cy="857250"/>
+                    </a:xfrm>
+                    <a:prstGeom prst="rect">
+                      <a:avLst/>
+                    </a:prstGeom>
+                  </pic:spPr>
+                </pic:pic>
+              </a:graphicData>
+            </a:graphic>
+          </wp:inline>
+        </w:drawing>
+      </w:r>
+    </w:p>
+    <w:p>
+      <w:pPr>
+        <w:pStyle w:val="Paragraphedeliste"/>
+        <w:numPr>
+          <w:ilvl w:val="1"/>
+          <w:numId w:val="7"/>
+        </w:numPr>
+        <w:rPr>
+          <w:b/>
+          <w:color w:val="FF0000"/>
+        </w:rPr>
+      </w:pPr>
+      <w:r>
+        <w:rPr>
+          <w:b/>
+          <w:color w:val="FF0000"/>
+        </w:rPr>
+        <w:t>par contre : on n’a pas la source de l’union !...</w:t>
+      </w:r>
+    </w:p>
+    <w:p>
+      <w:pPr>
+        <w:pStyle w:val="Paragraphedeliste"/>
+        <w:numPr>
+          <w:ilvl w:val="1"/>
+          <w:numId w:val="7"/>
+        </w:numPr>
+        <w:rPr>
+          <w:color w:val="FF0000"/>
+        </w:rPr>
+      </w:pPr>
+      <w:r>
+        <w:rPr>
+          <w:color w:val="FF0000"/>
+        </w:rPr>
+        <w:t>et que se passe-t-il quand il y a plusieurs unions avec des sources ?</w:t>
+      </w:r>
+    </w:p>
+    <w:p>
+      <w:r>
+        <w:t>Attention : on peut aussi avoir la forme « </w:t>
+      </w:r>
+      <w:r>
+        <w:rPr>
+          <w:b/>
+        </w:rPr>
+        <w:t>Contrat de mariage</w:t>
+      </w:r>
+      <w:r>
+        <w:t> » :</w:t>
+      </w:r>
+    </w:p>
+    <w:p>
+      <w:r>
+        <w:t>ex :</w:t>
+      </w:r>
+    </w:p>
+    <w:p>
+      <w:pPr>
+        <w:pStyle w:val="Paragraphedeliste"/>
+        <w:numPr>
+          <w:ilvl w:val="0"/>
+          <w:numId w:val="7"/>
+        </w:numPr>
+      </w:pPr>
+      <w:r>
+        <w:t xml:space="preserve">chez les enfants : </w:t>
+      </w:r>
+      <w:hyperlink r:id="rId51" w:history="1">
+        <w:r>
+          <w:rPr>
+            <w:rStyle w:val="Lienhypertexte"/>
+          </w:rPr>
+          <w:t>https://gw.geneanet.org/danielr13?lang=fr&amp;p=claude&amp;n=lamouroux&amp;oc=5</w:t>
+        </w:r>
+      </w:hyperlink>
+      <w:r>
+        <w:br/>
+      </w:r>
+      <w:r>
+        <w:rPr>
+          <w:noProof/>
+          <w:lang w:eastAsia="fr-FR"/>
+        </w:rPr>
+        <w:drawing>
+          <wp:inline distT="0" distB="0" distL="0" distR="0" wp14:anchorId="7C8D7B1D" wp14:editId="5AB90FC1">
+            <wp:extent cx="6263375" cy="657219"/>
+            <wp:effectExtent l="0" t="0" r="0" b="0"/>
+            <wp:docPr id="3" name="Image 3"/>
+            <wp:cNvGraphicFramePr>
+              <a:graphicFrameLocks xmlns:a="http://schemas.openxmlformats.org/drawingml/2006/main" noChangeAspect="1"/>
+            </wp:cNvGraphicFramePr>
+            <a:graphic xmlns:a="http://schemas.openxmlformats.org/drawingml/2006/main">
+              <a:graphicData uri="http://schemas.openxmlformats.org/drawingml/2006/picture">
+                <pic:pic xmlns:pic="http://schemas.openxmlformats.org/drawingml/2006/picture">
+                  <pic:nvPicPr>
+                    <pic:cNvPr id="1" name=""/>
+                    <pic:cNvPicPr/>
+                  </pic:nvPicPr>
+                  <pic:blipFill>
+                    <a:blip r:embed="rId52"/>
+                    <a:stretch>
+                      <a:fillRect/>
+                    </a:stretch>
+                  </pic:blipFill>
+                  <pic:spPr>
+                    <a:xfrm>
+                      <a:off x="0" y="0"/>
+                      <a:ext cx="6287834" cy="659785"/>
+                    </a:xfrm>
+                    <a:prstGeom prst="rect">
+                      <a:avLst/>
+                    </a:prstGeom>
+                  </pic:spPr>
+                </pic:pic>
+              </a:graphicData>
+            </a:graphic>
+          </wp:inline>
+        </w:drawing>
+      </w:r>
+    </w:p>
+    <w:p>
+      <w:pPr>
+        <w:pStyle w:val="Paragraphedeliste"/>
+        <w:numPr>
+          <w:ilvl w:val="0"/>
+          <w:numId w:val="7"/>
+        </w:numPr>
+      </w:pPr>
+      <w:r>
+        <w:t xml:space="preserve">chez les parents : </w:t>
+      </w:r>
+      <w:hyperlink r:id="rId53" w:history="1">
+        <w:r>
+          <w:rPr>
+            <w:rStyle w:val="Lienhypertexte"/>
+          </w:rPr>
+          <w:t>https://gw.geneanet.org/danielr13?lang=fr&amp;p=magdeleine&amp;n=perrier</w:t>
+        </w:r>
+      </w:hyperlink>
+      <w:r>
+        <w:br/>
+      </w:r>
+      <w:r>
+        <w:rPr>
+          <w:noProof/>
+          <w:lang w:eastAsia="fr-FR"/>
+        </w:rPr>
+        <w:drawing>
+          <wp:inline distT="0" distB="0" distL="0" distR="0" wp14:anchorId="089E41A6" wp14:editId="3A492B50">
+            <wp:extent cx="8594303" cy="692692"/>
+            <wp:effectExtent l="0" t="0" r="0" b="0"/>
+            <wp:docPr id="5" name="Image 5"/>
+            <wp:cNvGraphicFramePr>
+              <a:graphicFrameLocks xmlns:a="http://schemas.openxmlformats.org/drawingml/2006/main" noChangeAspect="1"/>
+            </wp:cNvGraphicFramePr>
+            <a:graphic xmlns:a="http://schemas.openxmlformats.org/drawingml/2006/main">
+              <a:graphicData uri="http://schemas.openxmlformats.org/drawingml/2006/picture">
+                <pic:pic xmlns:pic="http://schemas.openxmlformats.org/drawingml/2006/picture">
+                  <pic:nvPicPr>
+                    <pic:cNvPr id="1" name=""/>
+                    <pic:cNvPicPr/>
+                  </pic:nvPicPr>
+                  <pic:blipFill>
+                    <a:blip r:embed="rId54"/>
+                    <a:stretch>
+                      <a:fillRect/>
+                    </a:stretch>
+                  </pic:blipFill>
+                  <pic:spPr>
+                    <a:xfrm>
+                      <a:off x="0" y="0"/>
+                      <a:ext cx="8647186" cy="696954"/>
+                    </a:xfrm>
+                    <a:prstGeom prst="rect">
+                      <a:avLst/>
+                    </a:prstGeom>
+                  </pic:spPr>
+                </pic:pic>
+              </a:graphicData>
+            </a:graphic>
+          </wp:inline>
+        </w:drawing>
+      </w:r>
+    </w:p>
+    <w:p>
+      <w:pPr>
+        <w:pStyle w:val="Paragraphedeliste"/>
+        <w:numPr>
+          <w:ilvl w:val="1"/>
+          <w:numId w:val="7"/>
+        </w:numPr>
+      </w:pPr>
+      <w:r>
+        <w:t>qu’on retrouve dans les événements :</w:t>
+      </w:r>
+      <w:r>
+        <w:br/>
+      </w:r>
+      <w:r>
+        <w:rPr>
+          <w:noProof/>
+          <w:lang w:eastAsia="fr-FR"/>
+        </w:rPr>
+        <w:drawing>
+          <wp:inline distT="0" distB="0" distL="0" distR="0" wp14:anchorId="240F63C5" wp14:editId="7D734FE2">
+            <wp:extent cx="3303468" cy="797389"/>
+            <wp:effectExtent l="0" t="0" r="0" b="3175"/>
+            <wp:docPr id="12" name="Image 12"/>
+            <wp:cNvGraphicFramePr>
+              <a:graphicFrameLocks xmlns:a="http://schemas.openxmlformats.org/drawingml/2006/main" noChangeAspect="1"/>
+            </wp:cNvGraphicFramePr>
+            <a:graphic xmlns:a="http://schemas.openxmlformats.org/drawingml/2006/main">
+              <a:graphicData uri="http://schemas.openxmlformats.org/drawingml/2006/picture">
+                <pic:pic xmlns:pic="http://schemas.openxmlformats.org/drawingml/2006/picture">
+                  <pic:nvPicPr>
+                    <pic:cNvPr id="1" name=""/>
+                    <pic:cNvPicPr/>
+                  </pic:nvPicPr>
+                  <pic:blipFill>
+                    <a:blip r:embed="rId55"/>
+                    <a:stretch>
+                      <a:fillRect/>
+                    </a:stretch>
+                  </pic:blipFill>
+                  <pic:spPr>
+                    <a:xfrm>
+                      <a:off x="0" y="0"/>
+                      <a:ext cx="3343192" cy="806978"/>
+                    </a:xfrm>
+                    <a:prstGeom prst="rect">
+                      <a:avLst/>
+                    </a:prstGeom>
+                  </pic:spPr>
+                </pic:pic>
+              </a:graphicData>
+            </a:graphic>
+          </wp:inline>
+        </w:drawing>
+      </w:r>
+    </w:p>
+    <w:p/>
+    <w:p/>
+    <w:p>
+      <w:r>
+        <w:t>Cas sources multiples :</w:t>
+      </w:r>
+    </w:p>
+    <w:p>
+      <w:hyperlink r:id="rId56" w:history="1">
+        <w:r>
+          <w:rPr>
+            <w:rStyle w:val="Lienhypertexte"/>
+          </w:rPr>
+          <w:t>https://gw.geneanet.org/danielr13?lang=fr&amp;p=jean+nicolas&amp;n=durand</w:t>
+        </w:r>
+      </w:hyperlink>
+    </w:p>
+    <w:p>
+      <w:r>
+        <w:drawing>
+          <wp:inline distT="0" distB="0" distL="0" distR="0" wp14:anchorId="44921C50" wp14:editId="2992944C">
+            <wp:extent cx="1252847" cy="427442"/>
+            <wp:effectExtent l="0" t="0" r="5080" b="0"/>
+            <wp:docPr id="903434469" name="Image 1"/>
+            <wp:cNvGraphicFramePr>
+              <a:graphicFrameLocks xmlns:a="http://schemas.openxmlformats.org/drawingml/2006/main" noChangeAspect="1"/>
+            </wp:cNvGraphicFramePr>
+            <a:graphic xmlns:a="http://schemas.openxmlformats.org/drawingml/2006/main">
+              <a:graphicData uri="http://schemas.openxmlformats.org/drawingml/2006/picture">
+                <pic:pic xmlns:pic="http://schemas.openxmlformats.org/drawingml/2006/picture">
+                  <pic:nvPicPr>
+                    <pic:cNvPr id="903434469" name=""/>
+                    <pic:cNvPicPr/>
+                  </pic:nvPicPr>
+                  <pic:blipFill>
+                    <a:blip r:embed="rId57"/>
+                    <a:stretch>
+                      <a:fillRect/>
+                    </a:stretch>
+                  </pic:blipFill>
+                  <pic:spPr>
+                    <a:xfrm>
+                      <a:off x="0" y="0"/>
+                      <a:ext cx="1259405" cy="429680"/>
+                    </a:xfrm>
+                    <a:prstGeom prst="rect">
+                      <a:avLst/>
+                    </a:prstGeom>
+                  </pic:spPr>
+                </pic:pic>
+              </a:graphicData>
+            </a:graphic>
+          </wp:inline>
+        </w:drawing>
+      </w:r>
+    </w:p>
+    <w:p>
+      <w:hyperlink r:id="rId58" w:history="1">
+        <w:r>
+          <w:rPr>
+            <w:rStyle w:val="Lienhypertexte"/>
+          </w:rPr>
+          <w:t>https://gw.geneanet.org/danielr13?lang=fr&amp;p=magdeleine&amp;n=bourrel</w:t>
+        </w:r>
+      </w:hyperlink>
+    </w:p>
+    <w:p>
+      <w:r>
+        <w:drawing>
+          <wp:inline distT="0" distB="0" distL="0" distR="0" wp14:anchorId="2EA7EFC4" wp14:editId="6A0885A9">
+            <wp:extent cx="1294410" cy="544642"/>
+            <wp:effectExtent l="0" t="0" r="1270" b="8255"/>
+            <wp:docPr id="855090967" name="Image 1"/>
+            <wp:cNvGraphicFramePr>
+              <a:graphicFrameLocks xmlns:a="http://schemas.openxmlformats.org/drawingml/2006/main" noChangeAspect="1"/>
+            </wp:cNvGraphicFramePr>
+            <a:graphic xmlns:a="http://schemas.openxmlformats.org/drawingml/2006/main">
+              <a:graphicData uri="http://schemas.openxmlformats.org/drawingml/2006/picture">
+                <pic:pic xmlns:pic="http://schemas.openxmlformats.org/drawingml/2006/picture">
+                  <pic:nvPicPr>
+                    <pic:cNvPr id="855090967" name=""/>
+                    <pic:cNvPicPr/>
+                  </pic:nvPicPr>
+                  <pic:blipFill>
+                    <a:blip r:embed="rId59"/>
+                    <a:stretch>
+                      <a:fillRect/>
+                    </a:stretch>
+                  </pic:blipFill>
+                  <pic:spPr>
+                    <a:xfrm>
+                      <a:off x="0" y="0"/>
+                      <a:ext cx="1299693" cy="546865"/>
+                    </a:xfrm>
+                    <a:prstGeom prst="rect">
+                      <a:avLst/>
+                    </a:prstGeom>
+                  </pic:spPr>
+                </pic:pic>
+              </a:graphicData>
+            </a:graphic>
+          </wp:inline>
+        </w:drawing>
+      </w:r>
+    </w:p>
     <w:sectPr>
-      <w:headerReference w:type="default" r:id="rId41"/>
+      <w:headerReference w:type="default" r:id="rId60"/>
       <w:pgSz w:w="11906" w:h="16838"/>
       <w:pgMar w:top="1440" w:right="1080" w:bottom="1440" w:left="1080" w:header="708" w:footer="708" w:gutter="0"/>
       <w:cols w:space="708"/>
@@ -5951,7 +4861,7 @@
       <w:rPr>
         <w:noProof/>
       </w:rPr>
-      <w:t>07/08/2023</w:t>
+      <w:t>11/08/2023</w:t>
     </w:r>
     <w:r>
       <w:fldChar w:fldCharType="end"/>
@@ -5995,6 +4905,119 @@
 <file path=word/numbering.xml><?xml version="1.0" encoding="utf-8"?>
 <w:numbering xmlns:wpc="http://schemas.microsoft.com/office/word/2010/wordprocessingCanvas" xmlns:cx="http://schemas.microsoft.com/office/drawing/2014/chartex" xmlns:cx1="http://schemas.microsoft.com/office/drawing/2015/9/8/chartex" xmlns:cx2="http://schemas.microsoft.com/office/drawing/2015/10/21/chartex" xmlns:cx3="http://schemas.microsoft.com/office/drawing/2016/5/9/chartex" xmlns:cx4="http://schemas.microsoft.com/office/drawing/2016/5/10/chartex" xmlns:cx5="http://schemas.microsoft.com/office/drawing/2016/5/11/chartex" xmlns:cx6="http://schemas.microsoft.com/office/drawing/2016/5/12/chartex" xmlns:cx7="http://schemas.microsoft.com/office/drawing/2016/5/13/chartex" xmlns:cx8="http://schemas.microsoft.com/office/drawing/2016/5/14/chartex" xmlns:mc="http://schemas.openxmlformats.org/markup-compatibility/2006" xmlns:aink="http://schemas.microsoft.com/office/drawing/2016/ink" xmlns:am3d="http://schemas.microsoft.com/office/drawing/2017/model3d" xmlns:o="urn:schemas-microsoft-com:office:office" xmlns:oel="http://schemas.microsoft.com/office/2019/extlst" xmlns:r="http://schemas.openxmlformats.org/officeDocument/2006/relationships" xmlns:m="http://schemas.openxmlformats.org/officeDocument/2006/math" xmlns:v="urn:schemas-microsoft-com:vml" xmlns:wp14="http://schemas.microsoft.com/office/word/2010/wordprocessingDrawing" xmlns:wp="http://schemas.openxmlformats.org/drawingml/2006/wordprocessingDrawing" xmlns:w10="urn:schemas-microsoft-com:office:word" xmlns:w="http://schemas.openxmlformats.org/wordprocessingml/2006/main" xmlns:w14="http://schemas.microsoft.com/office/word/2010/wordml" xmlns:w15="http://schemas.microsoft.com/office/word/2012/wordml" xmlns:w16cex="http://schemas.microsoft.com/office/word/2018/wordml/cex" xmlns:w16cid="http://schemas.microsoft.com/office/word/2016/wordml/cid" xmlns:w16="http://schemas.microsoft.com/office/word/2018/wordml" xmlns:w16sdtdh="http://schemas.microsoft.com/office/word/2020/wordml/sdtdatahash" xmlns:w16se="http://schemas.microsoft.com/office/word/2015/wordml/symex" xmlns:wpg="http://schemas.microsoft.com/office/word/2010/wordprocessingGroup" xmlns:wpi="http://schemas.microsoft.com/office/word/2010/wordprocessingInk" xmlns:wne="http://schemas.microsoft.com/office/word/2006/wordml" xmlns:wps="http://schemas.microsoft.com/office/word/2010/wordprocessingShape" mc:Ignorable="w14 w15 w16se w16cid w16 w16cex w16sdtdh wp14">
   <w:abstractNum w:abstractNumId="0" w15:restartNumberingAfterBreak="0">
+    <w:nsid w:val="041C547F"/>
+    <w:multiLevelType w:val="hybridMultilevel"/>
+    <w:tmpl w:val="9350C914"/>
+    <w:lvl w:ilvl="0" w:tplc="703074AE">
+      <w:start w:val="1"/>
+      <w:numFmt w:val="bullet"/>
+      <w:lvlText w:val=""/>
+      <w:lvlJc w:val="left"/>
+      <w:pPr>
+        <w:ind w:left="720" w:hanging="360"/>
+      </w:pPr>
+      <w:rPr>
+        <w:rFonts w:ascii="Symbol" w:eastAsiaTheme="minorHAnsi" w:hAnsi="Symbol" w:cstheme="minorBidi" w:hint="default"/>
+      </w:rPr>
+    </w:lvl>
+    <w:lvl w:ilvl="1" w:tplc="040C0003">
+      <w:start w:val="1"/>
+      <w:numFmt w:val="bullet"/>
+      <w:lvlText w:val="o"/>
+      <w:lvlJc w:val="left"/>
+      <w:pPr>
+        <w:ind w:left="1440" w:hanging="360"/>
+      </w:pPr>
+      <w:rPr>
+        <w:rFonts w:ascii="Courier New" w:hAnsi="Courier New" w:cs="Courier New" w:hint="default"/>
+      </w:rPr>
+    </w:lvl>
+    <w:lvl w:ilvl="2" w:tplc="040C0005" w:tentative="1">
+      <w:start w:val="1"/>
+      <w:numFmt w:val="bullet"/>
+      <w:lvlText w:val=""/>
+      <w:lvlJc w:val="left"/>
+      <w:pPr>
+        <w:ind w:left="2160" w:hanging="360"/>
+      </w:pPr>
+      <w:rPr>
+        <w:rFonts w:ascii="Wingdings" w:hAnsi="Wingdings" w:hint="default"/>
+      </w:rPr>
+    </w:lvl>
+    <w:lvl w:ilvl="3" w:tplc="040C0001" w:tentative="1">
+      <w:start w:val="1"/>
+      <w:numFmt w:val="bullet"/>
+      <w:lvlText w:val=""/>
+      <w:lvlJc w:val="left"/>
+      <w:pPr>
+        <w:ind w:left="2880" w:hanging="360"/>
+      </w:pPr>
+      <w:rPr>
+        <w:rFonts w:ascii="Symbol" w:hAnsi="Symbol" w:hint="default"/>
+      </w:rPr>
+    </w:lvl>
+    <w:lvl w:ilvl="4" w:tplc="040C0003" w:tentative="1">
+      <w:start w:val="1"/>
+      <w:numFmt w:val="bullet"/>
+      <w:lvlText w:val="o"/>
+      <w:lvlJc w:val="left"/>
+      <w:pPr>
+        <w:ind w:left="3600" w:hanging="360"/>
+      </w:pPr>
+      <w:rPr>
+        <w:rFonts w:ascii="Courier New" w:hAnsi="Courier New" w:cs="Courier New" w:hint="default"/>
+      </w:rPr>
+    </w:lvl>
+    <w:lvl w:ilvl="5" w:tplc="040C0005" w:tentative="1">
+      <w:start w:val="1"/>
+      <w:numFmt w:val="bullet"/>
+      <w:lvlText w:val=""/>
+      <w:lvlJc w:val="left"/>
+      <w:pPr>
+        <w:ind w:left="4320" w:hanging="360"/>
+      </w:pPr>
+      <w:rPr>
+        <w:rFonts w:ascii="Wingdings" w:hAnsi="Wingdings" w:hint="default"/>
+      </w:rPr>
+    </w:lvl>
+    <w:lvl w:ilvl="6" w:tplc="040C0001" w:tentative="1">
+      <w:start w:val="1"/>
+      <w:numFmt w:val="bullet"/>
+      <w:lvlText w:val=""/>
+      <w:lvlJc w:val="left"/>
+      <w:pPr>
+        <w:ind w:left="5040" w:hanging="360"/>
+      </w:pPr>
+      <w:rPr>
+        <w:rFonts w:ascii="Symbol" w:hAnsi="Symbol" w:hint="default"/>
+      </w:rPr>
+    </w:lvl>
+    <w:lvl w:ilvl="7" w:tplc="040C0003" w:tentative="1">
+      <w:start w:val="1"/>
+      <w:numFmt w:val="bullet"/>
+      <w:lvlText w:val="o"/>
+      <w:lvlJc w:val="left"/>
+      <w:pPr>
+        <w:ind w:left="5760" w:hanging="360"/>
+      </w:pPr>
+      <w:rPr>
+        <w:rFonts w:ascii="Courier New" w:hAnsi="Courier New" w:cs="Courier New" w:hint="default"/>
+      </w:rPr>
+    </w:lvl>
+    <w:lvl w:ilvl="8" w:tplc="040C0005" w:tentative="1">
+      <w:start w:val="1"/>
+      <w:numFmt w:val="bullet"/>
+      <w:lvlText w:val=""/>
+      <w:lvlJc w:val="left"/>
+      <w:pPr>
+        <w:ind w:left="6480" w:hanging="360"/>
+      </w:pPr>
+      <w:rPr>
+        <w:rFonts w:ascii="Wingdings" w:hAnsi="Wingdings" w:hint="default"/>
+      </w:rPr>
+    </w:lvl>
+  </w:abstractNum>
+  <w:abstractNum w:abstractNumId="1" w15:restartNumberingAfterBreak="0">
     <w:nsid w:val="0BFE32A4"/>
     <w:multiLevelType w:val="hybridMultilevel"/>
     <w:tmpl w:val="5B1487C8"/>
@@ -6083,7 +5106,7 @@
       </w:pPr>
     </w:lvl>
   </w:abstractNum>
-  <w:abstractNum w:abstractNumId="1" w15:restartNumberingAfterBreak="0">
+  <w:abstractNum w:abstractNumId="2" w15:restartNumberingAfterBreak="0">
     <w:nsid w:val="33A21272"/>
     <w:multiLevelType w:val="multilevel"/>
     <w:tmpl w:val="040C0025"/>
@@ -6206,7 +5229,7 @@
       </w:rPr>
     </w:lvl>
   </w:abstractNum>
-  <w:abstractNum w:abstractNumId="2" w15:restartNumberingAfterBreak="0">
+  <w:abstractNum w:abstractNumId="3" w15:restartNumberingAfterBreak="0">
     <w:nsid w:val="4DE17B69"/>
     <w:multiLevelType w:val="hybridMultilevel"/>
     <w:tmpl w:val="0608D544"/>
@@ -6319,7 +5342,7 @@
       </w:rPr>
     </w:lvl>
   </w:abstractNum>
-  <w:abstractNum w:abstractNumId="3" w15:restartNumberingAfterBreak="0">
+  <w:abstractNum w:abstractNumId="4" w15:restartNumberingAfterBreak="0">
     <w:nsid w:val="55282177"/>
     <w:multiLevelType w:val="hybridMultilevel"/>
     <w:tmpl w:val="4C36363E"/>
@@ -6406,19 +5429,19 @@
     </w:lvl>
   </w:abstractNum>
   <w:num w:numId="1" w16cid:durableId="1058437501">
+    <w:abstractNumId w:val="4"/>
+  </w:num>
+  <w:num w:numId="2" w16cid:durableId="2007518373">
+    <w:abstractNumId w:val="1"/>
+  </w:num>
+  <w:num w:numId="3" w16cid:durableId="1114131166">
     <w:abstractNumId w:val="3"/>
   </w:num>
-  <w:num w:numId="2" w16cid:durableId="2007518373">
-    <w:abstractNumId w:val="0"/>
-  </w:num>
-  <w:num w:numId="3" w16cid:durableId="1114131166">
+  <w:num w:numId="4" w16cid:durableId="1727877353">
     <w:abstractNumId w:val="2"/>
   </w:num>
-  <w:num w:numId="4" w16cid:durableId="1727877353">
-    <w:abstractNumId w:val="1"/>
-  </w:num>
   <w:num w:numId="5" w16cid:durableId="108859180">
-    <w:abstractNumId w:val="1"/>
+    <w:abstractNumId w:val="2"/>
     <w:lvlOverride w:ilvl="0">
       <w:startOverride w:val="1"/>
     </w:lvlOverride>
@@ -6448,7 +5471,10 @@
     </w:lvlOverride>
   </w:num>
   <w:num w:numId="6" w16cid:durableId="1837961332">
-    <w:abstractNumId w:val="1"/>
+    <w:abstractNumId w:val="2"/>
+  </w:num>
+  <w:num w:numId="7" w16cid:durableId="1002899854">
+    <w:abstractNumId w:val="0"/>
   </w:num>
 </w:numbering>
 </file>
@@ -7541,6 +6567,18 @@
     <w:basedOn w:val="Policepardfaut"/>
     <w:rsid w:val="00D41C0A"/>
   </w:style>
+  <w:style w:type="character" w:styleId="Lienhypertextesuivivisit">
+    <w:name w:val="FollowedHyperlink"/>
+    <w:basedOn w:val="Policepardfaut"/>
+    <w:uiPriority w:val="99"/>
+    <w:semiHidden/>
+    <w:unhideWhenUsed/>
+    <w:rsid w:val="0067528D"/>
+    <w:rPr>
+      <w:color w:val="954F72" w:themeColor="followedHyperlink"/>
+      <w:u w:val="single"/>
+    </w:rPr>
+  </w:style>
 </w:styles>
 </file>
 

--- a/doc/NotesNRa3_formats.docx
+++ b/doc/NotesNRa3_formats.docx
@@ -11,6 +11,7 @@
           <w:u w:val="single"/>
         </w:rPr>
       </w:pPr>
+      <w:proofErr w:type="spellStart"/>
       <w:r>
         <w:rPr>
           <w:b/>
@@ -19,13 +20,32 @@
         </w:rPr>
         <w:t>Scrapy</w:t>
       </w:r>
+      <w:proofErr w:type="spellEnd"/>
       <w:r>
         <w:rPr>
           <w:b/>
           <w:bCs/>
           <w:u w:val="single"/>
         </w:rPr>
-        <w:t xml:space="preserve"> / Geneanet : formats</w:t>
+        <w:t xml:space="preserve"> / </w:t>
+      </w:r>
+      <w:proofErr w:type="spellStart"/>
+      <w:r>
+        <w:rPr>
+          <w:b/>
+          <w:bCs/>
+          <w:u w:val="single"/>
+        </w:rPr>
+        <w:t>Geneanet</w:t>
+      </w:r>
+      <w:proofErr w:type="spellEnd"/>
+      <w:r>
+        <w:rPr>
+          <w:b/>
+          <w:bCs/>
+          <w:u w:val="single"/>
+        </w:rPr>
+        <w:t> : formats</w:t>
       </w:r>
     </w:p>
     <w:p/>
@@ -36,7 +56,15 @@
     </w:p>
     <w:p>
       <w:r>
-        <w:t>2 types de présentations, selon la présence ou non d’évènements hors naissance / décès / baptème :</w:t>
+        <w:t xml:space="preserve">2 types de présentations, selon la présence ou non d’évènements hors naissance / décès / </w:t>
+      </w:r>
+      <w:proofErr w:type="spellStart"/>
+      <w:r>
+        <w:t>baptème</w:t>
+      </w:r>
+      <w:proofErr w:type="spellEnd"/>
+      <w:r>
+        <w:t> :</w:t>
       </w:r>
     </w:p>
     <w:p/>
@@ -357,12 +385,21 @@
       <w:pPr>
         <w:pStyle w:val="Listing"/>
       </w:pPr>
+      <w:proofErr w:type="gramStart"/>
       <w:r>
         <w:rPr>
           <w:rStyle w:val="comment"/>
           <w:rFonts w:eastAsiaTheme="majorEastAsia"/>
         </w:rPr>
-        <w:t>&lt;!-- Parents simple --&gt;</w:t>
+        <w:t>&lt;!--</w:t>
+      </w:r>
+      <w:proofErr w:type="gramEnd"/>
+      <w:r>
+        <w:rPr>
+          <w:rStyle w:val="comment"/>
+          <w:rFonts w:eastAsiaTheme="majorEastAsia"/>
+        </w:rPr>
+        <w:t xml:space="preserve"> Parents simple --&gt;</w:t>
       </w:r>
     </w:p>
     <w:p>
@@ -372,21 +409,159 @@
       <w:r>
         <w:t>&lt;</w:t>
       </w:r>
+      <w:proofErr w:type="gramStart"/>
       <w:r>
         <w:rPr>
           <w:rStyle w:val="start-tag"/>
         </w:rPr>
+        <w:t>h</w:t>
+      </w:r>
+      <w:proofErr w:type="gramEnd"/>
+      <w:r>
+        <w:rPr>
+          <w:rStyle w:val="start-tag"/>
+        </w:rPr>
+        <w:t>2</w:t>
+      </w:r>
+      <w:r>
+        <w:t>&gt;&lt;</w:t>
+      </w:r>
+      <w:proofErr w:type="spellStart"/>
+      <w:r>
+        <w:rPr>
+          <w:rStyle w:val="start-tag"/>
+        </w:rPr>
+        <w:t>span</w:t>
+      </w:r>
+      <w:proofErr w:type="spellEnd"/>
+      <w:r>
+        <w:t xml:space="preserve"> </w:t>
+      </w:r>
+      <w:r>
+        <w:rPr>
+          <w:rStyle w:val="attribute-name"/>
+        </w:rPr>
+        <w:t>class</w:t>
+      </w:r>
+      <w:r>
+        <w:t>="</w:t>
+      </w:r>
+      <w:proofErr w:type="spellStart"/>
+      <w:r>
+        <w:t>htitle</w:t>
+      </w:r>
+      <w:proofErr w:type="spellEnd"/>
+      <w:r>
+        <w:t>"&gt;</w:t>
+      </w:r>
+      <w:r>
+        <w:rPr>
+          <w:rStyle w:val="entity"/>
+          <w:rFonts w:eastAsiaTheme="majorEastAsia"/>
+        </w:rPr>
+        <w:t>&amp;</w:t>
+      </w:r>
+      <w:proofErr w:type="spellStart"/>
+      <w:r>
+        <w:rPr>
+          <w:rStyle w:val="entity"/>
+          <w:rFonts w:eastAsiaTheme="majorEastAsia"/>
+        </w:rPr>
+        <w:t>nbsp</w:t>
+      </w:r>
+      <w:proofErr w:type="spellEnd"/>
+      <w:r>
+        <w:rPr>
+          <w:rStyle w:val="entity"/>
+          <w:rFonts w:eastAsiaTheme="majorEastAsia"/>
+        </w:rPr>
+        <w:t>;</w:t>
+      </w:r>
+      <w:r>
+        <w:t>&lt;/</w:t>
+      </w:r>
+      <w:proofErr w:type="spellStart"/>
+      <w:r>
+        <w:rPr>
+          <w:rStyle w:val="end-tag"/>
+          <w:rFonts w:eastAsiaTheme="majorEastAsia"/>
+        </w:rPr>
+        <w:t>span</w:t>
+      </w:r>
+      <w:proofErr w:type="spellEnd"/>
+      <w:r>
+        <w:t>&gt;&lt;</w:t>
+      </w:r>
+      <w:proofErr w:type="spellStart"/>
+      <w:r>
+        <w:rPr>
+          <w:rStyle w:val="start-tag"/>
+        </w:rPr>
+        <w:t>span</w:t>
+      </w:r>
+      <w:proofErr w:type="spellEnd"/>
+      <w:r>
+        <w:t>&gt;Parents&lt;/</w:t>
+      </w:r>
+      <w:proofErr w:type="spellStart"/>
+      <w:r>
+        <w:rPr>
+          <w:rStyle w:val="end-tag"/>
+          <w:rFonts w:eastAsiaTheme="majorEastAsia"/>
+        </w:rPr>
+        <w:t>span</w:t>
+      </w:r>
+      <w:proofErr w:type="spellEnd"/>
+      <w:r>
+        <w:t>&gt;&lt;/</w:t>
+      </w:r>
+      <w:r>
+        <w:rPr>
+          <w:rStyle w:val="end-tag"/>
+          <w:rFonts w:eastAsiaTheme="majorEastAsia"/>
+        </w:rPr>
         <w:t>h2</w:t>
       </w:r>
       <w:r>
-        <w:t>&gt;&lt;</w:t>
-      </w:r>
+        <w:t>&gt;</w:t>
+      </w:r>
+    </w:p>
+    <w:p>
+      <w:pPr>
+        <w:pStyle w:val="Listing"/>
+      </w:pPr>
+      <w:r>
+        <w:t>&lt;</w:t>
+      </w:r>
+      <w:proofErr w:type="spellStart"/>
+      <w:proofErr w:type="gramStart"/>
       <w:r>
         <w:rPr>
           <w:rStyle w:val="start-tag"/>
         </w:rPr>
-        <w:t>span</w:t>
-      </w:r>
+        <w:t>ul</w:t>
+      </w:r>
+      <w:proofErr w:type="spellEnd"/>
+      <w:proofErr w:type="gramEnd"/>
+      <w:r>
+        <w:t>&gt;</w:t>
+      </w:r>
+    </w:p>
+    <w:p>
+      <w:pPr>
+        <w:pStyle w:val="Listing"/>
+      </w:pPr>
+      <w:r>
+        <w:t>&lt;</w:t>
+      </w:r>
+      <w:proofErr w:type="gramStart"/>
+      <w:r>
+        <w:rPr>
+          <w:rStyle w:val="start-tag"/>
+        </w:rPr>
+        <w:t>li</w:t>
+      </w:r>
+      <w:proofErr w:type="gramEnd"/>
       <w:r>
         <w:t xml:space="preserve"> </w:t>
       </w:r>
@@ -394,126 +569,44 @@
         <w:rPr>
           <w:rStyle w:val="attribute-name"/>
         </w:rPr>
-        <w:t>class</w:t>
-      </w:r>
-      <w:r>
-        <w:t>="htitle"&gt;</w:t>
-      </w:r>
-      <w:r>
-        <w:rPr>
-          <w:rStyle w:val="entity"/>
-          <w:rFonts w:eastAsiaTheme="majorEastAsia"/>
-        </w:rPr>
-        <w:t>&amp;nbsp;</w:t>
-      </w:r>
-      <w:r>
-        <w:t>&lt;/</w:t>
-      </w:r>
-      <w:r>
-        <w:rPr>
-          <w:rStyle w:val="end-tag"/>
-          <w:rFonts w:eastAsiaTheme="majorEastAsia"/>
-        </w:rPr>
-        <w:t>span</w:t>
-      </w:r>
-      <w:r>
-        <w:t>&gt;&lt;</w:t>
-      </w:r>
+        <w:t>style</w:t>
+      </w:r>
+      <w:r>
+        <w:t>="</w:t>
+      </w:r>
+      <w:proofErr w:type="spellStart"/>
+      <w:r>
+        <w:t>vertical-align:middle;list-style-type:disc</w:t>
+      </w:r>
+      <w:proofErr w:type="spellEnd"/>
+      <w:r>
+        <w:t>" &gt;</w:t>
+      </w:r>
+    </w:p>
+    <w:p>
+      <w:pPr>
+        <w:pStyle w:val="Listing"/>
+      </w:pPr>
+      <w:r>
+        <w:t>&lt;</w:t>
+      </w:r>
+      <w:proofErr w:type="gramStart"/>
       <w:r>
         <w:rPr>
           <w:rStyle w:val="start-tag"/>
         </w:rPr>
-        <w:t>span</w:t>
-      </w:r>
-      <w:r>
-        <w:t>&gt;Parents&lt;/</w:t>
-      </w:r>
-      <w:r>
-        <w:rPr>
-          <w:rStyle w:val="end-tag"/>
-          <w:rFonts w:eastAsiaTheme="majorEastAsia"/>
-        </w:rPr>
-        <w:t>span</w:t>
-      </w:r>
-      <w:r>
-        <w:t>&gt;&lt;/</w:t>
-      </w:r>
-      <w:r>
-        <w:rPr>
-          <w:rStyle w:val="end-tag"/>
-          <w:rFonts w:eastAsiaTheme="majorEastAsia"/>
-        </w:rPr>
-        <w:t>h2</w:t>
-      </w:r>
-      <w:r>
-        <w:t>&gt;</w:t>
-      </w:r>
-    </w:p>
-    <w:p>
-      <w:pPr>
-        <w:pStyle w:val="Listing"/>
-      </w:pPr>
-      <w:r>
-        <w:t>&lt;</w:t>
-      </w:r>
-      <w:r>
-        <w:rPr>
-          <w:rStyle w:val="start-tag"/>
-        </w:rPr>
-        <w:t>ul</w:t>
-      </w:r>
-      <w:r>
-        <w:t>&gt;</w:t>
-      </w:r>
-    </w:p>
-    <w:p>
-      <w:pPr>
-        <w:pStyle w:val="Listing"/>
-      </w:pPr>
-      <w:r>
-        <w:t>&lt;</w:t>
-      </w:r>
-      <w:r>
-        <w:rPr>
-          <w:rStyle w:val="start-tag"/>
-        </w:rPr>
-        <w:t>li</w:t>
-      </w:r>
-      <w:r>
-        <w:t xml:space="preserve"> </w:t>
+        <w:t>a</w:t>
+      </w:r>
+      <w:r>
+        <w:t xml:space="preserve">  </w:t>
       </w:r>
       <w:r>
         <w:rPr>
           <w:rStyle w:val="attribute-name"/>
         </w:rPr>
-        <w:t>style</w:t>
-      </w:r>
-      <w:r>
-        <w:t>="vertical-align:middle;list-style-type:disc" &gt;</w:t>
-      </w:r>
-    </w:p>
-    <w:p>
-      <w:pPr>
-        <w:pStyle w:val="Listing"/>
-      </w:pPr>
-      <w:r>
-        <w:t>&lt;</w:t>
-      </w:r>
-      <w:r>
-        <w:rPr>
-          <w:rStyle w:val="start-tag"/>
-        </w:rPr>
-        <w:t>a</w:t>
-      </w:r>
-      <w:r>
-        <w:t xml:space="preserve">  </w:t>
-      </w:r>
-      <w:r>
-        <w:rPr>
-          <w:rStyle w:val="attribute-name"/>
-        </w:rPr>
         <w:t>href</w:t>
       </w:r>
+      <w:proofErr w:type="gramEnd"/>
       <w:r>
         <w:t>="</w:t>
       </w:r>
@@ -523,8 +616,49 @@
             <w:rStyle w:val="Lienhypertexte"/>
             <w:rFonts w:eastAsiaTheme="majorEastAsia"/>
           </w:rPr>
-          <w:t>nraibaut2?lang=fr&amp;p=pierre&amp;n=dupont</w:t>
+          <w:t>nraibaut2?lang=</w:t>
         </w:r>
+        <w:proofErr w:type="spellStart"/>
+        <w:r>
+          <w:rPr>
+            <w:rStyle w:val="Lienhypertexte"/>
+            <w:rFonts w:eastAsiaTheme="majorEastAsia"/>
+          </w:rPr>
+          <w:t>fr&amp;p</w:t>
+        </w:r>
+        <w:proofErr w:type="spellEnd"/>
+        <w:r>
+          <w:rPr>
+            <w:rStyle w:val="Lienhypertexte"/>
+            <w:rFonts w:eastAsiaTheme="majorEastAsia"/>
+          </w:rPr>
+          <w:t>=</w:t>
+        </w:r>
+        <w:proofErr w:type="spellStart"/>
+        <w:r>
+          <w:rPr>
+            <w:rStyle w:val="Lienhypertexte"/>
+            <w:rFonts w:eastAsiaTheme="majorEastAsia"/>
+          </w:rPr>
+          <w:t>pierre&amp;n</w:t>
+        </w:r>
+        <w:proofErr w:type="spellEnd"/>
+        <w:r>
+          <w:rPr>
+            <w:rStyle w:val="Lienhypertexte"/>
+            <w:rFonts w:eastAsiaTheme="majorEastAsia"/>
+          </w:rPr>
+          <w:t>=</w:t>
+        </w:r>
+        <w:proofErr w:type="spellStart"/>
+        <w:r>
+          <w:rPr>
+            <w:rStyle w:val="Lienhypertexte"/>
+            <w:rFonts w:eastAsiaTheme="majorEastAsia"/>
+          </w:rPr>
+          <w:t>dupont</w:t>
+        </w:r>
+        <w:proofErr w:type="spellEnd"/>
       </w:hyperlink>
       <w:r>
         <w:t>"&gt;Pierre DUPONT&lt;/</w:t>
@@ -539,24 +673,37 @@
       <w:r>
         <w:t>&gt; &lt;</w:t>
       </w:r>
+      <w:proofErr w:type="spellStart"/>
       <w:r>
         <w:rPr>
           <w:rStyle w:val="start-tag"/>
         </w:rPr>
         <w:t>bdo</w:t>
       </w:r>
+      <w:proofErr w:type="spellEnd"/>
       <w:r>
         <w:t xml:space="preserve"> </w:t>
       </w:r>
+      <w:proofErr w:type="spellStart"/>
       <w:r>
         <w:rPr>
           <w:rStyle w:val="attribute-name"/>
         </w:rPr>
         <w:t>dir</w:t>
       </w:r>
-      <w:r>
-        <w:t>="ltr"&gt;1850-1895&lt;/</w:t>
-      </w:r>
+      <w:proofErr w:type="spellEnd"/>
+      <w:r>
+        <w:t>="</w:t>
+      </w:r>
+      <w:proofErr w:type="spellStart"/>
+      <w:r>
+        <w:t>ltr</w:t>
+      </w:r>
+      <w:proofErr w:type="spellEnd"/>
+      <w:r>
+        <w:t>"&gt;1850-1895&lt;/</w:t>
+      </w:r>
+      <w:proofErr w:type="spellStart"/>
       <w:r>
         <w:rPr>
           <w:rStyle w:val="end-tag"/>
@@ -564,6 +711,7 @@
         </w:rPr>
         <w:t>bdo</w:t>
       </w:r>
+      <w:proofErr w:type="spellEnd"/>
       <w:r>
         <w:t>&gt; &lt;/</w:t>
       </w:r>
@@ -585,12 +733,14 @@
       <w:r>
         <w:t>&lt;</w:t>
       </w:r>
+      <w:proofErr w:type="gramStart"/>
       <w:r>
         <w:rPr>
           <w:rStyle w:val="start-tag"/>
         </w:rPr>
         <w:t>li</w:t>
       </w:r>
+      <w:proofErr w:type="gramEnd"/>
       <w:r>
         <w:t xml:space="preserve"> </w:t>
       </w:r>
@@ -601,7 +751,15 @@
         <w:t>style</w:t>
       </w:r>
       <w:r>
-        <w:t>="vertical-align:middle;list-style-type:circle" &gt;</w:t>
+        <w:t>="</w:t>
+      </w:r>
+      <w:proofErr w:type="spellStart"/>
+      <w:r>
+        <w:t>vertical-align:middle;list-style-type:circle</w:t>
+      </w:r>
+      <w:proofErr w:type="spellEnd"/>
+      <w:r>
+        <w:t>" &gt;</w:t>
       </w:r>
     </w:p>
     <w:p>
@@ -611,6 +769,7 @@
       <w:r>
         <w:t>&lt;</w:t>
       </w:r>
+      <w:proofErr w:type="gramStart"/>
       <w:r>
         <w:rPr>
           <w:rStyle w:val="start-tag"/>
@@ -626,6 +785,7 @@
         </w:rPr>
         <w:t>href</w:t>
       </w:r>
+      <w:proofErr w:type="gramEnd"/>
       <w:r>
         <w:t>="</w:t>
       </w:r>
@@ -635,8 +795,49 @@
             <w:rStyle w:val="Lienhypertexte"/>
             <w:rFonts w:eastAsiaTheme="majorEastAsia"/>
           </w:rPr>
-          <w:t>nraibaut2?lang=fr&amp;p=marie+paule&amp;n=durand</w:t>
+          <w:t>nraibaut2?lang=</w:t>
         </w:r>
+        <w:proofErr w:type="spellStart"/>
+        <w:r>
+          <w:rPr>
+            <w:rStyle w:val="Lienhypertexte"/>
+            <w:rFonts w:eastAsiaTheme="majorEastAsia"/>
+          </w:rPr>
+          <w:t>fr&amp;p</w:t>
+        </w:r>
+        <w:proofErr w:type="spellEnd"/>
+        <w:r>
+          <w:rPr>
+            <w:rStyle w:val="Lienhypertexte"/>
+            <w:rFonts w:eastAsiaTheme="majorEastAsia"/>
+          </w:rPr>
+          <w:t>=</w:t>
+        </w:r>
+        <w:proofErr w:type="spellStart"/>
+        <w:r>
+          <w:rPr>
+            <w:rStyle w:val="Lienhypertexte"/>
+            <w:rFonts w:eastAsiaTheme="majorEastAsia"/>
+          </w:rPr>
+          <w:t>marie+paule&amp;n</w:t>
+        </w:r>
+        <w:proofErr w:type="spellEnd"/>
+        <w:r>
+          <w:rPr>
+            <w:rStyle w:val="Lienhypertexte"/>
+            <w:rFonts w:eastAsiaTheme="majorEastAsia"/>
+          </w:rPr>
+          <w:t>=</w:t>
+        </w:r>
+        <w:proofErr w:type="spellStart"/>
+        <w:r>
+          <w:rPr>
+            <w:rStyle w:val="Lienhypertexte"/>
+            <w:rFonts w:eastAsiaTheme="majorEastAsia"/>
+          </w:rPr>
+          <w:t>durand</w:t>
+        </w:r>
+        <w:proofErr w:type="spellEnd"/>
       </w:hyperlink>
       <w:r>
         <w:t>"&gt;Marie Paule DURAND&lt;/</w:t>
@@ -669,6 +870,7 @@
       <w:r>
         <w:t>&lt;/</w:t>
       </w:r>
+      <w:proofErr w:type="spellStart"/>
       <w:r>
         <w:rPr>
           <w:rStyle w:val="end-tag"/>
@@ -676,13 +878,19 @@
         </w:rPr>
         <w:t>ul</w:t>
       </w:r>
+      <w:proofErr w:type="spellEnd"/>
       <w:r>
         <w:t>&gt;</w:t>
       </w:r>
     </w:p>
     <w:p>
-      <w:r>
-        <w:t xml:space="preserve">avec infos mariage : </w:t>
+      <w:proofErr w:type="gramStart"/>
+      <w:r>
+        <w:t>avec</w:t>
+      </w:r>
+      <w:proofErr w:type="gramEnd"/>
+      <w:r>
+        <w:t xml:space="preserve"> infos mariage : </w:t>
       </w:r>
       <w:hyperlink r:id="rId19" w:history="1">
         <w:r>
@@ -739,8 +947,13 @@
       <w:pPr>
         <w:pStyle w:val="Listing"/>
       </w:pPr>
-      <w:r>
-        <w:t xml:space="preserve">&lt;!-- Parents </w:t>
+      <w:proofErr w:type="gramStart"/>
+      <w:r>
+        <w:t>&lt;!--</w:t>
+      </w:r>
+      <w:proofErr w:type="gramEnd"/>
+      <w:r>
+        <w:t xml:space="preserve"> Parents </w:t>
       </w:r>
       <w:r>
         <w:rPr>
@@ -757,31 +970,137 @@
         <w:pStyle w:val="Listing"/>
       </w:pPr>
       <w:r>
-        <w:t>&lt;h2&gt;&lt;span class="htitle"&gt;&amp;nbsp;&lt;/span&gt;&lt;span&gt;Parents&lt;/span&gt;&lt;/h2&gt;</w:t>
-      </w:r>
-    </w:p>
-    <w:p>
-      <w:pPr>
-        <w:pStyle w:val="Listing"/>
-      </w:pPr>
-      <w:r>
-        <w:t>&lt;ul&gt;</w:t>
-      </w:r>
-    </w:p>
-    <w:p>
-      <w:pPr>
-        <w:pStyle w:val="Listing"/>
-      </w:pPr>
-      <w:r>
-        <w:t>&lt;li style="vertical-align:middle;list-style-type:disc" &gt;</w:t>
-      </w:r>
-    </w:p>
-    <w:p>
-      <w:pPr>
-        <w:pStyle w:val="Listing"/>
-      </w:pPr>
-      <w:r>
-        <w:t>&lt;a  href="evechevaleyre?lang=fr&amp;pz=evelyne&amp;nz=cassar&amp;p=rafaele&amp;n=brincat"&gt;Rafaele BRINCAT&lt;/a&gt;&lt;span style="font-size: 90%"&gt;&lt;/span&gt;</w:t>
+        <w:t>&lt;</w:t>
+      </w:r>
+      <w:proofErr w:type="gramStart"/>
+      <w:r>
+        <w:t>h</w:t>
+      </w:r>
+      <w:proofErr w:type="gramEnd"/>
+      <w:r>
+        <w:t>2&gt;&lt;</w:t>
+      </w:r>
+      <w:proofErr w:type="spellStart"/>
+      <w:r>
+        <w:t>span</w:t>
+      </w:r>
+      <w:proofErr w:type="spellEnd"/>
+      <w:r>
+        <w:t xml:space="preserve"> class="</w:t>
+      </w:r>
+      <w:proofErr w:type="spellStart"/>
+      <w:r>
+        <w:t>htitle</w:t>
+      </w:r>
+      <w:proofErr w:type="spellEnd"/>
+      <w:r>
+        <w:t>"&gt;&amp;</w:t>
+      </w:r>
+      <w:proofErr w:type="spellStart"/>
+      <w:r>
+        <w:t>nbsp</w:t>
+      </w:r>
+      <w:proofErr w:type="spellEnd"/>
+      <w:r>
+        <w:t>;&lt;/</w:t>
+      </w:r>
+      <w:proofErr w:type="spellStart"/>
+      <w:r>
+        <w:t>span</w:t>
+      </w:r>
+      <w:proofErr w:type="spellEnd"/>
+      <w:r>
+        <w:t>&gt;&lt;</w:t>
+      </w:r>
+      <w:proofErr w:type="spellStart"/>
+      <w:r>
+        <w:t>span</w:t>
+      </w:r>
+      <w:proofErr w:type="spellEnd"/>
+      <w:r>
+        <w:t>&gt;Parents&lt;/</w:t>
+      </w:r>
+      <w:proofErr w:type="spellStart"/>
+      <w:r>
+        <w:t>span</w:t>
+      </w:r>
+      <w:proofErr w:type="spellEnd"/>
+      <w:r>
+        <w:t>&gt;&lt;/h2&gt;</w:t>
+      </w:r>
+    </w:p>
+    <w:p>
+      <w:pPr>
+        <w:pStyle w:val="Listing"/>
+      </w:pPr>
+      <w:r>
+        <w:t>&lt;</w:t>
+      </w:r>
+      <w:proofErr w:type="spellStart"/>
+      <w:proofErr w:type="gramStart"/>
+      <w:r>
+        <w:t>ul</w:t>
+      </w:r>
+      <w:proofErr w:type="spellEnd"/>
+      <w:proofErr w:type="gramEnd"/>
+      <w:r>
+        <w:t>&gt;</w:t>
+      </w:r>
+    </w:p>
+    <w:p>
+      <w:pPr>
+        <w:pStyle w:val="Listing"/>
+      </w:pPr>
+      <w:r>
+        <w:t>&lt;</w:t>
+      </w:r>
+      <w:proofErr w:type="gramStart"/>
+      <w:r>
+        <w:t>li</w:t>
+      </w:r>
+      <w:proofErr w:type="gramEnd"/>
+      <w:r>
+        <w:t xml:space="preserve"> style="</w:t>
+      </w:r>
+      <w:proofErr w:type="spellStart"/>
+      <w:r>
+        <w:t>vertical-align:middle;list-style-type:disc</w:t>
+      </w:r>
+      <w:proofErr w:type="spellEnd"/>
+      <w:r>
+        <w:t>" &gt;</w:t>
+      </w:r>
+    </w:p>
+    <w:p>
+      <w:pPr>
+        <w:pStyle w:val="Listing"/>
+      </w:pPr>
+      <w:r>
+        <w:t>&lt;</w:t>
+      </w:r>
+      <w:proofErr w:type="gramStart"/>
+      <w:r>
+        <w:t>a  href</w:t>
+      </w:r>
+      <w:proofErr w:type="gramEnd"/>
+      <w:r>
+        <w:t>="evechevaleyre?lang=fr&amp;pz=evelyne&amp;nz=cassar&amp;p=rafaele&amp;n=brincat"&gt;Rafaele BRINCAT&lt;/a&gt;&lt;</w:t>
+      </w:r>
+      <w:proofErr w:type="spellStart"/>
+      <w:r>
+        <w:t>span</w:t>
+      </w:r>
+      <w:proofErr w:type="spellEnd"/>
+      <w:r>
+        <w:t xml:space="preserve"> style="font-size: 90%"&gt;&lt;/</w:t>
+      </w:r>
+      <w:proofErr w:type="spellStart"/>
+      <w:r>
+        <w:t>span</w:t>
+      </w:r>
+      <w:proofErr w:type="spellEnd"/>
+      <w:r>
+        <w:t>&gt;</w:t>
       </w:r>
     </w:p>
     <w:p>
@@ -798,32 +1117,134 @@
         <w:rPr>
           <w:highlight w:val="yellow"/>
         </w:rPr>
-        <w:t>&lt;br&gt;</w:t>
-      </w:r>
-    </w:p>
-    <w:p>
-      <w:pPr>
-        <w:pStyle w:val="Listing"/>
+        <w:t>&lt;</w:t>
+      </w:r>
+      <w:proofErr w:type="spellStart"/>
+      <w:proofErr w:type="gramStart"/>
+      <w:r>
         <w:rPr>
           <w:highlight w:val="yellow"/>
         </w:rPr>
-      </w:pPr>
+        <w:t>br</w:t>
+      </w:r>
+      <w:proofErr w:type="spellEnd"/>
+      <w:proofErr w:type="gramEnd"/>
       <w:r>
         <w:rPr>
           <w:highlight w:val="yellow"/>
         </w:rPr>
-        <w:t>&lt;em&gt;Marié &lt;em&gt;le&amp;nbsp;26&amp;nbsp;novembre&amp;nbsp;1776 (mardi), S.Paolo - Malte, , , ,, &lt;/em&gt;</w:t>
-      </w:r>
-    </w:p>
-    <w:p>
-      <w:pPr>
-        <w:pStyle w:val="Listing"/>
-      </w:pPr>
-      <w:r>
+        <w:t>&gt;</w:t>
+      </w:r>
+    </w:p>
+    <w:p>
+      <w:pPr>
+        <w:pStyle w:val="Listing"/>
         <w:rPr>
           <w:highlight w:val="yellow"/>
         </w:rPr>
-        <w:t xml:space="preserve"> avec&lt;/em&gt;</w:t>
+      </w:pPr>
+      <w:r>
+        <w:rPr>
+          <w:highlight w:val="yellow"/>
+        </w:rPr>
+        <w:t>&lt;</w:t>
+      </w:r>
+      <w:proofErr w:type="spellStart"/>
+      <w:proofErr w:type="gramStart"/>
+      <w:r>
+        <w:rPr>
+          <w:highlight w:val="yellow"/>
+        </w:rPr>
+        <w:t>em</w:t>
+      </w:r>
+      <w:proofErr w:type="spellEnd"/>
+      <w:proofErr w:type="gramEnd"/>
+      <w:r>
+        <w:rPr>
+          <w:highlight w:val="yellow"/>
+        </w:rPr>
+        <w:t>&gt;Marié &lt;</w:t>
+      </w:r>
+      <w:proofErr w:type="spellStart"/>
+      <w:r>
+        <w:rPr>
+          <w:highlight w:val="yellow"/>
+        </w:rPr>
+        <w:t>em</w:t>
+      </w:r>
+      <w:proofErr w:type="spellEnd"/>
+      <w:r>
+        <w:rPr>
+          <w:highlight w:val="yellow"/>
+        </w:rPr>
+        <w:t xml:space="preserve">&gt;le&amp;nbsp;26&amp;nbsp;novembre&amp;nbsp;1776 (mardi), </w:t>
+      </w:r>
+      <w:proofErr w:type="spellStart"/>
+      <w:r>
+        <w:rPr>
+          <w:highlight w:val="yellow"/>
+        </w:rPr>
+        <w:t>S.Paolo</w:t>
+      </w:r>
+      <w:proofErr w:type="spellEnd"/>
+      <w:r>
+        <w:rPr>
+          <w:highlight w:val="yellow"/>
+        </w:rPr>
+        <w:t xml:space="preserve"> - Malte, , , ,, &lt;/</w:t>
+      </w:r>
+      <w:proofErr w:type="spellStart"/>
+      <w:r>
+        <w:rPr>
+          <w:highlight w:val="yellow"/>
+        </w:rPr>
+        <w:t>em</w:t>
+      </w:r>
+      <w:proofErr w:type="spellEnd"/>
+      <w:r>
+        <w:rPr>
+          <w:highlight w:val="yellow"/>
+        </w:rPr>
+        <w:t>&gt;</w:t>
+      </w:r>
+    </w:p>
+    <w:p>
+      <w:pPr>
+        <w:pStyle w:val="Listing"/>
+      </w:pPr>
+      <w:r>
+        <w:rPr>
+          <w:highlight w:val="yellow"/>
+        </w:rPr>
+        <w:t xml:space="preserve"> </w:t>
+      </w:r>
+      <w:proofErr w:type="gramStart"/>
+      <w:r>
+        <w:rPr>
+          <w:highlight w:val="yellow"/>
+        </w:rPr>
+        <w:t>avec</w:t>
+      </w:r>
+      <w:proofErr w:type="gramEnd"/>
+      <w:r>
+        <w:rPr>
+          <w:highlight w:val="yellow"/>
+        </w:rPr>
+        <w:t>&lt;/</w:t>
+      </w:r>
+      <w:proofErr w:type="spellStart"/>
+      <w:r>
+        <w:rPr>
+          <w:highlight w:val="yellow"/>
+        </w:rPr>
+        <w:t>em</w:t>
+      </w:r>
+      <w:proofErr w:type="spellEnd"/>
+      <w:r>
+        <w:rPr>
+          <w:highlight w:val="yellow"/>
+        </w:rPr>
+        <w:t>&gt;</w:t>
       </w:r>
     </w:p>
     <w:p>
@@ -839,15 +1260,55 @@
         <w:pStyle w:val="Listing"/>
       </w:pPr>
       <w:r>
-        <w:t>&lt;li style="vertical-align:middle;list-style-type:disc" &gt;</w:t>
-      </w:r>
-    </w:p>
-    <w:p>
-      <w:pPr>
-        <w:pStyle w:val="Listing"/>
-      </w:pPr>
-      <w:r>
-        <w:t>&lt;a  href="evechevaleyre?lang=fr&amp;pz=evelyne&amp;nz=cassar&amp;p=margarita&amp;n=attard&amp;oc=3"&gt;Margarita ATTARD&lt;/a&gt;&lt;span style="font-size: 90%"&gt;&lt;/span&gt;</w:t>
+        <w:t>&lt;</w:t>
+      </w:r>
+      <w:proofErr w:type="gramStart"/>
+      <w:r>
+        <w:t>li</w:t>
+      </w:r>
+      <w:proofErr w:type="gramEnd"/>
+      <w:r>
+        <w:t xml:space="preserve"> style="</w:t>
+      </w:r>
+      <w:proofErr w:type="spellStart"/>
+      <w:r>
+        <w:t>vertical-align:middle;list-style-type:disc</w:t>
+      </w:r>
+      <w:proofErr w:type="spellEnd"/>
+      <w:r>
+        <w:t>" &gt;</w:t>
+      </w:r>
+    </w:p>
+    <w:p>
+      <w:pPr>
+        <w:pStyle w:val="Listing"/>
+      </w:pPr>
+      <w:r>
+        <w:t>&lt;</w:t>
+      </w:r>
+      <w:proofErr w:type="gramStart"/>
+      <w:r>
+        <w:t>a  href</w:t>
+      </w:r>
+      <w:proofErr w:type="gramEnd"/>
+      <w:r>
+        <w:t>="evechevaleyre?lang=fr&amp;pz=evelyne&amp;nz=cassar&amp;p=margarita&amp;n=attard&amp;oc=3"&gt;Margarita ATTARD&lt;/a&gt;&lt;</w:t>
+      </w:r>
+      <w:proofErr w:type="spellStart"/>
+      <w:r>
+        <w:t>span</w:t>
+      </w:r>
+      <w:proofErr w:type="spellEnd"/>
+      <w:r>
+        <w:t xml:space="preserve"> style="font-size: 90%"&gt;&lt;/</w:t>
+      </w:r>
+      <w:proofErr w:type="spellStart"/>
+      <w:r>
+        <w:t>span</w:t>
+      </w:r>
+      <w:proofErr w:type="spellEnd"/>
+      <w:r>
+        <w:t>&gt;</w:t>
       </w:r>
     </w:p>
     <w:p>
@@ -863,7 +1324,15 @@
         <w:pStyle w:val="Listing"/>
       </w:pPr>
       <w:r>
-        <w:t>&lt;/ul&gt;</w:t>
+        <w:t>&lt;/</w:t>
+      </w:r>
+      <w:proofErr w:type="spellStart"/>
+      <w:r>
+        <w:t>ul</w:t>
+      </w:r>
+      <w:proofErr w:type="spellEnd"/>
+      <w:r>
+        <w:t>&gt;</w:t>
       </w:r>
     </w:p>
     <w:p/>
@@ -929,12 +1398,21 @@
       <w:pPr>
         <w:pStyle w:val="Listing"/>
       </w:pPr>
+      <w:proofErr w:type="gramStart"/>
       <w:r>
         <w:rPr>
           <w:rStyle w:val="comment"/>
           <w:rFonts w:eastAsiaTheme="majorEastAsia"/>
         </w:rPr>
-        <w:t>&lt;!-- Parents photo --&gt;</w:t>
+        <w:t>&lt;!--</w:t>
+      </w:r>
+      <w:proofErr w:type="gramEnd"/>
+      <w:r>
+        <w:rPr>
+          <w:rStyle w:val="comment"/>
+          <w:rFonts w:eastAsiaTheme="majorEastAsia"/>
+        </w:rPr>
+        <w:t xml:space="preserve"> Parents photo --&gt;</w:t>
       </w:r>
     </w:p>
     <w:p>
@@ -944,20 +1422,422 @@
       <w:r>
         <w:t>&lt;</w:t>
       </w:r>
+      <w:proofErr w:type="gramStart"/>
       <w:r>
         <w:rPr>
           <w:rStyle w:val="start-tag"/>
         </w:rPr>
+        <w:t>h</w:t>
+      </w:r>
+      <w:proofErr w:type="gramEnd"/>
+      <w:r>
+        <w:rPr>
+          <w:rStyle w:val="start-tag"/>
+        </w:rPr>
+        <w:t>2</w:t>
+      </w:r>
+      <w:r>
+        <w:t>&gt;&lt;</w:t>
+      </w:r>
+      <w:proofErr w:type="spellStart"/>
+      <w:r>
+        <w:rPr>
+          <w:rStyle w:val="start-tag"/>
+        </w:rPr>
+        <w:t>span</w:t>
+      </w:r>
+      <w:proofErr w:type="spellEnd"/>
+      <w:r>
+        <w:t xml:space="preserve"> </w:t>
+      </w:r>
+      <w:r>
+        <w:rPr>
+          <w:rStyle w:val="attribute-name"/>
+        </w:rPr>
+        <w:t>class</w:t>
+      </w:r>
+      <w:r>
+        <w:t>="</w:t>
+      </w:r>
+      <w:proofErr w:type="spellStart"/>
+      <w:r>
+        <w:t>htitle</w:t>
+      </w:r>
+      <w:proofErr w:type="spellEnd"/>
+      <w:r>
+        <w:t>"&gt;</w:t>
+      </w:r>
+      <w:r>
+        <w:rPr>
+          <w:rStyle w:val="entity"/>
+          <w:rFonts w:eastAsiaTheme="majorEastAsia"/>
+        </w:rPr>
+        <w:t>&amp;</w:t>
+      </w:r>
+      <w:proofErr w:type="spellStart"/>
+      <w:r>
+        <w:rPr>
+          <w:rStyle w:val="entity"/>
+          <w:rFonts w:eastAsiaTheme="majorEastAsia"/>
+        </w:rPr>
+        <w:t>nbsp</w:t>
+      </w:r>
+      <w:proofErr w:type="spellEnd"/>
+      <w:r>
+        <w:rPr>
+          <w:rStyle w:val="entity"/>
+          <w:rFonts w:eastAsiaTheme="majorEastAsia"/>
+        </w:rPr>
+        <w:t>;</w:t>
+      </w:r>
+      <w:r>
+        <w:t>&lt;/</w:t>
+      </w:r>
+      <w:proofErr w:type="spellStart"/>
+      <w:r>
+        <w:rPr>
+          <w:rStyle w:val="end-tag"/>
+          <w:rFonts w:eastAsiaTheme="majorEastAsia"/>
+        </w:rPr>
+        <w:t>span</w:t>
+      </w:r>
+      <w:proofErr w:type="spellEnd"/>
+      <w:r>
+        <w:t>&gt;&lt;</w:t>
+      </w:r>
+      <w:proofErr w:type="spellStart"/>
+      <w:r>
+        <w:rPr>
+          <w:rStyle w:val="start-tag"/>
+        </w:rPr>
+        <w:t>span</w:t>
+      </w:r>
+      <w:proofErr w:type="spellEnd"/>
+      <w:r>
+        <w:t>&gt;Parents&lt;/</w:t>
+      </w:r>
+      <w:proofErr w:type="spellStart"/>
+      <w:r>
+        <w:rPr>
+          <w:rStyle w:val="end-tag"/>
+          <w:rFonts w:eastAsiaTheme="majorEastAsia"/>
+        </w:rPr>
+        <w:t>span</w:t>
+      </w:r>
+      <w:proofErr w:type="spellEnd"/>
+      <w:r>
+        <w:t>&gt;&lt;/</w:t>
+      </w:r>
+      <w:r>
+        <w:rPr>
+          <w:rStyle w:val="end-tag"/>
+          <w:rFonts w:eastAsiaTheme="majorEastAsia"/>
+        </w:rPr>
         <w:t>h2</w:t>
       </w:r>
       <w:r>
+        <w:t>&gt;</w:t>
+      </w:r>
+    </w:p>
+    <w:p>
+      <w:pPr>
+        <w:pStyle w:val="Listing"/>
+      </w:pPr>
+      <w:r>
+        <w:t>&lt;</w:t>
+      </w:r>
+      <w:proofErr w:type="gramStart"/>
+      <w:r>
+        <w:rPr>
+          <w:rStyle w:val="start-tag"/>
+        </w:rPr>
+        <w:t>div</w:t>
+      </w:r>
+      <w:proofErr w:type="gramEnd"/>
+      <w:r>
+        <w:t xml:space="preserve"> </w:t>
+      </w:r>
+      <w:r>
+        <w:rPr>
+          <w:rStyle w:val="attribute-name"/>
+        </w:rPr>
+        <w:t>id</w:t>
+      </w:r>
+      <w:r>
+        <w:t>="parents"&gt;</w:t>
+      </w:r>
+    </w:p>
+    <w:p>
+      <w:pPr>
+        <w:pStyle w:val="Listing"/>
+      </w:pPr>
+      <w:r>
+        <w:t>&lt;</w:t>
+      </w:r>
+      <w:proofErr w:type="gramStart"/>
+      <w:r>
+        <w:rPr>
+          <w:rStyle w:val="start-tag"/>
+        </w:rPr>
+        <w:t>div</w:t>
+      </w:r>
+      <w:proofErr w:type="gramEnd"/>
+      <w:r>
+        <w:t xml:space="preserve"> </w:t>
+      </w:r>
+      <w:r>
+        <w:rPr>
+          <w:rStyle w:val="attribute-name"/>
+        </w:rPr>
+        <w:t>class</w:t>
+      </w:r>
+      <w:r>
+        <w:t>="</w:t>
+      </w:r>
+      <w:proofErr w:type="spellStart"/>
+      <w:r>
+        <w:t>row</w:t>
+      </w:r>
+      <w:proofErr w:type="spellEnd"/>
+      <w:r>
+        <w:t>"&gt;</w:t>
+      </w:r>
+    </w:p>
+    <w:p>
+      <w:pPr>
+        <w:pStyle w:val="Listing"/>
+      </w:pPr>
+      <w:r>
+        <w:t>&lt;</w:t>
+      </w:r>
+      <w:proofErr w:type="gramStart"/>
+      <w:r>
+        <w:rPr>
+          <w:rStyle w:val="start-tag"/>
+        </w:rPr>
+        <w:t>div</w:t>
+      </w:r>
+      <w:proofErr w:type="gramEnd"/>
+      <w:r>
+        <w:t xml:space="preserve"> </w:t>
+      </w:r>
+      <w:r>
+        <w:rPr>
+          <w:rStyle w:val="attribute-name"/>
+        </w:rPr>
+        <w:t>class</w:t>
+      </w:r>
+      <w:r>
+        <w:t xml:space="preserve">="small-12 medium-6 large-6 </w:t>
+      </w:r>
+      <w:proofErr w:type="spellStart"/>
+      <w:r>
+        <w:t>columns</w:t>
+      </w:r>
+      <w:proofErr w:type="spellEnd"/>
+      <w:r>
+        <w:t>"&gt;</w:t>
+      </w:r>
+    </w:p>
+    <w:p>
+      <w:pPr>
+        <w:pStyle w:val="Listing"/>
+      </w:pPr>
+      <w:r>
+        <w:t>&lt;</w:t>
+      </w:r>
+      <w:proofErr w:type="gramStart"/>
+      <w:r>
+        <w:rPr>
+          <w:rStyle w:val="start-tag"/>
+        </w:rPr>
+        <w:t>table</w:t>
+      </w:r>
+      <w:proofErr w:type="gramEnd"/>
+      <w:r>
+        <w:t>&gt;</w:t>
+      </w:r>
+    </w:p>
+    <w:p>
+      <w:pPr>
+        <w:pStyle w:val="Listing"/>
+      </w:pPr>
+      <w:r>
+        <w:t>&lt;</w:t>
+      </w:r>
+      <w:proofErr w:type="gramStart"/>
+      <w:r>
+        <w:rPr>
+          <w:rStyle w:val="start-tag"/>
+        </w:rPr>
+        <w:t>tr</w:t>
+      </w:r>
+      <w:proofErr w:type="gramEnd"/>
+      <w:r>
+        <w:t>&gt;</w:t>
+      </w:r>
+    </w:p>
+    <w:p>
+      <w:pPr>
+        <w:pStyle w:val="Listing"/>
+      </w:pPr>
+      <w:r>
+        <w:t>&lt;</w:t>
+      </w:r>
+      <w:proofErr w:type="gramStart"/>
+      <w:r>
+        <w:rPr>
+          <w:rStyle w:val="start-tag"/>
+        </w:rPr>
+        <w:t>td</w:t>
+      </w:r>
+      <w:proofErr w:type="gramEnd"/>
+      <w:r>
+        <w:t xml:space="preserve"> </w:t>
+      </w:r>
+      <w:r>
+        <w:rPr>
+          <w:rStyle w:val="attribute-name"/>
+        </w:rPr>
+        <w:t>style</w:t>
+      </w:r>
+      <w:r>
+        <w:t>="</w:t>
+      </w:r>
+      <w:proofErr w:type="spellStart"/>
+      <w:r>
+        <w:t>text-align:left</w:t>
+      </w:r>
+      <w:proofErr w:type="spellEnd"/>
+      <w:r>
+        <w:t>; vertical-</w:t>
+      </w:r>
+      <w:proofErr w:type="spellStart"/>
+      <w:r>
+        <w:t>align</w:t>
+      </w:r>
+      <w:proofErr w:type="spellEnd"/>
+      <w:r>
+        <w:t>: middle"&gt;</w:t>
+      </w:r>
+    </w:p>
+    <w:p>
+      <w:pPr>
+        <w:pStyle w:val="Listing"/>
+      </w:pPr>
+      <w:r>
+        <w:rPr>
+          <w:rStyle w:val="entity"/>
+          <w:rFonts w:eastAsiaTheme="majorEastAsia"/>
+        </w:rPr>
+        <w:t>&amp;</w:t>
+      </w:r>
+      <w:proofErr w:type="spellStart"/>
+      <w:proofErr w:type="gramStart"/>
+      <w:r>
+        <w:rPr>
+          <w:rStyle w:val="entity"/>
+          <w:rFonts w:eastAsiaTheme="majorEastAsia"/>
+        </w:rPr>
+        <w:t>nbsp</w:t>
+      </w:r>
+      <w:proofErr w:type="spellEnd"/>
+      <w:r>
+        <w:rPr>
+          <w:rStyle w:val="entity"/>
+          <w:rFonts w:eastAsiaTheme="majorEastAsia"/>
+        </w:rPr>
+        <w:t>;</w:t>
+      </w:r>
+      <w:proofErr w:type="gramEnd"/>
+    </w:p>
+    <w:p>
+      <w:pPr>
+        <w:pStyle w:val="Listing"/>
+      </w:pPr>
+      <w:r>
+        <w:t>&lt;/</w:t>
+      </w:r>
+      <w:r>
+        <w:rPr>
+          <w:rStyle w:val="end-tag"/>
+          <w:rFonts w:eastAsiaTheme="majorEastAsia"/>
+        </w:rPr>
+        <w:t>td</w:t>
+      </w:r>
+      <w:r>
+        <w:t>&gt;</w:t>
+      </w:r>
+    </w:p>
+    <w:p>
+      <w:pPr>
+        <w:pStyle w:val="Listing"/>
+      </w:pPr>
+      <w:r>
+        <w:t>&lt;</w:t>
+      </w:r>
+      <w:proofErr w:type="gramStart"/>
+      <w:r>
+        <w:rPr>
+          <w:rStyle w:val="start-tag"/>
+        </w:rPr>
+        <w:t>td</w:t>
+      </w:r>
+      <w:proofErr w:type="gramEnd"/>
+      <w:r>
+        <w:t xml:space="preserve"> </w:t>
+      </w:r>
+      <w:r>
+        <w:rPr>
+          <w:rStyle w:val="attribute-name"/>
+        </w:rPr>
+        <w:t>style</w:t>
+      </w:r>
+      <w:r>
+        <w:t>="</w:t>
+      </w:r>
+      <w:proofErr w:type="spellStart"/>
+      <w:r>
+        <w:t>text-align:left</w:t>
+      </w:r>
+      <w:proofErr w:type="spellEnd"/>
+      <w:r>
+        <w:t>; vertical-</w:t>
+      </w:r>
+      <w:proofErr w:type="spellStart"/>
+      <w:r>
+        <w:t>align</w:t>
+      </w:r>
+      <w:proofErr w:type="spellEnd"/>
+      <w:r>
+        <w:t>: middle"&gt;</w:t>
+      </w:r>
+    </w:p>
+    <w:p>
+      <w:pPr>
+        <w:pStyle w:val="Listing"/>
+      </w:pPr>
+      <w:r>
+        <w:t>&lt;</w:t>
+      </w:r>
+      <w:proofErr w:type="spellStart"/>
+      <w:proofErr w:type="gramStart"/>
+      <w:r>
+        <w:rPr>
+          <w:rStyle w:val="start-tag"/>
+        </w:rPr>
+        <w:t>ul</w:t>
+      </w:r>
+      <w:proofErr w:type="spellEnd"/>
+      <w:proofErr w:type="gramEnd"/>
+      <w:r>
         <w:t>&gt;&lt;</w:t>
       </w:r>
       <w:r>
         <w:rPr>
           <w:rStyle w:val="start-tag"/>
         </w:rPr>
-        <w:t>span</w:t>
+        <w:t>li</w:t>
       </w:r>
       <w:r>
         <w:t xml:space="preserve"> </w:t>
@@ -966,312 +1846,44 @@
         <w:rPr>
           <w:rStyle w:val="attribute-name"/>
         </w:rPr>
-        <w:t>class</w:t>
-      </w:r>
-      <w:r>
-        <w:t>="htitle"&gt;</w:t>
-      </w:r>
-      <w:r>
-        <w:rPr>
-          <w:rStyle w:val="entity"/>
-          <w:rFonts w:eastAsiaTheme="majorEastAsia"/>
-        </w:rPr>
-        <w:t>&amp;nbsp;</w:t>
-      </w:r>
-      <w:r>
-        <w:t>&lt;/</w:t>
-      </w:r>
-      <w:r>
-        <w:rPr>
-          <w:rStyle w:val="end-tag"/>
-          <w:rFonts w:eastAsiaTheme="majorEastAsia"/>
-        </w:rPr>
-        <w:t>span</w:t>
-      </w:r>
-      <w:r>
-        <w:t>&gt;&lt;</w:t>
-      </w:r>
+        <w:t>style</w:t>
+      </w:r>
+      <w:r>
+        <w:t>="</w:t>
+      </w:r>
+      <w:proofErr w:type="spellStart"/>
+      <w:r>
+        <w:t>vertical-align:middle;list-style-type:disc</w:t>
+      </w:r>
+      <w:proofErr w:type="spellEnd"/>
+      <w:r>
+        <w:t>" &gt;</w:t>
+      </w:r>
+    </w:p>
+    <w:p>
+      <w:pPr>
+        <w:pStyle w:val="Listing"/>
+      </w:pPr>
+      <w:r>
+        <w:t>&lt;</w:t>
+      </w:r>
+      <w:proofErr w:type="gramStart"/>
       <w:r>
         <w:rPr>
           <w:rStyle w:val="start-tag"/>
         </w:rPr>
-        <w:t>span</w:t>
-      </w:r>
-      <w:r>
-        <w:t>&gt;Parents&lt;/</w:t>
-      </w:r>
-      <w:r>
-        <w:rPr>
-          <w:rStyle w:val="end-tag"/>
-          <w:rFonts w:eastAsiaTheme="majorEastAsia"/>
-        </w:rPr>
-        <w:t>span</w:t>
-      </w:r>
-      <w:r>
-        <w:t>&gt;&lt;/</w:t>
-      </w:r>
-      <w:r>
-        <w:rPr>
-          <w:rStyle w:val="end-tag"/>
-          <w:rFonts w:eastAsiaTheme="majorEastAsia"/>
-        </w:rPr>
-        <w:t>h2</w:t>
-      </w:r>
-      <w:r>
-        <w:t>&gt;</w:t>
-      </w:r>
-    </w:p>
-    <w:p>
-      <w:pPr>
-        <w:pStyle w:val="Listing"/>
-      </w:pPr>
-      <w:r>
-        <w:t>&lt;</w:t>
-      </w:r>
-      <w:r>
-        <w:rPr>
-          <w:rStyle w:val="start-tag"/>
-        </w:rPr>
-        <w:t>div</w:t>
-      </w:r>
-      <w:r>
-        <w:t xml:space="preserve"> </w:t>
+        <w:t>a</w:t>
+      </w:r>
+      <w:r>
+        <w:t xml:space="preserve">  </w:t>
       </w:r>
       <w:r>
         <w:rPr>
           <w:rStyle w:val="attribute-name"/>
         </w:rPr>
-        <w:t>id</w:t>
-      </w:r>
-      <w:r>
-        <w:t>="parents"&gt;</w:t>
-      </w:r>
-    </w:p>
-    <w:p>
-      <w:pPr>
-        <w:pStyle w:val="Listing"/>
-      </w:pPr>
-      <w:r>
-        <w:t>&lt;</w:t>
-      </w:r>
-      <w:r>
-        <w:rPr>
-          <w:rStyle w:val="start-tag"/>
-        </w:rPr>
-        <w:t>div</w:t>
-      </w:r>
-      <w:r>
-        <w:t xml:space="preserve"> </w:t>
-      </w:r>
-      <w:r>
-        <w:rPr>
-          <w:rStyle w:val="attribute-name"/>
-        </w:rPr>
-        <w:t>class</w:t>
-      </w:r>
-      <w:r>
-        <w:t>="row"&gt;</w:t>
-      </w:r>
-    </w:p>
-    <w:p>
-      <w:pPr>
-        <w:pStyle w:val="Listing"/>
-      </w:pPr>
-      <w:r>
-        <w:t>&lt;</w:t>
-      </w:r>
-      <w:r>
-        <w:rPr>
-          <w:rStyle w:val="start-tag"/>
-        </w:rPr>
-        <w:t>div</w:t>
-      </w:r>
-      <w:r>
-        <w:t xml:space="preserve"> </w:t>
-      </w:r>
-      <w:r>
-        <w:rPr>
-          <w:rStyle w:val="attribute-name"/>
-        </w:rPr>
-        <w:t>class</w:t>
-      </w:r>
-      <w:r>
-        <w:t>="small-12 medium-6 large-6 columns"&gt;</w:t>
-      </w:r>
-    </w:p>
-    <w:p>
-      <w:pPr>
-        <w:pStyle w:val="Listing"/>
-      </w:pPr>
-      <w:r>
-        <w:t>&lt;</w:t>
-      </w:r>
-      <w:r>
-        <w:rPr>
-          <w:rStyle w:val="start-tag"/>
-        </w:rPr>
-        <w:t>table</w:t>
-      </w:r>
-      <w:r>
-        <w:t>&gt;</w:t>
-      </w:r>
-    </w:p>
-    <w:p>
-      <w:pPr>
-        <w:pStyle w:val="Listing"/>
-      </w:pPr>
-      <w:r>
-        <w:t>&lt;</w:t>
-      </w:r>
-      <w:r>
-        <w:rPr>
-          <w:rStyle w:val="start-tag"/>
-        </w:rPr>
-        <w:t>tr</w:t>
-      </w:r>
-      <w:r>
-        <w:t>&gt;</w:t>
-      </w:r>
-    </w:p>
-    <w:p>
-      <w:pPr>
-        <w:pStyle w:val="Listing"/>
-      </w:pPr>
-      <w:r>
-        <w:t>&lt;</w:t>
-      </w:r>
-      <w:r>
-        <w:rPr>
-          <w:rStyle w:val="start-tag"/>
-        </w:rPr>
-        <w:t>td</w:t>
-      </w:r>
-      <w:r>
-        <w:t xml:space="preserve"> </w:t>
-      </w:r>
-      <w:r>
-        <w:rPr>
-          <w:rStyle w:val="attribute-name"/>
-        </w:rPr>
-        <w:t>style</w:t>
-      </w:r>
-      <w:r>
-        <w:t>="text-align:left; vertical-align: middle"&gt;</w:t>
-      </w:r>
-    </w:p>
-    <w:p>
-      <w:pPr>
-        <w:pStyle w:val="Listing"/>
-      </w:pPr>
-      <w:r>
-        <w:rPr>
-          <w:rStyle w:val="entity"/>
-          <w:rFonts w:eastAsiaTheme="majorEastAsia"/>
-        </w:rPr>
-        <w:t>&amp;nbsp;</w:t>
-      </w:r>
-    </w:p>
-    <w:p>
-      <w:pPr>
-        <w:pStyle w:val="Listing"/>
-      </w:pPr>
-      <w:r>
-        <w:t>&lt;/</w:t>
-      </w:r>
-      <w:r>
-        <w:rPr>
-          <w:rStyle w:val="end-tag"/>
-          <w:rFonts w:eastAsiaTheme="majorEastAsia"/>
-        </w:rPr>
-        <w:t>td</w:t>
-      </w:r>
-      <w:r>
-        <w:t>&gt;</w:t>
-      </w:r>
-    </w:p>
-    <w:p>
-      <w:pPr>
-        <w:pStyle w:val="Listing"/>
-      </w:pPr>
-      <w:r>
-        <w:t>&lt;</w:t>
-      </w:r>
-      <w:r>
-        <w:rPr>
-          <w:rStyle w:val="start-tag"/>
-        </w:rPr>
-        <w:t>td</w:t>
-      </w:r>
-      <w:r>
-        <w:t xml:space="preserve"> </w:t>
-      </w:r>
-      <w:r>
-        <w:rPr>
-          <w:rStyle w:val="attribute-name"/>
-        </w:rPr>
-        <w:t>style</w:t>
-      </w:r>
-      <w:r>
-        <w:t>="text-align:left; vertical-align: middle"&gt;</w:t>
-      </w:r>
-    </w:p>
-    <w:p>
-      <w:pPr>
-        <w:pStyle w:val="Listing"/>
-      </w:pPr>
-      <w:r>
-        <w:t>&lt;</w:t>
-      </w:r>
-      <w:r>
-        <w:rPr>
-          <w:rStyle w:val="start-tag"/>
-        </w:rPr>
-        <w:t>ul</w:t>
-      </w:r>
-      <w:r>
-        <w:t>&gt;&lt;</w:t>
-      </w:r>
-      <w:r>
-        <w:rPr>
-          <w:rStyle w:val="start-tag"/>
-        </w:rPr>
-        <w:t>li</w:t>
-      </w:r>
-      <w:r>
-        <w:t xml:space="preserve"> </w:t>
-      </w:r>
-      <w:r>
-        <w:rPr>
-          <w:rStyle w:val="attribute-name"/>
-        </w:rPr>
-        <w:t>style</w:t>
-      </w:r>
-      <w:r>
-        <w:t>="vertical-align:middle;list-style-type:disc" &gt;</w:t>
-      </w:r>
-    </w:p>
-    <w:p>
-      <w:pPr>
-        <w:pStyle w:val="Listing"/>
-      </w:pPr>
-      <w:r>
-        <w:t>&lt;</w:t>
-      </w:r>
-      <w:r>
-        <w:rPr>
-          <w:rStyle w:val="start-tag"/>
-        </w:rPr>
-        <w:t>a</w:t>
-      </w:r>
-      <w:r>
-        <w:t xml:space="preserve">  </w:t>
-      </w:r>
-      <w:r>
-        <w:rPr>
-          <w:rStyle w:val="attribute-name"/>
-        </w:rPr>
         <w:t>href</w:t>
       </w:r>
+      <w:proofErr w:type="gramEnd"/>
       <w:r>
         <w:t>="</w:t>
       </w:r>
@@ -1307,6 +1919,7 @@
       <w:r>
         <w:t>&gt;&lt;/</w:t>
       </w:r>
+      <w:proofErr w:type="spellStart"/>
       <w:r>
         <w:rPr>
           <w:rStyle w:val="end-tag"/>
@@ -1314,6 +1927,7 @@
         </w:rPr>
         <w:t>ul</w:t>
       </w:r>
+      <w:proofErr w:type="spellEnd"/>
       <w:r>
         <w:t>&gt;</w:t>
       </w:r>
@@ -1397,12 +2011,14 @@
       <w:r>
         <w:t>&lt;</w:t>
       </w:r>
+      <w:proofErr w:type="gramStart"/>
       <w:r>
         <w:rPr>
           <w:rStyle w:val="start-tag"/>
         </w:rPr>
         <w:t>div</w:t>
       </w:r>
+      <w:proofErr w:type="gramEnd"/>
       <w:r>
         <w:t xml:space="preserve"> </w:t>
       </w:r>
@@ -1413,7 +2029,15 @@
         <w:t>class</w:t>
       </w:r>
       <w:r>
-        <w:t>="small-12 medium-6 large-6 columns"&gt;</w:t>
+        <w:t xml:space="preserve">="small-12 medium-6 large-6 </w:t>
+      </w:r>
+      <w:proofErr w:type="spellStart"/>
+      <w:r>
+        <w:t>columns</w:t>
+      </w:r>
+      <w:proofErr w:type="spellEnd"/>
+      <w:r>
+        <w:t>"&gt;</w:t>
       </w:r>
     </w:p>
     <w:p>
@@ -1423,12 +2047,14 @@
       <w:r>
         <w:t>&lt;</w:t>
       </w:r>
+      <w:proofErr w:type="gramStart"/>
       <w:r>
         <w:rPr>
           <w:rStyle w:val="start-tag"/>
         </w:rPr>
         <w:t>table</w:t>
       </w:r>
+      <w:proofErr w:type="gramEnd"/>
       <w:r>
         <w:t>&gt;</w:t>
       </w:r>
@@ -1440,12 +2066,14 @@
       <w:r>
         <w:t>&lt;</w:t>
       </w:r>
+      <w:proofErr w:type="gramStart"/>
       <w:r>
         <w:rPr>
           <w:rStyle w:val="start-tag"/>
         </w:rPr>
         <w:t>tr</w:t>
       </w:r>
+      <w:proofErr w:type="gramEnd"/>
       <w:r>
         <w:t>&gt;</w:t>
       </w:r>
@@ -1457,12 +2085,14 @@
       <w:r>
         <w:t>&lt;</w:t>
       </w:r>
+      <w:proofErr w:type="gramStart"/>
       <w:r>
         <w:rPr>
           <w:rStyle w:val="start-tag"/>
         </w:rPr>
         <w:t>td</w:t>
       </w:r>
+      <w:proofErr w:type="gramEnd"/>
       <w:r>
         <w:t xml:space="preserve"> </w:t>
       </w:r>
@@ -1473,7 +2103,23 @@
         <w:t>style</w:t>
       </w:r>
       <w:r>
-        <w:t>="text-align:left; vertical-align: middle"&gt;</w:t>
+        <w:t>="</w:t>
+      </w:r>
+      <w:proofErr w:type="spellStart"/>
+      <w:r>
+        <w:t>text-align:left</w:t>
+      </w:r>
+      <w:proofErr w:type="spellEnd"/>
+      <w:r>
+        <w:t>; vertical-</w:t>
+      </w:r>
+      <w:proofErr w:type="spellStart"/>
+      <w:r>
+        <w:t>align</w:t>
+      </w:r>
+      <w:proofErr w:type="spellEnd"/>
+      <w:r>
+        <w:t>: middle"&gt;</w:t>
       </w:r>
     </w:p>
     <w:p>
@@ -1485,8 +2131,26 @@
           <w:rStyle w:val="entity"/>
           <w:rFonts w:eastAsiaTheme="majorEastAsia"/>
         </w:rPr>
-        <w:t>&amp;nbsp;</w:t>
-      </w:r>
+        <w:t>&amp;</w:t>
+      </w:r>
+      <w:proofErr w:type="spellStart"/>
+      <w:proofErr w:type="gramStart"/>
+      <w:r>
+        <w:rPr>
+          <w:rStyle w:val="entity"/>
+          <w:rFonts w:eastAsiaTheme="majorEastAsia"/>
+        </w:rPr>
+        <w:t>nbsp</w:t>
+      </w:r>
+      <w:proofErr w:type="spellEnd"/>
+      <w:r>
+        <w:rPr>
+          <w:rStyle w:val="entity"/>
+          <w:rFonts w:eastAsiaTheme="majorEastAsia"/>
+        </w:rPr>
+        <w:t>;</w:t>
+      </w:r>
+      <w:proofErr w:type="gramEnd"/>
     </w:p>
     <w:p>
       <w:pPr>
@@ -1513,12 +2177,14 @@
       <w:r>
         <w:t>&lt;</w:t>
       </w:r>
+      <w:proofErr w:type="gramStart"/>
       <w:r>
         <w:rPr>
           <w:rStyle w:val="start-tag"/>
         </w:rPr>
         <w:t>td</w:t>
       </w:r>
+      <w:proofErr w:type="gramEnd"/>
       <w:r>
         <w:t xml:space="preserve"> </w:t>
       </w:r>
@@ -1529,7 +2195,23 @@
         <w:t>style</w:t>
       </w:r>
       <w:r>
-        <w:t>="text-align:left; vertical-align: middle"&gt;</w:t>
+        <w:t>="</w:t>
+      </w:r>
+      <w:proofErr w:type="spellStart"/>
+      <w:r>
+        <w:t>text-align:left</w:t>
+      </w:r>
+      <w:proofErr w:type="spellEnd"/>
+      <w:r>
+        <w:t>; vertical-</w:t>
+      </w:r>
+      <w:proofErr w:type="spellStart"/>
+      <w:r>
+        <w:t>align</w:t>
+      </w:r>
+      <w:proofErr w:type="spellEnd"/>
+      <w:r>
+        <w:t>: middle"&gt;</w:t>
       </w:r>
     </w:p>
     <w:p>
@@ -1539,12 +2221,16 @@
       <w:r>
         <w:t>&lt;</w:t>
       </w:r>
+      <w:proofErr w:type="spellStart"/>
+      <w:proofErr w:type="gramStart"/>
       <w:r>
         <w:rPr>
           <w:rStyle w:val="start-tag"/>
         </w:rPr>
         <w:t>ul</w:t>
       </w:r>
+      <w:proofErr w:type="spellEnd"/>
+      <w:proofErr w:type="gramEnd"/>
       <w:r>
         <w:t>&gt;&lt;</w:t>
       </w:r>
@@ -1564,7 +2250,15 @@
         <w:t>style</w:t>
       </w:r>
       <w:r>
-        <w:t>="vertical-align:middle;list-style-type:disc" &gt;</w:t>
+        <w:t>="</w:t>
+      </w:r>
+      <w:proofErr w:type="spellStart"/>
+      <w:r>
+        <w:t>vertical-align:middle;list-style-type:disc</w:t>
+      </w:r>
+      <w:proofErr w:type="spellEnd"/>
+      <w:r>
+        <w:t>" &gt;</w:t>
       </w:r>
     </w:p>
     <w:p>
@@ -1574,6 +2268,7 @@
       <w:r>
         <w:t>&lt;</w:t>
       </w:r>
+      <w:proofErr w:type="gramStart"/>
       <w:r>
         <w:rPr>
           <w:rStyle w:val="start-tag"/>
@@ -1589,6 +2284,7 @@
         </w:rPr>
         <w:t>href</w:t>
       </w:r>
+      <w:proofErr w:type="gramEnd"/>
       <w:r>
         <w:t>="</w:t>
       </w:r>
@@ -1624,6 +2320,7 @@
       <w:r>
         <w:t>&gt;&lt;/</w:t>
       </w:r>
+      <w:proofErr w:type="spellStart"/>
       <w:r>
         <w:rPr>
           <w:rStyle w:val="end-tag"/>
@@ -1631,6 +2328,7 @@
         </w:rPr>
         <w:t>ul</w:t>
       </w:r>
+      <w:proofErr w:type="spellEnd"/>
       <w:r>
         <w:t>&gt;</w:t>
       </w:r>
@@ -1745,8 +2443,13 @@
     </w:p>
     <w:p/>
     <w:p>
-      <w:r>
-        <w:t>response.xpath("//div[@id='parents']/div/div/table/tr/td/ul/li/a/@href").extract()</w:t>
+      <w:proofErr w:type="gramStart"/>
+      <w:r>
+        <w:t>response.xpath</w:t>
+      </w:r>
+      <w:proofErr w:type="gramEnd"/>
+      <w:r>
+        <w:t>("//div[@id='parents']/div/div/table/tr/td/ul/li/a/@href").extract()</w:t>
       </w:r>
     </w:p>
     <w:p/>
@@ -2206,23 +2909,291 @@
         <w:br w:type="textWrapping" w:clear="all"/>
         <w:t>&lt;</w:t>
       </w:r>
+      <w:proofErr w:type="gramStart"/>
       <w:r>
         <w:rPr>
           <w:rStyle w:val="start-tag"/>
           <w:rFonts w:eastAsiaTheme="majorEastAsia"/>
         </w:rPr>
+        <w:t>h</w:t>
+      </w:r>
+      <w:proofErr w:type="gramEnd"/>
+      <w:r>
+        <w:rPr>
+          <w:rStyle w:val="start-tag"/>
+          <w:rFonts w:eastAsiaTheme="majorEastAsia"/>
+        </w:rPr>
+        <w:t>2</w:t>
+      </w:r>
+      <w:r>
+        <w:t>&gt;&lt;</w:t>
+      </w:r>
+      <w:proofErr w:type="spellStart"/>
+      <w:r>
+        <w:rPr>
+          <w:rStyle w:val="start-tag"/>
+          <w:rFonts w:eastAsiaTheme="majorEastAsia"/>
+        </w:rPr>
+        <w:t>span</w:t>
+      </w:r>
+      <w:proofErr w:type="spellEnd"/>
+      <w:r>
+        <w:t xml:space="preserve"> </w:t>
+      </w:r>
+      <w:r>
+        <w:rPr>
+          <w:rStyle w:val="attribute-name"/>
+        </w:rPr>
+        <w:t>class</w:t>
+      </w:r>
+      <w:r>
+        <w:t>="</w:t>
+      </w:r>
+      <w:proofErr w:type="spellStart"/>
+      <w:r>
+        <w:t>htitle</w:t>
+      </w:r>
+      <w:proofErr w:type="spellEnd"/>
+      <w:r>
+        <w:t>"&gt;</w:t>
+      </w:r>
+      <w:r>
+        <w:rPr>
+          <w:rStyle w:val="entity"/>
+        </w:rPr>
+        <w:t>&amp;</w:t>
+      </w:r>
+      <w:proofErr w:type="spellStart"/>
+      <w:r>
+        <w:rPr>
+          <w:rStyle w:val="entity"/>
+        </w:rPr>
+        <w:t>nbsp</w:t>
+      </w:r>
+      <w:proofErr w:type="spellEnd"/>
+      <w:r>
+        <w:rPr>
+          <w:rStyle w:val="entity"/>
+        </w:rPr>
+        <w:t>;</w:t>
+      </w:r>
+      <w:r>
+        <w:t>&lt;/</w:t>
+      </w:r>
+      <w:proofErr w:type="spellStart"/>
+      <w:r>
+        <w:rPr>
+          <w:rStyle w:val="end-tag"/>
+          <w:rFonts w:eastAsiaTheme="majorEastAsia"/>
+        </w:rPr>
+        <w:t>span</w:t>
+      </w:r>
+      <w:proofErr w:type="spellEnd"/>
+      <w:r>
+        <w:t>&gt;&lt;</w:t>
+      </w:r>
+      <w:proofErr w:type="spellStart"/>
+      <w:r>
+        <w:rPr>
+          <w:rStyle w:val="start-tag"/>
+          <w:rFonts w:eastAsiaTheme="majorEastAsia"/>
+        </w:rPr>
+        <w:t>span</w:t>
+      </w:r>
+      <w:proofErr w:type="spellEnd"/>
+      <w:r>
+        <w:t>&gt;Événements &lt;/</w:t>
+      </w:r>
+      <w:proofErr w:type="spellStart"/>
+      <w:r>
+        <w:rPr>
+          <w:rStyle w:val="end-tag"/>
+          <w:rFonts w:eastAsiaTheme="majorEastAsia"/>
+        </w:rPr>
+        <w:t>span</w:t>
+      </w:r>
+      <w:proofErr w:type="spellEnd"/>
+      <w:r>
+        <w:t>&gt;&lt;/</w:t>
+      </w:r>
+      <w:r>
+        <w:rPr>
+          <w:rStyle w:val="end-tag"/>
+          <w:rFonts w:eastAsiaTheme="majorEastAsia"/>
+        </w:rPr>
         <w:t>h2</w:t>
       </w:r>
       <w:r>
-        <w:t>&gt;&lt;</w:t>
-      </w:r>
+        <w:t>&gt;</w:t>
+      </w:r>
+    </w:p>
+    <w:p>
+      <w:pPr>
+        <w:pStyle w:val="Listing"/>
+      </w:pPr>
+      <w:r>
+        <w:t>&lt;</w:t>
+      </w:r>
+      <w:proofErr w:type="gramStart"/>
       <w:r>
         <w:rPr>
           <w:rStyle w:val="start-tag"/>
           <w:rFonts w:eastAsiaTheme="majorEastAsia"/>
         </w:rPr>
+        <w:t>table</w:t>
+      </w:r>
+      <w:proofErr w:type="gramEnd"/>
+      <w:r>
+        <w:t xml:space="preserve"> </w:t>
+      </w:r>
+      <w:r>
+        <w:rPr>
+          <w:rStyle w:val="attribute-name"/>
+        </w:rPr>
+        <w:t>class</w:t>
+      </w:r>
+      <w:r>
+        <w:t>="</w:t>
+      </w:r>
+      <w:proofErr w:type="spellStart"/>
+      <w:r>
+        <w:t>ligne_vie</w:t>
+      </w:r>
+      <w:proofErr w:type="spellEnd"/>
+      <w:r>
+        <w:t xml:space="preserve"> </w:t>
+      </w:r>
+      <w:proofErr w:type="spellStart"/>
+      <w:r>
+        <w:t>timeline_toggle</w:t>
+      </w:r>
+      <w:proofErr w:type="spellEnd"/>
+      <w:r>
+        <w:t xml:space="preserve">" </w:t>
+      </w:r>
+      <w:r>
+        <w:rPr>
+          <w:rStyle w:val="attribute-name"/>
+        </w:rPr>
+        <w:t>style</w:t>
+      </w:r>
+      <w:r>
+        <w:t>="</w:t>
+      </w:r>
+      <w:proofErr w:type="spellStart"/>
+      <w:r>
+        <w:t>display:none</w:t>
+      </w:r>
+      <w:proofErr w:type="spellEnd"/>
+      <w:r>
+        <w:t>;"&gt;</w:t>
+      </w:r>
+    </w:p>
+    <w:p>
+      <w:pPr>
+        <w:pStyle w:val="Listing"/>
+      </w:pPr>
+      <w:r>
+        <w:t>&lt;</w:t>
+      </w:r>
+      <w:proofErr w:type="gramStart"/>
+      <w:r>
+        <w:rPr>
+          <w:rStyle w:val="start-tag"/>
+          <w:rFonts w:eastAsiaTheme="majorEastAsia"/>
+        </w:rPr>
+        <w:t>tr</w:t>
+      </w:r>
+      <w:proofErr w:type="gramEnd"/>
+      <w:r>
+        <w:t>&gt;</w:t>
+      </w:r>
+    </w:p>
+    <w:p>
+      <w:pPr>
+        <w:pStyle w:val="Listing"/>
+      </w:pPr>
+      <w:r>
+        <w:t>&lt;</w:t>
+      </w:r>
+      <w:proofErr w:type="gramStart"/>
+      <w:r>
+        <w:rPr>
+          <w:rStyle w:val="start-tag"/>
+          <w:rFonts w:eastAsiaTheme="majorEastAsia"/>
+        </w:rPr>
+        <w:t>td</w:t>
+      </w:r>
+      <w:proofErr w:type="gramEnd"/>
+      <w:r>
+        <w:t xml:space="preserve"> </w:t>
+      </w:r>
+      <w:proofErr w:type="spellStart"/>
+      <w:r>
+        <w:rPr>
+          <w:rStyle w:val="attribute-name"/>
+        </w:rPr>
+        <w:t>valign</w:t>
+      </w:r>
+      <w:proofErr w:type="spellEnd"/>
+      <w:r>
+        <w:t xml:space="preserve">="top" </w:t>
+      </w:r>
+      <w:r>
+        <w:rPr>
+          <w:rStyle w:val="attribute-name"/>
+        </w:rPr>
+        <w:t>style</w:t>
+      </w:r>
+      <w:r>
+        <w:t>="white-</w:t>
+      </w:r>
+      <w:proofErr w:type="spellStart"/>
+      <w:r>
+        <w:t>space</w:t>
+      </w:r>
+      <w:proofErr w:type="spellEnd"/>
+      <w:r>
+        <w:t xml:space="preserve">: </w:t>
+      </w:r>
+      <w:proofErr w:type="spellStart"/>
+      <w:r>
+        <w:t>nowrap</w:t>
+      </w:r>
+      <w:proofErr w:type="spellEnd"/>
+      <w:r>
+        <w:t xml:space="preserve">;" </w:t>
+      </w:r>
+      <w:proofErr w:type="spellStart"/>
+      <w:r>
+        <w:rPr>
+          <w:rStyle w:val="attribute-name"/>
+        </w:rPr>
+        <w:t>width</w:t>
+      </w:r>
+      <w:proofErr w:type="spellEnd"/>
+      <w:r>
+        <w:t>="1"&gt;</w:t>
+      </w:r>
+    </w:p>
+    <w:p>
+      <w:pPr>
+        <w:pStyle w:val="Listing"/>
+      </w:pPr>
+      <w:r>
+        <w:t>&lt;</w:t>
+      </w:r>
+      <w:proofErr w:type="spellStart"/>
+      <w:proofErr w:type="gramStart"/>
+      <w:r>
+        <w:rPr>
+          <w:rStyle w:val="start-tag"/>
+          <w:rFonts w:eastAsiaTheme="majorEastAsia"/>
+        </w:rPr>
         <w:t>span</w:t>
       </w:r>
+      <w:proofErr w:type="spellEnd"/>
+      <w:proofErr w:type="gramEnd"/>
       <w:r>
         <w:t xml:space="preserve"> </w:t>
       </w:r>
@@ -2233,14 +3204,33 @@
         <w:t>class</w:t>
       </w:r>
       <w:r>
-        <w:t>="htitle"&gt;</w:t>
-      </w:r>
-      <w:r>
-        <w:rPr>
-          <w:rStyle w:val="entity"/>
-        </w:rPr>
-        <w:t>&amp;nbsp;</w:t>
-      </w:r>
+        <w:t>="</w:t>
+      </w:r>
+      <w:proofErr w:type="spellStart"/>
+      <w:r>
+        <w:t>ddate</w:t>
+      </w:r>
+      <w:proofErr w:type="spellEnd"/>
+      <w:r>
+        <w:t xml:space="preserve"> show-for-medium-up"&gt;vers juillet 1802 :&lt;/</w:t>
+      </w:r>
+      <w:proofErr w:type="spellStart"/>
+      <w:r>
+        <w:rPr>
+          <w:rStyle w:val="end-tag"/>
+          <w:rFonts w:eastAsiaTheme="majorEastAsia"/>
+        </w:rPr>
+        <w:t>span</w:t>
+      </w:r>
+      <w:proofErr w:type="spellEnd"/>
+      <w:r>
+        <w:t>&gt;</w:t>
+      </w:r>
+    </w:p>
+    <w:p>
+      <w:pPr>
+        <w:pStyle w:val="Listing"/>
+      </w:pPr>
       <w:r>
         <w:t>&lt;/</w:t>
       </w:r>
@@ -2249,11 +3239,136 @@
           <w:rStyle w:val="end-tag"/>
           <w:rFonts w:eastAsiaTheme="majorEastAsia"/>
         </w:rPr>
+        <w:t>td</w:t>
+      </w:r>
+      <w:r>
+        <w:t>&gt;</w:t>
+      </w:r>
+    </w:p>
+    <w:p>
+      <w:pPr>
+        <w:pStyle w:val="Listing"/>
+      </w:pPr>
+      <w:r>
+        <w:t>&lt;</w:t>
+      </w:r>
+      <w:proofErr w:type="gramStart"/>
+      <w:r>
+        <w:rPr>
+          <w:rStyle w:val="start-tag"/>
+          <w:rFonts w:eastAsiaTheme="majorEastAsia"/>
+        </w:rPr>
+        <w:t>td</w:t>
+      </w:r>
+      <w:proofErr w:type="gramEnd"/>
+      <w:r>
+        <w:t xml:space="preserve"> </w:t>
+      </w:r>
+      <w:proofErr w:type="spellStart"/>
+      <w:r>
+        <w:rPr>
+          <w:rStyle w:val="attribute-name"/>
+        </w:rPr>
+        <w:t>valign</w:t>
+      </w:r>
+      <w:proofErr w:type="spellEnd"/>
+      <w:r>
+        <w:t>="top"&gt;</w:t>
+      </w:r>
+    </w:p>
+    <w:p>
+      <w:pPr>
+        <w:pStyle w:val="Listing"/>
+      </w:pPr>
+      <w:r>
+        <w:t>&lt;</w:t>
+      </w:r>
+      <w:proofErr w:type="spellStart"/>
+      <w:proofErr w:type="gramStart"/>
+      <w:r>
+        <w:rPr>
+          <w:rStyle w:val="start-tag"/>
+          <w:rFonts w:eastAsiaTheme="majorEastAsia"/>
+        </w:rPr>
         <w:t>span</w:t>
       </w:r>
-      <w:r>
-        <w:t>&gt;&lt;</w:t>
-      </w:r>
+      <w:proofErr w:type="spellEnd"/>
+      <w:proofErr w:type="gramEnd"/>
+      <w:r>
+        <w:t xml:space="preserve"> </w:t>
+      </w:r>
+      <w:r>
+        <w:rPr>
+          <w:rStyle w:val="attribute-name"/>
+        </w:rPr>
+        <w:t>class</w:t>
+      </w:r>
+      <w:r>
+        <w:t>="</w:t>
+      </w:r>
+      <w:proofErr w:type="spellStart"/>
+      <w:r>
+        <w:t>ddate</w:t>
+      </w:r>
+      <w:proofErr w:type="spellEnd"/>
+      <w:r>
+        <w:t xml:space="preserve"> small-12 show-for-</w:t>
+      </w:r>
+      <w:proofErr w:type="spellStart"/>
+      <w:r>
+        <w:t>small</w:t>
+      </w:r>
+      <w:proofErr w:type="spellEnd"/>
+      <w:r>
+        <w:t>-</w:t>
+      </w:r>
+      <w:proofErr w:type="spellStart"/>
+      <w:r>
+        <w:t>only</w:t>
+      </w:r>
+      <w:proofErr w:type="spellEnd"/>
+      <w:r>
+        <w:t xml:space="preserve">" </w:t>
+      </w:r>
+      <w:r>
+        <w:rPr>
+          <w:rStyle w:val="attribute-name"/>
+        </w:rPr>
+        <w:t>style</w:t>
+      </w:r>
+      <w:r>
+        <w:t>="</w:t>
+      </w:r>
+      <w:proofErr w:type="spellStart"/>
+      <w:r>
+        <w:t>float:none</w:t>
+      </w:r>
+      <w:proofErr w:type="spellEnd"/>
+      <w:r>
+        <w:t>; padding-top:5px;"&gt;vers juillet 1802 :&lt;/</w:t>
+      </w:r>
+      <w:proofErr w:type="spellStart"/>
+      <w:r>
+        <w:rPr>
+          <w:rStyle w:val="end-tag"/>
+          <w:rFonts w:eastAsiaTheme="majorEastAsia"/>
+        </w:rPr>
+        <w:t>span</w:t>
+      </w:r>
+      <w:proofErr w:type="spellEnd"/>
+      <w:r>
+        <w:t>&gt;</w:t>
+      </w:r>
+    </w:p>
+    <w:p>
+      <w:pPr>
+        <w:pStyle w:val="Listing"/>
+      </w:pPr>
+      <w:r>
+        <w:t>&lt;</w:t>
+      </w:r>
+      <w:proofErr w:type="spellStart"/>
+      <w:proofErr w:type="gramStart"/>
       <w:r>
         <w:rPr>
           <w:rStyle w:val="start-tag"/>
@@ -2261,9 +3376,40 @@
         </w:rPr>
         <w:t>span</w:t>
       </w:r>
-      <w:r>
-        <w:t>&gt;Événements &lt;/</w:t>
-      </w:r>
+      <w:proofErr w:type="spellEnd"/>
+      <w:proofErr w:type="gramEnd"/>
+      <w:r>
+        <w:t xml:space="preserve"> </w:t>
+      </w:r>
+      <w:r>
+        <w:rPr>
+          <w:rStyle w:val="attribute-name"/>
+        </w:rPr>
+        <w:t>class</w:t>
+      </w:r>
+      <w:r>
+        <w:t>="</w:t>
+      </w:r>
+      <w:proofErr w:type="spellStart"/>
+      <w:r>
+        <w:rPr>
+          <w:highlight w:val="green"/>
+        </w:rPr>
+        <w:t>nnom</w:t>
+      </w:r>
+      <w:proofErr w:type="spellEnd"/>
+      <w:r>
+        <w:t>"&gt;</w:t>
+      </w:r>
+    </w:p>
+    <w:p>
+      <w:pPr>
+        <w:pStyle w:val="Listing"/>
+      </w:pPr>
+      <w:r>
+        <w:t>Naissance &lt;/</w:t>
+      </w:r>
+      <w:proofErr w:type="spellStart"/>
       <w:r>
         <w:rPr>
           <w:rStyle w:val="end-tag"/>
@@ -2271,16 +3417,7 @@
         </w:rPr>
         <w:t>span</w:t>
       </w:r>
-      <w:r>
-        <w:t>&gt;&lt;/</w:t>
-      </w:r>
-      <w:r>
-        <w:rPr>
-          <w:rStyle w:val="end-tag"/>
-          <w:rFonts w:eastAsiaTheme="majorEastAsia"/>
-        </w:rPr>
-        <w:t>h2</w:t>
-      </w:r>
+      <w:proofErr w:type="spellEnd"/>
       <w:r>
         <w:t>&gt;</w:t>
       </w:r>
@@ -2292,13 +3429,37 @@
       <w:r>
         <w:t>&lt;</w:t>
       </w:r>
+      <w:proofErr w:type="spellStart"/>
+      <w:proofErr w:type="gramStart"/>
       <w:r>
         <w:rPr>
           <w:rStyle w:val="start-tag"/>
           <w:rFonts w:eastAsiaTheme="majorEastAsia"/>
         </w:rPr>
-        <w:t>table</w:t>
-      </w:r>
+        <w:t>br</w:t>
+      </w:r>
+      <w:proofErr w:type="spellEnd"/>
+      <w:proofErr w:type="gramEnd"/>
+      <w:r>
+        <w:t>&gt;</w:t>
+      </w:r>
+    </w:p>
+    <w:p>
+      <w:pPr>
+        <w:pStyle w:val="Listing"/>
+      </w:pPr>
+      <w:r>
+        <w:t>&lt;</w:t>
+      </w:r>
+      <w:proofErr w:type="gramStart"/>
+      <w:r>
+        <w:rPr>
+          <w:rStyle w:val="start-tag"/>
+          <w:rFonts w:eastAsiaTheme="majorEastAsia"/>
+        </w:rPr>
+        <w:t>div</w:t>
+      </w:r>
+      <w:proofErr w:type="gramEnd"/>
       <w:r>
         <w:t xml:space="preserve"> </w:t>
       </w:r>
@@ -2309,313 +3470,16 @@
         <w:t>class</w:t>
       </w:r>
       <w:r>
-        <w:t xml:space="preserve">="ligne_vie timeline_toggle" </w:t>
-      </w:r>
-      <w:r>
-        <w:rPr>
-          <w:rStyle w:val="attribute-name"/>
-        </w:rPr>
-        <w:t>style</w:t>
-      </w:r>
-      <w:r>
-        <w:t>="display:none;"&gt;</w:t>
-      </w:r>
-    </w:p>
-    <w:p>
-      <w:pPr>
-        <w:pStyle w:val="Listing"/>
-      </w:pPr>
-      <w:r>
-        <w:t>&lt;</w:t>
-      </w:r>
-      <w:r>
-        <w:rPr>
-          <w:rStyle w:val="start-tag"/>
-          <w:rFonts w:eastAsiaTheme="majorEastAsia"/>
-        </w:rPr>
-        <w:t>tr</w:t>
-      </w:r>
-      <w:r>
-        <w:t>&gt;</w:t>
-      </w:r>
-    </w:p>
-    <w:p>
-      <w:pPr>
-        <w:pStyle w:val="Listing"/>
-      </w:pPr>
-      <w:r>
-        <w:t>&lt;</w:t>
-      </w:r>
-      <w:r>
-        <w:rPr>
-          <w:rStyle w:val="start-tag"/>
-          <w:rFonts w:eastAsiaTheme="majorEastAsia"/>
-        </w:rPr>
-        <w:t>td</w:t>
-      </w:r>
-      <w:r>
-        <w:t xml:space="preserve"> </w:t>
-      </w:r>
-      <w:r>
-        <w:rPr>
-          <w:rStyle w:val="attribute-name"/>
-        </w:rPr>
-        <w:t>valign</w:t>
-      </w:r>
-      <w:r>
-        <w:t xml:space="preserve">="top" </w:t>
-      </w:r>
-      <w:r>
-        <w:rPr>
-          <w:rStyle w:val="attribute-name"/>
-        </w:rPr>
-        <w:t>style</w:t>
-      </w:r>
-      <w:r>
-        <w:t xml:space="preserve">="white-space: nowrap;" </w:t>
-      </w:r>
-      <w:r>
-        <w:rPr>
-          <w:rStyle w:val="attribute-name"/>
-        </w:rPr>
-        <w:t>width</w:t>
-      </w:r>
-      <w:r>
-        <w:t>="1"&gt;</w:t>
-      </w:r>
-    </w:p>
-    <w:p>
-      <w:pPr>
-        <w:pStyle w:val="Listing"/>
-      </w:pPr>
-      <w:r>
-        <w:t>&lt;</w:t>
-      </w:r>
-      <w:r>
-        <w:rPr>
-          <w:rStyle w:val="start-tag"/>
-          <w:rFonts w:eastAsiaTheme="majorEastAsia"/>
-        </w:rPr>
-        <w:t>span</w:t>
-      </w:r>
-      <w:r>
-        <w:t xml:space="preserve"> </w:t>
-      </w:r>
-      <w:r>
-        <w:rPr>
-          <w:rStyle w:val="attribute-name"/>
-        </w:rPr>
-        <w:t>class</w:t>
-      </w:r>
-      <w:r>
-        <w:t>="ddate show-for-medium-up"&gt;vers juillet 1802 :&lt;/</w:t>
-      </w:r>
-      <w:r>
-        <w:rPr>
-          <w:rStyle w:val="end-tag"/>
-          <w:rFonts w:eastAsiaTheme="majorEastAsia"/>
-        </w:rPr>
-        <w:t>span</w:t>
-      </w:r>
-      <w:r>
-        <w:t>&gt;</w:t>
-      </w:r>
-    </w:p>
-    <w:p>
-      <w:pPr>
-        <w:pStyle w:val="Listing"/>
-      </w:pPr>
-      <w:r>
-        <w:t>&lt;/</w:t>
-      </w:r>
-      <w:r>
-        <w:rPr>
-          <w:rStyle w:val="end-tag"/>
-          <w:rFonts w:eastAsiaTheme="majorEastAsia"/>
-        </w:rPr>
-        <w:t>td</w:t>
-      </w:r>
-      <w:r>
-        <w:t>&gt;</w:t>
-      </w:r>
-    </w:p>
-    <w:p>
-      <w:pPr>
-        <w:pStyle w:val="Listing"/>
-      </w:pPr>
-      <w:r>
-        <w:t>&lt;</w:t>
-      </w:r>
-      <w:r>
-        <w:rPr>
-          <w:rStyle w:val="start-tag"/>
-          <w:rFonts w:eastAsiaTheme="majorEastAsia"/>
-        </w:rPr>
-        <w:t>td</w:t>
-      </w:r>
-      <w:r>
-        <w:t xml:space="preserve"> </w:t>
-      </w:r>
-      <w:r>
-        <w:rPr>
-          <w:rStyle w:val="attribute-name"/>
-        </w:rPr>
-        <w:t>valign</w:t>
-      </w:r>
-      <w:r>
-        <w:t>="top"&gt;</w:t>
-      </w:r>
-    </w:p>
-    <w:p>
-      <w:pPr>
-        <w:pStyle w:val="Listing"/>
-      </w:pPr>
-      <w:r>
-        <w:t>&lt;</w:t>
-      </w:r>
-      <w:r>
-        <w:rPr>
-          <w:rStyle w:val="start-tag"/>
-          <w:rFonts w:eastAsiaTheme="majorEastAsia"/>
-        </w:rPr>
-        <w:t>span</w:t>
-      </w:r>
-      <w:r>
-        <w:t xml:space="preserve"> </w:t>
-      </w:r>
-      <w:r>
-        <w:rPr>
-          <w:rStyle w:val="attribute-name"/>
-        </w:rPr>
-        <w:t>class</w:t>
-      </w:r>
-      <w:r>
-        <w:t xml:space="preserve">="ddate small-12 show-for-small-only" </w:t>
-      </w:r>
-      <w:r>
-        <w:rPr>
-          <w:rStyle w:val="attribute-name"/>
-        </w:rPr>
-        <w:t>style</w:t>
-      </w:r>
-      <w:r>
-        <w:t>="float:none; padding-top:5px;"&gt;vers juillet 1802 :&lt;/</w:t>
-      </w:r>
-      <w:r>
-        <w:rPr>
-          <w:rStyle w:val="end-tag"/>
-          <w:rFonts w:eastAsiaTheme="majorEastAsia"/>
-        </w:rPr>
-        <w:t>span</w:t>
-      </w:r>
-      <w:r>
-        <w:t>&gt;</w:t>
-      </w:r>
-    </w:p>
-    <w:p>
-      <w:pPr>
-        <w:pStyle w:val="Listing"/>
-      </w:pPr>
-      <w:r>
-        <w:t>&lt;</w:t>
-      </w:r>
-      <w:r>
-        <w:rPr>
-          <w:rStyle w:val="start-tag"/>
-          <w:rFonts w:eastAsiaTheme="majorEastAsia"/>
-        </w:rPr>
-        <w:t>span</w:t>
-      </w:r>
-      <w:r>
-        <w:t xml:space="preserve"> </w:t>
-      </w:r>
-      <w:r>
-        <w:rPr>
-          <w:rStyle w:val="attribute-name"/>
-        </w:rPr>
-        <w:t>class</w:t>
-      </w:r>
-      <w:r>
         <w:t>="</w:t>
       </w:r>
+      <w:proofErr w:type="spellStart"/>
       <w:r>
         <w:rPr>
           <w:highlight w:val="green"/>
         </w:rPr>
-        <w:t>nnom</w:t>
-      </w:r>
-      <w:r>
-        <w:t>"&gt;</w:t>
-      </w:r>
-    </w:p>
-    <w:p>
-      <w:pPr>
-        <w:pStyle w:val="Listing"/>
-      </w:pPr>
-      <w:r>
-        <w:t>Naissance &lt;/</w:t>
-      </w:r>
-      <w:r>
-        <w:rPr>
-          <w:rStyle w:val="end-tag"/>
-          <w:rFonts w:eastAsiaTheme="majorEastAsia"/>
-        </w:rPr>
-        <w:t>span</w:t>
-      </w:r>
-      <w:r>
-        <w:t>&gt;</w:t>
-      </w:r>
-    </w:p>
-    <w:p>
-      <w:pPr>
-        <w:pStyle w:val="Listing"/>
-      </w:pPr>
-      <w:r>
-        <w:t>&lt;</w:t>
-      </w:r>
-      <w:r>
-        <w:rPr>
-          <w:rStyle w:val="start-tag"/>
-          <w:rFonts w:eastAsiaTheme="majorEastAsia"/>
-        </w:rPr>
-        <w:t>br</w:t>
-      </w:r>
-      <w:r>
-        <w:t>&gt;</w:t>
-      </w:r>
-    </w:p>
-    <w:p>
-      <w:pPr>
-        <w:pStyle w:val="Listing"/>
-      </w:pPr>
-      <w:r>
-        <w:t>&lt;</w:t>
-      </w:r>
-      <w:r>
-        <w:rPr>
-          <w:rStyle w:val="start-tag"/>
-          <w:rFonts w:eastAsiaTheme="majorEastAsia"/>
-        </w:rPr>
-        <w:t>div</w:t>
-      </w:r>
-      <w:r>
-        <w:t xml:space="preserve"> </w:t>
-      </w:r>
-      <w:r>
-        <w:rPr>
-          <w:rStyle w:val="attribute-name"/>
-        </w:rPr>
-        <w:t>class</w:t>
-      </w:r>
-      <w:r>
-        <w:t>="</w:t>
-      </w:r>
-      <w:r>
-        <w:rPr>
-          <w:highlight w:val="green"/>
-        </w:rPr>
         <w:t>nnotes</w:t>
       </w:r>
+      <w:proofErr w:type="spellEnd"/>
       <w:r>
         <w:t>"&gt;Date environ&lt;/</w:t>
       </w:r>
@@ -2735,80 +3599,323 @@
       <w:pPr>
         <w:pStyle w:val="Listing"/>
       </w:pPr>
-      <w:r>
-        <w:t>&lt;!--  Portrait --&gt;</w:t>
-      </w:r>
-    </w:p>
-    <w:p>
-      <w:pPr>
-        <w:pStyle w:val="Listing"/>
-      </w:pPr>
-      <w:r>
-        <w:t>&lt;div id="person-title" class="row clearfix"&gt;</w:t>
-      </w:r>
-    </w:p>
-    <w:p>
-      <w:pPr>
-        <w:pStyle w:val="Listing"/>
-      </w:pPr>
-      <w:r>
-        <w:t>&lt;div class="columns"&gt;</w:t>
-      </w:r>
-    </w:p>
-    <w:p>
-      <w:pPr>
-        <w:pStyle w:val="Listing"/>
-      </w:pPr>
-      <w:r>
-        <w:t>&lt;h1 class="with_tabs name"&gt;</w:t>
-      </w:r>
-    </w:p>
-    <w:p>
-      <w:pPr>
-        <w:pStyle w:val="Listing"/>
-      </w:pPr>
-      <w:r>
-        <w:t>&lt;img src="images/male.png" alt="H" title="H"&gt;&amp;nbsp;</w:t>
-      </w:r>
-    </w:p>
-    <w:p>
-      <w:pPr>
-        <w:pStyle w:val="Listing"/>
-      </w:pPr>
-      <w:r>
-        <w:t>&lt;a href="nraibaut2_w?lang=fr&amp;m=P&amp;v=gerard"&gt;Gérard&lt;/a&gt;</w:t>
-      </w:r>
-    </w:p>
-    <w:p>
-      <w:pPr>
-        <w:pStyle w:val="Listing"/>
-      </w:pPr>
-      <w:r>
-        <w:t>&lt;a href="nraibaut2_w?lang=fr&amp;m=N&amp;v=dupont"&gt;DUPONT&lt;/a&gt;</w:t>
-      </w:r>
-    </w:p>
-    <w:p>
-      <w:pPr>
-        <w:pStyle w:val="Listing"/>
-      </w:pPr>
-      <w:r>
-        <w:t>&amp;nbsp;</w:t>
-      </w:r>
-    </w:p>
-    <w:p>
-      <w:pPr>
-        <w:pStyle w:val="Listing"/>
-      </w:pPr>
-      <w:r>
-        <w:t>&lt;a href="nraibaut2_w?lang=fr&amp;m=MOD_IND&amp;i=0"   class="edit-button-action"&gt;</w:t>
-      </w:r>
-    </w:p>
-    <w:p>
-      <w:pPr>
-        <w:pStyle w:val="Listing"/>
-      </w:pPr>
-      <w:r>
-        <w:t>&lt;img class="not-printable" src="images/picto_mod_fam.png" style="width:13px" style="height:13px" title="modifier cette personne"&gt;</w:t>
+      <w:proofErr w:type="gramStart"/>
+      <w:r>
+        <w:t>&lt;!--</w:t>
+      </w:r>
+      <w:proofErr w:type="gramEnd"/>
+      <w:r>
+        <w:t xml:space="preserve">  Portrait --&gt;</w:t>
+      </w:r>
+    </w:p>
+    <w:p>
+      <w:pPr>
+        <w:pStyle w:val="Listing"/>
+      </w:pPr>
+      <w:r>
+        <w:t>&lt;</w:t>
+      </w:r>
+      <w:proofErr w:type="gramStart"/>
+      <w:r>
+        <w:t>div</w:t>
+      </w:r>
+      <w:proofErr w:type="gramEnd"/>
+      <w:r>
+        <w:t xml:space="preserve"> id="</w:t>
+      </w:r>
+      <w:proofErr w:type="spellStart"/>
+      <w:r>
+        <w:t>person-title</w:t>
+      </w:r>
+      <w:proofErr w:type="spellEnd"/>
+      <w:r>
+        <w:t>" class="</w:t>
+      </w:r>
+      <w:proofErr w:type="spellStart"/>
+      <w:r>
+        <w:t>row</w:t>
+      </w:r>
+      <w:proofErr w:type="spellEnd"/>
+      <w:r>
+        <w:t xml:space="preserve"> </w:t>
+      </w:r>
+      <w:proofErr w:type="spellStart"/>
+      <w:r>
+        <w:t>clearfix</w:t>
+      </w:r>
+      <w:proofErr w:type="spellEnd"/>
+      <w:r>
+        <w:t>"&gt;</w:t>
+      </w:r>
+    </w:p>
+    <w:p>
+      <w:pPr>
+        <w:pStyle w:val="Listing"/>
+      </w:pPr>
+      <w:r>
+        <w:t>&lt;</w:t>
+      </w:r>
+      <w:proofErr w:type="gramStart"/>
+      <w:r>
+        <w:t>div</w:t>
+      </w:r>
+      <w:proofErr w:type="gramEnd"/>
+      <w:r>
+        <w:t xml:space="preserve"> class="</w:t>
+      </w:r>
+      <w:proofErr w:type="spellStart"/>
+      <w:r>
+        <w:t>columns</w:t>
+      </w:r>
+      <w:proofErr w:type="spellEnd"/>
+      <w:r>
+        <w:t>"&gt;</w:t>
+      </w:r>
+    </w:p>
+    <w:p>
+      <w:pPr>
+        <w:pStyle w:val="Listing"/>
+      </w:pPr>
+      <w:r>
+        <w:t>&lt;</w:t>
+      </w:r>
+      <w:proofErr w:type="gramStart"/>
+      <w:r>
+        <w:t>h</w:t>
+      </w:r>
+      <w:proofErr w:type="gramEnd"/>
+      <w:r>
+        <w:t>1 class="</w:t>
+      </w:r>
+      <w:proofErr w:type="spellStart"/>
+      <w:r>
+        <w:t>with_tabs</w:t>
+      </w:r>
+      <w:proofErr w:type="spellEnd"/>
+      <w:r>
+        <w:t xml:space="preserve"> </w:t>
+      </w:r>
+      <w:proofErr w:type="spellStart"/>
+      <w:r>
+        <w:t>name</w:t>
+      </w:r>
+      <w:proofErr w:type="spellEnd"/>
+      <w:r>
+        <w:t>"&gt;</w:t>
+      </w:r>
+    </w:p>
+    <w:p>
+      <w:pPr>
+        <w:pStyle w:val="Listing"/>
+      </w:pPr>
+      <w:r>
+        <w:t>&lt;</w:t>
+      </w:r>
+      <w:proofErr w:type="spellStart"/>
+      <w:proofErr w:type="gramStart"/>
+      <w:r>
+        <w:t>img</w:t>
+      </w:r>
+      <w:proofErr w:type="spellEnd"/>
+      <w:proofErr w:type="gramEnd"/>
+      <w:r>
+        <w:t xml:space="preserve"> src="images/male.png" alt="H" </w:t>
+      </w:r>
+      <w:proofErr w:type="spellStart"/>
+      <w:r>
+        <w:t>title</w:t>
+      </w:r>
+      <w:proofErr w:type="spellEnd"/>
+      <w:r>
+        <w:t>="H"&gt;&amp;</w:t>
+      </w:r>
+      <w:proofErr w:type="spellStart"/>
+      <w:r>
+        <w:t>nbsp</w:t>
+      </w:r>
+      <w:proofErr w:type="spellEnd"/>
+      <w:r>
+        <w:t>;</w:t>
+      </w:r>
+    </w:p>
+    <w:p>
+      <w:pPr>
+        <w:pStyle w:val="Listing"/>
+      </w:pPr>
+      <w:r>
+        <w:t>&lt;</w:t>
+      </w:r>
+      <w:proofErr w:type="gramStart"/>
+      <w:r>
+        <w:t>a</w:t>
+      </w:r>
+      <w:proofErr w:type="gramEnd"/>
+      <w:r>
+        <w:t xml:space="preserve"> href="nraibaut2_w?lang=</w:t>
+      </w:r>
+      <w:proofErr w:type="spellStart"/>
+      <w:r>
+        <w:t>fr&amp;m</w:t>
+      </w:r>
+      <w:proofErr w:type="spellEnd"/>
+      <w:r>
+        <w:t>=</w:t>
+      </w:r>
+      <w:proofErr w:type="spellStart"/>
+      <w:r>
+        <w:t>P&amp;v</w:t>
+      </w:r>
+      <w:proofErr w:type="spellEnd"/>
+      <w:r>
+        <w:t>=</w:t>
+      </w:r>
+      <w:proofErr w:type="spellStart"/>
+      <w:r>
+        <w:t>gerard</w:t>
+      </w:r>
+      <w:proofErr w:type="spellEnd"/>
+      <w:r>
+        <w:t>"&gt;Gérard&lt;/a&gt;</w:t>
+      </w:r>
+    </w:p>
+    <w:p>
+      <w:pPr>
+        <w:pStyle w:val="Listing"/>
+      </w:pPr>
+      <w:r>
+        <w:t>&lt;</w:t>
+      </w:r>
+      <w:proofErr w:type="gramStart"/>
+      <w:r>
+        <w:t>a</w:t>
+      </w:r>
+      <w:proofErr w:type="gramEnd"/>
+      <w:r>
+        <w:t xml:space="preserve"> href="nraibaut2_w?lang=</w:t>
+      </w:r>
+      <w:proofErr w:type="spellStart"/>
+      <w:r>
+        <w:t>fr&amp;m</w:t>
+      </w:r>
+      <w:proofErr w:type="spellEnd"/>
+      <w:r>
+        <w:t>=</w:t>
+      </w:r>
+      <w:proofErr w:type="spellStart"/>
+      <w:r>
+        <w:t>N&amp;v</w:t>
+      </w:r>
+      <w:proofErr w:type="spellEnd"/>
+      <w:r>
+        <w:t>=</w:t>
+      </w:r>
+      <w:proofErr w:type="spellStart"/>
+      <w:r>
+        <w:t>dupont</w:t>
+      </w:r>
+      <w:proofErr w:type="spellEnd"/>
+      <w:r>
+        <w:t>"&gt;DUPONT&lt;/a&gt;</w:t>
+      </w:r>
+    </w:p>
+    <w:p>
+      <w:pPr>
+        <w:pStyle w:val="Listing"/>
+      </w:pPr>
+      <w:r>
+        <w:t>&amp;</w:t>
+      </w:r>
+      <w:proofErr w:type="spellStart"/>
+      <w:proofErr w:type="gramStart"/>
+      <w:r>
+        <w:t>nbsp</w:t>
+      </w:r>
+      <w:proofErr w:type="spellEnd"/>
+      <w:r>
+        <w:t>;</w:t>
+      </w:r>
+      <w:proofErr w:type="gramEnd"/>
+    </w:p>
+    <w:p>
+      <w:pPr>
+        <w:pStyle w:val="Listing"/>
+      </w:pPr>
+      <w:r>
+        <w:t>&lt;</w:t>
+      </w:r>
+      <w:proofErr w:type="gramStart"/>
+      <w:r>
+        <w:t>a</w:t>
+      </w:r>
+      <w:proofErr w:type="gramEnd"/>
+      <w:r>
+        <w:t xml:space="preserve"> href="nraibaut2_w?lang=</w:t>
+      </w:r>
+      <w:proofErr w:type="spellStart"/>
+      <w:r>
+        <w:t>fr&amp;m</w:t>
+      </w:r>
+      <w:proofErr w:type="spellEnd"/>
+      <w:r>
+        <w:t>=</w:t>
+      </w:r>
+      <w:proofErr w:type="spellStart"/>
+      <w:r>
+        <w:t>MOD_IND&amp;i</w:t>
+      </w:r>
+      <w:proofErr w:type="spellEnd"/>
+      <w:r>
+        <w:t>=0"   class="</w:t>
+      </w:r>
+      <w:proofErr w:type="spellStart"/>
+      <w:r>
+        <w:t>edit</w:t>
+      </w:r>
+      <w:proofErr w:type="spellEnd"/>
+      <w:r>
+        <w:t>-</w:t>
+      </w:r>
+      <w:proofErr w:type="spellStart"/>
+      <w:r>
+        <w:t>button</w:t>
+      </w:r>
+      <w:proofErr w:type="spellEnd"/>
+      <w:r>
+        <w:t>-action"&gt;</w:t>
+      </w:r>
+    </w:p>
+    <w:p>
+      <w:pPr>
+        <w:pStyle w:val="Listing"/>
+      </w:pPr>
+      <w:r>
+        <w:t>&lt;</w:t>
+      </w:r>
+      <w:proofErr w:type="spellStart"/>
+      <w:proofErr w:type="gramStart"/>
+      <w:r>
+        <w:t>img</w:t>
+      </w:r>
+      <w:proofErr w:type="spellEnd"/>
+      <w:proofErr w:type="gramEnd"/>
+      <w:r>
+        <w:t xml:space="preserve"> class="not-</w:t>
+      </w:r>
+      <w:proofErr w:type="spellStart"/>
+      <w:r>
+        <w:t>printable</w:t>
+      </w:r>
+      <w:proofErr w:type="spellEnd"/>
+      <w:r>
+        <w:t xml:space="preserve">" src="images/picto_mod_fam.png" style="width:13px" style="height:13px" </w:t>
+      </w:r>
+      <w:proofErr w:type="spellStart"/>
+      <w:r>
+        <w:t>title</w:t>
+      </w:r>
+      <w:proofErr w:type="spellEnd"/>
+      <w:r>
+        <w:t>="modifier cette personne"&gt;</w:t>
       </w:r>
     </w:p>
     <w:p>
@@ -2832,7 +3939,23 @@
         <w:pStyle w:val="Listing"/>
       </w:pPr>
       <w:r>
-        <w:t>&lt;div class="action-buttons not-printable"&gt;</w:t>
+        <w:t>&lt;</w:t>
+      </w:r>
+      <w:proofErr w:type="gramStart"/>
+      <w:r>
+        <w:t>div</w:t>
+      </w:r>
+      <w:proofErr w:type="gramEnd"/>
+      <w:r>
+        <w:t xml:space="preserve"> class="action-buttons not-</w:t>
+      </w:r>
+      <w:proofErr w:type="spellStart"/>
+      <w:r>
+        <w:t>printable</w:t>
+      </w:r>
+      <w:proofErr w:type="spellEnd"/>
+      <w:r>
+        <w:t>"&gt;</w:t>
       </w:r>
     </w:p>
     <w:p>
@@ -2876,118 +3999,317 @@
           <w:highlight w:val="yellow"/>
         </w:rPr>
         <w:lastRenderedPageBreak/>
-        <w:t>&lt;em&gt;</w:t>
-      </w:r>
-    </w:p>
-    <w:p>
-      <w:pPr>
-        <w:pStyle w:val="Listing"/>
+        <w:t>&lt;</w:t>
+      </w:r>
+      <w:proofErr w:type="spellStart"/>
+      <w:proofErr w:type="gramStart"/>
+      <w:r>
         <w:rPr>
           <w:highlight w:val="yellow"/>
         </w:rPr>
-      </w:pPr>
+        <w:t>em</w:t>
+      </w:r>
+      <w:proofErr w:type="spellEnd"/>
+      <w:proofErr w:type="gramEnd"/>
       <w:r>
         <w:rPr>
           <w:highlight w:val="yellow"/>
         </w:rPr>
-        <w:t>&lt;a href="nraibaut2_w?lang=fr&amp;m=TT&amp;sm=S&amp;t=Titre+de+G%C3%A9rard&amp;p="&gt;Titre de Gérard &lt;/a&gt; (Note1 sur le titre)&lt;/em&gt;</w:t>
-      </w:r>
-    </w:p>
-    <w:p>
-      <w:pPr>
-        <w:pStyle w:val="Listing"/>
-      </w:pPr>
-      <w:r>
+        <w:t>&gt;</w:t>
+      </w:r>
+    </w:p>
+    <w:p>
+      <w:pPr>
+        <w:pStyle w:val="Listing"/>
         <w:rPr>
           <w:highlight w:val="yellow"/>
         </w:rPr>
-        <w:t>&lt;br class="separateur"&gt;&lt;br &gt;</w:t>
-      </w:r>
-    </w:p>
-    <w:p>
-      <w:pPr>
-        <w:pStyle w:val="Listing"/>
-      </w:pPr>
-      <w:r>
-        <w:t>&lt;ul&gt;</w:t>
-      </w:r>
-    </w:p>
-    <w:p>
-      <w:pPr>
-        <w:pStyle w:val="Listing"/>
-      </w:pPr>
-      <w:r>
-        <w:t>&lt;li&gt;Né le&amp;nbsp;22&amp;nbsp;mars&amp;nbsp;1982 - Paris, France&lt;/li&gt;</w:t>
-      </w:r>
-    </w:p>
-    <w:p>
-      <w:pPr>
-        <w:pStyle w:val="Listing"/>
-      </w:pPr>
-      <w:r>
-        <w:t>&lt;li&gt;Baptisé le&amp;nbsp;18&amp;nbsp;mai&amp;nbsp;1982 - Paris, France&lt;/li&gt;</w:t>
-      </w:r>
-    </w:p>
-    <w:p>
-      <w:pPr>
-        <w:pStyle w:val="Listing"/>
-      </w:pPr>
-      <w:r>
-        <w:t>&lt;li&gt;Décédé le&amp;nbsp;10&amp;nbsp;avril&amp;nbsp;1992 - Nice, FRANCE,</w:t>
-      </w:r>
-    </w:p>
-    <w:p>
-      <w:pPr>
-        <w:pStyle w:val="Listing"/>
-      </w:pPr>
-      <w:r>
-        <w:t>à l'âge de 10 ans&lt;/li&gt;</w:t>
-      </w:r>
-    </w:p>
-    <w:p>
-      <w:pPr>
-        <w:pStyle w:val="Listing"/>
-      </w:pPr>
-      <w:r>
-        <w:t>&lt;li&gt;Inhumé le&amp;nbsp;11&amp;nbsp;avril&amp;nbsp;1992 - Nice, FRANCE&lt;/li&gt;</w:t>
-      </w:r>
-    </w:p>
-    <w:p>
-      <w:pPr>
-        <w:pStyle w:val="Listing"/>
-      </w:pPr>
-      <w:r>
-        <w:t>&lt;li&gt;Profession de Gérard&lt;/li&gt;</w:t>
-      </w:r>
-    </w:p>
-    <w:p>
-      <w:pPr>
-        <w:pStyle w:val="Listing"/>
-      </w:pPr>
-      <w:r>
-        <w:t>&lt;/ul&gt;</w:t>
-      </w:r>
-    </w:p>
-    <w:p>
-      <w:r>
-        <w:t>alors que cas sans titre :</w:t>
-      </w:r>
-    </w:p>
-    <w:p>
-      <w:r>
-        <w:t>view-source:https://gw.geneanet.org/fbiet?n=rochet&amp;p=didier&amp;oc=0</w:t>
-      </w:r>
-    </w:p>
-    <w:p>
-      <w:pPr>
-        <w:pStyle w:val="Listing"/>
-      </w:pPr>
+      </w:pPr>
+      <w:r>
+        <w:rPr>
+          <w:highlight w:val="yellow"/>
+        </w:rPr>
+        <w:t>&lt;</w:t>
+      </w:r>
+      <w:proofErr w:type="gramStart"/>
+      <w:r>
+        <w:rPr>
+          <w:highlight w:val="yellow"/>
+        </w:rPr>
+        <w:t>a</w:t>
+      </w:r>
+      <w:proofErr w:type="gramEnd"/>
+      <w:r>
+        <w:rPr>
+          <w:highlight w:val="yellow"/>
+        </w:rPr>
+        <w:t xml:space="preserve"> href="nraibaut2_w?lang=fr&amp;m=TT&amp;sm=S&amp;t=Titre+de+G%C3%A9rard&amp;p="&gt;Titre de Gérard &lt;/a&gt; (Note1 sur le titre)&lt;/</w:t>
+      </w:r>
+      <w:proofErr w:type="spellStart"/>
+      <w:r>
+        <w:rPr>
+          <w:highlight w:val="yellow"/>
+        </w:rPr>
+        <w:t>em</w:t>
+      </w:r>
+      <w:proofErr w:type="spellEnd"/>
+      <w:r>
+        <w:rPr>
+          <w:highlight w:val="yellow"/>
+        </w:rPr>
+        <w:t>&gt;</w:t>
+      </w:r>
+    </w:p>
+    <w:p>
+      <w:pPr>
+        <w:pStyle w:val="Listing"/>
+      </w:pPr>
+      <w:r>
+        <w:rPr>
+          <w:highlight w:val="yellow"/>
+        </w:rPr>
+        <w:t>&lt;</w:t>
+      </w:r>
+      <w:proofErr w:type="spellStart"/>
+      <w:proofErr w:type="gramStart"/>
+      <w:r>
+        <w:rPr>
+          <w:highlight w:val="yellow"/>
+        </w:rPr>
+        <w:t>br</w:t>
+      </w:r>
+      <w:proofErr w:type="spellEnd"/>
+      <w:proofErr w:type="gramEnd"/>
+      <w:r>
+        <w:rPr>
+          <w:highlight w:val="yellow"/>
+        </w:rPr>
+        <w:t xml:space="preserve"> class="</w:t>
+      </w:r>
+      <w:proofErr w:type="spellStart"/>
+      <w:r>
+        <w:rPr>
+          <w:highlight w:val="yellow"/>
+        </w:rPr>
+        <w:t>separateur</w:t>
+      </w:r>
+      <w:proofErr w:type="spellEnd"/>
+      <w:r>
+        <w:rPr>
+          <w:highlight w:val="yellow"/>
+        </w:rPr>
+        <w:t>"&gt;&lt;</w:t>
+      </w:r>
+      <w:proofErr w:type="spellStart"/>
+      <w:r>
+        <w:rPr>
+          <w:highlight w:val="yellow"/>
+        </w:rPr>
+        <w:t>br</w:t>
+      </w:r>
+      <w:proofErr w:type="spellEnd"/>
+      <w:r>
+        <w:rPr>
+          <w:highlight w:val="yellow"/>
+        </w:rPr>
+        <w:t xml:space="preserve"> &gt;</w:t>
+      </w:r>
+    </w:p>
+    <w:p>
+      <w:pPr>
+        <w:pStyle w:val="Listing"/>
+      </w:pPr>
+      <w:r>
+        <w:t>&lt;</w:t>
+      </w:r>
+      <w:proofErr w:type="spellStart"/>
+      <w:proofErr w:type="gramStart"/>
+      <w:r>
+        <w:t>ul</w:t>
+      </w:r>
+      <w:proofErr w:type="spellEnd"/>
+      <w:proofErr w:type="gramEnd"/>
+      <w:r>
+        <w:t>&gt;</w:t>
+      </w:r>
+    </w:p>
+    <w:p>
+      <w:pPr>
+        <w:pStyle w:val="Listing"/>
+      </w:pPr>
+      <w:r>
+        <w:t>&lt;</w:t>
+      </w:r>
+      <w:proofErr w:type="gramStart"/>
+      <w:r>
+        <w:t>li</w:t>
+      </w:r>
+      <w:proofErr w:type="gramEnd"/>
+      <w:r>
+        <w:t>&gt;Né le&amp;nbsp;22&amp;nbsp;mars&amp;nbsp;1982 - Paris, France&lt;/li&gt;</w:t>
+      </w:r>
+    </w:p>
+    <w:p>
+      <w:pPr>
+        <w:pStyle w:val="Listing"/>
+      </w:pPr>
+      <w:r>
+        <w:t>&lt;</w:t>
+      </w:r>
+      <w:proofErr w:type="gramStart"/>
+      <w:r>
+        <w:t>li</w:t>
+      </w:r>
+      <w:proofErr w:type="gramEnd"/>
+      <w:r>
+        <w:t>&gt;Baptisé le&amp;nbsp;18&amp;nbsp;mai&amp;nbsp;1982 - Paris, France&lt;/li&gt;</w:t>
+      </w:r>
+    </w:p>
+    <w:p>
+      <w:pPr>
+        <w:pStyle w:val="Listing"/>
+      </w:pPr>
+      <w:r>
+        <w:t>&lt;</w:t>
+      </w:r>
+      <w:proofErr w:type="gramStart"/>
+      <w:r>
+        <w:t>li</w:t>
+      </w:r>
+      <w:proofErr w:type="gramEnd"/>
+      <w:r>
+        <w:t>&gt;Décédé le&amp;nbsp;10&amp;nbsp;avril&amp;nbsp;1992 - Nice, FRANCE,</w:t>
+      </w:r>
+    </w:p>
+    <w:p>
+      <w:pPr>
+        <w:pStyle w:val="Listing"/>
+      </w:pPr>
+      <w:proofErr w:type="gramStart"/>
+      <w:r>
+        <w:t>à</w:t>
+      </w:r>
+      <w:proofErr w:type="gramEnd"/>
+      <w:r>
+        <w:t xml:space="preserve"> l'âge de 10 ans&lt;/li&gt;</w:t>
+      </w:r>
+    </w:p>
+    <w:p>
+      <w:pPr>
+        <w:pStyle w:val="Listing"/>
+      </w:pPr>
+      <w:r>
+        <w:t>&lt;</w:t>
+      </w:r>
+      <w:proofErr w:type="gramStart"/>
+      <w:r>
+        <w:t>li</w:t>
+      </w:r>
+      <w:proofErr w:type="gramEnd"/>
+      <w:r>
+        <w:t>&gt;Inhumé le&amp;nbsp;11&amp;nbsp;avril&amp;nbsp;1992 - Nice, FRANCE&lt;/li&gt;</w:t>
+      </w:r>
+    </w:p>
+    <w:p>
+      <w:pPr>
+        <w:pStyle w:val="Listing"/>
+      </w:pPr>
+      <w:r>
+        <w:t>&lt;</w:t>
+      </w:r>
+      <w:proofErr w:type="gramStart"/>
+      <w:r>
+        <w:t>li</w:t>
+      </w:r>
+      <w:proofErr w:type="gramEnd"/>
+      <w:r>
+        <w:t>&gt;Profession de Gérard&lt;/li&gt;</w:t>
+      </w:r>
+    </w:p>
+    <w:p>
+      <w:pPr>
+        <w:pStyle w:val="Listing"/>
+      </w:pPr>
+      <w:r>
+        <w:t>&lt;/</w:t>
+      </w:r>
+      <w:proofErr w:type="spellStart"/>
+      <w:r>
+        <w:t>ul</w:t>
+      </w:r>
+      <w:proofErr w:type="spellEnd"/>
+      <w:r>
+        <w:t>&gt;</w:t>
+      </w:r>
+    </w:p>
+    <w:p>
+      <w:proofErr w:type="gramStart"/>
+      <w:r>
+        <w:t>alors</w:t>
+      </w:r>
+      <w:proofErr w:type="gramEnd"/>
+      <w:r>
+        <w:t xml:space="preserve"> que cas sans titre :</w:t>
+      </w:r>
+    </w:p>
+    <w:p>
+      <w:proofErr w:type="spellStart"/>
+      <w:proofErr w:type="gramStart"/>
+      <w:r>
+        <w:t>view</w:t>
+      </w:r>
+      <w:proofErr w:type="gramEnd"/>
+      <w:r>
+        <w:t>-source:https</w:t>
+      </w:r>
+      <w:proofErr w:type="spellEnd"/>
+      <w:r>
+        <w:t>://gw.geneanet.org/</w:t>
+      </w:r>
+      <w:proofErr w:type="spellStart"/>
+      <w:r>
+        <w:t>fbiet?n</w:t>
+      </w:r>
+      <w:proofErr w:type="spellEnd"/>
+      <w:r>
+        <w:t>=</w:t>
+      </w:r>
+      <w:proofErr w:type="spellStart"/>
+      <w:r>
+        <w:t>rochet&amp;p</w:t>
+      </w:r>
+      <w:proofErr w:type="spellEnd"/>
+      <w:r>
+        <w:t>=</w:t>
+      </w:r>
+      <w:proofErr w:type="spellStart"/>
+      <w:r>
+        <w:t>didier&amp;oc</w:t>
+      </w:r>
+      <w:proofErr w:type="spellEnd"/>
+      <w:r>
+        <w:t>=0</w:t>
+      </w:r>
+    </w:p>
+    <w:p>
+      <w:pPr>
+        <w:pStyle w:val="Listing"/>
+      </w:pPr>
+      <w:proofErr w:type="gramStart"/>
       <w:r>
         <w:rPr>
           <w:rStyle w:val="comment"/>
           <w:rFonts w:eastAsiaTheme="majorEastAsia"/>
         </w:rPr>
-        <w:t>&lt;!--  Portrait --&gt;</w:t>
+        <w:t>&lt;!--</w:t>
+      </w:r>
+      <w:proofErr w:type="gramEnd"/>
+      <w:r>
+        <w:rPr>
+          <w:rStyle w:val="comment"/>
+          <w:rFonts w:eastAsiaTheme="majorEastAsia"/>
+        </w:rPr>
+        <w:t xml:space="preserve">  Portrait --&gt;</w:t>
       </w:r>
     </w:p>
     <w:p>
@@ -2997,12 +4319,14 @@
       <w:r>
         <w:t>&lt;</w:t>
       </w:r>
+      <w:proofErr w:type="gramStart"/>
       <w:r>
         <w:rPr>
           <w:rStyle w:val="start-tag"/>
         </w:rPr>
         <w:t>div</w:t>
       </w:r>
+      <w:proofErr w:type="gramEnd"/>
       <w:r>
         <w:t xml:space="preserve"> </w:t>
       </w:r>
@@ -3013,7 +4337,15 @@
         <w:t>id</w:t>
       </w:r>
       <w:r>
-        <w:t xml:space="preserve">="person-title" </w:t>
+        <w:t>="</w:t>
+      </w:r>
+      <w:proofErr w:type="spellStart"/>
+      <w:r>
+        <w:t>person-title</w:t>
+      </w:r>
+      <w:proofErr w:type="spellEnd"/>
+      <w:r>
+        <w:t xml:space="preserve">" </w:t>
       </w:r>
       <w:r>
         <w:rPr>
@@ -3022,7 +4354,23 @@
         <w:t>class</w:t>
       </w:r>
       <w:r>
-        <w:t>="row clearfix"&gt;</w:t>
+        <w:t>="</w:t>
+      </w:r>
+      <w:proofErr w:type="spellStart"/>
+      <w:r>
+        <w:t>row</w:t>
+      </w:r>
+      <w:proofErr w:type="spellEnd"/>
+      <w:r>
+        <w:t xml:space="preserve"> </w:t>
+      </w:r>
+      <w:proofErr w:type="spellStart"/>
+      <w:r>
+        <w:t>clearfix</w:t>
+      </w:r>
+      <w:proofErr w:type="spellEnd"/>
+      <w:r>
+        <w:t>"&gt;</w:t>
       </w:r>
     </w:p>
     <w:p>
@@ -3032,12 +4380,14 @@
       <w:r>
         <w:t>&lt;</w:t>
       </w:r>
+      <w:proofErr w:type="gramStart"/>
       <w:r>
         <w:rPr>
           <w:rStyle w:val="start-tag"/>
         </w:rPr>
         <w:t>div</w:t>
       </w:r>
+      <w:proofErr w:type="gramEnd"/>
       <w:r>
         <w:t xml:space="preserve"> </w:t>
       </w:r>
@@ -3048,7 +4398,15 @@
         <w:t>class</w:t>
       </w:r>
       <w:r>
-        <w:t>="columns"&gt;</w:t>
+        <w:t>="</w:t>
+      </w:r>
+      <w:proofErr w:type="spellStart"/>
+      <w:r>
+        <w:t>columns</w:t>
+      </w:r>
+      <w:proofErr w:type="spellEnd"/>
+      <w:r>
+        <w:t>"&gt;</w:t>
       </w:r>
     </w:p>
     <w:p>
@@ -3058,11 +4416,19 @@
       <w:r>
         <w:t>&lt;</w:t>
       </w:r>
+      <w:proofErr w:type="gramStart"/>
       <w:r>
         <w:rPr>
           <w:rStyle w:val="start-tag"/>
         </w:rPr>
-        <w:t>h1</w:t>
+        <w:t>h</w:t>
+      </w:r>
+      <w:proofErr w:type="gramEnd"/>
+      <w:r>
+        <w:rPr>
+          <w:rStyle w:val="start-tag"/>
+        </w:rPr>
+        <w:t>1</w:t>
       </w:r>
       <w:r>
         <w:t xml:space="preserve"> </w:t>
@@ -3074,7 +4440,23 @@
         <w:t>class</w:t>
       </w:r>
       <w:r>
-        <w:t>="with_tabs name"&gt;</w:t>
+        <w:t>="</w:t>
+      </w:r>
+      <w:proofErr w:type="spellStart"/>
+      <w:r>
+        <w:t>with_tabs</w:t>
+      </w:r>
+      <w:proofErr w:type="spellEnd"/>
+      <w:r>
+        <w:t xml:space="preserve"> </w:t>
+      </w:r>
+      <w:proofErr w:type="spellStart"/>
+      <w:r>
+        <w:t>name</w:t>
+      </w:r>
+      <w:proofErr w:type="spellEnd"/>
+      <w:r>
+        <w:t>"&gt;</w:t>
       </w:r>
     </w:p>
     <w:p>
@@ -3084,12 +4466,16 @@
       <w:r>
         <w:t>&lt;</w:t>
       </w:r>
+      <w:proofErr w:type="spellStart"/>
+      <w:proofErr w:type="gramStart"/>
       <w:r>
         <w:rPr>
           <w:rStyle w:val="start-tag"/>
         </w:rPr>
         <w:t>img</w:t>
       </w:r>
+      <w:proofErr w:type="spellEnd"/>
+      <w:proofErr w:type="gramEnd"/>
       <w:r>
         <w:t xml:space="preserve"> </w:t>
       </w:r>
@@ -3123,12 +4509,14 @@
       <w:r>
         <w:t xml:space="preserve">="H" </w:t>
       </w:r>
+      <w:proofErr w:type="spellStart"/>
       <w:r>
         <w:rPr>
           <w:rStyle w:val="attribute-name"/>
         </w:rPr>
         <w:t>title</w:t>
       </w:r>
+      <w:proofErr w:type="spellEnd"/>
       <w:r>
         <w:t>="H"&gt;</w:t>
       </w:r>
@@ -3137,8 +4525,408 @@
           <w:rStyle w:val="entity"/>
           <w:rFonts w:eastAsiaTheme="majorEastAsia"/>
         </w:rPr>
+        <w:t>&amp;</w:t>
+      </w:r>
+      <w:proofErr w:type="spellStart"/>
+      <w:r>
+        <w:rPr>
+          <w:rStyle w:val="entity"/>
+          <w:rFonts w:eastAsiaTheme="majorEastAsia"/>
+        </w:rPr>
+        <w:t>nbsp</w:t>
+      </w:r>
+      <w:proofErr w:type="spellEnd"/>
+      <w:r>
+        <w:rPr>
+          <w:rStyle w:val="entity"/>
+          <w:rFonts w:eastAsiaTheme="majorEastAsia"/>
+        </w:rPr>
+        <w:t>;</w:t>
+      </w:r>
+    </w:p>
+    <w:p>
+      <w:pPr>
+        <w:pStyle w:val="Listing"/>
+      </w:pPr>
+      <w:r>
+        <w:t>&lt;</w:t>
+      </w:r>
+      <w:proofErr w:type="gramStart"/>
+      <w:r>
+        <w:rPr>
+          <w:rStyle w:val="start-tag"/>
+        </w:rPr>
+        <w:t>a</w:t>
+      </w:r>
+      <w:proofErr w:type="gramEnd"/>
+      <w:r>
+        <w:t xml:space="preserve"> </w:t>
+      </w:r>
+      <w:r>
+        <w:rPr>
+          <w:rStyle w:val="attribute-name"/>
+        </w:rPr>
+        <w:t>href</w:t>
+      </w:r>
+      <w:r>
+        <w:t>="</w:t>
+      </w:r>
+      <w:proofErr w:type="spellStart"/>
+      <w:r>
+        <w:fldChar w:fldCharType="begin"/>
+      </w:r>
+      <w:r>
+        <w:instrText xml:space="preserve"> HYPERLINK "view-source:https://gw.geneanet.org/fbiet?lang=fr&amp;iz=6951&amp;m=P&amp;v=didier" </w:instrText>
+      </w:r>
+      <w:r>
+        <w:fldChar w:fldCharType="separate"/>
+      </w:r>
+      <w:r>
+        <w:rPr>
+          <w:rStyle w:val="Lienhypertexte"/>
+          <w:rFonts w:eastAsiaTheme="majorEastAsia"/>
+        </w:rPr>
+        <w:t>fbiet?lang</w:t>
+      </w:r>
+      <w:proofErr w:type="spellEnd"/>
+      <w:r>
+        <w:rPr>
+          <w:rStyle w:val="Lienhypertexte"/>
+          <w:rFonts w:eastAsiaTheme="majorEastAsia"/>
+        </w:rPr>
+        <w:t>=</w:t>
+      </w:r>
+      <w:proofErr w:type="spellStart"/>
+      <w:r>
+        <w:rPr>
+          <w:rStyle w:val="Lienhypertexte"/>
+          <w:rFonts w:eastAsiaTheme="majorEastAsia"/>
+        </w:rPr>
+        <w:t>fr&amp;iz</w:t>
+      </w:r>
+      <w:proofErr w:type="spellEnd"/>
+      <w:r>
+        <w:rPr>
+          <w:rStyle w:val="Lienhypertexte"/>
+          <w:rFonts w:eastAsiaTheme="majorEastAsia"/>
+        </w:rPr>
+        <w:t>=6951&amp;m=</w:t>
+      </w:r>
+      <w:proofErr w:type="spellStart"/>
+      <w:r>
+        <w:rPr>
+          <w:rStyle w:val="Lienhypertexte"/>
+          <w:rFonts w:eastAsiaTheme="majorEastAsia"/>
+        </w:rPr>
+        <w:t>P&amp;v</w:t>
+      </w:r>
+      <w:proofErr w:type="spellEnd"/>
+      <w:r>
+        <w:rPr>
+          <w:rStyle w:val="Lienhypertexte"/>
+          <w:rFonts w:eastAsiaTheme="majorEastAsia"/>
+        </w:rPr>
+        <w:t>=</w:t>
+      </w:r>
+      <w:proofErr w:type="spellStart"/>
+      <w:r>
+        <w:rPr>
+          <w:rStyle w:val="Lienhypertexte"/>
+          <w:rFonts w:eastAsiaTheme="majorEastAsia"/>
+        </w:rPr>
+        <w:t>didier</w:t>
+      </w:r>
+      <w:proofErr w:type="spellEnd"/>
+      <w:r>
+        <w:fldChar w:fldCharType="end"/>
+      </w:r>
+      <w:r>
+        <w:t>"&gt;Didier&lt;/</w:t>
+      </w:r>
+      <w:r>
+        <w:rPr>
+          <w:rStyle w:val="end-tag"/>
+          <w:rFonts w:eastAsiaTheme="majorEastAsia"/>
+        </w:rPr>
+        <w:t>a</w:t>
+      </w:r>
+      <w:r>
+        <w:t>&gt;</w:t>
+      </w:r>
+    </w:p>
+    <w:p>
+      <w:pPr>
+        <w:pStyle w:val="Listing"/>
+      </w:pPr>
+      <w:r>
+        <w:t>&lt;</w:t>
+      </w:r>
+      <w:proofErr w:type="gramStart"/>
+      <w:r>
+        <w:rPr>
+          <w:rStyle w:val="start-tag"/>
+        </w:rPr>
+        <w:t>a</w:t>
+      </w:r>
+      <w:proofErr w:type="gramEnd"/>
+      <w:r>
+        <w:t xml:space="preserve"> </w:t>
+      </w:r>
+      <w:r>
+        <w:rPr>
+          <w:rStyle w:val="attribute-name"/>
+        </w:rPr>
+        <w:t>href</w:t>
+      </w:r>
+      <w:r>
+        <w:t>="</w:t>
+      </w:r>
+      <w:proofErr w:type="spellStart"/>
+      <w:r>
+        <w:fldChar w:fldCharType="begin"/>
+      </w:r>
+      <w:r>
+        <w:instrText xml:space="preserve"> HYPERLINK "view-source:https://gw.geneanet.org/fbiet?lang=fr&amp;iz=6951&amp;m=N&amp;v=rochet" </w:instrText>
+      </w:r>
+      <w:r>
+        <w:fldChar w:fldCharType="separate"/>
+      </w:r>
+      <w:r>
+        <w:rPr>
+          <w:rStyle w:val="Lienhypertexte"/>
+          <w:rFonts w:eastAsiaTheme="majorEastAsia"/>
+        </w:rPr>
+        <w:t>fbiet?lang</w:t>
+      </w:r>
+      <w:proofErr w:type="spellEnd"/>
+      <w:r>
+        <w:rPr>
+          <w:rStyle w:val="Lienhypertexte"/>
+          <w:rFonts w:eastAsiaTheme="majorEastAsia"/>
+        </w:rPr>
+        <w:t>=</w:t>
+      </w:r>
+      <w:proofErr w:type="spellStart"/>
+      <w:r>
+        <w:rPr>
+          <w:rStyle w:val="Lienhypertexte"/>
+          <w:rFonts w:eastAsiaTheme="majorEastAsia"/>
+        </w:rPr>
+        <w:t>fr&amp;iz</w:t>
+      </w:r>
+      <w:proofErr w:type="spellEnd"/>
+      <w:r>
+        <w:rPr>
+          <w:rStyle w:val="Lienhypertexte"/>
+          <w:rFonts w:eastAsiaTheme="majorEastAsia"/>
+        </w:rPr>
+        <w:t>=6951&amp;m=</w:t>
+      </w:r>
+      <w:proofErr w:type="spellStart"/>
+      <w:r>
+        <w:rPr>
+          <w:rStyle w:val="Lienhypertexte"/>
+          <w:rFonts w:eastAsiaTheme="majorEastAsia"/>
+        </w:rPr>
+        <w:t>N&amp;v</w:t>
+      </w:r>
+      <w:proofErr w:type="spellEnd"/>
+      <w:r>
+        <w:rPr>
+          <w:rStyle w:val="Lienhypertexte"/>
+          <w:rFonts w:eastAsiaTheme="majorEastAsia"/>
+        </w:rPr>
+        <w:t>=rochet</w:t>
+      </w:r>
+      <w:r>
+        <w:fldChar w:fldCharType="end"/>
+      </w:r>
+      <w:r>
+        <w:t>"&gt;ROCHET&lt;/</w:t>
+      </w:r>
+      <w:r>
+        <w:rPr>
+          <w:rStyle w:val="end-tag"/>
+          <w:rFonts w:eastAsiaTheme="majorEastAsia"/>
+        </w:rPr>
+        <w:t>a</w:t>
+      </w:r>
+      <w:r>
+        <w:t>&gt;</w:t>
+      </w:r>
+    </w:p>
+    <w:p>
+      <w:pPr>
+        <w:pStyle w:val="Listing"/>
+      </w:pPr>
+      <w:r>
+        <w:t>&lt;/</w:t>
+      </w:r>
+      <w:r>
+        <w:rPr>
+          <w:rStyle w:val="end-tag"/>
+          <w:rFonts w:eastAsiaTheme="majorEastAsia"/>
+        </w:rPr>
+        <w:t>h1</w:t>
+      </w:r>
+      <w:r>
+        <w:t>&gt;</w:t>
+      </w:r>
+    </w:p>
+    <w:p>
+      <w:pPr>
+        <w:pStyle w:val="Listing"/>
+      </w:pPr>
+      <w:r>
+        <w:t>&lt;</w:t>
+      </w:r>
+      <w:proofErr w:type="gramStart"/>
+      <w:r>
+        <w:rPr>
+          <w:rStyle w:val="start-tag"/>
+        </w:rPr>
+        <w:t>div</w:t>
+      </w:r>
+      <w:proofErr w:type="gramEnd"/>
+      <w:r>
+        <w:t xml:space="preserve"> </w:t>
+      </w:r>
+      <w:r>
+        <w:rPr>
+          <w:rStyle w:val="attribute-name"/>
+        </w:rPr>
+        <w:t>class</w:t>
+      </w:r>
+      <w:r>
+        <w:t>="action-buttons not-</w:t>
+      </w:r>
+      <w:proofErr w:type="spellStart"/>
+      <w:r>
+        <w:t>printable</w:t>
+      </w:r>
+      <w:proofErr w:type="spellEnd"/>
+      <w:r>
+        <w:t>"&gt;</w:t>
+      </w:r>
+    </w:p>
+    <w:p>
+      <w:pPr>
+        <w:pStyle w:val="Listing"/>
+      </w:pPr>
+    </w:p>
+    <w:p>
+      <w:pPr>
+        <w:pStyle w:val="Listing"/>
+      </w:pPr>
+      <w:r>
+        <w:t>&lt;/</w:t>
+      </w:r>
+      <w:r>
+        <w:rPr>
+          <w:rStyle w:val="end-tag"/>
+          <w:rFonts w:eastAsiaTheme="majorEastAsia"/>
+        </w:rPr>
+        <w:t>div</w:t>
+      </w:r>
+      <w:r>
+        <w:t>&gt;</w:t>
+      </w:r>
+    </w:p>
+    <w:p>
+      <w:pPr>
+        <w:pStyle w:val="Listing"/>
+      </w:pPr>
+      <w:r>
+        <w:t>&lt;/</w:t>
+      </w:r>
+      <w:r>
+        <w:rPr>
+          <w:rStyle w:val="end-tag"/>
+          <w:rFonts w:eastAsiaTheme="majorEastAsia"/>
+        </w:rPr>
+        <w:t>div</w:t>
+      </w:r>
+      <w:r>
+        <w:t>&gt;</w:t>
+      </w:r>
+    </w:p>
+    <w:p>
+      <w:pPr>
+        <w:pStyle w:val="Listing"/>
+      </w:pPr>
+      <w:r>
+        <w:t>&lt;/</w:t>
+      </w:r>
+      <w:r>
+        <w:rPr>
+          <w:rStyle w:val="end-tag"/>
+          <w:rFonts w:eastAsiaTheme="majorEastAsia"/>
+        </w:rPr>
+        <w:t>div</w:t>
+      </w:r>
+      <w:r>
+        <w:t>&gt;</w:t>
+      </w:r>
+    </w:p>
+    <w:p>
+      <w:pPr>
+        <w:pStyle w:val="Listing"/>
+      </w:pPr>
+      <w:r>
+        <w:t>&lt;</w:t>
+      </w:r>
+      <w:proofErr w:type="spellStart"/>
+      <w:proofErr w:type="gramStart"/>
+      <w:r>
+        <w:rPr>
+          <w:rStyle w:val="start-tag"/>
+        </w:rPr>
+        <w:t>ul</w:t>
+      </w:r>
+      <w:proofErr w:type="spellEnd"/>
+      <w:proofErr w:type="gramEnd"/>
+      <w:r>
+        <w:t>&gt;</w:t>
+      </w:r>
+    </w:p>
+    <w:p>
+      <w:pPr>
+        <w:pStyle w:val="Listing"/>
+      </w:pPr>
+      <w:r>
+        <w:t>&lt;</w:t>
+      </w:r>
+      <w:proofErr w:type="gramStart"/>
+      <w:r>
+        <w:rPr>
+          <w:rStyle w:val="start-tag"/>
+        </w:rPr>
+        <w:t>li</w:t>
+      </w:r>
+      <w:proofErr w:type="gramEnd"/>
+      <w:r>
+        <w:t>&gt;Né vers</w:t>
+      </w:r>
+      <w:r>
+        <w:rPr>
+          <w:rStyle w:val="entity"/>
+          <w:rFonts w:eastAsiaTheme="majorEastAsia"/>
+        </w:rPr>
         <w:t>&amp;nbsp;</w:t>
       </w:r>
+      <w:r>
+        <w:t>1704&lt;/</w:t>
+      </w:r>
+      <w:r>
+        <w:rPr>
+          <w:rStyle w:val="end-tag"/>
+          <w:rFonts w:eastAsiaTheme="majorEastAsia"/>
+        </w:rPr>
+        <w:t>li</w:t>
+      </w:r>
+      <w:r>
+        <w:t>&gt;</w:t>
+      </w:r>
     </w:p>
     <w:p>
       <w:pPr>
@@ -3147,42 +4935,66 @@
       <w:r>
         <w:t>&lt;</w:t>
       </w:r>
+      <w:proofErr w:type="gramStart"/>
       <w:r>
         <w:rPr>
           <w:rStyle w:val="start-tag"/>
         </w:rPr>
-        <w:t>a</w:t>
-      </w:r>
-      <w:r>
-        <w:t xml:space="preserve"> </w:t>
-      </w:r>
-      <w:r>
-        <w:rPr>
-          <w:rStyle w:val="attribute-name"/>
-        </w:rPr>
-        <w:t>href</w:t>
-      </w:r>
-      <w:r>
-        <w:t>="</w:t>
-      </w:r>
-      <w:hyperlink r:id="rId32" w:history="1">
-        <w:r>
-          <w:rPr>
-            <w:rStyle w:val="Lienhypertexte"/>
-            <w:rFonts w:eastAsiaTheme="majorEastAsia"/>
-          </w:rPr>
-          <w:t>fbiet?lang=fr&amp;iz=6951&amp;m=P&amp;v=didier</w:t>
-        </w:r>
-      </w:hyperlink>
-      <w:r>
-        <w:t>"&gt;Didier&lt;/</w:t>
+        <w:t>li</w:t>
+      </w:r>
+      <w:proofErr w:type="gramEnd"/>
+      <w:r>
+        <w:t>&gt;Décédé le</w:t>
+      </w:r>
+      <w:r>
+        <w:rPr>
+          <w:rStyle w:val="entity"/>
+          <w:rFonts w:eastAsiaTheme="majorEastAsia"/>
+        </w:rPr>
+        <w:t>&amp;nbsp;</w:t>
+      </w:r>
+      <w:r>
+        <w:t>9</w:t>
+      </w:r>
+      <w:r>
+        <w:rPr>
+          <w:rStyle w:val="entity"/>
+          <w:rFonts w:eastAsiaTheme="majorEastAsia"/>
+        </w:rPr>
+        <w:t>&amp;nbsp;</w:t>
+      </w:r>
+      <w:r>
+        <w:t>décembre</w:t>
+      </w:r>
+      <w:r>
+        <w:rPr>
+          <w:rStyle w:val="entity"/>
+          <w:rFonts w:eastAsiaTheme="majorEastAsia"/>
+        </w:rPr>
+        <w:t>&amp;nbsp;</w:t>
+      </w:r>
+      <w:r>
+        <w:t>1792 - Thoirette Coisia, 39240, Jura, Franche-Comté, FRANCE,</w:t>
+      </w:r>
+    </w:p>
+    <w:p>
+      <w:pPr>
+        <w:pStyle w:val="Listing"/>
+      </w:pPr>
+      <w:proofErr w:type="gramStart"/>
+      <w:r>
+        <w:t>à</w:t>
+      </w:r>
+      <w:proofErr w:type="gramEnd"/>
+      <w:r>
+        <w:t xml:space="preserve"> l'âge d'environ 88 ans&lt;/</w:t>
       </w:r>
       <w:r>
         <w:rPr>
           <w:rStyle w:val="end-tag"/>
           <w:rFonts w:eastAsiaTheme="majorEastAsia"/>
         </w:rPr>
-        <w:t>a</w:t>
+        <w:t>li</w:t>
       </w:r>
       <w:r>
         <w:t>&gt;</w:t>
@@ -3195,42 +5007,23 @@
       <w:r>
         <w:t>&lt;</w:t>
       </w:r>
+      <w:proofErr w:type="gramStart"/>
       <w:r>
         <w:rPr>
           <w:rStyle w:val="start-tag"/>
         </w:rPr>
-        <w:t>a</w:t>
-      </w:r>
-      <w:r>
-        <w:t xml:space="preserve"> </w:t>
-      </w:r>
-      <w:r>
-        <w:rPr>
-          <w:rStyle w:val="attribute-name"/>
-        </w:rPr>
-        <w:t>href</w:t>
-      </w:r>
-      <w:r>
-        <w:t>="</w:t>
-      </w:r>
-      <w:hyperlink r:id="rId33" w:history="1">
-        <w:r>
-          <w:rPr>
-            <w:rStyle w:val="Lienhypertexte"/>
-            <w:rFonts w:eastAsiaTheme="majorEastAsia"/>
-          </w:rPr>
-          <w:t>fbiet?lang=fr&amp;iz=6951&amp;m=N&amp;v=rochet</w:t>
-        </w:r>
-      </w:hyperlink>
-      <w:r>
-        <w:t>"&gt;ROCHET&lt;/</w:t>
+        <w:t>li</w:t>
+      </w:r>
+      <w:proofErr w:type="gramEnd"/>
+      <w:r>
+        <w:t>&gt;Laboureur(02 et 12/1792)&lt;/</w:t>
       </w:r>
       <w:r>
         <w:rPr>
           <w:rStyle w:val="end-tag"/>
           <w:rFonts w:eastAsiaTheme="majorEastAsia"/>
         </w:rPr>
-        <w:t>a</w:t>
+        <w:t>li</w:t>
       </w:r>
       <w:r>
         <w:t>&gt;</w:t>
@@ -3243,270 +5036,31 @@
       <w:r>
         <w:t>&lt;/</w:t>
       </w:r>
+      <w:proofErr w:type="spellStart"/>
       <w:r>
         <w:rPr>
           <w:rStyle w:val="end-tag"/>
           <w:rFonts w:eastAsiaTheme="majorEastAsia"/>
         </w:rPr>
-        <w:t>h1</w:t>
-      </w:r>
+        <w:t>ul</w:t>
+      </w:r>
+      <w:proofErr w:type="spellEnd"/>
       <w:r>
         <w:t>&gt;</w:t>
       </w:r>
     </w:p>
-    <w:p>
-      <w:pPr>
-        <w:pStyle w:val="Listing"/>
-      </w:pPr>
-      <w:r>
-        <w:t>&lt;</w:t>
-      </w:r>
-      <w:r>
-        <w:rPr>
-          <w:rStyle w:val="start-tag"/>
-        </w:rPr>
-        <w:t>div</w:t>
-      </w:r>
-      <w:r>
-        <w:t xml:space="preserve"> </w:t>
-      </w:r>
-      <w:r>
-        <w:rPr>
-          <w:rStyle w:val="attribute-name"/>
-        </w:rPr>
-        <w:t>class</w:t>
-      </w:r>
-      <w:r>
-        <w:t>="action-buttons not-printable"&gt;</w:t>
-      </w:r>
-    </w:p>
-    <w:p>
-      <w:pPr>
-        <w:pStyle w:val="Listing"/>
-      </w:pPr>
-    </w:p>
-    <w:p>
-      <w:pPr>
-        <w:pStyle w:val="Listing"/>
-      </w:pPr>
-      <w:r>
-        <w:t>&lt;/</w:t>
-      </w:r>
-      <w:r>
-        <w:rPr>
-          <w:rStyle w:val="end-tag"/>
-          <w:rFonts w:eastAsiaTheme="majorEastAsia"/>
-        </w:rPr>
-        <w:t>div</w:t>
-      </w:r>
-      <w:r>
-        <w:t>&gt;</w:t>
-      </w:r>
-    </w:p>
-    <w:p>
-      <w:pPr>
-        <w:pStyle w:val="Listing"/>
-      </w:pPr>
-      <w:r>
-        <w:t>&lt;/</w:t>
-      </w:r>
-      <w:r>
-        <w:rPr>
-          <w:rStyle w:val="end-tag"/>
-          <w:rFonts w:eastAsiaTheme="majorEastAsia"/>
-        </w:rPr>
-        <w:t>div</w:t>
-      </w:r>
-      <w:r>
-        <w:t>&gt;</w:t>
-      </w:r>
-    </w:p>
-    <w:p>
-      <w:pPr>
-        <w:pStyle w:val="Listing"/>
-      </w:pPr>
-      <w:r>
-        <w:t>&lt;/</w:t>
-      </w:r>
-      <w:r>
-        <w:rPr>
-          <w:rStyle w:val="end-tag"/>
-          <w:rFonts w:eastAsiaTheme="majorEastAsia"/>
-        </w:rPr>
-        <w:t>div</w:t>
-      </w:r>
-      <w:r>
-        <w:t>&gt;</w:t>
-      </w:r>
-    </w:p>
-    <w:p>
-      <w:pPr>
-        <w:pStyle w:val="Listing"/>
-      </w:pPr>
-      <w:r>
-        <w:t>&lt;</w:t>
-      </w:r>
-      <w:r>
-        <w:rPr>
-          <w:rStyle w:val="start-tag"/>
-        </w:rPr>
-        <w:t>ul</w:t>
-      </w:r>
-      <w:r>
-        <w:t>&gt;</w:t>
-      </w:r>
-    </w:p>
-    <w:p>
-      <w:pPr>
-        <w:pStyle w:val="Listing"/>
-      </w:pPr>
-      <w:r>
-        <w:t>&lt;</w:t>
-      </w:r>
-      <w:r>
-        <w:rPr>
-          <w:rStyle w:val="start-tag"/>
-        </w:rPr>
-        <w:t>li</w:t>
-      </w:r>
-      <w:r>
-        <w:t>&gt;Né vers</w:t>
-      </w:r>
-      <w:r>
-        <w:rPr>
-          <w:rStyle w:val="entity"/>
-          <w:rFonts w:eastAsiaTheme="majorEastAsia"/>
-        </w:rPr>
-        <w:t>&amp;nbsp;</w:t>
-      </w:r>
-      <w:r>
-        <w:t>1704&lt;/</w:t>
-      </w:r>
-      <w:r>
-        <w:rPr>
-          <w:rStyle w:val="end-tag"/>
-          <w:rFonts w:eastAsiaTheme="majorEastAsia"/>
-        </w:rPr>
-        <w:t>li</w:t>
-      </w:r>
-      <w:r>
-        <w:t>&gt;</w:t>
-      </w:r>
-    </w:p>
-    <w:p>
-      <w:pPr>
-        <w:pStyle w:val="Listing"/>
-      </w:pPr>
-      <w:r>
-        <w:t>&lt;</w:t>
-      </w:r>
-      <w:r>
-        <w:rPr>
-          <w:rStyle w:val="start-tag"/>
-        </w:rPr>
-        <w:t>li</w:t>
-      </w:r>
-      <w:r>
-        <w:t>&gt;Décédé le</w:t>
-      </w:r>
-      <w:r>
-        <w:rPr>
-          <w:rStyle w:val="entity"/>
-          <w:rFonts w:eastAsiaTheme="majorEastAsia"/>
-        </w:rPr>
-        <w:t>&amp;nbsp;</w:t>
-      </w:r>
-      <w:r>
-        <w:t>9</w:t>
-      </w:r>
-      <w:r>
-        <w:rPr>
-          <w:rStyle w:val="entity"/>
-          <w:rFonts w:eastAsiaTheme="majorEastAsia"/>
-        </w:rPr>
-        <w:t>&amp;nbsp;</w:t>
-      </w:r>
-      <w:r>
-        <w:t>décembre</w:t>
-      </w:r>
-      <w:r>
-        <w:rPr>
-          <w:rStyle w:val="entity"/>
-          <w:rFonts w:eastAsiaTheme="majorEastAsia"/>
-        </w:rPr>
-        <w:t>&amp;nbsp;</w:t>
-      </w:r>
-      <w:r>
-        <w:t>1792 - Thoirette Coisia, 39240, Jura, Franche-Comté, FRANCE,</w:t>
-      </w:r>
-    </w:p>
-    <w:p>
-      <w:pPr>
-        <w:pStyle w:val="Listing"/>
-      </w:pPr>
-      <w:r>
-        <w:t>à l'âge d'environ 88 ans&lt;/</w:t>
-      </w:r>
-      <w:r>
-        <w:rPr>
-          <w:rStyle w:val="end-tag"/>
-          <w:rFonts w:eastAsiaTheme="majorEastAsia"/>
-        </w:rPr>
-        <w:t>li</w:t>
-      </w:r>
-      <w:r>
-        <w:t>&gt;</w:t>
-      </w:r>
-    </w:p>
-    <w:p>
-      <w:pPr>
-        <w:pStyle w:val="Listing"/>
-      </w:pPr>
-      <w:r>
-        <w:t>&lt;</w:t>
-      </w:r>
-      <w:r>
-        <w:rPr>
-          <w:rStyle w:val="start-tag"/>
-        </w:rPr>
-        <w:t>li</w:t>
-      </w:r>
-      <w:r>
-        <w:t>&gt;Laboureur(02 et 12/1792)&lt;/</w:t>
-      </w:r>
-      <w:r>
-        <w:rPr>
-          <w:rStyle w:val="end-tag"/>
-          <w:rFonts w:eastAsiaTheme="majorEastAsia"/>
-        </w:rPr>
-        <w:t>li</w:t>
-      </w:r>
-      <w:r>
-        <w:t>&gt;</w:t>
-      </w:r>
-    </w:p>
-    <w:p>
-      <w:pPr>
-        <w:pStyle w:val="Listing"/>
-      </w:pPr>
-      <w:r>
-        <w:t>&lt;/</w:t>
-      </w:r>
-      <w:r>
-        <w:rPr>
-          <w:rStyle w:val="end-tag"/>
-          <w:rFonts w:eastAsiaTheme="majorEastAsia"/>
-        </w:rPr>
-        <w:t>ul</w:t>
-      </w:r>
-      <w:r>
-        <w:t>&gt;</w:t>
-      </w:r>
-    </w:p>
     <w:p/>
     <w:p>
       <w:r>
-        <w:t>Dans Geneanet : 1 seule note sur titre :</w:t>
+        <w:t xml:space="preserve">Dans </w:t>
+      </w:r>
+      <w:proofErr w:type="spellStart"/>
+      <w:r>
+        <w:t>Geneanet</w:t>
+      </w:r>
+      <w:proofErr w:type="spellEnd"/>
+      <w:r>
+        <w:t> : 1 seule note sur titre :</w:t>
       </w:r>
     </w:p>
     <w:p>
@@ -3530,7 +5084,7 @@
                     <pic:cNvPicPr/>
                   </pic:nvPicPr>
                   <pic:blipFill>
-                    <a:blip r:embed="rId34"/>
+                    <a:blip r:embed="rId32"/>
                     <a:stretch>
                       <a:fillRect/>
                     </a:stretch>
@@ -3558,7 +5112,7 @@
       </w:r>
     </w:p>
     <w:p>
-      <w:hyperlink r:id="rId35" w:history="1">
+      <w:hyperlink r:id="rId33" w:history="1">
         <w:r>
           <w:rPr>
             <w:rStyle w:val="Lienhypertexte"/>
@@ -3589,7 +5143,7 @@
                     <pic:cNvPicPr/>
                   </pic:nvPicPr>
                   <pic:blipFill>
-                    <a:blip r:embed="rId36"/>
+                    <a:blip r:embed="rId34"/>
                     <a:stretch>
                       <a:fillRect/>
                     </a:stretch>
@@ -3616,7 +5170,7 @@
       </w:r>
     </w:p>
     <w:p>
-      <w:hyperlink r:id="rId37" w:history="1">
+      <w:hyperlink r:id="rId35" w:history="1">
         <w:r>
           <w:rPr>
             <w:rStyle w:val="Lienhypertexte"/>
@@ -3646,7 +5200,7 @@
                     <pic:cNvPicPr/>
                   </pic:nvPicPr>
                   <pic:blipFill>
-                    <a:blip r:embed="rId38"/>
+                    <a:blip r:embed="rId36"/>
                     <a:stretch>
                       <a:fillRect/>
                     </a:stretch>
@@ -3728,6 +5282,8 @@
       <w:r>
         <w:t>&lt;</w:t>
       </w:r>
+      <w:proofErr w:type="spellStart"/>
+      <w:proofErr w:type="gramStart"/>
       <w:r>
         <w:rPr>
           <w:rStyle w:val="start-tag"/>
@@ -3735,12 +5291,15 @@
         </w:rPr>
         <w:t>em</w:t>
       </w:r>
+      <w:proofErr w:type="spellEnd"/>
+      <w:proofErr w:type="gramEnd"/>
       <w:r>
         <w:rPr>
           <w:highlight w:val="yellow"/>
         </w:rPr>
         <w:t>&gt;(Marie, Paule DURAND)&lt;/</w:t>
       </w:r>
+      <w:proofErr w:type="spellStart"/>
       <w:r>
         <w:rPr>
           <w:rStyle w:val="end-tag"/>
@@ -3749,6 +5308,7 @@
         </w:rPr>
         <w:t>em</w:t>
       </w:r>
+      <w:proofErr w:type="spellEnd"/>
       <w:r>
         <w:rPr>
           <w:highlight w:val="yellow"/>
@@ -3763,21 +5323,27 @@
       <w:r>
         <w:t>&lt;</w:t>
       </w:r>
+      <w:proofErr w:type="spellStart"/>
+      <w:proofErr w:type="gramStart"/>
       <w:r>
         <w:rPr>
           <w:rStyle w:val="start-tag"/>
         </w:rPr>
         <w:t>br</w:t>
       </w:r>
+      <w:proofErr w:type="spellEnd"/>
+      <w:proofErr w:type="gramEnd"/>
       <w:r>
         <w:t>&gt;&lt;</w:t>
       </w:r>
+      <w:proofErr w:type="spellStart"/>
       <w:r>
         <w:rPr>
           <w:rStyle w:val="start-tag"/>
         </w:rPr>
         <w:t>br</w:t>
       </w:r>
+      <w:proofErr w:type="spellEnd"/>
       <w:r>
         <w:t xml:space="preserve"> </w:t>
       </w:r>
@@ -3788,14 +5354,24 @@
         <w:t>class</w:t>
       </w:r>
       <w:r>
-        <w:t>="separateur"&gt;&lt;</w:t>
-      </w:r>
+        <w:t>="</w:t>
+      </w:r>
+      <w:proofErr w:type="spellStart"/>
+      <w:r>
+        <w:t>separateur</w:t>
+      </w:r>
+      <w:proofErr w:type="spellEnd"/>
+      <w:r>
+        <w:t>"&gt;&lt;</w:t>
+      </w:r>
+      <w:proofErr w:type="spellStart"/>
       <w:r>
         <w:rPr>
           <w:rStyle w:val="start-tag"/>
         </w:rPr>
         <w:t>br</w:t>
       </w:r>
+      <w:proofErr w:type="spellEnd"/>
       <w:r>
         <w:t xml:space="preserve"> &gt;</w:t>
       </w:r>
@@ -3807,12 +5383,16 @@
       <w:r>
         <w:t>&lt;</w:t>
       </w:r>
+      <w:proofErr w:type="spellStart"/>
+      <w:proofErr w:type="gramStart"/>
       <w:r>
         <w:rPr>
           <w:rStyle w:val="start-tag"/>
         </w:rPr>
         <w:t>ul</w:t>
       </w:r>
+      <w:proofErr w:type="spellEnd"/>
+      <w:proofErr w:type="gramEnd"/>
       <w:r>
         <w:t>&gt;</w:t>
       </w:r>
@@ -3824,6 +5404,7 @@
       <w:r>
         <w:t>&lt;/</w:t>
       </w:r>
+      <w:proofErr w:type="spellStart"/>
       <w:r>
         <w:rPr>
           <w:rStyle w:val="end-tag"/>
@@ -3831,6 +5412,7 @@
         </w:rPr>
         <w:t>ul</w:t>
       </w:r>
+      <w:proofErr w:type="spellEnd"/>
       <w:r>
         <w:t>&gt;</w:t>
       </w:r>
@@ -3843,12 +5425,24 @@
       </w:r>
     </w:p>
     <w:p>
-      <w:hyperlink r:id="rId39" w:history="1">
+      <w:hyperlink r:id="rId37" w:history="1">
         <w:r>
           <w:rPr>
             <w:rStyle w:val="Lienhypertexte"/>
           </w:rPr>
-          <w:t>https://gw.geneanet.org/nraibaut2_w?lang=fr&amp;p=pierre&amp;n=dupont&amp;type=fiche</w:t>
+          <w:t>https://gw.geneanet.org/nraibaut2_w?lang=fr&amp;p=p</w:t>
+        </w:r>
+        <w:r>
+          <w:rPr>
+            <w:rStyle w:val="Lienhypertexte"/>
+          </w:rPr>
+          <w:t>i</w:t>
+        </w:r>
+        <w:r>
+          <w:rPr>
+            <w:rStyle w:val="Lienhypertexte"/>
+          </w:rPr>
+          <w:t>erre&amp;n=dupont&amp;type=fiche</w:t>
         </w:r>
       </w:hyperlink>
     </w:p>
@@ -3873,7 +5467,7 @@
                     <pic:cNvPicPr/>
                   </pic:nvPicPr>
                   <pic:blipFill>
-                    <a:blip r:embed="rId40"/>
+                    <a:blip r:embed="rId38"/>
                     <a:stretch>
                       <a:fillRect/>
                     </a:stretch>
@@ -3896,12 +5490,18 @@
     </w:p>
     <w:p/>
     <w:p>
+      <w:bookmarkStart w:id="0" w:name="_Hlk143029750"/>
       <w:r>
         <w:t>Notes</w:t>
       </w:r>
     </w:p>
     <w:p>
-      <w:hyperlink r:id="rId41" w:history="1">
+      <w:pPr>
+        <w:rPr>
+          <w:rStyle w:val="Lienhypertexte"/>
+        </w:rPr>
+      </w:pPr>
+      <w:hyperlink r:id="rId39" w:history="1">
         <w:r>
           <w:rPr>
             <w:rStyle w:val="Lienhypertexte"/>
@@ -3910,6 +5510,17 @@
         </w:r>
       </w:hyperlink>
     </w:p>
+    <w:p>
+      <w:hyperlink r:id="rId40" w:history="1">
+        <w:r>
+          <w:rPr>
+            <w:rStyle w:val="Lienhypertexte"/>
+          </w:rPr>
+          <w:t>https://gw.geneanet.org/nraibaut2?lang=fr&amp;p=pierre&amp;n=dupont</w:t>
+        </w:r>
+      </w:hyperlink>
+    </w:p>
+    <w:p/>
     <w:p>
       <w:r>
         <w:rPr>
@@ -3932,7 +5543,7 @@
                     <pic:cNvPicPr/>
                   </pic:nvPicPr>
                   <pic:blipFill>
-                    <a:blip r:embed="rId42"/>
+                    <a:blip r:embed="rId41"/>
                     <a:stretch>
                       <a:fillRect/>
                     </a:stretch>
@@ -3957,40 +5568,141 @@
       <w:pPr>
         <w:pStyle w:val="Listing"/>
       </w:pPr>
-      <w:r>
-        <w:t>&lt;!-- notes --&gt;</w:t>
-      </w:r>
-    </w:p>
-    <w:p>
-      <w:pPr>
-        <w:pStyle w:val="Listing"/>
-      </w:pPr>
-      <w:r>
-        <w:t>&lt;a name="notes"&gt;&lt;/a&gt;</w:t>
-      </w:r>
-    </w:p>
-    <w:p>
-      <w:pPr>
-        <w:pStyle w:val="Listing"/>
-      </w:pPr>
-      <w:r>
-        <w:t>&lt;h2&gt;&lt;span class="htitle"&gt;&amp;nbsp;&lt;/span&gt;&lt;span&gt;Notes&lt;/span&gt;&lt;/h2&gt;</w:t>
-      </w:r>
-    </w:p>
-    <w:p>
-      <w:pPr>
-        <w:pStyle w:val="Listing"/>
-      </w:pPr>
-      <w:r>
-        <w:t>&lt;h3 class="note_type"&gt;Naissance&lt;/h3&gt; &lt;p&gt;</w:t>
-      </w:r>
-    </w:p>
-    <w:p>
-      <w:pPr>
-        <w:pStyle w:val="Listing"/>
-      </w:pPr>
-      <w:r>
-        <w:t>Note1 sur la naissance&lt;br&gt;</w:t>
+      <w:proofErr w:type="gramStart"/>
+      <w:r>
+        <w:t>&lt;!--</w:t>
+      </w:r>
+      <w:proofErr w:type="gramEnd"/>
+      <w:r>
+        <w:t xml:space="preserve"> notes --&gt;</w:t>
+      </w:r>
+    </w:p>
+    <w:p>
+      <w:pPr>
+        <w:pStyle w:val="Listing"/>
+      </w:pPr>
+      <w:r>
+        <w:t>&lt;</w:t>
+      </w:r>
+      <w:proofErr w:type="gramStart"/>
+      <w:r>
+        <w:t>a</w:t>
+      </w:r>
+      <w:proofErr w:type="gramEnd"/>
+      <w:r>
+        <w:t xml:space="preserve"> </w:t>
+      </w:r>
+      <w:proofErr w:type="spellStart"/>
+      <w:r>
+        <w:t>name</w:t>
+      </w:r>
+      <w:proofErr w:type="spellEnd"/>
+      <w:r>
+        <w:t>="notes"&gt;&lt;/a&gt;</w:t>
+      </w:r>
+    </w:p>
+    <w:p>
+      <w:pPr>
+        <w:pStyle w:val="Listing"/>
+      </w:pPr>
+      <w:r>
+        <w:t>&lt;</w:t>
+      </w:r>
+      <w:proofErr w:type="gramStart"/>
+      <w:r>
+        <w:t>h</w:t>
+      </w:r>
+      <w:proofErr w:type="gramEnd"/>
+      <w:r>
+        <w:t>2&gt;&lt;</w:t>
+      </w:r>
+      <w:proofErr w:type="spellStart"/>
+      <w:r>
+        <w:t>span</w:t>
+      </w:r>
+      <w:proofErr w:type="spellEnd"/>
+      <w:r>
+        <w:t xml:space="preserve"> class="</w:t>
+      </w:r>
+      <w:proofErr w:type="spellStart"/>
+      <w:r>
+        <w:t>htitle</w:t>
+      </w:r>
+      <w:proofErr w:type="spellEnd"/>
+      <w:r>
+        <w:t>"&gt;&amp;</w:t>
+      </w:r>
+      <w:proofErr w:type="spellStart"/>
+      <w:r>
+        <w:t>nbsp</w:t>
+      </w:r>
+      <w:proofErr w:type="spellEnd"/>
+      <w:r>
+        <w:t>;&lt;/</w:t>
+      </w:r>
+      <w:proofErr w:type="spellStart"/>
+      <w:r>
+        <w:t>span</w:t>
+      </w:r>
+      <w:proofErr w:type="spellEnd"/>
+      <w:r>
+        <w:t>&gt;&lt;</w:t>
+      </w:r>
+      <w:proofErr w:type="spellStart"/>
+      <w:r>
+        <w:t>span</w:t>
+      </w:r>
+      <w:proofErr w:type="spellEnd"/>
+      <w:r>
+        <w:t>&gt;Notes&lt;/</w:t>
+      </w:r>
+      <w:proofErr w:type="spellStart"/>
+      <w:r>
+        <w:t>span</w:t>
+      </w:r>
+      <w:proofErr w:type="spellEnd"/>
+      <w:r>
+        <w:t>&gt;&lt;/h2&gt;</w:t>
+      </w:r>
+    </w:p>
+    <w:p>
+      <w:pPr>
+        <w:pStyle w:val="Listing"/>
+      </w:pPr>
+      <w:r>
+        <w:t>&lt;</w:t>
+      </w:r>
+      <w:proofErr w:type="gramStart"/>
+      <w:r>
+        <w:t>h</w:t>
+      </w:r>
+      <w:proofErr w:type="gramEnd"/>
+      <w:r>
+        <w:t>3 class="</w:t>
+      </w:r>
+      <w:proofErr w:type="spellStart"/>
+      <w:r>
+        <w:t>note_type</w:t>
+      </w:r>
+      <w:proofErr w:type="spellEnd"/>
+      <w:r>
+        <w:t>"&gt;Naissance&lt;/h3&gt; &lt;p&gt;</w:t>
+      </w:r>
+    </w:p>
+    <w:p>
+      <w:pPr>
+        <w:pStyle w:val="Listing"/>
+      </w:pPr>
+      <w:r>
+        <w:t>Note1 sur la naissance&lt;</w:t>
+      </w:r>
+      <w:proofErr w:type="spellStart"/>
+      <w:r>
+        <w:t>br</w:t>
+      </w:r>
+      <w:proofErr w:type="spellEnd"/>
+      <w:r>
+        <w:t>&gt;</w:t>
       </w:r>
     </w:p>
     <w:p>
@@ -4006,15 +5718,31 @@
         <w:pStyle w:val="Listing"/>
       </w:pPr>
       <w:r>
-        <w:t>&lt;/p&gt;&lt;h3 class="note_type"&gt;Décès&lt;/h3&gt; &lt;p&gt;</w:t>
-      </w:r>
-    </w:p>
-    <w:p>
-      <w:pPr>
-        <w:pStyle w:val="Listing"/>
-      </w:pPr>
-      <w:r>
-        <w:t>Note1 sur le décès&lt;br&gt;</w:t>
+        <w:t>&lt;/p&gt;&lt;h3 class="</w:t>
+      </w:r>
+      <w:proofErr w:type="spellStart"/>
+      <w:r>
+        <w:t>note_type</w:t>
+      </w:r>
+      <w:proofErr w:type="spellEnd"/>
+      <w:r>
+        <w:t>"&gt;Décès&lt;/h3&gt; &lt;p&gt;</w:t>
+      </w:r>
+    </w:p>
+    <w:p>
+      <w:pPr>
+        <w:pStyle w:val="Listing"/>
+      </w:pPr>
+      <w:r>
+        <w:t>Note1 sur le décès&lt;</w:t>
+      </w:r>
+      <w:proofErr w:type="spellStart"/>
+      <w:r>
+        <w:t>br</w:t>
+      </w:r>
+      <w:proofErr w:type="spellEnd"/>
+      <w:r>
+        <w:t>&gt;</w:t>
       </w:r>
     </w:p>
     <w:p>
@@ -4030,31 +5758,121 @@
         <w:pStyle w:val="Listing"/>
       </w:pPr>
       <w:r>
-        <w:t>&lt;/p&gt;&lt;p style="clear:both; margin:0;"&gt;&lt;/p&gt;</w:t>
-      </w:r>
-    </w:p>
-    <w:p>
-      <w:pPr>
-        <w:pStyle w:val="Listing"/>
-      </w:pPr>
-      <w:r>
-        <w:t xml:space="preserve"> &lt;h2&gt;&lt;span class="htitle"&gt;&amp;nbsp;&lt;/span&gt;&lt;span&gt;Notes concernant l'union&lt;/span&gt;&lt;/h2&gt;</w:t>
-      </w:r>
-    </w:p>
-    <w:p>
-      <w:pPr>
-        <w:pStyle w:val="Listing"/>
-      </w:pPr>
-      <w:r>
-        <w:t>&lt;h3 class="note_type"&gt;Union avec Marie Paule DURAND&lt;/h3&gt; &lt;p&gt;</w:t>
-      </w:r>
-    </w:p>
-    <w:p>
-      <w:pPr>
-        <w:pStyle w:val="Listing"/>
-      </w:pPr>
-      <w:r>
-        <w:t>Note1 sur le mariage&lt;br&gt;</w:t>
+        <w:t>&lt;/p&gt;&lt;p style="</w:t>
+      </w:r>
+      <w:proofErr w:type="spellStart"/>
+      <w:proofErr w:type="gramStart"/>
+      <w:r>
+        <w:t>clear:both</w:t>
+      </w:r>
+      <w:proofErr w:type="spellEnd"/>
+      <w:proofErr w:type="gramEnd"/>
+      <w:r>
+        <w:t>; margin:0;"&gt;&lt;/p&gt;</w:t>
+      </w:r>
+    </w:p>
+    <w:p>
+      <w:pPr>
+        <w:pStyle w:val="Listing"/>
+      </w:pPr>
+      <w:r>
+        <w:t xml:space="preserve"> &lt;</w:t>
+      </w:r>
+      <w:proofErr w:type="gramStart"/>
+      <w:r>
+        <w:t>h</w:t>
+      </w:r>
+      <w:proofErr w:type="gramEnd"/>
+      <w:r>
+        <w:t>2&gt;&lt;</w:t>
+      </w:r>
+      <w:proofErr w:type="spellStart"/>
+      <w:r>
+        <w:t>span</w:t>
+      </w:r>
+      <w:proofErr w:type="spellEnd"/>
+      <w:r>
+        <w:t xml:space="preserve"> class="</w:t>
+      </w:r>
+      <w:proofErr w:type="spellStart"/>
+      <w:r>
+        <w:t>htitle</w:t>
+      </w:r>
+      <w:proofErr w:type="spellEnd"/>
+      <w:r>
+        <w:t>"&gt;&amp;</w:t>
+      </w:r>
+      <w:proofErr w:type="spellStart"/>
+      <w:r>
+        <w:t>nbsp</w:t>
+      </w:r>
+      <w:proofErr w:type="spellEnd"/>
+      <w:r>
+        <w:t>;&lt;/</w:t>
+      </w:r>
+      <w:proofErr w:type="spellStart"/>
+      <w:r>
+        <w:t>span</w:t>
+      </w:r>
+      <w:proofErr w:type="spellEnd"/>
+      <w:r>
+        <w:t>&gt;&lt;</w:t>
+      </w:r>
+      <w:proofErr w:type="spellStart"/>
+      <w:r>
+        <w:t>span</w:t>
+      </w:r>
+      <w:proofErr w:type="spellEnd"/>
+      <w:r>
+        <w:t>&gt;Notes concernant l'union&lt;/</w:t>
+      </w:r>
+      <w:proofErr w:type="spellStart"/>
+      <w:r>
+        <w:t>span</w:t>
+      </w:r>
+      <w:proofErr w:type="spellEnd"/>
+      <w:r>
+        <w:t>&gt;&lt;/h2&gt;</w:t>
+      </w:r>
+    </w:p>
+    <w:p>
+      <w:pPr>
+        <w:pStyle w:val="Listing"/>
+      </w:pPr>
+      <w:r>
+        <w:t>&lt;</w:t>
+      </w:r>
+      <w:proofErr w:type="gramStart"/>
+      <w:r>
+        <w:t>h</w:t>
+      </w:r>
+      <w:proofErr w:type="gramEnd"/>
+      <w:r>
+        <w:t>3 class="</w:t>
+      </w:r>
+      <w:proofErr w:type="spellStart"/>
+      <w:r>
+        <w:t>note_type</w:t>
+      </w:r>
+      <w:proofErr w:type="spellEnd"/>
+      <w:r>
+        <w:t>"&gt;Union avec Marie Paule DURAND&lt;/h3&gt; &lt;p&gt;</w:t>
+      </w:r>
+    </w:p>
+    <w:p>
+      <w:pPr>
+        <w:pStyle w:val="Listing"/>
+      </w:pPr>
+      <w:r>
+        <w:t>Note1 sur le mariage&lt;</w:t>
+      </w:r>
+      <w:proofErr w:type="spellStart"/>
+      <w:r>
+        <w:t>br</w:t>
+      </w:r>
+      <w:proofErr w:type="spellEnd"/>
+      <w:r>
+        <w:t>&gt;</w:t>
       </w:r>
     </w:p>
     <w:p>
@@ -4070,104 +5888,43 @@
         <w:pStyle w:val="Listing"/>
       </w:pPr>
       <w:r>
-        <w:t>&lt;/p&gt;&lt;p style="clear:both; margin:0;"&gt;&lt;/p&gt;</w:t>
+        <w:t>&lt;/p&gt;&lt;p style="</w:t>
+      </w:r>
+      <w:proofErr w:type="spellStart"/>
+      <w:proofErr w:type="gramStart"/>
+      <w:r>
+        <w:t>clear:both</w:t>
+      </w:r>
+      <w:proofErr w:type="spellEnd"/>
+      <w:proofErr w:type="gramEnd"/>
+      <w:r>
+        <w:t>; margin:0;"&gt;&lt;/p&gt;</w:t>
       </w:r>
     </w:p>
     <w:p/>
-    <w:p/>
-    <w:p/>
-    <w:p>
-      <w:pPr>
-        <w:rPr>
-          <w:b/>
-        </w:rPr>
-      </w:pPr>
-      <w:r>
-        <w:rPr>
-          <w:b/>
-        </w:rPr>
-        <w:t>Infos sur le mariage/union :</w:t>
-      </w:r>
-    </w:p>
-    <w:p>
-      <w:r>
-        <w:t xml:space="preserve">Plus faciles à récupérer sur la page enfant, § Parents, que sur les pages des parents / conjoints, </w:t>
-      </w:r>
-      <w:r>
-        <w:rPr>
-          <w:color w:val="FF0000"/>
-          <w:u w:val="single"/>
-        </w:rPr>
-        <w:t>sauf pour la source</w:t>
-      </w:r>
-      <w:r>
-        <w:t>, qui n’est présente que sur les pages parents :</w:t>
-      </w:r>
-    </w:p>
-    <w:p>
-      <w:r>
-        <w:t>Exemple :</w:t>
-      </w:r>
-    </w:p>
-    <w:p>
-      <w:pPr>
-        <w:pStyle w:val="Paragraphedeliste"/>
-        <w:numPr>
-          <w:ilvl w:val="0"/>
-          <w:numId w:val="7"/>
-        </w:numPr>
-      </w:pPr>
-      <w:r>
-        <w:t>sur pages parents :</w:t>
-      </w:r>
-    </w:p>
-    <w:p>
-      <w:pPr>
-        <w:pStyle w:val="Paragraphedeliste"/>
-        <w:numPr>
-          <w:ilvl w:val="1"/>
-          <w:numId w:val="7"/>
-        </w:numPr>
-      </w:pPr>
-      <w:r>
-        <w:t>Pierre Joubert est marié à Françoise GUYON</w:t>
-      </w:r>
-    </w:p>
-    <w:p>
-      <w:pPr>
-        <w:pStyle w:val="Paragraphedeliste"/>
-        <w:numPr>
-          <w:ilvl w:val="1"/>
-          <w:numId w:val="7"/>
-        </w:numPr>
-      </w:pPr>
-      <w:r>
-        <w:t xml:space="preserve">sur page Pierre Joubert : </w:t>
-      </w:r>
-      <w:hyperlink r:id="rId43" w:history="1">
+    <w:bookmarkEnd w:id="0"/>
+    <w:p>
+      <w:r>
+        <w:t>Cas notes individuelles : formattées différemment :</w:t>
+      </w:r>
+    </w:p>
+    <w:p>
+      <w:hyperlink r:id="rId42" w:history="1">
         <w:r>
           <w:rPr>
             <w:rStyle w:val="Lienhypertexte"/>
           </w:rPr>
-          <w:t>https://gw.geneanet.org/danielr13?lang=fr&amp;p=pierre&amp;n=joubert</w:t>
+          <w:t>https://gw.geneanet.org/nraibaut2?lang=fr&amp;n=dupont&amp;oc=0&amp;p=gerard&amp;type=fiche</w:t>
         </w:r>
       </w:hyperlink>
-      <w:r>
-        <w:t> :</w:t>
-      </w:r>
-      <w:r>
-        <w:br/>
-      </w:r>
-      <w:r>
-        <w:rPr>
-          <w:noProof/>
-          <w:lang w:eastAsia="fr-FR"/>
-        </w:rPr>
+    </w:p>
+    <w:p>
+      <w:r>
         <w:drawing>
-          <wp:inline distT="0" distB="0" distL="0" distR="0" wp14:anchorId="416B24F6" wp14:editId="4675B5A0">
-            <wp:extent cx="7178467" cy="724121"/>
-            <wp:effectExtent l="0" t="0" r="3810" b="0"/>
-            <wp:docPr id="7" name="Image 7"/>
+          <wp:inline distT="0" distB="0" distL="0" distR="0" wp14:anchorId="58920F49" wp14:editId="43D46DAD">
+            <wp:extent cx="1338324" cy="765959"/>
+            <wp:effectExtent l="0" t="0" r="0" b="0"/>
+            <wp:docPr id="521671655" name="Image 1"/>
             <wp:cNvGraphicFramePr>
               <a:graphicFrameLocks xmlns:a="http://schemas.openxmlformats.org/drawingml/2006/main" noChangeAspect="1"/>
             </wp:cNvGraphicFramePr>
@@ -4175,11 +5932,11 @@
               <a:graphicData uri="http://schemas.openxmlformats.org/drawingml/2006/picture">
                 <pic:pic xmlns:pic="http://schemas.openxmlformats.org/drawingml/2006/picture">
                   <pic:nvPicPr>
-                    <pic:cNvPr id="1" name=""/>
+                    <pic:cNvPr id="521671655" name=""/>
                     <pic:cNvPicPr/>
                   </pic:nvPicPr>
                   <pic:blipFill>
-                    <a:blip r:embed="rId44"/>
+                    <a:blip r:embed="rId43"/>
                     <a:stretch>
                       <a:fillRect/>
                     </a:stretch>
@@ -4187,7 +5944,7 @@
                   <pic:spPr>
                     <a:xfrm>
                       <a:off x="0" y="0"/>
-                      <a:ext cx="7237747" cy="730101"/>
+                      <a:ext cx="1349328" cy="772257"/>
                     </a:xfrm>
                     <a:prstGeom prst="rect">
                       <a:avLst/>
@@ -4199,19 +5956,476 @@
           </wp:inline>
         </w:drawing>
       </w:r>
-      <w:r>
-        <w:br/>
-      </w:r>
-      <w:r>
-        <w:rPr>
-          <w:noProof/>
-          <w:lang w:eastAsia="fr-FR"/>
-        </w:rPr>
+    </w:p>
+    <w:p>
+      <w:pPr>
+        <w:pStyle w:val="Listing"/>
+      </w:pPr>
+      <w:proofErr w:type="gramStart"/>
+      <w:r>
+        <w:rPr>
+          <w:rStyle w:val="comment"/>
+          <w:rFonts w:eastAsiaTheme="majorEastAsia"/>
+        </w:rPr>
+        <w:t>&lt;!--</w:t>
+      </w:r>
+      <w:proofErr w:type="gramEnd"/>
+      <w:r>
+        <w:rPr>
+          <w:rStyle w:val="comment"/>
+          <w:rFonts w:eastAsiaTheme="majorEastAsia"/>
+        </w:rPr>
+        <w:t xml:space="preserve"> notes --&gt;</w:t>
+      </w:r>
+    </w:p>
+    <w:p>
+      <w:pPr>
+        <w:pStyle w:val="Listing"/>
+      </w:pPr>
+      <w:r>
+        <w:t>&lt;</w:t>
+      </w:r>
+      <w:proofErr w:type="gramStart"/>
+      <w:r>
+        <w:rPr>
+          <w:rStyle w:val="start-tag"/>
+        </w:rPr>
+        <w:t>a</w:t>
+      </w:r>
+      <w:proofErr w:type="gramEnd"/>
+      <w:r>
+        <w:t xml:space="preserve"> </w:t>
+      </w:r>
+      <w:proofErr w:type="spellStart"/>
+      <w:r>
+        <w:rPr>
+          <w:rStyle w:val="attribute-name"/>
+        </w:rPr>
+        <w:t>name</w:t>
+      </w:r>
+      <w:proofErr w:type="spellEnd"/>
+      <w:r>
+        <w:t>="notes"&gt;&lt;/</w:t>
+      </w:r>
+      <w:r>
+        <w:rPr>
+          <w:rStyle w:val="end-tag"/>
+          <w:rFonts w:eastAsiaTheme="majorEastAsia"/>
+        </w:rPr>
+        <w:t>a</w:t>
+      </w:r>
+      <w:r>
+        <w:t>&gt;</w:t>
+      </w:r>
+    </w:p>
+    <w:p>
+      <w:pPr>
+        <w:pStyle w:val="Listing"/>
+      </w:pPr>
+      <w:r>
+        <w:t>&lt;</w:t>
+      </w:r>
+      <w:proofErr w:type="gramStart"/>
+      <w:r>
+        <w:rPr>
+          <w:rStyle w:val="start-tag"/>
+        </w:rPr>
+        <w:t>h</w:t>
+      </w:r>
+      <w:proofErr w:type="gramEnd"/>
+      <w:r>
+        <w:rPr>
+          <w:rStyle w:val="start-tag"/>
+        </w:rPr>
+        <w:t>2</w:t>
+      </w:r>
+      <w:r>
+        <w:t>&gt;&lt;</w:t>
+      </w:r>
+      <w:proofErr w:type="spellStart"/>
+      <w:r>
+        <w:rPr>
+          <w:rStyle w:val="start-tag"/>
+        </w:rPr>
+        <w:t>span</w:t>
+      </w:r>
+      <w:proofErr w:type="spellEnd"/>
+      <w:r>
+        <w:t xml:space="preserve"> </w:t>
+      </w:r>
+      <w:r>
+        <w:rPr>
+          <w:rStyle w:val="attribute-name"/>
+        </w:rPr>
+        <w:t>class</w:t>
+      </w:r>
+      <w:r>
+        <w:t>="</w:t>
+      </w:r>
+      <w:proofErr w:type="spellStart"/>
+      <w:r>
+        <w:t>htitle</w:t>
+      </w:r>
+      <w:proofErr w:type="spellEnd"/>
+      <w:r>
+        <w:t>"&gt;</w:t>
+      </w:r>
+      <w:r>
+        <w:rPr>
+          <w:rStyle w:val="entity"/>
+          <w:rFonts w:eastAsiaTheme="majorEastAsia"/>
+        </w:rPr>
+        <w:t>&amp;</w:t>
+      </w:r>
+      <w:proofErr w:type="spellStart"/>
+      <w:r>
+        <w:rPr>
+          <w:rStyle w:val="entity"/>
+          <w:rFonts w:eastAsiaTheme="majorEastAsia"/>
+        </w:rPr>
+        <w:t>nbsp</w:t>
+      </w:r>
+      <w:proofErr w:type="spellEnd"/>
+      <w:r>
+        <w:rPr>
+          <w:rStyle w:val="entity"/>
+          <w:rFonts w:eastAsiaTheme="majorEastAsia"/>
+        </w:rPr>
+        <w:t>;</w:t>
+      </w:r>
+      <w:r>
+        <w:t>&lt;/</w:t>
+      </w:r>
+      <w:proofErr w:type="spellStart"/>
+      <w:r>
+        <w:rPr>
+          <w:rStyle w:val="end-tag"/>
+          <w:rFonts w:eastAsiaTheme="majorEastAsia"/>
+        </w:rPr>
+        <w:t>span</w:t>
+      </w:r>
+      <w:proofErr w:type="spellEnd"/>
+      <w:r>
+        <w:t>&gt;&lt;</w:t>
+      </w:r>
+      <w:proofErr w:type="spellStart"/>
+      <w:r>
+        <w:rPr>
+          <w:rStyle w:val="start-tag"/>
+        </w:rPr>
+        <w:t>span</w:t>
+      </w:r>
+      <w:proofErr w:type="spellEnd"/>
+      <w:r>
+        <w:t>&gt;Notes&lt;/</w:t>
+      </w:r>
+      <w:proofErr w:type="spellStart"/>
+      <w:r>
+        <w:rPr>
+          <w:rStyle w:val="end-tag"/>
+          <w:rFonts w:eastAsiaTheme="majorEastAsia"/>
+        </w:rPr>
+        <w:t>span</w:t>
+      </w:r>
+      <w:proofErr w:type="spellEnd"/>
+      <w:r>
+        <w:t>&gt;&lt;/</w:t>
+      </w:r>
+      <w:r>
+        <w:rPr>
+          <w:rStyle w:val="end-tag"/>
+          <w:rFonts w:eastAsiaTheme="majorEastAsia"/>
+        </w:rPr>
+        <w:t>h2</w:t>
+      </w:r>
+      <w:r>
+        <w:t>&gt;</w:t>
+      </w:r>
+    </w:p>
+    <w:p>
+      <w:pPr>
+        <w:pStyle w:val="Listing"/>
+      </w:pPr>
+      <w:r>
+        <w:t>&lt;</w:t>
+      </w:r>
+      <w:proofErr w:type="gramStart"/>
+      <w:r>
+        <w:rPr>
+          <w:rStyle w:val="start-tag"/>
+        </w:rPr>
+        <w:t>h</w:t>
+      </w:r>
+      <w:proofErr w:type="gramEnd"/>
+      <w:r>
+        <w:rPr>
+          <w:rStyle w:val="start-tag"/>
+        </w:rPr>
+        <w:t>3</w:t>
+      </w:r>
+      <w:r>
+        <w:t xml:space="preserve"> </w:t>
+      </w:r>
+      <w:r>
+        <w:rPr>
+          <w:rStyle w:val="attribute-name"/>
+        </w:rPr>
+        <w:t>class</w:t>
+      </w:r>
+      <w:r>
+        <w:t>="</w:t>
+      </w:r>
+      <w:proofErr w:type="spellStart"/>
+      <w:r>
+        <w:t>note_type</w:t>
+      </w:r>
+      <w:proofErr w:type="spellEnd"/>
+      <w:r>
+        <w:t>"&gt;</w:t>
+      </w:r>
+      <w:r>
+        <w:rPr>
+          <w:highlight w:val="yellow"/>
+        </w:rPr>
+        <w:t>Notes individuelles</w:t>
+      </w:r>
+      <w:r>
+        <w:t>&lt;/</w:t>
+      </w:r>
+      <w:r>
+        <w:rPr>
+          <w:rStyle w:val="end-tag"/>
+          <w:rFonts w:eastAsiaTheme="majorEastAsia"/>
+        </w:rPr>
+        <w:t>h3</w:t>
+      </w:r>
+      <w:r>
+        <w:t>&gt;</w:t>
+      </w:r>
+    </w:p>
+    <w:p>
+      <w:pPr>
+        <w:pStyle w:val="Listing"/>
+      </w:pPr>
+      <w:r>
+        <w:t>&lt;</w:t>
+      </w:r>
+      <w:proofErr w:type="gramStart"/>
+      <w:r>
+        <w:rPr>
+          <w:rStyle w:val="start-tag"/>
+        </w:rPr>
+        <w:t>div</w:t>
+      </w:r>
+      <w:proofErr w:type="gramEnd"/>
+      <w:r>
+        <w:t xml:space="preserve"> </w:t>
+      </w:r>
+      <w:r>
+        <w:rPr>
+          <w:rStyle w:val="attribute-name"/>
+        </w:rPr>
+        <w:t>class</w:t>
+      </w:r>
+      <w:r>
+        <w:t>="fiche-note-</w:t>
+      </w:r>
+      <w:proofErr w:type="spellStart"/>
+      <w:r>
+        <w:t>ind</w:t>
+      </w:r>
+      <w:proofErr w:type="spellEnd"/>
+      <w:r>
+        <w:t>"&gt;</w:t>
+      </w:r>
+    </w:p>
+    <w:p>
+      <w:pPr>
+        <w:pStyle w:val="Listing"/>
+      </w:pPr>
+      <w:r>
+        <w:t>&lt;</w:t>
+      </w:r>
+      <w:proofErr w:type="gramStart"/>
+      <w:r>
+        <w:rPr>
+          <w:rStyle w:val="start-tag"/>
+        </w:rPr>
+        <w:t>p</w:t>
+      </w:r>
+      <w:proofErr w:type="gramEnd"/>
+      <w:r>
+        <w:t>&gt;</w:t>
+      </w:r>
+    </w:p>
+    <w:p>
+      <w:pPr>
+        <w:pStyle w:val="Listing"/>
+      </w:pPr>
+      <w:r>
+        <w:t>Texte1 note général&lt;</w:t>
+      </w:r>
+      <w:proofErr w:type="spellStart"/>
+      <w:r>
+        <w:rPr>
+          <w:rStyle w:val="start-tag"/>
+        </w:rPr>
+        <w:t>br</w:t>
+      </w:r>
+      <w:proofErr w:type="spellEnd"/>
+      <w:r>
+        <w:t>&gt;</w:t>
+      </w:r>
+    </w:p>
+    <w:p>
+      <w:pPr>
+        <w:pStyle w:val="Listing"/>
+      </w:pPr>
+      <w:r>
+        <w:t>Texte2 note général</w:t>
+      </w:r>
+    </w:p>
+    <w:p>
+      <w:pPr>
+        <w:pStyle w:val="Listing"/>
+      </w:pPr>
+      <w:r>
+        <w:t>&lt;/</w:t>
+      </w:r>
+      <w:r>
+        <w:rPr>
+          <w:rStyle w:val="end-tag"/>
+          <w:rFonts w:eastAsiaTheme="majorEastAsia"/>
+        </w:rPr>
+        <w:t>p</w:t>
+      </w:r>
+      <w:r>
+        <w:t>&gt;&lt;/</w:t>
+      </w:r>
+      <w:r>
+        <w:rPr>
+          <w:rStyle w:val="end-tag"/>
+          <w:rFonts w:eastAsiaTheme="majorEastAsia"/>
+        </w:rPr>
+        <w:t>div</w:t>
+      </w:r>
+      <w:r>
+        <w:t>&gt;</w:t>
+      </w:r>
+    </w:p>
+    <w:p>
+      <w:pPr>
+        <w:pStyle w:val="Listing"/>
+      </w:pPr>
+      <w:r>
+        <w:t>&lt;</w:t>
+      </w:r>
+      <w:proofErr w:type="gramStart"/>
+      <w:r>
+        <w:rPr>
+          <w:rStyle w:val="start-tag"/>
+        </w:rPr>
+        <w:t>p</w:t>
+      </w:r>
+      <w:proofErr w:type="gramEnd"/>
+      <w:r>
+        <w:t xml:space="preserve"> </w:t>
+      </w:r>
+      <w:r>
+        <w:rPr>
+          <w:rStyle w:val="attribute-name"/>
+        </w:rPr>
+        <w:t>style</w:t>
+      </w:r>
+      <w:r>
+        <w:t>="</w:t>
+      </w:r>
+      <w:proofErr w:type="spellStart"/>
+      <w:r>
+        <w:t>clear:both</w:t>
+      </w:r>
+      <w:proofErr w:type="spellEnd"/>
+      <w:r>
+        <w:t>; margin:0;"&gt;&lt;/</w:t>
+      </w:r>
+      <w:r>
+        <w:rPr>
+          <w:rStyle w:val="end-tag"/>
+          <w:rFonts w:eastAsiaTheme="majorEastAsia"/>
+        </w:rPr>
+        <w:t>p</w:t>
+      </w:r>
+      <w:r>
+        <w:t>&gt;</w:t>
+      </w:r>
+    </w:p>
+    <w:p>
+      <w:pPr>
+        <w:pStyle w:val="Listing"/>
+      </w:pPr>
+      <w:r>
+        <w:t>&lt;</w:t>
+      </w:r>
+      <w:proofErr w:type="gramStart"/>
+      <w:r>
+        <w:rPr>
+          <w:rStyle w:val="start-tag"/>
+        </w:rPr>
+        <w:t>p</w:t>
+      </w:r>
+      <w:proofErr w:type="gramEnd"/>
+      <w:r>
+        <w:t xml:space="preserve"> </w:t>
+      </w:r>
+      <w:r>
+        <w:rPr>
+          <w:rStyle w:val="attribute-name"/>
+        </w:rPr>
+        <w:t>style</w:t>
+      </w:r>
+      <w:r>
+        <w:t>="</w:t>
+      </w:r>
+      <w:proofErr w:type="spellStart"/>
+      <w:r>
+        <w:t>clear:both</w:t>
+      </w:r>
+      <w:proofErr w:type="spellEnd"/>
+      <w:r>
+        <w:t>; margin:0;"&gt;&lt;/</w:t>
+      </w:r>
+      <w:r>
+        <w:rPr>
+          <w:rStyle w:val="end-tag"/>
+          <w:rFonts w:eastAsiaTheme="majorEastAsia"/>
+        </w:rPr>
+        <w:t>p</w:t>
+      </w:r>
+      <w:r>
+        <w:t>&gt;</w:t>
+      </w:r>
+    </w:p>
+    <w:p/>
+    <w:p>
+      <w:hyperlink r:id="rId44" w:history="1">
+        <w:r>
+          <w:rPr>
+            <w:rStyle w:val="Lienhypertexte"/>
+          </w:rPr>
+          <w:t>https://gw.geneanet.org/nraibaut2?lang=fr&amp;p=jean&amp;n=dates</w:t>
+        </w:r>
+      </w:hyperlink>
+      <w:r>
+        <w:t> :</w:t>
+      </w:r>
+    </w:p>
+    <w:p>
+      <w:r>
         <w:drawing>
-          <wp:inline distT="0" distB="0" distL="0" distR="0" wp14:anchorId="2CC5A72C" wp14:editId="35AB19FA">
-            <wp:extent cx="948804" cy="354131"/>
-            <wp:effectExtent l="0" t="0" r="3810" b="8255"/>
-            <wp:docPr id="8" name="Image 8"/>
+          <wp:inline distT="0" distB="0" distL="0" distR="0" wp14:anchorId="44A014DE" wp14:editId="25708099">
+            <wp:extent cx="1454727" cy="563612"/>
+            <wp:effectExtent l="0" t="0" r="0" b="8255"/>
+            <wp:docPr id="1288197431" name="Image 1"/>
             <wp:cNvGraphicFramePr>
               <a:graphicFrameLocks xmlns:a="http://schemas.openxmlformats.org/drawingml/2006/main" noChangeAspect="1"/>
             </wp:cNvGraphicFramePr>
@@ -4219,7 +6433,7 @@
               <a:graphicData uri="http://schemas.openxmlformats.org/drawingml/2006/picture">
                 <pic:pic xmlns:pic="http://schemas.openxmlformats.org/drawingml/2006/picture">
                   <pic:nvPicPr>
-                    <pic:cNvPr id="1" name=""/>
+                    <pic:cNvPr id="1288197431" name=""/>
                     <pic:cNvPicPr/>
                   </pic:nvPicPr>
                   <pic:blipFill>
@@ -4231,7 +6445,7 @@
                   <pic:spPr>
                     <a:xfrm>
                       <a:off x="0" y="0"/>
-                      <a:ext cx="956350" cy="356947"/>
+                      <a:ext cx="1457927" cy="564852"/>
                     </a:xfrm>
                     <a:prstGeom prst="rect">
                       <a:avLst/>
@@ -4246,6 +6460,460 @@
     </w:p>
     <w:p>
       <w:pPr>
+        <w:pStyle w:val="Listing"/>
+      </w:pPr>
+      <w:proofErr w:type="gramStart"/>
+      <w:r>
+        <w:rPr>
+          <w:rStyle w:val="comment"/>
+          <w:rFonts w:eastAsiaTheme="majorEastAsia"/>
+        </w:rPr>
+        <w:t>&lt;!--</w:t>
+      </w:r>
+      <w:proofErr w:type="gramEnd"/>
+      <w:r>
+        <w:rPr>
+          <w:rStyle w:val="comment"/>
+          <w:rFonts w:eastAsiaTheme="majorEastAsia"/>
+        </w:rPr>
+        <w:t xml:space="preserve"> notes --&gt;</w:t>
+      </w:r>
+    </w:p>
+    <w:p>
+      <w:pPr>
+        <w:pStyle w:val="Listing"/>
+      </w:pPr>
+      <w:r>
+        <w:t>&lt;</w:t>
+      </w:r>
+      <w:proofErr w:type="gramStart"/>
+      <w:r>
+        <w:rPr>
+          <w:rStyle w:val="start-tag"/>
+        </w:rPr>
+        <w:t>a</w:t>
+      </w:r>
+      <w:proofErr w:type="gramEnd"/>
+      <w:r>
+        <w:t xml:space="preserve"> </w:t>
+      </w:r>
+      <w:proofErr w:type="spellStart"/>
+      <w:r>
+        <w:rPr>
+          <w:rStyle w:val="attribute-name"/>
+        </w:rPr>
+        <w:t>name</w:t>
+      </w:r>
+      <w:proofErr w:type="spellEnd"/>
+      <w:r>
+        <w:t>="notes"&gt;&lt;/</w:t>
+      </w:r>
+      <w:r>
+        <w:rPr>
+          <w:rStyle w:val="end-tag"/>
+          <w:rFonts w:eastAsiaTheme="majorEastAsia"/>
+        </w:rPr>
+        <w:t>a</w:t>
+      </w:r>
+      <w:r>
+        <w:t>&gt;</w:t>
+      </w:r>
+    </w:p>
+    <w:p>
+      <w:pPr>
+        <w:pStyle w:val="Listing"/>
+      </w:pPr>
+      <w:r>
+        <w:t>&lt;</w:t>
+      </w:r>
+      <w:proofErr w:type="gramStart"/>
+      <w:r>
+        <w:rPr>
+          <w:rStyle w:val="start-tag"/>
+        </w:rPr>
+        <w:t>h</w:t>
+      </w:r>
+      <w:proofErr w:type="gramEnd"/>
+      <w:r>
+        <w:rPr>
+          <w:rStyle w:val="start-tag"/>
+        </w:rPr>
+        <w:t>2</w:t>
+      </w:r>
+      <w:r>
+        <w:t>&gt;&lt;</w:t>
+      </w:r>
+      <w:proofErr w:type="spellStart"/>
+      <w:r>
+        <w:rPr>
+          <w:rStyle w:val="start-tag"/>
+        </w:rPr>
+        <w:t>span</w:t>
+      </w:r>
+      <w:proofErr w:type="spellEnd"/>
+      <w:r>
+        <w:t xml:space="preserve"> </w:t>
+      </w:r>
+      <w:r>
+        <w:rPr>
+          <w:rStyle w:val="attribute-name"/>
+        </w:rPr>
+        <w:t>class</w:t>
+      </w:r>
+      <w:r>
+        <w:t>="</w:t>
+      </w:r>
+      <w:proofErr w:type="spellStart"/>
+      <w:r>
+        <w:t>htitle</w:t>
+      </w:r>
+      <w:proofErr w:type="spellEnd"/>
+      <w:r>
+        <w:t>"&gt;</w:t>
+      </w:r>
+      <w:r>
+        <w:rPr>
+          <w:rStyle w:val="entity"/>
+          <w:rFonts w:eastAsiaTheme="majorEastAsia"/>
+        </w:rPr>
+        <w:t>&amp;</w:t>
+      </w:r>
+      <w:proofErr w:type="spellStart"/>
+      <w:r>
+        <w:rPr>
+          <w:rStyle w:val="entity"/>
+          <w:rFonts w:eastAsiaTheme="majorEastAsia"/>
+        </w:rPr>
+        <w:t>nbsp</w:t>
+      </w:r>
+      <w:proofErr w:type="spellEnd"/>
+      <w:r>
+        <w:rPr>
+          <w:rStyle w:val="entity"/>
+          <w:rFonts w:eastAsiaTheme="majorEastAsia"/>
+        </w:rPr>
+        <w:t>;</w:t>
+      </w:r>
+      <w:r>
+        <w:t>&lt;/</w:t>
+      </w:r>
+      <w:proofErr w:type="spellStart"/>
+      <w:r>
+        <w:rPr>
+          <w:rStyle w:val="end-tag"/>
+          <w:rFonts w:eastAsiaTheme="majorEastAsia"/>
+        </w:rPr>
+        <w:t>span</w:t>
+      </w:r>
+      <w:proofErr w:type="spellEnd"/>
+      <w:r>
+        <w:t>&gt;&lt;</w:t>
+      </w:r>
+      <w:proofErr w:type="spellStart"/>
+      <w:r>
+        <w:rPr>
+          <w:rStyle w:val="start-tag"/>
+        </w:rPr>
+        <w:t>span</w:t>
+      </w:r>
+      <w:proofErr w:type="spellEnd"/>
+      <w:r>
+        <w:t>&gt;Notes&lt;/</w:t>
+      </w:r>
+      <w:proofErr w:type="spellStart"/>
+      <w:r>
+        <w:rPr>
+          <w:rStyle w:val="end-tag"/>
+          <w:rFonts w:eastAsiaTheme="majorEastAsia"/>
+        </w:rPr>
+        <w:t>span</w:t>
+      </w:r>
+      <w:proofErr w:type="spellEnd"/>
+      <w:r>
+        <w:t>&gt;&lt;/</w:t>
+      </w:r>
+      <w:r>
+        <w:rPr>
+          <w:rStyle w:val="end-tag"/>
+          <w:rFonts w:eastAsiaTheme="majorEastAsia"/>
+        </w:rPr>
+        <w:t>h2</w:t>
+      </w:r>
+      <w:r>
+        <w:t>&gt;</w:t>
+      </w:r>
+    </w:p>
+    <w:p>
+      <w:pPr>
+        <w:pStyle w:val="Listing"/>
+      </w:pPr>
+      <w:r>
+        <w:t>&lt;</w:t>
+      </w:r>
+      <w:proofErr w:type="gramStart"/>
+      <w:r>
+        <w:rPr>
+          <w:rStyle w:val="start-tag"/>
+        </w:rPr>
+        <w:t>h</w:t>
+      </w:r>
+      <w:proofErr w:type="gramEnd"/>
+      <w:r>
+        <w:rPr>
+          <w:rStyle w:val="start-tag"/>
+        </w:rPr>
+        <w:t>3</w:t>
+      </w:r>
+      <w:r>
+        <w:t xml:space="preserve"> </w:t>
+      </w:r>
+      <w:r>
+        <w:rPr>
+          <w:rStyle w:val="attribute-name"/>
+        </w:rPr>
+        <w:t>class</w:t>
+      </w:r>
+      <w:r>
+        <w:t>="</w:t>
+      </w:r>
+      <w:proofErr w:type="spellStart"/>
+      <w:r>
+        <w:t>note_type</w:t>
+      </w:r>
+      <w:proofErr w:type="spellEnd"/>
+      <w:r>
+        <w:t>"&gt;</w:t>
+      </w:r>
+      <w:r>
+        <w:rPr>
+          <w:highlight w:val="yellow"/>
+        </w:rPr>
+        <w:t>Notes individuelles</w:t>
+      </w:r>
+      <w:r>
+        <w:t>&lt;/</w:t>
+      </w:r>
+      <w:r>
+        <w:rPr>
+          <w:rStyle w:val="end-tag"/>
+          <w:rFonts w:eastAsiaTheme="majorEastAsia"/>
+        </w:rPr>
+        <w:t>h3</w:t>
+      </w:r>
+      <w:r>
+        <w:t>&gt;</w:t>
+      </w:r>
+    </w:p>
+    <w:p>
+      <w:pPr>
+        <w:pStyle w:val="Listing"/>
+      </w:pPr>
+      <w:r>
+        <w:t>&lt;</w:t>
+      </w:r>
+      <w:proofErr w:type="gramStart"/>
+      <w:r>
+        <w:rPr>
+          <w:rStyle w:val="start-tag"/>
+        </w:rPr>
+        <w:t>div</w:t>
+      </w:r>
+      <w:proofErr w:type="gramEnd"/>
+      <w:r>
+        <w:t xml:space="preserve"> </w:t>
+      </w:r>
+      <w:r>
+        <w:rPr>
+          <w:rStyle w:val="attribute-name"/>
+        </w:rPr>
+        <w:t>class</w:t>
+      </w:r>
+      <w:r>
+        <w:t>="fiche-note-</w:t>
+      </w:r>
+      <w:proofErr w:type="spellStart"/>
+      <w:r>
+        <w:t>ind</w:t>
+      </w:r>
+      <w:proofErr w:type="spellEnd"/>
+      <w:r>
+        <w:t>"&gt;</w:t>
+      </w:r>
+    </w:p>
+    <w:p>
+      <w:pPr>
+        <w:pStyle w:val="Listing"/>
+      </w:pPr>
+      <w:proofErr w:type="gramStart"/>
+      <w:r>
+        <w:t>Retraite:</w:t>
+      </w:r>
+      <w:proofErr w:type="gramEnd"/>
+      <w:r>
+        <w:t xml:space="preserve"> &lt;/</w:t>
+      </w:r>
+      <w:r>
+        <w:rPr>
+          <w:rStyle w:val="end-tag"/>
+          <w:rFonts w:eastAsiaTheme="majorEastAsia"/>
+        </w:rPr>
+        <w:t>div</w:t>
+      </w:r>
+      <w:r>
+        <w:t>&gt;</w:t>
+      </w:r>
+    </w:p>
+    <w:p>
+      <w:pPr>
+        <w:pStyle w:val="Listing"/>
+      </w:pPr>
+      <w:r>
+        <w:t>&lt;</w:t>
+      </w:r>
+      <w:proofErr w:type="gramStart"/>
+      <w:r>
+        <w:rPr>
+          <w:rStyle w:val="start-tag"/>
+        </w:rPr>
+        <w:t>p</w:t>
+      </w:r>
+      <w:proofErr w:type="gramEnd"/>
+      <w:r>
+        <w:t xml:space="preserve"> </w:t>
+      </w:r>
+      <w:r>
+        <w:rPr>
+          <w:rStyle w:val="attribute-name"/>
+        </w:rPr>
+        <w:t>style</w:t>
+      </w:r>
+      <w:r>
+        <w:t>="</w:t>
+      </w:r>
+      <w:proofErr w:type="spellStart"/>
+      <w:r>
+        <w:t>clear:both</w:t>
+      </w:r>
+      <w:proofErr w:type="spellEnd"/>
+      <w:r>
+        <w:t>; margin:0;"&gt;&lt;/</w:t>
+      </w:r>
+      <w:r>
+        <w:rPr>
+          <w:rStyle w:val="end-tag"/>
+          <w:rFonts w:eastAsiaTheme="majorEastAsia"/>
+        </w:rPr>
+        <w:t>p</w:t>
+      </w:r>
+      <w:r>
+        <w:t>&gt;</w:t>
+      </w:r>
+    </w:p>
+    <w:p>
+      <w:pPr>
+        <w:pStyle w:val="Listing"/>
+      </w:pPr>
+      <w:r>
+        <w:t xml:space="preserve"> &lt;</w:t>
+      </w:r>
+      <w:proofErr w:type="gramStart"/>
+      <w:r>
+        <w:rPr>
+          <w:rStyle w:val="start-tag"/>
+        </w:rPr>
+        <w:t>p</w:t>
+      </w:r>
+      <w:proofErr w:type="gramEnd"/>
+      <w:r>
+        <w:t xml:space="preserve"> </w:t>
+      </w:r>
+      <w:r>
+        <w:rPr>
+          <w:rStyle w:val="attribute-name"/>
+        </w:rPr>
+        <w:t>style</w:t>
+      </w:r>
+      <w:r>
+        <w:t>="</w:t>
+      </w:r>
+      <w:proofErr w:type="spellStart"/>
+      <w:r>
+        <w:t>clear:both</w:t>
+      </w:r>
+      <w:proofErr w:type="spellEnd"/>
+      <w:r>
+        <w:t>; margin:0;"&gt;&lt;/</w:t>
+      </w:r>
+      <w:r>
+        <w:rPr>
+          <w:rStyle w:val="end-tag"/>
+          <w:rFonts w:eastAsiaTheme="majorEastAsia"/>
+        </w:rPr>
+        <w:t>p</w:t>
+      </w:r>
+      <w:r>
+        <w:t>&gt;</w:t>
+      </w:r>
+    </w:p>
+    <w:p/>
+    <w:p/>
+    <w:p/>
+    <w:p/>
+    <w:p/>
+    <w:p/>
+    <w:p>
+      <w:pPr>
+        <w:rPr>
+          <w:b/>
+        </w:rPr>
+      </w:pPr>
+      <w:r>
+        <w:rPr>
+          <w:b/>
+        </w:rPr>
+        <w:lastRenderedPageBreak/>
+        <w:t>Infos sur le mariage/union :</w:t>
+      </w:r>
+    </w:p>
+    <w:p>
+      <w:r>
+        <w:t xml:space="preserve">Plus faciles à récupérer sur la page enfant, § Parents, que sur les pages des parents / conjoints, </w:t>
+      </w:r>
+      <w:r>
+        <w:rPr>
+          <w:color w:val="FF0000"/>
+          <w:u w:val="single"/>
+        </w:rPr>
+        <w:t>sauf pour la source</w:t>
+      </w:r>
+      <w:r>
+        <w:t>, qui n’est présente que sur les pages parents :</w:t>
+      </w:r>
+    </w:p>
+    <w:p>
+      <w:r>
+        <w:t>Exemple :</w:t>
+      </w:r>
+    </w:p>
+    <w:p>
+      <w:pPr>
+        <w:pStyle w:val="Paragraphedeliste"/>
+        <w:numPr>
+          <w:ilvl w:val="0"/>
+          <w:numId w:val="7"/>
+        </w:numPr>
+      </w:pPr>
+      <w:proofErr w:type="gramStart"/>
+      <w:r>
+        <w:t>sur</w:t>
+      </w:r>
+      <w:proofErr w:type="gramEnd"/>
+      <w:r>
+        <w:t xml:space="preserve"> pages parents :</w:t>
+      </w:r>
+    </w:p>
+    <w:p>
+      <w:pPr>
         <w:pStyle w:val="Paragraphedeliste"/>
         <w:numPr>
           <w:ilvl w:val="1"/>
@@ -4253,17 +6921,37 @@
         </w:numPr>
       </w:pPr>
       <w:r>
-        <w:t xml:space="preserve">sur page Françoise GUYON : </w:t>
+        <w:t>Pierre Joubert est marié à Françoise GUYON</w:t>
+      </w:r>
+    </w:p>
+    <w:p>
+      <w:pPr>
+        <w:pStyle w:val="Paragraphedeliste"/>
+        <w:numPr>
+          <w:ilvl w:val="1"/>
+          <w:numId w:val="7"/>
+        </w:numPr>
+      </w:pPr>
+      <w:proofErr w:type="gramStart"/>
+      <w:r>
+        <w:t>sur</w:t>
+      </w:r>
+      <w:proofErr w:type="gramEnd"/>
+      <w:r>
+        <w:t xml:space="preserve"> page Pierre Joubert : </w:t>
       </w:r>
       <w:hyperlink r:id="rId46" w:history="1">
         <w:r>
           <w:rPr>
             <w:rStyle w:val="Lienhypertexte"/>
           </w:rPr>
-          <w:t>https://gw.geneanet.org/danielr13?lang=fr&amp;p=francoise&amp;n=guyon</w:t>
+          <w:t>https://gw.geneanet.org/danielr13?lang=fr&amp;p=pierre&amp;n=joubert</w:t>
         </w:r>
       </w:hyperlink>
       <w:r>
+        <w:t> :</w:t>
+      </w:r>
+      <w:r>
         <w:br/>
       </w:r>
       <w:r>
@@ -4272,10 +6960,10 @@
           <w:lang w:eastAsia="fr-FR"/>
         </w:rPr>
         <w:drawing>
-          <wp:inline distT="0" distB="0" distL="0" distR="0" wp14:anchorId="0010613E" wp14:editId="0F6F3DB3">
-            <wp:extent cx="7367520" cy="693575"/>
-            <wp:effectExtent l="0" t="0" r="5080" b="0"/>
-            <wp:docPr id="9" name="Image 9"/>
+          <wp:inline distT="0" distB="0" distL="0" distR="0" wp14:anchorId="416B24F6" wp14:editId="4675B5A0">
+            <wp:extent cx="7178467" cy="724121"/>
+            <wp:effectExtent l="0" t="0" r="3810" b="0"/>
+            <wp:docPr id="7" name="Image 7"/>
             <wp:cNvGraphicFramePr>
               <a:graphicFrameLocks xmlns:a="http://schemas.openxmlformats.org/drawingml/2006/main" noChangeAspect="1"/>
             </wp:cNvGraphicFramePr>
@@ -4295,7 +6983,7 @@
                   <pic:spPr>
                     <a:xfrm>
                       <a:off x="0" y="0"/>
-                      <a:ext cx="7485478" cy="704679"/>
+                      <a:ext cx="7237747" cy="730101"/>
                     </a:xfrm>
                     <a:prstGeom prst="rect">
                       <a:avLst/>
@@ -4316,10 +7004,10 @@
           <w:lang w:eastAsia="fr-FR"/>
         </w:rPr>
         <w:drawing>
-          <wp:inline distT="0" distB="0" distL="0" distR="0" wp14:anchorId="399EBC05" wp14:editId="199FD199">
-            <wp:extent cx="1095355" cy="560268"/>
-            <wp:effectExtent l="0" t="0" r="0" b="0"/>
-            <wp:docPr id="10" name="Image 10"/>
+          <wp:inline distT="0" distB="0" distL="0" distR="0" wp14:anchorId="2CC5A72C" wp14:editId="35AB19FA">
+            <wp:extent cx="948804" cy="354131"/>
+            <wp:effectExtent l="0" t="0" r="3810" b="8255"/>
+            <wp:docPr id="8" name="Image 8"/>
             <wp:cNvGraphicFramePr>
               <a:graphicFrameLocks xmlns:a="http://schemas.openxmlformats.org/drawingml/2006/main" noChangeAspect="1"/>
             </wp:cNvGraphicFramePr>
@@ -4339,7 +7027,7 @@
                   <pic:spPr>
                     <a:xfrm>
                       <a:off x="0" y="0"/>
-                      <a:ext cx="1110104" cy="567812"/>
+                      <a:ext cx="956350" cy="356947"/>
                     </a:xfrm>
                     <a:prstGeom prst="rect">
                       <a:avLst/>
@@ -4356,35 +7044,24 @@
       <w:pPr>
         <w:pStyle w:val="Paragraphedeliste"/>
         <w:numPr>
-          <w:ilvl w:val="0"/>
-          <w:numId w:val="7"/>
-        </w:numPr>
-      </w:pPr>
-      <w:r>
-        <w:t>sur page enfant :</w:t>
-      </w:r>
-    </w:p>
-    <w:p>
-      <w:pPr>
-        <w:pStyle w:val="Paragraphedeliste"/>
-        <w:numPr>
           <w:ilvl w:val="1"/>
           <w:numId w:val="7"/>
         </w:numPr>
       </w:pPr>
-      <w:r>
-        <w:lastRenderedPageBreak/>
-        <w:t>Charlotte JOUBERT</w:t>
-      </w:r>
-      <w:r>
-        <w:t xml:space="preserve"> est leur fille : </w:t>
+      <w:proofErr w:type="gramStart"/>
+      <w:r>
+        <w:t>sur</w:t>
+      </w:r>
+      <w:proofErr w:type="gramEnd"/>
+      <w:r>
+        <w:t xml:space="preserve"> page Françoise GUYON : </w:t>
       </w:r>
       <w:hyperlink r:id="rId49" w:history="1">
         <w:r>
           <w:rPr>
             <w:rStyle w:val="Lienhypertexte"/>
           </w:rPr>
-          <w:t>https://gw.geneanet.org/danielr13?lang=fr&amp;p=charlotte&amp;n=joubert</w:t>
+          <w:t>https://gw.geneanet.org/danielr13?lang=fr&amp;p=francoise&amp;n=guyon</w:t>
         </w:r>
       </w:hyperlink>
       <w:r>
@@ -4396,10 +7073,10 @@
           <w:lang w:eastAsia="fr-FR"/>
         </w:rPr>
         <w:drawing>
-          <wp:inline distT="0" distB="0" distL="0" distR="0" wp14:anchorId="23388A50" wp14:editId="4B1EED96">
-            <wp:extent cx="7067550" cy="857250"/>
-            <wp:effectExtent l="0" t="0" r="0" b="0"/>
-            <wp:docPr id="11" name="Image 11"/>
+          <wp:inline distT="0" distB="0" distL="0" distR="0" wp14:anchorId="0010613E" wp14:editId="0F6F3DB3">
+            <wp:extent cx="7367520" cy="693575"/>
+            <wp:effectExtent l="0" t="0" r="5080" b="0"/>
+            <wp:docPr id="9" name="Image 9"/>
             <wp:cNvGraphicFramePr>
               <a:graphicFrameLocks xmlns:a="http://schemas.openxmlformats.org/drawingml/2006/main" noChangeAspect="1"/>
             </wp:cNvGraphicFramePr>
@@ -4419,6 +7096,134 @@
                   <pic:spPr>
                     <a:xfrm>
                       <a:off x="0" y="0"/>
+                      <a:ext cx="7485478" cy="704679"/>
+                    </a:xfrm>
+                    <a:prstGeom prst="rect">
+                      <a:avLst/>
+                    </a:prstGeom>
+                  </pic:spPr>
+                </pic:pic>
+              </a:graphicData>
+            </a:graphic>
+          </wp:inline>
+        </w:drawing>
+      </w:r>
+      <w:r>
+        <w:br/>
+      </w:r>
+      <w:r>
+        <w:rPr>
+          <w:noProof/>
+          <w:lang w:eastAsia="fr-FR"/>
+        </w:rPr>
+        <w:drawing>
+          <wp:inline distT="0" distB="0" distL="0" distR="0" wp14:anchorId="399EBC05" wp14:editId="199FD199">
+            <wp:extent cx="1095355" cy="560268"/>
+            <wp:effectExtent l="0" t="0" r="0" b="0"/>
+            <wp:docPr id="10" name="Image 10"/>
+            <wp:cNvGraphicFramePr>
+              <a:graphicFrameLocks xmlns:a="http://schemas.openxmlformats.org/drawingml/2006/main" noChangeAspect="1"/>
+            </wp:cNvGraphicFramePr>
+            <a:graphic xmlns:a="http://schemas.openxmlformats.org/drawingml/2006/main">
+              <a:graphicData uri="http://schemas.openxmlformats.org/drawingml/2006/picture">
+                <pic:pic xmlns:pic="http://schemas.openxmlformats.org/drawingml/2006/picture">
+                  <pic:nvPicPr>
+                    <pic:cNvPr id="1" name=""/>
+                    <pic:cNvPicPr/>
+                  </pic:nvPicPr>
+                  <pic:blipFill>
+                    <a:blip r:embed="rId51"/>
+                    <a:stretch>
+                      <a:fillRect/>
+                    </a:stretch>
+                  </pic:blipFill>
+                  <pic:spPr>
+                    <a:xfrm>
+                      <a:off x="0" y="0"/>
+                      <a:ext cx="1110104" cy="567812"/>
+                    </a:xfrm>
+                    <a:prstGeom prst="rect">
+                      <a:avLst/>
+                    </a:prstGeom>
+                  </pic:spPr>
+                </pic:pic>
+              </a:graphicData>
+            </a:graphic>
+          </wp:inline>
+        </w:drawing>
+      </w:r>
+    </w:p>
+    <w:p>
+      <w:pPr>
+        <w:pStyle w:val="Paragraphedeliste"/>
+        <w:numPr>
+          <w:ilvl w:val="0"/>
+          <w:numId w:val="7"/>
+        </w:numPr>
+      </w:pPr>
+      <w:proofErr w:type="gramStart"/>
+      <w:r>
+        <w:t>sur</w:t>
+      </w:r>
+      <w:proofErr w:type="gramEnd"/>
+      <w:r>
+        <w:t xml:space="preserve"> page enfant :</w:t>
+      </w:r>
+    </w:p>
+    <w:p>
+      <w:pPr>
+        <w:pStyle w:val="Paragraphedeliste"/>
+        <w:numPr>
+          <w:ilvl w:val="1"/>
+          <w:numId w:val="7"/>
+        </w:numPr>
+      </w:pPr>
+      <w:r>
+        <w:t>Charlotte JOUBERT</w:t>
+      </w:r>
+      <w:r>
+        <w:t xml:space="preserve"> est leur fille : </w:t>
+      </w:r>
+      <w:hyperlink r:id="rId52" w:history="1">
+        <w:r>
+          <w:rPr>
+            <w:rStyle w:val="Lienhypertexte"/>
+          </w:rPr>
+          <w:t>https://gw.geneanet.org/danielr13?lang=fr&amp;p=charlotte&amp;n=joubert</w:t>
+        </w:r>
+      </w:hyperlink>
+      <w:r>
+        <w:br/>
+      </w:r>
+      <w:r>
+        <w:rPr>
+          <w:noProof/>
+          <w:lang w:eastAsia="fr-FR"/>
+        </w:rPr>
+        <w:drawing>
+          <wp:inline distT="0" distB="0" distL="0" distR="0" wp14:anchorId="23388A50" wp14:editId="4B1EED96">
+            <wp:extent cx="7067550" cy="857250"/>
+            <wp:effectExtent l="0" t="0" r="0" b="0"/>
+            <wp:docPr id="11" name="Image 11"/>
+            <wp:cNvGraphicFramePr>
+              <a:graphicFrameLocks xmlns:a="http://schemas.openxmlformats.org/drawingml/2006/main" noChangeAspect="1"/>
+            </wp:cNvGraphicFramePr>
+            <a:graphic xmlns:a="http://schemas.openxmlformats.org/drawingml/2006/main">
+              <a:graphicData uri="http://schemas.openxmlformats.org/drawingml/2006/picture">
+                <pic:pic xmlns:pic="http://schemas.openxmlformats.org/drawingml/2006/picture">
+                  <pic:nvPicPr>
+                    <pic:cNvPr id="1" name=""/>
+                    <pic:cNvPicPr/>
+                  </pic:nvPicPr>
+                  <pic:blipFill>
+                    <a:blip r:embed="rId53"/>
+                    <a:stretch>
+                      <a:fillRect/>
+                    </a:stretch>
+                  </pic:blipFill>
+                  <pic:spPr>
+                    <a:xfrm>
+                      <a:off x="0" y="0"/>
                       <a:ext cx="7067550" cy="857250"/>
                     </a:xfrm>
                     <a:prstGeom prst="rect">
@@ -4444,12 +7249,21 @@
           <w:color w:val="FF0000"/>
         </w:rPr>
       </w:pPr>
+      <w:proofErr w:type="gramStart"/>
       <w:r>
         <w:rPr>
           <w:b/>
           <w:color w:val="FF0000"/>
         </w:rPr>
-        <w:t>par contre : on n’a pas la source de l’union !...</w:t>
+        <w:t>par</w:t>
+      </w:r>
+      <w:proofErr w:type="gramEnd"/>
+      <w:r>
+        <w:rPr>
+          <w:b/>
+          <w:color w:val="FF0000"/>
+        </w:rPr>
+        <w:t xml:space="preserve"> contre : on n’a pas la source de l’union !...</w:t>
       </w:r>
     </w:p>
     <w:p>
@@ -4463,11 +7277,25 @@
           <w:color w:val="FF0000"/>
         </w:rPr>
       </w:pPr>
+      <w:proofErr w:type="gramStart"/>
       <w:r>
         <w:rPr>
           <w:color w:val="FF0000"/>
         </w:rPr>
-        <w:t>et que se passe-t-il quand il y a plusieurs unions avec des sources ?</w:t>
+        <w:t>et</w:t>
+      </w:r>
+      <w:proofErr w:type="gramEnd"/>
+      <w:r>
+        <w:rPr>
+          <w:color w:val="FF0000"/>
+        </w:rPr>
+        <w:t xml:space="preserve"> que se passe-t-il quand il y a plusieurs unions avec des sources ?</w:t>
+      </w:r>
+      <w:r>
+        <w:rPr>
+          <w:color w:val="FF0000"/>
+        </w:rPr>
+        <w:t> : voir plus loin : « union 1 »…</w:t>
       </w:r>
     </w:p>
     <w:p>
@@ -4485,8 +7313,13 @@
       </w:r>
     </w:p>
     <w:p>
-      <w:r>
-        <w:t>ex :</w:t>
+      <w:proofErr w:type="gramStart"/>
+      <w:r>
+        <w:t>ex</w:t>
+      </w:r>
+      <w:proofErr w:type="gramEnd"/>
+      <w:r>
+        <w:t> :</w:t>
       </w:r>
     </w:p>
     <w:p>
@@ -4497,10 +7330,15 @@
           <w:numId w:val="7"/>
         </w:numPr>
       </w:pPr>
-      <w:r>
-        <w:t xml:space="preserve">chez les enfants : </w:t>
-      </w:r>
-      <w:hyperlink r:id="rId51" w:history="1">
+      <w:proofErr w:type="gramStart"/>
+      <w:r>
+        <w:t>chez</w:t>
+      </w:r>
+      <w:proofErr w:type="gramEnd"/>
+      <w:r>
+        <w:t xml:space="preserve"> les enfants : </w:t>
+      </w:r>
+      <w:hyperlink r:id="rId54" w:history="1">
         <w:r>
           <w:rPr>
             <w:rStyle w:val="Lienhypertexte"/>
@@ -4521,126 +7359,6 @@
             <wp:extent cx="6263375" cy="657219"/>
             <wp:effectExtent l="0" t="0" r="0" b="0"/>
             <wp:docPr id="3" name="Image 3"/>
-            <wp:cNvGraphicFramePr>
-              <a:graphicFrameLocks xmlns:a="http://schemas.openxmlformats.org/drawingml/2006/main" noChangeAspect="1"/>
-            </wp:cNvGraphicFramePr>
-            <a:graphic xmlns:a="http://schemas.openxmlformats.org/drawingml/2006/main">
-              <a:graphicData uri="http://schemas.openxmlformats.org/drawingml/2006/picture">
-                <pic:pic xmlns:pic="http://schemas.openxmlformats.org/drawingml/2006/picture">
-                  <pic:nvPicPr>
-                    <pic:cNvPr id="1" name=""/>
-                    <pic:cNvPicPr/>
-                  </pic:nvPicPr>
-                  <pic:blipFill>
-                    <a:blip r:embed="rId52"/>
-                    <a:stretch>
-                      <a:fillRect/>
-                    </a:stretch>
-                  </pic:blipFill>
-                  <pic:spPr>
-                    <a:xfrm>
-                      <a:off x="0" y="0"/>
-                      <a:ext cx="6287834" cy="659785"/>
-                    </a:xfrm>
-                    <a:prstGeom prst="rect">
-                      <a:avLst/>
-                    </a:prstGeom>
-                  </pic:spPr>
-                </pic:pic>
-              </a:graphicData>
-            </a:graphic>
-          </wp:inline>
-        </w:drawing>
-      </w:r>
-    </w:p>
-    <w:p>
-      <w:pPr>
-        <w:pStyle w:val="Paragraphedeliste"/>
-        <w:numPr>
-          <w:ilvl w:val="0"/>
-          <w:numId w:val="7"/>
-        </w:numPr>
-      </w:pPr>
-      <w:r>
-        <w:t xml:space="preserve">chez les parents : </w:t>
-      </w:r>
-      <w:hyperlink r:id="rId53" w:history="1">
-        <w:r>
-          <w:rPr>
-            <w:rStyle w:val="Lienhypertexte"/>
-          </w:rPr>
-          <w:t>https://gw.geneanet.org/danielr13?lang=fr&amp;p=magdeleine&amp;n=perrier</w:t>
-        </w:r>
-      </w:hyperlink>
-      <w:r>
-        <w:br/>
-      </w:r>
-      <w:r>
-        <w:rPr>
-          <w:noProof/>
-          <w:lang w:eastAsia="fr-FR"/>
-        </w:rPr>
-        <w:drawing>
-          <wp:inline distT="0" distB="0" distL="0" distR="0" wp14:anchorId="089E41A6" wp14:editId="3A492B50">
-            <wp:extent cx="8594303" cy="692692"/>
-            <wp:effectExtent l="0" t="0" r="0" b="0"/>
-            <wp:docPr id="5" name="Image 5"/>
-            <wp:cNvGraphicFramePr>
-              <a:graphicFrameLocks xmlns:a="http://schemas.openxmlformats.org/drawingml/2006/main" noChangeAspect="1"/>
-            </wp:cNvGraphicFramePr>
-            <a:graphic xmlns:a="http://schemas.openxmlformats.org/drawingml/2006/main">
-              <a:graphicData uri="http://schemas.openxmlformats.org/drawingml/2006/picture">
-                <pic:pic xmlns:pic="http://schemas.openxmlformats.org/drawingml/2006/picture">
-                  <pic:nvPicPr>
-                    <pic:cNvPr id="1" name=""/>
-                    <pic:cNvPicPr/>
-                  </pic:nvPicPr>
-                  <pic:blipFill>
-                    <a:blip r:embed="rId54"/>
-                    <a:stretch>
-                      <a:fillRect/>
-                    </a:stretch>
-                  </pic:blipFill>
-                  <pic:spPr>
-                    <a:xfrm>
-                      <a:off x="0" y="0"/>
-                      <a:ext cx="8647186" cy="696954"/>
-                    </a:xfrm>
-                    <a:prstGeom prst="rect">
-                      <a:avLst/>
-                    </a:prstGeom>
-                  </pic:spPr>
-                </pic:pic>
-              </a:graphicData>
-            </a:graphic>
-          </wp:inline>
-        </w:drawing>
-      </w:r>
-    </w:p>
-    <w:p>
-      <w:pPr>
-        <w:pStyle w:val="Paragraphedeliste"/>
-        <w:numPr>
-          <w:ilvl w:val="1"/>
-          <w:numId w:val="7"/>
-        </w:numPr>
-      </w:pPr>
-      <w:r>
-        <w:t>qu’on retrouve dans les événements :</w:t>
-      </w:r>
-      <w:r>
-        <w:br/>
-      </w:r>
-      <w:r>
-        <w:rPr>
-          <w:noProof/>
-          <w:lang w:eastAsia="fr-FR"/>
-        </w:rPr>
-        <w:drawing>
-          <wp:inline distT="0" distB="0" distL="0" distR="0" wp14:anchorId="240F63C5" wp14:editId="7D734FE2">
-            <wp:extent cx="3303468" cy="797389"/>
-            <wp:effectExtent l="0" t="0" r="0" b="3175"/>
-            <wp:docPr id="12" name="Image 12"/>
             <wp:cNvGraphicFramePr>
               <a:graphicFrameLocks xmlns:a="http://schemas.openxmlformats.org/drawingml/2006/main" noChangeAspect="1"/>
             </wp:cNvGraphicFramePr>
@@ -4660,6 +7378,136 @@
                   <pic:spPr>
                     <a:xfrm>
                       <a:off x="0" y="0"/>
+                      <a:ext cx="6287834" cy="659785"/>
+                    </a:xfrm>
+                    <a:prstGeom prst="rect">
+                      <a:avLst/>
+                    </a:prstGeom>
+                  </pic:spPr>
+                </pic:pic>
+              </a:graphicData>
+            </a:graphic>
+          </wp:inline>
+        </w:drawing>
+      </w:r>
+    </w:p>
+    <w:p>
+      <w:pPr>
+        <w:pStyle w:val="Paragraphedeliste"/>
+        <w:numPr>
+          <w:ilvl w:val="0"/>
+          <w:numId w:val="7"/>
+        </w:numPr>
+      </w:pPr>
+      <w:proofErr w:type="gramStart"/>
+      <w:r>
+        <w:t>chez</w:t>
+      </w:r>
+      <w:proofErr w:type="gramEnd"/>
+      <w:r>
+        <w:t xml:space="preserve"> les parents : </w:t>
+      </w:r>
+      <w:hyperlink r:id="rId56" w:history="1">
+        <w:r>
+          <w:rPr>
+            <w:rStyle w:val="Lienhypertexte"/>
+          </w:rPr>
+          <w:t>https://gw.geneanet.org/danielr13?lang=fr&amp;p=magdeleine&amp;n=perrier</w:t>
+        </w:r>
+      </w:hyperlink>
+      <w:r>
+        <w:br/>
+      </w:r>
+      <w:r>
+        <w:rPr>
+          <w:noProof/>
+          <w:lang w:eastAsia="fr-FR"/>
+        </w:rPr>
+        <w:drawing>
+          <wp:inline distT="0" distB="0" distL="0" distR="0" wp14:anchorId="089E41A6" wp14:editId="3A492B50">
+            <wp:extent cx="8594303" cy="692692"/>
+            <wp:effectExtent l="0" t="0" r="0" b="0"/>
+            <wp:docPr id="5" name="Image 5"/>
+            <wp:cNvGraphicFramePr>
+              <a:graphicFrameLocks xmlns:a="http://schemas.openxmlformats.org/drawingml/2006/main" noChangeAspect="1"/>
+            </wp:cNvGraphicFramePr>
+            <a:graphic xmlns:a="http://schemas.openxmlformats.org/drawingml/2006/main">
+              <a:graphicData uri="http://schemas.openxmlformats.org/drawingml/2006/picture">
+                <pic:pic xmlns:pic="http://schemas.openxmlformats.org/drawingml/2006/picture">
+                  <pic:nvPicPr>
+                    <pic:cNvPr id="1" name=""/>
+                    <pic:cNvPicPr/>
+                  </pic:nvPicPr>
+                  <pic:blipFill>
+                    <a:blip r:embed="rId57"/>
+                    <a:stretch>
+                      <a:fillRect/>
+                    </a:stretch>
+                  </pic:blipFill>
+                  <pic:spPr>
+                    <a:xfrm>
+                      <a:off x="0" y="0"/>
+                      <a:ext cx="8647186" cy="696954"/>
+                    </a:xfrm>
+                    <a:prstGeom prst="rect">
+                      <a:avLst/>
+                    </a:prstGeom>
+                  </pic:spPr>
+                </pic:pic>
+              </a:graphicData>
+            </a:graphic>
+          </wp:inline>
+        </w:drawing>
+      </w:r>
+    </w:p>
+    <w:p>
+      <w:pPr>
+        <w:pStyle w:val="Paragraphedeliste"/>
+        <w:numPr>
+          <w:ilvl w:val="1"/>
+          <w:numId w:val="7"/>
+        </w:numPr>
+      </w:pPr>
+      <w:proofErr w:type="gramStart"/>
+      <w:r>
+        <w:t>qu’on</w:t>
+      </w:r>
+      <w:proofErr w:type="gramEnd"/>
+      <w:r>
+        <w:t xml:space="preserve"> retrouve dans les événements :</w:t>
+      </w:r>
+      <w:r>
+        <w:br/>
+      </w:r>
+      <w:r>
+        <w:rPr>
+          <w:noProof/>
+          <w:lang w:eastAsia="fr-FR"/>
+        </w:rPr>
+        <w:drawing>
+          <wp:inline distT="0" distB="0" distL="0" distR="0" wp14:anchorId="240F63C5" wp14:editId="7D734FE2">
+            <wp:extent cx="3303468" cy="797389"/>
+            <wp:effectExtent l="0" t="0" r="0" b="3175"/>
+            <wp:docPr id="12" name="Image 12"/>
+            <wp:cNvGraphicFramePr>
+              <a:graphicFrameLocks xmlns:a="http://schemas.openxmlformats.org/drawingml/2006/main" noChangeAspect="1"/>
+            </wp:cNvGraphicFramePr>
+            <a:graphic xmlns:a="http://schemas.openxmlformats.org/drawingml/2006/main">
+              <a:graphicData uri="http://schemas.openxmlformats.org/drawingml/2006/picture">
+                <pic:pic xmlns:pic="http://schemas.openxmlformats.org/drawingml/2006/picture">
+                  <pic:nvPicPr>
+                    <pic:cNvPr id="1" name=""/>
+                    <pic:cNvPicPr/>
+                  </pic:nvPicPr>
+                  <pic:blipFill>
+                    <a:blip r:embed="rId58"/>
+                    <a:stretch>
+                      <a:fillRect/>
+                    </a:stretch>
+                  </pic:blipFill>
+                  <pic:spPr>
+                    <a:xfrm>
+                      <a:off x="0" y="0"/>
                       <a:ext cx="3343192" cy="806978"/>
                     </a:xfrm>
                     <a:prstGeom prst="rect">
@@ -4681,7 +7529,7 @@
       </w:r>
     </w:p>
     <w:p>
-      <w:hyperlink r:id="rId56" w:history="1">
+      <w:hyperlink r:id="rId59" w:history="1">
         <w:r>
           <w:rPr>
             <w:rStyle w:val="Lienhypertexte"/>
@@ -4708,7 +7556,7 @@
                     <pic:cNvPicPr/>
                   </pic:nvPicPr>
                   <pic:blipFill>
-                    <a:blip r:embed="rId57"/>
+                    <a:blip r:embed="rId60"/>
                     <a:stretch>
                       <a:fillRect/>
                     </a:stretch>
@@ -4730,7 +7578,7 @@
       </w:r>
     </w:p>
     <w:p>
-      <w:hyperlink r:id="rId58" w:history="1">
+      <w:hyperlink r:id="rId61" w:history="1">
         <w:r>
           <w:rPr>
             <w:rStyle w:val="Lienhypertexte"/>
@@ -4757,7 +7605,7 @@
                     <pic:cNvPicPr/>
                   </pic:nvPicPr>
                   <pic:blipFill>
-                    <a:blip r:embed="rId59"/>
+                    <a:blip r:embed="rId62"/>
                     <a:stretch>
                       <a:fillRect/>
                     </a:stretch>
@@ -4779,7 +7627,7 @@
       </w:r>
     </w:p>
     <w:sectPr>
-      <w:headerReference w:type="default" r:id="rId60"/>
+      <w:headerReference w:type="default" r:id="rId63"/>
       <w:pgSz w:w="11906" w:h="16838"/>
       <w:pgMar w:top="1440" w:right="1080" w:bottom="1440" w:left="1080" w:header="708" w:footer="708" w:gutter="0"/>
       <w:cols w:space="708"/>

--- a/doc/NotesNRa3_formats.docx
+++ b/doc/NotesNRa3_formats.docx
@@ -328,6 +328,9 @@
       <w:r>
         <w:t>Parents cas 1 :</w:t>
       </w:r>
+      <w:r>
+        <w:t xml:space="preserve"> (« forme2 » dans le code)</w:t>
+      </w:r>
     </w:p>
     <w:p>
       <w:hyperlink r:id="rId15" w:history="1">
@@ -335,7 +338,19 @@
           <w:rPr>
             <w:rStyle w:val="Lienhypertexte"/>
           </w:rPr>
-          <w:t>https://gw.geneanet.org/nraibaut2_w?lang=fr&amp;n=dupont&amp;oc=0&amp;p=gerard</w:t>
+          <w:t>https://gw.geneanet.org/n</w:t>
+        </w:r>
+        <w:r>
+          <w:rPr>
+            <w:rStyle w:val="Lienhypertexte"/>
+          </w:rPr>
+          <w:t>r</w:t>
+        </w:r>
+        <w:r>
+          <w:rPr>
+            <w:rStyle w:val="Lienhypertexte"/>
+          </w:rPr>
+          <w:t>aibaut2_w?lang=fr&amp;n=dupont&amp;oc=0&amp;p=gerard</w:t>
         </w:r>
       </w:hyperlink>
     </w:p>
@@ -1340,6 +1355,18 @@
       <w:r>
         <w:t>Parents cas 2 :</w:t>
       </w:r>
+      <w:r>
+        <w:t xml:space="preserve"> </w:t>
+      </w:r>
+      <w:r>
+        <w:t>(« forme</w:t>
+      </w:r>
+      <w:r>
+        <w:t>1</w:t>
+      </w:r>
+      <w:r>
+        <w:t> » dans le code)</w:t>
+      </w:r>
     </w:p>
     <w:p>
       <w:hyperlink r:id="rId21" w:history="1">
@@ -3553,6 +3580,22 @@
       </w:r>
     </w:p>
     <w:p>
+      <w:pPr>
+        <w:rPr>
+          <w:noProof/>
+        </w:rPr>
+      </w:pPr>
+      <w:hyperlink r:id="rId30" w:history="1">
+        <w:r>
+          <w:rPr>
+            <w:rStyle w:val="Lienhypertexte"/>
+            <w:noProof/>
+          </w:rPr>
+          <w:t>https://gw.geneanet.org/nraibaut2?lang=fr&amp;n=dupont&amp;oc=0&amp;p=gerard</w:t>
+        </w:r>
+      </w:hyperlink>
+    </w:p>
+    <w:p>
       <w:r>
         <w:rPr>
           <w:noProof/>
@@ -3573,7 +3616,7 @@
                     <pic:cNvPicPr/>
                   </pic:nvPicPr>
                   <pic:blipFill>
-                    <a:blip r:embed="rId30"/>
+                    <a:blip r:embed="rId31"/>
                     <a:stretch>
                       <a:fillRect/>
                     </a:stretch>
@@ -3984,6 +4027,7 @@
         <w:pStyle w:val="Listing"/>
       </w:pPr>
       <w:r>
+        <w:lastRenderedPageBreak/>
         <w:t>&lt;/div&gt;</w:t>
       </w:r>
     </w:p>
@@ -3998,7 +4042,6 @@
         <w:rPr>
           <w:highlight w:val="yellow"/>
         </w:rPr>
-        <w:lastRenderedPageBreak/>
         <w:t>&lt;</w:t>
       </w:r>
       <w:proofErr w:type="spellStart"/>
@@ -4488,7 +4531,7 @@
       <w:r>
         <w:t>="</w:t>
       </w:r>
-      <w:hyperlink r:id="rId31" w:history="1">
+      <w:hyperlink r:id="rId32" w:history="1">
         <w:r>
           <w:rPr>
             <w:rStyle w:val="Lienhypertexte"/>
@@ -5084,7 +5127,7 @@
                     <pic:cNvPicPr/>
                   </pic:nvPicPr>
                   <pic:blipFill>
-                    <a:blip r:embed="rId32"/>
+                    <a:blip r:embed="rId33"/>
                     <a:stretch>
                       <a:fillRect/>
                     </a:stretch>
@@ -5108,11 +5151,989 @@
     <w:p/>
     <w:p>
       <w:r>
+        <w:t>Cas « sous-titre » :</w:t>
+      </w:r>
+    </w:p>
+    <w:bookmarkStart w:id="0" w:name="_Hlk143117821"/>
+    <w:p>
+      <w:r>
+        <w:fldChar w:fldCharType="begin"/>
+      </w:r>
+      <w:r>
+        <w:instrText>HYPERLINK "</w:instrText>
+      </w:r>
+      <w:r>
+        <w:instrText>https://gw.geneanet.org/danielr13?lang=fr&amp;p=marthe&amp;n=saint+michel&amp;oc=1</w:instrText>
+      </w:r>
+      <w:r>
+        <w:instrText>"</w:instrText>
+      </w:r>
+      <w:r>
+        <w:fldChar w:fldCharType="separate"/>
+      </w:r>
+      <w:r>
+        <w:rPr>
+          <w:rStyle w:val="Lienhypertexte"/>
+        </w:rPr>
+        <w:t>https://gw.geneanet.org/danielr13?lan</w:t>
+      </w:r>
+      <w:r>
+        <w:rPr>
+          <w:rStyle w:val="Lienhypertexte"/>
+        </w:rPr>
+        <w:t>g</w:t>
+      </w:r>
+      <w:r>
+        <w:rPr>
+          <w:rStyle w:val="Lienhypertexte"/>
+        </w:rPr>
+        <w:t>=fr&amp;p=marthe&amp;n=saint+michel&amp;oc=1</w:t>
+      </w:r>
+      <w:r>
+        <w:fldChar w:fldCharType="end"/>
+      </w:r>
+    </w:p>
+    <w:bookmarkEnd w:id="0"/>
+    <w:p>
+      <w:r>
+        <w:drawing>
+          <wp:inline distT="0" distB="0" distL="0" distR="0" wp14:anchorId="5947891E" wp14:editId="28642FB9">
+            <wp:extent cx="2229161" cy="533474"/>
+            <wp:effectExtent l="0" t="0" r="0" b="0"/>
+            <wp:docPr id="725548583" name="Image 1"/>
+            <wp:cNvGraphicFramePr>
+              <a:graphicFrameLocks xmlns:a="http://schemas.openxmlformats.org/drawingml/2006/main" noChangeAspect="1"/>
+            </wp:cNvGraphicFramePr>
+            <a:graphic xmlns:a="http://schemas.openxmlformats.org/drawingml/2006/main">
+              <a:graphicData uri="http://schemas.openxmlformats.org/drawingml/2006/picture">
+                <pic:pic xmlns:pic="http://schemas.openxmlformats.org/drawingml/2006/picture">
+                  <pic:nvPicPr>
+                    <pic:cNvPr id="725548583" name=""/>
+                    <pic:cNvPicPr/>
+                  </pic:nvPicPr>
+                  <pic:blipFill>
+                    <a:blip r:embed="rId34"/>
+                    <a:stretch>
+                      <a:fillRect/>
+                    </a:stretch>
+                  </pic:blipFill>
+                  <pic:spPr>
+                    <a:xfrm>
+                      <a:off x="0" y="0"/>
+                      <a:ext cx="2229161" cy="533474"/>
+                    </a:xfrm>
+                    <a:prstGeom prst="rect">
+                      <a:avLst/>
+                    </a:prstGeom>
+                  </pic:spPr>
+                </pic:pic>
+              </a:graphicData>
+            </a:graphic>
+          </wp:inline>
+        </w:drawing>
+      </w:r>
+    </w:p>
+    <w:p>
+      <w:r>
+        <w:t>(</w:t>
+      </w:r>
+      <w:proofErr w:type="gramStart"/>
+      <w:r>
+        <w:t>j’ai</w:t>
+      </w:r>
+      <w:proofErr w:type="gramEnd"/>
+      <w:r>
+        <w:t xml:space="preserve"> réindenté pour la lisibilité des div)</w:t>
+      </w:r>
+    </w:p>
+    <w:p>
+      <w:pPr>
+        <w:pStyle w:val="Listing"/>
+      </w:pPr>
+      <w:proofErr w:type="gramStart"/>
+      <w:r>
+        <w:rPr>
+          <w:rStyle w:val="comment"/>
+          <w:rFonts w:eastAsiaTheme="majorEastAsia"/>
+        </w:rPr>
+        <w:t>&lt;!--</w:t>
+      </w:r>
+      <w:proofErr w:type="gramEnd"/>
+      <w:r>
+        <w:rPr>
+          <w:rStyle w:val="comment"/>
+          <w:rFonts w:eastAsiaTheme="majorEastAsia"/>
+        </w:rPr>
+        <w:t xml:space="preserve">  Portrait --&gt;</w:t>
+      </w:r>
+    </w:p>
+    <w:p>
+      <w:pPr>
+        <w:pStyle w:val="Listing"/>
+      </w:pPr>
+      <w:r>
+        <w:t>&lt;</w:t>
+      </w:r>
+      <w:proofErr w:type="gramStart"/>
+      <w:r>
+        <w:rPr>
+          <w:rStyle w:val="start-tag"/>
+        </w:rPr>
+        <w:t>div</w:t>
+      </w:r>
+      <w:proofErr w:type="gramEnd"/>
+      <w:r>
+        <w:t xml:space="preserve"> </w:t>
+      </w:r>
+      <w:r>
+        <w:rPr>
+          <w:rStyle w:val="attribute-name"/>
+        </w:rPr>
+        <w:t>id</w:t>
+      </w:r>
+      <w:r>
+        <w:t>="</w:t>
+      </w:r>
+      <w:proofErr w:type="spellStart"/>
+      <w:r>
+        <w:t>person-title</w:t>
+      </w:r>
+      <w:proofErr w:type="spellEnd"/>
+      <w:r>
+        <w:t xml:space="preserve">" </w:t>
+      </w:r>
+      <w:r>
+        <w:rPr>
+          <w:rStyle w:val="attribute-name"/>
+        </w:rPr>
+        <w:t>class</w:t>
+      </w:r>
+      <w:r>
+        <w:t>="</w:t>
+      </w:r>
+      <w:proofErr w:type="spellStart"/>
+      <w:r>
+        <w:t>row</w:t>
+      </w:r>
+      <w:proofErr w:type="spellEnd"/>
+      <w:r>
+        <w:t xml:space="preserve"> </w:t>
+      </w:r>
+      <w:proofErr w:type="spellStart"/>
+      <w:r>
+        <w:t>clearfix</w:t>
+      </w:r>
+      <w:proofErr w:type="spellEnd"/>
+      <w:r>
+        <w:t>"&gt;</w:t>
+      </w:r>
+    </w:p>
+    <w:p>
+      <w:pPr>
+        <w:pStyle w:val="Listing"/>
+      </w:pPr>
+      <w:r>
+        <w:t xml:space="preserve">  </w:t>
+      </w:r>
+      <w:r>
+        <w:t>&lt;</w:t>
+      </w:r>
+      <w:proofErr w:type="gramStart"/>
+      <w:r>
+        <w:rPr>
+          <w:rStyle w:val="start-tag"/>
+        </w:rPr>
+        <w:t>div</w:t>
+      </w:r>
+      <w:proofErr w:type="gramEnd"/>
+      <w:r>
+        <w:t xml:space="preserve"> </w:t>
+      </w:r>
+      <w:r>
+        <w:rPr>
+          <w:rStyle w:val="attribute-name"/>
+        </w:rPr>
+        <w:t>class</w:t>
+      </w:r>
+      <w:r>
+        <w:t>="</w:t>
+      </w:r>
+      <w:proofErr w:type="spellStart"/>
+      <w:r>
+        <w:t>columns</w:t>
+      </w:r>
+      <w:proofErr w:type="spellEnd"/>
+      <w:r>
+        <w:t>"&gt;</w:t>
+      </w:r>
+    </w:p>
+    <w:p>
+      <w:pPr>
+        <w:pStyle w:val="Listing"/>
+      </w:pPr>
+      <w:r>
+        <w:t xml:space="preserve">    </w:t>
+      </w:r>
+      <w:r>
+        <w:t>&lt;</w:t>
+      </w:r>
+      <w:proofErr w:type="gramStart"/>
+      <w:r>
+        <w:rPr>
+          <w:rStyle w:val="start-tag"/>
+        </w:rPr>
+        <w:t>h</w:t>
+      </w:r>
+      <w:proofErr w:type="gramEnd"/>
+      <w:r>
+        <w:rPr>
+          <w:rStyle w:val="start-tag"/>
+        </w:rPr>
+        <w:t>1</w:t>
+      </w:r>
+      <w:r>
+        <w:t xml:space="preserve"> </w:t>
+      </w:r>
+      <w:r>
+        <w:rPr>
+          <w:rStyle w:val="attribute-name"/>
+        </w:rPr>
+        <w:t>class</w:t>
+      </w:r>
+      <w:r>
+        <w:t>="</w:t>
+      </w:r>
+      <w:proofErr w:type="spellStart"/>
+      <w:r>
+        <w:t>with_tabs</w:t>
+      </w:r>
+      <w:proofErr w:type="spellEnd"/>
+      <w:r>
+        <w:t xml:space="preserve"> </w:t>
+      </w:r>
+      <w:proofErr w:type="spellStart"/>
+      <w:r>
+        <w:t>name</w:t>
+      </w:r>
+      <w:proofErr w:type="spellEnd"/>
+      <w:r>
+        <w:t>"&gt;</w:t>
+      </w:r>
+    </w:p>
+    <w:p>
+      <w:pPr>
+        <w:pStyle w:val="Listing"/>
+      </w:pPr>
+      <w:r>
+        <w:t xml:space="preserve">      </w:t>
+      </w:r>
+      <w:r>
+        <w:t>&lt;</w:t>
+      </w:r>
+      <w:proofErr w:type="spellStart"/>
+      <w:proofErr w:type="gramStart"/>
+      <w:r>
+        <w:rPr>
+          <w:rStyle w:val="start-tag"/>
+        </w:rPr>
+        <w:t>img</w:t>
+      </w:r>
+      <w:proofErr w:type="spellEnd"/>
+      <w:proofErr w:type="gramEnd"/>
+      <w:r>
+        <w:t xml:space="preserve"> </w:t>
+      </w:r>
+      <w:r>
+        <w:rPr>
+          <w:rStyle w:val="attribute-name"/>
+        </w:rPr>
+        <w:t>src</w:t>
+      </w:r>
+      <w:r>
+        <w:t>="</w:t>
+      </w:r>
+      <w:hyperlink r:id="rId35" w:history="1">
+        <w:r>
+          <w:rPr>
+            <w:rStyle w:val="Lienhypertexte"/>
+            <w:rFonts w:eastAsiaTheme="majorEastAsia"/>
+          </w:rPr>
+          <w:t>images/female.png</w:t>
+        </w:r>
+      </w:hyperlink>
+      <w:r>
+        <w:t xml:space="preserve">" </w:t>
+      </w:r>
+      <w:r>
+        <w:rPr>
+          <w:rStyle w:val="attribute-name"/>
+        </w:rPr>
+        <w:t>alt</w:t>
+      </w:r>
+      <w:r>
+        <w:t xml:space="preserve">="F" </w:t>
+      </w:r>
+      <w:proofErr w:type="spellStart"/>
+      <w:r>
+        <w:rPr>
+          <w:rStyle w:val="attribute-name"/>
+        </w:rPr>
+        <w:t>title</w:t>
+      </w:r>
+      <w:proofErr w:type="spellEnd"/>
+      <w:r>
+        <w:t>="F"&gt;</w:t>
+      </w:r>
+      <w:r>
+        <w:rPr>
+          <w:rStyle w:val="entity"/>
+          <w:rFonts w:eastAsiaTheme="majorEastAsia"/>
+        </w:rPr>
+        <w:t>&amp;</w:t>
+      </w:r>
+      <w:proofErr w:type="spellStart"/>
+      <w:r>
+        <w:rPr>
+          <w:rStyle w:val="entity"/>
+          <w:rFonts w:eastAsiaTheme="majorEastAsia"/>
+        </w:rPr>
+        <w:t>nbsp</w:t>
+      </w:r>
+      <w:proofErr w:type="spellEnd"/>
+      <w:r>
+        <w:rPr>
+          <w:rStyle w:val="entity"/>
+          <w:rFonts w:eastAsiaTheme="majorEastAsia"/>
+        </w:rPr>
+        <w:t>;</w:t>
+      </w:r>
+    </w:p>
+    <w:p>
+      <w:pPr>
+        <w:pStyle w:val="Listing"/>
+      </w:pPr>
+      <w:r>
+        <w:t xml:space="preserve">      </w:t>
+      </w:r>
+      <w:r>
+        <w:t>&lt;</w:t>
+      </w:r>
+      <w:proofErr w:type="gramStart"/>
+      <w:r>
+        <w:rPr>
+          <w:rStyle w:val="start-tag"/>
+        </w:rPr>
+        <w:t>a</w:t>
+      </w:r>
+      <w:proofErr w:type="gramEnd"/>
+      <w:r>
+        <w:t xml:space="preserve"> </w:t>
+      </w:r>
+      <w:r>
+        <w:rPr>
+          <w:rStyle w:val="attribute-name"/>
+        </w:rPr>
+        <w:t>href</w:t>
+      </w:r>
+      <w:r>
+        <w:t>="</w:t>
+      </w:r>
+      <w:hyperlink r:id="rId36" w:history="1">
+        <w:r>
+          <w:rPr>
+            <w:rStyle w:val="Lienhypertexte"/>
+            <w:rFonts w:eastAsiaTheme="majorEastAsia"/>
+          </w:rPr>
+          <w:t>danielr13?lang=</w:t>
+        </w:r>
+        <w:proofErr w:type="spellStart"/>
+        <w:r>
+          <w:rPr>
+            <w:rStyle w:val="Lienhypertexte"/>
+            <w:rFonts w:eastAsiaTheme="majorEastAsia"/>
+          </w:rPr>
+          <w:t>fr&amp;m</w:t>
+        </w:r>
+        <w:proofErr w:type="spellEnd"/>
+        <w:r>
+          <w:rPr>
+            <w:rStyle w:val="Lienhypertexte"/>
+            <w:rFonts w:eastAsiaTheme="majorEastAsia"/>
+          </w:rPr>
+          <w:t>=</w:t>
+        </w:r>
+        <w:proofErr w:type="spellStart"/>
+        <w:r>
+          <w:rPr>
+            <w:rStyle w:val="Lienhypertexte"/>
+            <w:rFonts w:eastAsiaTheme="majorEastAsia"/>
+          </w:rPr>
+          <w:t>P&amp;v</w:t>
+        </w:r>
+        <w:proofErr w:type="spellEnd"/>
+        <w:r>
+          <w:rPr>
+            <w:rStyle w:val="Lienhypertexte"/>
+            <w:rFonts w:eastAsiaTheme="majorEastAsia"/>
+          </w:rPr>
+          <w:t>=</w:t>
+        </w:r>
+        <w:proofErr w:type="spellStart"/>
+        <w:r>
+          <w:rPr>
+            <w:rStyle w:val="Lienhypertexte"/>
+            <w:rFonts w:eastAsiaTheme="majorEastAsia"/>
+          </w:rPr>
+          <w:t>marthe</w:t>
+        </w:r>
+        <w:proofErr w:type="spellEnd"/>
+      </w:hyperlink>
+      <w:r>
+        <w:t>"&gt;Marthe&lt;/</w:t>
+      </w:r>
+      <w:r>
+        <w:rPr>
+          <w:rStyle w:val="end-tag"/>
+          <w:rFonts w:eastAsiaTheme="majorEastAsia"/>
+        </w:rPr>
+        <w:t>a</w:t>
+      </w:r>
+      <w:r>
+        <w:t>&gt;</w:t>
+      </w:r>
+    </w:p>
+    <w:p>
+      <w:pPr>
+        <w:pStyle w:val="Listing"/>
+      </w:pPr>
+      <w:r>
+        <w:t xml:space="preserve">      </w:t>
+      </w:r>
+      <w:r>
+        <w:t>&lt;</w:t>
+      </w:r>
+      <w:proofErr w:type="gramStart"/>
+      <w:r>
+        <w:rPr>
+          <w:rStyle w:val="start-tag"/>
+        </w:rPr>
+        <w:t>a</w:t>
+      </w:r>
+      <w:proofErr w:type="gramEnd"/>
+      <w:r>
+        <w:t xml:space="preserve"> </w:t>
+      </w:r>
+      <w:r>
+        <w:rPr>
+          <w:rStyle w:val="attribute-name"/>
+        </w:rPr>
+        <w:t>href</w:t>
+      </w:r>
+      <w:r>
+        <w:t>="</w:t>
+      </w:r>
+      <w:hyperlink r:id="rId37" w:history="1">
+        <w:r>
+          <w:rPr>
+            <w:rStyle w:val="Lienhypertexte"/>
+            <w:rFonts w:eastAsiaTheme="majorEastAsia"/>
+          </w:rPr>
+          <w:t>danielr13?lang=</w:t>
+        </w:r>
+        <w:proofErr w:type="spellStart"/>
+        <w:r>
+          <w:rPr>
+            <w:rStyle w:val="Lienhypertexte"/>
+            <w:rFonts w:eastAsiaTheme="majorEastAsia"/>
+          </w:rPr>
+          <w:t>fr&amp;m</w:t>
+        </w:r>
+        <w:proofErr w:type="spellEnd"/>
+        <w:r>
+          <w:rPr>
+            <w:rStyle w:val="Lienhypertexte"/>
+            <w:rFonts w:eastAsiaTheme="majorEastAsia"/>
+          </w:rPr>
+          <w:t>=</w:t>
+        </w:r>
+        <w:proofErr w:type="spellStart"/>
+        <w:r>
+          <w:rPr>
+            <w:rStyle w:val="Lienhypertexte"/>
+            <w:rFonts w:eastAsiaTheme="majorEastAsia"/>
+          </w:rPr>
+          <w:t>N&amp;v</w:t>
+        </w:r>
+        <w:proofErr w:type="spellEnd"/>
+        <w:r>
+          <w:rPr>
+            <w:rStyle w:val="Lienhypertexte"/>
+            <w:rFonts w:eastAsiaTheme="majorEastAsia"/>
+          </w:rPr>
+          <w:t>=</w:t>
+        </w:r>
+        <w:proofErr w:type="spellStart"/>
+        <w:r>
+          <w:rPr>
+            <w:rStyle w:val="Lienhypertexte"/>
+            <w:rFonts w:eastAsiaTheme="majorEastAsia"/>
+          </w:rPr>
+          <w:t>saint+michel</w:t>
+        </w:r>
+        <w:proofErr w:type="spellEnd"/>
+      </w:hyperlink>
+      <w:r>
+        <w:t>"&gt;SAINT MICHEL&lt;/</w:t>
+      </w:r>
+      <w:r>
+        <w:rPr>
+          <w:rStyle w:val="end-tag"/>
+          <w:rFonts w:eastAsiaTheme="majorEastAsia"/>
+        </w:rPr>
+        <w:t>a</w:t>
+      </w:r>
+      <w:r>
+        <w:t>&gt;</w:t>
+      </w:r>
+    </w:p>
+    <w:p>
+      <w:pPr>
+        <w:pStyle w:val="Listing"/>
+      </w:pPr>
+      <w:r>
+        <w:t xml:space="preserve">    </w:t>
+      </w:r>
+      <w:r>
+        <w:t>&lt;/</w:t>
+      </w:r>
+      <w:r>
+        <w:rPr>
+          <w:rStyle w:val="end-tag"/>
+          <w:rFonts w:eastAsiaTheme="majorEastAsia"/>
+        </w:rPr>
+        <w:t>h1</w:t>
+      </w:r>
+      <w:r>
+        <w:t>&gt;</w:t>
+      </w:r>
+    </w:p>
+    <w:p>
+      <w:pPr>
+        <w:pStyle w:val="Listing"/>
+      </w:pPr>
+      <w:r>
+        <w:t xml:space="preserve">    </w:t>
+      </w:r>
+      <w:r>
+        <w:t>&lt;</w:t>
+      </w:r>
+      <w:proofErr w:type="gramStart"/>
+      <w:r>
+        <w:rPr>
+          <w:rStyle w:val="start-tag"/>
+        </w:rPr>
+        <w:t>div</w:t>
+      </w:r>
+      <w:proofErr w:type="gramEnd"/>
+      <w:r>
+        <w:t xml:space="preserve"> </w:t>
+      </w:r>
+      <w:r>
+        <w:rPr>
+          <w:rStyle w:val="attribute-name"/>
+        </w:rPr>
+        <w:t>class</w:t>
+      </w:r>
+      <w:r>
+        <w:t>="action-buttons not-</w:t>
+      </w:r>
+      <w:proofErr w:type="spellStart"/>
+      <w:r>
+        <w:t>printable</w:t>
+      </w:r>
+      <w:proofErr w:type="spellEnd"/>
+      <w:r>
+        <w:t>"&gt;</w:t>
+      </w:r>
+    </w:p>
+    <w:p>
+      <w:pPr>
+        <w:pStyle w:val="Listing"/>
+      </w:pPr>
+      <w:r>
+        <w:t xml:space="preserve">    </w:t>
+      </w:r>
+      <w:r>
+        <w:t>&lt;/</w:t>
+      </w:r>
+      <w:r>
+        <w:rPr>
+          <w:rStyle w:val="end-tag"/>
+          <w:rFonts w:eastAsiaTheme="majorEastAsia"/>
+        </w:rPr>
+        <w:t>div</w:t>
+      </w:r>
+      <w:r>
+        <w:t>&gt;</w:t>
+      </w:r>
+    </w:p>
+    <w:p>
+      <w:pPr>
+        <w:pStyle w:val="Listing"/>
+      </w:pPr>
+      <w:r>
+        <w:t xml:space="preserve">  </w:t>
+      </w:r>
+      <w:r>
+        <w:t>&lt;/</w:t>
+      </w:r>
+      <w:r>
+        <w:rPr>
+          <w:rStyle w:val="end-tag"/>
+          <w:rFonts w:eastAsiaTheme="majorEastAsia"/>
+        </w:rPr>
+        <w:t>div</w:t>
+      </w:r>
+      <w:r>
+        <w:t>&gt;</w:t>
+      </w:r>
+    </w:p>
+    <w:p>
+      <w:pPr>
+        <w:pStyle w:val="Listing"/>
+      </w:pPr>
+      <w:r>
+        <w:t>&lt;/</w:t>
+      </w:r>
+      <w:r>
+        <w:rPr>
+          <w:rStyle w:val="end-tag"/>
+          <w:rFonts w:eastAsiaTheme="majorEastAsia"/>
+        </w:rPr>
+        <w:t>div</w:t>
+      </w:r>
+      <w:r>
+        <w:t>&gt;</w:t>
+      </w:r>
+    </w:p>
+    <w:p>
+      <w:pPr>
+        <w:pStyle w:val="Listing"/>
+      </w:pPr>
+      <w:r>
+        <w:rPr>
+          <w:highlight w:val="yellow"/>
+        </w:rPr>
+        <w:t>&lt;</w:t>
+      </w:r>
+      <w:proofErr w:type="spellStart"/>
+      <w:proofErr w:type="gramStart"/>
+      <w:r>
+        <w:rPr>
+          <w:rStyle w:val="start-tag"/>
+          <w:highlight w:val="yellow"/>
+        </w:rPr>
+        <w:t>em</w:t>
+      </w:r>
+      <w:proofErr w:type="spellEnd"/>
+      <w:proofErr w:type="gramEnd"/>
+      <w:r>
+        <w:rPr>
+          <w:highlight w:val="yellow"/>
+        </w:rPr>
+        <w:t>&gt;</w:t>
+      </w:r>
+      <w:r>
+        <w:rPr>
+          <w:rStyle w:val="entity"/>
+          <w:rFonts w:eastAsiaTheme="majorEastAsia"/>
+          <w:highlight w:val="yellow"/>
+        </w:rPr>
+        <w:t>&amp;</w:t>
+      </w:r>
+      <w:proofErr w:type="spellStart"/>
+      <w:r>
+        <w:rPr>
+          <w:rStyle w:val="entity"/>
+          <w:rFonts w:eastAsiaTheme="majorEastAsia"/>
+          <w:highlight w:val="yellow"/>
+        </w:rPr>
+        <w:t>nbsp;</w:t>
+      </w:r>
+      <w:r>
+        <w:rPr>
+          <w:highlight w:val="yellow"/>
+        </w:rPr>
+        <w:t>Marie</w:t>
+      </w:r>
+      <w:proofErr w:type="spellEnd"/>
+      <w:r>
+        <w:rPr>
+          <w:highlight w:val="yellow"/>
+        </w:rPr>
+        <w:t xml:space="preserve"> MICHEL&lt;/</w:t>
+      </w:r>
+      <w:proofErr w:type="spellStart"/>
+      <w:r>
+        <w:rPr>
+          <w:rStyle w:val="end-tag"/>
+          <w:rFonts w:eastAsiaTheme="majorEastAsia"/>
+          <w:highlight w:val="yellow"/>
+        </w:rPr>
+        <w:t>em</w:t>
+      </w:r>
+      <w:proofErr w:type="spellEnd"/>
+      <w:r>
+        <w:rPr>
+          <w:highlight w:val="yellow"/>
+        </w:rPr>
+        <w:t>&gt;</w:t>
+      </w:r>
+    </w:p>
+    <w:p>
+      <w:pPr>
+        <w:pStyle w:val="Listing"/>
+      </w:pPr>
+      <w:r>
+        <w:lastRenderedPageBreak/>
+        <w:t>&lt;</w:t>
+      </w:r>
+      <w:proofErr w:type="spellStart"/>
+      <w:proofErr w:type="gramStart"/>
+      <w:r>
+        <w:rPr>
+          <w:rStyle w:val="start-tag"/>
+        </w:rPr>
+        <w:t>br</w:t>
+      </w:r>
+      <w:proofErr w:type="spellEnd"/>
+      <w:proofErr w:type="gramEnd"/>
+      <w:r>
+        <w:t>&gt;</w:t>
+      </w:r>
+    </w:p>
+    <w:p>
+      <w:pPr>
+        <w:pStyle w:val="Listing"/>
+      </w:pPr>
+      <w:r>
+        <w:t>&lt;</w:t>
+      </w:r>
+      <w:proofErr w:type="spellStart"/>
+      <w:proofErr w:type="gramStart"/>
+      <w:r>
+        <w:rPr>
+          <w:rStyle w:val="start-tag"/>
+        </w:rPr>
+        <w:t>br</w:t>
+      </w:r>
+      <w:proofErr w:type="spellEnd"/>
+      <w:proofErr w:type="gramEnd"/>
+      <w:r>
+        <w:t xml:space="preserve"> </w:t>
+      </w:r>
+      <w:r>
+        <w:rPr>
+          <w:rStyle w:val="attribute-name"/>
+        </w:rPr>
+        <w:t>class</w:t>
+      </w:r>
+      <w:r>
+        <w:t>="</w:t>
+      </w:r>
+      <w:proofErr w:type="spellStart"/>
+      <w:r>
+        <w:t>separateur</w:t>
+      </w:r>
+      <w:proofErr w:type="spellEnd"/>
+      <w:r>
+        <w:t>"&gt;&lt;</w:t>
+      </w:r>
+      <w:proofErr w:type="spellStart"/>
+      <w:r>
+        <w:rPr>
+          <w:rStyle w:val="start-tag"/>
+        </w:rPr>
+        <w:t>br</w:t>
+      </w:r>
+      <w:proofErr w:type="spellEnd"/>
+      <w:r>
+        <w:t xml:space="preserve"> &gt;</w:t>
+      </w:r>
+    </w:p>
+    <w:p>
+      <w:pPr>
+        <w:pStyle w:val="Listing"/>
+      </w:pPr>
+      <w:r>
+        <w:t>&lt;</w:t>
+      </w:r>
+      <w:proofErr w:type="spellStart"/>
+      <w:proofErr w:type="gramStart"/>
+      <w:r>
+        <w:rPr>
+          <w:rStyle w:val="start-tag"/>
+        </w:rPr>
+        <w:t>ul</w:t>
+      </w:r>
+      <w:proofErr w:type="spellEnd"/>
+      <w:proofErr w:type="gramEnd"/>
+      <w:r>
+        <w:t>&gt;</w:t>
+      </w:r>
+    </w:p>
+    <w:p>
+      <w:pPr>
+        <w:pStyle w:val="Listing"/>
+      </w:pPr>
+      <w:r>
+        <w:t>&lt;</w:t>
+      </w:r>
+      <w:proofErr w:type="gramStart"/>
+      <w:r>
+        <w:rPr>
+          <w:rStyle w:val="start-tag"/>
+        </w:rPr>
+        <w:t>li</w:t>
+      </w:r>
+      <w:proofErr w:type="gramEnd"/>
+      <w:r>
+        <w:t>&gt;Née vers</w:t>
+      </w:r>
+      <w:r>
+        <w:rPr>
+          <w:rStyle w:val="entity"/>
+          <w:rFonts w:eastAsiaTheme="majorEastAsia"/>
+        </w:rPr>
+        <w:t>&amp;nbsp;</w:t>
+      </w:r>
+      <w:r>
+        <w:t>1625&lt;/</w:t>
+      </w:r>
+      <w:r>
+        <w:rPr>
+          <w:rStyle w:val="end-tag"/>
+          <w:rFonts w:eastAsiaTheme="majorEastAsia"/>
+        </w:rPr>
+        <w:t>li</w:t>
+      </w:r>
+      <w:r>
+        <w:t>&gt;</w:t>
+      </w:r>
+    </w:p>
+    <w:p>
+      <w:pPr>
+        <w:pStyle w:val="Listing"/>
+      </w:pPr>
+      <w:r>
+        <w:t>&lt;</w:t>
+      </w:r>
+      <w:proofErr w:type="gramStart"/>
+      <w:r>
+        <w:rPr>
+          <w:rStyle w:val="start-tag"/>
+        </w:rPr>
+        <w:t>li</w:t>
+      </w:r>
+      <w:proofErr w:type="gramEnd"/>
+      <w:r>
+        <w:t>&gt;Décédée le</w:t>
+      </w:r>
+      <w:r>
+        <w:rPr>
+          <w:rStyle w:val="entity"/>
+          <w:rFonts w:eastAsiaTheme="majorEastAsia"/>
+        </w:rPr>
+        <w:t>&amp;nbsp;</w:t>
+      </w:r>
+      <w:r>
+        <w:t>1er</w:t>
+      </w:r>
+      <w:r>
+        <w:rPr>
+          <w:rStyle w:val="entity"/>
+          <w:rFonts w:eastAsiaTheme="majorEastAsia"/>
+        </w:rPr>
+        <w:t>&amp;nbsp;</w:t>
+      </w:r>
+      <w:r>
+        <w:t>novembre</w:t>
+      </w:r>
+      <w:r>
+        <w:rPr>
+          <w:rStyle w:val="entity"/>
+          <w:rFonts w:eastAsiaTheme="majorEastAsia"/>
+        </w:rPr>
+        <w:t>&amp;nbsp;</w:t>
+      </w:r>
+      <w:r>
+        <w:t>1705 (dimanche) - Boulbon (13017),</w:t>
+      </w:r>
+    </w:p>
+    <w:p>
+      <w:pPr>
+        <w:pStyle w:val="Listing"/>
+      </w:pPr>
+      <w:proofErr w:type="gramStart"/>
+      <w:r>
+        <w:t>à</w:t>
+      </w:r>
+      <w:proofErr w:type="gramEnd"/>
+      <w:r>
+        <w:t xml:space="preserve"> l'âge d'environ 80 ans&lt;/</w:t>
+      </w:r>
+      <w:r>
+        <w:rPr>
+          <w:rStyle w:val="end-tag"/>
+          <w:rFonts w:eastAsiaTheme="majorEastAsia"/>
+        </w:rPr>
+        <w:t>li</w:t>
+      </w:r>
+      <w:r>
+        <w:t>&gt;</w:t>
+      </w:r>
+    </w:p>
+    <w:p>
+      <w:pPr>
+        <w:pStyle w:val="Listing"/>
+      </w:pPr>
+      <w:r>
+        <w:t>&lt;/</w:t>
+      </w:r>
+      <w:proofErr w:type="spellStart"/>
+      <w:r>
+        <w:rPr>
+          <w:rStyle w:val="end-tag"/>
+          <w:rFonts w:eastAsiaTheme="majorEastAsia"/>
+        </w:rPr>
+        <w:t>ul</w:t>
+      </w:r>
+      <w:proofErr w:type="spellEnd"/>
+      <w:r>
+        <w:t>&gt;</w:t>
+      </w:r>
+    </w:p>
+    <w:p>
+      <w:proofErr w:type="gramStart"/>
+      <w:r>
+        <w:t>pareil</w:t>
+      </w:r>
+      <w:proofErr w:type="gramEnd"/>
+      <w:r>
+        <w:t>, mais pas de lien hypertexte</w:t>
+      </w:r>
+    </w:p>
+    <w:p/>
+    <w:p/>
+    <w:p/>
+    <w:p/>
+    <w:p>
+      <w:r>
         <w:t>Autre cas notes et sources :</w:t>
       </w:r>
     </w:p>
     <w:p>
-      <w:hyperlink r:id="rId33" w:history="1">
+      <w:hyperlink r:id="rId38" w:history="1">
         <w:r>
           <w:rPr>
             <w:rStyle w:val="Lienhypertexte"/>
@@ -5126,7 +6147,6 @@
         <w:rPr>
           <w:noProof/>
         </w:rPr>
-        <w:lastRenderedPageBreak/>
         <w:drawing>
           <wp:inline distT="0" distB="0" distL="0" distR="0" wp14:anchorId="7D74B603" wp14:editId="01777BA4">
             <wp:extent cx="2875284" cy="4067299"/>
@@ -5143,7 +6163,7 @@
                     <pic:cNvPicPr/>
                   </pic:nvPicPr>
                   <pic:blipFill>
-                    <a:blip r:embed="rId34"/>
+                    <a:blip r:embed="rId39"/>
                     <a:stretch>
                       <a:fillRect/>
                     </a:stretch>
@@ -5170,7 +6190,7 @@
       </w:r>
     </w:p>
     <w:p>
-      <w:hyperlink r:id="rId35" w:history="1">
+      <w:hyperlink r:id="rId40" w:history="1">
         <w:r>
           <w:rPr>
             <w:rStyle w:val="Lienhypertexte"/>
@@ -5200,7 +6220,7 @@
                     <pic:cNvPicPr/>
                   </pic:nvPicPr>
                   <pic:blipFill>
-                    <a:blip r:embed="rId36"/>
+                    <a:blip r:embed="rId41"/>
                     <a:stretch>
                       <a:fillRect/>
                     </a:stretch>
@@ -5425,24 +6445,12 @@
       </w:r>
     </w:p>
     <w:p>
-      <w:hyperlink r:id="rId37" w:history="1">
+      <w:hyperlink r:id="rId42" w:history="1">
         <w:r>
           <w:rPr>
             <w:rStyle w:val="Lienhypertexte"/>
           </w:rPr>
-          <w:t>https://gw.geneanet.org/nraibaut2_w?lang=fr&amp;p=p</w:t>
-        </w:r>
-        <w:r>
-          <w:rPr>
-            <w:rStyle w:val="Lienhypertexte"/>
-          </w:rPr>
-          <w:t>i</w:t>
-        </w:r>
-        <w:r>
-          <w:rPr>
-            <w:rStyle w:val="Lienhypertexte"/>
-          </w:rPr>
-          <w:t>erre&amp;n=dupont&amp;type=fiche</w:t>
+          <w:t>https://gw.geneanet.org/nraibaut2_w?lang=fr&amp;p=pierre&amp;n=dupont&amp;type=fiche</w:t>
         </w:r>
       </w:hyperlink>
     </w:p>
@@ -5451,6 +6459,7 @@
         <w:rPr>
           <w:noProof/>
         </w:rPr>
+        <w:lastRenderedPageBreak/>
         <w:drawing>
           <wp:inline distT="0" distB="0" distL="0" distR="0" wp14:anchorId="2F3CFEB6" wp14:editId="520464E8">
             <wp:extent cx="2066306" cy="1284818"/>
@@ -5467,7 +6476,7 @@
                     <pic:cNvPicPr/>
                   </pic:nvPicPr>
                   <pic:blipFill>
-                    <a:blip r:embed="rId38"/>
+                    <a:blip r:embed="rId43"/>
                     <a:stretch>
                       <a:fillRect/>
                     </a:stretch>
@@ -5490,7 +6499,7 @@
     </w:p>
     <w:p/>
     <w:p>
-      <w:bookmarkStart w:id="0" w:name="_Hlk143029750"/>
+      <w:bookmarkStart w:id="1" w:name="_Hlk143029750"/>
       <w:r>
         <w:t>Notes</w:t>
       </w:r>
@@ -5501,7 +6510,7 @@
           <w:rStyle w:val="Lienhypertexte"/>
         </w:rPr>
       </w:pPr>
-      <w:hyperlink r:id="rId39" w:history="1">
+      <w:hyperlink r:id="rId44" w:history="1">
         <w:r>
           <w:rPr>
             <w:rStyle w:val="Lienhypertexte"/>
@@ -5511,7 +6520,7 @@
       </w:hyperlink>
     </w:p>
     <w:p>
-      <w:hyperlink r:id="rId40" w:history="1">
+      <w:hyperlink r:id="rId45" w:history="1">
         <w:r>
           <w:rPr>
             <w:rStyle w:val="Lienhypertexte"/>
@@ -5526,7 +6535,6 @@
         <w:rPr>
           <w:noProof/>
         </w:rPr>
-        <w:lastRenderedPageBreak/>
         <w:drawing>
           <wp:inline distT="0" distB="0" distL="0" distR="0" wp14:anchorId="3513ADE0" wp14:editId="7C082BEC">
             <wp:extent cx="1739609" cy="1816925"/>
@@ -5543,7 +6551,7 @@
                     <pic:cNvPicPr/>
                   </pic:nvPicPr>
                   <pic:blipFill>
-                    <a:blip r:embed="rId41"/>
+                    <a:blip r:embed="rId46"/>
                     <a:stretch>
                       <a:fillRect/>
                     </a:stretch>
@@ -5902,14 +6910,14 @@
       </w:r>
     </w:p>
     <w:p/>
-    <w:bookmarkEnd w:id="0"/>
+    <w:bookmarkEnd w:id="1"/>
     <w:p>
       <w:r>
         <w:t>Cas notes individuelles : formattées différemment :</w:t>
       </w:r>
     </w:p>
     <w:p>
-      <w:hyperlink r:id="rId42" w:history="1">
+      <w:hyperlink r:id="rId47" w:history="1">
         <w:r>
           <w:rPr>
             <w:rStyle w:val="Lienhypertexte"/>
@@ -5920,6 +6928,9 @@
     </w:p>
     <w:p>
       <w:r>
+        <w:rPr>
+          <w:noProof/>
+        </w:rPr>
         <w:drawing>
           <wp:inline distT="0" distB="0" distL="0" distR="0" wp14:anchorId="58920F49" wp14:editId="43D46DAD">
             <wp:extent cx="1338324" cy="765959"/>
@@ -5936,7 +6947,7 @@
                     <pic:cNvPicPr/>
                   </pic:nvPicPr>
                   <pic:blipFill>
-                    <a:blip r:embed="rId43"/>
+                    <a:blip r:embed="rId48"/>
                     <a:stretch>
                       <a:fillRect/>
                     </a:stretch>
@@ -6407,7 +7418,7 @@
     </w:p>
     <w:p/>
     <w:p>
-      <w:hyperlink r:id="rId44" w:history="1">
+      <w:hyperlink r:id="rId49" w:history="1">
         <w:r>
           <w:rPr>
             <w:rStyle w:val="Lienhypertexte"/>
@@ -6421,6 +7432,10 @@
     </w:p>
     <w:p>
       <w:r>
+        <w:rPr>
+          <w:noProof/>
+        </w:rPr>
+        <w:lastRenderedPageBreak/>
         <w:drawing>
           <wp:inline distT="0" distB="0" distL="0" distR="0" wp14:anchorId="44A014DE" wp14:editId="25708099">
             <wp:extent cx="1454727" cy="563612"/>
@@ -6437,7 +7452,7 @@
                     <pic:cNvPicPr/>
                   </pic:nvPicPr>
                   <pic:blipFill>
-                    <a:blip r:embed="rId45"/>
+                    <a:blip r:embed="rId50"/>
                     <a:stretch>
                       <a:fillRect/>
                     </a:stretch>
@@ -6871,7 +7886,6 @@
         <w:rPr>
           <w:b/>
         </w:rPr>
-        <w:lastRenderedPageBreak/>
         <w:t>Infos sur le mariage/union :</w:t>
       </w:r>
     </w:p>
@@ -6940,7 +7954,7 @@
       <w:r>
         <w:t xml:space="preserve"> page Pierre Joubert : </w:t>
       </w:r>
-      <w:hyperlink r:id="rId46" w:history="1">
+      <w:hyperlink r:id="rId51" w:history="1">
         <w:r>
           <w:rPr>
             <w:rStyle w:val="Lienhypertexte"/>
@@ -6975,7 +7989,7 @@
                     <pic:cNvPicPr/>
                   </pic:nvPicPr>
                   <pic:blipFill>
-                    <a:blip r:embed="rId47"/>
+                    <a:blip r:embed="rId52"/>
                     <a:stretch>
                       <a:fillRect/>
                     </a:stretch>
@@ -7008,203 +8022,6 @@
             <wp:extent cx="948804" cy="354131"/>
             <wp:effectExtent l="0" t="0" r="3810" b="8255"/>
             <wp:docPr id="8" name="Image 8"/>
-            <wp:cNvGraphicFramePr>
-              <a:graphicFrameLocks xmlns:a="http://schemas.openxmlformats.org/drawingml/2006/main" noChangeAspect="1"/>
-            </wp:cNvGraphicFramePr>
-            <a:graphic xmlns:a="http://schemas.openxmlformats.org/drawingml/2006/main">
-              <a:graphicData uri="http://schemas.openxmlformats.org/drawingml/2006/picture">
-                <pic:pic xmlns:pic="http://schemas.openxmlformats.org/drawingml/2006/picture">
-                  <pic:nvPicPr>
-                    <pic:cNvPr id="1" name=""/>
-                    <pic:cNvPicPr/>
-                  </pic:nvPicPr>
-                  <pic:blipFill>
-                    <a:blip r:embed="rId48"/>
-                    <a:stretch>
-                      <a:fillRect/>
-                    </a:stretch>
-                  </pic:blipFill>
-                  <pic:spPr>
-                    <a:xfrm>
-                      <a:off x="0" y="0"/>
-                      <a:ext cx="956350" cy="356947"/>
-                    </a:xfrm>
-                    <a:prstGeom prst="rect">
-                      <a:avLst/>
-                    </a:prstGeom>
-                  </pic:spPr>
-                </pic:pic>
-              </a:graphicData>
-            </a:graphic>
-          </wp:inline>
-        </w:drawing>
-      </w:r>
-    </w:p>
-    <w:p>
-      <w:pPr>
-        <w:pStyle w:val="Paragraphedeliste"/>
-        <w:numPr>
-          <w:ilvl w:val="1"/>
-          <w:numId w:val="7"/>
-        </w:numPr>
-      </w:pPr>
-      <w:proofErr w:type="gramStart"/>
-      <w:r>
-        <w:t>sur</w:t>
-      </w:r>
-      <w:proofErr w:type="gramEnd"/>
-      <w:r>
-        <w:t xml:space="preserve"> page Françoise GUYON : </w:t>
-      </w:r>
-      <w:hyperlink r:id="rId49" w:history="1">
-        <w:r>
-          <w:rPr>
-            <w:rStyle w:val="Lienhypertexte"/>
-          </w:rPr>
-          <w:t>https://gw.geneanet.org/danielr13?lang=fr&amp;p=francoise&amp;n=guyon</w:t>
-        </w:r>
-      </w:hyperlink>
-      <w:r>
-        <w:br/>
-      </w:r>
-      <w:r>
-        <w:rPr>
-          <w:noProof/>
-          <w:lang w:eastAsia="fr-FR"/>
-        </w:rPr>
-        <w:drawing>
-          <wp:inline distT="0" distB="0" distL="0" distR="0" wp14:anchorId="0010613E" wp14:editId="0F6F3DB3">
-            <wp:extent cx="7367520" cy="693575"/>
-            <wp:effectExtent l="0" t="0" r="5080" b="0"/>
-            <wp:docPr id="9" name="Image 9"/>
-            <wp:cNvGraphicFramePr>
-              <a:graphicFrameLocks xmlns:a="http://schemas.openxmlformats.org/drawingml/2006/main" noChangeAspect="1"/>
-            </wp:cNvGraphicFramePr>
-            <a:graphic xmlns:a="http://schemas.openxmlformats.org/drawingml/2006/main">
-              <a:graphicData uri="http://schemas.openxmlformats.org/drawingml/2006/picture">
-                <pic:pic xmlns:pic="http://schemas.openxmlformats.org/drawingml/2006/picture">
-                  <pic:nvPicPr>
-                    <pic:cNvPr id="1" name=""/>
-                    <pic:cNvPicPr/>
-                  </pic:nvPicPr>
-                  <pic:blipFill>
-                    <a:blip r:embed="rId50"/>
-                    <a:stretch>
-                      <a:fillRect/>
-                    </a:stretch>
-                  </pic:blipFill>
-                  <pic:spPr>
-                    <a:xfrm>
-                      <a:off x="0" y="0"/>
-                      <a:ext cx="7485478" cy="704679"/>
-                    </a:xfrm>
-                    <a:prstGeom prst="rect">
-                      <a:avLst/>
-                    </a:prstGeom>
-                  </pic:spPr>
-                </pic:pic>
-              </a:graphicData>
-            </a:graphic>
-          </wp:inline>
-        </w:drawing>
-      </w:r>
-      <w:r>
-        <w:br/>
-      </w:r>
-      <w:r>
-        <w:rPr>
-          <w:noProof/>
-          <w:lang w:eastAsia="fr-FR"/>
-        </w:rPr>
-        <w:drawing>
-          <wp:inline distT="0" distB="0" distL="0" distR="0" wp14:anchorId="399EBC05" wp14:editId="199FD199">
-            <wp:extent cx="1095355" cy="560268"/>
-            <wp:effectExtent l="0" t="0" r="0" b="0"/>
-            <wp:docPr id="10" name="Image 10"/>
-            <wp:cNvGraphicFramePr>
-              <a:graphicFrameLocks xmlns:a="http://schemas.openxmlformats.org/drawingml/2006/main" noChangeAspect="1"/>
-            </wp:cNvGraphicFramePr>
-            <a:graphic xmlns:a="http://schemas.openxmlformats.org/drawingml/2006/main">
-              <a:graphicData uri="http://schemas.openxmlformats.org/drawingml/2006/picture">
-                <pic:pic xmlns:pic="http://schemas.openxmlformats.org/drawingml/2006/picture">
-                  <pic:nvPicPr>
-                    <pic:cNvPr id="1" name=""/>
-                    <pic:cNvPicPr/>
-                  </pic:nvPicPr>
-                  <pic:blipFill>
-                    <a:blip r:embed="rId51"/>
-                    <a:stretch>
-                      <a:fillRect/>
-                    </a:stretch>
-                  </pic:blipFill>
-                  <pic:spPr>
-                    <a:xfrm>
-                      <a:off x="0" y="0"/>
-                      <a:ext cx="1110104" cy="567812"/>
-                    </a:xfrm>
-                    <a:prstGeom prst="rect">
-                      <a:avLst/>
-                    </a:prstGeom>
-                  </pic:spPr>
-                </pic:pic>
-              </a:graphicData>
-            </a:graphic>
-          </wp:inline>
-        </w:drawing>
-      </w:r>
-    </w:p>
-    <w:p>
-      <w:pPr>
-        <w:pStyle w:val="Paragraphedeliste"/>
-        <w:numPr>
-          <w:ilvl w:val="0"/>
-          <w:numId w:val="7"/>
-        </w:numPr>
-      </w:pPr>
-      <w:proofErr w:type="gramStart"/>
-      <w:r>
-        <w:t>sur</w:t>
-      </w:r>
-      <w:proofErr w:type="gramEnd"/>
-      <w:r>
-        <w:t xml:space="preserve"> page enfant :</w:t>
-      </w:r>
-    </w:p>
-    <w:p>
-      <w:pPr>
-        <w:pStyle w:val="Paragraphedeliste"/>
-        <w:numPr>
-          <w:ilvl w:val="1"/>
-          <w:numId w:val="7"/>
-        </w:numPr>
-      </w:pPr>
-      <w:r>
-        <w:t>Charlotte JOUBERT</w:t>
-      </w:r>
-      <w:r>
-        <w:t xml:space="preserve"> est leur fille : </w:t>
-      </w:r>
-      <w:hyperlink r:id="rId52" w:history="1">
-        <w:r>
-          <w:rPr>
-            <w:rStyle w:val="Lienhypertexte"/>
-          </w:rPr>
-          <w:t>https://gw.geneanet.org/danielr13?lang=fr&amp;p=charlotte&amp;n=joubert</w:t>
-        </w:r>
-      </w:hyperlink>
-      <w:r>
-        <w:br/>
-      </w:r>
-      <w:r>
-        <w:rPr>
-          <w:noProof/>
-          <w:lang w:eastAsia="fr-FR"/>
-        </w:rPr>
-        <w:drawing>
-          <wp:inline distT="0" distB="0" distL="0" distR="0" wp14:anchorId="23388A50" wp14:editId="4B1EED96">
-            <wp:extent cx="7067550" cy="857250"/>
-            <wp:effectExtent l="0" t="0" r="0" b="0"/>
-            <wp:docPr id="11" name="Image 11"/>
             <wp:cNvGraphicFramePr>
               <a:graphicFrameLocks xmlns:a="http://schemas.openxmlformats.org/drawingml/2006/main" noChangeAspect="1"/>
             </wp:cNvGraphicFramePr>
@@ -7224,7 +8041,7 @@
                   <pic:spPr>
                     <a:xfrm>
                       <a:off x="0" y="0"/>
-                      <a:ext cx="7067550" cy="857250"/>
+                      <a:ext cx="956350" cy="356947"/>
                     </a:xfrm>
                     <a:prstGeom prst="rect">
                       <a:avLst/>
@@ -7244,106 +8061,21 @@
           <w:ilvl w:val="1"/>
           <w:numId w:val="7"/>
         </w:numPr>
-        <w:rPr>
-          <w:b/>
-          <w:color w:val="FF0000"/>
-        </w:rPr>
-      </w:pPr>
-      <w:proofErr w:type="gramStart"/>
-      <w:r>
-        <w:rPr>
-          <w:b/>
-          <w:color w:val="FF0000"/>
-        </w:rPr>
-        <w:t>par</w:t>
-      </w:r>
-      <w:proofErr w:type="gramEnd"/>
-      <w:r>
-        <w:rPr>
-          <w:b/>
-          <w:color w:val="FF0000"/>
-        </w:rPr>
-        <w:t xml:space="preserve"> contre : on n’a pas la source de l’union !...</w:t>
-      </w:r>
-    </w:p>
-    <w:p>
-      <w:pPr>
-        <w:pStyle w:val="Paragraphedeliste"/>
-        <w:numPr>
-          <w:ilvl w:val="1"/>
-          <w:numId w:val="7"/>
-        </w:numPr>
-        <w:rPr>
-          <w:color w:val="FF0000"/>
-        </w:rPr>
-      </w:pPr>
-      <w:proofErr w:type="gramStart"/>
-      <w:r>
-        <w:rPr>
-          <w:color w:val="FF0000"/>
-        </w:rPr>
-        <w:t>et</w:t>
-      </w:r>
-      <w:proofErr w:type="gramEnd"/>
-      <w:r>
-        <w:rPr>
-          <w:color w:val="FF0000"/>
-        </w:rPr>
-        <w:t xml:space="preserve"> que se passe-t-il quand il y a plusieurs unions avec des sources ?</w:t>
-      </w:r>
-      <w:r>
-        <w:rPr>
-          <w:color w:val="FF0000"/>
-        </w:rPr>
-        <w:t> : voir plus loin : « union 1 »…</w:t>
-      </w:r>
-    </w:p>
-    <w:p>
-      <w:r>
-        <w:t>Attention : on peut aussi avoir la forme « </w:t>
-      </w:r>
-      <w:r>
-        <w:rPr>
-          <w:b/>
-        </w:rPr>
-        <w:t>Contrat de mariage</w:t>
-      </w:r>
-      <w:r>
-        <w:t> » :</w:t>
-      </w:r>
-    </w:p>
-    <w:p>
-      <w:proofErr w:type="gramStart"/>
-      <w:r>
-        <w:t>ex</w:t>
-      </w:r>
-      <w:proofErr w:type="gramEnd"/>
-      <w:r>
-        <w:t> :</w:t>
-      </w:r>
-    </w:p>
-    <w:p>
-      <w:pPr>
-        <w:pStyle w:val="Paragraphedeliste"/>
-        <w:numPr>
-          <w:ilvl w:val="0"/>
-          <w:numId w:val="7"/>
-        </w:numPr>
-      </w:pPr>
-      <w:proofErr w:type="gramStart"/>
-      <w:r>
-        <w:t>chez</w:t>
-      </w:r>
-      <w:proofErr w:type="gramEnd"/>
-      <w:r>
-        <w:t xml:space="preserve"> les enfants : </w:t>
+      </w:pPr>
+      <w:proofErr w:type="gramStart"/>
+      <w:r>
+        <w:t>sur</w:t>
+      </w:r>
+      <w:proofErr w:type="gramEnd"/>
+      <w:r>
+        <w:t xml:space="preserve"> page Françoise GUYON : </w:t>
       </w:r>
       <w:hyperlink r:id="rId54" w:history="1">
         <w:r>
           <w:rPr>
             <w:rStyle w:val="Lienhypertexte"/>
           </w:rPr>
-          <w:t>https://gw.geneanet.org/danielr13?lang=fr&amp;p=claude&amp;n=lamouroux&amp;oc=5</w:t>
+          <w:t>https://gw.geneanet.org/danielr13?lang=fr&amp;p=francoise&amp;n=guyon</w:t>
         </w:r>
       </w:hyperlink>
       <w:r>
@@ -7355,10 +8087,10 @@
           <w:lang w:eastAsia="fr-FR"/>
         </w:rPr>
         <w:drawing>
-          <wp:inline distT="0" distB="0" distL="0" distR="0" wp14:anchorId="7C8D7B1D" wp14:editId="5AB90FC1">
-            <wp:extent cx="6263375" cy="657219"/>
-            <wp:effectExtent l="0" t="0" r="0" b="0"/>
-            <wp:docPr id="3" name="Image 3"/>
+          <wp:inline distT="0" distB="0" distL="0" distR="0" wp14:anchorId="0010613E" wp14:editId="0F6F3DB3">
+            <wp:extent cx="7367520" cy="693575"/>
+            <wp:effectExtent l="0" t="0" r="5080" b="0"/>
+            <wp:docPr id="9" name="Image 9"/>
             <wp:cNvGraphicFramePr>
               <a:graphicFrameLocks xmlns:a="http://schemas.openxmlformats.org/drawingml/2006/main" noChangeAspect="1"/>
             </wp:cNvGraphicFramePr>
@@ -7378,7 +8110,7 @@
                   <pic:spPr>
                     <a:xfrm>
                       <a:off x="0" y="0"/>
-                      <a:ext cx="6287834" cy="659785"/>
+                      <a:ext cx="7485478" cy="704679"/>
                     </a:xfrm>
                     <a:prstGeom prst="rect">
                       <a:avLst/>
@@ -7390,31 +8122,6 @@
           </wp:inline>
         </w:drawing>
       </w:r>
-    </w:p>
-    <w:p>
-      <w:pPr>
-        <w:pStyle w:val="Paragraphedeliste"/>
-        <w:numPr>
-          <w:ilvl w:val="0"/>
-          <w:numId w:val="7"/>
-        </w:numPr>
-      </w:pPr>
-      <w:proofErr w:type="gramStart"/>
-      <w:r>
-        <w:t>chez</w:t>
-      </w:r>
-      <w:proofErr w:type="gramEnd"/>
-      <w:r>
-        <w:t xml:space="preserve"> les parents : </w:t>
-      </w:r>
-      <w:hyperlink r:id="rId56" w:history="1">
-        <w:r>
-          <w:rPr>
-            <w:rStyle w:val="Lienhypertexte"/>
-          </w:rPr>
-          <w:t>https://gw.geneanet.org/danielr13?lang=fr&amp;p=magdeleine&amp;n=perrier</w:t>
-        </w:r>
-      </w:hyperlink>
       <w:r>
         <w:br/>
       </w:r>
@@ -7424,10 +8131,10 @@
           <w:lang w:eastAsia="fr-FR"/>
         </w:rPr>
         <w:drawing>
-          <wp:inline distT="0" distB="0" distL="0" distR="0" wp14:anchorId="089E41A6" wp14:editId="3A492B50">
-            <wp:extent cx="8594303" cy="692692"/>
+          <wp:inline distT="0" distB="0" distL="0" distR="0" wp14:anchorId="399EBC05" wp14:editId="199FD199">
+            <wp:extent cx="1095355" cy="560268"/>
             <wp:effectExtent l="0" t="0" r="0" b="0"/>
-            <wp:docPr id="5" name="Image 5"/>
+            <wp:docPr id="10" name="Image 10"/>
             <wp:cNvGraphicFramePr>
               <a:graphicFrameLocks xmlns:a="http://schemas.openxmlformats.org/drawingml/2006/main" noChangeAspect="1"/>
             </wp:cNvGraphicFramePr>
@@ -7439,7 +8146,7 @@
                     <pic:cNvPicPr/>
                   </pic:nvPicPr>
                   <pic:blipFill>
-                    <a:blip r:embed="rId57"/>
+                    <a:blip r:embed="rId56"/>
                     <a:stretch>
                       <a:fillRect/>
                     </a:stretch>
@@ -7447,7 +8154,7 @@
                   <pic:spPr>
                     <a:xfrm>
                       <a:off x="0" y="0"/>
-                      <a:ext cx="8647186" cy="696954"/>
+                      <a:ext cx="1110104" cy="567812"/>
                     </a:xfrm>
                     <a:prstGeom prst="rect">
                       <a:avLst/>
@@ -7464,18 +8171,41 @@
       <w:pPr>
         <w:pStyle w:val="Paragraphedeliste"/>
         <w:numPr>
+          <w:ilvl w:val="0"/>
+          <w:numId w:val="7"/>
+        </w:numPr>
+      </w:pPr>
+      <w:proofErr w:type="gramStart"/>
+      <w:r>
+        <w:t>sur</w:t>
+      </w:r>
+      <w:proofErr w:type="gramEnd"/>
+      <w:r>
+        <w:t xml:space="preserve"> page enfant :</w:t>
+      </w:r>
+    </w:p>
+    <w:p>
+      <w:pPr>
+        <w:pStyle w:val="Paragraphedeliste"/>
+        <w:numPr>
           <w:ilvl w:val="1"/>
           <w:numId w:val="7"/>
         </w:numPr>
       </w:pPr>
-      <w:proofErr w:type="gramStart"/>
-      <w:r>
-        <w:t>qu’on</w:t>
-      </w:r>
-      <w:proofErr w:type="gramEnd"/>
-      <w:r>
-        <w:t xml:space="preserve"> retrouve dans les événements :</w:t>
-      </w:r>
+      <w:r>
+        <w:t>Charlotte JOUBERT</w:t>
+      </w:r>
+      <w:r>
+        <w:t xml:space="preserve"> est leur fille : </w:t>
+      </w:r>
+      <w:hyperlink r:id="rId57" w:history="1">
+        <w:r>
+          <w:rPr>
+            <w:rStyle w:val="Lienhypertexte"/>
+          </w:rPr>
+          <w:t>https://gw.geneanet.org/danielr13?lang=fr&amp;p=charlotte&amp;n=joubert</w:t>
+        </w:r>
+      </w:hyperlink>
       <w:r>
         <w:br/>
       </w:r>
@@ -7485,10 +8215,10 @@
           <w:lang w:eastAsia="fr-FR"/>
         </w:rPr>
         <w:drawing>
-          <wp:inline distT="0" distB="0" distL="0" distR="0" wp14:anchorId="240F63C5" wp14:editId="7D734FE2">
-            <wp:extent cx="3303468" cy="797389"/>
-            <wp:effectExtent l="0" t="0" r="0" b="3175"/>
-            <wp:docPr id="12" name="Image 12"/>
+          <wp:inline distT="0" distB="0" distL="0" distR="0" wp14:anchorId="23388A50" wp14:editId="4B1EED96">
+            <wp:extent cx="7067550" cy="857250"/>
+            <wp:effectExtent l="0" t="0" r="0" b="0"/>
+            <wp:docPr id="11" name="Image 11"/>
             <wp:cNvGraphicFramePr>
               <a:graphicFrameLocks xmlns:a="http://schemas.openxmlformats.org/drawingml/2006/main" noChangeAspect="1"/>
             </wp:cNvGraphicFramePr>
@@ -7508,6 +8238,291 @@
                   <pic:spPr>
                     <a:xfrm>
                       <a:off x="0" y="0"/>
+                      <a:ext cx="7067550" cy="857250"/>
+                    </a:xfrm>
+                    <a:prstGeom prst="rect">
+                      <a:avLst/>
+                    </a:prstGeom>
+                  </pic:spPr>
+                </pic:pic>
+              </a:graphicData>
+            </a:graphic>
+          </wp:inline>
+        </w:drawing>
+      </w:r>
+    </w:p>
+    <w:p>
+      <w:pPr>
+        <w:pStyle w:val="Paragraphedeliste"/>
+        <w:numPr>
+          <w:ilvl w:val="1"/>
+          <w:numId w:val="7"/>
+        </w:numPr>
+        <w:rPr>
+          <w:b/>
+          <w:color w:val="FF0000"/>
+        </w:rPr>
+      </w:pPr>
+      <w:proofErr w:type="gramStart"/>
+      <w:r>
+        <w:rPr>
+          <w:b/>
+          <w:color w:val="FF0000"/>
+        </w:rPr>
+        <w:t>par</w:t>
+      </w:r>
+      <w:proofErr w:type="gramEnd"/>
+      <w:r>
+        <w:rPr>
+          <w:b/>
+          <w:color w:val="FF0000"/>
+        </w:rPr>
+        <w:t xml:space="preserve"> contre : on n’a pas la source de l’union !...</w:t>
+      </w:r>
+    </w:p>
+    <w:p>
+      <w:pPr>
+        <w:pStyle w:val="Paragraphedeliste"/>
+        <w:numPr>
+          <w:ilvl w:val="1"/>
+          <w:numId w:val="7"/>
+        </w:numPr>
+        <w:rPr>
+          <w:color w:val="FF0000"/>
+        </w:rPr>
+      </w:pPr>
+      <w:proofErr w:type="gramStart"/>
+      <w:r>
+        <w:rPr>
+          <w:color w:val="FF0000"/>
+        </w:rPr>
+        <w:t>et</w:t>
+      </w:r>
+      <w:proofErr w:type="gramEnd"/>
+      <w:r>
+        <w:rPr>
+          <w:color w:val="FF0000"/>
+        </w:rPr>
+        <w:t xml:space="preserve"> que se passe-t-il quand il y a plusieurs unions avec des sources ?</w:t>
+      </w:r>
+      <w:r>
+        <w:rPr>
+          <w:color w:val="FF0000"/>
+        </w:rPr>
+        <w:t> : voir plus loin : « union 1 »…</w:t>
+      </w:r>
+    </w:p>
+    <w:p>
+      <w:r>
+        <w:t>Attention : on peut aussi avoir la forme « </w:t>
+      </w:r>
+      <w:r>
+        <w:rPr>
+          <w:b/>
+        </w:rPr>
+        <w:t>Contrat de mariage</w:t>
+      </w:r>
+      <w:r>
+        <w:t> » :</w:t>
+      </w:r>
+    </w:p>
+    <w:p>
+      <w:proofErr w:type="gramStart"/>
+      <w:r>
+        <w:t>ex</w:t>
+      </w:r>
+      <w:proofErr w:type="gramEnd"/>
+      <w:r>
+        <w:t> :</w:t>
+      </w:r>
+    </w:p>
+    <w:p>
+      <w:pPr>
+        <w:pStyle w:val="Paragraphedeliste"/>
+        <w:numPr>
+          <w:ilvl w:val="0"/>
+          <w:numId w:val="7"/>
+        </w:numPr>
+      </w:pPr>
+      <w:proofErr w:type="gramStart"/>
+      <w:r>
+        <w:lastRenderedPageBreak/>
+        <w:t>chez</w:t>
+      </w:r>
+      <w:proofErr w:type="gramEnd"/>
+      <w:r>
+        <w:t xml:space="preserve"> les enfants : </w:t>
+      </w:r>
+      <w:hyperlink r:id="rId59" w:history="1">
+        <w:r>
+          <w:rPr>
+            <w:rStyle w:val="Lienhypertexte"/>
+          </w:rPr>
+          <w:t>https://gw.geneanet.org/danielr13?lang=fr&amp;p=claude&amp;n=lamouroux&amp;oc=5</w:t>
+        </w:r>
+      </w:hyperlink>
+      <w:r>
+        <w:br/>
+      </w:r>
+      <w:r>
+        <w:rPr>
+          <w:noProof/>
+          <w:lang w:eastAsia="fr-FR"/>
+        </w:rPr>
+        <w:drawing>
+          <wp:inline distT="0" distB="0" distL="0" distR="0" wp14:anchorId="7C8D7B1D" wp14:editId="5AB90FC1">
+            <wp:extent cx="6263375" cy="657219"/>
+            <wp:effectExtent l="0" t="0" r="0" b="0"/>
+            <wp:docPr id="3" name="Image 3"/>
+            <wp:cNvGraphicFramePr>
+              <a:graphicFrameLocks xmlns:a="http://schemas.openxmlformats.org/drawingml/2006/main" noChangeAspect="1"/>
+            </wp:cNvGraphicFramePr>
+            <a:graphic xmlns:a="http://schemas.openxmlformats.org/drawingml/2006/main">
+              <a:graphicData uri="http://schemas.openxmlformats.org/drawingml/2006/picture">
+                <pic:pic xmlns:pic="http://schemas.openxmlformats.org/drawingml/2006/picture">
+                  <pic:nvPicPr>
+                    <pic:cNvPr id="1" name=""/>
+                    <pic:cNvPicPr/>
+                  </pic:nvPicPr>
+                  <pic:blipFill>
+                    <a:blip r:embed="rId60"/>
+                    <a:stretch>
+                      <a:fillRect/>
+                    </a:stretch>
+                  </pic:blipFill>
+                  <pic:spPr>
+                    <a:xfrm>
+                      <a:off x="0" y="0"/>
+                      <a:ext cx="6287834" cy="659785"/>
+                    </a:xfrm>
+                    <a:prstGeom prst="rect">
+                      <a:avLst/>
+                    </a:prstGeom>
+                  </pic:spPr>
+                </pic:pic>
+              </a:graphicData>
+            </a:graphic>
+          </wp:inline>
+        </w:drawing>
+      </w:r>
+    </w:p>
+    <w:p>
+      <w:pPr>
+        <w:pStyle w:val="Paragraphedeliste"/>
+        <w:numPr>
+          <w:ilvl w:val="0"/>
+          <w:numId w:val="7"/>
+        </w:numPr>
+      </w:pPr>
+      <w:proofErr w:type="gramStart"/>
+      <w:r>
+        <w:t>chez</w:t>
+      </w:r>
+      <w:proofErr w:type="gramEnd"/>
+      <w:r>
+        <w:t xml:space="preserve"> les parents : </w:t>
+      </w:r>
+      <w:hyperlink r:id="rId61" w:history="1">
+        <w:r>
+          <w:rPr>
+            <w:rStyle w:val="Lienhypertexte"/>
+          </w:rPr>
+          <w:t>https://gw.geneanet.org/danielr13?lang=fr&amp;p=magdeleine&amp;n=perrier</w:t>
+        </w:r>
+      </w:hyperlink>
+      <w:r>
+        <w:br/>
+      </w:r>
+      <w:r>
+        <w:rPr>
+          <w:noProof/>
+          <w:lang w:eastAsia="fr-FR"/>
+        </w:rPr>
+        <w:drawing>
+          <wp:inline distT="0" distB="0" distL="0" distR="0" wp14:anchorId="089E41A6" wp14:editId="3A492B50">
+            <wp:extent cx="8594303" cy="692692"/>
+            <wp:effectExtent l="0" t="0" r="0" b="0"/>
+            <wp:docPr id="5" name="Image 5"/>
+            <wp:cNvGraphicFramePr>
+              <a:graphicFrameLocks xmlns:a="http://schemas.openxmlformats.org/drawingml/2006/main" noChangeAspect="1"/>
+            </wp:cNvGraphicFramePr>
+            <a:graphic xmlns:a="http://schemas.openxmlformats.org/drawingml/2006/main">
+              <a:graphicData uri="http://schemas.openxmlformats.org/drawingml/2006/picture">
+                <pic:pic xmlns:pic="http://schemas.openxmlformats.org/drawingml/2006/picture">
+                  <pic:nvPicPr>
+                    <pic:cNvPr id="1" name=""/>
+                    <pic:cNvPicPr/>
+                  </pic:nvPicPr>
+                  <pic:blipFill>
+                    <a:blip r:embed="rId62"/>
+                    <a:stretch>
+                      <a:fillRect/>
+                    </a:stretch>
+                  </pic:blipFill>
+                  <pic:spPr>
+                    <a:xfrm>
+                      <a:off x="0" y="0"/>
+                      <a:ext cx="8647186" cy="696954"/>
+                    </a:xfrm>
+                    <a:prstGeom prst="rect">
+                      <a:avLst/>
+                    </a:prstGeom>
+                  </pic:spPr>
+                </pic:pic>
+              </a:graphicData>
+            </a:graphic>
+          </wp:inline>
+        </w:drawing>
+      </w:r>
+    </w:p>
+    <w:p>
+      <w:pPr>
+        <w:pStyle w:val="Paragraphedeliste"/>
+        <w:numPr>
+          <w:ilvl w:val="1"/>
+          <w:numId w:val="7"/>
+        </w:numPr>
+      </w:pPr>
+      <w:proofErr w:type="gramStart"/>
+      <w:r>
+        <w:t>qu’on</w:t>
+      </w:r>
+      <w:proofErr w:type="gramEnd"/>
+      <w:r>
+        <w:t xml:space="preserve"> retrouve dans les événements :</w:t>
+      </w:r>
+      <w:r>
+        <w:br/>
+      </w:r>
+      <w:r>
+        <w:rPr>
+          <w:noProof/>
+          <w:lang w:eastAsia="fr-FR"/>
+        </w:rPr>
+        <w:drawing>
+          <wp:inline distT="0" distB="0" distL="0" distR="0" wp14:anchorId="240F63C5" wp14:editId="7D734FE2">
+            <wp:extent cx="3303468" cy="797389"/>
+            <wp:effectExtent l="0" t="0" r="0" b="3175"/>
+            <wp:docPr id="12" name="Image 12"/>
+            <wp:cNvGraphicFramePr>
+              <a:graphicFrameLocks xmlns:a="http://schemas.openxmlformats.org/drawingml/2006/main" noChangeAspect="1"/>
+            </wp:cNvGraphicFramePr>
+            <a:graphic xmlns:a="http://schemas.openxmlformats.org/drawingml/2006/main">
+              <a:graphicData uri="http://schemas.openxmlformats.org/drawingml/2006/picture">
+                <pic:pic xmlns:pic="http://schemas.openxmlformats.org/drawingml/2006/picture">
+                  <pic:nvPicPr>
+                    <pic:cNvPr id="1" name=""/>
+                    <pic:cNvPicPr/>
+                  </pic:nvPicPr>
+                  <pic:blipFill>
+                    <a:blip r:embed="rId63"/>
+                    <a:stretch>
+                      <a:fillRect/>
+                    </a:stretch>
+                  </pic:blipFill>
+                  <pic:spPr>
+                    <a:xfrm>
+                      <a:off x="0" y="0"/>
                       <a:ext cx="3343192" cy="806978"/>
                     </a:xfrm>
                     <a:prstGeom prst="rect">
@@ -7529,7 +8544,7 @@
       </w:r>
     </w:p>
     <w:p>
-      <w:hyperlink r:id="rId59" w:history="1">
+      <w:hyperlink r:id="rId64" w:history="1">
         <w:r>
           <w:rPr>
             <w:rStyle w:val="Lienhypertexte"/>
@@ -7540,6 +8555,9 @@
     </w:p>
     <w:p>
       <w:r>
+        <w:rPr>
+          <w:noProof/>
+        </w:rPr>
         <w:drawing>
           <wp:inline distT="0" distB="0" distL="0" distR="0" wp14:anchorId="44921C50" wp14:editId="2992944C">
             <wp:extent cx="1252847" cy="427442"/>
@@ -7556,7 +8574,7 @@
                     <pic:cNvPicPr/>
                   </pic:nvPicPr>
                   <pic:blipFill>
-                    <a:blip r:embed="rId60"/>
+                    <a:blip r:embed="rId65"/>
                     <a:stretch>
                       <a:fillRect/>
                     </a:stretch>
@@ -7578,7 +8596,7 @@
       </w:r>
     </w:p>
     <w:p>
-      <w:hyperlink r:id="rId61" w:history="1">
+      <w:hyperlink r:id="rId66" w:history="1">
         <w:r>
           <w:rPr>
             <w:rStyle w:val="Lienhypertexte"/>
@@ -7589,6 +8607,9 @@
     </w:p>
     <w:p>
       <w:r>
+        <w:rPr>
+          <w:noProof/>
+        </w:rPr>
         <w:drawing>
           <wp:inline distT="0" distB="0" distL="0" distR="0" wp14:anchorId="2EA7EFC4" wp14:editId="6A0885A9">
             <wp:extent cx="1294410" cy="544642"/>
@@ -7605,7 +8626,7 @@
                     <pic:cNvPicPr/>
                   </pic:nvPicPr>
                   <pic:blipFill>
-                    <a:blip r:embed="rId62"/>
+                    <a:blip r:embed="rId67"/>
                     <a:stretch>
                       <a:fillRect/>
                     </a:stretch>
@@ -7626,8 +8647,295 @@
         </w:drawing>
       </w:r>
     </w:p>
+    <w:p/>
+    <w:p>
+      <w:r>
+        <w:t xml:space="preserve">Problème : </w:t>
+      </w:r>
+      <w:r>
+        <w:rPr>
+          <w:b/>
+          <w:bCs/>
+          <w:color w:val="FF0000"/>
+          <w:highlight w:val="yellow"/>
+        </w:rPr>
+        <w:t>cas « forme1 »</w:t>
+      </w:r>
+      <w:r>
+        <w:rPr>
+          <w:color w:val="FF0000"/>
+        </w:rPr>
+        <w:t> </w:t>
+      </w:r>
+      <w:r>
+        <w:t xml:space="preserve">: les infos de mariage ne sont présentes que sur </w:t>
+      </w:r>
+      <w:proofErr w:type="gramStart"/>
+      <w:r>
+        <w:t>la page parents</w:t>
+      </w:r>
+      <w:proofErr w:type="gramEnd"/>
+      <w:r>
+        <w:t> !!!</w:t>
+      </w:r>
+    </w:p>
+    <w:p>
+      <w:proofErr w:type="gramStart"/>
+      <w:r>
+        <w:t>ex</w:t>
+      </w:r>
+      <w:proofErr w:type="gramEnd"/>
+      <w:r>
+        <w:t xml:space="preserve"> : </w:t>
+      </w:r>
+      <w:hyperlink r:id="rId68" w:history="1">
+        <w:r>
+          <w:rPr>
+            <w:rStyle w:val="Lienhypertexte"/>
+          </w:rPr>
+          <w:t>https://gw.geneanet.org/virgile81?lang=fr&amp;pz=mathieu+maurice+andre&amp;nz=nival&amp;ocz=1&amp;p=anna&amp;n=azzopardi</w:t>
+        </w:r>
+      </w:hyperlink>
+    </w:p>
+    <w:p>
+      <w:r>
+        <w:drawing>
+          <wp:inline distT="0" distB="0" distL="0" distR="0" wp14:anchorId="5631C4F8" wp14:editId="2578796D">
+            <wp:extent cx="6188710" cy="628015"/>
+            <wp:effectExtent l="0" t="0" r="2540" b="635"/>
+            <wp:docPr id="1361192345" name="Image 1"/>
+            <wp:cNvGraphicFramePr>
+              <a:graphicFrameLocks xmlns:a="http://schemas.openxmlformats.org/drawingml/2006/main" noChangeAspect="1"/>
+            </wp:cNvGraphicFramePr>
+            <a:graphic xmlns:a="http://schemas.openxmlformats.org/drawingml/2006/main">
+              <a:graphicData uri="http://schemas.openxmlformats.org/drawingml/2006/picture">
+                <pic:pic xmlns:pic="http://schemas.openxmlformats.org/drawingml/2006/picture">
+                  <pic:nvPicPr>
+                    <pic:cNvPr id="1361192345" name=""/>
+                    <pic:cNvPicPr/>
+                  </pic:nvPicPr>
+                  <pic:blipFill>
+                    <a:blip r:embed="rId69"/>
+                    <a:stretch>
+                      <a:fillRect/>
+                    </a:stretch>
+                  </pic:blipFill>
+                  <pic:spPr>
+                    <a:xfrm>
+                      <a:off x="0" y="0"/>
+                      <a:ext cx="6188710" cy="628015"/>
+                    </a:xfrm>
+                    <a:prstGeom prst="rect">
+                      <a:avLst/>
+                    </a:prstGeom>
+                  </pic:spPr>
+                </pic:pic>
+              </a:graphicData>
+            </a:graphic>
+          </wp:inline>
+        </w:drawing>
+      </w:r>
+    </w:p>
+    <w:p>
+      <w:pPr>
+        <w:rPr>
+          <w:rFonts w:cs="Arial"/>
+          <w:b/>
+          <w:bCs/>
+          <w:color w:val="FF0000"/>
+        </w:rPr>
+      </w:pPr>
+      <w:r>
+        <w:rPr>
+          <w:rFonts w:cs="Arial"/>
+          <w:b/>
+          <w:bCs/>
+          <w:color w:val="FF0000"/>
+          <w:highlight w:val="yellow"/>
+        </w:rPr>
+        <w:sym w:font="Wingdings" w:char="F0E8"/>
+      </w:r>
+      <w:r>
+        <w:rPr>
+          <w:rFonts w:cs="Arial"/>
+          <w:b/>
+          <w:bCs/>
+          <w:color w:val="FF0000"/>
+          <w:highlight w:val="yellow"/>
+        </w:rPr>
+        <w:t xml:space="preserve"> </w:t>
+      </w:r>
+      <w:proofErr w:type="gramStart"/>
+      <w:r>
+        <w:rPr>
+          <w:rFonts w:cs="Arial"/>
+          <w:b/>
+          <w:bCs/>
+          <w:color w:val="FF0000"/>
+          <w:highlight w:val="yellow"/>
+        </w:rPr>
+        <w:t>aucune</w:t>
+      </w:r>
+      <w:proofErr w:type="gramEnd"/>
+      <w:r>
+        <w:rPr>
+          <w:rFonts w:cs="Arial"/>
+          <w:b/>
+          <w:bCs/>
+          <w:color w:val="FF0000"/>
+          <w:highlight w:val="yellow"/>
+        </w:rPr>
+        <w:t xml:space="preserve"> info sur le mariage des parents</w:t>
+      </w:r>
+    </w:p>
+    <w:p>
+      <w:pPr>
+        <w:rPr>
+          <w:rFonts w:cs="Arial"/>
+        </w:rPr>
+      </w:pPr>
+      <w:r>
+        <w:rPr>
+          <w:rFonts w:cs="Arial"/>
+        </w:rPr>
+        <w:t>Il faut aller sur leur page :</w:t>
+      </w:r>
+    </w:p>
+    <w:p>
+      <w:pPr>
+        <w:pStyle w:val="Paragraphedeliste"/>
+        <w:numPr>
+          <w:ilvl w:val="0"/>
+          <w:numId w:val="7"/>
+        </w:numPr>
+      </w:pPr>
+      <w:hyperlink r:id="rId70" w:history="1">
+        <w:r>
+          <w:rPr>
+            <w:rStyle w:val="Lienhypertexte"/>
+          </w:rPr>
+          <w:t>https://gw.geneanet.org/virgile81?lang=fr&amp;pz=mathieu+maurice+andre&amp;nz=nival&amp;ocz=1&amp;p=aloisio&amp;n=azzopardi</w:t>
+        </w:r>
+      </w:hyperlink>
+      <w:r>
+        <w:t> :</w:t>
+      </w:r>
+      <w:r>
+        <w:br/>
+      </w:r>
+      <w:r>
+        <w:drawing>
+          <wp:inline distT="0" distB="0" distL="0" distR="0" wp14:anchorId="6602D755" wp14:editId="3A07E8C3">
+            <wp:extent cx="5629701" cy="1705777"/>
+            <wp:effectExtent l="0" t="0" r="0" b="8890"/>
+            <wp:docPr id="1363216337" name="Image 1"/>
+            <wp:cNvGraphicFramePr>
+              <a:graphicFrameLocks xmlns:a="http://schemas.openxmlformats.org/drawingml/2006/main" noChangeAspect="1"/>
+            </wp:cNvGraphicFramePr>
+            <a:graphic xmlns:a="http://schemas.openxmlformats.org/drawingml/2006/main">
+              <a:graphicData uri="http://schemas.openxmlformats.org/drawingml/2006/picture">
+                <pic:pic xmlns:pic="http://schemas.openxmlformats.org/drawingml/2006/picture">
+                  <pic:nvPicPr>
+                    <pic:cNvPr id="1363216337" name=""/>
+                    <pic:cNvPicPr/>
+                  </pic:nvPicPr>
+                  <pic:blipFill>
+                    <a:blip r:embed="rId71"/>
+                    <a:stretch>
+                      <a:fillRect/>
+                    </a:stretch>
+                  </pic:blipFill>
+                  <pic:spPr>
+                    <a:xfrm>
+                      <a:off x="0" y="0"/>
+                      <a:ext cx="5636322" cy="1707783"/>
+                    </a:xfrm>
+                    <a:prstGeom prst="rect">
+                      <a:avLst/>
+                    </a:prstGeom>
+                  </pic:spPr>
+                </pic:pic>
+              </a:graphicData>
+            </a:graphic>
+          </wp:inline>
+        </w:drawing>
+      </w:r>
+    </w:p>
+    <w:p>
+      <w:pPr>
+        <w:pStyle w:val="Paragraphedeliste"/>
+        <w:numPr>
+          <w:ilvl w:val="0"/>
+          <w:numId w:val="7"/>
+        </w:numPr>
+      </w:pPr>
+      <w:proofErr w:type="gramStart"/>
+      <w:r>
+        <w:t>on</w:t>
+      </w:r>
+      <w:proofErr w:type="gramEnd"/>
+      <w:r>
+        <w:t xml:space="preserve"> peut aussi avoir « relation avec » : </w:t>
+      </w:r>
+      <w:hyperlink r:id="rId72" w:history="1">
+        <w:r>
+          <w:rPr>
+            <w:rStyle w:val="Lienhypertexte"/>
+          </w:rPr>
+          <w:t>https://gw.geneanet.org/virgile81?lang=fr&amp;pz=mathieu+maurice+andre&amp;nz=nival&amp;ocz=1&amp;p=</w:t>
+        </w:r>
+        <w:r>
+          <w:rPr>
+            <w:rStyle w:val="Lienhypertexte"/>
+          </w:rPr>
+          <w:lastRenderedPageBreak/>
+          <w:t>orsalia&amp;n=cosenti</w:t>
+        </w:r>
+      </w:hyperlink>
+      <w:r>
+        <w:br/>
+      </w:r>
+      <w:r>
+        <w:drawing>
+          <wp:inline distT="0" distB="0" distL="0" distR="0" wp14:anchorId="1F8EB506" wp14:editId="68E3E5BC">
+            <wp:extent cx="5513695" cy="1013805"/>
+            <wp:effectExtent l="0" t="0" r="0" b="0"/>
+            <wp:docPr id="1568189733" name="Image 1"/>
+            <wp:cNvGraphicFramePr>
+              <a:graphicFrameLocks xmlns:a="http://schemas.openxmlformats.org/drawingml/2006/main" noChangeAspect="1"/>
+            </wp:cNvGraphicFramePr>
+            <a:graphic xmlns:a="http://schemas.openxmlformats.org/drawingml/2006/main">
+              <a:graphicData uri="http://schemas.openxmlformats.org/drawingml/2006/picture">
+                <pic:pic xmlns:pic="http://schemas.openxmlformats.org/drawingml/2006/picture">
+                  <pic:nvPicPr>
+                    <pic:cNvPr id="1568189733" name=""/>
+                    <pic:cNvPicPr/>
+                  </pic:nvPicPr>
+                  <pic:blipFill>
+                    <a:blip r:embed="rId73"/>
+                    <a:stretch>
+                      <a:fillRect/>
+                    </a:stretch>
+                  </pic:blipFill>
+                  <pic:spPr>
+                    <a:xfrm>
+                      <a:off x="0" y="0"/>
+                      <a:ext cx="5522101" cy="1015351"/>
+                    </a:xfrm>
+                    <a:prstGeom prst="rect">
+                      <a:avLst/>
+                    </a:prstGeom>
+                  </pic:spPr>
+                </pic:pic>
+              </a:graphicData>
+            </a:graphic>
+          </wp:inline>
+        </w:drawing>
+      </w:r>
+    </w:p>
+    <w:p/>
     <w:sectPr>
-      <w:headerReference w:type="default" r:id="rId63"/>
+      <w:headerReference w:type="default" r:id="rId74"/>
       <w:pgSz w:w="11906" w:h="16838"/>
       <w:pgMar w:top="1440" w:right="1080" w:bottom="1440" w:left="1080" w:header="708" w:footer="708" w:gutter="0"/>
       <w:cols w:space="708"/>
@@ -7709,7 +9017,7 @@
       <w:rPr>
         <w:noProof/>
       </w:rPr>
-      <w:t>11/08/2023</w:t>
+      <w:t>15/08/2023</w:t>
     </w:r>
     <w:r>
       <w:fldChar w:fldCharType="end"/>

--- a/doc/NotesNRa3_formats.docx
+++ b/doc/NotesNRa3_formats.docx
@@ -11,7 +11,6 @@
           <w:u w:val="single"/>
         </w:rPr>
       </w:pPr>
-      <w:proofErr w:type="spellStart"/>
       <w:r>
         <w:rPr>
           <w:b/>
@@ -20,32 +19,13 @@
         </w:rPr>
         <w:t>Scrapy</w:t>
       </w:r>
-      <w:proofErr w:type="spellEnd"/>
       <w:r>
         <w:rPr>
           <w:b/>
           <w:bCs/>
           <w:u w:val="single"/>
         </w:rPr>
-        <w:t xml:space="preserve"> / </w:t>
-      </w:r>
-      <w:proofErr w:type="spellStart"/>
-      <w:r>
-        <w:rPr>
-          <w:b/>
-          <w:bCs/>
-          <w:u w:val="single"/>
-        </w:rPr>
-        <w:t>Geneanet</w:t>
-      </w:r>
-      <w:proofErr w:type="spellEnd"/>
-      <w:r>
-        <w:rPr>
-          <w:b/>
-          <w:bCs/>
-          <w:u w:val="single"/>
-        </w:rPr>
-        <w:t> : formats</w:t>
+        <w:t xml:space="preserve"> / Geneanet : formats</w:t>
       </w:r>
     </w:p>
     <w:p/>
@@ -56,15 +36,7 @@
     </w:p>
     <w:p>
       <w:r>
-        <w:t xml:space="preserve">2 types de présentations, selon la présence ou non d’évènements hors naissance / décès / </w:t>
-      </w:r>
-      <w:proofErr w:type="spellStart"/>
-      <w:r>
-        <w:t>baptème</w:t>
-      </w:r>
-      <w:proofErr w:type="spellEnd"/>
-      <w:r>
-        <w:t> :</w:t>
+        <w:t>2 types de présentations, selon la présence ou non d’évènements hors naissance / décès / baptème :</w:t>
       </w:r>
     </w:p>
     <w:p/>
@@ -338,19 +310,7 @@
           <w:rPr>
             <w:rStyle w:val="Lienhypertexte"/>
           </w:rPr>
-          <w:t>https://gw.geneanet.org/n</w:t>
-        </w:r>
-        <w:r>
-          <w:rPr>
-            <w:rStyle w:val="Lienhypertexte"/>
-          </w:rPr>
-          <w:t>r</w:t>
-        </w:r>
-        <w:r>
-          <w:rPr>
-            <w:rStyle w:val="Lienhypertexte"/>
-          </w:rPr>
-          <w:t>aibaut2_w?lang=fr&amp;n=dupont&amp;oc=0&amp;p=gerard</w:t>
+          <w:t>https://gw.geneanet.org/nraibaut2_w?lang=fr&amp;n=dupont&amp;oc=0&amp;p=gerard</w:t>
         </w:r>
       </w:hyperlink>
     </w:p>
@@ -400,21 +360,12 @@
       <w:pPr>
         <w:pStyle w:val="Listing"/>
       </w:pPr>
-      <w:proofErr w:type="gramStart"/>
       <w:r>
         <w:rPr>
           <w:rStyle w:val="comment"/>
           <w:rFonts w:eastAsiaTheme="majorEastAsia"/>
         </w:rPr>
-        <w:t>&lt;!--</w:t>
-      </w:r>
-      <w:proofErr w:type="gramEnd"/>
-      <w:r>
-        <w:rPr>
-          <w:rStyle w:val="comment"/>
-          <w:rFonts w:eastAsiaTheme="majorEastAsia"/>
-        </w:rPr>
-        <w:t xml:space="preserve"> Parents simple --&gt;</w:t>
+        <w:t>&lt;!-- Parents simple --&gt;</w:t>
       </w:r>
     </w:p>
     <w:p>
@@ -424,31 +375,21 @@
       <w:r>
         <w:t>&lt;</w:t>
       </w:r>
-      <w:proofErr w:type="gramStart"/>
-      <w:r>
-        <w:rPr>
-          <w:rStyle w:val="start-tag"/>
-        </w:rPr>
-        <w:t>h</w:t>
-      </w:r>
-      <w:proofErr w:type="gramEnd"/>
-      <w:r>
-        <w:rPr>
-          <w:rStyle w:val="start-tag"/>
-        </w:rPr>
-        <w:t>2</w:t>
+      <w:r>
+        <w:rPr>
+          <w:rStyle w:val="start-tag"/>
+        </w:rPr>
+        <w:t>h2</w:t>
       </w:r>
       <w:r>
         <w:t>&gt;&lt;</w:t>
       </w:r>
-      <w:proofErr w:type="spellStart"/>
       <w:r>
         <w:rPr>
           <w:rStyle w:val="start-tag"/>
         </w:rPr>
         <w:t>span</w:t>
       </w:r>
-      <w:proofErr w:type="spellEnd"/>
       <w:r>
         <w:t xml:space="preserve"> </w:t>
       </w:r>
@@ -459,43 +400,18 @@
         <w:t>class</w:t>
       </w:r>
       <w:r>
-        <w:t>="</w:t>
-      </w:r>
-      <w:proofErr w:type="spellStart"/>
-      <w:r>
-        <w:t>htitle</w:t>
-      </w:r>
-      <w:proofErr w:type="spellEnd"/>
-      <w:r>
-        <w:t>"&gt;</w:t>
+        <w:t>="htitle"&gt;</w:t>
       </w:r>
       <w:r>
         <w:rPr>
           <w:rStyle w:val="entity"/>
           <w:rFonts w:eastAsiaTheme="majorEastAsia"/>
         </w:rPr>
-        <w:t>&amp;</w:t>
-      </w:r>
-      <w:proofErr w:type="spellStart"/>
-      <w:r>
-        <w:rPr>
-          <w:rStyle w:val="entity"/>
-          <w:rFonts w:eastAsiaTheme="majorEastAsia"/>
-        </w:rPr>
-        <w:t>nbsp</w:t>
-      </w:r>
-      <w:proofErr w:type="spellEnd"/>
-      <w:r>
-        <w:rPr>
-          <w:rStyle w:val="entity"/>
-          <w:rFonts w:eastAsiaTheme="majorEastAsia"/>
-        </w:rPr>
-        <w:t>;</w:t>
+        <w:t>&amp;nbsp;</w:t>
       </w:r>
       <w:r>
         <w:t>&lt;/</w:t>
       </w:r>
-      <w:proofErr w:type="spellStart"/>
       <w:r>
         <w:rPr>
           <w:rStyle w:val="end-tag"/>
@@ -503,22 +419,18 @@
         </w:rPr>
         <w:t>span</w:t>
       </w:r>
-      <w:proofErr w:type="spellEnd"/>
       <w:r>
         <w:t>&gt;&lt;</w:t>
       </w:r>
-      <w:proofErr w:type="spellStart"/>
       <w:r>
         <w:rPr>
           <w:rStyle w:val="start-tag"/>
         </w:rPr>
         <w:t>span</w:t>
       </w:r>
-      <w:proofErr w:type="spellEnd"/>
       <w:r>
         <w:t>&gt;Parents&lt;/</w:t>
       </w:r>
-      <w:proofErr w:type="spellStart"/>
       <w:r>
         <w:rPr>
           <w:rStyle w:val="end-tag"/>
@@ -526,7 +438,6 @@
         </w:rPr>
         <w:t>span</w:t>
       </w:r>
-      <w:proofErr w:type="spellEnd"/>
       <w:r>
         <w:t>&gt;&lt;/</w:t>
       </w:r>
@@ -548,16 +459,12 @@
       <w:r>
         <w:t>&lt;</w:t>
       </w:r>
-      <w:proofErr w:type="spellStart"/>
-      <w:proofErr w:type="gramStart"/>
       <w:r>
         <w:rPr>
           <w:rStyle w:val="start-tag"/>
         </w:rPr>
         <w:t>ul</w:t>
       </w:r>
-      <w:proofErr w:type="spellEnd"/>
-      <w:proofErr w:type="gramEnd"/>
       <w:r>
         <w:t>&gt;</w:t>
       </w:r>
@@ -569,14 +476,12 @@
       <w:r>
         <w:t>&lt;</w:t>
       </w:r>
-      <w:proofErr w:type="gramStart"/>
       <w:r>
         <w:rPr>
           <w:rStyle w:val="start-tag"/>
         </w:rPr>
         <w:t>li</w:t>
       </w:r>
-      <w:proofErr w:type="gramEnd"/>
       <w:r>
         <w:t xml:space="preserve"> </w:t>
       </w:r>
@@ -587,15 +492,7 @@
         <w:t>style</w:t>
       </w:r>
       <w:r>
-        <w:t>="</w:t>
-      </w:r>
-      <w:proofErr w:type="spellStart"/>
-      <w:r>
-        <w:t>vertical-align:middle;list-style-type:disc</w:t>
-      </w:r>
-      <w:proofErr w:type="spellEnd"/>
-      <w:r>
-        <w:t>" &gt;</w:t>
+        <w:t>="vertical-align:middle;list-style-type:disc" &gt;</w:t>
       </w:r>
     </w:p>
     <w:p>
@@ -605,7 +502,6 @@
       <w:r>
         <w:t>&lt;</w:t>
       </w:r>
-      <w:proofErr w:type="gramStart"/>
       <w:r>
         <w:rPr>
           <w:rStyle w:val="start-tag"/>
@@ -621,7 +517,6 @@
         </w:rPr>
         <w:t>href</w:t>
       </w:r>
-      <w:proofErr w:type="gramEnd"/>
       <w:r>
         <w:t>="</w:t>
       </w:r>
@@ -631,49 +526,8 @@
             <w:rStyle w:val="Lienhypertexte"/>
             <w:rFonts w:eastAsiaTheme="majorEastAsia"/>
           </w:rPr>
-          <w:t>nraibaut2?lang=</w:t>
+          <w:t>nraibaut2?lang=fr&amp;p=pierre&amp;n=dupont</w:t>
         </w:r>
-        <w:proofErr w:type="spellStart"/>
-        <w:r>
-          <w:rPr>
-            <w:rStyle w:val="Lienhypertexte"/>
-            <w:rFonts w:eastAsiaTheme="majorEastAsia"/>
-          </w:rPr>
-          <w:t>fr&amp;p</w:t>
-        </w:r>
-        <w:proofErr w:type="spellEnd"/>
-        <w:r>
-          <w:rPr>
-            <w:rStyle w:val="Lienhypertexte"/>
-            <w:rFonts w:eastAsiaTheme="majorEastAsia"/>
-          </w:rPr>
-          <w:t>=</w:t>
-        </w:r>
-        <w:proofErr w:type="spellStart"/>
-        <w:r>
-          <w:rPr>
-            <w:rStyle w:val="Lienhypertexte"/>
-            <w:rFonts w:eastAsiaTheme="majorEastAsia"/>
-          </w:rPr>
-          <w:t>pierre&amp;n</w:t>
-        </w:r>
-        <w:proofErr w:type="spellEnd"/>
-        <w:r>
-          <w:rPr>
-            <w:rStyle w:val="Lienhypertexte"/>
-            <w:rFonts w:eastAsiaTheme="majorEastAsia"/>
-          </w:rPr>
-          <w:t>=</w:t>
-        </w:r>
-        <w:proofErr w:type="spellStart"/>
-        <w:r>
-          <w:rPr>
-            <w:rStyle w:val="Lienhypertexte"/>
-            <w:rFonts w:eastAsiaTheme="majorEastAsia"/>
-          </w:rPr>
-          <w:t>dupont</w:t>
-        </w:r>
-        <w:proofErr w:type="spellEnd"/>
       </w:hyperlink>
       <w:r>
         <w:t>"&gt;Pierre DUPONT&lt;/</w:t>
@@ -688,37 +542,24 @@
       <w:r>
         <w:t>&gt; &lt;</w:t>
       </w:r>
-      <w:proofErr w:type="spellStart"/>
       <w:r>
         <w:rPr>
           <w:rStyle w:val="start-tag"/>
         </w:rPr>
         <w:t>bdo</w:t>
       </w:r>
-      <w:proofErr w:type="spellEnd"/>
       <w:r>
         <w:t xml:space="preserve"> </w:t>
       </w:r>
-      <w:proofErr w:type="spellStart"/>
       <w:r>
         <w:rPr>
           <w:rStyle w:val="attribute-name"/>
         </w:rPr>
         <w:t>dir</w:t>
       </w:r>
-      <w:proofErr w:type="spellEnd"/>
-      <w:r>
-        <w:t>="</w:t>
-      </w:r>
-      <w:proofErr w:type="spellStart"/>
-      <w:r>
-        <w:t>ltr</w:t>
-      </w:r>
-      <w:proofErr w:type="spellEnd"/>
-      <w:r>
-        <w:t>"&gt;1850-1895&lt;/</w:t>
-      </w:r>
-      <w:proofErr w:type="spellStart"/>
+      <w:r>
+        <w:t>="ltr"&gt;1850-1895&lt;/</w:t>
+      </w:r>
       <w:r>
         <w:rPr>
           <w:rStyle w:val="end-tag"/>
@@ -726,7 +567,6 @@
         </w:rPr>
         <w:t>bdo</w:t>
       </w:r>
-      <w:proofErr w:type="spellEnd"/>
       <w:r>
         <w:t>&gt; &lt;/</w:t>
       </w:r>
@@ -748,14 +588,12 @@
       <w:r>
         <w:t>&lt;</w:t>
       </w:r>
-      <w:proofErr w:type="gramStart"/>
       <w:r>
         <w:rPr>
           <w:rStyle w:val="start-tag"/>
         </w:rPr>
         <w:t>li</w:t>
       </w:r>
-      <w:proofErr w:type="gramEnd"/>
       <w:r>
         <w:t xml:space="preserve"> </w:t>
       </w:r>
@@ -766,15 +604,7 @@
         <w:t>style</w:t>
       </w:r>
       <w:r>
-        <w:t>="</w:t>
-      </w:r>
-      <w:proofErr w:type="spellStart"/>
-      <w:r>
-        <w:t>vertical-align:middle;list-style-type:circle</w:t>
-      </w:r>
-      <w:proofErr w:type="spellEnd"/>
-      <w:r>
-        <w:t>" &gt;</w:t>
+        <w:t>="vertical-align:middle;list-style-type:circle" &gt;</w:t>
       </w:r>
     </w:p>
     <w:p>
@@ -784,7 +614,6 @@
       <w:r>
         <w:t>&lt;</w:t>
       </w:r>
-      <w:proofErr w:type="gramStart"/>
       <w:r>
         <w:rPr>
           <w:rStyle w:val="start-tag"/>
@@ -800,7 +629,6 @@
         </w:rPr>
         <w:t>href</w:t>
       </w:r>
-      <w:proofErr w:type="gramEnd"/>
       <w:r>
         <w:t>="</w:t>
       </w:r>
@@ -810,49 +638,8 @@
             <w:rStyle w:val="Lienhypertexte"/>
             <w:rFonts w:eastAsiaTheme="majorEastAsia"/>
           </w:rPr>
-          <w:t>nraibaut2?lang=</w:t>
+          <w:t>nraibaut2?lang=fr&amp;p=marie+paule&amp;n=durand</w:t>
         </w:r>
-        <w:proofErr w:type="spellStart"/>
-        <w:r>
-          <w:rPr>
-            <w:rStyle w:val="Lienhypertexte"/>
-            <w:rFonts w:eastAsiaTheme="majorEastAsia"/>
-          </w:rPr>
-          <w:t>fr&amp;p</w:t>
-        </w:r>
-        <w:proofErr w:type="spellEnd"/>
-        <w:r>
-          <w:rPr>
-            <w:rStyle w:val="Lienhypertexte"/>
-            <w:rFonts w:eastAsiaTheme="majorEastAsia"/>
-          </w:rPr>
-          <w:t>=</w:t>
-        </w:r>
-        <w:proofErr w:type="spellStart"/>
-        <w:r>
-          <w:rPr>
-            <w:rStyle w:val="Lienhypertexte"/>
-            <w:rFonts w:eastAsiaTheme="majorEastAsia"/>
-          </w:rPr>
-          <w:t>marie+paule&amp;n</w:t>
-        </w:r>
-        <w:proofErr w:type="spellEnd"/>
-        <w:r>
-          <w:rPr>
-            <w:rStyle w:val="Lienhypertexte"/>
-            <w:rFonts w:eastAsiaTheme="majorEastAsia"/>
-          </w:rPr>
-          <w:t>=</w:t>
-        </w:r>
-        <w:proofErr w:type="spellStart"/>
-        <w:r>
-          <w:rPr>
-            <w:rStyle w:val="Lienhypertexte"/>
-            <w:rFonts w:eastAsiaTheme="majorEastAsia"/>
-          </w:rPr>
-          <w:t>durand</w:t>
-        </w:r>
-        <w:proofErr w:type="spellEnd"/>
       </w:hyperlink>
       <w:r>
         <w:t>"&gt;Marie Paule DURAND&lt;/</w:t>
@@ -885,7 +672,6 @@
       <w:r>
         <w:t>&lt;/</w:t>
       </w:r>
-      <w:proofErr w:type="spellStart"/>
       <w:r>
         <w:rPr>
           <w:rStyle w:val="end-tag"/>
@@ -893,19 +679,13 @@
         </w:rPr>
         <w:t>ul</w:t>
       </w:r>
-      <w:proofErr w:type="spellEnd"/>
       <w:r>
         <w:t>&gt;</w:t>
       </w:r>
     </w:p>
     <w:p>
-      <w:proofErr w:type="gramStart"/>
-      <w:r>
-        <w:t>avec</w:t>
-      </w:r>
-      <w:proofErr w:type="gramEnd"/>
-      <w:r>
-        <w:t xml:space="preserve"> infos mariage : </w:t>
+      <w:r>
+        <w:t xml:space="preserve">avec infos mariage : </w:t>
       </w:r>
       <w:hyperlink r:id="rId19" w:history="1">
         <w:r>
@@ -962,13 +742,8 @@
       <w:pPr>
         <w:pStyle w:val="Listing"/>
       </w:pPr>
-      <w:proofErr w:type="gramStart"/>
-      <w:r>
-        <w:t>&lt;!--</w:t>
-      </w:r>
-      <w:proofErr w:type="gramEnd"/>
-      <w:r>
-        <w:t xml:space="preserve"> Parents </w:t>
+      <w:r>
+        <w:t xml:space="preserve">&lt;!-- Parents </w:t>
       </w:r>
       <w:r>
         <w:rPr>
@@ -985,137 +760,31 @@
         <w:pStyle w:val="Listing"/>
       </w:pPr>
       <w:r>
-        <w:t>&lt;</w:t>
-      </w:r>
-      <w:proofErr w:type="gramStart"/>
-      <w:r>
-        <w:t>h</w:t>
-      </w:r>
-      <w:proofErr w:type="gramEnd"/>
-      <w:r>
-        <w:t>2&gt;&lt;</w:t>
-      </w:r>
-      <w:proofErr w:type="spellStart"/>
-      <w:r>
-        <w:t>span</w:t>
-      </w:r>
-      <w:proofErr w:type="spellEnd"/>
-      <w:r>
-        <w:t xml:space="preserve"> class="</w:t>
-      </w:r>
-      <w:proofErr w:type="spellStart"/>
-      <w:r>
-        <w:t>htitle</w:t>
-      </w:r>
-      <w:proofErr w:type="spellEnd"/>
-      <w:r>
-        <w:t>"&gt;&amp;</w:t>
-      </w:r>
-      <w:proofErr w:type="spellStart"/>
-      <w:r>
-        <w:t>nbsp</w:t>
-      </w:r>
-      <w:proofErr w:type="spellEnd"/>
-      <w:r>
-        <w:t>;&lt;/</w:t>
-      </w:r>
-      <w:proofErr w:type="spellStart"/>
-      <w:r>
-        <w:t>span</w:t>
-      </w:r>
-      <w:proofErr w:type="spellEnd"/>
-      <w:r>
-        <w:t>&gt;&lt;</w:t>
-      </w:r>
-      <w:proofErr w:type="spellStart"/>
-      <w:r>
-        <w:t>span</w:t>
-      </w:r>
-      <w:proofErr w:type="spellEnd"/>
-      <w:r>
-        <w:t>&gt;Parents&lt;/</w:t>
-      </w:r>
-      <w:proofErr w:type="spellStart"/>
-      <w:r>
-        <w:t>span</w:t>
-      </w:r>
-      <w:proofErr w:type="spellEnd"/>
-      <w:r>
-        <w:t>&gt;&lt;/h2&gt;</w:t>
-      </w:r>
-    </w:p>
-    <w:p>
-      <w:pPr>
-        <w:pStyle w:val="Listing"/>
-      </w:pPr>
-      <w:r>
-        <w:t>&lt;</w:t>
-      </w:r>
-      <w:proofErr w:type="spellStart"/>
-      <w:proofErr w:type="gramStart"/>
-      <w:r>
-        <w:t>ul</w:t>
-      </w:r>
-      <w:proofErr w:type="spellEnd"/>
-      <w:proofErr w:type="gramEnd"/>
-      <w:r>
-        <w:t>&gt;</w:t>
-      </w:r>
-    </w:p>
-    <w:p>
-      <w:pPr>
-        <w:pStyle w:val="Listing"/>
-      </w:pPr>
-      <w:r>
-        <w:t>&lt;</w:t>
-      </w:r>
-      <w:proofErr w:type="gramStart"/>
-      <w:r>
-        <w:t>li</w:t>
-      </w:r>
-      <w:proofErr w:type="gramEnd"/>
-      <w:r>
-        <w:t xml:space="preserve"> style="</w:t>
-      </w:r>
-      <w:proofErr w:type="spellStart"/>
-      <w:r>
-        <w:t>vertical-align:middle;list-style-type:disc</w:t>
-      </w:r>
-      <w:proofErr w:type="spellEnd"/>
-      <w:r>
-        <w:t>" &gt;</w:t>
-      </w:r>
-    </w:p>
-    <w:p>
-      <w:pPr>
-        <w:pStyle w:val="Listing"/>
-      </w:pPr>
-      <w:r>
-        <w:t>&lt;</w:t>
-      </w:r>
-      <w:proofErr w:type="gramStart"/>
-      <w:r>
-        <w:t>a  href</w:t>
-      </w:r>
-      <w:proofErr w:type="gramEnd"/>
-      <w:r>
-        <w:t>="evechevaleyre?lang=fr&amp;pz=evelyne&amp;nz=cassar&amp;p=rafaele&amp;n=brincat"&gt;Rafaele BRINCAT&lt;/a&gt;&lt;</w:t>
-      </w:r>
-      <w:proofErr w:type="spellStart"/>
-      <w:r>
-        <w:t>span</w:t>
-      </w:r>
-      <w:proofErr w:type="spellEnd"/>
-      <w:r>
-        <w:t xml:space="preserve"> style="font-size: 90%"&gt;&lt;/</w:t>
-      </w:r>
-      <w:proofErr w:type="spellStart"/>
-      <w:r>
-        <w:t>span</w:t>
-      </w:r>
-      <w:proofErr w:type="spellEnd"/>
-      <w:r>
-        <w:t>&gt;</w:t>
+        <w:t>&lt;h2&gt;&lt;span class="htitle"&gt;&amp;nbsp;&lt;/span&gt;&lt;span&gt;Parents&lt;/span&gt;&lt;/h2&gt;</w:t>
+      </w:r>
+    </w:p>
+    <w:p>
+      <w:pPr>
+        <w:pStyle w:val="Listing"/>
+      </w:pPr>
+      <w:r>
+        <w:t>&lt;ul&gt;</w:t>
+      </w:r>
+    </w:p>
+    <w:p>
+      <w:pPr>
+        <w:pStyle w:val="Listing"/>
+      </w:pPr>
+      <w:r>
+        <w:t>&lt;li style="vertical-align:middle;list-style-type:disc" &gt;</w:t>
+      </w:r>
+    </w:p>
+    <w:p>
+      <w:pPr>
+        <w:pStyle w:val="Listing"/>
+      </w:pPr>
+      <w:r>
+        <w:t>&lt;a  href="evechevaleyre?lang=fr&amp;pz=evelyne&amp;nz=cassar&amp;p=rafaele&amp;n=brincat"&gt;Rafaele BRINCAT&lt;/a&gt;&lt;span style="font-size: 90%"&gt;&lt;/span&gt;</w:t>
       </w:r>
     </w:p>
     <w:p>
@@ -1132,134 +801,32 @@
         <w:rPr>
           <w:highlight w:val="yellow"/>
         </w:rPr>
-        <w:t>&lt;</w:t>
-      </w:r>
-      <w:proofErr w:type="spellStart"/>
-      <w:proofErr w:type="gramStart"/>
-      <w:r>
+        <w:t>&lt;br&gt;</w:t>
+      </w:r>
+    </w:p>
+    <w:p>
+      <w:pPr>
+        <w:pStyle w:val="Listing"/>
         <w:rPr>
           <w:highlight w:val="yellow"/>
         </w:rPr>
-        <w:t>br</w:t>
-      </w:r>
-      <w:proofErr w:type="spellEnd"/>
-      <w:proofErr w:type="gramEnd"/>
+      </w:pPr>
       <w:r>
         <w:rPr>
           <w:highlight w:val="yellow"/>
         </w:rPr>
-        <w:t>&gt;</w:t>
-      </w:r>
-    </w:p>
-    <w:p>
-      <w:pPr>
-        <w:pStyle w:val="Listing"/>
+        <w:t>&lt;em&gt;Marié &lt;em&gt;le&amp;nbsp;26&amp;nbsp;novembre&amp;nbsp;1776 (mardi), S.Paolo - Malte, , , ,, &lt;/em&gt;</w:t>
+      </w:r>
+    </w:p>
+    <w:p>
+      <w:pPr>
+        <w:pStyle w:val="Listing"/>
+      </w:pPr>
+      <w:r>
         <w:rPr>
           <w:highlight w:val="yellow"/>
         </w:rPr>
-      </w:pPr>
-      <w:r>
-        <w:rPr>
-          <w:highlight w:val="yellow"/>
-        </w:rPr>
-        <w:t>&lt;</w:t>
-      </w:r>
-      <w:proofErr w:type="spellStart"/>
-      <w:proofErr w:type="gramStart"/>
-      <w:r>
-        <w:rPr>
-          <w:highlight w:val="yellow"/>
-        </w:rPr>
-        <w:t>em</w:t>
-      </w:r>
-      <w:proofErr w:type="spellEnd"/>
-      <w:proofErr w:type="gramEnd"/>
-      <w:r>
-        <w:rPr>
-          <w:highlight w:val="yellow"/>
-        </w:rPr>
-        <w:t>&gt;Marié &lt;</w:t>
-      </w:r>
-      <w:proofErr w:type="spellStart"/>
-      <w:r>
-        <w:rPr>
-          <w:highlight w:val="yellow"/>
-        </w:rPr>
-        <w:t>em</w:t>
-      </w:r>
-      <w:proofErr w:type="spellEnd"/>
-      <w:r>
-        <w:rPr>
-          <w:highlight w:val="yellow"/>
-        </w:rPr>
-        <w:t xml:space="preserve">&gt;le&amp;nbsp;26&amp;nbsp;novembre&amp;nbsp;1776 (mardi), </w:t>
-      </w:r>
-      <w:proofErr w:type="spellStart"/>
-      <w:r>
-        <w:rPr>
-          <w:highlight w:val="yellow"/>
-        </w:rPr>
-        <w:t>S.Paolo</w:t>
-      </w:r>
-      <w:proofErr w:type="spellEnd"/>
-      <w:r>
-        <w:rPr>
-          <w:highlight w:val="yellow"/>
-        </w:rPr>
-        <w:t xml:space="preserve"> - Malte, , , ,, &lt;/</w:t>
-      </w:r>
-      <w:proofErr w:type="spellStart"/>
-      <w:r>
-        <w:rPr>
-          <w:highlight w:val="yellow"/>
-        </w:rPr>
-        <w:t>em</w:t>
-      </w:r>
-      <w:proofErr w:type="spellEnd"/>
-      <w:r>
-        <w:rPr>
-          <w:highlight w:val="yellow"/>
-        </w:rPr>
-        <w:t>&gt;</w:t>
-      </w:r>
-    </w:p>
-    <w:p>
-      <w:pPr>
-        <w:pStyle w:val="Listing"/>
-      </w:pPr>
-      <w:r>
-        <w:rPr>
-          <w:highlight w:val="yellow"/>
-        </w:rPr>
-        <w:t xml:space="preserve"> </w:t>
-      </w:r>
-      <w:proofErr w:type="gramStart"/>
-      <w:r>
-        <w:rPr>
-          <w:highlight w:val="yellow"/>
-        </w:rPr>
-        <w:t>avec</w:t>
-      </w:r>
-      <w:proofErr w:type="gramEnd"/>
-      <w:r>
-        <w:rPr>
-          <w:highlight w:val="yellow"/>
-        </w:rPr>
-        <w:t>&lt;/</w:t>
-      </w:r>
-      <w:proofErr w:type="spellStart"/>
-      <w:r>
-        <w:rPr>
-          <w:highlight w:val="yellow"/>
-        </w:rPr>
-        <w:t>em</w:t>
-      </w:r>
-      <w:proofErr w:type="spellEnd"/>
-      <w:r>
-        <w:rPr>
-          <w:highlight w:val="yellow"/>
-        </w:rPr>
-        <w:t>&gt;</w:t>
+        <w:t xml:space="preserve"> avec&lt;/em&gt;</w:t>
       </w:r>
     </w:p>
     <w:p>
@@ -1275,55 +842,15 @@
         <w:pStyle w:val="Listing"/>
       </w:pPr>
       <w:r>
-        <w:t>&lt;</w:t>
-      </w:r>
-      <w:proofErr w:type="gramStart"/>
-      <w:r>
-        <w:t>li</w:t>
-      </w:r>
-      <w:proofErr w:type="gramEnd"/>
-      <w:r>
-        <w:t xml:space="preserve"> style="</w:t>
-      </w:r>
-      <w:proofErr w:type="spellStart"/>
-      <w:r>
-        <w:t>vertical-align:middle;list-style-type:disc</w:t>
-      </w:r>
-      <w:proofErr w:type="spellEnd"/>
-      <w:r>
-        <w:t>" &gt;</w:t>
-      </w:r>
-    </w:p>
-    <w:p>
-      <w:pPr>
-        <w:pStyle w:val="Listing"/>
-      </w:pPr>
-      <w:r>
-        <w:t>&lt;</w:t>
-      </w:r>
-      <w:proofErr w:type="gramStart"/>
-      <w:r>
-        <w:t>a  href</w:t>
-      </w:r>
-      <w:proofErr w:type="gramEnd"/>
-      <w:r>
-        <w:t>="evechevaleyre?lang=fr&amp;pz=evelyne&amp;nz=cassar&amp;p=margarita&amp;n=attard&amp;oc=3"&gt;Margarita ATTARD&lt;/a&gt;&lt;</w:t>
-      </w:r>
-      <w:proofErr w:type="spellStart"/>
-      <w:r>
-        <w:t>span</w:t>
-      </w:r>
-      <w:proofErr w:type="spellEnd"/>
-      <w:r>
-        <w:t xml:space="preserve"> style="font-size: 90%"&gt;&lt;/</w:t>
-      </w:r>
-      <w:proofErr w:type="spellStart"/>
-      <w:r>
-        <w:t>span</w:t>
-      </w:r>
-      <w:proofErr w:type="spellEnd"/>
-      <w:r>
-        <w:t>&gt;</w:t>
+        <w:t>&lt;li style="vertical-align:middle;list-style-type:disc" &gt;</w:t>
+      </w:r>
+    </w:p>
+    <w:p>
+      <w:pPr>
+        <w:pStyle w:val="Listing"/>
+      </w:pPr>
+      <w:r>
+        <w:t>&lt;a  href="evechevaleyre?lang=fr&amp;pz=evelyne&amp;nz=cassar&amp;p=margarita&amp;n=attard&amp;oc=3"&gt;Margarita ATTARD&lt;/a&gt;&lt;span style="font-size: 90%"&gt;&lt;/span&gt;</w:t>
       </w:r>
     </w:p>
     <w:p>
@@ -1339,15 +866,7 @@
         <w:pStyle w:val="Listing"/>
       </w:pPr>
       <w:r>
-        <w:t>&lt;/</w:t>
-      </w:r>
-      <w:proofErr w:type="spellStart"/>
-      <w:r>
-        <w:t>ul</w:t>
-      </w:r>
-      <w:proofErr w:type="spellEnd"/>
-      <w:r>
-        <w:t>&gt;</w:t>
+        <w:t>&lt;/ul&gt;</w:t>
       </w:r>
     </w:p>
     <w:p/>
@@ -1356,16 +875,7 @@
         <w:t>Parents cas 2 :</w:t>
       </w:r>
       <w:r>
-        <w:t xml:space="preserve"> </w:t>
-      </w:r>
-      <w:r>
-        <w:t>(« forme</w:t>
-      </w:r>
-      <w:r>
-        <w:t>1</w:t>
-      </w:r>
-      <w:r>
-        <w:t> » dans le code)</w:t>
+        <w:t xml:space="preserve"> (« forme1 » dans le code)</w:t>
       </w:r>
     </w:p>
     <w:p>
@@ -1425,21 +935,12 @@
       <w:pPr>
         <w:pStyle w:val="Listing"/>
       </w:pPr>
-      <w:proofErr w:type="gramStart"/>
       <w:r>
         <w:rPr>
           <w:rStyle w:val="comment"/>
           <w:rFonts w:eastAsiaTheme="majorEastAsia"/>
         </w:rPr>
-        <w:t>&lt;!--</w:t>
-      </w:r>
-      <w:proofErr w:type="gramEnd"/>
-      <w:r>
-        <w:rPr>
-          <w:rStyle w:val="comment"/>
-          <w:rFonts w:eastAsiaTheme="majorEastAsia"/>
-        </w:rPr>
-        <w:t xml:space="preserve"> Parents photo --&gt;</w:t>
+        <w:t>&lt;!-- Parents photo --&gt;</w:t>
       </w:r>
     </w:p>
     <w:p>
@@ -1449,31 +950,21 @@
       <w:r>
         <w:t>&lt;</w:t>
       </w:r>
-      <w:proofErr w:type="gramStart"/>
-      <w:r>
-        <w:rPr>
-          <w:rStyle w:val="start-tag"/>
-        </w:rPr>
-        <w:t>h</w:t>
-      </w:r>
-      <w:proofErr w:type="gramEnd"/>
-      <w:r>
-        <w:rPr>
-          <w:rStyle w:val="start-tag"/>
-        </w:rPr>
-        <w:t>2</w:t>
+      <w:r>
+        <w:rPr>
+          <w:rStyle w:val="start-tag"/>
+        </w:rPr>
+        <w:t>h2</w:t>
       </w:r>
       <w:r>
         <w:t>&gt;&lt;</w:t>
       </w:r>
-      <w:proofErr w:type="spellStart"/>
       <w:r>
         <w:rPr>
           <w:rStyle w:val="start-tag"/>
         </w:rPr>
         <w:t>span</w:t>
       </w:r>
-      <w:proofErr w:type="spellEnd"/>
       <w:r>
         <w:t xml:space="preserve"> </w:t>
       </w:r>
@@ -1484,86 +975,285 @@
         <w:t>class</w:t>
       </w:r>
       <w:r>
-        <w:t>="</w:t>
-      </w:r>
-      <w:proofErr w:type="spellStart"/>
-      <w:r>
-        <w:t>htitle</w:t>
-      </w:r>
-      <w:proofErr w:type="spellEnd"/>
-      <w:r>
-        <w:t>"&gt;</w:t>
+        <w:t>="htitle"&gt;</w:t>
       </w:r>
       <w:r>
         <w:rPr>
           <w:rStyle w:val="entity"/>
           <w:rFonts w:eastAsiaTheme="majorEastAsia"/>
         </w:rPr>
-        <w:t>&amp;</w:t>
-      </w:r>
-      <w:proofErr w:type="spellStart"/>
+        <w:t>&amp;nbsp;</w:t>
+      </w:r>
+      <w:r>
+        <w:t>&lt;/</w:t>
+      </w:r>
+      <w:r>
+        <w:rPr>
+          <w:rStyle w:val="end-tag"/>
+          <w:rFonts w:eastAsiaTheme="majorEastAsia"/>
+        </w:rPr>
+        <w:t>span</w:t>
+      </w:r>
+      <w:r>
+        <w:t>&gt;&lt;</w:t>
+      </w:r>
+      <w:r>
+        <w:rPr>
+          <w:rStyle w:val="start-tag"/>
+        </w:rPr>
+        <w:t>span</w:t>
+      </w:r>
+      <w:r>
+        <w:t>&gt;Parents&lt;/</w:t>
+      </w:r>
+      <w:r>
+        <w:rPr>
+          <w:rStyle w:val="end-tag"/>
+          <w:rFonts w:eastAsiaTheme="majorEastAsia"/>
+        </w:rPr>
+        <w:t>span</w:t>
+      </w:r>
+      <w:r>
+        <w:t>&gt;&lt;/</w:t>
+      </w:r>
+      <w:r>
+        <w:rPr>
+          <w:rStyle w:val="end-tag"/>
+          <w:rFonts w:eastAsiaTheme="majorEastAsia"/>
+        </w:rPr>
+        <w:t>h2</w:t>
+      </w:r>
+      <w:r>
+        <w:t>&gt;</w:t>
+      </w:r>
+    </w:p>
+    <w:p>
+      <w:pPr>
+        <w:pStyle w:val="Listing"/>
+      </w:pPr>
+      <w:r>
+        <w:t>&lt;</w:t>
+      </w:r>
+      <w:r>
+        <w:rPr>
+          <w:rStyle w:val="start-tag"/>
+        </w:rPr>
+        <w:t>div</w:t>
+      </w:r>
+      <w:r>
+        <w:t xml:space="preserve"> </w:t>
+      </w:r>
+      <w:r>
+        <w:rPr>
+          <w:rStyle w:val="attribute-name"/>
+        </w:rPr>
+        <w:t>id</w:t>
+      </w:r>
+      <w:r>
+        <w:t>="parents"&gt;</w:t>
+      </w:r>
+    </w:p>
+    <w:p>
+      <w:pPr>
+        <w:pStyle w:val="Listing"/>
+      </w:pPr>
+      <w:r>
+        <w:t>&lt;</w:t>
+      </w:r>
+      <w:r>
+        <w:rPr>
+          <w:rStyle w:val="start-tag"/>
+        </w:rPr>
+        <w:t>div</w:t>
+      </w:r>
+      <w:r>
+        <w:t xml:space="preserve"> </w:t>
+      </w:r>
+      <w:r>
+        <w:rPr>
+          <w:rStyle w:val="attribute-name"/>
+        </w:rPr>
+        <w:t>class</w:t>
+      </w:r>
+      <w:r>
+        <w:t>="row"&gt;</w:t>
+      </w:r>
+    </w:p>
+    <w:p>
+      <w:pPr>
+        <w:pStyle w:val="Listing"/>
+      </w:pPr>
+      <w:r>
+        <w:t>&lt;</w:t>
+      </w:r>
+      <w:r>
+        <w:rPr>
+          <w:rStyle w:val="start-tag"/>
+        </w:rPr>
+        <w:t>div</w:t>
+      </w:r>
+      <w:r>
+        <w:t xml:space="preserve"> </w:t>
+      </w:r>
+      <w:r>
+        <w:rPr>
+          <w:rStyle w:val="attribute-name"/>
+        </w:rPr>
+        <w:t>class</w:t>
+      </w:r>
+      <w:r>
+        <w:t>="small-12 medium-6 large-6 columns"&gt;</w:t>
+      </w:r>
+    </w:p>
+    <w:p>
+      <w:pPr>
+        <w:pStyle w:val="Listing"/>
+      </w:pPr>
+      <w:r>
+        <w:t>&lt;</w:t>
+      </w:r>
+      <w:r>
+        <w:rPr>
+          <w:rStyle w:val="start-tag"/>
+        </w:rPr>
+        <w:t>table</w:t>
+      </w:r>
+      <w:r>
+        <w:t>&gt;</w:t>
+      </w:r>
+    </w:p>
+    <w:p>
+      <w:pPr>
+        <w:pStyle w:val="Listing"/>
+      </w:pPr>
+      <w:r>
+        <w:t>&lt;</w:t>
+      </w:r>
+      <w:r>
+        <w:rPr>
+          <w:rStyle w:val="start-tag"/>
+        </w:rPr>
+        <w:t>tr</w:t>
+      </w:r>
+      <w:r>
+        <w:t>&gt;</w:t>
+      </w:r>
+    </w:p>
+    <w:p>
+      <w:pPr>
+        <w:pStyle w:val="Listing"/>
+      </w:pPr>
+      <w:r>
+        <w:t>&lt;</w:t>
+      </w:r>
+      <w:r>
+        <w:rPr>
+          <w:rStyle w:val="start-tag"/>
+        </w:rPr>
+        <w:t>td</w:t>
+      </w:r>
+      <w:r>
+        <w:t xml:space="preserve"> </w:t>
+      </w:r>
+      <w:r>
+        <w:rPr>
+          <w:rStyle w:val="attribute-name"/>
+        </w:rPr>
+        <w:t>style</w:t>
+      </w:r>
+      <w:r>
+        <w:t>="text-align:left; vertical-align: middle"&gt;</w:t>
+      </w:r>
+    </w:p>
+    <w:p>
+      <w:pPr>
+        <w:pStyle w:val="Listing"/>
+      </w:pPr>
       <w:r>
         <w:rPr>
           <w:rStyle w:val="entity"/>
           <w:rFonts w:eastAsiaTheme="majorEastAsia"/>
         </w:rPr>
-        <w:t>nbsp</w:t>
-      </w:r>
-      <w:proofErr w:type="spellEnd"/>
-      <w:r>
-        <w:rPr>
-          <w:rStyle w:val="entity"/>
-          <w:rFonts w:eastAsiaTheme="majorEastAsia"/>
-        </w:rPr>
-        <w:t>;</w:t>
-      </w:r>
+        <w:t>&amp;nbsp;</w:t>
+      </w:r>
+    </w:p>
+    <w:p>
+      <w:pPr>
+        <w:pStyle w:val="Listing"/>
+      </w:pPr>
       <w:r>
         <w:t>&lt;/</w:t>
       </w:r>
-      <w:proofErr w:type="spellStart"/>
       <w:r>
         <w:rPr>
           <w:rStyle w:val="end-tag"/>
           <w:rFonts w:eastAsiaTheme="majorEastAsia"/>
         </w:rPr>
-        <w:t>span</w:t>
-      </w:r>
-      <w:proofErr w:type="spellEnd"/>
+        <w:t>td</w:t>
+      </w:r>
+      <w:r>
+        <w:t>&gt;</w:t>
+      </w:r>
+    </w:p>
+    <w:p>
+      <w:pPr>
+        <w:pStyle w:val="Listing"/>
+      </w:pPr>
+      <w:r>
+        <w:t>&lt;</w:t>
+      </w:r>
+      <w:r>
+        <w:rPr>
+          <w:rStyle w:val="start-tag"/>
+        </w:rPr>
+        <w:t>td</w:t>
+      </w:r>
+      <w:r>
+        <w:t xml:space="preserve"> </w:t>
+      </w:r>
+      <w:r>
+        <w:rPr>
+          <w:rStyle w:val="attribute-name"/>
+        </w:rPr>
+        <w:t>style</w:t>
+      </w:r>
+      <w:r>
+        <w:t>="text-align:left; vertical-align: middle"&gt;</w:t>
+      </w:r>
+    </w:p>
+    <w:p>
+      <w:pPr>
+        <w:pStyle w:val="Listing"/>
+      </w:pPr>
+      <w:r>
+        <w:t>&lt;</w:t>
+      </w:r>
+      <w:r>
+        <w:rPr>
+          <w:rStyle w:val="start-tag"/>
+        </w:rPr>
+        <w:t>ul</w:t>
+      </w:r>
       <w:r>
         <w:t>&gt;&lt;</w:t>
       </w:r>
-      <w:proofErr w:type="spellStart"/>
-      <w:r>
-        <w:rPr>
-          <w:rStyle w:val="start-tag"/>
-        </w:rPr>
-        <w:t>span</w:t>
-      </w:r>
-      <w:proofErr w:type="spellEnd"/>
-      <w:r>
-        <w:t>&gt;Parents&lt;/</w:t>
-      </w:r>
-      <w:proofErr w:type="spellStart"/>
-      <w:r>
-        <w:rPr>
-          <w:rStyle w:val="end-tag"/>
-          <w:rFonts w:eastAsiaTheme="majorEastAsia"/>
-        </w:rPr>
-        <w:t>span</w:t>
-      </w:r>
-      <w:proofErr w:type="spellEnd"/>
-      <w:r>
-        <w:t>&gt;&lt;/</w:t>
-      </w:r>
-      <w:r>
-        <w:rPr>
-          <w:rStyle w:val="end-tag"/>
-          <w:rFonts w:eastAsiaTheme="majorEastAsia"/>
-        </w:rPr>
-        <w:t>h2</w:t>
-      </w:r>
-      <w:r>
-        <w:t>&gt;</w:t>
+      <w:r>
+        <w:rPr>
+          <w:rStyle w:val="start-tag"/>
+        </w:rPr>
+        <w:t>li</w:t>
+      </w:r>
+      <w:r>
+        <w:t xml:space="preserve"> </w:t>
+      </w:r>
+      <w:r>
+        <w:rPr>
+          <w:rStyle w:val="attribute-name"/>
+        </w:rPr>
+        <w:t>style</w:t>
+      </w:r>
+      <w:r>
+        <w:t>="vertical-align:middle;list-style-type:disc" &gt;</w:t>
       </w:r>
     </w:p>
     <w:p>
@@ -1573,344 +1263,21 @@
       <w:r>
         <w:t>&lt;</w:t>
       </w:r>
-      <w:proofErr w:type="gramStart"/>
-      <w:r>
-        <w:rPr>
-          <w:rStyle w:val="start-tag"/>
-        </w:rPr>
-        <w:t>div</w:t>
-      </w:r>
-      <w:proofErr w:type="gramEnd"/>
-      <w:r>
-        <w:t xml:space="preserve"> </w:t>
+      <w:r>
+        <w:rPr>
+          <w:rStyle w:val="start-tag"/>
+        </w:rPr>
+        <w:t>a</w:t>
+      </w:r>
+      <w:r>
+        <w:t xml:space="preserve">  </w:t>
       </w:r>
       <w:r>
         <w:rPr>
           <w:rStyle w:val="attribute-name"/>
         </w:rPr>
-        <w:t>id</w:t>
-      </w:r>
-      <w:r>
-        <w:t>="parents"&gt;</w:t>
-      </w:r>
-    </w:p>
-    <w:p>
-      <w:pPr>
-        <w:pStyle w:val="Listing"/>
-      </w:pPr>
-      <w:r>
-        <w:t>&lt;</w:t>
-      </w:r>
-      <w:proofErr w:type="gramStart"/>
-      <w:r>
-        <w:rPr>
-          <w:rStyle w:val="start-tag"/>
-        </w:rPr>
-        <w:t>div</w:t>
-      </w:r>
-      <w:proofErr w:type="gramEnd"/>
-      <w:r>
-        <w:t xml:space="preserve"> </w:t>
-      </w:r>
-      <w:r>
-        <w:rPr>
-          <w:rStyle w:val="attribute-name"/>
-        </w:rPr>
-        <w:t>class</w:t>
-      </w:r>
-      <w:r>
-        <w:t>="</w:t>
-      </w:r>
-      <w:proofErr w:type="spellStart"/>
-      <w:r>
-        <w:t>row</w:t>
-      </w:r>
-      <w:proofErr w:type="spellEnd"/>
-      <w:r>
-        <w:t>"&gt;</w:t>
-      </w:r>
-    </w:p>
-    <w:p>
-      <w:pPr>
-        <w:pStyle w:val="Listing"/>
-      </w:pPr>
-      <w:r>
-        <w:t>&lt;</w:t>
-      </w:r>
-      <w:proofErr w:type="gramStart"/>
-      <w:r>
-        <w:rPr>
-          <w:rStyle w:val="start-tag"/>
-        </w:rPr>
-        <w:t>div</w:t>
-      </w:r>
-      <w:proofErr w:type="gramEnd"/>
-      <w:r>
-        <w:t xml:space="preserve"> </w:t>
-      </w:r>
-      <w:r>
-        <w:rPr>
-          <w:rStyle w:val="attribute-name"/>
-        </w:rPr>
-        <w:t>class</w:t>
-      </w:r>
-      <w:r>
-        <w:t xml:space="preserve">="small-12 medium-6 large-6 </w:t>
-      </w:r>
-      <w:proofErr w:type="spellStart"/>
-      <w:r>
-        <w:t>columns</w:t>
-      </w:r>
-      <w:proofErr w:type="spellEnd"/>
-      <w:r>
-        <w:t>"&gt;</w:t>
-      </w:r>
-    </w:p>
-    <w:p>
-      <w:pPr>
-        <w:pStyle w:val="Listing"/>
-      </w:pPr>
-      <w:r>
-        <w:t>&lt;</w:t>
-      </w:r>
-      <w:proofErr w:type="gramStart"/>
-      <w:r>
-        <w:rPr>
-          <w:rStyle w:val="start-tag"/>
-        </w:rPr>
-        <w:t>table</w:t>
-      </w:r>
-      <w:proofErr w:type="gramEnd"/>
-      <w:r>
-        <w:t>&gt;</w:t>
-      </w:r>
-    </w:p>
-    <w:p>
-      <w:pPr>
-        <w:pStyle w:val="Listing"/>
-      </w:pPr>
-      <w:r>
-        <w:t>&lt;</w:t>
-      </w:r>
-      <w:proofErr w:type="gramStart"/>
-      <w:r>
-        <w:rPr>
-          <w:rStyle w:val="start-tag"/>
-        </w:rPr>
-        <w:t>tr</w:t>
-      </w:r>
-      <w:proofErr w:type="gramEnd"/>
-      <w:r>
-        <w:t>&gt;</w:t>
-      </w:r>
-    </w:p>
-    <w:p>
-      <w:pPr>
-        <w:pStyle w:val="Listing"/>
-      </w:pPr>
-      <w:r>
-        <w:t>&lt;</w:t>
-      </w:r>
-      <w:proofErr w:type="gramStart"/>
-      <w:r>
-        <w:rPr>
-          <w:rStyle w:val="start-tag"/>
-        </w:rPr>
-        <w:t>td</w:t>
-      </w:r>
-      <w:proofErr w:type="gramEnd"/>
-      <w:r>
-        <w:t xml:space="preserve"> </w:t>
-      </w:r>
-      <w:r>
-        <w:rPr>
-          <w:rStyle w:val="attribute-name"/>
-        </w:rPr>
-        <w:t>style</w:t>
-      </w:r>
-      <w:r>
-        <w:t>="</w:t>
-      </w:r>
-      <w:proofErr w:type="spellStart"/>
-      <w:r>
-        <w:t>text-align:left</w:t>
-      </w:r>
-      <w:proofErr w:type="spellEnd"/>
-      <w:r>
-        <w:t>; vertical-</w:t>
-      </w:r>
-      <w:proofErr w:type="spellStart"/>
-      <w:r>
-        <w:t>align</w:t>
-      </w:r>
-      <w:proofErr w:type="spellEnd"/>
-      <w:r>
-        <w:t>: middle"&gt;</w:t>
-      </w:r>
-    </w:p>
-    <w:p>
-      <w:pPr>
-        <w:pStyle w:val="Listing"/>
-      </w:pPr>
-      <w:r>
-        <w:rPr>
-          <w:rStyle w:val="entity"/>
-          <w:rFonts w:eastAsiaTheme="majorEastAsia"/>
-        </w:rPr>
-        <w:t>&amp;</w:t>
-      </w:r>
-      <w:proofErr w:type="spellStart"/>
-      <w:proofErr w:type="gramStart"/>
-      <w:r>
-        <w:rPr>
-          <w:rStyle w:val="entity"/>
-          <w:rFonts w:eastAsiaTheme="majorEastAsia"/>
-        </w:rPr>
-        <w:t>nbsp</w:t>
-      </w:r>
-      <w:proofErr w:type="spellEnd"/>
-      <w:r>
-        <w:rPr>
-          <w:rStyle w:val="entity"/>
-          <w:rFonts w:eastAsiaTheme="majorEastAsia"/>
-        </w:rPr>
-        <w:t>;</w:t>
-      </w:r>
-      <w:proofErr w:type="gramEnd"/>
-    </w:p>
-    <w:p>
-      <w:pPr>
-        <w:pStyle w:val="Listing"/>
-      </w:pPr>
-      <w:r>
-        <w:t>&lt;/</w:t>
-      </w:r>
-      <w:r>
-        <w:rPr>
-          <w:rStyle w:val="end-tag"/>
-          <w:rFonts w:eastAsiaTheme="majorEastAsia"/>
-        </w:rPr>
-        <w:t>td</w:t>
-      </w:r>
-      <w:r>
-        <w:t>&gt;</w:t>
-      </w:r>
-    </w:p>
-    <w:p>
-      <w:pPr>
-        <w:pStyle w:val="Listing"/>
-      </w:pPr>
-      <w:r>
-        <w:t>&lt;</w:t>
-      </w:r>
-      <w:proofErr w:type="gramStart"/>
-      <w:r>
-        <w:rPr>
-          <w:rStyle w:val="start-tag"/>
-        </w:rPr>
-        <w:t>td</w:t>
-      </w:r>
-      <w:proofErr w:type="gramEnd"/>
-      <w:r>
-        <w:t xml:space="preserve"> </w:t>
-      </w:r>
-      <w:r>
-        <w:rPr>
-          <w:rStyle w:val="attribute-name"/>
-        </w:rPr>
-        <w:t>style</w:t>
-      </w:r>
-      <w:r>
-        <w:t>="</w:t>
-      </w:r>
-      <w:proofErr w:type="spellStart"/>
-      <w:r>
-        <w:t>text-align:left</w:t>
-      </w:r>
-      <w:proofErr w:type="spellEnd"/>
-      <w:r>
-        <w:t>; vertical-</w:t>
-      </w:r>
-      <w:proofErr w:type="spellStart"/>
-      <w:r>
-        <w:t>align</w:t>
-      </w:r>
-      <w:proofErr w:type="spellEnd"/>
-      <w:r>
-        <w:t>: middle"&gt;</w:t>
-      </w:r>
-    </w:p>
-    <w:p>
-      <w:pPr>
-        <w:pStyle w:val="Listing"/>
-      </w:pPr>
-      <w:r>
-        <w:t>&lt;</w:t>
-      </w:r>
-      <w:proofErr w:type="spellStart"/>
-      <w:proofErr w:type="gramStart"/>
-      <w:r>
-        <w:rPr>
-          <w:rStyle w:val="start-tag"/>
-        </w:rPr>
-        <w:t>ul</w:t>
-      </w:r>
-      <w:proofErr w:type="spellEnd"/>
-      <w:proofErr w:type="gramEnd"/>
-      <w:r>
-        <w:t>&gt;&lt;</w:t>
-      </w:r>
-      <w:r>
-        <w:rPr>
-          <w:rStyle w:val="start-tag"/>
-        </w:rPr>
-        <w:t>li</w:t>
-      </w:r>
-      <w:r>
-        <w:t xml:space="preserve"> </w:t>
-      </w:r>
-      <w:r>
-        <w:rPr>
-          <w:rStyle w:val="attribute-name"/>
-        </w:rPr>
-        <w:t>style</w:t>
-      </w:r>
-      <w:r>
-        <w:t>="</w:t>
-      </w:r>
-      <w:proofErr w:type="spellStart"/>
-      <w:r>
-        <w:t>vertical-align:middle;list-style-type:disc</w:t>
-      </w:r>
-      <w:proofErr w:type="spellEnd"/>
-      <w:r>
-        <w:t>" &gt;</w:t>
-      </w:r>
-    </w:p>
-    <w:p>
-      <w:pPr>
-        <w:pStyle w:val="Listing"/>
-      </w:pPr>
-      <w:r>
-        <w:t>&lt;</w:t>
-      </w:r>
-      <w:proofErr w:type="gramStart"/>
-      <w:r>
-        <w:rPr>
-          <w:rStyle w:val="start-tag"/>
-        </w:rPr>
-        <w:t>a</w:t>
-      </w:r>
-      <w:r>
-        <w:t xml:space="preserve">  </w:t>
-      </w:r>
-      <w:r>
-        <w:rPr>
-          <w:rStyle w:val="attribute-name"/>
-        </w:rPr>
         <w:t>href</w:t>
       </w:r>
-      <w:proofErr w:type="gramEnd"/>
       <w:r>
         <w:t>="</w:t>
       </w:r>
@@ -1946,7 +1313,6 @@
       <w:r>
         <w:t>&gt;&lt;/</w:t>
       </w:r>
-      <w:proofErr w:type="spellStart"/>
       <w:r>
         <w:rPr>
           <w:rStyle w:val="end-tag"/>
@@ -1954,7 +1320,6 @@
         </w:rPr>
         <w:t>ul</w:t>
       </w:r>
-      <w:proofErr w:type="spellEnd"/>
       <w:r>
         <w:t>&gt;</w:t>
       </w:r>
@@ -2038,14 +1403,12 @@
       <w:r>
         <w:t>&lt;</w:t>
       </w:r>
-      <w:proofErr w:type="gramStart"/>
       <w:r>
         <w:rPr>
           <w:rStyle w:val="start-tag"/>
         </w:rPr>
         <w:t>div</w:t>
       </w:r>
-      <w:proofErr w:type="gramEnd"/>
       <w:r>
         <w:t xml:space="preserve"> </w:t>
       </w:r>
@@ -2056,15 +1419,7 @@
         <w:t>class</w:t>
       </w:r>
       <w:r>
-        <w:t xml:space="preserve">="small-12 medium-6 large-6 </w:t>
-      </w:r>
-      <w:proofErr w:type="spellStart"/>
-      <w:r>
-        <w:t>columns</w:t>
-      </w:r>
-      <w:proofErr w:type="spellEnd"/>
-      <w:r>
-        <w:t>"&gt;</w:t>
+        <w:t>="small-12 medium-6 large-6 columns"&gt;</w:t>
       </w:r>
     </w:p>
     <w:p>
@@ -2074,14 +1429,12 @@
       <w:r>
         <w:t>&lt;</w:t>
       </w:r>
-      <w:proofErr w:type="gramStart"/>
       <w:r>
         <w:rPr>
           <w:rStyle w:val="start-tag"/>
         </w:rPr>
         <w:t>table</w:t>
       </w:r>
-      <w:proofErr w:type="gramEnd"/>
       <w:r>
         <w:t>&gt;</w:t>
       </w:r>
@@ -2093,14 +1446,12 @@
       <w:r>
         <w:t>&lt;</w:t>
       </w:r>
-      <w:proofErr w:type="gramStart"/>
       <w:r>
         <w:rPr>
           <w:rStyle w:val="start-tag"/>
         </w:rPr>
         <w:t>tr</w:t>
       </w:r>
-      <w:proofErr w:type="gramEnd"/>
       <w:r>
         <w:t>&gt;</w:t>
       </w:r>
@@ -2112,14 +1463,12 @@
       <w:r>
         <w:t>&lt;</w:t>
       </w:r>
-      <w:proofErr w:type="gramStart"/>
       <w:r>
         <w:rPr>
           <w:rStyle w:val="start-tag"/>
         </w:rPr>
         <w:t>td</w:t>
       </w:r>
-      <w:proofErr w:type="gramEnd"/>
       <w:r>
         <w:t xml:space="preserve"> </w:t>
       </w:r>
@@ -2130,23 +1479,7 @@
         <w:t>style</w:t>
       </w:r>
       <w:r>
-        <w:t>="</w:t>
-      </w:r>
-      <w:proofErr w:type="spellStart"/>
-      <w:r>
-        <w:t>text-align:left</w:t>
-      </w:r>
-      <w:proofErr w:type="spellEnd"/>
-      <w:r>
-        <w:t>; vertical-</w:t>
-      </w:r>
-      <w:proofErr w:type="spellStart"/>
-      <w:r>
-        <w:t>align</w:t>
-      </w:r>
-      <w:proofErr w:type="spellEnd"/>
-      <w:r>
-        <w:t>: middle"&gt;</w:t>
+        <w:t>="text-align:left; vertical-align: middle"&gt;</w:t>
       </w:r>
     </w:p>
     <w:p>
@@ -2158,26 +1491,8 @@
           <w:rStyle w:val="entity"/>
           <w:rFonts w:eastAsiaTheme="majorEastAsia"/>
         </w:rPr>
-        <w:t>&amp;</w:t>
-      </w:r>
-      <w:proofErr w:type="spellStart"/>
-      <w:proofErr w:type="gramStart"/>
-      <w:r>
-        <w:rPr>
-          <w:rStyle w:val="entity"/>
-          <w:rFonts w:eastAsiaTheme="majorEastAsia"/>
-        </w:rPr>
-        <w:t>nbsp</w:t>
-      </w:r>
-      <w:proofErr w:type="spellEnd"/>
-      <w:r>
-        <w:rPr>
-          <w:rStyle w:val="entity"/>
-          <w:rFonts w:eastAsiaTheme="majorEastAsia"/>
-        </w:rPr>
-        <w:t>;</w:t>
-      </w:r>
-      <w:proofErr w:type="gramEnd"/>
+        <w:t>&amp;nbsp;</w:t>
+      </w:r>
     </w:p>
     <w:p>
       <w:pPr>
@@ -2204,14 +1519,12 @@
       <w:r>
         <w:t>&lt;</w:t>
       </w:r>
-      <w:proofErr w:type="gramStart"/>
       <w:r>
         <w:rPr>
           <w:rStyle w:val="start-tag"/>
         </w:rPr>
         <w:t>td</w:t>
       </w:r>
-      <w:proofErr w:type="gramEnd"/>
       <w:r>
         <w:t xml:space="preserve"> </w:t>
       </w:r>
@@ -2222,23 +1535,7 @@
         <w:t>style</w:t>
       </w:r>
       <w:r>
-        <w:t>="</w:t>
-      </w:r>
-      <w:proofErr w:type="spellStart"/>
-      <w:r>
-        <w:t>text-align:left</w:t>
-      </w:r>
-      <w:proofErr w:type="spellEnd"/>
-      <w:r>
-        <w:t>; vertical-</w:t>
-      </w:r>
-      <w:proofErr w:type="spellStart"/>
-      <w:r>
-        <w:t>align</w:t>
-      </w:r>
-      <w:proofErr w:type="spellEnd"/>
-      <w:r>
-        <w:t>: middle"&gt;</w:t>
+        <w:t>="text-align:left; vertical-align: middle"&gt;</w:t>
       </w:r>
     </w:p>
     <w:p>
@@ -2248,16 +1545,12 @@
       <w:r>
         <w:t>&lt;</w:t>
       </w:r>
-      <w:proofErr w:type="spellStart"/>
-      <w:proofErr w:type="gramStart"/>
       <w:r>
         <w:rPr>
           <w:rStyle w:val="start-tag"/>
         </w:rPr>
         <w:t>ul</w:t>
       </w:r>
-      <w:proofErr w:type="spellEnd"/>
-      <w:proofErr w:type="gramEnd"/>
       <w:r>
         <w:t>&gt;&lt;</w:t>
       </w:r>
@@ -2277,15 +1570,7 @@
         <w:t>style</w:t>
       </w:r>
       <w:r>
-        <w:t>="</w:t>
-      </w:r>
-      <w:proofErr w:type="spellStart"/>
-      <w:r>
-        <w:t>vertical-align:middle;list-style-type:disc</w:t>
-      </w:r>
-      <w:proofErr w:type="spellEnd"/>
-      <w:r>
-        <w:t>" &gt;</w:t>
+        <w:t>="vertical-align:middle;list-style-type:disc" &gt;</w:t>
       </w:r>
     </w:p>
     <w:p>
@@ -2295,7 +1580,6 @@
       <w:r>
         <w:t>&lt;</w:t>
       </w:r>
-      <w:proofErr w:type="gramStart"/>
       <w:r>
         <w:rPr>
           <w:rStyle w:val="start-tag"/>
@@ -2311,7 +1595,6 @@
         </w:rPr>
         <w:t>href</w:t>
       </w:r>
-      <w:proofErr w:type="gramEnd"/>
       <w:r>
         <w:t>="</w:t>
       </w:r>
@@ -2347,7 +1630,6 @@
       <w:r>
         <w:t>&gt;&lt;/</w:t>
       </w:r>
-      <w:proofErr w:type="spellStart"/>
       <w:r>
         <w:rPr>
           <w:rStyle w:val="end-tag"/>
@@ -2355,7 +1637,6 @@
         </w:rPr>
         <w:t>ul</w:t>
       </w:r>
-      <w:proofErr w:type="spellEnd"/>
       <w:r>
         <w:t>&gt;</w:t>
       </w:r>
@@ -2470,13 +1751,8 @@
     </w:p>
     <w:p/>
     <w:p>
-      <w:proofErr w:type="gramStart"/>
-      <w:r>
-        <w:t>response.xpath</w:t>
-      </w:r>
-      <w:proofErr w:type="gramEnd"/>
-      <w:r>
-        <w:t>("//div[@id='parents']/div/div/table/tr/td/ul/li/a/@href").extract()</w:t>
+      <w:r>
+        <w:t>response.xpath("//div[@id='parents']/div/div/table/tr/td/ul/li/a/@href").extract()</w:t>
       </w:r>
     </w:p>
     <w:p/>
@@ -2936,26 +2212,16 @@
         <w:br w:type="textWrapping" w:clear="all"/>
         <w:t>&lt;</w:t>
       </w:r>
-      <w:proofErr w:type="gramStart"/>
-      <w:r>
-        <w:rPr>
-          <w:rStyle w:val="start-tag"/>
-          <w:rFonts w:eastAsiaTheme="majorEastAsia"/>
-        </w:rPr>
-        <w:t>h</w:t>
-      </w:r>
-      <w:proofErr w:type="gramEnd"/>
-      <w:r>
-        <w:rPr>
-          <w:rStyle w:val="start-tag"/>
-          <w:rFonts w:eastAsiaTheme="majorEastAsia"/>
-        </w:rPr>
-        <w:t>2</w:t>
+      <w:r>
+        <w:rPr>
+          <w:rStyle w:val="start-tag"/>
+          <w:rFonts w:eastAsiaTheme="majorEastAsia"/>
+        </w:rPr>
+        <w:t>h2</w:t>
       </w:r>
       <w:r>
         <w:t>&gt;&lt;</w:t>
       </w:r>
-      <w:proofErr w:type="spellStart"/>
       <w:r>
         <w:rPr>
           <w:rStyle w:val="start-tag"/>
@@ -2963,7 +2229,6 @@
         </w:rPr>
         <w:t>span</w:t>
       </w:r>
-      <w:proofErr w:type="spellEnd"/>
       <w:r>
         <w:t xml:space="preserve"> </w:t>
       </w:r>
@@ -2974,40 +2239,328 @@
         <w:t>class</w:t>
       </w:r>
       <w:r>
+        <w:t>="htitle"&gt;</w:t>
+      </w:r>
+      <w:r>
+        <w:rPr>
+          <w:rStyle w:val="entity"/>
+        </w:rPr>
+        <w:t>&amp;nbsp;</w:t>
+      </w:r>
+      <w:r>
+        <w:t>&lt;/</w:t>
+      </w:r>
+      <w:r>
+        <w:rPr>
+          <w:rStyle w:val="end-tag"/>
+          <w:rFonts w:eastAsiaTheme="majorEastAsia"/>
+        </w:rPr>
+        <w:t>span</w:t>
+      </w:r>
+      <w:r>
+        <w:t>&gt;&lt;</w:t>
+      </w:r>
+      <w:r>
+        <w:rPr>
+          <w:rStyle w:val="start-tag"/>
+          <w:rFonts w:eastAsiaTheme="majorEastAsia"/>
+        </w:rPr>
+        <w:t>span</w:t>
+      </w:r>
+      <w:r>
+        <w:t>&gt;Événements &lt;/</w:t>
+      </w:r>
+      <w:r>
+        <w:rPr>
+          <w:rStyle w:val="end-tag"/>
+          <w:rFonts w:eastAsiaTheme="majorEastAsia"/>
+        </w:rPr>
+        <w:t>span</w:t>
+      </w:r>
+      <w:r>
+        <w:t>&gt;&lt;/</w:t>
+      </w:r>
+      <w:r>
+        <w:rPr>
+          <w:rStyle w:val="end-tag"/>
+          <w:rFonts w:eastAsiaTheme="majorEastAsia"/>
+        </w:rPr>
+        <w:t>h2</w:t>
+      </w:r>
+      <w:r>
+        <w:t>&gt;</w:t>
+      </w:r>
+    </w:p>
+    <w:p>
+      <w:pPr>
+        <w:pStyle w:val="Listing"/>
+      </w:pPr>
+      <w:r>
+        <w:t>&lt;</w:t>
+      </w:r>
+      <w:r>
+        <w:rPr>
+          <w:rStyle w:val="start-tag"/>
+          <w:rFonts w:eastAsiaTheme="majorEastAsia"/>
+        </w:rPr>
+        <w:t>table</w:t>
+      </w:r>
+      <w:r>
+        <w:t xml:space="preserve"> </w:t>
+      </w:r>
+      <w:r>
+        <w:rPr>
+          <w:rStyle w:val="attribute-name"/>
+        </w:rPr>
+        <w:t>class</w:t>
+      </w:r>
+      <w:r>
+        <w:t xml:space="preserve">="ligne_vie timeline_toggle" </w:t>
+      </w:r>
+      <w:r>
+        <w:rPr>
+          <w:rStyle w:val="attribute-name"/>
+        </w:rPr>
+        <w:t>style</w:t>
+      </w:r>
+      <w:r>
+        <w:t>="display:none;"&gt;</w:t>
+      </w:r>
+    </w:p>
+    <w:p>
+      <w:pPr>
+        <w:pStyle w:val="Listing"/>
+      </w:pPr>
+      <w:r>
+        <w:t>&lt;</w:t>
+      </w:r>
+      <w:r>
+        <w:rPr>
+          <w:rStyle w:val="start-tag"/>
+          <w:rFonts w:eastAsiaTheme="majorEastAsia"/>
+        </w:rPr>
+        <w:t>tr</w:t>
+      </w:r>
+      <w:r>
+        <w:t>&gt;</w:t>
+      </w:r>
+    </w:p>
+    <w:p>
+      <w:pPr>
+        <w:pStyle w:val="Listing"/>
+      </w:pPr>
+      <w:r>
+        <w:t>&lt;</w:t>
+      </w:r>
+      <w:r>
+        <w:rPr>
+          <w:rStyle w:val="start-tag"/>
+          <w:rFonts w:eastAsiaTheme="majorEastAsia"/>
+        </w:rPr>
+        <w:t>td</w:t>
+      </w:r>
+      <w:r>
+        <w:t xml:space="preserve"> </w:t>
+      </w:r>
+      <w:r>
+        <w:rPr>
+          <w:rStyle w:val="attribute-name"/>
+        </w:rPr>
+        <w:t>valign</w:t>
+      </w:r>
+      <w:r>
+        <w:t xml:space="preserve">="top" </w:t>
+      </w:r>
+      <w:r>
+        <w:rPr>
+          <w:rStyle w:val="attribute-name"/>
+        </w:rPr>
+        <w:t>style</w:t>
+      </w:r>
+      <w:r>
+        <w:t xml:space="preserve">="white-space: nowrap;" </w:t>
+      </w:r>
+      <w:r>
+        <w:rPr>
+          <w:rStyle w:val="attribute-name"/>
+        </w:rPr>
+        <w:t>width</w:t>
+      </w:r>
+      <w:r>
+        <w:t>="1"&gt;</w:t>
+      </w:r>
+    </w:p>
+    <w:p>
+      <w:pPr>
+        <w:pStyle w:val="Listing"/>
+      </w:pPr>
+      <w:r>
+        <w:t>&lt;</w:t>
+      </w:r>
+      <w:r>
+        <w:rPr>
+          <w:rStyle w:val="start-tag"/>
+          <w:rFonts w:eastAsiaTheme="majorEastAsia"/>
+        </w:rPr>
+        <w:t>span</w:t>
+      </w:r>
+      <w:r>
+        <w:t xml:space="preserve"> </w:t>
+      </w:r>
+      <w:r>
+        <w:rPr>
+          <w:rStyle w:val="attribute-name"/>
+        </w:rPr>
+        <w:t>class</w:t>
+      </w:r>
+      <w:r>
+        <w:t>="ddate show-for-medium-up"&gt;vers juillet 1802 :&lt;/</w:t>
+      </w:r>
+      <w:r>
+        <w:rPr>
+          <w:rStyle w:val="end-tag"/>
+          <w:rFonts w:eastAsiaTheme="majorEastAsia"/>
+        </w:rPr>
+        <w:t>span</w:t>
+      </w:r>
+      <w:r>
+        <w:t>&gt;</w:t>
+      </w:r>
+    </w:p>
+    <w:p>
+      <w:pPr>
+        <w:pStyle w:val="Listing"/>
+      </w:pPr>
+      <w:r>
+        <w:t>&lt;/</w:t>
+      </w:r>
+      <w:r>
+        <w:rPr>
+          <w:rStyle w:val="end-tag"/>
+          <w:rFonts w:eastAsiaTheme="majorEastAsia"/>
+        </w:rPr>
+        <w:t>td</w:t>
+      </w:r>
+      <w:r>
+        <w:t>&gt;</w:t>
+      </w:r>
+    </w:p>
+    <w:p>
+      <w:pPr>
+        <w:pStyle w:val="Listing"/>
+      </w:pPr>
+      <w:r>
+        <w:t>&lt;</w:t>
+      </w:r>
+      <w:r>
+        <w:rPr>
+          <w:rStyle w:val="start-tag"/>
+          <w:rFonts w:eastAsiaTheme="majorEastAsia"/>
+        </w:rPr>
+        <w:t>td</w:t>
+      </w:r>
+      <w:r>
+        <w:t xml:space="preserve"> </w:t>
+      </w:r>
+      <w:r>
+        <w:rPr>
+          <w:rStyle w:val="attribute-name"/>
+        </w:rPr>
+        <w:t>valign</w:t>
+      </w:r>
+      <w:r>
+        <w:t>="top"&gt;</w:t>
+      </w:r>
+    </w:p>
+    <w:p>
+      <w:pPr>
+        <w:pStyle w:val="Listing"/>
+      </w:pPr>
+      <w:r>
+        <w:t>&lt;</w:t>
+      </w:r>
+      <w:r>
+        <w:rPr>
+          <w:rStyle w:val="start-tag"/>
+          <w:rFonts w:eastAsiaTheme="majorEastAsia"/>
+        </w:rPr>
+        <w:t>span</w:t>
+      </w:r>
+      <w:r>
+        <w:t xml:space="preserve"> </w:t>
+      </w:r>
+      <w:r>
+        <w:rPr>
+          <w:rStyle w:val="attribute-name"/>
+        </w:rPr>
+        <w:t>class</w:t>
+      </w:r>
+      <w:r>
+        <w:t xml:space="preserve">="ddate small-12 show-for-small-only" </w:t>
+      </w:r>
+      <w:r>
+        <w:rPr>
+          <w:rStyle w:val="attribute-name"/>
+        </w:rPr>
+        <w:t>style</w:t>
+      </w:r>
+      <w:r>
+        <w:t>="float:none; padding-top:5px;"&gt;vers juillet 1802 :&lt;/</w:t>
+      </w:r>
+      <w:r>
+        <w:rPr>
+          <w:rStyle w:val="end-tag"/>
+          <w:rFonts w:eastAsiaTheme="majorEastAsia"/>
+        </w:rPr>
+        <w:t>span</w:t>
+      </w:r>
+      <w:r>
+        <w:t>&gt;</w:t>
+      </w:r>
+    </w:p>
+    <w:p>
+      <w:pPr>
+        <w:pStyle w:val="Listing"/>
+      </w:pPr>
+      <w:r>
+        <w:t>&lt;</w:t>
+      </w:r>
+      <w:r>
+        <w:rPr>
+          <w:rStyle w:val="start-tag"/>
+          <w:rFonts w:eastAsiaTheme="majorEastAsia"/>
+        </w:rPr>
+        <w:t>span</w:t>
+      </w:r>
+      <w:r>
+        <w:t xml:space="preserve"> </w:t>
+      </w:r>
+      <w:r>
+        <w:rPr>
+          <w:rStyle w:val="attribute-name"/>
+        </w:rPr>
+        <w:t>class</w:t>
+      </w:r>
+      <w:r>
         <w:t>="</w:t>
       </w:r>
-      <w:proofErr w:type="spellStart"/>
-      <w:r>
-        <w:t>htitle</w:t>
-      </w:r>
-      <w:proofErr w:type="spellEnd"/>
+      <w:r>
+        <w:rPr>
+          <w:highlight w:val="green"/>
+        </w:rPr>
+        <w:t>nnom</w:t>
+      </w:r>
       <w:r>
         <w:t>"&gt;</w:t>
       </w:r>
-      <w:r>
-        <w:rPr>
-          <w:rStyle w:val="entity"/>
-        </w:rPr>
-        <w:t>&amp;</w:t>
-      </w:r>
-      <w:proofErr w:type="spellStart"/>
-      <w:r>
-        <w:rPr>
-          <w:rStyle w:val="entity"/>
-        </w:rPr>
-        <w:t>nbsp</w:t>
-      </w:r>
-      <w:proofErr w:type="spellEnd"/>
-      <w:r>
-        <w:rPr>
-          <w:rStyle w:val="entity"/>
-        </w:rPr>
-        <w:t>;</w:t>
-      </w:r>
-      <w:r>
-        <w:t>&lt;/</w:t>
-      </w:r>
-      <w:proofErr w:type="spellStart"/>
+    </w:p>
+    <w:p>
+      <w:pPr>
+        <w:pStyle w:val="Listing"/>
+      </w:pPr>
+      <w:r>
+        <w:t>Naissance &lt;/</w:t>
+      </w:r>
       <w:r>
         <w:rPr>
           <w:rStyle w:val="end-tag"/>
@@ -3015,41 +2568,6 @@
         </w:rPr>
         <w:t>span</w:t>
       </w:r>
-      <w:proofErr w:type="spellEnd"/>
-      <w:r>
-        <w:t>&gt;&lt;</w:t>
-      </w:r>
-      <w:proofErr w:type="spellStart"/>
-      <w:r>
-        <w:rPr>
-          <w:rStyle w:val="start-tag"/>
-          <w:rFonts w:eastAsiaTheme="majorEastAsia"/>
-        </w:rPr>
-        <w:t>span</w:t>
-      </w:r>
-      <w:proofErr w:type="spellEnd"/>
-      <w:r>
-        <w:t>&gt;Événements &lt;/</w:t>
-      </w:r>
-      <w:proofErr w:type="spellStart"/>
-      <w:r>
-        <w:rPr>
-          <w:rStyle w:val="end-tag"/>
-          <w:rFonts w:eastAsiaTheme="majorEastAsia"/>
-        </w:rPr>
-        <w:t>span</w:t>
-      </w:r>
-      <w:proofErr w:type="spellEnd"/>
-      <w:r>
-        <w:t>&gt;&lt;/</w:t>
-      </w:r>
-      <w:r>
-        <w:rPr>
-          <w:rStyle w:val="end-tag"/>
-          <w:rFonts w:eastAsiaTheme="majorEastAsia"/>
-        </w:rPr>
-        <w:t>h2</w:t>
-      </w:r>
       <w:r>
         <w:t>&gt;</w:t>
       </w:r>
@@ -3061,15 +2579,31 @@
       <w:r>
         <w:t>&lt;</w:t>
       </w:r>
-      <w:proofErr w:type="gramStart"/>
-      <w:r>
-        <w:rPr>
-          <w:rStyle w:val="start-tag"/>
-          <w:rFonts w:eastAsiaTheme="majorEastAsia"/>
-        </w:rPr>
-        <w:t>table</w:t>
-      </w:r>
-      <w:proofErr w:type="gramEnd"/>
+      <w:r>
+        <w:rPr>
+          <w:rStyle w:val="start-tag"/>
+          <w:rFonts w:eastAsiaTheme="majorEastAsia"/>
+        </w:rPr>
+        <w:t>br</w:t>
+      </w:r>
+      <w:r>
+        <w:t>&gt;</w:t>
+      </w:r>
+    </w:p>
+    <w:p>
+      <w:pPr>
+        <w:pStyle w:val="Listing"/>
+      </w:pPr>
+      <w:r>
+        <w:t>&lt;</w:t>
+      </w:r>
+      <w:r>
+        <w:rPr>
+          <w:rStyle w:val="start-tag"/>
+          <w:rFonts w:eastAsiaTheme="majorEastAsia"/>
+        </w:rPr>
+        <w:t>div</w:t>
+      </w:r>
       <w:r>
         <w:t xml:space="preserve"> </w:t>
       </w:r>
@@ -3082,431 +2616,12 @@
       <w:r>
         <w:t>="</w:t>
       </w:r>
-      <w:proofErr w:type="spellStart"/>
-      <w:r>
-        <w:t>ligne_vie</w:t>
-      </w:r>
-      <w:proofErr w:type="spellEnd"/>
-      <w:r>
-        <w:t xml:space="preserve"> </w:t>
-      </w:r>
-      <w:proofErr w:type="spellStart"/>
-      <w:r>
-        <w:t>timeline_toggle</w:t>
-      </w:r>
-      <w:proofErr w:type="spellEnd"/>
-      <w:r>
-        <w:t xml:space="preserve">" </w:t>
-      </w:r>
-      <w:r>
-        <w:rPr>
-          <w:rStyle w:val="attribute-name"/>
-        </w:rPr>
-        <w:t>style</w:t>
-      </w:r>
-      <w:r>
-        <w:t>="</w:t>
-      </w:r>
-      <w:proofErr w:type="spellStart"/>
-      <w:r>
-        <w:t>display:none</w:t>
-      </w:r>
-      <w:proofErr w:type="spellEnd"/>
-      <w:r>
-        <w:t>;"&gt;</w:t>
-      </w:r>
-    </w:p>
-    <w:p>
-      <w:pPr>
-        <w:pStyle w:val="Listing"/>
-      </w:pPr>
-      <w:r>
-        <w:t>&lt;</w:t>
-      </w:r>
-      <w:proofErr w:type="gramStart"/>
-      <w:r>
-        <w:rPr>
-          <w:rStyle w:val="start-tag"/>
-          <w:rFonts w:eastAsiaTheme="majorEastAsia"/>
-        </w:rPr>
-        <w:t>tr</w:t>
-      </w:r>
-      <w:proofErr w:type="gramEnd"/>
-      <w:r>
-        <w:t>&gt;</w:t>
-      </w:r>
-    </w:p>
-    <w:p>
-      <w:pPr>
-        <w:pStyle w:val="Listing"/>
-      </w:pPr>
-      <w:r>
-        <w:t>&lt;</w:t>
-      </w:r>
-      <w:proofErr w:type="gramStart"/>
-      <w:r>
-        <w:rPr>
-          <w:rStyle w:val="start-tag"/>
-          <w:rFonts w:eastAsiaTheme="majorEastAsia"/>
-        </w:rPr>
-        <w:t>td</w:t>
-      </w:r>
-      <w:proofErr w:type="gramEnd"/>
-      <w:r>
-        <w:t xml:space="preserve"> </w:t>
-      </w:r>
-      <w:proofErr w:type="spellStart"/>
-      <w:r>
-        <w:rPr>
-          <w:rStyle w:val="attribute-name"/>
-        </w:rPr>
-        <w:t>valign</w:t>
-      </w:r>
-      <w:proofErr w:type="spellEnd"/>
-      <w:r>
-        <w:t xml:space="preserve">="top" </w:t>
-      </w:r>
-      <w:r>
-        <w:rPr>
-          <w:rStyle w:val="attribute-name"/>
-        </w:rPr>
-        <w:t>style</w:t>
-      </w:r>
-      <w:r>
-        <w:t>="white-</w:t>
-      </w:r>
-      <w:proofErr w:type="spellStart"/>
-      <w:r>
-        <w:t>space</w:t>
-      </w:r>
-      <w:proofErr w:type="spellEnd"/>
-      <w:r>
-        <w:t xml:space="preserve">: </w:t>
-      </w:r>
-      <w:proofErr w:type="spellStart"/>
-      <w:r>
-        <w:t>nowrap</w:t>
-      </w:r>
-      <w:proofErr w:type="spellEnd"/>
-      <w:r>
-        <w:t xml:space="preserve">;" </w:t>
-      </w:r>
-      <w:proofErr w:type="spellStart"/>
-      <w:r>
-        <w:rPr>
-          <w:rStyle w:val="attribute-name"/>
-        </w:rPr>
-        <w:t>width</w:t>
-      </w:r>
-      <w:proofErr w:type="spellEnd"/>
-      <w:r>
-        <w:t>="1"&gt;</w:t>
-      </w:r>
-    </w:p>
-    <w:p>
-      <w:pPr>
-        <w:pStyle w:val="Listing"/>
-      </w:pPr>
-      <w:r>
-        <w:t>&lt;</w:t>
-      </w:r>
-      <w:proofErr w:type="spellStart"/>
-      <w:proofErr w:type="gramStart"/>
-      <w:r>
-        <w:rPr>
-          <w:rStyle w:val="start-tag"/>
-          <w:rFonts w:eastAsiaTheme="majorEastAsia"/>
-        </w:rPr>
-        <w:t>span</w:t>
-      </w:r>
-      <w:proofErr w:type="spellEnd"/>
-      <w:proofErr w:type="gramEnd"/>
-      <w:r>
-        <w:t xml:space="preserve"> </w:t>
-      </w:r>
-      <w:r>
-        <w:rPr>
-          <w:rStyle w:val="attribute-name"/>
-        </w:rPr>
-        <w:t>class</w:t>
-      </w:r>
-      <w:r>
-        <w:t>="</w:t>
-      </w:r>
-      <w:proofErr w:type="spellStart"/>
-      <w:r>
-        <w:t>ddate</w:t>
-      </w:r>
-      <w:proofErr w:type="spellEnd"/>
-      <w:r>
-        <w:t xml:space="preserve"> show-for-medium-up"&gt;vers juillet 1802 :&lt;/</w:t>
-      </w:r>
-      <w:proofErr w:type="spellStart"/>
-      <w:r>
-        <w:rPr>
-          <w:rStyle w:val="end-tag"/>
-          <w:rFonts w:eastAsiaTheme="majorEastAsia"/>
-        </w:rPr>
-        <w:t>span</w:t>
-      </w:r>
-      <w:proofErr w:type="spellEnd"/>
-      <w:r>
-        <w:t>&gt;</w:t>
-      </w:r>
-    </w:p>
-    <w:p>
-      <w:pPr>
-        <w:pStyle w:val="Listing"/>
-      </w:pPr>
-      <w:r>
-        <w:t>&lt;/</w:t>
-      </w:r>
-      <w:r>
-        <w:rPr>
-          <w:rStyle w:val="end-tag"/>
-          <w:rFonts w:eastAsiaTheme="majorEastAsia"/>
-        </w:rPr>
-        <w:t>td</w:t>
-      </w:r>
-      <w:r>
-        <w:t>&gt;</w:t>
-      </w:r>
-    </w:p>
-    <w:p>
-      <w:pPr>
-        <w:pStyle w:val="Listing"/>
-      </w:pPr>
-      <w:r>
-        <w:t>&lt;</w:t>
-      </w:r>
-      <w:proofErr w:type="gramStart"/>
-      <w:r>
-        <w:rPr>
-          <w:rStyle w:val="start-tag"/>
-          <w:rFonts w:eastAsiaTheme="majorEastAsia"/>
-        </w:rPr>
-        <w:t>td</w:t>
-      </w:r>
-      <w:proofErr w:type="gramEnd"/>
-      <w:r>
-        <w:t xml:space="preserve"> </w:t>
-      </w:r>
-      <w:proofErr w:type="spellStart"/>
-      <w:r>
-        <w:rPr>
-          <w:rStyle w:val="attribute-name"/>
-        </w:rPr>
-        <w:t>valign</w:t>
-      </w:r>
-      <w:proofErr w:type="spellEnd"/>
-      <w:r>
-        <w:t>="top"&gt;</w:t>
-      </w:r>
-    </w:p>
-    <w:p>
-      <w:pPr>
-        <w:pStyle w:val="Listing"/>
-      </w:pPr>
-      <w:r>
-        <w:t>&lt;</w:t>
-      </w:r>
-      <w:proofErr w:type="spellStart"/>
-      <w:proofErr w:type="gramStart"/>
-      <w:r>
-        <w:rPr>
-          <w:rStyle w:val="start-tag"/>
-          <w:rFonts w:eastAsiaTheme="majorEastAsia"/>
-        </w:rPr>
-        <w:t>span</w:t>
-      </w:r>
-      <w:proofErr w:type="spellEnd"/>
-      <w:proofErr w:type="gramEnd"/>
-      <w:r>
-        <w:t xml:space="preserve"> </w:t>
-      </w:r>
-      <w:r>
-        <w:rPr>
-          <w:rStyle w:val="attribute-name"/>
-        </w:rPr>
-        <w:t>class</w:t>
-      </w:r>
-      <w:r>
-        <w:t>="</w:t>
-      </w:r>
-      <w:proofErr w:type="spellStart"/>
-      <w:r>
-        <w:t>ddate</w:t>
-      </w:r>
-      <w:proofErr w:type="spellEnd"/>
-      <w:r>
-        <w:t xml:space="preserve"> small-12 show-for-</w:t>
-      </w:r>
-      <w:proofErr w:type="spellStart"/>
-      <w:r>
-        <w:t>small</w:t>
-      </w:r>
-      <w:proofErr w:type="spellEnd"/>
-      <w:r>
-        <w:t>-</w:t>
-      </w:r>
-      <w:proofErr w:type="spellStart"/>
-      <w:r>
-        <w:t>only</w:t>
-      </w:r>
-      <w:proofErr w:type="spellEnd"/>
-      <w:r>
-        <w:t xml:space="preserve">" </w:t>
-      </w:r>
-      <w:r>
-        <w:rPr>
-          <w:rStyle w:val="attribute-name"/>
-        </w:rPr>
-        <w:t>style</w:t>
-      </w:r>
-      <w:r>
-        <w:t>="</w:t>
-      </w:r>
-      <w:proofErr w:type="spellStart"/>
-      <w:r>
-        <w:t>float:none</w:t>
-      </w:r>
-      <w:proofErr w:type="spellEnd"/>
-      <w:r>
-        <w:t>; padding-top:5px;"&gt;vers juillet 1802 :&lt;/</w:t>
-      </w:r>
-      <w:proofErr w:type="spellStart"/>
-      <w:r>
-        <w:rPr>
-          <w:rStyle w:val="end-tag"/>
-          <w:rFonts w:eastAsiaTheme="majorEastAsia"/>
-        </w:rPr>
-        <w:t>span</w:t>
-      </w:r>
-      <w:proofErr w:type="spellEnd"/>
-      <w:r>
-        <w:t>&gt;</w:t>
-      </w:r>
-    </w:p>
-    <w:p>
-      <w:pPr>
-        <w:pStyle w:val="Listing"/>
-      </w:pPr>
-      <w:r>
-        <w:t>&lt;</w:t>
-      </w:r>
-      <w:proofErr w:type="spellStart"/>
-      <w:proofErr w:type="gramStart"/>
-      <w:r>
-        <w:rPr>
-          <w:rStyle w:val="start-tag"/>
-          <w:rFonts w:eastAsiaTheme="majorEastAsia"/>
-        </w:rPr>
-        <w:t>span</w:t>
-      </w:r>
-      <w:proofErr w:type="spellEnd"/>
-      <w:proofErr w:type="gramEnd"/>
-      <w:r>
-        <w:t xml:space="preserve"> </w:t>
-      </w:r>
-      <w:r>
-        <w:rPr>
-          <w:rStyle w:val="attribute-name"/>
-        </w:rPr>
-        <w:t>class</w:t>
-      </w:r>
-      <w:r>
-        <w:t>="</w:t>
-      </w:r>
-      <w:proofErr w:type="spellStart"/>
       <w:r>
         <w:rPr>
           <w:highlight w:val="green"/>
         </w:rPr>
-        <w:t>nnom</w:t>
-      </w:r>
-      <w:proofErr w:type="spellEnd"/>
-      <w:r>
-        <w:t>"&gt;</w:t>
-      </w:r>
-    </w:p>
-    <w:p>
-      <w:pPr>
-        <w:pStyle w:val="Listing"/>
-      </w:pPr>
-      <w:r>
-        <w:t>Naissance &lt;/</w:t>
-      </w:r>
-      <w:proofErr w:type="spellStart"/>
-      <w:r>
-        <w:rPr>
-          <w:rStyle w:val="end-tag"/>
-          <w:rFonts w:eastAsiaTheme="majorEastAsia"/>
-        </w:rPr>
-        <w:t>span</w:t>
-      </w:r>
-      <w:proofErr w:type="spellEnd"/>
-      <w:r>
-        <w:t>&gt;</w:t>
-      </w:r>
-    </w:p>
-    <w:p>
-      <w:pPr>
-        <w:pStyle w:val="Listing"/>
-      </w:pPr>
-      <w:r>
-        <w:t>&lt;</w:t>
-      </w:r>
-      <w:proofErr w:type="spellStart"/>
-      <w:proofErr w:type="gramStart"/>
-      <w:r>
-        <w:rPr>
-          <w:rStyle w:val="start-tag"/>
-          <w:rFonts w:eastAsiaTheme="majorEastAsia"/>
-        </w:rPr>
-        <w:t>br</w:t>
-      </w:r>
-      <w:proofErr w:type="spellEnd"/>
-      <w:proofErr w:type="gramEnd"/>
-      <w:r>
-        <w:t>&gt;</w:t>
-      </w:r>
-    </w:p>
-    <w:p>
-      <w:pPr>
-        <w:pStyle w:val="Listing"/>
-      </w:pPr>
-      <w:r>
-        <w:t>&lt;</w:t>
-      </w:r>
-      <w:proofErr w:type="gramStart"/>
-      <w:r>
-        <w:rPr>
-          <w:rStyle w:val="start-tag"/>
-          <w:rFonts w:eastAsiaTheme="majorEastAsia"/>
-        </w:rPr>
-        <w:t>div</w:t>
-      </w:r>
-      <w:proofErr w:type="gramEnd"/>
-      <w:r>
-        <w:t xml:space="preserve"> </w:t>
-      </w:r>
-      <w:r>
-        <w:rPr>
-          <w:rStyle w:val="attribute-name"/>
-        </w:rPr>
-        <w:t>class</w:t>
-      </w:r>
-      <w:r>
-        <w:t>="</w:t>
-      </w:r>
-      <w:proofErr w:type="spellStart"/>
-      <w:r>
-        <w:rPr>
-          <w:highlight w:val="green"/>
-        </w:rPr>
         <w:t>nnotes</w:t>
       </w:r>
-      <w:proofErr w:type="spellEnd"/>
       <w:r>
         <w:t>"&gt;Date environ&lt;/</w:t>
       </w:r>
@@ -3642,323 +2757,80 @@
       <w:pPr>
         <w:pStyle w:val="Listing"/>
       </w:pPr>
-      <w:proofErr w:type="gramStart"/>
-      <w:r>
-        <w:t>&lt;!--</w:t>
-      </w:r>
-      <w:proofErr w:type="gramEnd"/>
-      <w:r>
-        <w:t xml:space="preserve">  Portrait --&gt;</w:t>
-      </w:r>
-    </w:p>
-    <w:p>
-      <w:pPr>
-        <w:pStyle w:val="Listing"/>
-      </w:pPr>
-      <w:r>
-        <w:t>&lt;</w:t>
-      </w:r>
-      <w:proofErr w:type="gramStart"/>
-      <w:r>
-        <w:t>div</w:t>
-      </w:r>
-      <w:proofErr w:type="gramEnd"/>
-      <w:r>
-        <w:t xml:space="preserve"> id="</w:t>
-      </w:r>
-      <w:proofErr w:type="spellStart"/>
-      <w:r>
-        <w:t>person-title</w:t>
-      </w:r>
-      <w:proofErr w:type="spellEnd"/>
-      <w:r>
-        <w:t>" class="</w:t>
-      </w:r>
-      <w:proofErr w:type="spellStart"/>
-      <w:r>
-        <w:t>row</w:t>
-      </w:r>
-      <w:proofErr w:type="spellEnd"/>
-      <w:r>
-        <w:t xml:space="preserve"> </w:t>
-      </w:r>
-      <w:proofErr w:type="spellStart"/>
-      <w:r>
-        <w:t>clearfix</w:t>
-      </w:r>
-      <w:proofErr w:type="spellEnd"/>
-      <w:r>
-        <w:t>"&gt;</w:t>
-      </w:r>
-    </w:p>
-    <w:p>
-      <w:pPr>
-        <w:pStyle w:val="Listing"/>
-      </w:pPr>
-      <w:r>
-        <w:t>&lt;</w:t>
-      </w:r>
-      <w:proofErr w:type="gramStart"/>
-      <w:r>
-        <w:t>div</w:t>
-      </w:r>
-      <w:proofErr w:type="gramEnd"/>
-      <w:r>
-        <w:t xml:space="preserve"> class="</w:t>
-      </w:r>
-      <w:proofErr w:type="spellStart"/>
-      <w:r>
-        <w:t>columns</w:t>
-      </w:r>
-      <w:proofErr w:type="spellEnd"/>
-      <w:r>
-        <w:t>"&gt;</w:t>
-      </w:r>
-    </w:p>
-    <w:p>
-      <w:pPr>
-        <w:pStyle w:val="Listing"/>
-      </w:pPr>
-      <w:r>
-        <w:t>&lt;</w:t>
-      </w:r>
-      <w:proofErr w:type="gramStart"/>
-      <w:r>
-        <w:t>h</w:t>
-      </w:r>
-      <w:proofErr w:type="gramEnd"/>
-      <w:r>
-        <w:t>1 class="</w:t>
-      </w:r>
-      <w:proofErr w:type="spellStart"/>
-      <w:r>
-        <w:t>with_tabs</w:t>
-      </w:r>
-      <w:proofErr w:type="spellEnd"/>
-      <w:r>
-        <w:t xml:space="preserve"> </w:t>
-      </w:r>
-      <w:proofErr w:type="spellStart"/>
-      <w:r>
-        <w:t>name</w:t>
-      </w:r>
-      <w:proofErr w:type="spellEnd"/>
-      <w:r>
-        <w:t>"&gt;</w:t>
-      </w:r>
-    </w:p>
-    <w:p>
-      <w:pPr>
-        <w:pStyle w:val="Listing"/>
-      </w:pPr>
-      <w:r>
-        <w:t>&lt;</w:t>
-      </w:r>
-      <w:proofErr w:type="spellStart"/>
-      <w:proofErr w:type="gramStart"/>
-      <w:r>
-        <w:t>img</w:t>
-      </w:r>
-      <w:proofErr w:type="spellEnd"/>
-      <w:proofErr w:type="gramEnd"/>
-      <w:r>
-        <w:t xml:space="preserve"> src="images/male.png" alt="H" </w:t>
-      </w:r>
-      <w:proofErr w:type="spellStart"/>
-      <w:r>
-        <w:t>title</w:t>
-      </w:r>
-      <w:proofErr w:type="spellEnd"/>
-      <w:r>
-        <w:t>="H"&gt;&amp;</w:t>
-      </w:r>
-      <w:proofErr w:type="spellStart"/>
-      <w:r>
-        <w:t>nbsp</w:t>
-      </w:r>
-      <w:proofErr w:type="spellEnd"/>
-      <w:r>
-        <w:t>;</w:t>
-      </w:r>
-    </w:p>
-    <w:p>
-      <w:pPr>
-        <w:pStyle w:val="Listing"/>
-      </w:pPr>
-      <w:r>
-        <w:t>&lt;</w:t>
-      </w:r>
-      <w:proofErr w:type="gramStart"/>
-      <w:r>
-        <w:t>a</w:t>
-      </w:r>
-      <w:proofErr w:type="gramEnd"/>
-      <w:r>
-        <w:t xml:space="preserve"> href="nraibaut2_w?lang=</w:t>
-      </w:r>
-      <w:proofErr w:type="spellStart"/>
-      <w:r>
-        <w:t>fr&amp;m</w:t>
-      </w:r>
-      <w:proofErr w:type="spellEnd"/>
-      <w:r>
-        <w:t>=</w:t>
-      </w:r>
-      <w:proofErr w:type="spellStart"/>
-      <w:r>
-        <w:t>P&amp;v</w:t>
-      </w:r>
-      <w:proofErr w:type="spellEnd"/>
-      <w:r>
-        <w:t>=</w:t>
-      </w:r>
-      <w:proofErr w:type="spellStart"/>
-      <w:r>
-        <w:t>gerard</w:t>
-      </w:r>
-      <w:proofErr w:type="spellEnd"/>
-      <w:r>
-        <w:t>"&gt;Gérard&lt;/a&gt;</w:t>
-      </w:r>
-    </w:p>
-    <w:p>
-      <w:pPr>
-        <w:pStyle w:val="Listing"/>
-      </w:pPr>
-      <w:r>
-        <w:t>&lt;</w:t>
-      </w:r>
-      <w:proofErr w:type="gramStart"/>
-      <w:r>
-        <w:t>a</w:t>
-      </w:r>
-      <w:proofErr w:type="gramEnd"/>
-      <w:r>
-        <w:t xml:space="preserve"> href="nraibaut2_w?lang=</w:t>
-      </w:r>
-      <w:proofErr w:type="spellStart"/>
-      <w:r>
-        <w:t>fr&amp;m</w:t>
-      </w:r>
-      <w:proofErr w:type="spellEnd"/>
-      <w:r>
-        <w:t>=</w:t>
-      </w:r>
-      <w:proofErr w:type="spellStart"/>
-      <w:r>
-        <w:t>N&amp;v</w:t>
-      </w:r>
-      <w:proofErr w:type="spellEnd"/>
-      <w:r>
-        <w:t>=</w:t>
-      </w:r>
-      <w:proofErr w:type="spellStart"/>
-      <w:r>
-        <w:t>dupont</w:t>
-      </w:r>
-      <w:proofErr w:type="spellEnd"/>
-      <w:r>
-        <w:t>"&gt;DUPONT&lt;/a&gt;</w:t>
-      </w:r>
-    </w:p>
-    <w:p>
-      <w:pPr>
-        <w:pStyle w:val="Listing"/>
-      </w:pPr>
-      <w:r>
-        <w:t>&amp;</w:t>
-      </w:r>
-      <w:proofErr w:type="spellStart"/>
-      <w:proofErr w:type="gramStart"/>
-      <w:r>
-        <w:t>nbsp</w:t>
-      </w:r>
-      <w:proofErr w:type="spellEnd"/>
-      <w:r>
-        <w:t>;</w:t>
-      </w:r>
-      <w:proofErr w:type="gramEnd"/>
-    </w:p>
-    <w:p>
-      <w:pPr>
-        <w:pStyle w:val="Listing"/>
-      </w:pPr>
-      <w:r>
-        <w:t>&lt;</w:t>
-      </w:r>
-      <w:proofErr w:type="gramStart"/>
-      <w:r>
-        <w:t>a</w:t>
-      </w:r>
-      <w:proofErr w:type="gramEnd"/>
-      <w:r>
-        <w:t xml:space="preserve"> href="nraibaut2_w?lang=</w:t>
-      </w:r>
-      <w:proofErr w:type="spellStart"/>
-      <w:r>
-        <w:t>fr&amp;m</w:t>
-      </w:r>
-      <w:proofErr w:type="spellEnd"/>
-      <w:r>
-        <w:t>=</w:t>
-      </w:r>
-      <w:proofErr w:type="spellStart"/>
-      <w:r>
-        <w:t>MOD_IND&amp;i</w:t>
-      </w:r>
-      <w:proofErr w:type="spellEnd"/>
-      <w:r>
-        <w:t>=0"   class="</w:t>
-      </w:r>
-      <w:proofErr w:type="spellStart"/>
-      <w:r>
-        <w:t>edit</w:t>
-      </w:r>
-      <w:proofErr w:type="spellEnd"/>
-      <w:r>
-        <w:t>-</w:t>
-      </w:r>
-      <w:proofErr w:type="spellStart"/>
-      <w:r>
-        <w:t>button</w:t>
-      </w:r>
-      <w:proofErr w:type="spellEnd"/>
-      <w:r>
-        <w:t>-action"&gt;</w:t>
-      </w:r>
-    </w:p>
-    <w:p>
-      <w:pPr>
-        <w:pStyle w:val="Listing"/>
-      </w:pPr>
-      <w:r>
-        <w:t>&lt;</w:t>
-      </w:r>
-      <w:proofErr w:type="spellStart"/>
-      <w:proofErr w:type="gramStart"/>
-      <w:r>
-        <w:t>img</w:t>
-      </w:r>
-      <w:proofErr w:type="spellEnd"/>
-      <w:proofErr w:type="gramEnd"/>
-      <w:r>
-        <w:t xml:space="preserve"> class="not-</w:t>
-      </w:r>
-      <w:proofErr w:type="spellStart"/>
-      <w:r>
-        <w:t>printable</w:t>
-      </w:r>
-      <w:proofErr w:type="spellEnd"/>
-      <w:r>
-        <w:t xml:space="preserve">" src="images/picto_mod_fam.png" style="width:13px" style="height:13px" </w:t>
-      </w:r>
-      <w:proofErr w:type="spellStart"/>
-      <w:r>
-        <w:t>title</w:t>
-      </w:r>
-      <w:proofErr w:type="spellEnd"/>
-      <w:r>
-        <w:t>="modifier cette personne"&gt;</w:t>
+      <w:r>
+        <w:t>&lt;!--  Portrait --&gt;</w:t>
+      </w:r>
+    </w:p>
+    <w:p>
+      <w:pPr>
+        <w:pStyle w:val="Listing"/>
+      </w:pPr>
+      <w:r>
+        <w:t>&lt;div id="person-title" class="row clearfix"&gt;</w:t>
+      </w:r>
+    </w:p>
+    <w:p>
+      <w:pPr>
+        <w:pStyle w:val="Listing"/>
+      </w:pPr>
+      <w:r>
+        <w:t>&lt;div class="columns"&gt;</w:t>
+      </w:r>
+    </w:p>
+    <w:p>
+      <w:pPr>
+        <w:pStyle w:val="Listing"/>
+      </w:pPr>
+      <w:r>
+        <w:t>&lt;h1 class="with_tabs name"&gt;</w:t>
+      </w:r>
+    </w:p>
+    <w:p>
+      <w:pPr>
+        <w:pStyle w:val="Listing"/>
+      </w:pPr>
+      <w:r>
+        <w:t>&lt;img src="images/male.png" alt="H" title="H"&gt;&amp;nbsp;</w:t>
+      </w:r>
+    </w:p>
+    <w:p>
+      <w:pPr>
+        <w:pStyle w:val="Listing"/>
+      </w:pPr>
+      <w:r>
+        <w:t>&lt;a href="nraibaut2_w?lang=fr&amp;m=P&amp;v=gerard"&gt;Gérard&lt;/a&gt;</w:t>
+      </w:r>
+    </w:p>
+    <w:p>
+      <w:pPr>
+        <w:pStyle w:val="Listing"/>
+      </w:pPr>
+      <w:r>
+        <w:t>&lt;a href="nraibaut2_w?lang=fr&amp;m=N&amp;v=dupont"&gt;DUPONT&lt;/a&gt;</w:t>
+      </w:r>
+    </w:p>
+    <w:p>
+      <w:pPr>
+        <w:pStyle w:val="Listing"/>
+      </w:pPr>
+      <w:r>
+        <w:t>&amp;nbsp;</w:t>
+      </w:r>
+    </w:p>
+    <w:p>
+      <w:pPr>
+        <w:pStyle w:val="Listing"/>
+      </w:pPr>
+      <w:r>
+        <w:t>&lt;a href="nraibaut2_w?lang=fr&amp;m=MOD_IND&amp;i=0"   class="edit-button-action"&gt;</w:t>
+      </w:r>
+    </w:p>
+    <w:p>
+      <w:pPr>
+        <w:pStyle w:val="Listing"/>
+      </w:pPr>
+      <w:r>
+        <w:t>&lt;img class="not-printable" src="images/picto_mod_fam.png" style="width:13px" style="height:13px" title="modifier cette personne"&gt;</w:t>
       </w:r>
     </w:p>
     <w:p>
@@ -3982,23 +2854,7 @@
         <w:pStyle w:val="Listing"/>
       </w:pPr>
       <w:r>
-        <w:t>&lt;</w:t>
-      </w:r>
-      <w:proofErr w:type="gramStart"/>
-      <w:r>
-        <w:t>div</w:t>
-      </w:r>
-      <w:proofErr w:type="gramEnd"/>
-      <w:r>
-        <w:t xml:space="preserve"> class="action-buttons not-</w:t>
-      </w:r>
-      <w:proofErr w:type="spellStart"/>
-      <w:r>
-        <w:t>printable</w:t>
-      </w:r>
-      <w:proofErr w:type="spellEnd"/>
-      <w:r>
-        <w:t>"&gt;</w:t>
+        <w:t>&lt;div class="action-buttons not-printable"&gt;</w:t>
       </w:r>
     </w:p>
     <w:p>
@@ -4042,120 +2898,205 @@
         <w:rPr>
           <w:highlight w:val="yellow"/>
         </w:rPr>
+        <w:t>&lt;em&gt;</w:t>
+      </w:r>
+    </w:p>
+    <w:p>
+      <w:pPr>
+        <w:pStyle w:val="Listing"/>
+        <w:rPr>
+          <w:highlight w:val="yellow"/>
+        </w:rPr>
+      </w:pPr>
+      <w:r>
+        <w:rPr>
+          <w:highlight w:val="yellow"/>
+        </w:rPr>
+        <w:t>&lt;a href="nraibaut2_w?lang=fr&amp;m=TT&amp;sm=S&amp;t=Titre+de+G%C3%A9rard&amp;p="&gt;Titre de Gérard &lt;/a&gt; (Note1 sur le titre)&lt;/em&gt;</w:t>
+      </w:r>
+    </w:p>
+    <w:p>
+      <w:pPr>
+        <w:pStyle w:val="Listing"/>
+      </w:pPr>
+      <w:r>
+        <w:rPr>
+          <w:highlight w:val="yellow"/>
+        </w:rPr>
+        <w:t>&lt;br class="separateur"&gt;&lt;br &gt;</w:t>
+      </w:r>
+    </w:p>
+    <w:p>
+      <w:pPr>
+        <w:pStyle w:val="Listing"/>
+      </w:pPr>
+      <w:r>
+        <w:t>&lt;ul&gt;</w:t>
+      </w:r>
+    </w:p>
+    <w:p>
+      <w:pPr>
+        <w:pStyle w:val="Listing"/>
+      </w:pPr>
+      <w:r>
+        <w:t>&lt;li&gt;Né le&amp;nbsp;22&amp;nbsp;mars&amp;nbsp;1982 - Paris, France&lt;/li&gt;</w:t>
+      </w:r>
+    </w:p>
+    <w:p>
+      <w:pPr>
+        <w:pStyle w:val="Listing"/>
+      </w:pPr>
+      <w:r>
+        <w:t>&lt;li&gt;Baptisé le&amp;nbsp;18&amp;nbsp;mai&amp;nbsp;1982 - Paris, France&lt;/li&gt;</w:t>
+      </w:r>
+    </w:p>
+    <w:p>
+      <w:pPr>
+        <w:pStyle w:val="Listing"/>
+      </w:pPr>
+      <w:r>
+        <w:t>&lt;li&gt;Décédé le&amp;nbsp;10&amp;nbsp;avril&amp;nbsp;1992 - Nice, FRANCE,</w:t>
+      </w:r>
+    </w:p>
+    <w:p>
+      <w:pPr>
+        <w:pStyle w:val="Listing"/>
+      </w:pPr>
+      <w:r>
+        <w:t>à l'âge de 10 ans&lt;/li&gt;</w:t>
+      </w:r>
+    </w:p>
+    <w:p>
+      <w:pPr>
+        <w:pStyle w:val="Listing"/>
+      </w:pPr>
+      <w:r>
+        <w:t>&lt;li&gt;Inhumé le&amp;nbsp;11&amp;nbsp;avril&amp;nbsp;1992 - Nice, FRANCE&lt;/li&gt;</w:t>
+      </w:r>
+    </w:p>
+    <w:p>
+      <w:pPr>
+        <w:pStyle w:val="Listing"/>
+      </w:pPr>
+      <w:r>
+        <w:t>&lt;li&gt;Profession de Gérard&lt;/li&gt;</w:t>
+      </w:r>
+    </w:p>
+    <w:p>
+      <w:pPr>
+        <w:pStyle w:val="Listing"/>
+      </w:pPr>
+      <w:r>
+        <w:t>&lt;/ul&gt;</w:t>
+      </w:r>
+    </w:p>
+    <w:p>
+      <w:r>
+        <w:t>alors que cas sans titre :</w:t>
+      </w:r>
+    </w:p>
+    <w:p>
+      <w:r>
+        <w:t>view-source:https://gw.geneanet.org/fbiet?n=rochet&amp;p=didier&amp;oc=0</w:t>
+      </w:r>
+    </w:p>
+    <w:p>
+      <w:pPr>
+        <w:pStyle w:val="Listing"/>
+      </w:pPr>
+      <w:r>
+        <w:rPr>
+          <w:rStyle w:val="comment"/>
+          <w:rFonts w:eastAsiaTheme="majorEastAsia"/>
+        </w:rPr>
+        <w:t>&lt;!--  Portrait --&gt;</w:t>
+      </w:r>
+    </w:p>
+    <w:p>
+      <w:pPr>
+        <w:pStyle w:val="Listing"/>
+      </w:pPr>
+      <w:r>
         <w:t>&lt;</w:t>
       </w:r>
-      <w:proofErr w:type="spellStart"/>
-      <w:proofErr w:type="gramStart"/>
-      <w:r>
-        <w:rPr>
-          <w:highlight w:val="yellow"/>
-        </w:rPr>
-        <w:t>em</w:t>
-      </w:r>
-      <w:proofErr w:type="spellEnd"/>
-      <w:proofErr w:type="gramEnd"/>
-      <w:r>
-        <w:rPr>
-          <w:highlight w:val="yellow"/>
-        </w:rPr>
-        <w:t>&gt;</w:t>
-      </w:r>
-    </w:p>
-    <w:p>
-      <w:pPr>
-        <w:pStyle w:val="Listing"/>
-        <w:rPr>
-          <w:highlight w:val="yellow"/>
-        </w:rPr>
-      </w:pPr>
-      <w:r>
-        <w:rPr>
-          <w:highlight w:val="yellow"/>
-        </w:rPr>
+      <w:r>
+        <w:rPr>
+          <w:rStyle w:val="start-tag"/>
+        </w:rPr>
+        <w:t>div</w:t>
+      </w:r>
+      <w:r>
+        <w:t xml:space="preserve"> </w:t>
+      </w:r>
+      <w:r>
+        <w:rPr>
+          <w:rStyle w:val="attribute-name"/>
+        </w:rPr>
+        <w:t>id</w:t>
+      </w:r>
+      <w:r>
+        <w:t xml:space="preserve">="person-title" </w:t>
+      </w:r>
+      <w:r>
+        <w:rPr>
+          <w:rStyle w:val="attribute-name"/>
+        </w:rPr>
+        <w:t>class</w:t>
+      </w:r>
+      <w:r>
+        <w:t>="row clearfix"&gt;</w:t>
+      </w:r>
+    </w:p>
+    <w:p>
+      <w:pPr>
+        <w:pStyle w:val="Listing"/>
+      </w:pPr>
+      <w:r>
         <w:t>&lt;</w:t>
       </w:r>
-      <w:proofErr w:type="gramStart"/>
-      <w:r>
-        <w:rPr>
-          <w:highlight w:val="yellow"/>
-        </w:rPr>
-        <w:t>a</w:t>
-      </w:r>
-      <w:proofErr w:type="gramEnd"/>
-      <w:r>
-        <w:rPr>
-          <w:highlight w:val="yellow"/>
-        </w:rPr>
-        <w:t xml:space="preserve"> href="nraibaut2_w?lang=fr&amp;m=TT&amp;sm=S&amp;t=Titre+de+G%C3%A9rard&amp;p="&gt;Titre de Gérard &lt;/a&gt; (Note1 sur le titre)&lt;/</w:t>
-      </w:r>
-      <w:proofErr w:type="spellStart"/>
-      <w:r>
-        <w:rPr>
-          <w:highlight w:val="yellow"/>
-        </w:rPr>
-        <w:t>em</w:t>
-      </w:r>
-      <w:proofErr w:type="spellEnd"/>
-      <w:r>
-        <w:rPr>
-          <w:highlight w:val="yellow"/>
-        </w:rPr>
-        <w:t>&gt;</w:t>
-      </w:r>
-    </w:p>
-    <w:p>
-      <w:pPr>
-        <w:pStyle w:val="Listing"/>
-      </w:pPr>
-      <w:r>
-        <w:rPr>
-          <w:highlight w:val="yellow"/>
-        </w:rPr>
+      <w:r>
+        <w:rPr>
+          <w:rStyle w:val="start-tag"/>
+        </w:rPr>
+        <w:t>div</w:t>
+      </w:r>
+      <w:r>
+        <w:t xml:space="preserve"> </w:t>
+      </w:r>
+      <w:r>
+        <w:rPr>
+          <w:rStyle w:val="attribute-name"/>
+        </w:rPr>
+        <w:t>class</w:t>
+      </w:r>
+      <w:r>
+        <w:t>="columns"&gt;</w:t>
+      </w:r>
+    </w:p>
+    <w:p>
+      <w:pPr>
+        <w:pStyle w:val="Listing"/>
+      </w:pPr>
+      <w:r>
         <w:t>&lt;</w:t>
       </w:r>
-      <w:proofErr w:type="spellStart"/>
-      <w:proofErr w:type="gramStart"/>
-      <w:r>
-        <w:rPr>
-          <w:highlight w:val="yellow"/>
-        </w:rPr>
-        <w:t>br</w:t>
-      </w:r>
-      <w:proofErr w:type="spellEnd"/>
-      <w:proofErr w:type="gramEnd"/>
-      <w:r>
-        <w:rPr>
-          <w:highlight w:val="yellow"/>
-        </w:rPr>
-        <w:t xml:space="preserve"> class="</w:t>
-      </w:r>
-      <w:proofErr w:type="spellStart"/>
-      <w:r>
-        <w:rPr>
-          <w:highlight w:val="yellow"/>
-        </w:rPr>
-        <w:t>separateur</w:t>
-      </w:r>
-      <w:proofErr w:type="spellEnd"/>
-      <w:r>
-        <w:rPr>
-          <w:highlight w:val="yellow"/>
-        </w:rPr>
-        <w:t>"&gt;&lt;</w:t>
-      </w:r>
-      <w:proofErr w:type="spellStart"/>
-      <w:r>
-        <w:rPr>
-          <w:highlight w:val="yellow"/>
-        </w:rPr>
-        <w:t>br</w:t>
-      </w:r>
-      <w:proofErr w:type="spellEnd"/>
-      <w:r>
-        <w:rPr>
-          <w:highlight w:val="yellow"/>
-        </w:rPr>
-        <w:t xml:space="preserve"> &gt;</w:t>
+      <w:r>
+        <w:rPr>
+          <w:rStyle w:val="start-tag"/>
+        </w:rPr>
+        <w:t>h1</w:t>
+      </w:r>
+      <w:r>
+        <w:t xml:space="preserve"> </w:t>
+      </w:r>
+      <w:r>
+        <w:rPr>
+          <w:rStyle w:val="attribute-name"/>
+        </w:rPr>
+        <w:t>class</w:t>
+      </w:r>
+      <w:r>
+        <w:t>="with_tabs name"&gt;</w:t>
       </w:r>
     </w:p>
     <w:p>
@@ -4165,360 +3106,12 @@
       <w:r>
         <w:t>&lt;</w:t>
       </w:r>
-      <w:proofErr w:type="spellStart"/>
-      <w:proofErr w:type="gramStart"/>
-      <w:r>
-        <w:t>ul</w:t>
-      </w:r>
-      <w:proofErr w:type="spellEnd"/>
-      <w:proofErr w:type="gramEnd"/>
-      <w:r>
-        <w:t>&gt;</w:t>
-      </w:r>
-    </w:p>
-    <w:p>
-      <w:pPr>
-        <w:pStyle w:val="Listing"/>
-      </w:pPr>
-      <w:r>
-        <w:t>&lt;</w:t>
-      </w:r>
-      <w:proofErr w:type="gramStart"/>
-      <w:r>
-        <w:t>li</w:t>
-      </w:r>
-      <w:proofErr w:type="gramEnd"/>
-      <w:r>
-        <w:t>&gt;Né le&amp;nbsp;22&amp;nbsp;mars&amp;nbsp;1982 - Paris, France&lt;/li&gt;</w:t>
-      </w:r>
-    </w:p>
-    <w:p>
-      <w:pPr>
-        <w:pStyle w:val="Listing"/>
-      </w:pPr>
-      <w:r>
-        <w:t>&lt;</w:t>
-      </w:r>
-      <w:proofErr w:type="gramStart"/>
-      <w:r>
-        <w:t>li</w:t>
-      </w:r>
-      <w:proofErr w:type="gramEnd"/>
-      <w:r>
-        <w:t>&gt;Baptisé le&amp;nbsp;18&amp;nbsp;mai&amp;nbsp;1982 - Paris, France&lt;/li&gt;</w:t>
-      </w:r>
-    </w:p>
-    <w:p>
-      <w:pPr>
-        <w:pStyle w:val="Listing"/>
-      </w:pPr>
-      <w:r>
-        <w:t>&lt;</w:t>
-      </w:r>
-      <w:proofErr w:type="gramStart"/>
-      <w:r>
-        <w:t>li</w:t>
-      </w:r>
-      <w:proofErr w:type="gramEnd"/>
-      <w:r>
-        <w:t>&gt;Décédé le&amp;nbsp;10&amp;nbsp;avril&amp;nbsp;1992 - Nice, FRANCE,</w:t>
-      </w:r>
-    </w:p>
-    <w:p>
-      <w:pPr>
-        <w:pStyle w:val="Listing"/>
-      </w:pPr>
-      <w:proofErr w:type="gramStart"/>
-      <w:r>
-        <w:t>à</w:t>
-      </w:r>
-      <w:proofErr w:type="gramEnd"/>
-      <w:r>
-        <w:t xml:space="preserve"> l'âge de 10 ans&lt;/li&gt;</w:t>
-      </w:r>
-    </w:p>
-    <w:p>
-      <w:pPr>
-        <w:pStyle w:val="Listing"/>
-      </w:pPr>
-      <w:r>
-        <w:t>&lt;</w:t>
-      </w:r>
-      <w:proofErr w:type="gramStart"/>
-      <w:r>
-        <w:t>li</w:t>
-      </w:r>
-      <w:proofErr w:type="gramEnd"/>
-      <w:r>
-        <w:t>&gt;Inhumé le&amp;nbsp;11&amp;nbsp;avril&amp;nbsp;1992 - Nice, FRANCE&lt;/li&gt;</w:t>
-      </w:r>
-    </w:p>
-    <w:p>
-      <w:pPr>
-        <w:pStyle w:val="Listing"/>
-      </w:pPr>
-      <w:r>
-        <w:t>&lt;</w:t>
-      </w:r>
-      <w:proofErr w:type="gramStart"/>
-      <w:r>
-        <w:t>li</w:t>
-      </w:r>
-      <w:proofErr w:type="gramEnd"/>
-      <w:r>
-        <w:t>&gt;Profession de Gérard&lt;/li&gt;</w:t>
-      </w:r>
-    </w:p>
-    <w:p>
-      <w:pPr>
-        <w:pStyle w:val="Listing"/>
-      </w:pPr>
-      <w:r>
-        <w:t>&lt;/</w:t>
-      </w:r>
-      <w:proofErr w:type="spellStart"/>
-      <w:r>
-        <w:t>ul</w:t>
-      </w:r>
-      <w:proofErr w:type="spellEnd"/>
-      <w:r>
-        <w:t>&gt;</w:t>
-      </w:r>
-    </w:p>
-    <w:p>
-      <w:proofErr w:type="gramStart"/>
-      <w:r>
-        <w:t>alors</w:t>
-      </w:r>
-      <w:proofErr w:type="gramEnd"/>
-      <w:r>
-        <w:t xml:space="preserve"> que cas sans titre :</w:t>
-      </w:r>
-    </w:p>
-    <w:p>
-      <w:proofErr w:type="spellStart"/>
-      <w:proofErr w:type="gramStart"/>
-      <w:r>
-        <w:t>view</w:t>
-      </w:r>
-      <w:proofErr w:type="gramEnd"/>
-      <w:r>
-        <w:t>-source:https</w:t>
-      </w:r>
-      <w:proofErr w:type="spellEnd"/>
-      <w:r>
-        <w:t>://gw.geneanet.org/</w:t>
-      </w:r>
-      <w:proofErr w:type="spellStart"/>
-      <w:r>
-        <w:t>fbiet?n</w:t>
-      </w:r>
-      <w:proofErr w:type="spellEnd"/>
-      <w:r>
-        <w:t>=</w:t>
-      </w:r>
-      <w:proofErr w:type="spellStart"/>
-      <w:r>
-        <w:t>rochet&amp;p</w:t>
-      </w:r>
-      <w:proofErr w:type="spellEnd"/>
-      <w:r>
-        <w:t>=</w:t>
-      </w:r>
-      <w:proofErr w:type="spellStart"/>
-      <w:r>
-        <w:t>didier&amp;oc</w:t>
-      </w:r>
-      <w:proofErr w:type="spellEnd"/>
-      <w:r>
-        <w:t>=0</w:t>
-      </w:r>
-    </w:p>
-    <w:p>
-      <w:pPr>
-        <w:pStyle w:val="Listing"/>
-      </w:pPr>
-      <w:proofErr w:type="gramStart"/>
-      <w:r>
-        <w:rPr>
-          <w:rStyle w:val="comment"/>
-          <w:rFonts w:eastAsiaTheme="majorEastAsia"/>
-        </w:rPr>
-        <w:t>&lt;!--</w:t>
-      </w:r>
-      <w:proofErr w:type="gramEnd"/>
-      <w:r>
-        <w:rPr>
-          <w:rStyle w:val="comment"/>
-          <w:rFonts w:eastAsiaTheme="majorEastAsia"/>
-        </w:rPr>
-        <w:t xml:space="preserve">  Portrait --&gt;</w:t>
-      </w:r>
-    </w:p>
-    <w:p>
-      <w:pPr>
-        <w:pStyle w:val="Listing"/>
-      </w:pPr>
-      <w:r>
-        <w:t>&lt;</w:t>
-      </w:r>
-      <w:proofErr w:type="gramStart"/>
-      <w:r>
-        <w:rPr>
-          <w:rStyle w:val="start-tag"/>
-        </w:rPr>
-        <w:t>div</w:t>
-      </w:r>
-      <w:proofErr w:type="gramEnd"/>
-      <w:r>
-        <w:t xml:space="preserve"> </w:t>
-      </w:r>
-      <w:r>
-        <w:rPr>
-          <w:rStyle w:val="attribute-name"/>
-        </w:rPr>
-        <w:t>id</w:t>
-      </w:r>
-      <w:r>
-        <w:t>="</w:t>
-      </w:r>
-      <w:proofErr w:type="spellStart"/>
-      <w:r>
-        <w:t>person-title</w:t>
-      </w:r>
-      <w:proofErr w:type="spellEnd"/>
-      <w:r>
-        <w:t xml:space="preserve">" </w:t>
-      </w:r>
-      <w:r>
-        <w:rPr>
-          <w:rStyle w:val="attribute-name"/>
-        </w:rPr>
-        <w:t>class</w:t>
-      </w:r>
-      <w:r>
-        <w:t>="</w:t>
-      </w:r>
-      <w:proofErr w:type="spellStart"/>
-      <w:r>
-        <w:t>row</w:t>
-      </w:r>
-      <w:proofErr w:type="spellEnd"/>
-      <w:r>
-        <w:t xml:space="preserve"> </w:t>
-      </w:r>
-      <w:proofErr w:type="spellStart"/>
-      <w:r>
-        <w:t>clearfix</w:t>
-      </w:r>
-      <w:proofErr w:type="spellEnd"/>
-      <w:r>
-        <w:t>"&gt;</w:t>
-      </w:r>
-    </w:p>
-    <w:p>
-      <w:pPr>
-        <w:pStyle w:val="Listing"/>
-      </w:pPr>
-      <w:r>
-        <w:t>&lt;</w:t>
-      </w:r>
-      <w:proofErr w:type="gramStart"/>
-      <w:r>
-        <w:rPr>
-          <w:rStyle w:val="start-tag"/>
-        </w:rPr>
-        <w:t>div</w:t>
-      </w:r>
-      <w:proofErr w:type="gramEnd"/>
-      <w:r>
-        <w:t xml:space="preserve"> </w:t>
-      </w:r>
-      <w:r>
-        <w:rPr>
-          <w:rStyle w:val="attribute-name"/>
-        </w:rPr>
-        <w:t>class</w:t>
-      </w:r>
-      <w:r>
-        <w:t>="</w:t>
-      </w:r>
-      <w:proofErr w:type="spellStart"/>
-      <w:r>
-        <w:t>columns</w:t>
-      </w:r>
-      <w:proofErr w:type="spellEnd"/>
-      <w:r>
-        <w:t>"&gt;</w:t>
-      </w:r>
-    </w:p>
-    <w:p>
-      <w:pPr>
-        <w:pStyle w:val="Listing"/>
-      </w:pPr>
-      <w:r>
-        <w:t>&lt;</w:t>
-      </w:r>
-      <w:proofErr w:type="gramStart"/>
-      <w:r>
-        <w:rPr>
-          <w:rStyle w:val="start-tag"/>
-        </w:rPr>
-        <w:t>h</w:t>
-      </w:r>
-      <w:proofErr w:type="gramEnd"/>
-      <w:r>
-        <w:rPr>
-          <w:rStyle w:val="start-tag"/>
-        </w:rPr>
-        <w:t>1</w:t>
-      </w:r>
-      <w:r>
-        <w:t xml:space="preserve"> </w:t>
-      </w:r>
-      <w:r>
-        <w:rPr>
-          <w:rStyle w:val="attribute-name"/>
-        </w:rPr>
-        <w:t>class</w:t>
-      </w:r>
-      <w:r>
-        <w:t>="</w:t>
-      </w:r>
-      <w:proofErr w:type="spellStart"/>
-      <w:r>
-        <w:t>with_tabs</w:t>
-      </w:r>
-      <w:proofErr w:type="spellEnd"/>
-      <w:r>
-        <w:t xml:space="preserve"> </w:t>
-      </w:r>
-      <w:proofErr w:type="spellStart"/>
-      <w:r>
-        <w:t>name</w:t>
-      </w:r>
-      <w:proofErr w:type="spellEnd"/>
-      <w:r>
-        <w:t>"&gt;</w:t>
-      </w:r>
-    </w:p>
-    <w:p>
-      <w:pPr>
-        <w:pStyle w:val="Listing"/>
-      </w:pPr>
-      <w:r>
-        <w:t>&lt;</w:t>
-      </w:r>
-      <w:proofErr w:type="spellStart"/>
-      <w:proofErr w:type="gramStart"/>
       <w:r>
         <w:rPr>
           <w:rStyle w:val="start-tag"/>
         </w:rPr>
         <w:t>img</w:t>
       </w:r>
-      <w:proofErr w:type="spellEnd"/>
-      <w:proofErr w:type="gramEnd"/>
       <w:r>
         <w:t xml:space="preserve"> </w:t>
       </w:r>
@@ -4552,14 +3145,12 @@
       <w:r>
         <w:t xml:space="preserve">="H" </w:t>
       </w:r>
-      <w:proofErr w:type="spellStart"/>
       <w:r>
         <w:rPr>
           <w:rStyle w:val="attribute-name"/>
         </w:rPr>
         <w:t>title</w:t>
       </w:r>
-      <w:proofErr w:type="spellEnd"/>
       <w:r>
         <w:t>="H"&gt;</w:t>
       </w:r>
@@ -4568,23 +3159,325 @@
           <w:rStyle w:val="entity"/>
           <w:rFonts w:eastAsiaTheme="majorEastAsia"/>
         </w:rPr>
-        <w:t>&amp;</w:t>
-      </w:r>
-      <w:proofErr w:type="spellStart"/>
+        <w:t>&amp;nbsp;</w:t>
+      </w:r>
+    </w:p>
+    <w:p>
+      <w:pPr>
+        <w:pStyle w:val="Listing"/>
+      </w:pPr>
+      <w:r>
+        <w:t>&lt;</w:t>
+      </w:r>
+      <w:r>
+        <w:rPr>
+          <w:rStyle w:val="start-tag"/>
+        </w:rPr>
+        <w:t>a</w:t>
+      </w:r>
+      <w:r>
+        <w:t xml:space="preserve"> </w:t>
+      </w:r>
+      <w:r>
+        <w:rPr>
+          <w:rStyle w:val="attribute-name"/>
+        </w:rPr>
+        <w:t>href</w:t>
+      </w:r>
+      <w:r>
+        <w:t>="</w:t>
+      </w:r>
+      <w:hyperlink r:id="rId33" w:history="1">
+        <w:r>
+          <w:rPr>
+            <w:rStyle w:val="Lienhypertexte"/>
+            <w:rFonts w:eastAsiaTheme="majorEastAsia"/>
+          </w:rPr>
+          <w:t>fbiet?lang=fr&amp;iz=6951&amp;m=P&amp;v=didier</w:t>
+        </w:r>
+      </w:hyperlink>
+      <w:r>
+        <w:t>"&gt;Didier&lt;/</w:t>
+      </w:r>
+      <w:r>
+        <w:rPr>
+          <w:rStyle w:val="end-tag"/>
+          <w:rFonts w:eastAsiaTheme="majorEastAsia"/>
+        </w:rPr>
+        <w:t>a</w:t>
+      </w:r>
+      <w:r>
+        <w:t>&gt;</w:t>
+      </w:r>
+    </w:p>
+    <w:p>
+      <w:pPr>
+        <w:pStyle w:val="Listing"/>
+      </w:pPr>
+      <w:r>
+        <w:t>&lt;</w:t>
+      </w:r>
+      <w:r>
+        <w:rPr>
+          <w:rStyle w:val="start-tag"/>
+        </w:rPr>
+        <w:t>a</w:t>
+      </w:r>
+      <w:r>
+        <w:t xml:space="preserve"> </w:t>
+      </w:r>
+      <w:r>
+        <w:rPr>
+          <w:rStyle w:val="attribute-name"/>
+        </w:rPr>
+        <w:t>href</w:t>
+      </w:r>
+      <w:r>
+        <w:t>="</w:t>
+      </w:r>
+      <w:hyperlink r:id="rId34" w:history="1">
+        <w:r>
+          <w:rPr>
+            <w:rStyle w:val="Lienhypertexte"/>
+            <w:rFonts w:eastAsiaTheme="majorEastAsia"/>
+          </w:rPr>
+          <w:t>fbiet?lang=fr&amp;iz=6951&amp;m=N&amp;v=rochet</w:t>
+        </w:r>
+      </w:hyperlink>
+      <w:r>
+        <w:t>"&gt;ROCHET&lt;/</w:t>
+      </w:r>
+      <w:r>
+        <w:rPr>
+          <w:rStyle w:val="end-tag"/>
+          <w:rFonts w:eastAsiaTheme="majorEastAsia"/>
+        </w:rPr>
+        <w:t>a</w:t>
+      </w:r>
+      <w:r>
+        <w:t>&gt;</w:t>
+      </w:r>
+    </w:p>
+    <w:p>
+      <w:pPr>
+        <w:pStyle w:val="Listing"/>
+      </w:pPr>
+      <w:r>
+        <w:t>&lt;/</w:t>
+      </w:r>
+      <w:r>
+        <w:rPr>
+          <w:rStyle w:val="end-tag"/>
+          <w:rFonts w:eastAsiaTheme="majorEastAsia"/>
+        </w:rPr>
+        <w:t>h1</w:t>
+      </w:r>
+      <w:r>
+        <w:t>&gt;</w:t>
+      </w:r>
+    </w:p>
+    <w:p>
+      <w:pPr>
+        <w:pStyle w:val="Listing"/>
+      </w:pPr>
+      <w:r>
+        <w:t>&lt;</w:t>
+      </w:r>
+      <w:r>
+        <w:rPr>
+          <w:rStyle w:val="start-tag"/>
+        </w:rPr>
+        <w:t>div</w:t>
+      </w:r>
+      <w:r>
+        <w:t xml:space="preserve"> </w:t>
+      </w:r>
+      <w:r>
+        <w:rPr>
+          <w:rStyle w:val="attribute-name"/>
+        </w:rPr>
+        <w:t>class</w:t>
+      </w:r>
+      <w:r>
+        <w:t>="action-buttons not-printable"&gt;</w:t>
+      </w:r>
+    </w:p>
+    <w:p>
+      <w:pPr>
+        <w:pStyle w:val="Listing"/>
+      </w:pPr>
+    </w:p>
+    <w:p>
+      <w:pPr>
+        <w:pStyle w:val="Listing"/>
+      </w:pPr>
+      <w:r>
+        <w:t>&lt;/</w:t>
+      </w:r>
+      <w:r>
+        <w:rPr>
+          <w:rStyle w:val="end-tag"/>
+          <w:rFonts w:eastAsiaTheme="majorEastAsia"/>
+        </w:rPr>
+        <w:t>div</w:t>
+      </w:r>
+      <w:r>
+        <w:t>&gt;</w:t>
+      </w:r>
+    </w:p>
+    <w:p>
+      <w:pPr>
+        <w:pStyle w:val="Listing"/>
+      </w:pPr>
+      <w:r>
+        <w:t>&lt;/</w:t>
+      </w:r>
+      <w:r>
+        <w:rPr>
+          <w:rStyle w:val="end-tag"/>
+          <w:rFonts w:eastAsiaTheme="majorEastAsia"/>
+        </w:rPr>
+        <w:t>div</w:t>
+      </w:r>
+      <w:r>
+        <w:t>&gt;</w:t>
+      </w:r>
+    </w:p>
+    <w:p>
+      <w:pPr>
+        <w:pStyle w:val="Listing"/>
+      </w:pPr>
+      <w:r>
+        <w:t>&lt;/</w:t>
+      </w:r>
+      <w:r>
+        <w:rPr>
+          <w:rStyle w:val="end-tag"/>
+          <w:rFonts w:eastAsiaTheme="majorEastAsia"/>
+        </w:rPr>
+        <w:t>div</w:t>
+      </w:r>
+      <w:r>
+        <w:t>&gt;</w:t>
+      </w:r>
+    </w:p>
+    <w:p>
+      <w:pPr>
+        <w:pStyle w:val="Listing"/>
+      </w:pPr>
+      <w:r>
+        <w:t>&lt;</w:t>
+      </w:r>
+      <w:r>
+        <w:rPr>
+          <w:rStyle w:val="start-tag"/>
+        </w:rPr>
+        <w:t>ul</w:t>
+      </w:r>
+      <w:r>
+        <w:t>&gt;</w:t>
+      </w:r>
+    </w:p>
+    <w:p>
+      <w:pPr>
+        <w:pStyle w:val="Listing"/>
+      </w:pPr>
+      <w:r>
+        <w:t>&lt;</w:t>
+      </w:r>
+      <w:r>
+        <w:rPr>
+          <w:rStyle w:val="start-tag"/>
+        </w:rPr>
+        <w:t>li</w:t>
+      </w:r>
+      <w:r>
+        <w:t>&gt;Né vers</w:t>
+      </w:r>
       <w:r>
         <w:rPr>
           <w:rStyle w:val="entity"/>
           <w:rFonts w:eastAsiaTheme="majorEastAsia"/>
         </w:rPr>
-        <w:t>nbsp</w:t>
-      </w:r>
-      <w:proofErr w:type="spellEnd"/>
+        <w:t>&amp;nbsp;</w:t>
+      </w:r>
+      <w:r>
+        <w:t>1704&lt;/</w:t>
+      </w:r>
+      <w:r>
+        <w:rPr>
+          <w:rStyle w:val="end-tag"/>
+          <w:rFonts w:eastAsiaTheme="majorEastAsia"/>
+        </w:rPr>
+        <w:t>li</w:t>
+      </w:r>
+      <w:r>
+        <w:t>&gt;</w:t>
+      </w:r>
+    </w:p>
+    <w:p>
+      <w:pPr>
+        <w:pStyle w:val="Listing"/>
+      </w:pPr>
+      <w:r>
+        <w:t>&lt;</w:t>
+      </w:r>
+      <w:r>
+        <w:rPr>
+          <w:rStyle w:val="start-tag"/>
+        </w:rPr>
+        <w:t>li</w:t>
+      </w:r>
+      <w:r>
+        <w:t>&gt;Décédé le</w:t>
+      </w:r>
       <w:r>
         <w:rPr>
           <w:rStyle w:val="entity"/>
           <w:rFonts w:eastAsiaTheme="majorEastAsia"/>
         </w:rPr>
-        <w:t>;</w:t>
+        <w:t>&amp;nbsp;</w:t>
+      </w:r>
+      <w:r>
+        <w:t>9</w:t>
+      </w:r>
+      <w:r>
+        <w:rPr>
+          <w:rStyle w:val="entity"/>
+          <w:rFonts w:eastAsiaTheme="majorEastAsia"/>
+        </w:rPr>
+        <w:t>&amp;nbsp;</w:t>
+      </w:r>
+      <w:r>
+        <w:t>décembre</w:t>
+      </w:r>
+      <w:r>
+        <w:rPr>
+          <w:rStyle w:val="entity"/>
+          <w:rFonts w:eastAsiaTheme="majorEastAsia"/>
+        </w:rPr>
+        <w:t>&amp;nbsp;</w:t>
+      </w:r>
+      <w:r>
+        <w:t>1792 - Thoirette Coisia, 39240, Jura, Franche-Comté, FRANCE,</w:t>
+      </w:r>
+    </w:p>
+    <w:p>
+      <w:pPr>
+        <w:pStyle w:val="Listing"/>
+      </w:pPr>
+      <w:r>
+        <w:t>à l'âge d'environ 88 ans&lt;/</w:t>
+      </w:r>
+      <w:r>
+        <w:rPr>
+          <w:rStyle w:val="end-tag"/>
+          <w:rFonts w:eastAsiaTheme="majorEastAsia"/>
+        </w:rPr>
+        <w:t>li</w:t>
+      </w:r>
+      <w:r>
+        <w:t>&gt;</w:t>
       </w:r>
     </w:p>
     <w:p>
@@ -4594,104 +3487,21 @@
       <w:r>
         <w:t>&lt;</w:t>
       </w:r>
-      <w:proofErr w:type="gramStart"/>
-      <w:r>
-        <w:rPr>
-          <w:rStyle w:val="start-tag"/>
-        </w:rPr>
-        <w:t>a</w:t>
-      </w:r>
-      <w:proofErr w:type="gramEnd"/>
-      <w:r>
-        <w:t xml:space="preserve"> </w:t>
-      </w:r>
-      <w:r>
-        <w:rPr>
-          <w:rStyle w:val="attribute-name"/>
-        </w:rPr>
-        <w:t>href</w:t>
-      </w:r>
-      <w:r>
-        <w:t>="</w:t>
-      </w:r>
-      <w:proofErr w:type="spellStart"/>
-      <w:r>
-        <w:fldChar w:fldCharType="begin"/>
-      </w:r>
-      <w:r>
-        <w:instrText xml:space="preserve"> HYPERLINK "view-source:https://gw.geneanet.org/fbiet?lang=fr&amp;iz=6951&amp;m=P&amp;v=didier" </w:instrText>
-      </w:r>
-      <w:r>
-        <w:fldChar w:fldCharType="separate"/>
-      </w:r>
-      <w:r>
-        <w:rPr>
-          <w:rStyle w:val="Lienhypertexte"/>
-          <w:rFonts w:eastAsiaTheme="majorEastAsia"/>
-        </w:rPr>
-        <w:t>fbiet?lang</w:t>
-      </w:r>
-      <w:proofErr w:type="spellEnd"/>
-      <w:r>
-        <w:rPr>
-          <w:rStyle w:val="Lienhypertexte"/>
-          <w:rFonts w:eastAsiaTheme="majorEastAsia"/>
-        </w:rPr>
-        <w:t>=</w:t>
-      </w:r>
-      <w:proofErr w:type="spellStart"/>
-      <w:r>
-        <w:rPr>
-          <w:rStyle w:val="Lienhypertexte"/>
-          <w:rFonts w:eastAsiaTheme="majorEastAsia"/>
-        </w:rPr>
-        <w:t>fr&amp;iz</w:t>
-      </w:r>
-      <w:proofErr w:type="spellEnd"/>
-      <w:r>
-        <w:rPr>
-          <w:rStyle w:val="Lienhypertexte"/>
-          <w:rFonts w:eastAsiaTheme="majorEastAsia"/>
-        </w:rPr>
-        <w:t>=6951&amp;m=</w:t>
-      </w:r>
-      <w:proofErr w:type="spellStart"/>
-      <w:r>
-        <w:rPr>
-          <w:rStyle w:val="Lienhypertexte"/>
-          <w:rFonts w:eastAsiaTheme="majorEastAsia"/>
-        </w:rPr>
-        <w:t>P&amp;v</w:t>
-      </w:r>
-      <w:proofErr w:type="spellEnd"/>
-      <w:r>
-        <w:rPr>
-          <w:rStyle w:val="Lienhypertexte"/>
-          <w:rFonts w:eastAsiaTheme="majorEastAsia"/>
-        </w:rPr>
-        <w:t>=</w:t>
-      </w:r>
-      <w:proofErr w:type="spellStart"/>
-      <w:r>
-        <w:rPr>
-          <w:rStyle w:val="Lienhypertexte"/>
-          <w:rFonts w:eastAsiaTheme="majorEastAsia"/>
-        </w:rPr>
-        <w:t>didier</w:t>
-      </w:r>
-      <w:proofErr w:type="spellEnd"/>
-      <w:r>
-        <w:fldChar w:fldCharType="end"/>
-      </w:r>
-      <w:r>
-        <w:t>"&gt;Didier&lt;/</w:t>
+      <w:r>
+        <w:rPr>
+          <w:rStyle w:val="start-tag"/>
+        </w:rPr>
+        <w:t>li</w:t>
+      </w:r>
+      <w:r>
+        <w:t>&gt;Laboureur(02 et 12/1792)&lt;/</w:t>
       </w:r>
       <w:r>
         <w:rPr>
           <w:rStyle w:val="end-tag"/>
           <w:rFonts w:eastAsiaTheme="majorEastAsia"/>
         </w:rPr>
-        <w:t>a</w:t>
+        <w:t>li</w:t>
       </w:r>
       <w:r>
         <w:t>&gt;</w:t>
@@ -4702,408 +3512,23 @@
         <w:pStyle w:val="Listing"/>
       </w:pPr>
       <w:r>
-        <w:t>&lt;</w:t>
-      </w:r>
-      <w:proofErr w:type="gramStart"/>
-      <w:r>
-        <w:rPr>
-          <w:rStyle w:val="start-tag"/>
-        </w:rPr>
-        <w:t>a</w:t>
-      </w:r>
-      <w:proofErr w:type="gramEnd"/>
-      <w:r>
-        <w:t xml:space="preserve"> </w:t>
-      </w:r>
-      <w:r>
-        <w:rPr>
-          <w:rStyle w:val="attribute-name"/>
-        </w:rPr>
-        <w:t>href</w:t>
-      </w:r>
-      <w:r>
-        <w:t>="</w:t>
-      </w:r>
-      <w:proofErr w:type="spellStart"/>
-      <w:r>
-        <w:fldChar w:fldCharType="begin"/>
-      </w:r>
-      <w:r>
-        <w:instrText xml:space="preserve"> HYPERLINK "view-source:https://gw.geneanet.org/fbiet?lang=fr&amp;iz=6951&amp;m=N&amp;v=rochet" </w:instrText>
-      </w:r>
-      <w:r>
-        <w:fldChar w:fldCharType="separate"/>
-      </w:r>
-      <w:r>
-        <w:rPr>
-          <w:rStyle w:val="Lienhypertexte"/>
-          <w:rFonts w:eastAsiaTheme="majorEastAsia"/>
-        </w:rPr>
-        <w:t>fbiet?lang</w:t>
-      </w:r>
-      <w:proofErr w:type="spellEnd"/>
-      <w:r>
-        <w:rPr>
-          <w:rStyle w:val="Lienhypertexte"/>
-          <w:rFonts w:eastAsiaTheme="majorEastAsia"/>
-        </w:rPr>
-        <w:t>=</w:t>
-      </w:r>
-      <w:proofErr w:type="spellStart"/>
-      <w:r>
-        <w:rPr>
-          <w:rStyle w:val="Lienhypertexte"/>
-          <w:rFonts w:eastAsiaTheme="majorEastAsia"/>
-        </w:rPr>
-        <w:t>fr&amp;iz</w:t>
-      </w:r>
-      <w:proofErr w:type="spellEnd"/>
-      <w:r>
-        <w:rPr>
-          <w:rStyle w:val="Lienhypertexte"/>
-          <w:rFonts w:eastAsiaTheme="majorEastAsia"/>
-        </w:rPr>
-        <w:t>=6951&amp;m=</w:t>
-      </w:r>
-      <w:proofErr w:type="spellStart"/>
-      <w:r>
-        <w:rPr>
-          <w:rStyle w:val="Lienhypertexte"/>
-          <w:rFonts w:eastAsiaTheme="majorEastAsia"/>
-        </w:rPr>
-        <w:t>N&amp;v</w:t>
-      </w:r>
-      <w:proofErr w:type="spellEnd"/>
-      <w:r>
-        <w:rPr>
-          <w:rStyle w:val="Lienhypertexte"/>
-          <w:rFonts w:eastAsiaTheme="majorEastAsia"/>
-        </w:rPr>
-        <w:t>=rochet</w:t>
-      </w:r>
-      <w:r>
-        <w:fldChar w:fldCharType="end"/>
-      </w:r>
-      <w:r>
-        <w:t>"&gt;ROCHET&lt;/</w:t>
+        <w:t>&lt;/</w:t>
       </w:r>
       <w:r>
         <w:rPr>
           <w:rStyle w:val="end-tag"/>
           <w:rFonts w:eastAsiaTheme="majorEastAsia"/>
         </w:rPr>
-        <w:t>a</w:t>
+        <w:t>ul</w:t>
       </w:r>
       <w:r>
         <w:t>&gt;</w:t>
       </w:r>
     </w:p>
-    <w:p>
-      <w:pPr>
-        <w:pStyle w:val="Listing"/>
-      </w:pPr>
-      <w:r>
-        <w:t>&lt;/</w:t>
-      </w:r>
-      <w:r>
-        <w:rPr>
-          <w:rStyle w:val="end-tag"/>
-          <w:rFonts w:eastAsiaTheme="majorEastAsia"/>
-        </w:rPr>
-        <w:t>h1</w:t>
-      </w:r>
-      <w:r>
-        <w:t>&gt;</w:t>
-      </w:r>
-    </w:p>
-    <w:p>
-      <w:pPr>
-        <w:pStyle w:val="Listing"/>
-      </w:pPr>
-      <w:r>
-        <w:t>&lt;</w:t>
-      </w:r>
-      <w:proofErr w:type="gramStart"/>
-      <w:r>
-        <w:rPr>
-          <w:rStyle w:val="start-tag"/>
-        </w:rPr>
-        <w:t>div</w:t>
-      </w:r>
-      <w:proofErr w:type="gramEnd"/>
-      <w:r>
-        <w:t xml:space="preserve"> </w:t>
-      </w:r>
-      <w:r>
-        <w:rPr>
-          <w:rStyle w:val="attribute-name"/>
-        </w:rPr>
-        <w:t>class</w:t>
-      </w:r>
-      <w:r>
-        <w:t>="action-buttons not-</w:t>
-      </w:r>
-      <w:proofErr w:type="spellStart"/>
-      <w:r>
-        <w:t>printable</w:t>
-      </w:r>
-      <w:proofErr w:type="spellEnd"/>
-      <w:r>
-        <w:t>"&gt;</w:t>
-      </w:r>
-    </w:p>
-    <w:p>
-      <w:pPr>
-        <w:pStyle w:val="Listing"/>
-      </w:pPr>
-    </w:p>
-    <w:p>
-      <w:pPr>
-        <w:pStyle w:val="Listing"/>
-      </w:pPr>
-      <w:r>
-        <w:t>&lt;/</w:t>
-      </w:r>
-      <w:r>
-        <w:rPr>
-          <w:rStyle w:val="end-tag"/>
-          <w:rFonts w:eastAsiaTheme="majorEastAsia"/>
-        </w:rPr>
-        <w:t>div</w:t>
-      </w:r>
-      <w:r>
-        <w:t>&gt;</w:t>
-      </w:r>
-    </w:p>
-    <w:p>
-      <w:pPr>
-        <w:pStyle w:val="Listing"/>
-      </w:pPr>
-      <w:r>
-        <w:t>&lt;/</w:t>
-      </w:r>
-      <w:r>
-        <w:rPr>
-          <w:rStyle w:val="end-tag"/>
-          <w:rFonts w:eastAsiaTheme="majorEastAsia"/>
-        </w:rPr>
-        <w:t>div</w:t>
-      </w:r>
-      <w:r>
-        <w:t>&gt;</w:t>
-      </w:r>
-    </w:p>
-    <w:p>
-      <w:pPr>
-        <w:pStyle w:val="Listing"/>
-      </w:pPr>
-      <w:r>
-        <w:t>&lt;/</w:t>
-      </w:r>
-      <w:r>
-        <w:rPr>
-          <w:rStyle w:val="end-tag"/>
-          <w:rFonts w:eastAsiaTheme="majorEastAsia"/>
-        </w:rPr>
-        <w:t>div</w:t>
-      </w:r>
-      <w:r>
-        <w:t>&gt;</w:t>
-      </w:r>
-    </w:p>
-    <w:p>
-      <w:pPr>
-        <w:pStyle w:val="Listing"/>
-      </w:pPr>
-      <w:r>
-        <w:t>&lt;</w:t>
-      </w:r>
-      <w:proofErr w:type="spellStart"/>
-      <w:proofErr w:type="gramStart"/>
-      <w:r>
-        <w:rPr>
-          <w:rStyle w:val="start-tag"/>
-        </w:rPr>
-        <w:t>ul</w:t>
-      </w:r>
-      <w:proofErr w:type="spellEnd"/>
-      <w:proofErr w:type="gramEnd"/>
-      <w:r>
-        <w:t>&gt;</w:t>
-      </w:r>
-    </w:p>
-    <w:p>
-      <w:pPr>
-        <w:pStyle w:val="Listing"/>
-      </w:pPr>
-      <w:r>
-        <w:t>&lt;</w:t>
-      </w:r>
-      <w:proofErr w:type="gramStart"/>
-      <w:r>
-        <w:rPr>
-          <w:rStyle w:val="start-tag"/>
-        </w:rPr>
-        <w:t>li</w:t>
-      </w:r>
-      <w:proofErr w:type="gramEnd"/>
-      <w:r>
-        <w:t>&gt;Né vers</w:t>
-      </w:r>
-      <w:r>
-        <w:rPr>
-          <w:rStyle w:val="entity"/>
-          <w:rFonts w:eastAsiaTheme="majorEastAsia"/>
-        </w:rPr>
-        <w:t>&amp;nbsp;</w:t>
-      </w:r>
-      <w:r>
-        <w:t>1704&lt;/</w:t>
-      </w:r>
-      <w:r>
-        <w:rPr>
-          <w:rStyle w:val="end-tag"/>
-          <w:rFonts w:eastAsiaTheme="majorEastAsia"/>
-        </w:rPr>
-        <w:t>li</w:t>
-      </w:r>
-      <w:r>
-        <w:t>&gt;</w:t>
-      </w:r>
-    </w:p>
-    <w:p>
-      <w:pPr>
-        <w:pStyle w:val="Listing"/>
-      </w:pPr>
-      <w:r>
-        <w:t>&lt;</w:t>
-      </w:r>
-      <w:proofErr w:type="gramStart"/>
-      <w:r>
-        <w:rPr>
-          <w:rStyle w:val="start-tag"/>
-        </w:rPr>
-        <w:t>li</w:t>
-      </w:r>
-      <w:proofErr w:type="gramEnd"/>
-      <w:r>
-        <w:t>&gt;Décédé le</w:t>
-      </w:r>
-      <w:r>
-        <w:rPr>
-          <w:rStyle w:val="entity"/>
-          <w:rFonts w:eastAsiaTheme="majorEastAsia"/>
-        </w:rPr>
-        <w:t>&amp;nbsp;</w:t>
-      </w:r>
-      <w:r>
-        <w:t>9</w:t>
-      </w:r>
-      <w:r>
-        <w:rPr>
-          <w:rStyle w:val="entity"/>
-          <w:rFonts w:eastAsiaTheme="majorEastAsia"/>
-        </w:rPr>
-        <w:t>&amp;nbsp;</w:t>
-      </w:r>
-      <w:r>
-        <w:t>décembre</w:t>
-      </w:r>
-      <w:r>
-        <w:rPr>
-          <w:rStyle w:val="entity"/>
-          <w:rFonts w:eastAsiaTheme="majorEastAsia"/>
-        </w:rPr>
-        <w:t>&amp;nbsp;</w:t>
-      </w:r>
-      <w:r>
-        <w:t>1792 - Thoirette Coisia, 39240, Jura, Franche-Comté, FRANCE,</w:t>
-      </w:r>
-    </w:p>
-    <w:p>
-      <w:pPr>
-        <w:pStyle w:val="Listing"/>
-      </w:pPr>
-      <w:proofErr w:type="gramStart"/>
-      <w:r>
-        <w:t>à</w:t>
-      </w:r>
-      <w:proofErr w:type="gramEnd"/>
-      <w:r>
-        <w:t xml:space="preserve"> l'âge d'environ 88 ans&lt;/</w:t>
-      </w:r>
-      <w:r>
-        <w:rPr>
-          <w:rStyle w:val="end-tag"/>
-          <w:rFonts w:eastAsiaTheme="majorEastAsia"/>
-        </w:rPr>
-        <w:t>li</w:t>
-      </w:r>
-      <w:r>
-        <w:t>&gt;</w:t>
-      </w:r>
-    </w:p>
-    <w:p>
-      <w:pPr>
-        <w:pStyle w:val="Listing"/>
-      </w:pPr>
-      <w:r>
-        <w:t>&lt;</w:t>
-      </w:r>
-      <w:proofErr w:type="gramStart"/>
-      <w:r>
-        <w:rPr>
-          <w:rStyle w:val="start-tag"/>
-        </w:rPr>
-        <w:t>li</w:t>
-      </w:r>
-      <w:proofErr w:type="gramEnd"/>
-      <w:r>
-        <w:t>&gt;Laboureur(02 et 12/1792)&lt;/</w:t>
-      </w:r>
-      <w:r>
-        <w:rPr>
-          <w:rStyle w:val="end-tag"/>
-          <w:rFonts w:eastAsiaTheme="majorEastAsia"/>
-        </w:rPr>
-        <w:t>li</w:t>
-      </w:r>
-      <w:r>
-        <w:t>&gt;</w:t>
-      </w:r>
-    </w:p>
-    <w:p>
-      <w:pPr>
-        <w:pStyle w:val="Listing"/>
-      </w:pPr>
-      <w:r>
-        <w:t>&lt;/</w:t>
-      </w:r>
-      <w:proofErr w:type="spellStart"/>
-      <w:r>
-        <w:rPr>
-          <w:rStyle w:val="end-tag"/>
-          <w:rFonts w:eastAsiaTheme="majorEastAsia"/>
-        </w:rPr>
-        <w:t>ul</w:t>
-      </w:r>
-      <w:proofErr w:type="spellEnd"/>
-      <w:r>
-        <w:t>&gt;</w:t>
-      </w:r>
-    </w:p>
     <w:p/>
     <w:p>
       <w:r>
-        <w:t xml:space="preserve">Dans </w:t>
-      </w:r>
-      <w:proofErr w:type="spellStart"/>
-      <w:r>
-        <w:t>Geneanet</w:t>
-      </w:r>
-      <w:proofErr w:type="spellEnd"/>
-      <w:r>
-        <w:t> : 1 seule note sur titre :</w:t>
+        <w:t>Dans Geneanet : 1 seule note sur titre :</w:t>
       </w:r>
     </w:p>
     <w:p>
@@ -5127,7 +3552,7 @@
                     <pic:cNvPicPr/>
                   </pic:nvPicPr>
                   <pic:blipFill>
-                    <a:blip r:embed="rId33"/>
+                    <a:blip r:embed="rId35"/>
                     <a:stretch>
                       <a:fillRect/>
                     </a:stretch>
@@ -5175,19 +3600,7 @@
         <w:rPr>
           <w:rStyle w:val="Lienhypertexte"/>
         </w:rPr>
-        <w:t>https://gw.geneanet.org/danielr13?lan</w:t>
-      </w:r>
-      <w:r>
-        <w:rPr>
-          <w:rStyle w:val="Lienhypertexte"/>
-        </w:rPr>
-        <w:t>g</w:t>
-      </w:r>
-      <w:r>
-        <w:rPr>
-          <w:rStyle w:val="Lienhypertexte"/>
-        </w:rPr>
-        <w:t>=fr&amp;p=marthe&amp;n=saint+michel&amp;oc=1</w:t>
+        <w:t>https://gw.geneanet.org/danielr13?lang=fr&amp;p=marthe&amp;n=saint+michel&amp;oc=1</w:t>
       </w:r>
       <w:r>
         <w:fldChar w:fldCharType="end"/>
@@ -5196,6 +3609,9 @@
     <w:bookmarkEnd w:id="0"/>
     <w:p>
       <w:r>
+        <w:rPr>
+          <w:noProof/>
+        </w:rPr>
         <w:drawing>
           <wp:inline distT="0" distB="0" distL="0" distR="0" wp14:anchorId="5947891E" wp14:editId="28642FB9">
             <wp:extent cx="2229161" cy="533474"/>
@@ -5212,7 +3628,7 @@
                     <pic:cNvPicPr/>
                   </pic:nvPicPr>
                   <pic:blipFill>
-                    <a:blip r:embed="rId34"/>
+                    <a:blip r:embed="rId36"/>
                     <a:stretch>
                       <a:fillRect/>
                     </a:stretch>
@@ -5235,36 +3651,19 @@
     </w:p>
     <w:p>
       <w:r>
-        <w:t>(</w:t>
-      </w:r>
-      <w:proofErr w:type="gramStart"/>
-      <w:r>
-        <w:t>j’ai</w:t>
-      </w:r>
-      <w:proofErr w:type="gramEnd"/>
-      <w:r>
-        <w:t xml:space="preserve"> réindenté pour la lisibilité des div)</w:t>
-      </w:r>
-    </w:p>
-    <w:p>
-      <w:pPr>
-        <w:pStyle w:val="Listing"/>
-      </w:pPr>
-      <w:proofErr w:type="gramStart"/>
+        <w:t>(j’ai réindenté pour la lisibilité des div)</w:t>
+      </w:r>
+    </w:p>
+    <w:p>
+      <w:pPr>
+        <w:pStyle w:val="Listing"/>
+      </w:pPr>
       <w:r>
         <w:rPr>
           <w:rStyle w:val="comment"/>
           <w:rFonts w:eastAsiaTheme="majorEastAsia"/>
         </w:rPr>
-        <w:t>&lt;!--</w:t>
-      </w:r>
-      <w:proofErr w:type="gramEnd"/>
-      <w:r>
-        <w:rPr>
-          <w:rStyle w:val="comment"/>
-          <w:rFonts w:eastAsiaTheme="majorEastAsia"/>
-        </w:rPr>
-        <w:t xml:space="preserve">  Portrait --&gt;</w:t>
+        <w:t>&lt;!--  Portrait --&gt;</w:t>
       </w:r>
     </w:p>
     <w:p>
@@ -5274,14 +3673,12 @@
       <w:r>
         <w:t>&lt;</w:t>
       </w:r>
-      <w:proofErr w:type="gramStart"/>
       <w:r>
         <w:rPr>
           <w:rStyle w:val="start-tag"/>
         </w:rPr>
         <w:t>div</w:t>
       </w:r>
-      <w:proofErr w:type="gramEnd"/>
       <w:r>
         <w:t xml:space="preserve"> </w:t>
       </w:r>
@@ -5292,167 +3689,105 @@
         <w:t>id</w:t>
       </w:r>
       <w:r>
+        <w:t xml:space="preserve">="person-title" </w:t>
+      </w:r>
+      <w:r>
+        <w:rPr>
+          <w:rStyle w:val="attribute-name"/>
+        </w:rPr>
+        <w:t>class</w:t>
+      </w:r>
+      <w:r>
+        <w:t>="row clearfix"&gt;</w:t>
+      </w:r>
+    </w:p>
+    <w:p>
+      <w:pPr>
+        <w:pStyle w:val="Listing"/>
+      </w:pPr>
+      <w:r>
+        <w:t xml:space="preserve">  </w:t>
+      </w:r>
+      <w:r>
+        <w:t>&lt;</w:t>
+      </w:r>
+      <w:r>
+        <w:rPr>
+          <w:rStyle w:val="start-tag"/>
+        </w:rPr>
+        <w:t>div</w:t>
+      </w:r>
+      <w:r>
+        <w:t xml:space="preserve"> </w:t>
+      </w:r>
+      <w:r>
+        <w:rPr>
+          <w:rStyle w:val="attribute-name"/>
+        </w:rPr>
+        <w:t>class</w:t>
+      </w:r>
+      <w:r>
+        <w:t>="columns"&gt;</w:t>
+      </w:r>
+    </w:p>
+    <w:p>
+      <w:pPr>
+        <w:pStyle w:val="Listing"/>
+      </w:pPr>
+      <w:r>
+        <w:t xml:space="preserve">    </w:t>
+      </w:r>
+      <w:r>
+        <w:t>&lt;</w:t>
+      </w:r>
+      <w:r>
+        <w:rPr>
+          <w:rStyle w:val="start-tag"/>
+        </w:rPr>
+        <w:t>h1</w:t>
+      </w:r>
+      <w:r>
+        <w:t xml:space="preserve"> </w:t>
+      </w:r>
+      <w:r>
+        <w:rPr>
+          <w:rStyle w:val="attribute-name"/>
+        </w:rPr>
+        <w:t>class</w:t>
+      </w:r>
+      <w:r>
+        <w:t>="with_tabs name"&gt;</w:t>
+      </w:r>
+    </w:p>
+    <w:p>
+      <w:pPr>
+        <w:pStyle w:val="Listing"/>
+      </w:pPr>
+      <w:r>
+        <w:t xml:space="preserve">      </w:t>
+      </w:r>
+      <w:r>
+        <w:t>&lt;</w:t>
+      </w:r>
+      <w:r>
+        <w:rPr>
+          <w:rStyle w:val="start-tag"/>
+        </w:rPr>
+        <w:t>img</w:t>
+      </w:r>
+      <w:r>
+        <w:t xml:space="preserve"> </w:t>
+      </w:r>
+      <w:r>
+        <w:rPr>
+          <w:rStyle w:val="attribute-name"/>
+        </w:rPr>
+        <w:t>src</w:t>
+      </w:r>
+      <w:r>
         <w:t>="</w:t>
       </w:r>
-      <w:proofErr w:type="spellStart"/>
-      <w:r>
-        <w:t>person-title</w:t>
-      </w:r>
-      <w:proofErr w:type="spellEnd"/>
-      <w:r>
-        <w:t xml:space="preserve">" </w:t>
-      </w:r>
-      <w:r>
-        <w:rPr>
-          <w:rStyle w:val="attribute-name"/>
-        </w:rPr>
-        <w:t>class</w:t>
-      </w:r>
-      <w:r>
-        <w:t>="</w:t>
-      </w:r>
-      <w:proofErr w:type="spellStart"/>
-      <w:r>
-        <w:t>row</w:t>
-      </w:r>
-      <w:proofErr w:type="spellEnd"/>
-      <w:r>
-        <w:t xml:space="preserve"> </w:t>
-      </w:r>
-      <w:proofErr w:type="spellStart"/>
-      <w:r>
-        <w:t>clearfix</w:t>
-      </w:r>
-      <w:proofErr w:type="spellEnd"/>
-      <w:r>
-        <w:t>"&gt;</w:t>
-      </w:r>
-    </w:p>
-    <w:p>
-      <w:pPr>
-        <w:pStyle w:val="Listing"/>
-      </w:pPr>
-      <w:r>
-        <w:t xml:space="preserve">  </w:t>
-      </w:r>
-      <w:r>
-        <w:t>&lt;</w:t>
-      </w:r>
-      <w:proofErr w:type="gramStart"/>
-      <w:r>
-        <w:rPr>
-          <w:rStyle w:val="start-tag"/>
-        </w:rPr>
-        <w:t>div</w:t>
-      </w:r>
-      <w:proofErr w:type="gramEnd"/>
-      <w:r>
-        <w:t xml:space="preserve"> </w:t>
-      </w:r>
-      <w:r>
-        <w:rPr>
-          <w:rStyle w:val="attribute-name"/>
-        </w:rPr>
-        <w:t>class</w:t>
-      </w:r>
-      <w:r>
-        <w:t>="</w:t>
-      </w:r>
-      <w:proofErr w:type="spellStart"/>
-      <w:r>
-        <w:t>columns</w:t>
-      </w:r>
-      <w:proofErr w:type="spellEnd"/>
-      <w:r>
-        <w:t>"&gt;</w:t>
-      </w:r>
-    </w:p>
-    <w:p>
-      <w:pPr>
-        <w:pStyle w:val="Listing"/>
-      </w:pPr>
-      <w:r>
-        <w:t xml:space="preserve">    </w:t>
-      </w:r>
-      <w:r>
-        <w:t>&lt;</w:t>
-      </w:r>
-      <w:proofErr w:type="gramStart"/>
-      <w:r>
-        <w:rPr>
-          <w:rStyle w:val="start-tag"/>
-        </w:rPr>
-        <w:t>h</w:t>
-      </w:r>
-      <w:proofErr w:type="gramEnd"/>
-      <w:r>
-        <w:rPr>
-          <w:rStyle w:val="start-tag"/>
-        </w:rPr>
-        <w:t>1</w:t>
-      </w:r>
-      <w:r>
-        <w:t xml:space="preserve"> </w:t>
-      </w:r>
-      <w:r>
-        <w:rPr>
-          <w:rStyle w:val="attribute-name"/>
-        </w:rPr>
-        <w:t>class</w:t>
-      </w:r>
-      <w:r>
-        <w:t>="</w:t>
-      </w:r>
-      <w:proofErr w:type="spellStart"/>
-      <w:r>
-        <w:t>with_tabs</w:t>
-      </w:r>
-      <w:proofErr w:type="spellEnd"/>
-      <w:r>
-        <w:t xml:space="preserve"> </w:t>
-      </w:r>
-      <w:proofErr w:type="spellStart"/>
-      <w:r>
-        <w:t>name</w:t>
-      </w:r>
-      <w:proofErr w:type="spellEnd"/>
-      <w:r>
-        <w:t>"&gt;</w:t>
-      </w:r>
-    </w:p>
-    <w:p>
-      <w:pPr>
-        <w:pStyle w:val="Listing"/>
-      </w:pPr>
-      <w:r>
-        <w:t xml:space="preserve">      </w:t>
-      </w:r>
-      <w:r>
-        <w:t>&lt;</w:t>
-      </w:r>
-      <w:proofErr w:type="spellStart"/>
-      <w:proofErr w:type="gramStart"/>
-      <w:r>
-        <w:rPr>
-          <w:rStyle w:val="start-tag"/>
-        </w:rPr>
-        <w:t>img</w:t>
-      </w:r>
-      <w:proofErr w:type="spellEnd"/>
-      <w:proofErr w:type="gramEnd"/>
-      <w:r>
-        <w:t xml:space="preserve"> </w:t>
-      </w:r>
-      <w:r>
-        <w:rPr>
-          <w:rStyle w:val="attribute-name"/>
-        </w:rPr>
-        <w:t>src</w:t>
-      </w:r>
-      <w:r>
-        <w:t>="</w:t>
-      </w:r>
-      <w:hyperlink r:id="rId35" w:history="1">
+      <w:hyperlink r:id="rId37" w:history="1">
         <w:r>
           <w:rPr>
             <w:rStyle w:val="Lienhypertexte"/>
@@ -5473,14 +3808,12 @@
       <w:r>
         <w:t xml:space="preserve">="F" </w:t>
       </w:r>
-      <w:proofErr w:type="spellStart"/>
       <w:r>
         <w:rPr>
           <w:rStyle w:val="attribute-name"/>
         </w:rPr>
         <w:t>title</w:t>
       </w:r>
-      <w:proofErr w:type="spellEnd"/>
       <w:r>
         <w:t>="F"&gt;</w:t>
       </w:r>
@@ -5489,23 +3822,7 @@
           <w:rStyle w:val="entity"/>
           <w:rFonts w:eastAsiaTheme="majorEastAsia"/>
         </w:rPr>
-        <w:t>&amp;</w:t>
-      </w:r>
-      <w:proofErr w:type="spellStart"/>
-      <w:r>
-        <w:rPr>
-          <w:rStyle w:val="entity"/>
-          <w:rFonts w:eastAsiaTheme="majorEastAsia"/>
-        </w:rPr>
-        <w:t>nbsp</w:t>
-      </w:r>
-      <w:proofErr w:type="spellEnd"/>
-      <w:r>
-        <w:rPr>
-          <w:rStyle w:val="entity"/>
-          <w:rFonts w:eastAsiaTheme="majorEastAsia"/>
-        </w:rPr>
-        <w:t>;</w:t>
+        <w:t>&amp;nbsp;</w:t>
       </w:r>
     </w:p>
     <w:p>
@@ -5518,14 +3835,12 @@
       <w:r>
         <w:t>&lt;</w:t>
       </w:r>
-      <w:proofErr w:type="gramStart"/>
       <w:r>
         <w:rPr>
           <w:rStyle w:val="start-tag"/>
         </w:rPr>
         <w:t>a</w:t>
       </w:r>
-      <w:proofErr w:type="gramEnd"/>
       <w:r>
         <w:t xml:space="preserve"> </w:t>
       </w:r>
@@ -5538,58 +3853,68 @@
       <w:r>
         <w:t>="</w:t>
       </w:r>
-      <w:hyperlink r:id="rId36" w:history="1">
+      <w:hyperlink r:id="rId38" w:history="1">
         <w:r>
           <w:rPr>
             <w:rStyle w:val="Lienhypertexte"/>
             <w:rFonts w:eastAsiaTheme="majorEastAsia"/>
           </w:rPr>
-          <w:t>danielr13?lang=</w:t>
+          <w:t>danielr13?lang=fr&amp;m=P&amp;v=marthe</w:t>
         </w:r>
-        <w:proofErr w:type="spellStart"/>
+      </w:hyperlink>
+      <w:r>
+        <w:t>"&gt;Marthe&lt;/</w:t>
+      </w:r>
+      <w:r>
+        <w:rPr>
+          <w:rStyle w:val="end-tag"/>
+          <w:rFonts w:eastAsiaTheme="majorEastAsia"/>
+        </w:rPr>
+        <w:t>a</w:t>
+      </w:r>
+      <w:r>
+        <w:t>&gt;</w:t>
+      </w:r>
+    </w:p>
+    <w:p>
+      <w:pPr>
+        <w:pStyle w:val="Listing"/>
+      </w:pPr>
+      <w:r>
+        <w:t xml:space="preserve">      </w:t>
+      </w:r>
+      <w:r>
+        <w:t>&lt;</w:t>
+      </w:r>
+      <w:r>
+        <w:rPr>
+          <w:rStyle w:val="start-tag"/>
+        </w:rPr>
+        <w:t>a</w:t>
+      </w:r>
+      <w:r>
+        <w:t xml:space="preserve"> </w:t>
+      </w:r>
+      <w:r>
+        <w:rPr>
+          <w:rStyle w:val="attribute-name"/>
+        </w:rPr>
+        <w:t>href</w:t>
+      </w:r>
+      <w:r>
+        <w:t>="</w:t>
+      </w:r>
+      <w:hyperlink r:id="rId39" w:history="1">
         <w:r>
           <w:rPr>
             <w:rStyle w:val="Lienhypertexte"/>
             <w:rFonts w:eastAsiaTheme="majorEastAsia"/>
           </w:rPr>
-          <w:t>fr&amp;m</w:t>
+          <w:t>danielr13?lang=fr&amp;m=N&amp;v=saint+michel</w:t>
         </w:r>
-        <w:proofErr w:type="spellEnd"/>
-        <w:r>
-          <w:rPr>
-            <w:rStyle w:val="Lienhypertexte"/>
-            <w:rFonts w:eastAsiaTheme="majorEastAsia"/>
-          </w:rPr>
-          <w:t>=</w:t>
-        </w:r>
-        <w:proofErr w:type="spellStart"/>
-        <w:r>
-          <w:rPr>
-            <w:rStyle w:val="Lienhypertexte"/>
-            <w:rFonts w:eastAsiaTheme="majorEastAsia"/>
-          </w:rPr>
-          <w:t>P&amp;v</w:t>
-        </w:r>
-        <w:proofErr w:type="spellEnd"/>
-        <w:r>
-          <w:rPr>
-            <w:rStyle w:val="Lienhypertexte"/>
-            <w:rFonts w:eastAsiaTheme="majorEastAsia"/>
-          </w:rPr>
-          <w:t>=</w:t>
-        </w:r>
-        <w:proofErr w:type="spellStart"/>
-        <w:r>
-          <w:rPr>
-            <w:rStyle w:val="Lienhypertexte"/>
-            <w:rFonts w:eastAsiaTheme="majorEastAsia"/>
-          </w:rPr>
-          <w:t>marthe</w:t>
-        </w:r>
-        <w:proofErr w:type="spellEnd"/>
       </w:hyperlink>
       <w:r>
-        <w:t>"&gt;Marthe&lt;/</w:t>
+        <w:t>"&gt;SAINT MICHEL&lt;/</w:t>
       </w:r>
       <w:r>
         <w:rPr>
@@ -5607,19 +3932,38 @@
         <w:pStyle w:val="Listing"/>
       </w:pPr>
       <w:r>
-        <w:t xml:space="preserve">      </w:t>
+        <w:t xml:space="preserve">    </w:t>
+      </w:r>
+      <w:r>
+        <w:t>&lt;/</w:t>
+      </w:r>
+      <w:r>
+        <w:rPr>
+          <w:rStyle w:val="end-tag"/>
+          <w:rFonts w:eastAsiaTheme="majorEastAsia"/>
+        </w:rPr>
+        <w:t>h1</w:t>
+      </w:r>
+      <w:r>
+        <w:t>&gt;</w:t>
+      </w:r>
+    </w:p>
+    <w:p>
+      <w:pPr>
+        <w:pStyle w:val="Listing"/>
+      </w:pPr>
+      <w:r>
+        <w:t xml:space="preserve">    </w:t>
       </w:r>
       <w:r>
         <w:t>&lt;</w:t>
       </w:r>
-      <w:proofErr w:type="gramStart"/>
-      <w:r>
-        <w:rPr>
-          <w:rStyle w:val="start-tag"/>
-        </w:rPr>
-        <w:t>a</w:t>
-      </w:r>
-      <w:proofErr w:type="gramEnd"/>
+      <w:r>
+        <w:rPr>
+          <w:rStyle w:val="start-tag"/>
+        </w:rPr>
+        <w:t>div</w:t>
+      </w:r>
       <w:r>
         <w:t xml:space="preserve"> </w:t>
       </w:r>
@@ -5627,70 +3971,28 @@
         <w:rPr>
           <w:rStyle w:val="attribute-name"/>
         </w:rPr>
-        <w:t>href</w:t>
-      </w:r>
-      <w:r>
-        <w:t>="</w:t>
-      </w:r>
-      <w:hyperlink r:id="rId37" w:history="1">
-        <w:r>
-          <w:rPr>
-            <w:rStyle w:val="Lienhypertexte"/>
-            <w:rFonts w:eastAsiaTheme="majorEastAsia"/>
-          </w:rPr>
-          <w:t>danielr13?lang=</w:t>
-        </w:r>
-        <w:proofErr w:type="spellStart"/>
-        <w:r>
-          <w:rPr>
-            <w:rStyle w:val="Lienhypertexte"/>
-            <w:rFonts w:eastAsiaTheme="majorEastAsia"/>
-          </w:rPr>
-          <w:t>fr&amp;m</w:t>
-        </w:r>
-        <w:proofErr w:type="spellEnd"/>
-        <w:r>
-          <w:rPr>
-            <w:rStyle w:val="Lienhypertexte"/>
-            <w:rFonts w:eastAsiaTheme="majorEastAsia"/>
-          </w:rPr>
-          <w:t>=</w:t>
-        </w:r>
-        <w:proofErr w:type="spellStart"/>
-        <w:r>
-          <w:rPr>
-            <w:rStyle w:val="Lienhypertexte"/>
-            <w:rFonts w:eastAsiaTheme="majorEastAsia"/>
-          </w:rPr>
-          <w:t>N&amp;v</w:t>
-        </w:r>
-        <w:proofErr w:type="spellEnd"/>
-        <w:r>
-          <w:rPr>
-            <w:rStyle w:val="Lienhypertexte"/>
-            <w:rFonts w:eastAsiaTheme="majorEastAsia"/>
-          </w:rPr>
-          <w:t>=</w:t>
-        </w:r>
-        <w:proofErr w:type="spellStart"/>
-        <w:r>
-          <w:rPr>
-            <w:rStyle w:val="Lienhypertexte"/>
-            <w:rFonts w:eastAsiaTheme="majorEastAsia"/>
-          </w:rPr>
-          <w:t>saint+michel</w:t>
-        </w:r>
-        <w:proofErr w:type="spellEnd"/>
-      </w:hyperlink>
-      <w:r>
-        <w:t>"&gt;SAINT MICHEL&lt;/</w:t>
+        <w:t>class</w:t>
+      </w:r>
+      <w:r>
+        <w:t>="action-buttons not-printable"&gt;</w:t>
+      </w:r>
+    </w:p>
+    <w:p>
+      <w:pPr>
+        <w:pStyle w:val="Listing"/>
+      </w:pPr>
+      <w:r>
+        <w:t xml:space="preserve">    </w:t>
+      </w:r>
+      <w:r>
+        <w:t>&lt;/</w:t>
       </w:r>
       <w:r>
         <w:rPr>
           <w:rStyle w:val="end-tag"/>
           <w:rFonts w:eastAsiaTheme="majorEastAsia"/>
         </w:rPr>
-        <w:t>a</w:t>
+        <w:t>div</w:t>
       </w:r>
       <w:r>
         <w:t>&gt;</w:t>
@@ -5701,7 +4003,7 @@
         <w:pStyle w:val="Listing"/>
       </w:pPr>
       <w:r>
-        <w:t xml:space="preserve">    </w:t>
+        <w:t xml:space="preserve">  </w:t>
       </w:r>
       <w:r>
         <w:t>&lt;/</w:t>
@@ -5711,7 +4013,7 @@
           <w:rStyle w:val="end-tag"/>
           <w:rFonts w:eastAsiaTheme="majorEastAsia"/>
         </w:rPr>
-        <w:t>h1</w:t>
+        <w:t>div</w:t>
       </w:r>
       <w:r>
         <w:t>&gt;</w:t>
@@ -5722,167 +4024,64 @@
         <w:pStyle w:val="Listing"/>
       </w:pPr>
       <w:r>
-        <w:t xml:space="preserve">    </w:t>
-      </w:r>
-      <w:r>
+        <w:t>&lt;/</w:t>
+      </w:r>
+      <w:r>
+        <w:rPr>
+          <w:rStyle w:val="end-tag"/>
+          <w:rFonts w:eastAsiaTheme="majorEastAsia"/>
+        </w:rPr>
+        <w:t>div</w:t>
+      </w:r>
+      <w:r>
+        <w:t>&gt;</w:t>
+      </w:r>
+    </w:p>
+    <w:p>
+      <w:pPr>
+        <w:pStyle w:val="Listing"/>
+      </w:pPr>
+      <w:r>
+        <w:rPr>
+          <w:highlight w:val="yellow"/>
+        </w:rPr>
         <w:t>&lt;</w:t>
       </w:r>
-      <w:proofErr w:type="gramStart"/>
-      <w:r>
-        <w:rPr>
-          <w:rStyle w:val="start-tag"/>
-        </w:rPr>
-        <w:t>div</w:t>
-      </w:r>
-      <w:proofErr w:type="gramEnd"/>
-      <w:r>
-        <w:t xml:space="preserve"> </w:t>
-      </w:r>
-      <w:r>
-        <w:rPr>
-          <w:rStyle w:val="attribute-name"/>
-        </w:rPr>
-        <w:t>class</w:t>
-      </w:r>
-      <w:r>
-        <w:t>="action-buttons not-</w:t>
-      </w:r>
-      <w:proofErr w:type="spellStart"/>
-      <w:r>
-        <w:t>printable</w:t>
-      </w:r>
-      <w:proofErr w:type="spellEnd"/>
-      <w:r>
-        <w:t>"&gt;</w:t>
-      </w:r>
-    </w:p>
-    <w:p>
-      <w:pPr>
-        <w:pStyle w:val="Listing"/>
-      </w:pPr>
-      <w:r>
-        <w:t xml:space="preserve">    </w:t>
-      </w:r>
-      <w:r>
-        <w:t>&lt;/</w:t>
+      <w:r>
+        <w:rPr>
+          <w:rStyle w:val="start-tag"/>
+          <w:highlight w:val="yellow"/>
+        </w:rPr>
+        <w:t>em</w:t>
+      </w:r>
+      <w:r>
+        <w:rPr>
+          <w:highlight w:val="yellow"/>
+        </w:rPr>
+        <w:t>&gt;</w:t>
+      </w:r>
+      <w:r>
+        <w:rPr>
+          <w:rStyle w:val="entity"/>
+          <w:rFonts w:eastAsiaTheme="majorEastAsia"/>
+          <w:highlight w:val="yellow"/>
+        </w:rPr>
+        <w:t>&amp;nbsp;</w:t>
+      </w:r>
+      <w:r>
+        <w:rPr>
+          <w:highlight w:val="yellow"/>
+        </w:rPr>
+        <w:t>Marie MICHEL&lt;/</w:t>
       </w:r>
       <w:r>
         <w:rPr>
           <w:rStyle w:val="end-tag"/>
           <w:rFonts w:eastAsiaTheme="majorEastAsia"/>
-        </w:rPr>
-        <w:t>div</w:t>
-      </w:r>
-      <w:r>
-        <w:t>&gt;</w:t>
-      </w:r>
-    </w:p>
-    <w:p>
-      <w:pPr>
-        <w:pStyle w:val="Listing"/>
-      </w:pPr>
-      <w:r>
-        <w:t xml:space="preserve">  </w:t>
-      </w:r>
-      <w:r>
-        <w:t>&lt;/</w:t>
-      </w:r>
-      <w:r>
-        <w:rPr>
-          <w:rStyle w:val="end-tag"/>
-          <w:rFonts w:eastAsiaTheme="majorEastAsia"/>
-        </w:rPr>
-        <w:t>div</w:t>
-      </w:r>
-      <w:r>
-        <w:t>&gt;</w:t>
-      </w:r>
-    </w:p>
-    <w:p>
-      <w:pPr>
-        <w:pStyle w:val="Listing"/>
-      </w:pPr>
-      <w:r>
-        <w:t>&lt;/</w:t>
-      </w:r>
-      <w:r>
-        <w:rPr>
-          <w:rStyle w:val="end-tag"/>
-          <w:rFonts w:eastAsiaTheme="majorEastAsia"/>
-        </w:rPr>
-        <w:t>div</w:t>
-      </w:r>
-      <w:r>
-        <w:t>&gt;</w:t>
-      </w:r>
-    </w:p>
-    <w:p>
-      <w:pPr>
-        <w:pStyle w:val="Listing"/>
-      </w:pPr>
-      <w:r>
-        <w:rPr>
           <w:highlight w:val="yellow"/>
         </w:rPr>
-        <w:t>&lt;</w:t>
-      </w:r>
-      <w:proofErr w:type="spellStart"/>
-      <w:proofErr w:type="gramStart"/>
-      <w:r>
-        <w:rPr>
-          <w:rStyle w:val="start-tag"/>
-          <w:highlight w:val="yellow"/>
-        </w:rPr>
         <w:t>em</w:t>
       </w:r>
-      <w:proofErr w:type="spellEnd"/>
-      <w:proofErr w:type="gramEnd"/>
-      <w:r>
-        <w:rPr>
-          <w:highlight w:val="yellow"/>
-        </w:rPr>
-        <w:t>&gt;</w:t>
-      </w:r>
-      <w:r>
-        <w:rPr>
-          <w:rStyle w:val="entity"/>
-          <w:rFonts w:eastAsiaTheme="majorEastAsia"/>
-          <w:highlight w:val="yellow"/>
-        </w:rPr>
-        <w:t>&amp;</w:t>
-      </w:r>
-      <w:proofErr w:type="spellStart"/>
-      <w:r>
-        <w:rPr>
-          <w:rStyle w:val="entity"/>
-          <w:rFonts w:eastAsiaTheme="majorEastAsia"/>
-          <w:highlight w:val="yellow"/>
-        </w:rPr>
-        <w:t>nbsp;</w:t>
-      </w:r>
-      <w:r>
-        <w:rPr>
-          <w:highlight w:val="yellow"/>
-        </w:rPr>
-        <w:t>Marie</w:t>
-      </w:r>
-      <w:proofErr w:type="spellEnd"/>
-      <w:r>
-        <w:rPr>
-          <w:highlight w:val="yellow"/>
-        </w:rPr>
-        <w:t xml:space="preserve"> MICHEL&lt;/</w:t>
-      </w:r>
-      <w:proofErr w:type="spellStart"/>
-      <w:r>
-        <w:rPr>
-          <w:rStyle w:val="end-tag"/>
-          <w:rFonts w:eastAsiaTheme="majorEastAsia"/>
-          <w:highlight w:val="yellow"/>
-        </w:rPr>
-        <w:t>em</w:t>
-      </w:r>
-      <w:proofErr w:type="spellEnd"/>
       <w:r>
         <w:rPr>
           <w:highlight w:val="yellow"/>
@@ -5898,16 +4097,12 @@
         <w:lastRenderedPageBreak/>
         <w:t>&lt;</w:t>
       </w:r>
-      <w:proofErr w:type="spellStart"/>
-      <w:proofErr w:type="gramStart"/>
       <w:r>
         <w:rPr>
           <w:rStyle w:val="start-tag"/>
         </w:rPr>
         <w:t>br</w:t>
       </w:r>
-      <w:proofErr w:type="spellEnd"/>
-      <w:proofErr w:type="gramEnd"/>
       <w:r>
         <w:t>&gt;</w:t>
       </w:r>
@@ -5919,16 +4114,12 @@
       <w:r>
         <w:t>&lt;</w:t>
       </w:r>
-      <w:proofErr w:type="spellStart"/>
-      <w:proofErr w:type="gramStart"/>
       <w:r>
         <w:rPr>
           <w:rStyle w:val="start-tag"/>
         </w:rPr>
         <w:t>br</w:t>
       </w:r>
-      <w:proofErr w:type="spellEnd"/>
-      <w:proofErr w:type="gramEnd"/>
       <w:r>
         <w:t xml:space="preserve"> </w:t>
       </w:r>
@@ -5939,24 +4130,14 @@
         <w:t>class</w:t>
       </w:r>
       <w:r>
-        <w:t>="</w:t>
-      </w:r>
-      <w:proofErr w:type="spellStart"/>
-      <w:r>
-        <w:t>separateur</w:t>
-      </w:r>
-      <w:proofErr w:type="spellEnd"/>
-      <w:r>
-        <w:t>"&gt;&lt;</w:t>
-      </w:r>
-      <w:proofErr w:type="spellStart"/>
+        <w:t>="separateur"&gt;&lt;</w:t>
+      </w:r>
       <w:r>
         <w:rPr>
           <w:rStyle w:val="start-tag"/>
         </w:rPr>
         <w:t>br</w:t>
       </w:r>
-      <w:proofErr w:type="spellEnd"/>
       <w:r>
         <w:t xml:space="preserve"> &gt;</w:t>
       </w:r>
@@ -5968,16 +4149,12 @@
       <w:r>
         <w:t>&lt;</w:t>
       </w:r>
-      <w:proofErr w:type="spellStart"/>
-      <w:proofErr w:type="gramStart"/>
       <w:r>
         <w:rPr>
           <w:rStyle w:val="start-tag"/>
         </w:rPr>
         <w:t>ul</w:t>
       </w:r>
-      <w:proofErr w:type="spellEnd"/>
-      <w:proofErr w:type="gramEnd"/>
       <w:r>
         <w:t>&gt;</w:t>
       </w:r>
@@ -5989,14 +4166,12 @@
       <w:r>
         <w:t>&lt;</w:t>
       </w:r>
-      <w:proofErr w:type="gramStart"/>
       <w:r>
         <w:rPr>
           <w:rStyle w:val="start-tag"/>
         </w:rPr>
         <w:t>li</w:t>
       </w:r>
-      <w:proofErr w:type="gramEnd"/>
       <w:r>
         <w:t>&gt;Née vers</w:t>
       </w:r>
@@ -6028,14 +4203,12 @@
       <w:r>
         <w:t>&lt;</w:t>
       </w:r>
-      <w:proofErr w:type="gramStart"/>
       <w:r>
         <w:rPr>
           <w:rStyle w:val="start-tag"/>
         </w:rPr>
         <w:t>li</w:t>
       </w:r>
-      <w:proofErr w:type="gramEnd"/>
       <w:r>
         <w:t>&gt;Décédée le</w:t>
       </w:r>
@@ -6074,13 +4247,8 @@
       <w:pPr>
         <w:pStyle w:val="Listing"/>
       </w:pPr>
-      <w:proofErr w:type="gramStart"/>
-      <w:r>
-        <w:t>à</w:t>
-      </w:r>
-      <w:proofErr w:type="gramEnd"/>
-      <w:r>
-        <w:t xml:space="preserve"> l'âge d'environ 80 ans&lt;/</w:t>
+      <w:r>
+        <w:t>à l'âge d'environ 80 ans&lt;/</w:t>
       </w:r>
       <w:r>
         <w:rPr>
@@ -6100,7 +4268,6 @@
       <w:r>
         <w:t>&lt;/</w:t>
       </w:r>
-      <w:proofErr w:type="spellStart"/>
       <w:r>
         <w:rPr>
           <w:rStyle w:val="end-tag"/>
@@ -6108,19 +4275,13 @@
         </w:rPr>
         <w:t>ul</w:t>
       </w:r>
-      <w:proofErr w:type="spellEnd"/>
       <w:r>
         <w:t>&gt;</w:t>
       </w:r>
     </w:p>
     <w:p>
-      <w:proofErr w:type="gramStart"/>
-      <w:r>
-        <w:t>pareil</w:t>
-      </w:r>
-      <w:proofErr w:type="gramEnd"/>
-      <w:r>
-        <w:t>, mais pas de lien hypertexte</w:t>
+      <w:r>
+        <w:t>pareil, mais pas de lien hypertexte</w:t>
       </w:r>
     </w:p>
     <w:p/>
@@ -6133,7 +4294,7 @@
       </w:r>
     </w:p>
     <w:p>
-      <w:hyperlink r:id="rId38" w:history="1">
+      <w:hyperlink r:id="rId40" w:history="1">
         <w:r>
           <w:rPr>
             <w:rStyle w:val="Lienhypertexte"/>
@@ -6163,7 +4324,7 @@
                     <pic:cNvPicPr/>
                   </pic:nvPicPr>
                   <pic:blipFill>
-                    <a:blip r:embed="rId39"/>
+                    <a:blip r:embed="rId41"/>
                     <a:stretch>
                       <a:fillRect/>
                     </a:stretch>
@@ -6190,7 +4351,7 @@
       </w:r>
     </w:p>
     <w:p>
-      <w:hyperlink r:id="rId40" w:history="1">
+      <w:hyperlink r:id="rId42" w:history="1">
         <w:r>
           <w:rPr>
             <w:rStyle w:val="Lienhypertexte"/>
@@ -6220,7 +4381,7 @@
                     <pic:cNvPicPr/>
                   </pic:nvPicPr>
                   <pic:blipFill>
-                    <a:blip r:embed="rId41"/>
+                    <a:blip r:embed="rId43"/>
                     <a:stretch>
                       <a:fillRect/>
                     </a:stretch>
@@ -6302,8 +4463,6 @@
       <w:r>
         <w:t>&lt;</w:t>
       </w:r>
-      <w:proofErr w:type="spellStart"/>
-      <w:proofErr w:type="gramStart"/>
       <w:r>
         <w:rPr>
           <w:rStyle w:val="start-tag"/>
@@ -6311,15 +4470,12 @@
         </w:rPr>
         <w:t>em</w:t>
       </w:r>
-      <w:proofErr w:type="spellEnd"/>
-      <w:proofErr w:type="gramEnd"/>
       <w:r>
         <w:rPr>
           <w:highlight w:val="yellow"/>
         </w:rPr>
         <w:t>&gt;(Marie, Paule DURAND)&lt;/</w:t>
       </w:r>
-      <w:proofErr w:type="spellStart"/>
       <w:r>
         <w:rPr>
           <w:rStyle w:val="end-tag"/>
@@ -6328,7 +4484,6 @@
         </w:rPr>
         <w:t>em</w:t>
       </w:r>
-      <w:proofErr w:type="spellEnd"/>
       <w:r>
         <w:rPr>
           <w:highlight w:val="yellow"/>
@@ -6343,27 +4498,21 @@
       <w:r>
         <w:t>&lt;</w:t>
       </w:r>
-      <w:proofErr w:type="spellStart"/>
-      <w:proofErr w:type="gramStart"/>
       <w:r>
         <w:rPr>
           <w:rStyle w:val="start-tag"/>
         </w:rPr>
         <w:t>br</w:t>
       </w:r>
-      <w:proofErr w:type="spellEnd"/>
-      <w:proofErr w:type="gramEnd"/>
       <w:r>
         <w:t>&gt;&lt;</w:t>
       </w:r>
-      <w:proofErr w:type="spellStart"/>
       <w:r>
         <w:rPr>
           <w:rStyle w:val="start-tag"/>
         </w:rPr>
         <w:t>br</w:t>
       </w:r>
-      <w:proofErr w:type="spellEnd"/>
       <w:r>
         <w:t xml:space="preserve"> </w:t>
       </w:r>
@@ -6374,24 +4523,14 @@
         <w:t>class</w:t>
       </w:r>
       <w:r>
-        <w:t>="</w:t>
-      </w:r>
-      <w:proofErr w:type="spellStart"/>
-      <w:r>
-        <w:t>separateur</w:t>
-      </w:r>
-      <w:proofErr w:type="spellEnd"/>
-      <w:r>
-        <w:t>"&gt;&lt;</w:t>
-      </w:r>
-      <w:proofErr w:type="spellStart"/>
+        <w:t>="separateur"&gt;&lt;</w:t>
+      </w:r>
       <w:r>
         <w:rPr>
           <w:rStyle w:val="start-tag"/>
         </w:rPr>
         <w:t>br</w:t>
       </w:r>
-      <w:proofErr w:type="spellEnd"/>
       <w:r>
         <w:t xml:space="preserve"> &gt;</w:t>
       </w:r>
@@ -6403,16 +4542,12 @@
       <w:r>
         <w:t>&lt;</w:t>
       </w:r>
-      <w:proofErr w:type="spellStart"/>
-      <w:proofErr w:type="gramStart"/>
       <w:r>
         <w:rPr>
           <w:rStyle w:val="start-tag"/>
         </w:rPr>
         <w:t>ul</w:t>
       </w:r>
-      <w:proofErr w:type="spellEnd"/>
-      <w:proofErr w:type="gramEnd"/>
       <w:r>
         <w:t>&gt;</w:t>
       </w:r>
@@ -6424,7 +4559,6 @@
       <w:r>
         <w:t>&lt;/</w:t>
       </w:r>
-      <w:proofErr w:type="spellStart"/>
       <w:r>
         <w:rPr>
           <w:rStyle w:val="end-tag"/>
@@ -6432,7 +4566,6 @@
         </w:rPr>
         <w:t>ul</w:t>
       </w:r>
-      <w:proofErr w:type="spellEnd"/>
       <w:r>
         <w:t>&gt;</w:t>
       </w:r>
@@ -6445,7 +4578,7 @@
       </w:r>
     </w:p>
     <w:p>
-      <w:hyperlink r:id="rId42" w:history="1">
+      <w:hyperlink r:id="rId44" w:history="1">
         <w:r>
           <w:rPr>
             <w:rStyle w:val="Lienhypertexte"/>
@@ -6476,7 +4609,7 @@
                     <pic:cNvPicPr/>
                   </pic:nvPicPr>
                   <pic:blipFill>
-                    <a:blip r:embed="rId43"/>
+                    <a:blip r:embed="rId45"/>
                     <a:stretch>
                       <a:fillRect/>
                     </a:stretch>
@@ -6510,7 +4643,7 @@
           <w:rStyle w:val="Lienhypertexte"/>
         </w:rPr>
       </w:pPr>
-      <w:hyperlink r:id="rId44" w:history="1">
+      <w:hyperlink r:id="rId46" w:history="1">
         <w:r>
           <w:rPr>
             <w:rStyle w:val="Lienhypertexte"/>
@@ -6520,7 +4653,7 @@
       </w:hyperlink>
     </w:p>
     <w:p>
-      <w:hyperlink r:id="rId45" w:history="1">
+      <w:hyperlink r:id="rId47" w:history="1">
         <w:r>
           <w:rPr>
             <w:rStyle w:val="Lienhypertexte"/>
@@ -6551,7 +4684,7 @@
                     <pic:cNvPicPr/>
                   </pic:nvPicPr>
                   <pic:blipFill>
-                    <a:blip r:embed="rId46"/>
+                    <a:blip r:embed="rId48"/>
                     <a:stretch>
                       <a:fillRect/>
                     </a:stretch>
@@ -6576,141 +4709,40 @@
       <w:pPr>
         <w:pStyle w:val="Listing"/>
       </w:pPr>
-      <w:proofErr w:type="gramStart"/>
-      <w:r>
-        <w:t>&lt;!--</w:t>
-      </w:r>
-      <w:proofErr w:type="gramEnd"/>
-      <w:r>
-        <w:t xml:space="preserve"> notes --&gt;</w:t>
-      </w:r>
-    </w:p>
-    <w:p>
-      <w:pPr>
-        <w:pStyle w:val="Listing"/>
-      </w:pPr>
-      <w:r>
-        <w:t>&lt;</w:t>
-      </w:r>
-      <w:proofErr w:type="gramStart"/>
-      <w:r>
-        <w:t>a</w:t>
-      </w:r>
-      <w:proofErr w:type="gramEnd"/>
-      <w:r>
-        <w:t xml:space="preserve"> </w:t>
-      </w:r>
-      <w:proofErr w:type="spellStart"/>
-      <w:r>
-        <w:t>name</w:t>
-      </w:r>
-      <w:proofErr w:type="spellEnd"/>
-      <w:r>
-        <w:t>="notes"&gt;&lt;/a&gt;</w:t>
-      </w:r>
-    </w:p>
-    <w:p>
-      <w:pPr>
-        <w:pStyle w:val="Listing"/>
-      </w:pPr>
-      <w:r>
-        <w:t>&lt;</w:t>
-      </w:r>
-      <w:proofErr w:type="gramStart"/>
-      <w:r>
-        <w:t>h</w:t>
-      </w:r>
-      <w:proofErr w:type="gramEnd"/>
-      <w:r>
-        <w:t>2&gt;&lt;</w:t>
-      </w:r>
-      <w:proofErr w:type="spellStart"/>
-      <w:r>
-        <w:t>span</w:t>
-      </w:r>
-      <w:proofErr w:type="spellEnd"/>
-      <w:r>
-        <w:t xml:space="preserve"> class="</w:t>
-      </w:r>
-      <w:proofErr w:type="spellStart"/>
-      <w:r>
-        <w:t>htitle</w:t>
-      </w:r>
-      <w:proofErr w:type="spellEnd"/>
-      <w:r>
-        <w:t>"&gt;&amp;</w:t>
-      </w:r>
-      <w:proofErr w:type="spellStart"/>
-      <w:r>
-        <w:t>nbsp</w:t>
-      </w:r>
-      <w:proofErr w:type="spellEnd"/>
-      <w:r>
-        <w:t>;&lt;/</w:t>
-      </w:r>
-      <w:proofErr w:type="spellStart"/>
-      <w:r>
-        <w:t>span</w:t>
-      </w:r>
-      <w:proofErr w:type="spellEnd"/>
-      <w:r>
-        <w:t>&gt;&lt;</w:t>
-      </w:r>
-      <w:proofErr w:type="spellStart"/>
-      <w:r>
-        <w:t>span</w:t>
-      </w:r>
-      <w:proofErr w:type="spellEnd"/>
-      <w:r>
-        <w:t>&gt;Notes&lt;/</w:t>
-      </w:r>
-      <w:proofErr w:type="spellStart"/>
-      <w:r>
-        <w:t>span</w:t>
-      </w:r>
-      <w:proofErr w:type="spellEnd"/>
-      <w:r>
-        <w:t>&gt;&lt;/h2&gt;</w:t>
-      </w:r>
-    </w:p>
-    <w:p>
-      <w:pPr>
-        <w:pStyle w:val="Listing"/>
-      </w:pPr>
-      <w:r>
-        <w:t>&lt;</w:t>
-      </w:r>
-      <w:proofErr w:type="gramStart"/>
-      <w:r>
-        <w:t>h</w:t>
-      </w:r>
-      <w:proofErr w:type="gramEnd"/>
-      <w:r>
-        <w:t>3 class="</w:t>
-      </w:r>
-      <w:proofErr w:type="spellStart"/>
-      <w:r>
-        <w:t>note_type</w:t>
-      </w:r>
-      <w:proofErr w:type="spellEnd"/>
-      <w:r>
-        <w:t>"&gt;Naissance&lt;/h3&gt; &lt;p&gt;</w:t>
-      </w:r>
-    </w:p>
-    <w:p>
-      <w:pPr>
-        <w:pStyle w:val="Listing"/>
-      </w:pPr>
-      <w:r>
-        <w:t>Note1 sur la naissance&lt;</w:t>
-      </w:r>
-      <w:proofErr w:type="spellStart"/>
-      <w:r>
-        <w:t>br</w:t>
-      </w:r>
-      <w:proofErr w:type="spellEnd"/>
-      <w:r>
-        <w:t>&gt;</w:t>
+      <w:r>
+        <w:t>&lt;!-- notes --&gt;</w:t>
+      </w:r>
+    </w:p>
+    <w:p>
+      <w:pPr>
+        <w:pStyle w:val="Listing"/>
+      </w:pPr>
+      <w:r>
+        <w:t>&lt;a name="notes"&gt;&lt;/a&gt;</w:t>
+      </w:r>
+    </w:p>
+    <w:p>
+      <w:pPr>
+        <w:pStyle w:val="Listing"/>
+      </w:pPr>
+      <w:r>
+        <w:t>&lt;h2&gt;&lt;span class="htitle"&gt;&amp;nbsp;&lt;/span&gt;&lt;span&gt;Notes&lt;/span&gt;&lt;/h2&gt;</w:t>
+      </w:r>
+    </w:p>
+    <w:p>
+      <w:pPr>
+        <w:pStyle w:val="Listing"/>
+      </w:pPr>
+      <w:r>
+        <w:t>&lt;h3 class="note_type"&gt;Naissance&lt;/h3&gt; &lt;p&gt;</w:t>
+      </w:r>
+    </w:p>
+    <w:p>
+      <w:pPr>
+        <w:pStyle w:val="Listing"/>
+      </w:pPr>
+      <w:r>
+        <w:t>Note1 sur la naissance&lt;br&gt;</w:t>
       </w:r>
     </w:p>
     <w:p>
@@ -6726,31 +4758,15 @@
         <w:pStyle w:val="Listing"/>
       </w:pPr>
       <w:r>
-        <w:t>&lt;/p&gt;&lt;h3 class="</w:t>
-      </w:r>
-      <w:proofErr w:type="spellStart"/>
-      <w:r>
-        <w:t>note_type</w:t>
-      </w:r>
-      <w:proofErr w:type="spellEnd"/>
-      <w:r>
-        <w:t>"&gt;Décès&lt;/h3&gt; &lt;p&gt;</w:t>
-      </w:r>
-    </w:p>
-    <w:p>
-      <w:pPr>
-        <w:pStyle w:val="Listing"/>
-      </w:pPr>
-      <w:r>
-        <w:t>Note1 sur le décès&lt;</w:t>
-      </w:r>
-      <w:proofErr w:type="spellStart"/>
-      <w:r>
-        <w:t>br</w:t>
-      </w:r>
-      <w:proofErr w:type="spellEnd"/>
-      <w:r>
-        <w:t>&gt;</w:t>
+        <w:t>&lt;/p&gt;&lt;h3 class="note_type"&gt;Décès&lt;/h3&gt; &lt;p&gt;</w:t>
+      </w:r>
+    </w:p>
+    <w:p>
+      <w:pPr>
+        <w:pStyle w:val="Listing"/>
+      </w:pPr>
+      <w:r>
+        <w:t>Note1 sur le décès&lt;br&gt;</w:t>
       </w:r>
     </w:p>
     <w:p>
@@ -6766,121 +4782,31 @@
         <w:pStyle w:val="Listing"/>
       </w:pPr>
       <w:r>
-        <w:t>&lt;/p&gt;&lt;p style="</w:t>
-      </w:r>
-      <w:proofErr w:type="spellStart"/>
-      <w:proofErr w:type="gramStart"/>
-      <w:r>
-        <w:t>clear:both</w:t>
-      </w:r>
-      <w:proofErr w:type="spellEnd"/>
-      <w:proofErr w:type="gramEnd"/>
-      <w:r>
-        <w:t>; margin:0;"&gt;&lt;/p&gt;</w:t>
-      </w:r>
-    </w:p>
-    <w:p>
-      <w:pPr>
-        <w:pStyle w:val="Listing"/>
-      </w:pPr>
-      <w:r>
-        <w:t xml:space="preserve"> &lt;</w:t>
-      </w:r>
-      <w:proofErr w:type="gramStart"/>
-      <w:r>
-        <w:t>h</w:t>
-      </w:r>
-      <w:proofErr w:type="gramEnd"/>
-      <w:r>
-        <w:t>2&gt;&lt;</w:t>
-      </w:r>
-      <w:proofErr w:type="spellStart"/>
-      <w:r>
-        <w:t>span</w:t>
-      </w:r>
-      <w:proofErr w:type="spellEnd"/>
-      <w:r>
-        <w:t xml:space="preserve"> class="</w:t>
-      </w:r>
-      <w:proofErr w:type="spellStart"/>
-      <w:r>
-        <w:t>htitle</w:t>
-      </w:r>
-      <w:proofErr w:type="spellEnd"/>
-      <w:r>
-        <w:t>"&gt;&amp;</w:t>
-      </w:r>
-      <w:proofErr w:type="spellStart"/>
-      <w:r>
-        <w:t>nbsp</w:t>
-      </w:r>
-      <w:proofErr w:type="spellEnd"/>
-      <w:r>
-        <w:t>;&lt;/</w:t>
-      </w:r>
-      <w:proofErr w:type="spellStart"/>
-      <w:r>
-        <w:t>span</w:t>
-      </w:r>
-      <w:proofErr w:type="spellEnd"/>
-      <w:r>
-        <w:t>&gt;&lt;</w:t>
-      </w:r>
-      <w:proofErr w:type="spellStart"/>
-      <w:r>
-        <w:t>span</w:t>
-      </w:r>
-      <w:proofErr w:type="spellEnd"/>
-      <w:r>
-        <w:t>&gt;Notes concernant l'union&lt;/</w:t>
-      </w:r>
-      <w:proofErr w:type="spellStart"/>
-      <w:r>
-        <w:t>span</w:t>
-      </w:r>
-      <w:proofErr w:type="spellEnd"/>
-      <w:r>
-        <w:t>&gt;&lt;/h2&gt;</w:t>
-      </w:r>
-    </w:p>
-    <w:p>
-      <w:pPr>
-        <w:pStyle w:val="Listing"/>
-      </w:pPr>
-      <w:r>
-        <w:t>&lt;</w:t>
-      </w:r>
-      <w:proofErr w:type="gramStart"/>
-      <w:r>
-        <w:t>h</w:t>
-      </w:r>
-      <w:proofErr w:type="gramEnd"/>
-      <w:r>
-        <w:t>3 class="</w:t>
-      </w:r>
-      <w:proofErr w:type="spellStart"/>
-      <w:r>
-        <w:t>note_type</w:t>
-      </w:r>
-      <w:proofErr w:type="spellEnd"/>
-      <w:r>
-        <w:t>"&gt;Union avec Marie Paule DURAND&lt;/h3&gt; &lt;p&gt;</w:t>
-      </w:r>
-    </w:p>
-    <w:p>
-      <w:pPr>
-        <w:pStyle w:val="Listing"/>
-      </w:pPr>
-      <w:r>
-        <w:t>Note1 sur le mariage&lt;</w:t>
-      </w:r>
-      <w:proofErr w:type="spellStart"/>
-      <w:r>
-        <w:t>br</w:t>
-      </w:r>
-      <w:proofErr w:type="spellEnd"/>
-      <w:r>
-        <w:t>&gt;</w:t>
+        <w:t>&lt;/p&gt;&lt;p style="clear:both; margin:0;"&gt;&lt;/p&gt;</w:t>
+      </w:r>
+    </w:p>
+    <w:p>
+      <w:pPr>
+        <w:pStyle w:val="Listing"/>
+      </w:pPr>
+      <w:r>
+        <w:t xml:space="preserve"> &lt;h2&gt;&lt;span class="htitle"&gt;&amp;nbsp;&lt;/span&gt;&lt;span&gt;Notes concernant l'union&lt;/span&gt;&lt;/h2&gt;</w:t>
+      </w:r>
+    </w:p>
+    <w:p>
+      <w:pPr>
+        <w:pStyle w:val="Listing"/>
+      </w:pPr>
+      <w:r>
+        <w:t>&lt;h3 class="note_type"&gt;Union avec Marie Paule DURAND&lt;/h3&gt; &lt;p&gt;</w:t>
+      </w:r>
+    </w:p>
+    <w:p>
+      <w:pPr>
+        <w:pStyle w:val="Listing"/>
+      </w:pPr>
+      <w:r>
+        <w:t>Note1 sur le mariage&lt;br&gt;</w:t>
       </w:r>
     </w:p>
     <w:p>
@@ -6896,17 +4822,7 @@
         <w:pStyle w:val="Listing"/>
       </w:pPr>
       <w:r>
-        <w:t>&lt;/p&gt;&lt;p style="</w:t>
-      </w:r>
-      <w:proofErr w:type="spellStart"/>
-      <w:proofErr w:type="gramStart"/>
-      <w:r>
-        <w:t>clear:both</w:t>
-      </w:r>
-      <w:proofErr w:type="spellEnd"/>
-      <w:proofErr w:type="gramEnd"/>
-      <w:r>
-        <w:t>; margin:0;"&gt;&lt;/p&gt;</w:t>
+        <w:t>&lt;/p&gt;&lt;p style="clear:both; margin:0;"&gt;&lt;/p&gt;</w:t>
       </w:r>
     </w:p>
     <w:p/>
@@ -6917,7 +4833,7 @@
       </w:r>
     </w:p>
     <w:p>
-      <w:hyperlink r:id="rId47" w:history="1">
+      <w:hyperlink r:id="rId49" w:history="1">
         <w:r>
           <w:rPr>
             <w:rStyle w:val="Lienhypertexte"/>
@@ -6947,7 +4863,7 @@
                     <pic:cNvPicPr/>
                   </pic:nvPicPr>
                   <pic:blipFill>
-                    <a:blip r:embed="rId48"/>
+                    <a:blip r:embed="rId50"/>
                     <a:stretch>
                       <a:fillRect/>
                     </a:stretch>
@@ -6972,21 +4888,12 @@
       <w:pPr>
         <w:pStyle w:val="Listing"/>
       </w:pPr>
-      <w:proofErr w:type="gramStart"/>
       <w:r>
         <w:rPr>
           <w:rStyle w:val="comment"/>
           <w:rFonts w:eastAsiaTheme="majorEastAsia"/>
         </w:rPr>
-        <w:t>&lt;!--</w:t>
-      </w:r>
-      <w:proofErr w:type="gramEnd"/>
-      <w:r>
-        <w:rPr>
-          <w:rStyle w:val="comment"/>
-          <w:rFonts w:eastAsiaTheme="majorEastAsia"/>
-        </w:rPr>
-        <w:t xml:space="preserve"> notes --&gt;</w:t>
+        <w:t>&lt;!-- notes --&gt;</w:t>
       </w:r>
     </w:p>
     <w:p>
@@ -6996,25 +4903,21 @@
       <w:r>
         <w:t>&lt;</w:t>
       </w:r>
-      <w:proofErr w:type="gramStart"/>
       <w:r>
         <w:rPr>
           <w:rStyle w:val="start-tag"/>
         </w:rPr>
         <w:t>a</w:t>
       </w:r>
-      <w:proofErr w:type="gramEnd"/>
       <w:r>
         <w:t xml:space="preserve"> </w:t>
       </w:r>
-      <w:proofErr w:type="spellStart"/>
       <w:r>
         <w:rPr>
           <w:rStyle w:val="attribute-name"/>
         </w:rPr>
         <w:t>name</w:t>
       </w:r>
-      <w:proofErr w:type="spellEnd"/>
       <w:r>
         <w:t>="notes"&gt;&lt;/</w:t>
       </w:r>
@@ -7036,31 +4939,21 @@
       <w:r>
         <w:t>&lt;</w:t>
       </w:r>
-      <w:proofErr w:type="gramStart"/>
-      <w:r>
-        <w:rPr>
-          <w:rStyle w:val="start-tag"/>
-        </w:rPr>
-        <w:t>h</w:t>
-      </w:r>
-      <w:proofErr w:type="gramEnd"/>
-      <w:r>
-        <w:rPr>
-          <w:rStyle w:val="start-tag"/>
-        </w:rPr>
-        <w:t>2</w:t>
+      <w:r>
+        <w:rPr>
+          <w:rStyle w:val="start-tag"/>
+        </w:rPr>
+        <w:t>h2</w:t>
       </w:r>
       <w:r>
         <w:t>&gt;&lt;</w:t>
       </w:r>
-      <w:proofErr w:type="spellStart"/>
       <w:r>
         <w:rPr>
           <w:rStyle w:val="start-tag"/>
         </w:rPr>
         <w:t>span</w:t>
       </w:r>
-      <w:proofErr w:type="spellEnd"/>
       <w:r>
         <w:t xml:space="preserve"> </w:t>
       </w:r>
@@ -7071,43 +4964,18 @@
         <w:t>class</w:t>
       </w:r>
       <w:r>
-        <w:t>="</w:t>
-      </w:r>
-      <w:proofErr w:type="spellStart"/>
-      <w:r>
-        <w:t>htitle</w:t>
-      </w:r>
-      <w:proofErr w:type="spellEnd"/>
-      <w:r>
-        <w:t>"&gt;</w:t>
+        <w:t>="htitle"&gt;</w:t>
       </w:r>
       <w:r>
         <w:rPr>
           <w:rStyle w:val="entity"/>
           <w:rFonts w:eastAsiaTheme="majorEastAsia"/>
         </w:rPr>
-        <w:t>&amp;</w:t>
-      </w:r>
-      <w:proofErr w:type="spellStart"/>
-      <w:r>
-        <w:rPr>
-          <w:rStyle w:val="entity"/>
-          <w:rFonts w:eastAsiaTheme="majorEastAsia"/>
-        </w:rPr>
-        <w:t>nbsp</w:t>
-      </w:r>
-      <w:proofErr w:type="spellEnd"/>
-      <w:r>
-        <w:rPr>
-          <w:rStyle w:val="entity"/>
-          <w:rFonts w:eastAsiaTheme="majorEastAsia"/>
-        </w:rPr>
-        <w:t>;</w:t>
+        <w:t>&amp;nbsp;</w:t>
       </w:r>
       <w:r>
         <w:t>&lt;/</w:t>
       </w:r>
-      <w:proofErr w:type="spellStart"/>
       <w:r>
         <w:rPr>
           <w:rStyle w:val="end-tag"/>
@@ -7115,22 +4983,18 @@
         </w:rPr>
         <w:t>span</w:t>
       </w:r>
-      <w:proofErr w:type="spellEnd"/>
       <w:r>
         <w:t>&gt;&lt;</w:t>
       </w:r>
-      <w:proofErr w:type="spellStart"/>
       <w:r>
         <w:rPr>
           <w:rStyle w:val="start-tag"/>
         </w:rPr>
         <w:t>span</w:t>
       </w:r>
-      <w:proofErr w:type="spellEnd"/>
       <w:r>
         <w:t>&gt;Notes&lt;/</w:t>
       </w:r>
-      <w:proofErr w:type="spellStart"/>
       <w:r>
         <w:rPr>
           <w:rStyle w:val="end-tag"/>
@@ -7138,7 +5002,6 @@
         </w:rPr>
         <w:t>span</w:t>
       </w:r>
-      <w:proofErr w:type="spellEnd"/>
       <w:r>
         <w:t>&gt;&lt;/</w:t>
       </w:r>
@@ -7160,19 +5023,11 @@
       <w:r>
         <w:t>&lt;</w:t>
       </w:r>
-      <w:proofErr w:type="gramStart"/>
-      <w:r>
-        <w:rPr>
-          <w:rStyle w:val="start-tag"/>
-        </w:rPr>
-        <w:t>h</w:t>
-      </w:r>
-      <w:proofErr w:type="gramEnd"/>
-      <w:r>
-        <w:rPr>
-          <w:rStyle w:val="start-tag"/>
-        </w:rPr>
-        <w:t>3</w:t>
+      <w:r>
+        <w:rPr>
+          <w:rStyle w:val="start-tag"/>
+        </w:rPr>
+        <w:t>h3</w:t>
       </w:r>
       <w:r>
         <w:t xml:space="preserve"> </w:t>
@@ -7184,15 +5039,7 @@
         <w:t>class</w:t>
       </w:r>
       <w:r>
-        <w:t>="</w:t>
-      </w:r>
-      <w:proofErr w:type="spellStart"/>
-      <w:r>
-        <w:t>note_type</w:t>
-      </w:r>
-      <w:proofErr w:type="spellEnd"/>
-      <w:r>
-        <w:t>"&gt;</w:t>
+        <w:t>="note_type"&gt;</w:t>
       </w:r>
       <w:r>
         <w:rPr>
@@ -7221,14 +5068,12 @@
       <w:r>
         <w:t>&lt;</w:t>
       </w:r>
-      <w:proofErr w:type="gramStart"/>
       <w:r>
         <w:rPr>
           <w:rStyle w:val="start-tag"/>
         </w:rPr>
         <w:t>div</w:t>
       </w:r>
-      <w:proofErr w:type="gramEnd"/>
       <w:r>
         <w:t xml:space="preserve"> </w:t>
       </w:r>
@@ -7239,15 +5084,7 @@
         <w:t>class</w:t>
       </w:r>
       <w:r>
-        <w:t>="fiche-note-</w:t>
-      </w:r>
-      <w:proofErr w:type="spellStart"/>
-      <w:r>
-        <w:t>ind</w:t>
-      </w:r>
-      <w:proofErr w:type="spellEnd"/>
-      <w:r>
-        <w:t>"&gt;</w:t>
+        <w:t>="fiche-note-ind"&gt;</w:t>
       </w:r>
     </w:p>
     <w:p>
@@ -7257,14 +5094,12 @@
       <w:r>
         <w:t>&lt;</w:t>
       </w:r>
-      <w:proofErr w:type="gramStart"/>
       <w:r>
         <w:rPr>
           <w:rStyle w:val="start-tag"/>
         </w:rPr>
         <w:t>p</w:t>
       </w:r>
-      <w:proofErr w:type="gramEnd"/>
       <w:r>
         <w:t>&gt;</w:t>
       </w:r>
@@ -7276,14 +5111,12 @@
       <w:r>
         <w:t>Texte1 note général&lt;</w:t>
       </w:r>
-      <w:proofErr w:type="spellStart"/>
       <w:r>
         <w:rPr>
           <w:rStyle w:val="start-tag"/>
         </w:rPr>
         <w:t>br</w:t>
       </w:r>
-      <w:proofErr w:type="spellEnd"/>
       <w:r>
         <w:t>&gt;</w:t>
       </w:r>
@@ -7331,14 +5164,12 @@
       <w:r>
         <w:t>&lt;</w:t>
       </w:r>
-      <w:proofErr w:type="gramStart"/>
       <w:r>
         <w:rPr>
           <w:rStyle w:val="start-tag"/>
         </w:rPr>
         <w:t>p</w:t>
       </w:r>
-      <w:proofErr w:type="gramEnd"/>
       <w:r>
         <w:t xml:space="preserve"> </w:t>
       </w:r>
@@ -7349,15 +5180,7 @@
         <w:t>style</w:t>
       </w:r>
       <w:r>
-        <w:t>="</w:t>
-      </w:r>
-      <w:proofErr w:type="spellStart"/>
-      <w:r>
-        <w:t>clear:both</w:t>
-      </w:r>
-      <w:proofErr w:type="spellEnd"/>
-      <w:r>
-        <w:t>; margin:0;"&gt;&lt;/</w:t>
+        <w:t>="clear:both; margin:0;"&gt;&lt;/</w:t>
       </w:r>
       <w:r>
         <w:rPr>
@@ -7377,14 +5200,12 @@
       <w:r>
         <w:t>&lt;</w:t>
       </w:r>
-      <w:proofErr w:type="gramStart"/>
       <w:r>
         <w:rPr>
           <w:rStyle w:val="start-tag"/>
         </w:rPr>
         <w:t>p</w:t>
       </w:r>
-      <w:proofErr w:type="gramEnd"/>
       <w:r>
         <w:t xml:space="preserve"> </w:t>
       </w:r>
@@ -7395,15 +5216,7 @@
         <w:t>style</w:t>
       </w:r>
       <w:r>
-        <w:t>="</w:t>
-      </w:r>
-      <w:proofErr w:type="spellStart"/>
-      <w:r>
-        <w:t>clear:both</w:t>
-      </w:r>
-      <w:proofErr w:type="spellEnd"/>
-      <w:r>
-        <w:t>; margin:0;"&gt;&lt;/</w:t>
+        <w:t>="clear:both; margin:0;"&gt;&lt;/</w:t>
       </w:r>
       <w:r>
         <w:rPr>
@@ -7418,7 +5231,7 @@
     </w:p>
     <w:p/>
     <w:p>
-      <w:hyperlink r:id="rId49" w:history="1">
+      <w:hyperlink r:id="rId51" w:history="1">
         <w:r>
           <w:rPr>
             <w:rStyle w:val="Lienhypertexte"/>
@@ -7452,7 +5265,7 @@
                     <pic:cNvPicPr/>
                   </pic:nvPicPr>
                   <pic:blipFill>
-                    <a:blip r:embed="rId50"/>
+                    <a:blip r:embed="rId52"/>
                     <a:stretch>
                       <a:fillRect/>
                     </a:stretch>
@@ -7477,21 +5290,12 @@
       <w:pPr>
         <w:pStyle w:val="Listing"/>
       </w:pPr>
-      <w:proofErr w:type="gramStart"/>
       <w:r>
         <w:rPr>
           <w:rStyle w:val="comment"/>
           <w:rFonts w:eastAsiaTheme="majorEastAsia"/>
         </w:rPr>
-        <w:t>&lt;!--</w:t>
-      </w:r>
-      <w:proofErr w:type="gramEnd"/>
-      <w:r>
-        <w:rPr>
-          <w:rStyle w:val="comment"/>
-          <w:rFonts w:eastAsiaTheme="majorEastAsia"/>
-        </w:rPr>
-        <w:t xml:space="preserve"> notes --&gt;</w:t>
+        <w:t>&lt;!-- notes --&gt;</w:t>
       </w:r>
     </w:p>
     <w:p>
@@ -7501,25 +5305,21 @@
       <w:r>
         <w:t>&lt;</w:t>
       </w:r>
-      <w:proofErr w:type="gramStart"/>
       <w:r>
         <w:rPr>
           <w:rStyle w:val="start-tag"/>
         </w:rPr>
         <w:t>a</w:t>
       </w:r>
-      <w:proofErr w:type="gramEnd"/>
       <w:r>
         <w:t xml:space="preserve"> </w:t>
       </w:r>
-      <w:proofErr w:type="spellStart"/>
       <w:r>
         <w:rPr>
           <w:rStyle w:val="attribute-name"/>
         </w:rPr>
         <w:t>name</w:t>
       </w:r>
-      <w:proofErr w:type="spellEnd"/>
       <w:r>
         <w:t>="notes"&gt;&lt;/</w:t>
       </w:r>
@@ -7541,31 +5341,21 @@
       <w:r>
         <w:t>&lt;</w:t>
       </w:r>
-      <w:proofErr w:type="gramStart"/>
-      <w:r>
-        <w:rPr>
-          <w:rStyle w:val="start-tag"/>
-        </w:rPr>
-        <w:t>h</w:t>
-      </w:r>
-      <w:proofErr w:type="gramEnd"/>
-      <w:r>
-        <w:rPr>
-          <w:rStyle w:val="start-tag"/>
-        </w:rPr>
-        <w:t>2</w:t>
+      <w:r>
+        <w:rPr>
+          <w:rStyle w:val="start-tag"/>
+        </w:rPr>
+        <w:t>h2</w:t>
       </w:r>
       <w:r>
         <w:t>&gt;&lt;</w:t>
       </w:r>
-      <w:proofErr w:type="spellStart"/>
       <w:r>
         <w:rPr>
           <w:rStyle w:val="start-tag"/>
         </w:rPr>
         <w:t>span</w:t>
       </w:r>
-      <w:proofErr w:type="spellEnd"/>
       <w:r>
         <w:t xml:space="preserve"> </w:t>
       </w:r>
@@ -7576,43 +5366,18 @@
         <w:t>class</w:t>
       </w:r>
       <w:r>
-        <w:t>="</w:t>
-      </w:r>
-      <w:proofErr w:type="spellStart"/>
-      <w:r>
-        <w:t>htitle</w:t>
-      </w:r>
-      <w:proofErr w:type="spellEnd"/>
-      <w:r>
-        <w:t>"&gt;</w:t>
+        <w:t>="htitle"&gt;</w:t>
       </w:r>
       <w:r>
         <w:rPr>
           <w:rStyle w:val="entity"/>
           <w:rFonts w:eastAsiaTheme="majorEastAsia"/>
         </w:rPr>
-        <w:t>&amp;</w:t>
-      </w:r>
-      <w:proofErr w:type="spellStart"/>
-      <w:r>
-        <w:rPr>
-          <w:rStyle w:val="entity"/>
-          <w:rFonts w:eastAsiaTheme="majorEastAsia"/>
-        </w:rPr>
-        <w:t>nbsp</w:t>
-      </w:r>
-      <w:proofErr w:type="spellEnd"/>
-      <w:r>
-        <w:rPr>
-          <w:rStyle w:val="entity"/>
-          <w:rFonts w:eastAsiaTheme="majorEastAsia"/>
-        </w:rPr>
-        <w:t>;</w:t>
+        <w:t>&amp;nbsp;</w:t>
       </w:r>
       <w:r>
         <w:t>&lt;/</w:t>
       </w:r>
-      <w:proofErr w:type="spellStart"/>
       <w:r>
         <w:rPr>
           <w:rStyle w:val="end-tag"/>
@@ -7620,22 +5385,18 @@
         </w:rPr>
         <w:t>span</w:t>
       </w:r>
-      <w:proofErr w:type="spellEnd"/>
       <w:r>
         <w:t>&gt;&lt;</w:t>
       </w:r>
-      <w:proofErr w:type="spellStart"/>
       <w:r>
         <w:rPr>
           <w:rStyle w:val="start-tag"/>
         </w:rPr>
         <w:t>span</w:t>
       </w:r>
-      <w:proofErr w:type="spellEnd"/>
       <w:r>
         <w:t>&gt;Notes&lt;/</w:t>
       </w:r>
-      <w:proofErr w:type="spellStart"/>
       <w:r>
         <w:rPr>
           <w:rStyle w:val="end-tag"/>
@@ -7643,7 +5404,6 @@
         </w:rPr>
         <w:t>span</w:t>
       </w:r>
-      <w:proofErr w:type="spellEnd"/>
       <w:r>
         <w:t>&gt;&lt;/</w:t>
       </w:r>
@@ -7665,19 +5425,11 @@
       <w:r>
         <w:t>&lt;</w:t>
       </w:r>
-      <w:proofErr w:type="gramStart"/>
-      <w:r>
-        <w:rPr>
-          <w:rStyle w:val="start-tag"/>
-        </w:rPr>
-        <w:t>h</w:t>
-      </w:r>
-      <w:proofErr w:type="gramEnd"/>
-      <w:r>
-        <w:rPr>
-          <w:rStyle w:val="start-tag"/>
-        </w:rPr>
-        <w:t>3</w:t>
+      <w:r>
+        <w:rPr>
+          <w:rStyle w:val="start-tag"/>
+        </w:rPr>
+        <w:t>h3</w:t>
       </w:r>
       <w:r>
         <w:t xml:space="preserve"> </w:t>
@@ -7689,15 +5441,7 @@
         <w:t>class</w:t>
       </w:r>
       <w:r>
-        <w:t>="</w:t>
-      </w:r>
-      <w:proofErr w:type="spellStart"/>
-      <w:r>
-        <w:t>note_type</w:t>
-      </w:r>
-      <w:proofErr w:type="spellEnd"/>
-      <w:r>
-        <w:t>"&gt;</w:t>
+        <w:t>="note_type"&gt;</w:t>
       </w:r>
       <w:r>
         <w:rPr>
@@ -7726,14 +5470,12 @@
       <w:r>
         <w:t>&lt;</w:t>
       </w:r>
-      <w:proofErr w:type="gramStart"/>
       <w:r>
         <w:rPr>
           <w:rStyle w:val="start-tag"/>
         </w:rPr>
         <w:t>div</w:t>
       </w:r>
-      <w:proofErr w:type="gramEnd"/>
       <w:r>
         <w:t xml:space="preserve"> </w:t>
       </w:r>
@@ -7744,28 +5486,15 @@
         <w:t>class</w:t>
       </w:r>
       <w:r>
-        <w:t>="fiche-note-</w:t>
-      </w:r>
-      <w:proofErr w:type="spellStart"/>
-      <w:r>
-        <w:t>ind</w:t>
-      </w:r>
-      <w:proofErr w:type="spellEnd"/>
-      <w:r>
-        <w:t>"&gt;</w:t>
-      </w:r>
-    </w:p>
-    <w:p>
-      <w:pPr>
-        <w:pStyle w:val="Listing"/>
-      </w:pPr>
-      <w:proofErr w:type="gramStart"/>
-      <w:r>
-        <w:t>Retraite:</w:t>
-      </w:r>
-      <w:proofErr w:type="gramEnd"/>
-      <w:r>
-        <w:t xml:space="preserve"> &lt;/</w:t>
+        <w:t>="fiche-note-ind"&gt;</w:t>
+      </w:r>
+    </w:p>
+    <w:p>
+      <w:pPr>
+        <w:pStyle w:val="Listing"/>
+      </w:pPr>
+      <w:r>
+        <w:t>Retraite: &lt;/</w:t>
       </w:r>
       <w:r>
         <w:rPr>
@@ -7785,14 +5514,12 @@
       <w:r>
         <w:t>&lt;</w:t>
       </w:r>
-      <w:proofErr w:type="gramStart"/>
       <w:r>
         <w:rPr>
           <w:rStyle w:val="start-tag"/>
         </w:rPr>
         <w:t>p</w:t>
       </w:r>
-      <w:proofErr w:type="gramEnd"/>
       <w:r>
         <w:t xml:space="preserve"> </w:t>
       </w:r>
@@ -7803,15 +5530,7 @@
         <w:t>style</w:t>
       </w:r>
       <w:r>
-        <w:t>="</w:t>
-      </w:r>
-      <w:proofErr w:type="spellStart"/>
-      <w:r>
-        <w:t>clear:both</w:t>
-      </w:r>
-      <w:proofErr w:type="spellEnd"/>
-      <w:r>
-        <w:t>; margin:0;"&gt;&lt;/</w:t>
+        <w:t>="clear:both; margin:0;"&gt;&lt;/</w:t>
       </w:r>
       <w:r>
         <w:rPr>
@@ -7831,14 +5550,12 @@
       <w:r>
         <w:t xml:space="preserve"> &lt;</w:t>
       </w:r>
-      <w:proofErr w:type="gramStart"/>
       <w:r>
         <w:rPr>
           <w:rStyle w:val="start-tag"/>
         </w:rPr>
         <w:t>p</w:t>
       </w:r>
-      <w:proofErr w:type="gramEnd"/>
       <w:r>
         <w:t xml:space="preserve"> </w:t>
       </w:r>
@@ -7849,15 +5566,7 @@
         <w:t>style</w:t>
       </w:r>
       <w:r>
-        <w:t>="</w:t>
-      </w:r>
-      <w:proofErr w:type="spellStart"/>
-      <w:r>
-        <w:t>clear:both</w:t>
-      </w:r>
-      <w:proofErr w:type="spellEnd"/>
-      <w:r>
-        <w:t>; margin:0;"&gt;&lt;/</w:t>
+        <w:t>="clear:both; margin:0;"&gt;&lt;/</w:t>
       </w:r>
       <w:r>
         <w:rPr>
@@ -7917,13 +5626,8 @@
           <w:numId w:val="7"/>
         </w:numPr>
       </w:pPr>
-      <w:proofErr w:type="gramStart"/>
-      <w:r>
-        <w:t>sur</w:t>
-      </w:r>
-      <w:proofErr w:type="gramEnd"/>
-      <w:r>
-        <w:t xml:space="preserve"> pages parents :</w:t>
+      <w:r>
+        <w:t>sur pages parents :</w:t>
       </w:r>
     </w:p>
     <w:p>
@@ -7946,15 +5650,10 @@
           <w:numId w:val="7"/>
         </w:numPr>
       </w:pPr>
-      <w:proofErr w:type="gramStart"/>
-      <w:r>
-        <w:t>sur</w:t>
-      </w:r>
-      <w:proofErr w:type="gramEnd"/>
-      <w:r>
-        <w:t xml:space="preserve"> page Pierre Joubert : </w:t>
-      </w:r>
-      <w:hyperlink r:id="rId51" w:history="1">
+      <w:r>
+        <w:t xml:space="preserve">sur page Pierre Joubert : </w:t>
+      </w:r>
+      <w:hyperlink r:id="rId53" w:history="1">
         <w:r>
           <w:rPr>
             <w:rStyle w:val="Lienhypertexte"/>
@@ -7989,7 +5688,7 @@
                     <pic:cNvPicPr/>
                   </pic:nvPicPr>
                   <pic:blipFill>
-                    <a:blip r:embed="rId52"/>
+                    <a:blip r:embed="rId54"/>
                     <a:stretch>
                       <a:fillRect/>
                     </a:stretch>
@@ -8022,75 +5721,6 @@
             <wp:extent cx="948804" cy="354131"/>
             <wp:effectExtent l="0" t="0" r="3810" b="8255"/>
             <wp:docPr id="8" name="Image 8"/>
-            <wp:cNvGraphicFramePr>
-              <a:graphicFrameLocks xmlns:a="http://schemas.openxmlformats.org/drawingml/2006/main" noChangeAspect="1"/>
-            </wp:cNvGraphicFramePr>
-            <a:graphic xmlns:a="http://schemas.openxmlformats.org/drawingml/2006/main">
-              <a:graphicData uri="http://schemas.openxmlformats.org/drawingml/2006/picture">
-                <pic:pic xmlns:pic="http://schemas.openxmlformats.org/drawingml/2006/picture">
-                  <pic:nvPicPr>
-                    <pic:cNvPr id="1" name=""/>
-                    <pic:cNvPicPr/>
-                  </pic:nvPicPr>
-                  <pic:blipFill>
-                    <a:blip r:embed="rId53"/>
-                    <a:stretch>
-                      <a:fillRect/>
-                    </a:stretch>
-                  </pic:blipFill>
-                  <pic:spPr>
-                    <a:xfrm>
-                      <a:off x="0" y="0"/>
-                      <a:ext cx="956350" cy="356947"/>
-                    </a:xfrm>
-                    <a:prstGeom prst="rect">
-                      <a:avLst/>
-                    </a:prstGeom>
-                  </pic:spPr>
-                </pic:pic>
-              </a:graphicData>
-            </a:graphic>
-          </wp:inline>
-        </w:drawing>
-      </w:r>
-    </w:p>
-    <w:p>
-      <w:pPr>
-        <w:pStyle w:val="Paragraphedeliste"/>
-        <w:numPr>
-          <w:ilvl w:val="1"/>
-          <w:numId w:val="7"/>
-        </w:numPr>
-      </w:pPr>
-      <w:proofErr w:type="gramStart"/>
-      <w:r>
-        <w:t>sur</w:t>
-      </w:r>
-      <w:proofErr w:type="gramEnd"/>
-      <w:r>
-        <w:t xml:space="preserve"> page Françoise GUYON : </w:t>
-      </w:r>
-      <w:hyperlink r:id="rId54" w:history="1">
-        <w:r>
-          <w:rPr>
-            <w:rStyle w:val="Lienhypertexte"/>
-          </w:rPr>
-          <w:t>https://gw.geneanet.org/danielr13?lang=fr&amp;p=francoise&amp;n=guyon</w:t>
-        </w:r>
-      </w:hyperlink>
-      <w:r>
-        <w:br/>
-      </w:r>
-      <w:r>
-        <w:rPr>
-          <w:noProof/>
-          <w:lang w:eastAsia="fr-FR"/>
-        </w:rPr>
-        <w:drawing>
-          <wp:inline distT="0" distB="0" distL="0" distR="0" wp14:anchorId="0010613E" wp14:editId="0F6F3DB3">
-            <wp:extent cx="7367520" cy="693575"/>
-            <wp:effectExtent l="0" t="0" r="5080" b="0"/>
-            <wp:docPr id="9" name="Image 9"/>
             <wp:cNvGraphicFramePr>
               <a:graphicFrameLocks xmlns:a="http://schemas.openxmlformats.org/drawingml/2006/main" noChangeAspect="1"/>
             </wp:cNvGraphicFramePr>
@@ -8110,6 +5740,70 @@
                   <pic:spPr>
                     <a:xfrm>
                       <a:off x="0" y="0"/>
+                      <a:ext cx="956350" cy="356947"/>
+                    </a:xfrm>
+                    <a:prstGeom prst="rect">
+                      <a:avLst/>
+                    </a:prstGeom>
+                  </pic:spPr>
+                </pic:pic>
+              </a:graphicData>
+            </a:graphic>
+          </wp:inline>
+        </w:drawing>
+      </w:r>
+    </w:p>
+    <w:p>
+      <w:pPr>
+        <w:pStyle w:val="Paragraphedeliste"/>
+        <w:numPr>
+          <w:ilvl w:val="1"/>
+          <w:numId w:val="7"/>
+        </w:numPr>
+      </w:pPr>
+      <w:r>
+        <w:t xml:space="preserve">sur page Françoise GUYON : </w:t>
+      </w:r>
+      <w:hyperlink r:id="rId56" w:history="1">
+        <w:r>
+          <w:rPr>
+            <w:rStyle w:val="Lienhypertexte"/>
+          </w:rPr>
+          <w:t>https://gw.geneanet.org/danielr13?lang=fr&amp;p=francoise&amp;n=guyon</w:t>
+        </w:r>
+      </w:hyperlink>
+      <w:r>
+        <w:br/>
+      </w:r>
+      <w:r>
+        <w:rPr>
+          <w:noProof/>
+          <w:lang w:eastAsia="fr-FR"/>
+        </w:rPr>
+        <w:drawing>
+          <wp:inline distT="0" distB="0" distL="0" distR="0" wp14:anchorId="0010613E" wp14:editId="0F6F3DB3">
+            <wp:extent cx="7367520" cy="693575"/>
+            <wp:effectExtent l="0" t="0" r="5080" b="0"/>
+            <wp:docPr id="9" name="Image 9"/>
+            <wp:cNvGraphicFramePr>
+              <a:graphicFrameLocks xmlns:a="http://schemas.openxmlformats.org/drawingml/2006/main" noChangeAspect="1"/>
+            </wp:cNvGraphicFramePr>
+            <a:graphic xmlns:a="http://schemas.openxmlformats.org/drawingml/2006/main">
+              <a:graphicData uri="http://schemas.openxmlformats.org/drawingml/2006/picture">
+                <pic:pic xmlns:pic="http://schemas.openxmlformats.org/drawingml/2006/picture">
+                  <pic:nvPicPr>
+                    <pic:cNvPr id="1" name=""/>
+                    <pic:cNvPicPr/>
+                  </pic:nvPicPr>
+                  <pic:blipFill>
+                    <a:blip r:embed="rId57"/>
+                    <a:stretch>
+                      <a:fillRect/>
+                    </a:stretch>
+                  </pic:blipFill>
+                  <pic:spPr>
+                    <a:xfrm>
+                      <a:off x="0" y="0"/>
                       <a:ext cx="7485478" cy="704679"/>
                     </a:xfrm>
                     <a:prstGeom prst="rect">
@@ -8135,90 +5829,6 @@
             <wp:extent cx="1095355" cy="560268"/>
             <wp:effectExtent l="0" t="0" r="0" b="0"/>
             <wp:docPr id="10" name="Image 10"/>
-            <wp:cNvGraphicFramePr>
-              <a:graphicFrameLocks xmlns:a="http://schemas.openxmlformats.org/drawingml/2006/main" noChangeAspect="1"/>
-            </wp:cNvGraphicFramePr>
-            <a:graphic xmlns:a="http://schemas.openxmlformats.org/drawingml/2006/main">
-              <a:graphicData uri="http://schemas.openxmlformats.org/drawingml/2006/picture">
-                <pic:pic xmlns:pic="http://schemas.openxmlformats.org/drawingml/2006/picture">
-                  <pic:nvPicPr>
-                    <pic:cNvPr id="1" name=""/>
-                    <pic:cNvPicPr/>
-                  </pic:nvPicPr>
-                  <pic:blipFill>
-                    <a:blip r:embed="rId56"/>
-                    <a:stretch>
-                      <a:fillRect/>
-                    </a:stretch>
-                  </pic:blipFill>
-                  <pic:spPr>
-                    <a:xfrm>
-                      <a:off x="0" y="0"/>
-                      <a:ext cx="1110104" cy="567812"/>
-                    </a:xfrm>
-                    <a:prstGeom prst="rect">
-                      <a:avLst/>
-                    </a:prstGeom>
-                  </pic:spPr>
-                </pic:pic>
-              </a:graphicData>
-            </a:graphic>
-          </wp:inline>
-        </w:drawing>
-      </w:r>
-    </w:p>
-    <w:p>
-      <w:pPr>
-        <w:pStyle w:val="Paragraphedeliste"/>
-        <w:numPr>
-          <w:ilvl w:val="0"/>
-          <w:numId w:val="7"/>
-        </w:numPr>
-      </w:pPr>
-      <w:proofErr w:type="gramStart"/>
-      <w:r>
-        <w:t>sur</w:t>
-      </w:r>
-      <w:proofErr w:type="gramEnd"/>
-      <w:r>
-        <w:t xml:space="preserve"> page enfant :</w:t>
-      </w:r>
-    </w:p>
-    <w:p>
-      <w:pPr>
-        <w:pStyle w:val="Paragraphedeliste"/>
-        <w:numPr>
-          <w:ilvl w:val="1"/>
-          <w:numId w:val="7"/>
-        </w:numPr>
-      </w:pPr>
-      <w:r>
-        <w:t>Charlotte JOUBERT</w:t>
-      </w:r>
-      <w:r>
-        <w:t xml:space="preserve"> est leur fille : </w:t>
-      </w:r>
-      <w:hyperlink r:id="rId57" w:history="1">
-        <w:r>
-          <w:rPr>
-            <w:rStyle w:val="Lienhypertexte"/>
-          </w:rPr>
-          <w:t>https://gw.geneanet.org/danielr13?lang=fr&amp;p=charlotte&amp;n=joubert</w:t>
-        </w:r>
-      </w:hyperlink>
-      <w:r>
-        <w:br/>
-      </w:r>
-      <w:r>
-        <w:rPr>
-          <w:noProof/>
-          <w:lang w:eastAsia="fr-FR"/>
-        </w:rPr>
-        <w:drawing>
-          <wp:inline distT="0" distB="0" distL="0" distR="0" wp14:anchorId="23388A50" wp14:editId="4B1EED96">
-            <wp:extent cx="7067550" cy="857250"/>
-            <wp:effectExtent l="0" t="0" r="0" b="0"/>
-            <wp:docPr id="11" name="Image 11"/>
             <wp:cNvGraphicFramePr>
               <a:graphicFrameLocks xmlns:a="http://schemas.openxmlformats.org/drawingml/2006/main" noChangeAspect="1"/>
             </wp:cNvGraphicFramePr>
@@ -8238,7 +5848,7 @@
                   <pic:spPr>
                     <a:xfrm>
                       <a:off x="0" y="0"/>
-                      <a:ext cx="7067550" cy="857250"/>
+                      <a:ext cx="1110104" cy="567812"/>
                     </a:xfrm>
                     <a:prstGeom prst="rect">
                       <a:avLst/>
@@ -8255,29 +5865,12 @@
       <w:pPr>
         <w:pStyle w:val="Paragraphedeliste"/>
         <w:numPr>
-          <w:ilvl w:val="1"/>
+          <w:ilvl w:val="0"/>
           <w:numId w:val="7"/>
         </w:numPr>
-        <w:rPr>
-          <w:b/>
-          <w:color w:val="FF0000"/>
-        </w:rPr>
-      </w:pPr>
-      <w:proofErr w:type="gramStart"/>
-      <w:r>
-        <w:rPr>
-          <w:b/>
-          <w:color w:val="FF0000"/>
-        </w:rPr>
-        <w:t>par</w:t>
-      </w:r>
-      <w:proofErr w:type="gramEnd"/>
-      <w:r>
-        <w:rPr>
-          <w:b/>
-          <w:color w:val="FF0000"/>
-        </w:rPr>
-        <w:t xml:space="preserve"> contre : on n’a pas la source de l’union !...</w:t>
+      </w:pPr>
+      <w:r>
+        <w:t>sur page enfant :</w:t>
       </w:r>
     </w:p>
     <w:p>
@@ -8287,78 +5880,19 @@
           <w:ilvl w:val="1"/>
           <w:numId w:val="7"/>
         </w:numPr>
-        <w:rPr>
-          <w:color w:val="FF0000"/>
-        </w:rPr>
-      </w:pPr>
-      <w:proofErr w:type="gramStart"/>
-      <w:r>
-        <w:rPr>
-          <w:color w:val="FF0000"/>
-        </w:rPr>
-        <w:t>et</w:t>
-      </w:r>
-      <w:proofErr w:type="gramEnd"/>
-      <w:r>
-        <w:rPr>
-          <w:color w:val="FF0000"/>
-        </w:rPr>
-        <w:t xml:space="preserve"> que se passe-t-il quand il y a plusieurs unions avec des sources ?</w:t>
-      </w:r>
-      <w:r>
-        <w:rPr>
-          <w:color w:val="FF0000"/>
-        </w:rPr>
-        <w:t> : voir plus loin : « union 1 »…</w:t>
-      </w:r>
-    </w:p>
-    <w:p>
-      <w:r>
-        <w:t>Attention : on peut aussi avoir la forme « </w:t>
-      </w:r>
-      <w:r>
-        <w:rPr>
-          <w:b/>
-        </w:rPr>
-        <w:t>Contrat de mariage</w:t>
-      </w:r>
-      <w:r>
-        <w:t> » :</w:t>
-      </w:r>
-    </w:p>
-    <w:p>
-      <w:proofErr w:type="gramStart"/>
-      <w:r>
-        <w:t>ex</w:t>
-      </w:r>
-      <w:proofErr w:type="gramEnd"/>
-      <w:r>
-        <w:t> :</w:t>
-      </w:r>
-    </w:p>
-    <w:p>
-      <w:pPr>
-        <w:pStyle w:val="Paragraphedeliste"/>
-        <w:numPr>
-          <w:ilvl w:val="0"/>
-          <w:numId w:val="7"/>
-        </w:numPr>
-      </w:pPr>
-      <w:proofErr w:type="gramStart"/>
-      <w:r>
-        <w:lastRenderedPageBreak/>
-        <w:t>chez</w:t>
-      </w:r>
-      <w:proofErr w:type="gramEnd"/>
-      <w:r>
-        <w:t xml:space="preserve"> les enfants : </w:t>
+      </w:pPr>
+      <w:r>
+        <w:t>Charlotte JOUBERT</w:t>
+      </w:r>
+      <w:r>
+        <w:t xml:space="preserve"> est leur fille : </w:t>
       </w:r>
       <w:hyperlink r:id="rId59" w:history="1">
         <w:r>
           <w:rPr>
             <w:rStyle w:val="Lienhypertexte"/>
           </w:rPr>
-          <w:t>https://gw.geneanet.org/danielr13?lang=fr&amp;p=claude&amp;n=lamouroux&amp;oc=5</w:t>
+          <w:t>https://gw.geneanet.org/danielr13?lang=fr&amp;p=charlotte&amp;n=joubert</w:t>
         </w:r>
       </w:hyperlink>
       <w:r>
@@ -8370,10 +5904,10 @@
           <w:lang w:eastAsia="fr-FR"/>
         </w:rPr>
         <w:drawing>
-          <wp:inline distT="0" distB="0" distL="0" distR="0" wp14:anchorId="7C8D7B1D" wp14:editId="5AB90FC1">
-            <wp:extent cx="6263375" cy="657219"/>
+          <wp:inline distT="0" distB="0" distL="0" distR="0" wp14:anchorId="23388A50" wp14:editId="4B1EED96">
+            <wp:extent cx="7067550" cy="857250"/>
             <wp:effectExtent l="0" t="0" r="0" b="0"/>
-            <wp:docPr id="3" name="Image 3"/>
+            <wp:docPr id="11" name="Image 11"/>
             <wp:cNvGraphicFramePr>
               <a:graphicFrameLocks xmlns:a="http://schemas.openxmlformats.org/drawingml/2006/main" noChangeAspect="1"/>
             </wp:cNvGraphicFramePr>
@@ -8393,7 +5927,7 @@
                   <pic:spPr>
                     <a:xfrm>
                       <a:off x="0" y="0"/>
-                      <a:ext cx="6287834" cy="659785"/>
+                      <a:ext cx="7067550" cy="857250"/>
                     </a:xfrm>
                     <a:prstGeom prst="rect">
                       <a:avLst/>
@@ -8410,24 +5944,83 @@
       <w:pPr>
         <w:pStyle w:val="Paragraphedeliste"/>
         <w:numPr>
+          <w:ilvl w:val="1"/>
+          <w:numId w:val="7"/>
+        </w:numPr>
+        <w:rPr>
+          <w:b/>
+          <w:color w:val="FF0000"/>
+        </w:rPr>
+      </w:pPr>
+      <w:r>
+        <w:rPr>
+          <w:b/>
+          <w:color w:val="FF0000"/>
+        </w:rPr>
+        <w:t>par contre : on n’a pas la source de l’union !...</w:t>
+      </w:r>
+    </w:p>
+    <w:p>
+      <w:pPr>
+        <w:pStyle w:val="Paragraphedeliste"/>
+        <w:numPr>
+          <w:ilvl w:val="1"/>
+          <w:numId w:val="7"/>
+        </w:numPr>
+        <w:rPr>
+          <w:color w:val="FF0000"/>
+        </w:rPr>
+      </w:pPr>
+      <w:r>
+        <w:rPr>
+          <w:color w:val="FF0000"/>
+        </w:rPr>
+        <w:t>et que se passe-t-il quand il y a plusieurs unions avec des sources ?</w:t>
+      </w:r>
+      <w:r>
+        <w:rPr>
+          <w:color w:val="FF0000"/>
+        </w:rPr>
+        <w:t> : voir plus loin : « union 1 »…</w:t>
+      </w:r>
+    </w:p>
+    <w:p>
+      <w:r>
+        <w:t>Attention : on peut aussi avoir la forme « </w:t>
+      </w:r>
+      <w:r>
+        <w:rPr>
+          <w:b/>
+        </w:rPr>
+        <w:t>Contrat de mariage</w:t>
+      </w:r>
+      <w:r>
+        <w:t> » :</w:t>
+      </w:r>
+    </w:p>
+    <w:p>
+      <w:r>
+        <w:t>ex :</w:t>
+      </w:r>
+    </w:p>
+    <w:p>
+      <w:pPr>
+        <w:pStyle w:val="Paragraphedeliste"/>
+        <w:numPr>
           <w:ilvl w:val="0"/>
           <w:numId w:val="7"/>
         </w:numPr>
       </w:pPr>
-      <w:proofErr w:type="gramStart"/>
-      <w:r>
-        <w:t>chez</w:t>
-      </w:r>
-      <w:proofErr w:type="gramEnd"/>
-      <w:r>
-        <w:t xml:space="preserve"> les parents : </w:t>
+      <w:r>
+        <w:lastRenderedPageBreak/>
+        <w:t xml:space="preserve">chez les enfants : </w:t>
       </w:r>
       <w:hyperlink r:id="rId61" w:history="1">
         <w:r>
           <w:rPr>
             <w:rStyle w:val="Lienhypertexte"/>
           </w:rPr>
-          <w:t>https://gw.geneanet.org/danielr13?lang=fr&amp;p=magdeleine&amp;n=perrier</w:t>
+          <w:t>https://gw.geneanet.org/danielr13?lang=fr&amp;p=claude&amp;n=lamouroux&amp;oc=5</w:t>
         </w:r>
       </w:hyperlink>
       <w:r>
@@ -8439,10 +6032,10 @@
           <w:lang w:eastAsia="fr-FR"/>
         </w:rPr>
         <w:drawing>
-          <wp:inline distT="0" distB="0" distL="0" distR="0" wp14:anchorId="089E41A6" wp14:editId="3A492B50">
-            <wp:extent cx="8594303" cy="692692"/>
+          <wp:inline distT="0" distB="0" distL="0" distR="0" wp14:anchorId="7C8D7B1D" wp14:editId="5AB90FC1">
+            <wp:extent cx="6263375" cy="657219"/>
             <wp:effectExtent l="0" t="0" r="0" b="0"/>
-            <wp:docPr id="5" name="Image 5"/>
+            <wp:docPr id="3" name="Image 3"/>
             <wp:cNvGraphicFramePr>
               <a:graphicFrameLocks xmlns:a="http://schemas.openxmlformats.org/drawingml/2006/main" noChangeAspect="1"/>
             </wp:cNvGraphicFramePr>
@@ -8462,6 +6055,70 @@
                   <pic:spPr>
                     <a:xfrm>
                       <a:off x="0" y="0"/>
+                      <a:ext cx="6287834" cy="659785"/>
+                    </a:xfrm>
+                    <a:prstGeom prst="rect">
+                      <a:avLst/>
+                    </a:prstGeom>
+                  </pic:spPr>
+                </pic:pic>
+              </a:graphicData>
+            </a:graphic>
+          </wp:inline>
+        </w:drawing>
+      </w:r>
+    </w:p>
+    <w:p>
+      <w:pPr>
+        <w:pStyle w:val="Paragraphedeliste"/>
+        <w:numPr>
+          <w:ilvl w:val="0"/>
+          <w:numId w:val="7"/>
+        </w:numPr>
+      </w:pPr>
+      <w:r>
+        <w:t xml:space="preserve">chez les parents : </w:t>
+      </w:r>
+      <w:hyperlink r:id="rId63" w:history="1">
+        <w:r>
+          <w:rPr>
+            <w:rStyle w:val="Lienhypertexte"/>
+          </w:rPr>
+          <w:t>https://gw.geneanet.org/danielr13?lang=fr&amp;p=magdeleine&amp;n=perrier</w:t>
+        </w:r>
+      </w:hyperlink>
+      <w:r>
+        <w:br/>
+      </w:r>
+      <w:r>
+        <w:rPr>
+          <w:noProof/>
+          <w:lang w:eastAsia="fr-FR"/>
+        </w:rPr>
+        <w:drawing>
+          <wp:inline distT="0" distB="0" distL="0" distR="0" wp14:anchorId="089E41A6" wp14:editId="3A492B50">
+            <wp:extent cx="8594303" cy="692692"/>
+            <wp:effectExtent l="0" t="0" r="0" b="0"/>
+            <wp:docPr id="5" name="Image 5"/>
+            <wp:cNvGraphicFramePr>
+              <a:graphicFrameLocks xmlns:a="http://schemas.openxmlformats.org/drawingml/2006/main" noChangeAspect="1"/>
+            </wp:cNvGraphicFramePr>
+            <a:graphic xmlns:a="http://schemas.openxmlformats.org/drawingml/2006/main">
+              <a:graphicData uri="http://schemas.openxmlformats.org/drawingml/2006/picture">
+                <pic:pic xmlns:pic="http://schemas.openxmlformats.org/drawingml/2006/picture">
+                  <pic:nvPicPr>
+                    <pic:cNvPr id="1" name=""/>
+                    <pic:cNvPicPr/>
+                  </pic:nvPicPr>
+                  <pic:blipFill>
+                    <a:blip r:embed="rId64"/>
+                    <a:stretch>
+                      <a:fillRect/>
+                    </a:stretch>
+                  </pic:blipFill>
+                  <pic:spPr>
+                    <a:xfrm>
+                      <a:off x="0" y="0"/>
                       <a:ext cx="8647186" cy="696954"/>
                     </a:xfrm>
                     <a:prstGeom prst="rect">
@@ -8483,13 +6140,8 @@
           <w:numId w:val="7"/>
         </w:numPr>
       </w:pPr>
-      <w:proofErr w:type="gramStart"/>
-      <w:r>
-        <w:t>qu’on</w:t>
-      </w:r>
-      <w:proofErr w:type="gramEnd"/>
-      <w:r>
-        <w:t xml:space="preserve"> retrouve dans les événements :</w:t>
+      <w:r>
+        <w:t>qu’on retrouve dans les événements :</w:t>
       </w:r>
       <w:r>
         <w:br/>
@@ -8515,7 +6167,7 @@
                     <pic:cNvPicPr/>
                   </pic:nvPicPr>
                   <pic:blipFill>
-                    <a:blip r:embed="rId63"/>
+                    <a:blip r:embed="rId65"/>
                     <a:stretch>
                       <a:fillRect/>
                     </a:stretch>
@@ -8544,7 +6196,7 @@
       </w:r>
     </w:p>
     <w:p>
-      <w:hyperlink r:id="rId64" w:history="1">
+      <w:hyperlink r:id="rId66" w:history="1">
         <w:r>
           <w:rPr>
             <w:rStyle w:val="Lienhypertexte"/>
@@ -8574,7 +6226,7 @@
                     <pic:cNvPicPr/>
                   </pic:nvPicPr>
                   <pic:blipFill>
-                    <a:blip r:embed="rId65"/>
+                    <a:blip r:embed="rId67"/>
                     <a:stretch>
                       <a:fillRect/>
                     </a:stretch>
@@ -8596,7 +6248,7 @@
       </w:r>
     </w:p>
     <w:p>
-      <w:hyperlink r:id="rId66" w:history="1">
+      <w:hyperlink r:id="rId68" w:history="1">
         <w:r>
           <w:rPr>
             <w:rStyle w:val="Lienhypertexte"/>
@@ -8626,7 +6278,7 @@
                     <pic:cNvPicPr/>
                   </pic:nvPicPr>
                   <pic:blipFill>
-                    <a:blip r:embed="rId67"/>
+                    <a:blip r:embed="rId69"/>
                     <a:stretch>
                       <a:fillRect/>
                     </a:stretch>
@@ -8668,27 +6320,14 @@
         <w:t> </w:t>
       </w:r>
       <w:r>
-        <w:t xml:space="preserve">: les infos de mariage ne sont présentes que sur </w:t>
-      </w:r>
-      <w:proofErr w:type="gramStart"/>
-      <w:r>
-        <w:t>la page parents</w:t>
-      </w:r>
-      <w:proofErr w:type="gramEnd"/>
-      <w:r>
-        <w:t> !!!</w:t>
-      </w:r>
-    </w:p>
-    <w:p>
-      <w:proofErr w:type="gramStart"/>
-      <w:r>
-        <w:t>ex</w:t>
-      </w:r>
-      <w:proofErr w:type="gramEnd"/>
-      <w:r>
-        <w:t xml:space="preserve"> : </w:t>
-      </w:r>
-      <w:hyperlink r:id="rId68" w:history="1">
+        <w:t>: les infos de mariage ne sont présentes que sur la page parents !!!</w:t>
+      </w:r>
+    </w:p>
+    <w:p>
+      <w:r>
+        <w:t xml:space="preserve">ex : </w:t>
+      </w:r>
+      <w:hyperlink r:id="rId70" w:history="1">
         <w:r>
           <w:rPr>
             <w:rStyle w:val="Lienhypertexte"/>
@@ -8699,6 +6338,9 @@
     </w:p>
     <w:p>
       <w:r>
+        <w:rPr>
+          <w:noProof/>
+        </w:rPr>
         <w:drawing>
           <wp:inline distT="0" distB="0" distL="0" distR="0" wp14:anchorId="5631C4F8" wp14:editId="2578796D">
             <wp:extent cx="6188710" cy="628015"/>
@@ -8715,7 +6357,7 @@
                     <pic:cNvPicPr/>
                   </pic:nvPicPr>
                   <pic:blipFill>
-                    <a:blip r:embed="rId69"/>
+                    <a:blip r:embed="rId71"/>
                     <a:stretch>
                       <a:fillRect/>
                     </a:stretch>
@@ -8763,29 +6405,7 @@
           <w:color w:val="FF0000"/>
           <w:highlight w:val="yellow"/>
         </w:rPr>
-        <w:t xml:space="preserve"> </w:t>
-      </w:r>
-      <w:proofErr w:type="gramStart"/>
-      <w:r>
-        <w:rPr>
-          <w:rFonts w:cs="Arial"/>
-          <w:b/>
-          <w:bCs/>
-          <w:color w:val="FF0000"/>
-          <w:highlight w:val="yellow"/>
-        </w:rPr>
-        <w:t>aucune</w:t>
-      </w:r>
-      <w:proofErr w:type="gramEnd"/>
-      <w:r>
-        <w:rPr>
-          <w:rFonts w:cs="Arial"/>
-          <w:b/>
-          <w:bCs/>
-          <w:color w:val="FF0000"/>
-          <w:highlight w:val="yellow"/>
-        </w:rPr>
-        <w:t xml:space="preserve"> info sur le mariage des parents</w:t>
+        <w:t xml:space="preserve"> aucune info sur le mariage des parents</w:t>
       </w:r>
     </w:p>
     <w:p>
@@ -8809,7 +6429,7 @@
           <w:numId w:val="7"/>
         </w:numPr>
       </w:pPr>
-      <w:hyperlink r:id="rId70" w:history="1">
+      <w:hyperlink r:id="rId72" w:history="1">
         <w:r>
           <w:rPr>
             <w:rStyle w:val="Lienhypertexte"/>
@@ -8824,6 +6444,9 @@
         <w:br/>
       </w:r>
       <w:r>
+        <w:rPr>
+          <w:noProof/>
+        </w:rPr>
         <w:drawing>
           <wp:inline distT="0" distB="0" distL="0" distR="0" wp14:anchorId="6602D755" wp14:editId="3A07E8C3">
             <wp:extent cx="5629701" cy="1705777"/>
@@ -8840,7 +6463,7 @@
                     <pic:cNvPicPr/>
                   </pic:nvPicPr>
                   <pic:blipFill>
-                    <a:blip r:embed="rId71"/>
+                    <a:blip r:embed="rId73"/>
                     <a:stretch>
                       <a:fillRect/>
                     </a:stretch>
@@ -8869,15 +6492,10 @@
           <w:numId w:val="7"/>
         </w:numPr>
       </w:pPr>
-      <w:proofErr w:type="gramStart"/>
-      <w:r>
-        <w:t>on</w:t>
-      </w:r>
-      <w:proofErr w:type="gramEnd"/>
-      <w:r>
-        <w:t xml:space="preserve"> peut aussi avoir « relation avec » : </w:t>
-      </w:r>
-      <w:hyperlink r:id="rId72" w:history="1">
+      <w:r>
+        <w:t xml:space="preserve">on peut aussi avoir « relation avec » : </w:t>
+      </w:r>
+      <w:hyperlink r:id="rId74" w:history="1">
         <w:r>
           <w:rPr>
             <w:rStyle w:val="Lienhypertexte"/>
@@ -8896,6 +6514,9 @@
         <w:br/>
       </w:r>
       <w:r>
+        <w:rPr>
+          <w:noProof/>
+        </w:rPr>
         <w:drawing>
           <wp:inline distT="0" distB="0" distL="0" distR="0" wp14:anchorId="1F8EB506" wp14:editId="68E3E5BC">
             <wp:extent cx="5513695" cy="1013805"/>
@@ -8912,7 +6533,7 @@
                     <pic:cNvPicPr/>
                   </pic:nvPicPr>
                   <pic:blipFill>
-                    <a:blip r:embed="rId73"/>
+                    <a:blip r:embed="rId75"/>
                     <a:stretch>
                       <a:fillRect/>
                     </a:stretch>
@@ -8934,8 +6555,1560 @@
       </w:r>
     </w:p>
     <w:p/>
+    <w:p>
+      <w:pPr>
+        <w:rPr>
+          <w:b/>
+          <w:bCs/>
+          <w:u w:val="single"/>
+        </w:rPr>
+      </w:pPr>
+      <w:r>
+        <w:rPr>
+          <w:b/>
+          <w:bCs/>
+          <w:u w:val="single"/>
+        </w:rPr>
+        <w:t xml:space="preserve">§ </w:t>
+      </w:r>
+      <w:r>
+        <w:rPr>
+          <w:b/>
+          <w:bCs/>
+          <w:u w:val="single"/>
+        </w:rPr>
+        <w:t>Unions :</w:t>
+      </w:r>
+    </w:p>
+    <w:p>
+      <w:r>
+        <w:t>La</w:t>
+      </w:r>
+      <w:r>
+        <w:t xml:space="preserve"> plupart </w:t>
+      </w:r>
+      <w:r>
+        <w:t>des</w:t>
+      </w:r>
+      <w:r>
+        <w:t xml:space="preserve"> rubrique</w:t>
+      </w:r>
+      <w:r>
+        <w:t xml:space="preserve">s union sont </w:t>
+      </w:r>
+      <w:r>
+        <w:rPr>
+          <w:highlight w:val="cyan"/>
+        </w:rPr>
+        <w:t>'Union(s), enfant(s)</w:t>
+      </w:r>
+      <w:r>
+        <w:t>', sauf</w:t>
+      </w:r>
+      <w:r>
+        <w:t> :</w:t>
+      </w:r>
+    </w:p>
+    <w:p>
+      <w:pPr>
+        <w:autoSpaceDE w:val="0"/>
+        <w:autoSpaceDN w:val="0"/>
+        <w:adjustRightInd w:val="0"/>
+        <w:rPr>
+          <w:rFonts w:ascii="Lucida Console" w:hAnsi="Lucida Console" w:cs="Lucida Console"/>
+          <w:kern w:val="0"/>
+          <w:sz w:val="18"/>
+          <w:szCs w:val="18"/>
+        </w:rPr>
+      </w:pPr>
+      <w:r>
+        <w:rPr>
+          <w:rFonts w:ascii="Lucida Console" w:hAnsi="Lucida Console" w:cs="Lucida Console"/>
+          <w:kern w:val="0"/>
+          <w:sz w:val="18"/>
+          <w:szCs w:val="18"/>
+        </w:rPr>
+        <w:t>$ grep 'rubrique=' result/*.log | grep Union | grep -v ', enfant'</w:t>
+      </w:r>
+    </w:p>
+    <w:p>
+      <w:pPr>
+        <w:autoSpaceDE w:val="0"/>
+        <w:autoSpaceDN w:val="0"/>
+        <w:adjustRightInd w:val="0"/>
+        <w:rPr>
+          <w:rFonts w:ascii="Lucida Console" w:hAnsi="Lucida Console" w:cs="Lucida Console"/>
+          <w:kern w:val="0"/>
+          <w:sz w:val="18"/>
+          <w:szCs w:val="18"/>
+        </w:rPr>
+      </w:pPr>
+      <w:r>
+        <w:rPr>
+          <w:rFonts w:ascii="Lucida Console" w:hAnsi="Lucida Console" w:cs="Lucida Console"/>
+          <w:kern w:val="0"/>
+          <w:sz w:val="18"/>
+          <w:szCs w:val="18"/>
+        </w:rPr>
+        <w:t>result/gw.geneanet.org.evechevaleyre.lang=fr.n=brincat.oc=0.p=maria+anna.log:[geneanet] DEBUG: Generation 1, sosa 1 : Maria Anna BRINCAT : rubrique='Union(s)'</w:t>
+      </w:r>
+    </w:p>
+    <w:p>
+      <w:pPr>
+        <w:autoSpaceDE w:val="0"/>
+        <w:autoSpaceDN w:val="0"/>
+        <w:adjustRightInd w:val="0"/>
+        <w:rPr>
+          <w:rFonts w:ascii="Lucida Console" w:hAnsi="Lucida Console" w:cs="Lucida Console"/>
+          <w:kern w:val="0"/>
+          <w:sz w:val="18"/>
+          <w:szCs w:val="18"/>
+        </w:rPr>
+      </w:pPr>
+      <w:r>
+        <w:rPr>
+          <w:rFonts w:ascii="Lucida Console" w:hAnsi="Lucida Console" w:cs="Lucida Console"/>
+          <w:kern w:val="0"/>
+          <w:sz w:val="18"/>
+          <w:szCs w:val="18"/>
+        </w:rPr>
+        <w:t>result/gw.geneanet.org.nraibaut2.lang=fr.n=dupont.oc=0.p=gerard.log:[geneanet] DEBUG: Generation 2, sosa 3 : Marie Paule DURAND : rubrique='Union(s) et enfant(s)'</w:t>
+      </w:r>
+    </w:p>
+    <w:p>
+      <w:pPr>
+        <w:autoSpaceDE w:val="0"/>
+        <w:autoSpaceDN w:val="0"/>
+        <w:adjustRightInd w:val="0"/>
+        <w:rPr>
+          <w:rFonts w:ascii="Lucida Console" w:hAnsi="Lucida Console" w:cs="Lucida Console"/>
+          <w:kern w:val="0"/>
+          <w:sz w:val="18"/>
+          <w:szCs w:val="18"/>
+        </w:rPr>
+      </w:pPr>
+      <w:r>
+        <w:rPr>
+          <w:rFonts w:ascii="Lucida Console" w:hAnsi="Lucida Console" w:cs="Lucida Console"/>
+          <w:kern w:val="0"/>
+          <w:sz w:val="18"/>
+          <w:szCs w:val="18"/>
+        </w:rPr>
+        <w:t>result/gw.geneanet.org.nraibaut2.lang=fr.n=dupont.oc=0.p=gerard.log:[geneanet] DEBUG: Generation 2, sosa 2 : Pierre DUPONT : rubrique='Union(s) et enfant(s)'</w:t>
+      </w:r>
+    </w:p>
+    <w:p>
+      <w:pPr>
+        <w:autoSpaceDE w:val="0"/>
+        <w:autoSpaceDN w:val="0"/>
+        <w:adjustRightInd w:val="0"/>
+        <w:rPr>
+          <w:rFonts w:ascii="Lucida Console" w:hAnsi="Lucida Console" w:cs="Lucida Console"/>
+          <w:kern w:val="0"/>
+          <w:sz w:val="18"/>
+          <w:szCs w:val="18"/>
+        </w:rPr>
+      </w:pPr>
+      <w:r>
+        <w:rPr>
+          <w:rFonts w:ascii="Lucida Console" w:hAnsi="Lucida Console" w:cs="Lucida Console"/>
+          <w:kern w:val="0"/>
+          <w:sz w:val="18"/>
+          <w:szCs w:val="18"/>
+        </w:rPr>
+        <w:t>result/gw.geneanet.org.nraibaut2.lang=fr.n=dupont.oc=0.p=gerard.log:[geneanet] DEBUG: Generation 3, sosa 5 : Jeanne INN : rubrique='Union(s) et enfant(s)'</w:t>
+      </w:r>
+    </w:p>
+    <w:p>
+      <w:pPr>
+        <w:autoSpaceDE w:val="0"/>
+        <w:autoSpaceDN w:val="0"/>
+        <w:adjustRightInd w:val="0"/>
+        <w:rPr>
+          <w:rFonts w:ascii="Lucida Console" w:hAnsi="Lucida Console" w:cs="Lucida Console"/>
+          <w:kern w:val="0"/>
+          <w:sz w:val="18"/>
+          <w:szCs w:val="18"/>
+        </w:rPr>
+      </w:pPr>
+      <w:r>
+        <w:rPr>
+          <w:rFonts w:ascii="Lucida Console" w:hAnsi="Lucida Console" w:cs="Lucida Console"/>
+          <w:kern w:val="0"/>
+          <w:sz w:val="18"/>
+          <w:szCs w:val="18"/>
+        </w:rPr>
+        <w:t>result/gw.geneanet.org.nraibaut2.lang=fr.n=dupont.oc=0.p=gerard.log:[geneanet] DEBUG: Generation 3, sosa 4 : Jean DATES : rubrique='Union(s) et enfant(s)'</w:t>
+      </w:r>
+    </w:p>
+    <w:p/>
+    <w:p>
+      <w:r>
+        <w:t>Cas général :</w:t>
+      </w:r>
+    </w:p>
+    <w:bookmarkStart w:id="2" w:name="_Hlk143208416"/>
+    <w:p>
+      <w:r>
+        <w:fldChar w:fldCharType="begin"/>
+      </w:r>
+      <w:r>
+        <w:instrText>HYPERLINK "</w:instrText>
+      </w:r>
+      <w:r>
+        <w:instrText>https://gw.geneanet.org/evechevaleyre?lang=fr&amp;pz=evelyne&amp;nz=cassar&amp;p=rafaele&amp;n=brincat&amp;oc=2</w:instrText>
+      </w:r>
+      <w:r>
+        <w:instrText>"</w:instrText>
+      </w:r>
+      <w:r>
+        <w:fldChar w:fldCharType="separate"/>
+      </w:r>
+      <w:r>
+        <w:rPr>
+          <w:rStyle w:val="Lienhypertexte"/>
+        </w:rPr>
+        <w:t>https://gw.geneanet.org/evechevaleyre?lang=fr&amp;pz=evelyne&amp;nz=cassar&amp;p=rafaele&amp;n=brincat&amp;oc=2</w:t>
+      </w:r>
+      <w:r>
+        <w:fldChar w:fldCharType="end"/>
+      </w:r>
+    </w:p>
+    <w:bookmarkEnd w:id="2"/>
+    <w:p>
+      <w:r>
+        <w:drawing>
+          <wp:inline distT="0" distB="0" distL="0" distR="0" wp14:anchorId="5ECFC8E2" wp14:editId="0AD44E69">
+            <wp:extent cx="6188710" cy="1004570"/>
+            <wp:effectExtent l="0" t="0" r="2540" b="5080"/>
+            <wp:docPr id="1503069254" name="Image 1"/>
+            <wp:cNvGraphicFramePr>
+              <a:graphicFrameLocks xmlns:a="http://schemas.openxmlformats.org/drawingml/2006/main" noChangeAspect="1"/>
+            </wp:cNvGraphicFramePr>
+            <a:graphic xmlns:a="http://schemas.openxmlformats.org/drawingml/2006/main">
+              <a:graphicData uri="http://schemas.openxmlformats.org/drawingml/2006/picture">
+                <pic:pic xmlns:pic="http://schemas.openxmlformats.org/drawingml/2006/picture">
+                  <pic:nvPicPr>
+                    <pic:cNvPr id="1503069254" name=""/>
+                    <pic:cNvPicPr/>
+                  </pic:nvPicPr>
+                  <pic:blipFill>
+                    <a:blip r:embed="rId76"/>
+                    <a:stretch>
+                      <a:fillRect/>
+                    </a:stretch>
+                  </pic:blipFill>
+                  <pic:spPr>
+                    <a:xfrm>
+                      <a:off x="0" y="0"/>
+                      <a:ext cx="6188710" cy="1004570"/>
+                    </a:xfrm>
+                    <a:prstGeom prst="rect">
+                      <a:avLst/>
+                    </a:prstGeom>
+                  </pic:spPr>
+                </pic:pic>
+              </a:graphicData>
+            </a:graphic>
+          </wp:inline>
+        </w:drawing>
+      </w:r>
+    </w:p>
+    <w:p>
+      <w:pPr>
+        <w:pStyle w:val="Listing"/>
+      </w:pPr>
+      <w:r>
+        <w:t>&lt;!--  Union complet --&gt;</w:t>
+      </w:r>
+    </w:p>
+    <w:p>
+      <w:pPr>
+        <w:pStyle w:val="Listing"/>
+      </w:pPr>
+      <w:r>
+        <w:t>&lt;h2&gt;&lt;span class="htitle"&gt;&amp;nbsp;&lt;/span&gt;&lt;span&gt;</w:t>
+      </w:r>
+      <w:r>
+        <w:rPr>
+          <w:highlight w:val="yellow"/>
+        </w:rPr>
+        <w:t>Union(s), enfant(s)&lt;</w:t>
+      </w:r>
+      <w:r>
+        <w:t>span style="font-size: 90%"&gt; et petits-enfants&lt;/span&gt;</w:t>
+      </w:r>
+    </w:p>
+    <w:p>
+      <w:pPr>
+        <w:pStyle w:val="Listing"/>
+      </w:pPr>
+      <w:r>
+        <w:t>&lt;/span&gt;&lt;/h2&gt;</w:t>
+      </w:r>
+    </w:p>
+    <w:p>
+      <w:pPr>
+        <w:pStyle w:val="Listing"/>
+      </w:pPr>
+      <w:bookmarkStart w:id="3" w:name="_Hlk143208521"/>
+      <w:r>
+        <w:t>&lt;ul class="</w:t>
+      </w:r>
+      <w:r>
+        <w:rPr>
+          <w:highlight w:val="yellow"/>
+        </w:rPr>
+        <w:t>fiche_union</w:t>
+      </w:r>
+      <w:r>
+        <w:t>"&gt;</w:t>
+      </w:r>
+    </w:p>
+    <w:p>
+      <w:pPr>
+        <w:pStyle w:val="Listing"/>
+      </w:pPr>
+      <w:r>
+        <w:t xml:space="preserve"> &lt;li style="vertical-align:middle;list-style-type:disc" &gt;</w:t>
+      </w:r>
+    </w:p>
+    <w:p>
+      <w:pPr>
+        <w:pStyle w:val="Listing"/>
+      </w:pPr>
+      <w:r>
+        <w:t>Marié &lt;em&gt;le&amp;nbsp;28&amp;nbsp;avril&amp;nbsp;1805 (dimanche), S.Paolo - Malte, , , ,, &lt;/em&gt;</w:t>
+      </w:r>
+    </w:p>
+    <w:p>
+      <w:pPr>
+        <w:pStyle w:val="Listing"/>
+      </w:pPr>
+      <w:r>
+        <w:t xml:space="preserve"> avec &lt;a  href="evechevaleyre</w:t>
+      </w:r>
+      <w:bookmarkEnd w:id="3"/>
+      <w:r>
+        <w:t>?lang=fr&amp;pz=evelyne&amp;nz=cassar&amp;p=giovanna+rosa&amp;n=bartolo"&gt;Giovanna rosa BARTOLO&lt;/a&gt;&lt;span style="font-size: 90%"&gt;, décédée avant&amp;nbsp;11&amp;nbsp;janvier&amp;nbsp;1818&lt;/span&gt;</w:t>
+      </w:r>
+    </w:p>
+    <w:p>
+      <w:pPr>
+        <w:pStyle w:val="Listing"/>
+      </w:pPr>
+      <w:r>
+        <w:t xml:space="preserve"> &lt;span style="font-size: 90%"&gt;&lt;em&gt; (Parents :</w:t>
+      </w:r>
+    </w:p>
+    <w:p>
+      <w:pPr>
+        <w:pStyle w:val="Listing"/>
+      </w:pPr>
+      <w:r>
+        <w:t>&lt;img style="width:13px" style="height:13px" src="images/male.png" style="border: none" alt="H"&gt; &lt;a  href="evechevaleyre?lang=fr&amp;pz=evelyne&amp;nz=cassar&amp;p=giuseppe&amp;n=bartolo&amp;oc=7"&gt;Giuseppe BARTOLO&lt;/a&gt;&amp;nbsp;&amp;amp;&amp;nbsp;</w:t>
+      </w:r>
+    </w:p>
+    <w:p>
+      <w:pPr>
+        <w:pStyle w:val="Listing"/>
+      </w:pPr>
+      <w:r>
+        <w:t>&lt;img style="width:13px" style="height:13px" src="images/female.png" style="border: none" alt="F"&gt; &lt;a  href="evechevaleyre?lang=fr&amp;pz=evelyne&amp;nz=cassar&amp;p=maria&amp;n=camilleri&amp;oc=27"&gt;Maria CAMILLERI&lt;/a&gt;)&lt;/em&gt;&lt;/span&gt;</w:t>
+      </w:r>
+    </w:p>
+    <w:p>
+      <w:pPr>
+        <w:pStyle w:val="Listing"/>
+      </w:pPr>
+      <w:r>
+        <w:t>dont</w:t>
+      </w:r>
+    </w:p>
+    <w:p>
+      <w:pPr>
+        <w:pStyle w:val="Listing"/>
+      </w:pPr>
+      <w:r>
+        <w:t>&lt;ul&gt;</w:t>
+      </w:r>
+    </w:p>
+    <w:p>
+      <w:pPr>
+        <w:pStyle w:val="Listing"/>
+      </w:pPr>
+      <w:r>
+        <w:t>&lt;li style="vertical-align:middle;list-style-type:disc;" &gt;</w:t>
+      </w:r>
+    </w:p>
+    <w:p>
+      <w:pPr>
+        <w:pStyle w:val="Listing"/>
+      </w:pPr>
+      <w:r>
+        <w:t>&lt;img style="width:13px" style="height:13px" src="images/female.png" style="border: none" alt="F"&gt; &lt;a  href="evechevaleyre?lang=fr&amp;pz=evelyne&amp;nz=cassar&amp;p=maria+anna&amp;n=brincat"&gt;Maria Anna BRINCAT&lt;/a&gt; &lt;em&gt;&amp;nbsp;Mariée &lt;em&gt;le&amp;nbsp;11&amp;nbsp;juin&amp;nbsp;1836 (samedi)&lt;/em&gt;</w:t>
+      </w:r>
+    </w:p>
+    <w:p>
+      <w:pPr>
+        <w:pStyle w:val="Listing"/>
+      </w:pPr>
+      <w:r>
+        <w:t xml:space="preserve"> avec&lt;/em&gt;</w:t>
+      </w:r>
+    </w:p>
+    <w:p>
+      <w:pPr>
+        <w:pStyle w:val="Listing"/>
+      </w:pPr>
+      <w:r>
+        <w:t>&lt;a  href="evechevaleyre?lang=fr&amp;pz=evelyne&amp;nz=cassar&amp;p=gregorio&amp;n=revers+revest"&gt;Gregorio REVERS / REVEST&lt;/a&gt;&lt;br&gt;</w:t>
+      </w:r>
+    </w:p>
+    <w:p>
+      <w:pPr>
+        <w:pStyle w:val="Listing"/>
+      </w:pPr>
+      <w:r>
+        <w:t>&lt;/li&gt;</w:t>
+      </w:r>
+    </w:p>
+    <w:p>
+      <w:pPr>
+        <w:pStyle w:val="Listing"/>
+      </w:pPr>
+      <w:r>
+        <w:t>&lt;li style="vertical-align:middle;list-style-type:disc;" &gt;</w:t>
+      </w:r>
+    </w:p>
+    <w:p>
+      <w:pPr>
+        <w:pStyle w:val="Listing"/>
+      </w:pPr>
+      <w:r>
+        <w:t>&lt;img style="width:13px" style="height:13px" src="images/male.png" style="border: none" alt="H"&gt; &lt;a  href="evechevaleyre?lang=fr&amp;pz=evelyne&amp;nz=cassar&amp;p=giuseppe&amp;n=brincat&amp;oc=4"&gt;Giuseppe BRINCAT&lt;/a&gt; &lt;em&gt;&amp;nbsp;Marié &lt;em&gt;le&amp;nbsp;22&amp;nbsp;novembre&amp;nbsp;1828 (samedi), P.Salvo, , , ,, &lt;/em&gt;</w:t>
+      </w:r>
+    </w:p>
+    <w:p>
+      <w:pPr>
+        <w:pStyle w:val="Listing"/>
+      </w:pPr>
+      <w:r>
+        <w:t xml:space="preserve"> avec&lt;/em&gt;</w:t>
+      </w:r>
+    </w:p>
+    <w:p>
+      <w:pPr>
+        <w:pStyle w:val="Listing"/>
+      </w:pPr>
+      <w:r>
+        <w:t>&lt;a  href="evechevaleyre?lang=fr&amp;pz=evelyne&amp;nz=cassar&amp;p=giuseppa&amp;n=debono"&gt;Giuseppa DEBONO&lt;/a&gt;&lt;br&gt;</w:t>
+      </w:r>
+    </w:p>
+    <w:p>
+      <w:pPr>
+        <w:pStyle w:val="Listing"/>
+      </w:pPr>
+      <w:r>
+        <w:t>&lt;/li&gt;</w:t>
+      </w:r>
+    </w:p>
+    <w:p>
+      <w:pPr>
+        <w:pStyle w:val="Listing"/>
+      </w:pPr>
+      <w:r>
+        <w:t>&lt;li style="vertical-align:middle;list-style-type:square;" &gt;</w:t>
+      </w:r>
+    </w:p>
+    <w:p>
+      <w:pPr>
+        <w:pStyle w:val="Listing"/>
+      </w:pPr>
+      <w:r>
+        <w:lastRenderedPageBreak/>
+        <w:t>&lt;img style="width:13px" style="height:13px" src="images/male.png" style="border: none" alt="H"&gt; &lt;a  href="evechevaleyre?lang=fr&amp;pz=evelyne&amp;nz=cassar&amp;p=gaetano&amp;n=brincat&amp;oc=2"&gt;Gaetano BRINCAT&lt;/a&gt; &lt;em&gt;&amp;nbsp;Marié &lt;em&gt;le&amp;nbsp;29&amp;nbsp;octobre&amp;nbsp;1833 (mardi), S.Paolo - Malte, , , ,, &lt;/em&gt;</w:t>
+      </w:r>
+    </w:p>
+    <w:p>
+      <w:pPr>
+        <w:pStyle w:val="Listing"/>
+      </w:pPr>
+      <w:r>
+        <w:t xml:space="preserve"> avec&lt;/em&gt;</w:t>
+      </w:r>
+    </w:p>
+    <w:p>
+      <w:pPr>
+        <w:pStyle w:val="Listing"/>
+      </w:pPr>
+      <w:r>
+        <w:t>&lt;a  href="evechevaleyre?lang=fr&amp;pz=evelyne&amp;nz=cassar&amp;p=maria+anna&amp;n=sayd"&gt;Maria Anna SAYD&lt;/a&gt;&amp;nbsp;dont</w:t>
+      </w:r>
+    </w:p>
+    <w:p>
+      <w:pPr>
+        <w:pStyle w:val="Listing"/>
+      </w:pPr>
+      <w:r>
+        <w:t>&lt;div style="font-size: 90%"&gt;</w:t>
+      </w:r>
+    </w:p>
+    <w:p>
+      <w:pPr>
+        <w:pStyle w:val="Listing"/>
+      </w:pPr>
+      <w:r>
+        <w:t>&lt;ul&gt;</w:t>
+      </w:r>
+    </w:p>
+    <w:p>
+      <w:pPr>
+        <w:pStyle w:val="Listing"/>
+      </w:pPr>
+      <w:r>
+        <w:t>&lt;li style="vertical-align:middle;list-style-type:disc;" &gt;</w:t>
+      </w:r>
+    </w:p>
+    <w:p>
+      <w:pPr>
+        <w:pStyle w:val="Listing"/>
+      </w:pPr>
+      <w:r>
+        <w:t>&lt;img style="width:11px" style="height:11px" src="images/female.png" style="border: none" alt="F"&gt; &lt;a  href="evechevaleyre?lang=fr&amp;pz=evelyne&amp;nz=cassar&amp;p=maria&amp;n=brincat&amp;oc=5"&gt;Maria BRINCAT&lt;/a&gt;&lt;em&gt;&amp;nbsp;Mariée &lt;em&gt;le&amp;nbsp;13&amp;nbsp;avril&amp;nbsp;1858 (mardi), S.Paolo - Malte, , , ,, &lt;/em&gt;</w:t>
+      </w:r>
+    </w:p>
+    <w:p>
+      <w:pPr>
+        <w:pStyle w:val="Listing"/>
+      </w:pPr>
+      <w:r>
+        <w:t xml:space="preserve"> avec&lt;/em&gt;</w:t>
+      </w:r>
+    </w:p>
+    <w:p>
+      <w:pPr>
+        <w:pStyle w:val="Listing"/>
+      </w:pPr>
+      <w:r>
+        <w:t>&lt;a  href="evechevaleyre?lang=fr&amp;pz=evelyne&amp;nz=cassar&amp;p=vincenzo&amp;n=costa&amp;oc=3"&gt;Vincenzo COSTA&lt;/a&gt;&lt;/li&gt;</w:t>
+      </w:r>
+    </w:p>
+    <w:p>
+      <w:pPr>
+        <w:pStyle w:val="Listing"/>
+      </w:pPr>
+      <w:r>
+        <w:t>&lt;/ul&gt;</w:t>
+      </w:r>
+    </w:p>
+    <w:p>
+      <w:pPr>
+        <w:pStyle w:val="Listing"/>
+      </w:pPr>
+      <w:r>
+        <w:t>&lt;/div&gt;</w:t>
+      </w:r>
+    </w:p>
+    <w:p>
+      <w:pPr>
+        <w:pStyle w:val="Listing"/>
+      </w:pPr>
+      <w:r>
+        <w:t>&lt;/li&gt;</w:t>
+      </w:r>
+    </w:p>
+    <w:p>
+      <w:pPr>
+        <w:pStyle w:val="Listing"/>
+      </w:pPr>
+      <w:r>
+        <w:t>&lt;/ul&gt;</w:t>
+      </w:r>
+    </w:p>
+    <w:p>
+      <w:pPr>
+        <w:pStyle w:val="Listing"/>
+      </w:pPr>
+      <w:r>
+        <w:t>&lt;/li&gt;</w:t>
+      </w:r>
+    </w:p>
+    <w:p>
+      <w:pPr>
+        <w:pStyle w:val="Listing"/>
+      </w:pPr>
+      <w:r>
+        <w:t>&lt;li style="vertical-align:middle;list-style-type:disc" &gt;</w:t>
+      </w:r>
+    </w:p>
+    <w:p>
+      <w:pPr>
+        <w:pStyle w:val="Listing"/>
+      </w:pPr>
+      <w:r>
+        <w:t>Marié &lt;em&gt;le&amp;nbsp;11&amp;nbsp;janvier&amp;nbsp;1818 (dimanche), S.Paolo - Malte, , , ,, &lt;/em&gt;</w:t>
+      </w:r>
+    </w:p>
+    <w:p>
+      <w:pPr>
+        <w:pStyle w:val="Listing"/>
+      </w:pPr>
+      <w:r>
+        <w:t xml:space="preserve"> avec &lt;a  href="evechevaleyre?lang=fr&amp;pz=evelyne&amp;nz=cassar&amp;p=apolonia&amp;n=vella"&gt;Apolonia VELLA&lt;/a&gt;&lt;span style="font-size: 90%"&gt;&lt;/span&gt;</w:t>
+      </w:r>
+    </w:p>
+    <w:p>
+      <w:pPr>
+        <w:pStyle w:val="Listing"/>
+      </w:pPr>
+      <w:r>
+        <w:t xml:space="preserve"> &lt;span style="font-size: 90%"&gt;&lt;em&gt; (Parents :</w:t>
+      </w:r>
+    </w:p>
+    <w:p>
+      <w:pPr>
+        <w:pStyle w:val="Listing"/>
+      </w:pPr>
+      <w:r>
+        <w:t>&lt;img style="width:13px" style="height:13px" src="images/male.png" style="border: none" alt="H"&gt; &lt;a  href="evechevaleyre?lang=fr&amp;pz=evelyne&amp;nz=cassar&amp;p=lorenzo&amp;n=vella&amp;oc=10"&gt;Lorenzo VELLA&lt;/a&gt;&amp;nbsp;&amp;amp;&amp;nbsp;</w:t>
+      </w:r>
+    </w:p>
+    <w:p>
+      <w:pPr>
+        <w:pStyle w:val="Listing"/>
+      </w:pPr>
+      <w:r>
+        <w:t>&lt;img style="width:13px" style="height:13px" src="images/female.png" style="border: none" alt="F"&gt; &lt;a  href="evechevaleyre?lang=fr&amp;pz=evelyne&amp;nz=cassar&amp;p=anna&amp;n=cachia&amp;oc=4"&gt;Anna CACHIA&lt;/a&gt;)&lt;/em&gt;&lt;/span&gt;</w:t>
+      </w:r>
+    </w:p>
+    <w:p>
+      <w:pPr>
+        <w:pStyle w:val="Listing"/>
+      </w:pPr>
+      <w:r>
+        <w:t>&lt;/li&gt;</w:t>
+      </w:r>
+    </w:p>
+    <w:p>
+      <w:pPr>
+        <w:pStyle w:val="Listing"/>
+      </w:pPr>
+      <w:r>
+        <w:t>&lt;/ul&gt;</w:t>
+      </w:r>
+    </w:p>
+    <w:p/>
+    <w:p>
+      <w:r>
+        <w:t>Cas particulier 1 :</w:t>
+      </w:r>
+    </w:p>
+    <w:p>
+      <w:hyperlink r:id="rId77" w:history="1">
+        <w:r>
+          <w:rPr>
+            <w:rStyle w:val="Lienhypertexte"/>
+          </w:rPr>
+          <w:t>https://gw.geneanet.org/evechevaleyre?lang=fr&amp;n=brincat&amp;oc=0&amp;p=maria+anna</w:t>
+        </w:r>
+      </w:hyperlink>
+    </w:p>
+    <w:p>
+      <w:r>
+        <w:drawing>
+          <wp:inline distT="0" distB="0" distL="0" distR="0" wp14:anchorId="790B42BC" wp14:editId="04346D7C">
+            <wp:extent cx="5431809" cy="443640"/>
+            <wp:effectExtent l="0" t="0" r="0" b="0"/>
+            <wp:docPr id="1616112601" name="Image 1"/>
+            <wp:cNvGraphicFramePr>
+              <a:graphicFrameLocks xmlns:a="http://schemas.openxmlformats.org/drawingml/2006/main" noChangeAspect="1"/>
+            </wp:cNvGraphicFramePr>
+            <a:graphic xmlns:a="http://schemas.openxmlformats.org/drawingml/2006/main">
+              <a:graphicData uri="http://schemas.openxmlformats.org/drawingml/2006/picture">
+                <pic:pic xmlns:pic="http://schemas.openxmlformats.org/drawingml/2006/picture">
+                  <pic:nvPicPr>
+                    <pic:cNvPr id="1616112601" name=""/>
+                    <pic:cNvPicPr/>
+                  </pic:nvPicPr>
+                  <pic:blipFill>
+                    <a:blip r:embed="rId78"/>
+                    <a:stretch>
+                      <a:fillRect/>
+                    </a:stretch>
+                  </pic:blipFill>
+                  <pic:spPr>
+                    <a:xfrm>
+                      <a:off x="0" y="0"/>
+                      <a:ext cx="5477079" cy="447337"/>
+                    </a:xfrm>
+                    <a:prstGeom prst="rect">
+                      <a:avLst/>
+                    </a:prstGeom>
+                  </pic:spPr>
+                </pic:pic>
+              </a:graphicData>
+            </a:graphic>
+          </wp:inline>
+        </w:drawing>
+      </w:r>
+    </w:p>
+    <w:p>
+      <w:pPr>
+        <w:pStyle w:val="Listing"/>
+      </w:pPr>
+      <w:r>
+        <w:rPr>
+          <w:rStyle w:val="comment"/>
+          <w:rFonts w:eastAsiaTheme="majorEastAsia"/>
+        </w:rPr>
+        <w:t>&lt;!--  Union complet --&gt;</w:t>
+      </w:r>
+    </w:p>
+    <w:p>
+      <w:pPr>
+        <w:pStyle w:val="Listing"/>
+      </w:pPr>
+      <w:r>
+        <w:t>&lt;</w:t>
+      </w:r>
+      <w:r>
+        <w:rPr>
+          <w:rStyle w:val="start-tag"/>
+        </w:rPr>
+        <w:t>h2</w:t>
+      </w:r>
+      <w:r>
+        <w:t>&gt;&lt;</w:t>
+      </w:r>
+      <w:r>
+        <w:rPr>
+          <w:rStyle w:val="start-tag"/>
+        </w:rPr>
+        <w:t>span</w:t>
+      </w:r>
+      <w:r>
+        <w:t xml:space="preserve"> </w:t>
+      </w:r>
+      <w:r>
+        <w:rPr>
+          <w:rStyle w:val="attribute-name"/>
+        </w:rPr>
+        <w:t>class</w:t>
+      </w:r>
+      <w:r>
+        <w:t>="htitle"&gt;</w:t>
+      </w:r>
+      <w:r>
+        <w:rPr>
+          <w:rStyle w:val="entity"/>
+          <w:rFonts w:eastAsiaTheme="majorEastAsia"/>
+        </w:rPr>
+        <w:t>&amp;nbsp;</w:t>
+      </w:r>
+      <w:r>
+        <w:t>&lt;/</w:t>
+      </w:r>
+      <w:r>
+        <w:rPr>
+          <w:rStyle w:val="end-tag"/>
+          <w:rFonts w:eastAsiaTheme="majorEastAsia"/>
+        </w:rPr>
+        <w:t>span</w:t>
+      </w:r>
+      <w:r>
+        <w:t>&gt;&lt;</w:t>
+      </w:r>
+      <w:r>
+        <w:rPr>
+          <w:rStyle w:val="start-tag"/>
+        </w:rPr>
+        <w:t>span</w:t>
+      </w:r>
+      <w:r>
+        <w:t>&gt;</w:t>
+      </w:r>
+      <w:r>
+        <w:rPr>
+          <w:highlight w:val="yellow"/>
+        </w:rPr>
+        <w:t>Union(s)</w:t>
+      </w:r>
+      <w:r>
+        <w:t>&lt;/</w:t>
+      </w:r>
+      <w:r>
+        <w:rPr>
+          <w:rStyle w:val="end-tag"/>
+          <w:rFonts w:eastAsiaTheme="majorEastAsia"/>
+        </w:rPr>
+        <w:t>span</w:t>
+      </w:r>
+      <w:r>
+        <w:t>&gt;&lt;/</w:t>
+      </w:r>
+      <w:r>
+        <w:rPr>
+          <w:rStyle w:val="end-tag"/>
+          <w:rFonts w:eastAsiaTheme="majorEastAsia"/>
+        </w:rPr>
+        <w:t>h2</w:t>
+      </w:r>
+      <w:r>
+        <w:t>&gt;</w:t>
+      </w:r>
+    </w:p>
+    <w:p>
+      <w:pPr>
+        <w:pStyle w:val="Listing"/>
+      </w:pPr>
+      <w:r>
+        <w:t>&lt;</w:t>
+      </w:r>
+      <w:r>
+        <w:rPr>
+          <w:rStyle w:val="start-tag"/>
+        </w:rPr>
+        <w:t>ul</w:t>
+      </w:r>
+      <w:r>
+        <w:t xml:space="preserve"> </w:t>
+      </w:r>
+      <w:r>
+        <w:rPr>
+          <w:rStyle w:val="attribute-name"/>
+        </w:rPr>
+        <w:t>class</w:t>
+      </w:r>
+      <w:r>
+        <w:t>="</w:t>
+      </w:r>
+      <w:r>
+        <w:rPr>
+          <w:highlight w:val="yellow"/>
+        </w:rPr>
+        <w:t>fiche_union</w:t>
+      </w:r>
+      <w:r>
+        <w:t>"&gt;</w:t>
+      </w:r>
+    </w:p>
+    <w:p>
+      <w:pPr>
+        <w:pStyle w:val="Listing"/>
+      </w:pPr>
+      <w:r>
+        <w:t xml:space="preserve"> &lt;</w:t>
+      </w:r>
+      <w:r>
+        <w:rPr>
+          <w:rStyle w:val="start-tag"/>
+        </w:rPr>
+        <w:t>li</w:t>
+      </w:r>
+      <w:r>
+        <w:t xml:space="preserve"> </w:t>
+      </w:r>
+      <w:r>
+        <w:rPr>
+          <w:rStyle w:val="attribute-name"/>
+        </w:rPr>
+        <w:t>style</w:t>
+      </w:r>
+      <w:r>
+        <w:t>="vertical-align:middle;list-style-type:disc" &gt;</w:t>
+      </w:r>
+    </w:p>
+    <w:p>
+      <w:pPr>
+        <w:pStyle w:val="Listing"/>
+      </w:pPr>
+      <w:r>
+        <w:t>Mariée &lt;</w:t>
+      </w:r>
+      <w:r>
+        <w:rPr>
+          <w:rStyle w:val="start-tag"/>
+        </w:rPr>
+        <w:t>em</w:t>
+      </w:r>
+      <w:r>
+        <w:t>&gt;le</w:t>
+      </w:r>
+      <w:r>
+        <w:rPr>
+          <w:rStyle w:val="entity"/>
+          <w:rFonts w:eastAsiaTheme="majorEastAsia"/>
+        </w:rPr>
+        <w:t>&amp;nbsp;</w:t>
+      </w:r>
+      <w:r>
+        <w:t>11</w:t>
+      </w:r>
+      <w:r>
+        <w:rPr>
+          <w:rStyle w:val="entity"/>
+          <w:rFonts w:eastAsiaTheme="majorEastAsia"/>
+        </w:rPr>
+        <w:t>&amp;nbsp;</w:t>
+      </w:r>
+      <w:r>
+        <w:t>juin</w:t>
+      </w:r>
+      <w:r>
+        <w:rPr>
+          <w:rStyle w:val="entity"/>
+          <w:rFonts w:eastAsiaTheme="majorEastAsia"/>
+        </w:rPr>
+        <w:t>&amp;nbsp;</w:t>
+      </w:r>
+      <w:r>
+        <w:t>1836 (samedi)&lt;/</w:t>
+      </w:r>
+      <w:r>
+        <w:rPr>
+          <w:rStyle w:val="end-tag"/>
+          <w:rFonts w:eastAsiaTheme="majorEastAsia"/>
+        </w:rPr>
+        <w:t>em</w:t>
+      </w:r>
+      <w:r>
+        <w:t>&gt;</w:t>
+      </w:r>
+    </w:p>
+    <w:p>
+      <w:pPr>
+        <w:pStyle w:val="Listing"/>
+      </w:pPr>
+      <w:r>
+        <w:t xml:space="preserve"> avec &lt;</w:t>
+      </w:r>
+      <w:r>
+        <w:rPr>
+          <w:rStyle w:val="start-tag"/>
+        </w:rPr>
+        <w:t>a</w:t>
+      </w:r>
+      <w:r>
+        <w:t xml:space="preserve">  </w:t>
+      </w:r>
+      <w:r>
+        <w:rPr>
+          <w:rStyle w:val="attribute-name"/>
+        </w:rPr>
+        <w:t>href</w:t>
+      </w:r>
+      <w:r>
+        <w:t>="</w:t>
+      </w:r>
+      <w:hyperlink r:id="rId79" w:history="1">
+        <w:r>
+          <w:rPr>
+            <w:rStyle w:val="Lienhypertexte"/>
+            <w:rFonts w:eastAsiaTheme="majorEastAsia"/>
+          </w:rPr>
+          <w:t>evechevaleyre?lang=fr&amp;pz=evelyne&amp;nz=cassar&amp;p=gregorio&amp;n=revers+revest</w:t>
+        </w:r>
+      </w:hyperlink>
+      <w:r>
+        <w:t>"&gt;Gregorio REVERS / REVEST&lt;/</w:t>
+      </w:r>
+      <w:r>
+        <w:rPr>
+          <w:rStyle w:val="end-tag"/>
+          <w:rFonts w:eastAsiaTheme="majorEastAsia"/>
+        </w:rPr>
+        <w:t>a</w:t>
+      </w:r>
+      <w:r>
+        <w:t>&gt;&lt;</w:t>
+      </w:r>
+      <w:r>
+        <w:rPr>
+          <w:rStyle w:val="start-tag"/>
+        </w:rPr>
+        <w:t>span</w:t>
+      </w:r>
+      <w:r>
+        <w:t xml:space="preserve"> </w:t>
+      </w:r>
+      <w:r>
+        <w:rPr>
+          <w:rStyle w:val="attribute-name"/>
+        </w:rPr>
+        <w:t>style</w:t>
+      </w:r>
+      <w:r>
+        <w:t>="font-size: 90%"&gt;&lt;/</w:t>
+      </w:r>
+      <w:r>
+        <w:rPr>
+          <w:rStyle w:val="end-tag"/>
+          <w:rFonts w:eastAsiaTheme="majorEastAsia"/>
+        </w:rPr>
+        <w:t>span</w:t>
+      </w:r>
+      <w:r>
+        <w:t>&gt;</w:t>
+      </w:r>
+    </w:p>
+    <w:p>
+      <w:pPr>
+        <w:pStyle w:val="Listing"/>
+      </w:pPr>
+      <w:r>
+        <w:t xml:space="preserve"> &lt;</w:t>
+      </w:r>
+      <w:r>
+        <w:rPr>
+          <w:rStyle w:val="start-tag"/>
+        </w:rPr>
+        <w:t>span</w:t>
+      </w:r>
+      <w:r>
+        <w:t xml:space="preserve"> </w:t>
+      </w:r>
+      <w:r>
+        <w:rPr>
+          <w:rStyle w:val="attribute-name"/>
+        </w:rPr>
+        <w:t>style</w:t>
+      </w:r>
+      <w:r>
+        <w:t>="font-size: 90%"&gt;&lt;</w:t>
+      </w:r>
+      <w:r>
+        <w:rPr>
+          <w:rStyle w:val="start-tag"/>
+        </w:rPr>
+        <w:t>em</w:t>
+      </w:r>
+      <w:r>
+        <w:t>&gt; (Parents :</w:t>
+      </w:r>
+    </w:p>
+    <w:p>
+      <w:pPr>
+        <w:pStyle w:val="Listing"/>
+      </w:pPr>
+      <w:r>
+        <w:t>&lt;</w:t>
+      </w:r>
+      <w:r>
+        <w:rPr>
+          <w:rStyle w:val="start-tag"/>
+        </w:rPr>
+        <w:t>img</w:t>
+      </w:r>
+      <w:r>
+        <w:t xml:space="preserve"> </w:t>
+      </w:r>
+      <w:r>
+        <w:rPr>
+          <w:rStyle w:val="attribute-name"/>
+        </w:rPr>
+        <w:t>style</w:t>
+      </w:r>
+      <w:r>
+        <w:t xml:space="preserve">="width:13px" </w:t>
+      </w:r>
+      <w:r>
+        <w:rPr>
+          <w:rStyle w:val="attribute-name"/>
+        </w:rPr>
+        <w:t>style</w:t>
+      </w:r>
+      <w:r>
+        <w:t xml:space="preserve">="height:13px" </w:t>
+      </w:r>
+      <w:r>
+        <w:rPr>
+          <w:rStyle w:val="attribute-name"/>
+        </w:rPr>
+        <w:t>src</w:t>
+      </w:r>
+      <w:r>
+        <w:t>="</w:t>
+      </w:r>
+      <w:hyperlink r:id="rId80" w:history="1">
+        <w:r>
+          <w:rPr>
+            <w:rStyle w:val="Lienhypertexte"/>
+            <w:rFonts w:eastAsiaTheme="majorEastAsia"/>
+          </w:rPr>
+          <w:t>images/male.png</w:t>
+        </w:r>
+      </w:hyperlink>
+      <w:r>
+        <w:t xml:space="preserve">" </w:t>
+      </w:r>
+      <w:r>
+        <w:rPr>
+          <w:rStyle w:val="attribute-name"/>
+        </w:rPr>
+        <w:t>style</w:t>
+      </w:r>
+      <w:r>
+        <w:t xml:space="preserve">="border: none" </w:t>
+      </w:r>
+      <w:r>
+        <w:rPr>
+          <w:rStyle w:val="attribute-name"/>
+        </w:rPr>
+        <w:t>alt</w:t>
+      </w:r>
+      <w:r>
+        <w:t>="H"&gt; &lt;</w:t>
+      </w:r>
+      <w:r>
+        <w:rPr>
+          <w:rStyle w:val="start-tag"/>
+        </w:rPr>
+        <w:t>a</w:t>
+      </w:r>
+      <w:r>
+        <w:t xml:space="preserve">  </w:t>
+      </w:r>
+      <w:r>
+        <w:rPr>
+          <w:rStyle w:val="attribute-name"/>
+        </w:rPr>
+        <w:t>href</w:t>
+      </w:r>
+      <w:r>
+        <w:t>="</w:t>
+      </w:r>
+      <w:hyperlink r:id="rId81" w:history="1">
+        <w:r>
+          <w:rPr>
+            <w:rStyle w:val="Lienhypertexte"/>
+            <w:rFonts w:eastAsiaTheme="majorEastAsia"/>
+          </w:rPr>
+          <w:t>evechevaleyre?lang=fr&amp;pz=evelyne&amp;nz=cassar&amp;p=francesco&amp;n=revers+revest</w:t>
+        </w:r>
+      </w:hyperlink>
+      <w:r>
+        <w:t>"&gt;Francesco REVERS / REVEST&lt;/</w:t>
+      </w:r>
+      <w:r>
+        <w:rPr>
+          <w:rStyle w:val="end-tag"/>
+          <w:rFonts w:eastAsiaTheme="majorEastAsia"/>
+        </w:rPr>
+        <w:t>a</w:t>
+      </w:r>
+      <w:r>
+        <w:t>&gt;</w:t>
+      </w:r>
+      <w:r>
+        <w:rPr>
+          <w:rStyle w:val="entity"/>
+          <w:rFonts w:eastAsiaTheme="majorEastAsia"/>
+        </w:rPr>
+        <w:t>&amp;nbsp;&amp;amp;&amp;nbsp;</w:t>
+      </w:r>
+    </w:p>
+    <w:p>
+      <w:pPr>
+        <w:pStyle w:val="Listing"/>
+      </w:pPr>
+      <w:r>
+        <w:t>&lt;</w:t>
+      </w:r>
+      <w:r>
+        <w:rPr>
+          <w:rStyle w:val="start-tag"/>
+        </w:rPr>
+        <w:t>img</w:t>
+      </w:r>
+      <w:r>
+        <w:t xml:space="preserve"> </w:t>
+      </w:r>
+      <w:r>
+        <w:rPr>
+          <w:rStyle w:val="attribute-name"/>
+        </w:rPr>
+        <w:t>style</w:t>
+      </w:r>
+      <w:r>
+        <w:t xml:space="preserve">="width:13px" </w:t>
+      </w:r>
+      <w:r>
+        <w:rPr>
+          <w:rStyle w:val="attribute-name"/>
+        </w:rPr>
+        <w:t>style</w:t>
+      </w:r>
+      <w:r>
+        <w:t xml:space="preserve">="height:13px" </w:t>
+      </w:r>
+      <w:r>
+        <w:rPr>
+          <w:rStyle w:val="attribute-name"/>
+        </w:rPr>
+        <w:t>src</w:t>
+      </w:r>
+      <w:r>
+        <w:t>="</w:t>
+      </w:r>
+      <w:hyperlink r:id="rId82" w:history="1">
+        <w:r>
+          <w:rPr>
+            <w:rStyle w:val="Lienhypertexte"/>
+            <w:rFonts w:eastAsiaTheme="majorEastAsia"/>
+          </w:rPr>
+          <w:t>images/female.png</w:t>
+        </w:r>
+      </w:hyperlink>
+      <w:r>
+        <w:t xml:space="preserve">" </w:t>
+      </w:r>
+      <w:r>
+        <w:rPr>
+          <w:rStyle w:val="attribute-name"/>
+        </w:rPr>
+        <w:t>style</w:t>
+      </w:r>
+      <w:r>
+        <w:t xml:space="preserve">="border: none" </w:t>
+      </w:r>
+      <w:r>
+        <w:rPr>
+          <w:rStyle w:val="attribute-name"/>
+        </w:rPr>
+        <w:t>alt</w:t>
+      </w:r>
+      <w:r>
+        <w:t>="F"&gt; &lt;</w:t>
+      </w:r>
+      <w:r>
+        <w:rPr>
+          <w:rStyle w:val="start-tag"/>
+        </w:rPr>
+        <w:t>a</w:t>
+      </w:r>
+      <w:r>
+        <w:t xml:space="preserve">  </w:t>
+      </w:r>
+      <w:r>
+        <w:rPr>
+          <w:rStyle w:val="attribute-name"/>
+        </w:rPr>
+        <w:t>href</w:t>
+      </w:r>
+      <w:r>
+        <w:t>="</w:t>
+      </w:r>
+      <w:hyperlink r:id="rId83" w:history="1">
+        <w:r>
+          <w:rPr>
+            <w:rStyle w:val="Lienhypertexte"/>
+            <w:rFonts w:eastAsiaTheme="majorEastAsia"/>
+          </w:rPr>
+          <w:t>evechevaleyre?lang=fr&amp;pz=evelyne&amp;nz=cassar&amp;p=ubaldesca&amp;n=spiteri</w:t>
+        </w:r>
+      </w:hyperlink>
+      <w:r>
+        <w:t>"&gt;Ubaldesca SPITERI&lt;/</w:t>
+      </w:r>
+      <w:r>
+        <w:rPr>
+          <w:rStyle w:val="end-tag"/>
+          <w:rFonts w:eastAsiaTheme="majorEastAsia"/>
+        </w:rPr>
+        <w:t>a</w:t>
+      </w:r>
+      <w:r>
+        <w:t>&gt;)&lt;/</w:t>
+      </w:r>
+      <w:r>
+        <w:rPr>
+          <w:rStyle w:val="end-tag"/>
+          <w:rFonts w:eastAsiaTheme="majorEastAsia"/>
+        </w:rPr>
+        <w:t>em</w:t>
+      </w:r>
+      <w:r>
+        <w:t>&gt;&lt;/</w:t>
+      </w:r>
+      <w:r>
+        <w:rPr>
+          <w:rStyle w:val="end-tag"/>
+          <w:rFonts w:eastAsiaTheme="majorEastAsia"/>
+        </w:rPr>
+        <w:t>span</w:t>
+      </w:r>
+      <w:r>
+        <w:t>&gt;</w:t>
+      </w:r>
+    </w:p>
+    <w:p>
+      <w:pPr>
+        <w:pStyle w:val="Listing"/>
+      </w:pPr>
+      <w:r>
+        <w:t>&lt;/</w:t>
+      </w:r>
+      <w:r>
+        <w:rPr>
+          <w:rStyle w:val="end-tag"/>
+          <w:rFonts w:eastAsiaTheme="majorEastAsia"/>
+        </w:rPr>
+        <w:t>li</w:t>
+      </w:r>
+      <w:r>
+        <w:t>&gt;</w:t>
+      </w:r>
+    </w:p>
+    <w:p>
+      <w:pPr>
+        <w:pStyle w:val="Listing"/>
+      </w:pPr>
+      <w:r>
+        <w:t>&lt;/</w:t>
+      </w:r>
+      <w:r>
+        <w:rPr>
+          <w:rStyle w:val="end-tag"/>
+          <w:rFonts w:eastAsiaTheme="majorEastAsia"/>
+        </w:rPr>
+        <w:t>ul</w:t>
+      </w:r>
+      <w:r>
+        <w:t>&gt;</w:t>
+      </w:r>
+    </w:p>
+    <w:p/>
+    <w:p>
+      <w:r>
+        <w:t xml:space="preserve">Cas particulier </w:t>
+      </w:r>
+      <w:r>
+        <w:t>2</w:t>
+      </w:r>
+      <w:r>
+        <w:t> :</w:t>
+      </w:r>
+    </w:p>
+    <w:p>
+      <w:hyperlink r:id="rId84" w:history="1">
+        <w:r>
+          <w:rPr>
+            <w:rStyle w:val="Lienhypertexte"/>
+          </w:rPr>
+          <w:t>https://gw.geneanet.org/nraibaut2?lang=fr&amp;p=pierre&amp;n=dupont</w:t>
+        </w:r>
+      </w:hyperlink>
+    </w:p>
+    <w:p>
+      <w:r>
+        <w:drawing>
+          <wp:inline distT="0" distB="0" distL="0" distR="0" wp14:anchorId="5C595026" wp14:editId="6964A994">
+            <wp:extent cx="3972479" cy="762106"/>
+            <wp:effectExtent l="0" t="0" r="9525" b="0"/>
+            <wp:docPr id="443384501" name="Image 1"/>
+            <wp:cNvGraphicFramePr>
+              <a:graphicFrameLocks xmlns:a="http://schemas.openxmlformats.org/drawingml/2006/main" noChangeAspect="1"/>
+            </wp:cNvGraphicFramePr>
+            <a:graphic xmlns:a="http://schemas.openxmlformats.org/drawingml/2006/main">
+              <a:graphicData uri="http://schemas.openxmlformats.org/drawingml/2006/picture">
+                <pic:pic xmlns:pic="http://schemas.openxmlformats.org/drawingml/2006/picture">
+                  <pic:nvPicPr>
+                    <pic:cNvPr id="443384501" name=""/>
+                    <pic:cNvPicPr/>
+                  </pic:nvPicPr>
+                  <pic:blipFill>
+                    <a:blip r:embed="rId85"/>
+                    <a:stretch>
+                      <a:fillRect/>
+                    </a:stretch>
+                  </pic:blipFill>
+                  <pic:spPr>
+                    <a:xfrm>
+                      <a:off x="0" y="0"/>
+                      <a:ext cx="3972479" cy="762106"/>
+                    </a:xfrm>
+                    <a:prstGeom prst="rect">
+                      <a:avLst/>
+                    </a:prstGeom>
+                  </pic:spPr>
+                </pic:pic>
+              </a:graphicData>
+            </a:graphic>
+          </wp:inline>
+        </w:drawing>
+      </w:r>
+    </w:p>
+    <w:p>
+      <w:pPr>
+        <w:pStyle w:val="Listing"/>
+      </w:pPr>
+      <w:r>
+        <w:t>&lt;!--  Union simple --&gt;</w:t>
+      </w:r>
+    </w:p>
+    <w:p>
+      <w:pPr>
+        <w:pStyle w:val="Listing"/>
+      </w:pPr>
+      <w:r>
+        <w:t>&lt;h2&gt;&lt;span class="htitle"&gt;&amp;nbsp;&lt;/span&gt;&lt;span&gt;</w:t>
+      </w:r>
+      <w:r>
+        <w:rPr>
+          <w:highlight w:val="yellow"/>
+        </w:rPr>
+        <w:t>Union(s)  et enfant(s</w:t>
+      </w:r>
+      <w:r>
+        <w:t>)&lt;/span&gt;&lt;/h2&gt;</w:t>
+      </w:r>
+    </w:p>
+    <w:p>
+      <w:pPr>
+        <w:pStyle w:val="Listing"/>
+      </w:pPr>
+      <w:r>
+        <w:t>&lt;ul class="</w:t>
+      </w:r>
+      <w:r>
+        <w:rPr>
+          <w:highlight w:val="yellow"/>
+        </w:rPr>
+        <w:t>fiche_union</w:t>
+      </w:r>
+      <w:r>
+        <w:t>"&gt;</w:t>
+      </w:r>
+    </w:p>
+    <w:p>
+      <w:pPr>
+        <w:pStyle w:val="Listing"/>
+      </w:pPr>
+      <w:r>
+        <w:t xml:space="preserve"> &lt;li style="vertical-align:middle;list-style-type:circle" &gt;</w:t>
+      </w:r>
+    </w:p>
+    <w:p>
+      <w:pPr>
+        <w:pStyle w:val="Listing"/>
+      </w:pPr>
+      <w:r>
+        <w:t>Marié &lt;em&gt;le&amp;nbsp;24&amp;nbsp;août&amp;nbsp;1877, Paris, France, &lt;/em&gt;</w:t>
+      </w:r>
+    </w:p>
+    <w:p>
+      <w:pPr>
+        <w:pStyle w:val="Listing"/>
+      </w:pPr>
+      <w:r>
+        <w:t xml:space="preserve"> avec &lt;a  href="nraibaut2?lang=fr&amp;p=marie+paule&amp;n=durand"&gt;Marie Paule DURAND&lt;/a&gt; dont</w:t>
+      </w:r>
+    </w:p>
+    <w:p>
+      <w:pPr>
+        <w:pStyle w:val="Listing"/>
+      </w:pPr>
+      <w:r>
+        <w:t>&lt;ul&gt;</w:t>
+      </w:r>
+    </w:p>
+    <w:p>
+      <w:pPr>
+        <w:pStyle w:val="Listing"/>
+      </w:pPr>
+      <w:r>
+        <w:lastRenderedPageBreak/>
+        <w:t>&lt;li style="vertical-align:middle;list-style-type:circle;" &gt;</w:t>
+      </w:r>
+    </w:p>
+    <w:p>
+      <w:pPr>
+        <w:pStyle w:val="Listing"/>
+      </w:pPr>
+      <w:r>
+        <w:t>&lt;img style="width:13px" style="height:13px" src="images/male.png" style="border: none" alt="H"&gt; &lt;a  href="nraibaut2?lang=fr&amp;p=gerard&amp;n=dupont"&gt;Gérard DUPONT&lt;/a&gt;, &lt;em&gt;Titre de Gérard&lt;/em&gt; &lt;bdo dir="ltr"&gt;1882-1892&lt;/bdo&gt;&lt;/li&gt;</w:t>
+      </w:r>
+    </w:p>
+    <w:p>
+      <w:pPr>
+        <w:pStyle w:val="Listing"/>
+      </w:pPr>
+      <w:r>
+        <w:t>&lt;/ul&gt;</w:t>
+      </w:r>
+    </w:p>
+    <w:p>
+      <w:pPr>
+        <w:pStyle w:val="Listing"/>
+      </w:pPr>
+      <w:r>
+        <w:t>&lt;/li&gt;</w:t>
+      </w:r>
+    </w:p>
+    <w:p>
+      <w:pPr>
+        <w:pStyle w:val="Listing"/>
+      </w:pPr>
+      <w:r>
+        <w:t>&lt;/ul&gt;</w:t>
+      </w:r>
+    </w:p>
+    <w:p/>
+    <w:p/>
+    <w:p>
+      <w:hyperlink r:id="rId86" w:history="1">
+        <w:r>
+          <w:rPr>
+            <w:rStyle w:val="Lienhypertexte"/>
+          </w:rPr>
+          <w:t>https://gw.geneanet.org/nraibaut2?lang=fr&amp;p=jeanne&amp;n=inn</w:t>
+        </w:r>
+      </w:hyperlink>
+    </w:p>
+    <w:p>
+      <w:r>
+        <w:drawing>
+          <wp:inline distT="0" distB="0" distL="0" distR="0" wp14:anchorId="14F8DC35" wp14:editId="35B06C31">
+            <wp:extent cx="2129051" cy="626191"/>
+            <wp:effectExtent l="0" t="0" r="5080" b="2540"/>
+            <wp:docPr id="1517713656" name="Image 1"/>
+            <wp:cNvGraphicFramePr>
+              <a:graphicFrameLocks xmlns:a="http://schemas.openxmlformats.org/drawingml/2006/main" noChangeAspect="1"/>
+            </wp:cNvGraphicFramePr>
+            <a:graphic xmlns:a="http://schemas.openxmlformats.org/drawingml/2006/main">
+              <a:graphicData uri="http://schemas.openxmlformats.org/drawingml/2006/picture">
+                <pic:pic xmlns:pic="http://schemas.openxmlformats.org/drawingml/2006/picture">
+                  <pic:nvPicPr>
+                    <pic:cNvPr id="1517713656" name=""/>
+                    <pic:cNvPicPr/>
+                  </pic:nvPicPr>
+                  <pic:blipFill>
+                    <a:blip r:embed="rId87"/>
+                    <a:stretch>
+                      <a:fillRect/>
+                    </a:stretch>
+                  </pic:blipFill>
+                  <pic:spPr>
+                    <a:xfrm>
+                      <a:off x="0" y="0"/>
+                      <a:ext cx="2134805" cy="627883"/>
+                    </a:xfrm>
+                    <a:prstGeom prst="rect">
+                      <a:avLst/>
+                    </a:prstGeom>
+                  </pic:spPr>
+                </pic:pic>
+              </a:graphicData>
+            </a:graphic>
+          </wp:inline>
+        </w:drawing>
+      </w:r>
+    </w:p>
+    <w:p/>
+    <w:p/>
     <w:sectPr>
-      <w:headerReference w:type="default" r:id="rId74"/>
+      <w:headerReference w:type="default" r:id="rId88"/>
       <w:pgSz w:w="11906" w:h="16838"/>
       <w:pgMar w:top="1440" w:right="1080" w:bottom="1440" w:left="1080" w:header="708" w:footer="708" w:gutter="0"/>
       <w:cols w:space="708"/>
@@ -9017,7 +8190,7 @@
       <w:rPr>
         <w:noProof/>
       </w:rPr>
-      <w:t>15/08/2023</w:t>
+      <w:t>16/08/2023</w:t>
     </w:r>
     <w:r>
       <w:fldChar w:fldCharType="end"/>

--- a/doc/NotesNRa3_formats.docx
+++ b/doc/NotesNRa3_formats.docx
@@ -6899,6 +6899,9 @@
     </w:p>
     <w:p>
       <w:r>
+        <w:rPr>
+          <w:noProof/>
+        </w:rPr>
         <w:drawing>
           <wp:anchor distT="0" distB="0" distL="114300" distR="114300" simplePos="0" relativeHeight="251661312" behindDoc="0" locked="0" layoutInCell="1" allowOverlap="1" wp14:anchorId="43DFC6F1" wp14:editId="63C24682">
             <wp:simplePos x="914400" y="5827594"/>
@@ -13301,8 +13304,176 @@
     </w:p>
     <w:p/>
     <w:p/>
+    <w:p/>
+    <w:p/>
+    <w:p>
+      <w:r>
+        <w:t>Date entre :</w:t>
+      </w:r>
+    </w:p>
+    <w:p>
+      <w:hyperlink r:id="rId96" w:history="1">
+        <w:r>
+          <w:rPr>
+            <w:rStyle w:val="Lienhypertexte"/>
+          </w:rPr>
+          <w:t>https://gw.geneanet.org/nraibaut2_w?lang=fr&amp;p=jean&amp;n=dates&amp;type=fiche</w:t>
+        </w:r>
+      </w:hyperlink>
+    </w:p>
+    <w:p>
+      <w:proofErr w:type="gramStart"/>
+      <w:r>
+        <w:t>l’import</w:t>
+      </w:r>
+      <w:proofErr w:type="gramEnd"/>
+      <w:r>
+        <w:t xml:space="preserve"> </w:t>
+      </w:r>
+      <w:proofErr w:type="spellStart"/>
+      <w:r>
+        <w:t>Geneanet</w:t>
+      </w:r>
+      <w:proofErr w:type="spellEnd"/>
+      <w:r>
+        <w:t xml:space="preserve"> ne distingue pas période / laps de temps :</w:t>
+      </w:r>
+    </w:p>
+    <w:p>
+      <w:r>
+        <w:drawing>
+          <wp:inline distT="0" distB="0" distL="0" distR="0" wp14:anchorId="02483461" wp14:editId="3704D150">
+            <wp:extent cx="2917947" cy="3419061"/>
+            <wp:effectExtent l="0" t="0" r="0" b="0"/>
+            <wp:docPr id="1874847473" name="Image 1"/>
+            <wp:cNvGraphicFramePr>
+              <a:graphicFrameLocks xmlns:a="http://schemas.openxmlformats.org/drawingml/2006/main" noChangeAspect="1"/>
+            </wp:cNvGraphicFramePr>
+            <a:graphic xmlns:a="http://schemas.openxmlformats.org/drawingml/2006/main">
+              <a:graphicData uri="http://schemas.openxmlformats.org/drawingml/2006/picture">
+                <pic:pic xmlns:pic="http://schemas.openxmlformats.org/drawingml/2006/picture">
+                  <pic:nvPicPr>
+                    <pic:cNvPr id="1874847473" name=""/>
+                    <pic:cNvPicPr/>
+                  </pic:nvPicPr>
+                  <pic:blipFill>
+                    <a:blip r:embed="rId97"/>
+                    <a:stretch>
+                      <a:fillRect/>
+                    </a:stretch>
+                  </pic:blipFill>
+                  <pic:spPr>
+                    <a:xfrm>
+                      <a:off x="0" y="0"/>
+                      <a:ext cx="2925692" cy="3428136"/>
+                    </a:xfrm>
+                    <a:prstGeom prst="rect">
+                      <a:avLst/>
+                    </a:prstGeom>
+                  </pic:spPr>
+                </pic:pic>
+              </a:graphicData>
+            </a:graphic>
+          </wp:inline>
+        </w:drawing>
+      </w:r>
+    </w:p>
+    <w:p/>
+    <w:p>
+      <w:r>
+        <w:t>2 DATE BEF 1 JAN 1834</w:t>
+      </w:r>
+      <w:r>
+        <w:t xml:space="preserve"> = </w:t>
+      </w:r>
+      <w:r>
+        <w:t>laps de temps</w:t>
+      </w:r>
+      <w:r>
+        <w:t xml:space="preserve"> avant</w:t>
+      </w:r>
+    </w:p>
+    <w:p>
+      <w:r>
+        <w:t>2 DATE BET 1 JAN 1835 AND 31 DEC 1837</w:t>
+      </w:r>
+      <w:r>
+        <w:t xml:space="preserve"> = </w:t>
+      </w:r>
+      <w:r>
+        <w:t>laps de temps entre</w:t>
+      </w:r>
+    </w:p>
+    <w:p>
+      <w:r>
+        <w:t>2 DATE AFT 1 JAN 1837</w:t>
+      </w:r>
+      <w:r>
+        <w:t xml:space="preserve"> </w:t>
+      </w:r>
+      <w:r>
+        <w:t xml:space="preserve">= </w:t>
+      </w:r>
+      <w:r>
+        <w:t>laps de temps</w:t>
+      </w:r>
+      <w:r>
+        <w:t xml:space="preserve"> </w:t>
+      </w:r>
+      <w:r>
+        <w:t>après</w:t>
+      </w:r>
+    </w:p>
+    <w:p/>
+    <w:p>
+      <w:r>
+        <w:t>2 DATE TO 1 JAN 1849</w:t>
+      </w:r>
+      <w:r>
+        <w:t xml:space="preserve"> = </w:t>
+      </w:r>
+      <w:r>
+        <w:t>Période jusqu'au</w:t>
+      </w:r>
+    </w:p>
+    <w:p>
+      <w:r>
+        <w:t>2 DATE FROM 1 JAN 1850 TO 1 JAN 1851</w:t>
+      </w:r>
+      <w:r>
+        <w:t xml:space="preserve"> = </w:t>
+      </w:r>
+      <w:r>
+        <w:t>Période du au</w:t>
+      </w:r>
+    </w:p>
+    <w:p>
+      <w:r>
+        <w:t>2 DATE FROM 1 JAN 1852</w:t>
+      </w:r>
+      <w:r>
+        <w:t xml:space="preserve"> = </w:t>
+      </w:r>
+      <w:r>
+        <w:t>Période du</w:t>
+      </w:r>
+    </w:p>
+    <w:p/>
+    <w:p/>
+    <w:p>
+      <w:r>
+        <w:t>Date julienne :</w:t>
+      </w:r>
+    </w:p>
+    <w:p/>
+    <w:p>
+      <w:r>
+        <w:t>2 DATE @#DJULIAN@ 1580</w:t>
+      </w:r>
+    </w:p>
+    <w:p/>
     <w:sectPr>
-      <w:headerReference w:type="default" r:id="rId96"/>
+      <w:headerReference w:type="default" r:id="rId98"/>
       <w:pgSz w:w="11906" w:h="16838"/>
       <w:pgMar w:top="1440" w:right="1080" w:bottom="1440" w:left="1080" w:header="708" w:footer="708" w:gutter="0"/>
       <w:cols w:space="708"/>

--- a/doc/NotesNRa3_formats.docx
+++ b/doc/NotesNRa3_formats.docx
@@ -360,17 +360,26 @@
       <w:pPr>
         <w:pStyle w:val="Listing"/>
       </w:pPr>
+      <w:proofErr w:type="gramStart"/>
       <w:r>
         <w:rPr>
           <w:rStyle w:val="comment"/>
           <w:rFonts w:eastAsiaTheme="majorEastAsia"/>
         </w:rPr>
-        <w:t xml:space="preserve">&lt;!-- Parents </w:t>
-      </w:r>
+        <w:t>&lt;!--</w:t>
+      </w:r>
+      <w:proofErr w:type="gramEnd"/>
       <w:r>
         <w:rPr>
           <w:rStyle w:val="comment"/>
           <w:rFonts w:eastAsiaTheme="majorEastAsia"/>
+        </w:rPr>
+        <w:t xml:space="preserve"> Parents </w:t>
+      </w:r>
+      <w:r>
+        <w:rPr>
+          <w:rStyle w:val="comment"/>
+          <w:rFonts w:eastAsiaTheme="majorEastAsia"/>
           <w:highlight w:val="yellow"/>
         </w:rPr>
         <w:t>simple</w:t>
@@ -390,21 +399,125 @@
       <w:r>
         <w:t>&lt;</w:t>
       </w:r>
+      <w:proofErr w:type="gramStart"/>
       <w:r>
         <w:rPr>
           <w:rStyle w:val="start-tag"/>
         </w:rPr>
+        <w:t>h</w:t>
+      </w:r>
+      <w:proofErr w:type="gramEnd"/>
+      <w:r>
+        <w:rPr>
+          <w:rStyle w:val="start-tag"/>
+        </w:rPr>
+        <w:t>2</w:t>
+      </w:r>
+      <w:r>
+        <w:t>&gt;&lt;</w:t>
+      </w:r>
+      <w:r>
+        <w:rPr>
+          <w:rStyle w:val="start-tag"/>
+        </w:rPr>
+        <w:t>span</w:t>
+      </w:r>
+      <w:r>
+        <w:t xml:space="preserve"> </w:t>
+      </w:r>
+      <w:r>
+        <w:rPr>
+          <w:rStyle w:val="attribute-name"/>
+        </w:rPr>
+        <w:t>class</w:t>
+      </w:r>
+      <w:r>
+        <w:t>="htitle"&gt;</w:t>
+      </w:r>
+      <w:r>
+        <w:rPr>
+          <w:rStyle w:val="entity"/>
+          <w:rFonts w:eastAsiaTheme="majorEastAsia"/>
+        </w:rPr>
+        <w:t>&amp;nbsp;</w:t>
+      </w:r>
+      <w:r>
+        <w:t>&lt;/</w:t>
+      </w:r>
+      <w:r>
+        <w:rPr>
+          <w:rStyle w:val="end-tag"/>
+          <w:rFonts w:eastAsiaTheme="majorEastAsia"/>
+        </w:rPr>
+        <w:t>span</w:t>
+      </w:r>
+      <w:r>
+        <w:t>&gt;&lt;</w:t>
+      </w:r>
+      <w:r>
+        <w:rPr>
+          <w:rStyle w:val="start-tag"/>
+        </w:rPr>
+        <w:t>span</w:t>
+      </w:r>
+      <w:r>
+        <w:t>&gt;Parents&lt;/</w:t>
+      </w:r>
+      <w:r>
+        <w:rPr>
+          <w:rStyle w:val="end-tag"/>
+          <w:rFonts w:eastAsiaTheme="majorEastAsia"/>
+        </w:rPr>
+        <w:t>span</w:t>
+      </w:r>
+      <w:r>
+        <w:t>&gt;&lt;/</w:t>
+      </w:r>
+      <w:r>
+        <w:rPr>
+          <w:rStyle w:val="end-tag"/>
+          <w:rFonts w:eastAsiaTheme="majorEastAsia"/>
+        </w:rPr>
         <w:t>h2</w:t>
       </w:r>
       <w:r>
-        <w:t>&gt;&lt;</w:t>
-      </w:r>
+        <w:t>&gt;</w:t>
+      </w:r>
+    </w:p>
+    <w:p>
+      <w:pPr>
+        <w:pStyle w:val="Listing"/>
+      </w:pPr>
+      <w:r>
+        <w:t>&lt;</w:t>
+      </w:r>
+      <w:proofErr w:type="gramStart"/>
       <w:r>
         <w:rPr>
           <w:rStyle w:val="start-tag"/>
         </w:rPr>
-        <w:t>span</w:t>
-      </w:r>
+        <w:t>ul</w:t>
+      </w:r>
+      <w:proofErr w:type="gramEnd"/>
+      <w:r>
+        <w:t>&gt;</w:t>
+      </w:r>
+    </w:p>
+    <w:p>
+      <w:pPr>
+        <w:pStyle w:val="Listing"/>
+      </w:pPr>
+      <w:r>
+        <w:t>&lt;</w:t>
+      </w:r>
+      <w:proofErr w:type="gramStart"/>
+      <w:r>
+        <w:rPr>
+          <w:rStyle w:val="start-tag"/>
+        </w:rPr>
+        <w:t>li</w:t>
+      </w:r>
+      <w:proofErr w:type="gramEnd"/>
       <w:r>
         <w:t xml:space="preserve"> </w:t>
       </w:r>
@@ -412,126 +525,36 @@
         <w:rPr>
           <w:rStyle w:val="attribute-name"/>
         </w:rPr>
-        <w:t>class</w:t>
-      </w:r>
-      <w:r>
-        <w:t>="htitle"&gt;</w:t>
-      </w:r>
-      <w:r>
-        <w:rPr>
-          <w:rStyle w:val="entity"/>
-          <w:rFonts w:eastAsiaTheme="majorEastAsia"/>
-        </w:rPr>
-        <w:t>&amp;nbsp;</w:t>
-      </w:r>
-      <w:r>
-        <w:t>&lt;/</w:t>
-      </w:r>
-      <w:r>
-        <w:rPr>
-          <w:rStyle w:val="end-tag"/>
-          <w:rFonts w:eastAsiaTheme="majorEastAsia"/>
-        </w:rPr>
-        <w:t>span</w:t>
-      </w:r>
-      <w:r>
-        <w:t>&gt;&lt;</w:t>
-      </w:r>
+        <w:t>style</w:t>
+      </w:r>
+      <w:r>
+        <w:t>="vertical-align:middle;list-style-type:disc" &gt;</w:t>
+      </w:r>
+    </w:p>
+    <w:p>
+      <w:pPr>
+        <w:pStyle w:val="Listing"/>
+      </w:pPr>
+      <w:r>
+        <w:t>&lt;</w:t>
+      </w:r>
+      <w:proofErr w:type="gramStart"/>
       <w:r>
         <w:rPr>
           <w:rStyle w:val="start-tag"/>
         </w:rPr>
-        <w:t>span</w:t>
-      </w:r>
-      <w:r>
-        <w:t>&gt;Parents&lt;/</w:t>
-      </w:r>
-      <w:r>
-        <w:rPr>
-          <w:rStyle w:val="end-tag"/>
-          <w:rFonts w:eastAsiaTheme="majorEastAsia"/>
-        </w:rPr>
-        <w:t>span</w:t>
-      </w:r>
-      <w:r>
-        <w:t>&gt;&lt;/</w:t>
-      </w:r>
-      <w:r>
-        <w:rPr>
-          <w:rStyle w:val="end-tag"/>
-          <w:rFonts w:eastAsiaTheme="majorEastAsia"/>
-        </w:rPr>
-        <w:t>h2</w:t>
-      </w:r>
-      <w:r>
-        <w:t>&gt;</w:t>
-      </w:r>
-    </w:p>
-    <w:p>
-      <w:pPr>
-        <w:pStyle w:val="Listing"/>
-      </w:pPr>
-      <w:r>
-        <w:t>&lt;</w:t>
-      </w:r>
-      <w:r>
-        <w:rPr>
-          <w:rStyle w:val="start-tag"/>
-        </w:rPr>
-        <w:t>ul</w:t>
-      </w:r>
-      <w:r>
-        <w:t>&gt;</w:t>
-      </w:r>
-    </w:p>
-    <w:p>
-      <w:pPr>
-        <w:pStyle w:val="Listing"/>
-      </w:pPr>
-      <w:r>
-        <w:t>&lt;</w:t>
-      </w:r>
-      <w:r>
-        <w:rPr>
-          <w:rStyle w:val="start-tag"/>
-        </w:rPr>
-        <w:t>li</w:t>
-      </w:r>
-      <w:r>
-        <w:t xml:space="preserve"> </w:t>
+        <w:t>a</w:t>
+      </w:r>
+      <w:r>
+        <w:t xml:space="preserve">  </w:t>
       </w:r>
       <w:r>
         <w:rPr>
           <w:rStyle w:val="attribute-name"/>
         </w:rPr>
-        <w:t>style</w:t>
-      </w:r>
-      <w:r>
-        <w:t>="vertical-align:middle;list-style-type:disc" &gt;</w:t>
-      </w:r>
-    </w:p>
-    <w:p>
-      <w:pPr>
-        <w:pStyle w:val="Listing"/>
-      </w:pPr>
-      <w:r>
-        <w:t>&lt;</w:t>
-      </w:r>
-      <w:r>
-        <w:rPr>
-          <w:rStyle w:val="start-tag"/>
-        </w:rPr>
-        <w:t>a</w:t>
-      </w:r>
-      <w:r>
-        <w:t xml:space="preserve">  </w:t>
-      </w:r>
-      <w:r>
-        <w:rPr>
-          <w:rStyle w:val="attribute-name"/>
-        </w:rPr>
         <w:t>href</w:t>
       </w:r>
+      <w:proofErr w:type="gramEnd"/>
       <w:r>
         <w:t>="</w:t>
       </w:r>
@@ -603,12 +626,14 @@
       <w:r>
         <w:t>&lt;</w:t>
       </w:r>
+      <w:proofErr w:type="gramStart"/>
       <w:r>
         <w:rPr>
           <w:rStyle w:val="start-tag"/>
         </w:rPr>
         <w:t>li</w:t>
       </w:r>
+      <w:proofErr w:type="gramEnd"/>
       <w:r>
         <w:t xml:space="preserve"> </w:t>
       </w:r>
@@ -629,6 +654,7 @@
       <w:r>
         <w:t>&lt;</w:t>
       </w:r>
+      <w:proofErr w:type="gramStart"/>
       <w:r>
         <w:rPr>
           <w:rStyle w:val="start-tag"/>
@@ -644,6 +670,7 @@
         </w:rPr>
         <w:t>href</w:t>
       </w:r>
+      <w:proofErr w:type="gramEnd"/>
       <w:r>
         <w:t>="</w:t>
       </w:r>
@@ -699,8 +726,13 @@
       </w:r>
     </w:p>
     <w:p>
-      <w:r>
-        <w:t xml:space="preserve">avec infos mariage : </w:t>
+      <w:proofErr w:type="gramStart"/>
+      <w:r>
+        <w:t>avec</w:t>
+      </w:r>
+      <w:proofErr w:type="gramEnd"/>
+      <w:r>
+        <w:t xml:space="preserve"> infos mariage : </w:t>
       </w:r>
       <w:hyperlink r:id="rId19" w:history="1">
         <w:r>
@@ -757,8 +789,13 @@
       <w:pPr>
         <w:pStyle w:val="Listing"/>
       </w:pPr>
-      <w:r>
-        <w:t xml:space="preserve">&lt;!-- Parents </w:t>
+      <w:proofErr w:type="gramStart"/>
+      <w:r>
+        <w:t>&lt;!--</w:t>
+      </w:r>
+      <w:proofErr w:type="gramEnd"/>
+      <w:r>
+        <w:t xml:space="preserve"> Parents </w:t>
       </w:r>
       <w:r>
         <w:rPr>
@@ -775,31 +812,63 @@
         <w:pStyle w:val="Listing"/>
       </w:pPr>
       <w:r>
-        <w:t>&lt;h2&gt;&lt;span class="htitle"&gt;&amp;nbsp;&lt;/span&gt;&lt;span&gt;Parents&lt;/span&gt;&lt;/h2&gt;</w:t>
-      </w:r>
-    </w:p>
-    <w:p>
-      <w:pPr>
-        <w:pStyle w:val="Listing"/>
-      </w:pPr>
-      <w:r>
-        <w:t>&lt;ul&gt;</w:t>
-      </w:r>
-    </w:p>
-    <w:p>
-      <w:pPr>
-        <w:pStyle w:val="Listing"/>
-      </w:pPr>
-      <w:r>
-        <w:t>&lt;li style="vertical-align:middle;list-style-type:disc" &gt;</w:t>
-      </w:r>
-    </w:p>
-    <w:p>
-      <w:pPr>
-        <w:pStyle w:val="Listing"/>
-      </w:pPr>
-      <w:r>
-        <w:t>&lt;a  href="evechevaleyre?lang=fr&amp;pz=evelyne&amp;nz=cassar&amp;p=rafaele&amp;n=brincat"&gt;Rafaele BRINCAT&lt;/a&gt;&lt;span style="font-size: 90%"&gt;&lt;/span&gt;</w:t>
+        <w:t>&lt;</w:t>
+      </w:r>
+      <w:proofErr w:type="gramStart"/>
+      <w:r>
+        <w:t>h</w:t>
+      </w:r>
+      <w:proofErr w:type="gramEnd"/>
+      <w:r>
+        <w:t>2&gt;&lt;span class="htitle"&gt;&amp;nbsp;&lt;/span&gt;&lt;span&gt;Parents&lt;/span&gt;&lt;/h2&gt;</w:t>
+      </w:r>
+    </w:p>
+    <w:p>
+      <w:pPr>
+        <w:pStyle w:val="Listing"/>
+      </w:pPr>
+      <w:r>
+        <w:t>&lt;</w:t>
+      </w:r>
+      <w:proofErr w:type="gramStart"/>
+      <w:r>
+        <w:t>ul</w:t>
+      </w:r>
+      <w:proofErr w:type="gramEnd"/>
+      <w:r>
+        <w:t>&gt;</w:t>
+      </w:r>
+    </w:p>
+    <w:p>
+      <w:pPr>
+        <w:pStyle w:val="Listing"/>
+      </w:pPr>
+      <w:r>
+        <w:t>&lt;</w:t>
+      </w:r>
+      <w:proofErr w:type="gramStart"/>
+      <w:r>
+        <w:t>li</w:t>
+      </w:r>
+      <w:proofErr w:type="gramEnd"/>
+      <w:r>
+        <w:t xml:space="preserve"> style="vertical-align:middle;list-style-type:disc" &gt;</w:t>
+      </w:r>
+    </w:p>
+    <w:p>
+      <w:pPr>
+        <w:pStyle w:val="Listing"/>
+      </w:pPr>
+      <w:r>
+        <w:t>&lt;</w:t>
+      </w:r>
+      <w:proofErr w:type="gramStart"/>
+      <w:r>
+        <w:t>a  href</w:t>
+      </w:r>
+      <w:proofErr w:type="gramEnd"/>
+      <w:r>
+        <w:t>="evechevaleyre?lang=fr&amp;pz=evelyne&amp;nz=cassar&amp;p=rafaele&amp;n=brincat"&gt;Rafaele BRINCAT&lt;/a&gt;&lt;span style="font-size: 90%"&gt;&lt;/span&gt;</w:t>
       </w:r>
     </w:p>
     <w:p>
@@ -816,32 +885,74 @@
         <w:rPr>
           <w:highlight w:val="yellow"/>
         </w:rPr>
-        <w:t>&lt;br&gt;</w:t>
-      </w:r>
-    </w:p>
-    <w:p>
-      <w:pPr>
-        <w:pStyle w:val="Listing"/>
+        <w:t>&lt;</w:t>
+      </w:r>
+      <w:proofErr w:type="gramStart"/>
+      <w:r>
         <w:rPr>
           <w:highlight w:val="yellow"/>
         </w:rPr>
-      </w:pPr>
+        <w:t>br</w:t>
+      </w:r>
+      <w:proofErr w:type="gramEnd"/>
       <w:r>
         <w:rPr>
           <w:highlight w:val="yellow"/>
         </w:rPr>
-        <w:t>&lt;em&gt;Marié &lt;em&gt;le&amp;nbsp;26&amp;nbsp;novembre&amp;nbsp;1776 (mardi), S.Paolo - Malte, , , ,, &lt;/em&gt;</w:t>
-      </w:r>
-    </w:p>
-    <w:p>
-      <w:pPr>
-        <w:pStyle w:val="Listing"/>
-      </w:pPr>
-      <w:r>
+        <w:t>&gt;</w:t>
+      </w:r>
+    </w:p>
+    <w:p>
+      <w:pPr>
+        <w:pStyle w:val="Listing"/>
         <w:rPr>
           <w:highlight w:val="yellow"/>
         </w:rPr>
-        <w:t xml:space="preserve"> avec&lt;/em&gt;</w:t>
+      </w:pPr>
+      <w:r>
+        <w:rPr>
+          <w:highlight w:val="yellow"/>
+        </w:rPr>
+        <w:t>&lt;</w:t>
+      </w:r>
+      <w:proofErr w:type="gramStart"/>
+      <w:r>
+        <w:rPr>
+          <w:highlight w:val="yellow"/>
+        </w:rPr>
+        <w:t>em</w:t>
+      </w:r>
+      <w:proofErr w:type="gramEnd"/>
+      <w:r>
+        <w:rPr>
+          <w:highlight w:val="yellow"/>
+        </w:rPr>
+        <w:t>&gt;Marié &lt;em&gt;le&amp;nbsp;26&amp;nbsp;novembre&amp;nbsp;1776 (mardi), S.Paolo - Malte, , , ,, &lt;/em&gt;</w:t>
+      </w:r>
+    </w:p>
+    <w:p>
+      <w:pPr>
+        <w:pStyle w:val="Listing"/>
+      </w:pPr>
+      <w:r>
+        <w:rPr>
+          <w:highlight w:val="yellow"/>
+        </w:rPr>
+        <w:t xml:space="preserve"> </w:t>
+      </w:r>
+      <w:proofErr w:type="gramStart"/>
+      <w:r>
+        <w:rPr>
+          <w:highlight w:val="yellow"/>
+        </w:rPr>
+        <w:t>avec</w:t>
+      </w:r>
+      <w:proofErr w:type="gramEnd"/>
+      <w:r>
+        <w:rPr>
+          <w:highlight w:val="yellow"/>
+        </w:rPr>
+        <w:t>&lt;/em&gt;</w:t>
       </w:r>
     </w:p>
     <w:p>
@@ -857,15 +968,31 @@
         <w:pStyle w:val="Listing"/>
       </w:pPr>
       <w:r>
-        <w:t>&lt;li style="vertical-align:middle;list-style-type:disc" &gt;</w:t>
-      </w:r>
-    </w:p>
-    <w:p>
-      <w:pPr>
-        <w:pStyle w:val="Listing"/>
-      </w:pPr>
-      <w:r>
-        <w:t>&lt;a  href="evechevaleyre?lang=fr&amp;pz=evelyne&amp;nz=cassar&amp;p=margarita&amp;n=attard&amp;oc=3"&gt;Margarita ATTARD&lt;/a&gt;&lt;span style="font-size: 90%"&gt;&lt;/span&gt;</w:t>
+        <w:t>&lt;</w:t>
+      </w:r>
+      <w:proofErr w:type="gramStart"/>
+      <w:r>
+        <w:t>li</w:t>
+      </w:r>
+      <w:proofErr w:type="gramEnd"/>
+      <w:r>
+        <w:t xml:space="preserve"> style="vertical-align:middle;list-style-type:disc" &gt;</w:t>
+      </w:r>
+    </w:p>
+    <w:p>
+      <w:pPr>
+        <w:pStyle w:val="Listing"/>
+      </w:pPr>
+      <w:r>
+        <w:t>&lt;</w:t>
+      </w:r>
+      <w:proofErr w:type="gramStart"/>
+      <w:r>
+        <w:t>a  href</w:t>
+      </w:r>
+      <w:proofErr w:type="gramEnd"/>
+      <w:r>
+        <w:t>="evechevaleyre?lang=fr&amp;pz=evelyne&amp;nz=cassar&amp;p=margarita&amp;n=attard&amp;oc=3"&gt;Margarita ATTARD&lt;/a&gt;&lt;span style="font-size: 90%"&gt;&lt;/span&gt;</w:t>
       </w:r>
     </w:p>
     <w:p>
@@ -960,17 +1087,26 @@
       <w:pPr>
         <w:pStyle w:val="Listing"/>
       </w:pPr>
+      <w:proofErr w:type="gramStart"/>
       <w:r>
         <w:rPr>
           <w:rStyle w:val="comment"/>
           <w:rFonts w:eastAsiaTheme="majorEastAsia"/>
         </w:rPr>
-        <w:t xml:space="preserve">&lt;!-- </w:t>
-      </w:r>
+        <w:t>&lt;!--</w:t>
+      </w:r>
+      <w:proofErr w:type="gramEnd"/>
       <w:r>
         <w:rPr>
           <w:rStyle w:val="comment"/>
           <w:rFonts w:eastAsiaTheme="majorEastAsia"/>
+        </w:rPr>
+        <w:t xml:space="preserve"> </w:t>
+      </w:r>
+      <w:r>
+        <w:rPr>
+          <w:rStyle w:val="comment"/>
+          <w:rFonts w:eastAsiaTheme="majorEastAsia"/>
           <w:highlight w:val="yellow"/>
         </w:rPr>
         <w:t>Parents evolue</w:t>
@@ -990,113 +1126,125 @@
       <w:r>
         <w:t>&lt;</w:t>
       </w:r>
+      <w:proofErr w:type="gramStart"/>
       <w:r>
         <w:rPr>
           <w:rStyle w:val="start-tag"/>
         </w:rPr>
+        <w:t>h</w:t>
+      </w:r>
+      <w:proofErr w:type="gramEnd"/>
+      <w:r>
+        <w:rPr>
+          <w:rStyle w:val="start-tag"/>
+        </w:rPr>
+        <w:t>2</w:t>
+      </w:r>
+      <w:r>
+        <w:t>&gt;&lt;</w:t>
+      </w:r>
+      <w:r>
+        <w:rPr>
+          <w:rStyle w:val="start-tag"/>
+        </w:rPr>
+        <w:t>span</w:t>
+      </w:r>
+      <w:r>
+        <w:t xml:space="preserve"> </w:t>
+      </w:r>
+      <w:r>
+        <w:rPr>
+          <w:rStyle w:val="attribute-name"/>
+        </w:rPr>
+        <w:t>class</w:t>
+      </w:r>
+      <w:r>
+        <w:t>="htitle"&gt;</w:t>
+      </w:r>
+      <w:r>
+        <w:rPr>
+          <w:rStyle w:val="entity"/>
+          <w:rFonts w:eastAsiaTheme="majorEastAsia"/>
+        </w:rPr>
+        <w:t>&amp;nbsp;</w:t>
+      </w:r>
+      <w:r>
+        <w:t>&lt;/</w:t>
+      </w:r>
+      <w:r>
+        <w:rPr>
+          <w:rStyle w:val="end-tag"/>
+          <w:rFonts w:eastAsiaTheme="majorEastAsia"/>
+        </w:rPr>
+        <w:t>span</w:t>
+      </w:r>
+      <w:r>
+        <w:t>&gt;&lt;</w:t>
+      </w:r>
+      <w:r>
+        <w:rPr>
+          <w:rStyle w:val="start-tag"/>
+        </w:rPr>
+        <w:t>span</w:t>
+      </w:r>
+      <w:r>
+        <w:t>&gt;Parents&lt;/</w:t>
+      </w:r>
+      <w:r>
+        <w:rPr>
+          <w:rStyle w:val="end-tag"/>
+          <w:rFonts w:eastAsiaTheme="majorEastAsia"/>
+        </w:rPr>
+        <w:t>span</w:t>
+      </w:r>
+      <w:r>
+        <w:t>&gt;&lt;/</w:t>
+      </w:r>
+      <w:r>
+        <w:rPr>
+          <w:rStyle w:val="end-tag"/>
+          <w:rFonts w:eastAsiaTheme="majorEastAsia"/>
+        </w:rPr>
         <w:t>h2</w:t>
       </w:r>
       <w:r>
-        <w:t>&gt;&lt;</w:t>
-      </w:r>
+        <w:t>&gt;</w:t>
+      </w:r>
+    </w:p>
+    <w:p>
+      <w:pPr>
+        <w:pStyle w:val="Listing"/>
+      </w:pPr>
+      <w:r>
+        <w:t>&lt;</w:t>
+      </w:r>
+      <w:proofErr w:type="gramStart"/>
       <w:r>
         <w:rPr>
           <w:rStyle w:val="start-tag"/>
         </w:rPr>
-        <w:t>span</w:t>
-      </w:r>
-      <w:r>
-        <w:t xml:space="preserve"> </w:t>
-      </w:r>
-      <w:r>
-        <w:rPr>
-          <w:rStyle w:val="attribute-name"/>
-        </w:rPr>
-        <w:t>class</w:t>
-      </w:r>
-      <w:r>
-        <w:t>="htitle"&gt;</w:t>
-      </w:r>
-      <w:r>
-        <w:rPr>
-          <w:rStyle w:val="entity"/>
-          <w:rFonts w:eastAsiaTheme="majorEastAsia"/>
-        </w:rPr>
-        <w:t>&amp;nbsp;</w:t>
-      </w:r>
-      <w:r>
-        <w:t>&lt;/</w:t>
-      </w:r>
-      <w:r>
-        <w:rPr>
-          <w:rStyle w:val="end-tag"/>
-          <w:rFonts w:eastAsiaTheme="majorEastAsia"/>
-        </w:rPr>
-        <w:t>span</w:t>
-      </w:r>
-      <w:r>
-        <w:t>&gt;&lt;</w:t>
-      </w:r>
+        <w:t>ul</w:t>
+      </w:r>
+      <w:proofErr w:type="gramEnd"/>
+      <w:r>
+        <w:t>&gt;</w:t>
+      </w:r>
+    </w:p>
+    <w:p>
+      <w:pPr>
+        <w:pStyle w:val="Listing"/>
+      </w:pPr>
+      <w:r>
+        <w:t>&lt;</w:t>
+      </w:r>
+      <w:proofErr w:type="gramStart"/>
       <w:r>
         <w:rPr>
           <w:rStyle w:val="start-tag"/>
         </w:rPr>
-        <w:t>span</w:t>
-      </w:r>
-      <w:r>
-        <w:t>&gt;Parents&lt;/</w:t>
-      </w:r>
-      <w:r>
-        <w:rPr>
-          <w:rStyle w:val="end-tag"/>
-          <w:rFonts w:eastAsiaTheme="majorEastAsia"/>
-        </w:rPr>
-        <w:t>span</w:t>
-      </w:r>
-      <w:r>
-        <w:t>&gt;&lt;/</w:t>
-      </w:r>
-      <w:r>
-        <w:rPr>
-          <w:rStyle w:val="end-tag"/>
-          <w:rFonts w:eastAsiaTheme="majorEastAsia"/>
-        </w:rPr>
-        <w:t>h2</w:t>
-      </w:r>
-      <w:r>
-        <w:t>&gt;</w:t>
-      </w:r>
-    </w:p>
-    <w:p>
-      <w:pPr>
-        <w:pStyle w:val="Listing"/>
-      </w:pPr>
-      <w:r>
-        <w:t>&lt;</w:t>
-      </w:r>
-      <w:r>
-        <w:rPr>
-          <w:rStyle w:val="start-tag"/>
-        </w:rPr>
-        <w:t>ul</w:t>
-      </w:r>
-      <w:r>
-        <w:t>&gt;</w:t>
-      </w:r>
-    </w:p>
-    <w:p>
-      <w:pPr>
-        <w:pStyle w:val="Listing"/>
-      </w:pPr>
-      <w:r>
-        <w:t>&lt;</w:t>
-      </w:r>
-      <w:r>
-        <w:rPr>
-          <w:rStyle w:val="start-tag"/>
-        </w:rPr>
         <w:t>li</w:t>
       </w:r>
+      <w:proofErr w:type="gramEnd"/>
       <w:r>
         <w:t xml:space="preserve"> </w:t>
       </w:r>
@@ -1306,12 +1454,14 @@
       <w:r>
         <w:t>&lt;</w:t>
       </w:r>
+      <w:proofErr w:type="gramStart"/>
       <w:r>
         <w:rPr>
           <w:rStyle w:val="start-tag"/>
         </w:rPr>
         <w:t>li</w:t>
       </w:r>
+      <w:proofErr w:type="gramEnd"/>
       <w:r>
         <w:t xml:space="preserve"> </w:t>
       </w:r>
@@ -1582,35 +1732,355 @@
       <w:pPr>
         <w:pStyle w:val="Listing"/>
       </w:pPr>
+      <w:proofErr w:type="gramStart"/>
       <w:r>
         <w:rPr>
           <w:rStyle w:val="comment"/>
           <w:rFonts w:eastAsiaTheme="majorEastAsia"/>
         </w:rPr>
-        <w:t>&lt;!-- Parents photo --&gt;</w:t>
-      </w:r>
-    </w:p>
-    <w:p>
-      <w:pPr>
-        <w:pStyle w:val="Listing"/>
-      </w:pPr>
-      <w:r>
-        <w:t>&lt;</w:t>
-      </w:r>
+        <w:t>&lt;!--</w:t>
+      </w:r>
+      <w:proofErr w:type="gramEnd"/>
+      <w:r>
+        <w:rPr>
+          <w:rStyle w:val="comment"/>
+          <w:rFonts w:eastAsiaTheme="majorEastAsia"/>
+        </w:rPr>
+        <w:t xml:space="preserve"> Parents photo --&gt;</w:t>
+      </w:r>
+    </w:p>
+    <w:p>
+      <w:pPr>
+        <w:pStyle w:val="Listing"/>
+      </w:pPr>
+      <w:r>
+        <w:t>&lt;</w:t>
+      </w:r>
+      <w:proofErr w:type="gramStart"/>
       <w:r>
         <w:rPr>
           <w:rStyle w:val="start-tag"/>
         </w:rPr>
+        <w:t>h</w:t>
+      </w:r>
+      <w:proofErr w:type="gramEnd"/>
+      <w:r>
+        <w:rPr>
+          <w:rStyle w:val="start-tag"/>
+        </w:rPr>
+        <w:t>2</w:t>
+      </w:r>
+      <w:r>
+        <w:t>&gt;&lt;</w:t>
+      </w:r>
+      <w:r>
+        <w:rPr>
+          <w:rStyle w:val="start-tag"/>
+        </w:rPr>
+        <w:t>span</w:t>
+      </w:r>
+      <w:r>
+        <w:t xml:space="preserve"> </w:t>
+      </w:r>
+      <w:r>
+        <w:rPr>
+          <w:rStyle w:val="attribute-name"/>
+        </w:rPr>
+        <w:t>class</w:t>
+      </w:r>
+      <w:r>
+        <w:t>="htitle"&gt;</w:t>
+      </w:r>
+      <w:r>
+        <w:rPr>
+          <w:rStyle w:val="entity"/>
+          <w:rFonts w:eastAsiaTheme="majorEastAsia"/>
+        </w:rPr>
+        <w:t>&amp;nbsp;</w:t>
+      </w:r>
+      <w:r>
+        <w:t>&lt;/</w:t>
+      </w:r>
+      <w:r>
+        <w:rPr>
+          <w:rStyle w:val="end-tag"/>
+          <w:rFonts w:eastAsiaTheme="majorEastAsia"/>
+        </w:rPr>
+        <w:t>span</w:t>
+      </w:r>
+      <w:r>
+        <w:t>&gt;&lt;</w:t>
+      </w:r>
+      <w:r>
+        <w:rPr>
+          <w:rStyle w:val="start-tag"/>
+        </w:rPr>
+        <w:t>span</w:t>
+      </w:r>
+      <w:r>
+        <w:t>&gt;Parents&lt;/</w:t>
+      </w:r>
+      <w:r>
+        <w:rPr>
+          <w:rStyle w:val="end-tag"/>
+          <w:rFonts w:eastAsiaTheme="majorEastAsia"/>
+        </w:rPr>
+        <w:t>span</w:t>
+      </w:r>
+      <w:r>
+        <w:t>&gt;&lt;/</w:t>
+      </w:r>
+      <w:r>
+        <w:rPr>
+          <w:rStyle w:val="end-tag"/>
+          <w:rFonts w:eastAsiaTheme="majorEastAsia"/>
+        </w:rPr>
         <w:t>h2</w:t>
       </w:r>
       <w:r>
+        <w:t>&gt;</w:t>
+      </w:r>
+    </w:p>
+    <w:p>
+      <w:pPr>
+        <w:pStyle w:val="Listing"/>
+      </w:pPr>
+      <w:r>
+        <w:t>&lt;</w:t>
+      </w:r>
+      <w:proofErr w:type="gramStart"/>
+      <w:r>
+        <w:rPr>
+          <w:rStyle w:val="start-tag"/>
+        </w:rPr>
+        <w:t>div</w:t>
+      </w:r>
+      <w:proofErr w:type="gramEnd"/>
+      <w:r>
+        <w:t xml:space="preserve"> </w:t>
+      </w:r>
+      <w:r>
+        <w:rPr>
+          <w:rStyle w:val="attribute-name"/>
+        </w:rPr>
+        <w:t>id</w:t>
+      </w:r>
+      <w:r>
+        <w:t>="parents"&gt;</w:t>
+      </w:r>
+    </w:p>
+    <w:p>
+      <w:pPr>
+        <w:pStyle w:val="Listing"/>
+      </w:pPr>
+      <w:r>
+        <w:t>&lt;</w:t>
+      </w:r>
+      <w:proofErr w:type="gramStart"/>
+      <w:r>
+        <w:rPr>
+          <w:rStyle w:val="start-tag"/>
+        </w:rPr>
+        <w:t>div</w:t>
+      </w:r>
+      <w:proofErr w:type="gramEnd"/>
+      <w:r>
+        <w:t xml:space="preserve"> </w:t>
+      </w:r>
+      <w:r>
+        <w:rPr>
+          <w:rStyle w:val="attribute-name"/>
+        </w:rPr>
+        <w:t>class</w:t>
+      </w:r>
+      <w:r>
+        <w:t>="row"&gt;</w:t>
+      </w:r>
+    </w:p>
+    <w:p>
+      <w:pPr>
+        <w:pStyle w:val="Listing"/>
+      </w:pPr>
+      <w:r>
+        <w:t>&lt;</w:t>
+      </w:r>
+      <w:proofErr w:type="gramStart"/>
+      <w:r>
+        <w:rPr>
+          <w:rStyle w:val="start-tag"/>
+        </w:rPr>
+        <w:t>div</w:t>
+      </w:r>
+      <w:proofErr w:type="gramEnd"/>
+      <w:r>
+        <w:t xml:space="preserve"> </w:t>
+      </w:r>
+      <w:r>
+        <w:rPr>
+          <w:rStyle w:val="attribute-name"/>
+        </w:rPr>
+        <w:t>class</w:t>
+      </w:r>
+      <w:r>
+        <w:t>="small-12 medium-6 large-6 columns"&gt;</w:t>
+      </w:r>
+    </w:p>
+    <w:p>
+      <w:pPr>
+        <w:pStyle w:val="Listing"/>
+      </w:pPr>
+      <w:r>
+        <w:t>&lt;</w:t>
+      </w:r>
+      <w:proofErr w:type="gramStart"/>
+      <w:r>
+        <w:rPr>
+          <w:rStyle w:val="start-tag"/>
+        </w:rPr>
+        <w:t>table</w:t>
+      </w:r>
+      <w:proofErr w:type="gramEnd"/>
+      <w:r>
+        <w:t>&gt;</w:t>
+      </w:r>
+    </w:p>
+    <w:p>
+      <w:pPr>
+        <w:pStyle w:val="Listing"/>
+      </w:pPr>
+      <w:r>
+        <w:t>&lt;</w:t>
+      </w:r>
+      <w:proofErr w:type="gramStart"/>
+      <w:r>
+        <w:rPr>
+          <w:rStyle w:val="start-tag"/>
+        </w:rPr>
+        <w:t>tr</w:t>
+      </w:r>
+      <w:proofErr w:type="gramEnd"/>
+      <w:r>
+        <w:t>&gt;</w:t>
+      </w:r>
+    </w:p>
+    <w:p>
+      <w:pPr>
+        <w:pStyle w:val="Listing"/>
+      </w:pPr>
+      <w:r>
+        <w:t>&lt;</w:t>
+      </w:r>
+      <w:proofErr w:type="gramStart"/>
+      <w:r>
+        <w:rPr>
+          <w:rStyle w:val="start-tag"/>
+        </w:rPr>
+        <w:t>td</w:t>
+      </w:r>
+      <w:proofErr w:type="gramEnd"/>
+      <w:r>
+        <w:t xml:space="preserve"> </w:t>
+      </w:r>
+      <w:r>
+        <w:rPr>
+          <w:rStyle w:val="attribute-name"/>
+        </w:rPr>
+        <w:t>style</w:t>
+      </w:r>
+      <w:r>
+        <w:t>="text-align:left; vertical-align: middle"&gt;</w:t>
+      </w:r>
+    </w:p>
+    <w:p>
+      <w:pPr>
+        <w:pStyle w:val="Listing"/>
+      </w:pPr>
+      <w:r>
+        <w:rPr>
+          <w:rStyle w:val="entity"/>
+          <w:rFonts w:eastAsiaTheme="majorEastAsia"/>
+        </w:rPr>
+        <w:t>&amp;</w:t>
+      </w:r>
+      <w:proofErr w:type="gramStart"/>
+      <w:r>
+        <w:rPr>
+          <w:rStyle w:val="entity"/>
+          <w:rFonts w:eastAsiaTheme="majorEastAsia"/>
+        </w:rPr>
+        <w:t>nbsp;</w:t>
+      </w:r>
+      <w:proofErr w:type="gramEnd"/>
+    </w:p>
+    <w:p>
+      <w:pPr>
+        <w:pStyle w:val="Listing"/>
+      </w:pPr>
+      <w:r>
+        <w:t>&lt;/</w:t>
+      </w:r>
+      <w:r>
+        <w:rPr>
+          <w:rStyle w:val="end-tag"/>
+          <w:rFonts w:eastAsiaTheme="majorEastAsia"/>
+        </w:rPr>
+        <w:t>td</w:t>
+      </w:r>
+      <w:r>
+        <w:t>&gt;</w:t>
+      </w:r>
+    </w:p>
+    <w:p>
+      <w:pPr>
+        <w:pStyle w:val="Listing"/>
+      </w:pPr>
+      <w:r>
+        <w:t>&lt;</w:t>
+      </w:r>
+      <w:proofErr w:type="gramStart"/>
+      <w:r>
+        <w:rPr>
+          <w:rStyle w:val="start-tag"/>
+        </w:rPr>
+        <w:t>td</w:t>
+      </w:r>
+      <w:proofErr w:type="gramEnd"/>
+      <w:r>
+        <w:t xml:space="preserve"> </w:t>
+      </w:r>
+      <w:r>
+        <w:rPr>
+          <w:rStyle w:val="attribute-name"/>
+        </w:rPr>
+        <w:t>style</w:t>
+      </w:r>
+      <w:r>
+        <w:t>="text-align:left; vertical-align: middle"&gt;</w:t>
+      </w:r>
+    </w:p>
+    <w:p>
+      <w:pPr>
+        <w:pStyle w:val="Listing"/>
+      </w:pPr>
+      <w:r>
+        <w:t>&lt;</w:t>
+      </w:r>
+      <w:proofErr w:type="gramStart"/>
+      <w:r>
+        <w:rPr>
+          <w:rStyle w:val="start-tag"/>
+        </w:rPr>
+        <w:t>ul</w:t>
+      </w:r>
+      <w:proofErr w:type="gramEnd"/>
+      <w:r>
         <w:t>&gt;&lt;</w:t>
       </w:r>
       <w:r>
         <w:rPr>
           <w:rStyle w:val="start-tag"/>
         </w:rPr>
-        <w:t>span</w:t>
+        <w:t>li</w:t>
       </w:r>
       <w:r>
         <w:t xml:space="preserve"> </w:t>
@@ -1619,312 +2089,36 @@
         <w:rPr>
           <w:rStyle w:val="attribute-name"/>
         </w:rPr>
-        <w:t>class</w:t>
-      </w:r>
-      <w:r>
-        <w:t>="htitle"&gt;</w:t>
-      </w:r>
-      <w:r>
-        <w:rPr>
-          <w:rStyle w:val="entity"/>
-          <w:rFonts w:eastAsiaTheme="majorEastAsia"/>
-        </w:rPr>
-        <w:t>&amp;nbsp;</w:t>
-      </w:r>
-      <w:r>
-        <w:t>&lt;/</w:t>
-      </w:r>
-      <w:r>
-        <w:rPr>
-          <w:rStyle w:val="end-tag"/>
-          <w:rFonts w:eastAsiaTheme="majorEastAsia"/>
-        </w:rPr>
-        <w:t>span</w:t>
-      </w:r>
-      <w:r>
-        <w:t>&gt;&lt;</w:t>
-      </w:r>
+        <w:t>style</w:t>
+      </w:r>
+      <w:r>
+        <w:t>="vertical-align:middle;list-style-type:disc" &gt;</w:t>
+      </w:r>
+    </w:p>
+    <w:p>
+      <w:pPr>
+        <w:pStyle w:val="Listing"/>
+      </w:pPr>
+      <w:r>
+        <w:t>&lt;</w:t>
+      </w:r>
+      <w:proofErr w:type="gramStart"/>
       <w:r>
         <w:rPr>
           <w:rStyle w:val="start-tag"/>
         </w:rPr>
-        <w:t>span</w:t>
-      </w:r>
-      <w:r>
-        <w:t>&gt;Parents&lt;/</w:t>
-      </w:r>
-      <w:r>
-        <w:rPr>
-          <w:rStyle w:val="end-tag"/>
-          <w:rFonts w:eastAsiaTheme="majorEastAsia"/>
-        </w:rPr>
-        <w:t>span</w:t>
-      </w:r>
-      <w:r>
-        <w:t>&gt;&lt;/</w:t>
-      </w:r>
-      <w:r>
-        <w:rPr>
-          <w:rStyle w:val="end-tag"/>
-          <w:rFonts w:eastAsiaTheme="majorEastAsia"/>
-        </w:rPr>
-        <w:t>h2</w:t>
-      </w:r>
-      <w:r>
-        <w:t>&gt;</w:t>
-      </w:r>
-    </w:p>
-    <w:p>
-      <w:pPr>
-        <w:pStyle w:val="Listing"/>
-      </w:pPr>
-      <w:r>
-        <w:t>&lt;</w:t>
-      </w:r>
-      <w:r>
-        <w:rPr>
-          <w:rStyle w:val="start-tag"/>
-        </w:rPr>
-        <w:t>div</w:t>
-      </w:r>
-      <w:r>
-        <w:t xml:space="preserve"> </w:t>
+        <w:t>a</w:t>
+      </w:r>
+      <w:r>
+        <w:t xml:space="preserve">  </w:t>
       </w:r>
       <w:r>
         <w:rPr>
           <w:rStyle w:val="attribute-name"/>
         </w:rPr>
-        <w:t>id</w:t>
-      </w:r>
-      <w:r>
-        <w:t>="parents"&gt;</w:t>
-      </w:r>
-    </w:p>
-    <w:p>
-      <w:pPr>
-        <w:pStyle w:val="Listing"/>
-      </w:pPr>
-      <w:r>
-        <w:t>&lt;</w:t>
-      </w:r>
-      <w:r>
-        <w:rPr>
-          <w:rStyle w:val="start-tag"/>
-        </w:rPr>
-        <w:t>div</w:t>
-      </w:r>
-      <w:r>
-        <w:t xml:space="preserve"> </w:t>
-      </w:r>
-      <w:r>
-        <w:rPr>
-          <w:rStyle w:val="attribute-name"/>
-        </w:rPr>
-        <w:t>class</w:t>
-      </w:r>
-      <w:r>
-        <w:t>="row"&gt;</w:t>
-      </w:r>
-    </w:p>
-    <w:p>
-      <w:pPr>
-        <w:pStyle w:val="Listing"/>
-      </w:pPr>
-      <w:r>
-        <w:t>&lt;</w:t>
-      </w:r>
-      <w:r>
-        <w:rPr>
-          <w:rStyle w:val="start-tag"/>
-        </w:rPr>
-        <w:t>div</w:t>
-      </w:r>
-      <w:r>
-        <w:t xml:space="preserve"> </w:t>
-      </w:r>
-      <w:r>
-        <w:rPr>
-          <w:rStyle w:val="attribute-name"/>
-        </w:rPr>
-        <w:t>class</w:t>
-      </w:r>
-      <w:r>
-        <w:t>="small-12 medium-6 large-6 columns"&gt;</w:t>
-      </w:r>
-    </w:p>
-    <w:p>
-      <w:pPr>
-        <w:pStyle w:val="Listing"/>
-      </w:pPr>
-      <w:r>
-        <w:t>&lt;</w:t>
-      </w:r>
-      <w:r>
-        <w:rPr>
-          <w:rStyle w:val="start-tag"/>
-        </w:rPr>
-        <w:t>table</w:t>
-      </w:r>
-      <w:r>
-        <w:t>&gt;</w:t>
-      </w:r>
-    </w:p>
-    <w:p>
-      <w:pPr>
-        <w:pStyle w:val="Listing"/>
-      </w:pPr>
-      <w:r>
-        <w:t>&lt;</w:t>
-      </w:r>
-      <w:r>
-        <w:rPr>
-          <w:rStyle w:val="start-tag"/>
-        </w:rPr>
-        <w:t>tr</w:t>
-      </w:r>
-      <w:r>
-        <w:t>&gt;</w:t>
-      </w:r>
-    </w:p>
-    <w:p>
-      <w:pPr>
-        <w:pStyle w:val="Listing"/>
-      </w:pPr>
-      <w:r>
-        <w:t>&lt;</w:t>
-      </w:r>
-      <w:r>
-        <w:rPr>
-          <w:rStyle w:val="start-tag"/>
-        </w:rPr>
-        <w:t>td</w:t>
-      </w:r>
-      <w:r>
-        <w:t xml:space="preserve"> </w:t>
-      </w:r>
-      <w:r>
-        <w:rPr>
-          <w:rStyle w:val="attribute-name"/>
-        </w:rPr>
-        <w:t>style</w:t>
-      </w:r>
-      <w:r>
-        <w:t>="text-align:left; vertical-align: middle"&gt;</w:t>
-      </w:r>
-    </w:p>
-    <w:p>
-      <w:pPr>
-        <w:pStyle w:val="Listing"/>
-      </w:pPr>
-      <w:r>
-        <w:rPr>
-          <w:rStyle w:val="entity"/>
-          <w:rFonts w:eastAsiaTheme="majorEastAsia"/>
-        </w:rPr>
-        <w:t>&amp;nbsp;</w:t>
-      </w:r>
-    </w:p>
-    <w:p>
-      <w:pPr>
-        <w:pStyle w:val="Listing"/>
-      </w:pPr>
-      <w:r>
-        <w:t>&lt;/</w:t>
-      </w:r>
-      <w:r>
-        <w:rPr>
-          <w:rStyle w:val="end-tag"/>
-          <w:rFonts w:eastAsiaTheme="majorEastAsia"/>
-        </w:rPr>
-        <w:t>td</w:t>
-      </w:r>
-      <w:r>
-        <w:t>&gt;</w:t>
-      </w:r>
-    </w:p>
-    <w:p>
-      <w:pPr>
-        <w:pStyle w:val="Listing"/>
-      </w:pPr>
-      <w:r>
-        <w:t>&lt;</w:t>
-      </w:r>
-      <w:r>
-        <w:rPr>
-          <w:rStyle w:val="start-tag"/>
-        </w:rPr>
-        <w:t>td</w:t>
-      </w:r>
-      <w:r>
-        <w:t xml:space="preserve"> </w:t>
-      </w:r>
-      <w:r>
-        <w:rPr>
-          <w:rStyle w:val="attribute-name"/>
-        </w:rPr>
-        <w:t>style</w:t>
-      </w:r>
-      <w:r>
-        <w:t>="text-align:left; vertical-align: middle"&gt;</w:t>
-      </w:r>
-    </w:p>
-    <w:p>
-      <w:pPr>
-        <w:pStyle w:val="Listing"/>
-      </w:pPr>
-      <w:r>
-        <w:t>&lt;</w:t>
-      </w:r>
-      <w:r>
-        <w:rPr>
-          <w:rStyle w:val="start-tag"/>
-        </w:rPr>
-        <w:t>ul</w:t>
-      </w:r>
-      <w:r>
-        <w:t>&gt;&lt;</w:t>
-      </w:r>
-      <w:r>
-        <w:rPr>
-          <w:rStyle w:val="start-tag"/>
-        </w:rPr>
-        <w:t>li</w:t>
-      </w:r>
-      <w:r>
-        <w:t xml:space="preserve"> </w:t>
-      </w:r>
-      <w:r>
-        <w:rPr>
-          <w:rStyle w:val="attribute-name"/>
-        </w:rPr>
-        <w:t>style</w:t>
-      </w:r>
-      <w:r>
-        <w:t>="vertical-align:middle;list-style-type:disc" &gt;</w:t>
-      </w:r>
-    </w:p>
-    <w:p>
-      <w:pPr>
-        <w:pStyle w:val="Listing"/>
-      </w:pPr>
-      <w:r>
-        <w:t>&lt;</w:t>
-      </w:r>
-      <w:r>
-        <w:rPr>
-          <w:rStyle w:val="start-tag"/>
-        </w:rPr>
-        <w:t>a</w:t>
-      </w:r>
-      <w:r>
-        <w:t xml:space="preserve">  </w:t>
-      </w:r>
-      <w:r>
-        <w:rPr>
-          <w:rStyle w:val="attribute-name"/>
-        </w:rPr>
         <w:t>href</w:t>
       </w:r>
+      <w:proofErr w:type="gramEnd"/>
       <w:r>
         <w:t>="</w:t>
       </w:r>
@@ -2050,12 +2244,14 @@
       <w:r>
         <w:t>&lt;</w:t>
       </w:r>
+      <w:proofErr w:type="gramStart"/>
       <w:r>
         <w:rPr>
           <w:rStyle w:val="start-tag"/>
         </w:rPr>
         <w:t>div</w:t>
       </w:r>
+      <w:proofErr w:type="gramEnd"/>
       <w:r>
         <w:t xml:space="preserve"> </w:t>
       </w:r>
@@ -2076,12 +2272,14 @@
       <w:r>
         <w:t>&lt;</w:t>
       </w:r>
+      <w:proofErr w:type="gramStart"/>
       <w:r>
         <w:rPr>
           <w:rStyle w:val="start-tag"/>
         </w:rPr>
         <w:t>table</w:t>
       </w:r>
+      <w:proofErr w:type="gramEnd"/>
       <w:r>
         <w:t>&gt;</w:t>
       </w:r>
@@ -2093,12 +2291,14 @@
       <w:r>
         <w:t>&lt;</w:t>
       </w:r>
+      <w:proofErr w:type="gramStart"/>
       <w:r>
         <w:rPr>
           <w:rStyle w:val="start-tag"/>
         </w:rPr>
         <w:t>tr</w:t>
       </w:r>
+      <w:proofErr w:type="gramEnd"/>
       <w:r>
         <w:t>&gt;</w:t>
       </w:r>
@@ -2110,12 +2310,14 @@
       <w:r>
         <w:t>&lt;</w:t>
       </w:r>
+      <w:proofErr w:type="gramStart"/>
       <w:r>
         <w:rPr>
           <w:rStyle w:val="start-tag"/>
         </w:rPr>
         <w:t>td</w:t>
       </w:r>
+      <w:proofErr w:type="gramEnd"/>
       <w:r>
         <w:t xml:space="preserve"> </w:t>
       </w:r>
@@ -2138,8 +2340,17 @@
           <w:rStyle w:val="entity"/>
           <w:rFonts w:eastAsiaTheme="majorEastAsia"/>
         </w:rPr>
-        <w:t>&amp;nbsp;</w:t>
-      </w:r>
+        <w:t>&amp;</w:t>
+      </w:r>
+      <w:proofErr w:type="gramStart"/>
+      <w:r>
+        <w:rPr>
+          <w:rStyle w:val="entity"/>
+          <w:rFonts w:eastAsiaTheme="majorEastAsia"/>
+        </w:rPr>
+        <w:t>nbsp;</w:t>
+      </w:r>
+      <w:proofErr w:type="gramEnd"/>
     </w:p>
     <w:p>
       <w:pPr>
@@ -2166,12 +2377,14 @@
       <w:r>
         <w:t>&lt;</w:t>
       </w:r>
+      <w:proofErr w:type="gramStart"/>
       <w:r>
         <w:rPr>
           <w:rStyle w:val="start-tag"/>
         </w:rPr>
         <w:t>td</w:t>
       </w:r>
+      <w:proofErr w:type="gramEnd"/>
       <w:r>
         <w:t xml:space="preserve"> </w:t>
       </w:r>
@@ -2192,12 +2405,14 @@
       <w:r>
         <w:t>&lt;</w:t>
       </w:r>
+      <w:proofErr w:type="gramStart"/>
       <w:r>
         <w:rPr>
           <w:rStyle w:val="start-tag"/>
         </w:rPr>
         <w:t>ul</w:t>
       </w:r>
+      <w:proofErr w:type="gramEnd"/>
       <w:r>
         <w:t>&gt;&lt;</w:t>
       </w:r>
@@ -2227,6 +2442,7 @@
       <w:r>
         <w:t>&lt;</w:t>
       </w:r>
+      <w:proofErr w:type="gramStart"/>
       <w:r>
         <w:rPr>
           <w:rStyle w:val="start-tag"/>
@@ -2242,6 +2458,7 @@
         </w:rPr>
         <w:t>href</w:t>
       </w:r>
+      <w:proofErr w:type="gramEnd"/>
       <w:r>
         <w:t>="</w:t>
       </w:r>
@@ -2398,18 +2615,507 @@
     </w:p>
     <w:p/>
     <w:p>
-      <w:r>
-        <w:t>response.xpath("//div[@id='parents']/div/div/table/tr/td/ul/li/a/@href").extract()</w:t>
+      <w:proofErr w:type="gramStart"/>
+      <w:r>
+        <w:t>response.xpath</w:t>
+      </w:r>
+      <w:proofErr w:type="gramEnd"/>
+      <w:r>
+        <w:t>("//div[@id='parents']/div/div/table/tr/td/ul/li/a/@href").extract()</w:t>
       </w:r>
     </w:p>
     <w:p/>
     <w:p>
       <w:r>
+        <w:t>Variante forme 1 avec sosa :</w:t>
+      </w:r>
+    </w:p>
+    <w:p>
+      <w:hyperlink r:id="rId33" w:history="1">
+        <w:r>
+          <w:rPr>
+            <w:rStyle w:val="Lienhypertexte"/>
+          </w:rPr>
+          <w:t>https://gw.geneanet.org/dmdoyen?lang=fr&amp;pz=jeremie+michel+maurice+julien&amp;nz=doyen&amp;p=sperite&amp;n=gilles</w:t>
+        </w:r>
+      </w:hyperlink>
+    </w:p>
+    <w:p>
+      <w:r>
+        <w:lastRenderedPageBreak/>
+        <w:drawing>
+          <wp:inline distT="0" distB="0" distL="0" distR="0" wp14:anchorId="0A451D4B" wp14:editId="1881832A">
+            <wp:extent cx="6483350" cy="681871"/>
+            <wp:effectExtent l="0" t="0" r="0" b="4445"/>
+            <wp:docPr id="89843115" name="Image 1"/>
+            <wp:cNvGraphicFramePr>
+              <a:graphicFrameLocks xmlns:a="http://schemas.openxmlformats.org/drawingml/2006/main" noChangeAspect="1"/>
+            </wp:cNvGraphicFramePr>
+            <a:graphic xmlns:a="http://schemas.openxmlformats.org/drawingml/2006/main">
+              <a:graphicData uri="http://schemas.openxmlformats.org/drawingml/2006/picture">
+                <pic:pic xmlns:pic="http://schemas.openxmlformats.org/drawingml/2006/picture">
+                  <pic:nvPicPr>
+                    <pic:cNvPr id="89843115" name=""/>
+                    <pic:cNvPicPr/>
+                  </pic:nvPicPr>
+                  <pic:blipFill>
+                    <a:blip r:embed="rId34"/>
+                    <a:stretch>
+                      <a:fillRect/>
+                    </a:stretch>
+                  </pic:blipFill>
+                  <pic:spPr>
+                    <a:xfrm>
+                      <a:off x="0" y="0"/>
+                      <a:ext cx="6533981" cy="687196"/>
+                    </a:xfrm>
+                    <a:prstGeom prst="rect">
+                      <a:avLst/>
+                    </a:prstGeom>
+                  </pic:spPr>
+                </pic:pic>
+              </a:graphicData>
+            </a:graphic>
+          </wp:inline>
+        </w:drawing>
+      </w:r>
+    </w:p>
+    <w:p>
+      <w:pPr>
+        <w:pStyle w:val="Listing"/>
+      </w:pPr>
+    </w:p>
+    <w:p>
+      <w:pPr>
+        <w:pStyle w:val="Listing"/>
+      </w:pPr>
+      <w:proofErr w:type="gramStart"/>
+      <w:r>
+        <w:t>&lt;!--</w:t>
+      </w:r>
+      <w:proofErr w:type="gramEnd"/>
+      <w:r>
+        <w:t xml:space="preserve"> Parents photo --&gt;</w:t>
+      </w:r>
+    </w:p>
+    <w:p>
+      <w:pPr>
+        <w:pStyle w:val="Listing"/>
+      </w:pPr>
+      <w:r>
+        <w:t>&lt;</w:t>
+      </w:r>
+      <w:proofErr w:type="gramStart"/>
+      <w:r>
+        <w:t>h</w:t>
+      </w:r>
+      <w:proofErr w:type="gramEnd"/>
+      <w:r>
+        <w:t>2&gt;&lt;span class="htitle"&gt;&amp;nbsp;&lt;/span&gt;&lt;span&gt;Parents&lt;/span&gt;&lt;/h2&gt;</w:t>
+      </w:r>
+    </w:p>
+    <w:p>
+      <w:pPr>
+        <w:pStyle w:val="Listing"/>
+      </w:pPr>
+      <w:r>
+        <w:t>&lt;</w:t>
+      </w:r>
+      <w:proofErr w:type="gramStart"/>
+      <w:r>
+        <w:t>div</w:t>
+      </w:r>
+      <w:proofErr w:type="gramEnd"/>
+      <w:r>
+        <w:t xml:space="preserve"> id="parents"&gt;</w:t>
+      </w:r>
+    </w:p>
+    <w:p>
+      <w:pPr>
+        <w:pStyle w:val="Listing"/>
+      </w:pPr>
+      <w:r>
+        <w:t>&lt;</w:t>
+      </w:r>
+      <w:proofErr w:type="gramStart"/>
+      <w:r>
+        <w:t>div</w:t>
+      </w:r>
+      <w:proofErr w:type="gramEnd"/>
+      <w:r>
+        <w:t xml:space="preserve"> class="row"&gt;</w:t>
+      </w:r>
+    </w:p>
+    <w:p>
+      <w:pPr>
+        <w:pStyle w:val="Listing"/>
+      </w:pPr>
+      <w:r>
+        <w:t>&lt;</w:t>
+      </w:r>
+      <w:proofErr w:type="gramStart"/>
+      <w:r>
+        <w:t>div</w:t>
+      </w:r>
+      <w:proofErr w:type="gramEnd"/>
+      <w:r>
+        <w:t xml:space="preserve"> class="small-12 medium-6 large-6 columns"&gt;</w:t>
+      </w:r>
+    </w:p>
+    <w:p>
+      <w:pPr>
+        <w:pStyle w:val="Listing"/>
+      </w:pPr>
+      <w:r>
+        <w:t>&lt;</w:t>
+      </w:r>
+      <w:proofErr w:type="gramStart"/>
+      <w:r>
+        <w:t>table</w:t>
+      </w:r>
+      <w:proofErr w:type="gramEnd"/>
+      <w:r>
+        <w:t>&gt;</w:t>
+      </w:r>
+    </w:p>
+    <w:p>
+      <w:pPr>
+        <w:pStyle w:val="Listing"/>
+      </w:pPr>
+      <w:r>
+        <w:t>&lt;</w:t>
+      </w:r>
+      <w:proofErr w:type="gramStart"/>
+      <w:r>
+        <w:t>tr</w:t>
+      </w:r>
+      <w:proofErr w:type="gramEnd"/>
+      <w:r>
+        <w:t>&gt;</w:t>
+      </w:r>
+    </w:p>
+    <w:p>
+      <w:pPr>
+        <w:pStyle w:val="Listing"/>
+      </w:pPr>
+      <w:r>
+        <w:t>&lt;</w:t>
+      </w:r>
+      <w:proofErr w:type="gramStart"/>
+      <w:r>
+        <w:t>td</w:t>
+      </w:r>
+      <w:proofErr w:type="gramEnd"/>
+      <w:r>
+        <w:t xml:space="preserve"> style="text-align:left; vertical-align: middle"&gt;</w:t>
+      </w:r>
+    </w:p>
+    <w:p>
+      <w:pPr>
+        <w:pStyle w:val="Listing"/>
+      </w:pPr>
+      <w:r>
+        <w:t>&amp;</w:t>
+      </w:r>
+      <w:proofErr w:type="gramStart"/>
+      <w:r>
+        <w:t>nbsp;</w:t>
+      </w:r>
+      <w:proofErr w:type="gramEnd"/>
+    </w:p>
+    <w:p>
+      <w:pPr>
+        <w:pStyle w:val="Listing"/>
+      </w:pPr>
+      <w:r>
+        <w:t>&lt;/td&gt;</w:t>
+      </w:r>
+    </w:p>
+    <w:p>
+      <w:pPr>
+        <w:pStyle w:val="Listing"/>
+      </w:pPr>
+      <w:r>
+        <w:t>&lt;</w:t>
+      </w:r>
+      <w:proofErr w:type="gramStart"/>
+      <w:r>
+        <w:t>td</w:t>
+      </w:r>
+      <w:proofErr w:type="gramEnd"/>
+      <w:r>
+        <w:t xml:space="preserve"> style="text-align:left; vertical-align: middle"&gt;</w:t>
+      </w:r>
+    </w:p>
+    <w:p>
+      <w:pPr>
+        <w:pStyle w:val="Listing"/>
+      </w:pPr>
+      <w:r>
+        <w:t>&lt;</w:t>
+      </w:r>
+      <w:proofErr w:type="gramStart"/>
+      <w:r>
+        <w:t>ul</w:t>
+      </w:r>
+      <w:proofErr w:type="gramEnd"/>
+      <w:r>
+        <w:t>&gt;&lt;li style="vertical-align:middle;list-style-type:disc" &gt;</w:t>
+      </w:r>
+    </w:p>
+    <w:p>
+      <w:pPr>
+        <w:pStyle w:val="Listing"/>
+      </w:pPr>
+      <w:r>
+        <w:rPr>
+          <w:highlight w:val="yellow"/>
+        </w:rPr>
+        <w:t>&lt;</w:t>
+      </w:r>
+      <w:proofErr w:type="gramStart"/>
+      <w:r>
+        <w:rPr>
+          <w:highlight w:val="yellow"/>
+        </w:rPr>
+        <w:t>a</w:t>
+      </w:r>
+      <w:proofErr w:type="gramEnd"/>
+      <w:r>
+        <w:rPr>
+          <w:highlight w:val="yellow"/>
+        </w:rPr>
+        <w:t xml:space="preserve"> href="dmdoyen?lang=fr&amp;pz=jeremie+michel+maurice+julien&amp;nz=doyen&amp;m=RL&amp;i1=23716&amp;i2=0&amp;b1=1&amp;b2=4064"&gt;&lt;img src="https://static.geneanet.org/geneweb/img/sosa_symbol_simple.png" alt="sosa" title="Anc&amp;ecirc;tre direct de Jérémie Michel Maurice Julien DOYEN, Sosa 4&amp;nbsp;064"&gt;&lt;/a&gt;</w:t>
+      </w:r>
+      <w:r>
+        <w:t xml:space="preserve"> &lt;a  href="dmdoyen?lang=fr&amp;pz=jeremie+michel+maurice+julien&amp;nz=doyen&amp;p=barthelemy&amp;n=gilles"&gt;Barthélemy GILLES&lt;/a&gt; &lt;bdo dir="ltr"&gt;ca 1609-1669&lt;/bdo&gt; &lt;/li&gt;&lt;/ul&gt;</w:t>
+      </w:r>
+    </w:p>
+    <w:p>
+      <w:pPr>
+        <w:pStyle w:val="Listing"/>
+      </w:pPr>
+      <w:r>
+        <w:t>&lt;</w:t>
+      </w:r>
+      <w:proofErr w:type="gramStart"/>
+      <w:r>
+        <w:t>li</w:t>
+      </w:r>
+      <w:proofErr w:type="gramEnd"/>
+      <w:r>
+        <w:t xml:space="preserve"> style="list-style-type:none;"&gt;Ménager&lt;/li&gt;</w:t>
+      </w:r>
+    </w:p>
+    <w:p>
+      <w:pPr>
+        <w:pStyle w:val="Listing"/>
+      </w:pPr>
+      <w:r>
+        <w:t>&lt;/td&gt;</w:t>
+      </w:r>
+    </w:p>
+    <w:p>
+      <w:pPr>
+        <w:pStyle w:val="Listing"/>
+      </w:pPr>
+      <w:r>
+        <w:t>&lt;/tr&gt;</w:t>
+      </w:r>
+    </w:p>
+    <w:p>
+      <w:pPr>
+        <w:pStyle w:val="Listing"/>
+      </w:pPr>
+      <w:r>
+        <w:t>&lt;/table&gt;</w:t>
+      </w:r>
+    </w:p>
+    <w:p>
+      <w:pPr>
+        <w:pStyle w:val="Listing"/>
+      </w:pPr>
+      <w:r>
+        <w:t>&lt;/div&gt;</w:t>
+      </w:r>
+    </w:p>
+    <w:p>
+      <w:pPr>
+        <w:pStyle w:val="Listing"/>
+      </w:pPr>
+      <w:r>
+        <w:t>&lt;</w:t>
+      </w:r>
+      <w:proofErr w:type="gramStart"/>
+      <w:r>
+        <w:t>div</w:t>
+      </w:r>
+      <w:proofErr w:type="gramEnd"/>
+      <w:r>
+        <w:t xml:space="preserve"> class="small-12 medium-6 large-6 columns"&gt;</w:t>
+      </w:r>
+    </w:p>
+    <w:p>
+      <w:pPr>
+        <w:pStyle w:val="Listing"/>
+      </w:pPr>
+      <w:r>
+        <w:t>&lt;</w:t>
+      </w:r>
+      <w:proofErr w:type="gramStart"/>
+      <w:r>
+        <w:t>table</w:t>
+      </w:r>
+      <w:proofErr w:type="gramEnd"/>
+      <w:r>
+        <w:t>&gt;</w:t>
+      </w:r>
+    </w:p>
+    <w:p>
+      <w:pPr>
+        <w:pStyle w:val="Listing"/>
+      </w:pPr>
+      <w:r>
+        <w:t>&lt;</w:t>
+      </w:r>
+      <w:proofErr w:type="gramStart"/>
+      <w:r>
+        <w:t>tr</w:t>
+      </w:r>
+      <w:proofErr w:type="gramEnd"/>
+      <w:r>
+        <w:t>&gt;</w:t>
+      </w:r>
+    </w:p>
+    <w:p>
+      <w:pPr>
+        <w:pStyle w:val="Listing"/>
+      </w:pPr>
+      <w:r>
+        <w:t>&lt;</w:t>
+      </w:r>
+      <w:proofErr w:type="gramStart"/>
+      <w:r>
+        <w:t>td</w:t>
+      </w:r>
+      <w:proofErr w:type="gramEnd"/>
+      <w:r>
+        <w:t xml:space="preserve"> style="text-align:left; vertical-align: middle"&gt;</w:t>
+      </w:r>
+    </w:p>
+    <w:p>
+      <w:pPr>
+        <w:pStyle w:val="Listing"/>
+      </w:pPr>
+      <w:r>
+        <w:t>&amp;</w:t>
+      </w:r>
+      <w:proofErr w:type="gramStart"/>
+      <w:r>
+        <w:t>nbsp;</w:t>
+      </w:r>
+      <w:proofErr w:type="gramEnd"/>
+    </w:p>
+    <w:p>
+      <w:pPr>
+        <w:pStyle w:val="Listing"/>
+      </w:pPr>
+      <w:r>
+        <w:t>&lt;/td&gt;</w:t>
+      </w:r>
+    </w:p>
+    <w:p>
+      <w:pPr>
+        <w:pStyle w:val="Listing"/>
+      </w:pPr>
+      <w:r>
+        <w:t>&lt;</w:t>
+      </w:r>
+      <w:proofErr w:type="gramStart"/>
+      <w:r>
+        <w:t>td</w:t>
+      </w:r>
+      <w:proofErr w:type="gramEnd"/>
+      <w:r>
+        <w:t xml:space="preserve"> style="text-align:left; vertical-align: middle"&gt;</w:t>
+      </w:r>
+    </w:p>
+    <w:p>
+      <w:pPr>
+        <w:pStyle w:val="Listing"/>
+      </w:pPr>
+      <w:r>
+        <w:t>&lt;</w:t>
+      </w:r>
+      <w:proofErr w:type="gramStart"/>
+      <w:r>
+        <w:t>ul</w:t>
+      </w:r>
+      <w:proofErr w:type="gramEnd"/>
+      <w:r>
+        <w:t>&gt;&lt;li style="vertical-align:middle;list-style-type:disc" &gt;</w:t>
+      </w:r>
+    </w:p>
+    <w:p>
+      <w:pPr>
+        <w:pStyle w:val="Listing"/>
+      </w:pPr>
+      <w:r>
+        <w:rPr>
+          <w:highlight w:val="yellow"/>
+        </w:rPr>
+        <w:t>&lt;</w:t>
+      </w:r>
+      <w:proofErr w:type="gramStart"/>
+      <w:r>
+        <w:rPr>
+          <w:highlight w:val="yellow"/>
+        </w:rPr>
+        <w:t>a</w:t>
+      </w:r>
+      <w:proofErr w:type="gramEnd"/>
+      <w:r>
+        <w:rPr>
+          <w:highlight w:val="yellow"/>
+        </w:rPr>
+        <w:t xml:space="preserve"> href="dmdoyen?lang=fr&amp;pz=jeremie+michel+maurice+julien&amp;nz=doyen&amp;m=RL&amp;i1=23719&amp;i2=0&amp;b1=1&amp;b2=4065"&gt;&lt;img src="https://static.geneanet.org/geneweb/img/sosa_symbol_simple.png" alt="sosa" title="Anc&amp;ecirc;tre direct de Jérémie Michel Maurice Julien DOYEN, Sosa 4&amp;nbsp;065"&gt;&lt;/a&gt;</w:t>
+      </w:r>
+      <w:r>
+        <w:t xml:space="preserve"> &lt;a  href="dmdoyen?lang=fr&amp;pz=jeremie+michel+maurice+julien&amp;nz=doyen&amp;p=magdelaine&amp;n=tissot"&gt;Magdelaine TISSOT&lt;/a&gt; &lt;bdo dir="ltr"&gt;ca 1608-1688&lt;/bdo&gt; &lt;/li&gt;&lt;/ul&gt;</w:t>
+      </w:r>
+    </w:p>
+    <w:p>
+      <w:pPr>
+        <w:pStyle w:val="Listing"/>
+      </w:pPr>
+      <w:r>
+        <w:t>&lt;/td&gt;</w:t>
+      </w:r>
+    </w:p>
+    <w:p>
+      <w:pPr>
+        <w:pStyle w:val="Listing"/>
+      </w:pPr>
+      <w:r>
+        <w:t>&lt;/tr&gt;</w:t>
+      </w:r>
+    </w:p>
+    <w:p>
+      <w:pPr>
+        <w:pStyle w:val="Listing"/>
+      </w:pPr>
+      <w:r>
+        <w:t>&lt;/table&gt;</w:t>
+      </w:r>
+    </w:p>
+    <w:p/>
+    <w:p>
+      <w:r>
         <w:t>Cas 1 notes et sources (hors mariage) :</w:t>
       </w:r>
     </w:p>
     <w:p>
-      <w:hyperlink r:id="rId33" w:history="1">
+      <w:hyperlink r:id="rId35" w:history="1">
         <w:r>
           <w:rPr>
             <w:rStyle w:val="Lienhypertexte"/>
@@ -2445,7 +3151,7 @@
                     <pic:cNvPicPr/>
                   </pic:nvPicPr>
                   <pic:blipFill>
-                    <a:blip r:embed="rId34"/>
+                    <a:blip r:embed="rId36"/>
                     <a:stretch>
                       <a:fillRect/>
                     </a:stretch>
@@ -2491,7 +3197,7 @@
                     <pic:cNvPicPr/>
                   </pic:nvPicPr>
                   <pic:blipFill>
-                    <a:blip r:embed="rId35"/>
+                    <a:blip r:embed="rId37"/>
                     <a:stretch>
                       <a:fillRect/>
                     </a:stretch>
@@ -2782,7 +3488,7 @@
       </w:r>
     </w:p>
     <w:p>
-      <w:hyperlink r:id="rId36" w:history="1">
+      <w:hyperlink r:id="rId38" w:history="1">
         <w:r>
           <w:rPr>
             <w:rStyle w:val="Lienhypertexte"/>
@@ -2820,7 +3526,7 @@
                     <pic:cNvPicPr/>
                   </pic:nvPicPr>
                   <pic:blipFill>
-                    <a:blip r:embed="rId37">
+                    <a:blip r:embed="rId39">
                       <a:extLst>
                         <a:ext uri="{28A0092B-C50C-407E-A947-70E740481C1C}">
                           <a14:useLocalDpi xmlns:a14="http://schemas.microsoft.com/office/drawing/2010/main" val="0"/>
@@ -2859,23 +3565,215 @@
         <w:br w:type="textWrapping" w:clear="all"/>
         <w:t>&lt;</w:t>
       </w:r>
+      <w:proofErr w:type="gramStart"/>
       <w:r>
         <w:rPr>
           <w:rStyle w:val="start-tag"/>
           <w:rFonts w:eastAsiaTheme="majorEastAsia"/>
         </w:rPr>
+        <w:t>h</w:t>
+      </w:r>
+      <w:proofErr w:type="gramEnd"/>
+      <w:r>
+        <w:rPr>
+          <w:rStyle w:val="start-tag"/>
+          <w:rFonts w:eastAsiaTheme="majorEastAsia"/>
+        </w:rPr>
+        <w:t>2</w:t>
+      </w:r>
+      <w:r>
+        <w:t>&gt;&lt;</w:t>
+      </w:r>
+      <w:r>
+        <w:rPr>
+          <w:rStyle w:val="start-tag"/>
+          <w:rFonts w:eastAsiaTheme="majorEastAsia"/>
+        </w:rPr>
+        <w:t>span</w:t>
+      </w:r>
+      <w:r>
+        <w:t xml:space="preserve"> </w:t>
+      </w:r>
+      <w:r>
+        <w:rPr>
+          <w:rStyle w:val="attribute-name"/>
+        </w:rPr>
+        <w:t>class</w:t>
+      </w:r>
+      <w:r>
+        <w:t>="htitle"&gt;</w:t>
+      </w:r>
+      <w:r>
+        <w:rPr>
+          <w:rStyle w:val="entity"/>
+        </w:rPr>
+        <w:t>&amp;nbsp;</w:t>
+      </w:r>
+      <w:r>
+        <w:t>&lt;/</w:t>
+      </w:r>
+      <w:r>
+        <w:rPr>
+          <w:rStyle w:val="end-tag"/>
+          <w:rFonts w:eastAsiaTheme="majorEastAsia"/>
+        </w:rPr>
+        <w:t>span</w:t>
+      </w:r>
+      <w:r>
+        <w:t>&gt;&lt;</w:t>
+      </w:r>
+      <w:r>
+        <w:rPr>
+          <w:rStyle w:val="start-tag"/>
+          <w:rFonts w:eastAsiaTheme="majorEastAsia"/>
+        </w:rPr>
+        <w:t>span</w:t>
+      </w:r>
+      <w:r>
+        <w:t>&gt;Événements &lt;/</w:t>
+      </w:r>
+      <w:r>
+        <w:rPr>
+          <w:rStyle w:val="end-tag"/>
+          <w:rFonts w:eastAsiaTheme="majorEastAsia"/>
+        </w:rPr>
+        <w:t>span</w:t>
+      </w:r>
+      <w:r>
+        <w:t>&gt;&lt;/</w:t>
+      </w:r>
+      <w:r>
+        <w:rPr>
+          <w:rStyle w:val="end-tag"/>
+          <w:rFonts w:eastAsiaTheme="majorEastAsia"/>
+        </w:rPr>
         <w:t>h2</w:t>
       </w:r>
       <w:r>
-        <w:t>&gt;&lt;</w:t>
-      </w:r>
+        <w:t>&gt;</w:t>
+      </w:r>
+    </w:p>
+    <w:p>
+      <w:pPr>
+        <w:pStyle w:val="Listing"/>
+      </w:pPr>
+      <w:r>
+        <w:t>&lt;</w:t>
+      </w:r>
+      <w:proofErr w:type="gramStart"/>
       <w:r>
         <w:rPr>
           <w:rStyle w:val="start-tag"/>
           <w:rFonts w:eastAsiaTheme="majorEastAsia"/>
         </w:rPr>
+        <w:t>table</w:t>
+      </w:r>
+      <w:proofErr w:type="gramEnd"/>
+      <w:r>
+        <w:t xml:space="preserve"> </w:t>
+      </w:r>
+      <w:r>
+        <w:rPr>
+          <w:rStyle w:val="attribute-name"/>
+        </w:rPr>
+        <w:t>class</w:t>
+      </w:r>
+      <w:r>
+        <w:t xml:space="preserve">="ligne_vie timeline_toggle" </w:t>
+      </w:r>
+      <w:r>
+        <w:rPr>
+          <w:rStyle w:val="attribute-name"/>
+        </w:rPr>
+        <w:t>style</w:t>
+      </w:r>
+      <w:r>
+        <w:t>="display:none;"&gt;</w:t>
+      </w:r>
+    </w:p>
+    <w:p>
+      <w:pPr>
+        <w:pStyle w:val="Listing"/>
+      </w:pPr>
+      <w:r>
+        <w:t>&lt;</w:t>
+      </w:r>
+      <w:proofErr w:type="gramStart"/>
+      <w:r>
+        <w:rPr>
+          <w:rStyle w:val="start-tag"/>
+          <w:rFonts w:eastAsiaTheme="majorEastAsia"/>
+        </w:rPr>
+        <w:t>tr</w:t>
+      </w:r>
+      <w:proofErr w:type="gramEnd"/>
+      <w:r>
+        <w:t>&gt;</w:t>
+      </w:r>
+    </w:p>
+    <w:p>
+      <w:pPr>
+        <w:pStyle w:val="Listing"/>
+      </w:pPr>
+      <w:r>
+        <w:t>&lt;</w:t>
+      </w:r>
+      <w:proofErr w:type="gramStart"/>
+      <w:r>
+        <w:rPr>
+          <w:rStyle w:val="start-tag"/>
+          <w:rFonts w:eastAsiaTheme="majorEastAsia"/>
+        </w:rPr>
+        <w:t>td</w:t>
+      </w:r>
+      <w:proofErr w:type="gramEnd"/>
+      <w:r>
+        <w:t xml:space="preserve"> </w:t>
+      </w:r>
+      <w:r>
+        <w:rPr>
+          <w:rStyle w:val="attribute-name"/>
+        </w:rPr>
+        <w:t>valign</w:t>
+      </w:r>
+      <w:r>
+        <w:t xml:space="preserve">="top" </w:t>
+      </w:r>
+      <w:r>
+        <w:rPr>
+          <w:rStyle w:val="attribute-name"/>
+        </w:rPr>
+        <w:t>style</w:t>
+      </w:r>
+      <w:r>
+        <w:t xml:space="preserve">="white-space: nowrap;" </w:t>
+      </w:r>
+      <w:r>
+        <w:rPr>
+          <w:rStyle w:val="attribute-name"/>
+        </w:rPr>
+        <w:t>width</w:t>
+      </w:r>
+      <w:r>
+        <w:t>="1"&gt;</w:t>
+      </w:r>
+    </w:p>
+    <w:p>
+      <w:pPr>
+        <w:pStyle w:val="Listing"/>
+      </w:pPr>
+      <w:r>
+        <w:t>&lt;</w:t>
+      </w:r>
+      <w:proofErr w:type="gramStart"/>
+      <w:r>
+        <w:rPr>
+          <w:rStyle w:val="start-tag"/>
+          <w:rFonts w:eastAsiaTheme="majorEastAsia"/>
+        </w:rPr>
         <w:t>span</w:t>
       </w:r>
+      <w:proofErr w:type="gramEnd"/>
       <w:r>
         <w:t xml:space="preserve"> </w:t>
       </w:r>
@@ -2886,14 +3784,23 @@
         <w:t>class</w:t>
       </w:r>
       <w:r>
-        <w:t>="htitle"&gt;</w:t>
-      </w:r>
-      <w:r>
-        <w:rPr>
-          <w:rStyle w:val="entity"/>
-        </w:rPr>
-        <w:t>&amp;nbsp;</w:t>
-      </w:r>
+        <w:t>="ddate show-for-medium-up"&gt;vers juillet 1802 :&lt;/</w:t>
+      </w:r>
+      <w:r>
+        <w:rPr>
+          <w:rStyle w:val="end-tag"/>
+          <w:rFonts w:eastAsiaTheme="majorEastAsia"/>
+        </w:rPr>
+        <w:t>span</w:t>
+      </w:r>
+      <w:r>
+        <w:t>&gt;</w:t>
+      </w:r>
+    </w:p>
+    <w:p>
+      <w:pPr>
+        <w:pStyle w:val="Listing"/>
+      </w:pPr>
       <w:r>
         <w:t>&lt;/</w:t>
       </w:r>
@@ -2902,11 +3809,97 @@
           <w:rStyle w:val="end-tag"/>
           <w:rFonts w:eastAsiaTheme="majorEastAsia"/>
         </w:rPr>
+        <w:t>td</w:t>
+      </w:r>
+      <w:r>
+        <w:t>&gt;</w:t>
+      </w:r>
+    </w:p>
+    <w:p>
+      <w:pPr>
+        <w:pStyle w:val="Listing"/>
+      </w:pPr>
+      <w:r>
+        <w:t>&lt;</w:t>
+      </w:r>
+      <w:proofErr w:type="gramStart"/>
+      <w:r>
+        <w:rPr>
+          <w:rStyle w:val="start-tag"/>
+          <w:rFonts w:eastAsiaTheme="majorEastAsia"/>
+        </w:rPr>
+        <w:t>td</w:t>
+      </w:r>
+      <w:proofErr w:type="gramEnd"/>
+      <w:r>
+        <w:t xml:space="preserve"> </w:t>
+      </w:r>
+      <w:r>
+        <w:rPr>
+          <w:rStyle w:val="attribute-name"/>
+        </w:rPr>
+        <w:t>valign</w:t>
+      </w:r>
+      <w:r>
+        <w:t>="top"&gt;</w:t>
+      </w:r>
+    </w:p>
+    <w:p>
+      <w:pPr>
+        <w:pStyle w:val="Listing"/>
+      </w:pPr>
+      <w:r>
+        <w:t>&lt;</w:t>
+      </w:r>
+      <w:proofErr w:type="gramStart"/>
+      <w:r>
+        <w:rPr>
+          <w:rStyle w:val="start-tag"/>
+          <w:rFonts w:eastAsiaTheme="majorEastAsia"/>
+        </w:rPr>
         <w:t>span</w:t>
       </w:r>
-      <w:r>
-        <w:t>&gt;&lt;</w:t>
-      </w:r>
+      <w:proofErr w:type="gramEnd"/>
+      <w:r>
+        <w:t xml:space="preserve"> </w:t>
+      </w:r>
+      <w:r>
+        <w:rPr>
+          <w:rStyle w:val="attribute-name"/>
+        </w:rPr>
+        <w:t>class</w:t>
+      </w:r>
+      <w:r>
+        <w:t xml:space="preserve">="ddate small-12 show-for-small-only" </w:t>
+      </w:r>
+      <w:r>
+        <w:rPr>
+          <w:rStyle w:val="attribute-name"/>
+        </w:rPr>
+        <w:t>style</w:t>
+      </w:r>
+      <w:r>
+        <w:t>="float:none; padding-top:5px;"&gt;vers juillet 1802 :&lt;/</w:t>
+      </w:r>
+      <w:r>
+        <w:rPr>
+          <w:rStyle w:val="end-tag"/>
+          <w:rFonts w:eastAsiaTheme="majorEastAsia"/>
+        </w:rPr>
+        <w:t>span</w:t>
+      </w:r>
+      <w:r>
+        <w:t>&gt;</w:t>
+      </w:r>
+    </w:p>
+    <w:p>
+      <w:pPr>
+        <w:pStyle w:val="Listing"/>
+      </w:pPr>
+      <w:r>
+        <w:t>&lt;</w:t>
+      </w:r>
+      <w:proofErr w:type="gramStart"/>
       <w:r>
         <w:rPr>
           <w:rStyle w:val="start-tag"/>
@@ -2914,8 +3907,35 @@
         </w:rPr>
         <w:t>span</w:t>
       </w:r>
-      <w:r>
-        <w:t>&gt;Événements &lt;/</w:t>
+      <w:proofErr w:type="gramEnd"/>
+      <w:r>
+        <w:t xml:space="preserve"> </w:t>
+      </w:r>
+      <w:r>
+        <w:rPr>
+          <w:rStyle w:val="attribute-name"/>
+        </w:rPr>
+        <w:t>class</w:t>
+      </w:r>
+      <w:r>
+        <w:t>="</w:t>
+      </w:r>
+      <w:r>
+        <w:rPr>
+          <w:highlight w:val="green"/>
+        </w:rPr>
+        <w:t>nnom</w:t>
+      </w:r>
+      <w:r>
+        <w:t>"&gt;</w:t>
+      </w:r>
+    </w:p>
+    <w:p>
+      <w:pPr>
+        <w:pStyle w:val="Listing"/>
+      </w:pPr>
+      <w:r>
+        <w:t>Naissance &lt;/</w:t>
       </w:r>
       <w:r>
         <w:rPr>
@@ -2925,16 +3945,6 @@
         <w:t>span</w:t>
       </w:r>
       <w:r>
-        <w:t>&gt;&lt;/</w:t>
-      </w:r>
-      <w:r>
-        <w:rPr>
-          <w:rStyle w:val="end-tag"/>
-          <w:rFonts w:eastAsiaTheme="majorEastAsia"/>
-        </w:rPr>
-        <w:t>h2</w:t>
-      </w:r>
-      <w:r>
         <w:t>&gt;</w:t>
       </w:r>
     </w:p>
@@ -2945,312 +3955,35 @@
       <w:r>
         <w:t>&lt;</w:t>
       </w:r>
+      <w:proofErr w:type="gramStart"/>
       <w:r>
         <w:rPr>
           <w:rStyle w:val="start-tag"/>
           <w:rFonts w:eastAsiaTheme="majorEastAsia"/>
         </w:rPr>
-        <w:t>table</w:t>
-      </w:r>
-      <w:r>
-        <w:t xml:space="preserve"> </w:t>
-      </w:r>
-      <w:r>
-        <w:rPr>
-          <w:rStyle w:val="attribute-name"/>
-        </w:rPr>
-        <w:t>class</w:t>
-      </w:r>
-      <w:r>
-        <w:t xml:space="preserve">="ligne_vie timeline_toggle" </w:t>
-      </w:r>
-      <w:r>
-        <w:rPr>
-          <w:rStyle w:val="attribute-name"/>
-        </w:rPr>
-        <w:t>style</w:t>
-      </w:r>
-      <w:r>
-        <w:t>="display:none;"&gt;</w:t>
-      </w:r>
-    </w:p>
-    <w:p>
-      <w:pPr>
-        <w:pStyle w:val="Listing"/>
-      </w:pPr>
-      <w:r>
-        <w:t>&lt;</w:t>
-      </w:r>
+        <w:t>br</w:t>
+      </w:r>
+      <w:proofErr w:type="gramEnd"/>
+      <w:r>
+        <w:t>&gt;</w:t>
+      </w:r>
+    </w:p>
+    <w:p>
+      <w:pPr>
+        <w:pStyle w:val="Listing"/>
+      </w:pPr>
+      <w:r>
+        <w:t>&lt;</w:t>
+      </w:r>
+      <w:proofErr w:type="gramStart"/>
       <w:r>
         <w:rPr>
           <w:rStyle w:val="start-tag"/>
           <w:rFonts w:eastAsiaTheme="majorEastAsia"/>
         </w:rPr>
-        <w:t>tr</w:t>
-      </w:r>
-      <w:r>
-        <w:t>&gt;</w:t>
-      </w:r>
-    </w:p>
-    <w:p>
-      <w:pPr>
-        <w:pStyle w:val="Listing"/>
-      </w:pPr>
-      <w:r>
-        <w:t>&lt;</w:t>
-      </w:r>
-      <w:r>
-        <w:rPr>
-          <w:rStyle w:val="start-tag"/>
-          <w:rFonts w:eastAsiaTheme="majorEastAsia"/>
-        </w:rPr>
-        <w:t>td</w:t>
-      </w:r>
-      <w:r>
-        <w:t xml:space="preserve"> </w:t>
-      </w:r>
-      <w:r>
-        <w:rPr>
-          <w:rStyle w:val="attribute-name"/>
-        </w:rPr>
-        <w:t>valign</w:t>
-      </w:r>
-      <w:r>
-        <w:t xml:space="preserve">="top" </w:t>
-      </w:r>
-      <w:r>
-        <w:rPr>
-          <w:rStyle w:val="attribute-name"/>
-        </w:rPr>
-        <w:t>style</w:t>
-      </w:r>
-      <w:r>
-        <w:t xml:space="preserve">="white-space: nowrap;" </w:t>
-      </w:r>
-      <w:r>
-        <w:rPr>
-          <w:rStyle w:val="attribute-name"/>
-        </w:rPr>
-        <w:t>width</w:t>
-      </w:r>
-      <w:r>
-        <w:t>="1"&gt;</w:t>
-      </w:r>
-    </w:p>
-    <w:p>
-      <w:pPr>
-        <w:pStyle w:val="Listing"/>
-      </w:pPr>
-      <w:r>
-        <w:t>&lt;</w:t>
-      </w:r>
-      <w:r>
-        <w:rPr>
-          <w:rStyle w:val="start-tag"/>
-          <w:rFonts w:eastAsiaTheme="majorEastAsia"/>
-        </w:rPr>
-        <w:t>span</w:t>
-      </w:r>
-      <w:r>
-        <w:t xml:space="preserve"> </w:t>
-      </w:r>
-      <w:r>
-        <w:rPr>
-          <w:rStyle w:val="attribute-name"/>
-        </w:rPr>
-        <w:t>class</w:t>
-      </w:r>
-      <w:r>
-        <w:t>="ddate show-for-medium-up"&gt;vers juillet 1802 :&lt;/</w:t>
-      </w:r>
-      <w:r>
-        <w:rPr>
-          <w:rStyle w:val="end-tag"/>
-          <w:rFonts w:eastAsiaTheme="majorEastAsia"/>
-        </w:rPr>
-        <w:t>span</w:t>
-      </w:r>
-      <w:r>
-        <w:t>&gt;</w:t>
-      </w:r>
-    </w:p>
-    <w:p>
-      <w:pPr>
-        <w:pStyle w:val="Listing"/>
-      </w:pPr>
-      <w:r>
-        <w:t>&lt;/</w:t>
-      </w:r>
-      <w:r>
-        <w:rPr>
-          <w:rStyle w:val="end-tag"/>
-          <w:rFonts w:eastAsiaTheme="majorEastAsia"/>
-        </w:rPr>
-        <w:t>td</w:t>
-      </w:r>
-      <w:r>
-        <w:t>&gt;</w:t>
-      </w:r>
-    </w:p>
-    <w:p>
-      <w:pPr>
-        <w:pStyle w:val="Listing"/>
-      </w:pPr>
-      <w:r>
-        <w:t>&lt;</w:t>
-      </w:r>
-      <w:r>
-        <w:rPr>
-          <w:rStyle w:val="start-tag"/>
-          <w:rFonts w:eastAsiaTheme="majorEastAsia"/>
-        </w:rPr>
-        <w:t>td</w:t>
-      </w:r>
-      <w:r>
-        <w:t xml:space="preserve"> </w:t>
-      </w:r>
-      <w:r>
-        <w:rPr>
-          <w:rStyle w:val="attribute-name"/>
-        </w:rPr>
-        <w:t>valign</w:t>
-      </w:r>
-      <w:r>
-        <w:t>="top"&gt;</w:t>
-      </w:r>
-    </w:p>
-    <w:p>
-      <w:pPr>
-        <w:pStyle w:val="Listing"/>
-      </w:pPr>
-      <w:r>
-        <w:t>&lt;</w:t>
-      </w:r>
-      <w:r>
-        <w:rPr>
-          <w:rStyle w:val="start-tag"/>
-          <w:rFonts w:eastAsiaTheme="majorEastAsia"/>
-        </w:rPr>
-        <w:t>span</w:t>
-      </w:r>
-      <w:r>
-        <w:t xml:space="preserve"> </w:t>
-      </w:r>
-      <w:r>
-        <w:rPr>
-          <w:rStyle w:val="attribute-name"/>
-        </w:rPr>
-        <w:t>class</w:t>
-      </w:r>
-      <w:r>
-        <w:t xml:space="preserve">="ddate small-12 show-for-small-only" </w:t>
-      </w:r>
-      <w:r>
-        <w:rPr>
-          <w:rStyle w:val="attribute-name"/>
-        </w:rPr>
-        <w:t>style</w:t>
-      </w:r>
-      <w:r>
-        <w:t>="float:none; padding-top:5px;"&gt;vers juillet 1802 :&lt;/</w:t>
-      </w:r>
-      <w:r>
-        <w:rPr>
-          <w:rStyle w:val="end-tag"/>
-          <w:rFonts w:eastAsiaTheme="majorEastAsia"/>
-        </w:rPr>
-        <w:t>span</w:t>
-      </w:r>
-      <w:r>
-        <w:t>&gt;</w:t>
-      </w:r>
-    </w:p>
-    <w:p>
-      <w:pPr>
-        <w:pStyle w:val="Listing"/>
-      </w:pPr>
-      <w:r>
-        <w:t>&lt;</w:t>
-      </w:r>
-      <w:r>
-        <w:rPr>
-          <w:rStyle w:val="start-tag"/>
-          <w:rFonts w:eastAsiaTheme="majorEastAsia"/>
-        </w:rPr>
-        <w:t>span</w:t>
-      </w:r>
-      <w:r>
-        <w:t xml:space="preserve"> </w:t>
-      </w:r>
-      <w:r>
-        <w:rPr>
-          <w:rStyle w:val="attribute-name"/>
-        </w:rPr>
-        <w:t>class</w:t>
-      </w:r>
-      <w:r>
-        <w:t>="</w:t>
-      </w:r>
-      <w:r>
-        <w:rPr>
-          <w:highlight w:val="green"/>
-        </w:rPr>
-        <w:t>nnom</w:t>
-      </w:r>
-      <w:r>
-        <w:t>"&gt;</w:t>
-      </w:r>
-    </w:p>
-    <w:p>
-      <w:pPr>
-        <w:pStyle w:val="Listing"/>
-      </w:pPr>
-      <w:r>
-        <w:t>Naissance &lt;/</w:t>
-      </w:r>
-      <w:r>
-        <w:rPr>
-          <w:rStyle w:val="end-tag"/>
-          <w:rFonts w:eastAsiaTheme="majorEastAsia"/>
-        </w:rPr>
-        <w:t>span</w:t>
-      </w:r>
-      <w:r>
-        <w:t>&gt;</w:t>
-      </w:r>
-    </w:p>
-    <w:p>
-      <w:pPr>
-        <w:pStyle w:val="Listing"/>
-      </w:pPr>
-      <w:r>
-        <w:t>&lt;</w:t>
-      </w:r>
-      <w:r>
-        <w:rPr>
-          <w:rStyle w:val="start-tag"/>
-          <w:rFonts w:eastAsiaTheme="majorEastAsia"/>
-        </w:rPr>
-        <w:t>br</w:t>
-      </w:r>
-      <w:r>
-        <w:t>&gt;</w:t>
-      </w:r>
-    </w:p>
-    <w:p>
-      <w:pPr>
-        <w:pStyle w:val="Listing"/>
-      </w:pPr>
-      <w:r>
-        <w:t>&lt;</w:t>
-      </w:r>
-      <w:r>
-        <w:rPr>
-          <w:rStyle w:val="start-tag"/>
-          <w:rFonts w:eastAsiaTheme="majorEastAsia"/>
-        </w:rPr>
         <w:t>div</w:t>
       </w:r>
+      <w:proofErr w:type="gramEnd"/>
       <w:r>
         <w:t xml:space="preserve"> </w:t>
       </w:r>
@@ -3347,7 +4080,7 @@
           <w:noProof/>
         </w:rPr>
       </w:pPr>
-      <w:hyperlink r:id="rId38" w:history="1">
+      <w:hyperlink r:id="rId40" w:history="1">
         <w:r>
           <w:rPr>
             <w:rStyle w:val="Lienhypertexte"/>
@@ -3378,7 +4111,7 @@
                     <pic:cNvPicPr/>
                   </pic:nvPicPr>
                   <pic:blipFill>
-                    <a:blip r:embed="rId39"/>
+                    <a:blip r:embed="rId41"/>
                     <a:stretch>
                       <a:fillRect/>
                     </a:stretch>
@@ -3404,80 +4137,154 @@
       <w:pPr>
         <w:pStyle w:val="Listing"/>
       </w:pPr>
-      <w:r>
-        <w:t>&lt;!--  Portrait --&gt;</w:t>
-      </w:r>
-    </w:p>
-    <w:p>
-      <w:pPr>
-        <w:pStyle w:val="Listing"/>
-      </w:pPr>
-      <w:r>
-        <w:t>&lt;div id="person-title" class="row clearfix"&gt;</w:t>
-      </w:r>
-    </w:p>
-    <w:p>
-      <w:pPr>
-        <w:pStyle w:val="Listing"/>
-      </w:pPr>
-      <w:r>
-        <w:t>&lt;div class="columns"&gt;</w:t>
-      </w:r>
-    </w:p>
-    <w:p>
-      <w:pPr>
-        <w:pStyle w:val="Listing"/>
-      </w:pPr>
-      <w:r>
-        <w:t>&lt;h1 class="with_tabs name"&gt;</w:t>
-      </w:r>
-    </w:p>
-    <w:p>
-      <w:pPr>
-        <w:pStyle w:val="Listing"/>
-      </w:pPr>
-      <w:r>
-        <w:t>&lt;img src="images/male.png" alt="H" title="H"&gt;&amp;nbsp;</w:t>
-      </w:r>
-    </w:p>
-    <w:p>
-      <w:pPr>
-        <w:pStyle w:val="Listing"/>
-      </w:pPr>
-      <w:r>
-        <w:t>&lt;a href="nraibaut2_w?lang=fr&amp;m=P&amp;v=gerard"&gt;Gérard&lt;/a&gt;</w:t>
-      </w:r>
-    </w:p>
-    <w:p>
-      <w:pPr>
-        <w:pStyle w:val="Listing"/>
-      </w:pPr>
-      <w:r>
-        <w:t>&lt;a href="nraibaut2_w?lang=fr&amp;m=N&amp;v=dupont"&gt;DUPONT&lt;/a&gt;</w:t>
-      </w:r>
-    </w:p>
-    <w:p>
-      <w:pPr>
-        <w:pStyle w:val="Listing"/>
-      </w:pPr>
-      <w:r>
-        <w:t>&amp;nbsp;</w:t>
-      </w:r>
-    </w:p>
-    <w:p>
-      <w:pPr>
-        <w:pStyle w:val="Listing"/>
-      </w:pPr>
-      <w:r>
-        <w:t>&lt;a href="nraibaut2_w?lang=fr&amp;m=MOD_IND&amp;i=0"   class="edit-button-action"&gt;</w:t>
-      </w:r>
-    </w:p>
-    <w:p>
-      <w:pPr>
-        <w:pStyle w:val="Listing"/>
-      </w:pPr>
-      <w:r>
-        <w:t>&lt;img class="not-printable" src="images/picto_mod_fam.png" style="width:13px" style="height:13px" title="modifier cette personne"&gt;</w:t>
+      <w:proofErr w:type="gramStart"/>
+      <w:r>
+        <w:t>&lt;!--</w:t>
+      </w:r>
+      <w:proofErr w:type="gramEnd"/>
+      <w:r>
+        <w:t xml:space="preserve">  Portrait --&gt;</w:t>
+      </w:r>
+    </w:p>
+    <w:p>
+      <w:pPr>
+        <w:pStyle w:val="Listing"/>
+      </w:pPr>
+      <w:r>
+        <w:t>&lt;</w:t>
+      </w:r>
+      <w:proofErr w:type="gramStart"/>
+      <w:r>
+        <w:t>div</w:t>
+      </w:r>
+      <w:proofErr w:type="gramEnd"/>
+      <w:r>
+        <w:t xml:space="preserve"> id="person-title" class="row clearfix"&gt;</w:t>
+      </w:r>
+    </w:p>
+    <w:p>
+      <w:pPr>
+        <w:pStyle w:val="Listing"/>
+      </w:pPr>
+      <w:r>
+        <w:t>&lt;</w:t>
+      </w:r>
+      <w:proofErr w:type="gramStart"/>
+      <w:r>
+        <w:t>div</w:t>
+      </w:r>
+      <w:proofErr w:type="gramEnd"/>
+      <w:r>
+        <w:t xml:space="preserve"> class="columns"&gt;</w:t>
+      </w:r>
+    </w:p>
+    <w:p>
+      <w:pPr>
+        <w:pStyle w:val="Listing"/>
+      </w:pPr>
+      <w:r>
+        <w:t>&lt;</w:t>
+      </w:r>
+      <w:proofErr w:type="gramStart"/>
+      <w:r>
+        <w:t>h</w:t>
+      </w:r>
+      <w:proofErr w:type="gramEnd"/>
+      <w:r>
+        <w:t>1 class="with_tabs name"&gt;</w:t>
+      </w:r>
+    </w:p>
+    <w:p>
+      <w:pPr>
+        <w:pStyle w:val="Listing"/>
+      </w:pPr>
+      <w:r>
+        <w:t>&lt;</w:t>
+      </w:r>
+      <w:proofErr w:type="gramStart"/>
+      <w:r>
+        <w:t>img</w:t>
+      </w:r>
+      <w:proofErr w:type="gramEnd"/>
+      <w:r>
+        <w:t xml:space="preserve"> src="images/male.png" alt="H" title="H"&gt;&amp;nbsp;</w:t>
+      </w:r>
+    </w:p>
+    <w:p>
+      <w:pPr>
+        <w:pStyle w:val="Listing"/>
+      </w:pPr>
+      <w:r>
+        <w:t>&lt;</w:t>
+      </w:r>
+      <w:proofErr w:type="gramStart"/>
+      <w:r>
+        <w:t>a</w:t>
+      </w:r>
+      <w:proofErr w:type="gramEnd"/>
+      <w:r>
+        <w:t xml:space="preserve"> href="nraibaut2_w?lang=fr&amp;m=P&amp;v=gerard"&gt;Gérard&lt;/a&gt;</w:t>
+      </w:r>
+    </w:p>
+    <w:p>
+      <w:pPr>
+        <w:pStyle w:val="Listing"/>
+      </w:pPr>
+      <w:r>
+        <w:t>&lt;</w:t>
+      </w:r>
+      <w:proofErr w:type="gramStart"/>
+      <w:r>
+        <w:t>a</w:t>
+      </w:r>
+      <w:proofErr w:type="gramEnd"/>
+      <w:r>
+        <w:t xml:space="preserve"> href="nraibaut2_w?lang=fr&amp;m=N&amp;v=dupont"&gt;DUPONT&lt;/a&gt;</w:t>
+      </w:r>
+    </w:p>
+    <w:p>
+      <w:pPr>
+        <w:pStyle w:val="Listing"/>
+      </w:pPr>
+      <w:r>
+        <w:t>&amp;</w:t>
+      </w:r>
+      <w:proofErr w:type="gramStart"/>
+      <w:r>
+        <w:t>nbsp;</w:t>
+      </w:r>
+      <w:proofErr w:type="gramEnd"/>
+    </w:p>
+    <w:p>
+      <w:pPr>
+        <w:pStyle w:val="Listing"/>
+      </w:pPr>
+      <w:r>
+        <w:t>&lt;</w:t>
+      </w:r>
+      <w:proofErr w:type="gramStart"/>
+      <w:r>
+        <w:t>a</w:t>
+      </w:r>
+      <w:proofErr w:type="gramEnd"/>
+      <w:r>
+        <w:t xml:space="preserve"> href="nraibaut2_w?lang=fr&amp;m=MOD_IND&amp;i=0"   class="edit-button-action"&gt;</w:t>
+      </w:r>
+    </w:p>
+    <w:p>
+      <w:pPr>
+        <w:pStyle w:val="Listing"/>
+      </w:pPr>
+      <w:r>
+        <w:t>&lt;</w:t>
+      </w:r>
+      <w:proofErr w:type="gramStart"/>
+      <w:r>
+        <w:t>img</w:t>
+      </w:r>
+      <w:proofErr w:type="gramEnd"/>
+      <w:r>
+        <w:t xml:space="preserve"> class="not-printable" src="images/picto_mod_fam.png" style="width:13px" style="height:13px" title="modifier cette personne"&gt;</w:t>
       </w:r>
     </w:p>
     <w:p>
@@ -3501,7 +4308,15 @@
         <w:pStyle w:val="Listing"/>
       </w:pPr>
       <w:r>
-        <w:t>&lt;div class="action-buttons not-printable"&gt;</w:t>
+        <w:t>&lt;</w:t>
+      </w:r>
+      <w:proofErr w:type="gramStart"/>
+      <w:r>
+        <w:t>div</w:t>
+      </w:r>
+      <w:proofErr w:type="gramEnd"/>
+      <w:r>
+        <w:t xml:space="preserve"> class="action-buttons not-printable"&gt;</w:t>
       </w:r>
     </w:p>
     <w:p>
@@ -3544,88 +4359,183 @@
         <w:rPr>
           <w:highlight w:val="yellow"/>
         </w:rPr>
-        <w:t>&lt;em&gt;</w:t>
-      </w:r>
-    </w:p>
-    <w:p>
-      <w:pPr>
-        <w:pStyle w:val="Listing"/>
+        <w:t>&lt;</w:t>
+      </w:r>
+      <w:proofErr w:type="gramStart"/>
+      <w:r>
         <w:rPr>
           <w:highlight w:val="yellow"/>
         </w:rPr>
-      </w:pPr>
+        <w:t>em</w:t>
+      </w:r>
+      <w:proofErr w:type="gramEnd"/>
       <w:r>
         <w:rPr>
           <w:highlight w:val="yellow"/>
         </w:rPr>
-        <w:t>&lt;a href="nraibaut2_w?lang=fr&amp;m=TT&amp;sm=S&amp;t=Titre+de+G%C3%A9rard&amp;p="&gt;Titre de Gérard &lt;/a&gt; (Note1 sur le titre)&lt;/em&gt;</w:t>
-      </w:r>
-    </w:p>
-    <w:p>
-      <w:pPr>
-        <w:pStyle w:val="Listing"/>
-      </w:pPr>
-      <w:r>
+        <w:t>&gt;</w:t>
+      </w:r>
+    </w:p>
+    <w:p>
+      <w:pPr>
+        <w:pStyle w:val="Listing"/>
         <w:rPr>
           <w:highlight w:val="yellow"/>
         </w:rPr>
-        <w:t>&lt;br class="separateur"&gt;&lt;br &gt;</w:t>
-      </w:r>
-    </w:p>
-    <w:p>
-      <w:pPr>
-        <w:pStyle w:val="Listing"/>
-      </w:pPr>
-      <w:r>
-        <w:t>&lt;ul&gt;</w:t>
-      </w:r>
-    </w:p>
-    <w:p>
-      <w:pPr>
-        <w:pStyle w:val="Listing"/>
-      </w:pPr>
-      <w:r>
-        <w:t>&lt;li&gt;Né le&amp;nbsp;22&amp;nbsp;mars&amp;nbsp;1982 - Paris, France&lt;/li&gt;</w:t>
-      </w:r>
-    </w:p>
-    <w:p>
-      <w:pPr>
-        <w:pStyle w:val="Listing"/>
-      </w:pPr>
-      <w:r>
-        <w:t>&lt;li&gt;Baptisé le&amp;nbsp;18&amp;nbsp;mai&amp;nbsp;1982 - Paris, France&lt;/li&gt;</w:t>
-      </w:r>
-    </w:p>
-    <w:p>
-      <w:pPr>
-        <w:pStyle w:val="Listing"/>
-      </w:pPr>
-      <w:r>
-        <w:t>&lt;li&gt;Décédé le&amp;nbsp;10&amp;nbsp;avril&amp;nbsp;1992 - Nice, FRANCE,</w:t>
-      </w:r>
-    </w:p>
-    <w:p>
-      <w:pPr>
-        <w:pStyle w:val="Listing"/>
-      </w:pPr>
-      <w:r>
-        <w:t>à l'âge de 10 ans&lt;/li&gt;</w:t>
-      </w:r>
-    </w:p>
-    <w:p>
-      <w:pPr>
-        <w:pStyle w:val="Listing"/>
-      </w:pPr>
-      <w:r>
-        <w:t>&lt;li&gt;Inhumé le&amp;nbsp;11&amp;nbsp;avril&amp;nbsp;1992 - Nice, FRANCE&lt;/li&gt;</w:t>
-      </w:r>
-    </w:p>
-    <w:p>
-      <w:pPr>
-        <w:pStyle w:val="Listing"/>
-      </w:pPr>
-      <w:r>
-        <w:t>&lt;li&gt;Profession de Gérard&lt;/li&gt;</w:t>
+      </w:pPr>
+      <w:r>
+        <w:rPr>
+          <w:highlight w:val="yellow"/>
+        </w:rPr>
+        <w:t>&lt;</w:t>
+      </w:r>
+      <w:proofErr w:type="gramStart"/>
+      <w:r>
+        <w:rPr>
+          <w:highlight w:val="yellow"/>
+        </w:rPr>
+        <w:t>a</w:t>
+      </w:r>
+      <w:proofErr w:type="gramEnd"/>
+      <w:r>
+        <w:rPr>
+          <w:highlight w:val="yellow"/>
+        </w:rPr>
+        <w:t xml:space="preserve"> href="nraibaut2_w?lang=fr&amp;m=TT&amp;sm=S&amp;t=Titre+de+G%C3%A9rard&amp;p="&gt;Titre de Gérard &lt;/a&gt; (Note1 sur le titre)&lt;/em&gt;</w:t>
+      </w:r>
+    </w:p>
+    <w:p>
+      <w:pPr>
+        <w:pStyle w:val="Listing"/>
+      </w:pPr>
+      <w:r>
+        <w:rPr>
+          <w:highlight w:val="yellow"/>
+        </w:rPr>
+        <w:t>&lt;</w:t>
+      </w:r>
+      <w:proofErr w:type="gramStart"/>
+      <w:r>
+        <w:rPr>
+          <w:highlight w:val="yellow"/>
+        </w:rPr>
+        <w:t>br</w:t>
+      </w:r>
+      <w:proofErr w:type="gramEnd"/>
+      <w:r>
+        <w:rPr>
+          <w:highlight w:val="yellow"/>
+        </w:rPr>
+        <w:t xml:space="preserve"> class="separateur"&gt;&lt;br &gt;</w:t>
+      </w:r>
+    </w:p>
+    <w:p>
+      <w:pPr>
+        <w:pStyle w:val="Listing"/>
+      </w:pPr>
+      <w:r>
+        <w:t>&lt;</w:t>
+      </w:r>
+      <w:proofErr w:type="gramStart"/>
+      <w:r>
+        <w:t>ul</w:t>
+      </w:r>
+      <w:proofErr w:type="gramEnd"/>
+      <w:r>
+        <w:t>&gt;</w:t>
+      </w:r>
+    </w:p>
+    <w:p>
+      <w:pPr>
+        <w:pStyle w:val="Listing"/>
+      </w:pPr>
+      <w:r>
+        <w:t>&lt;</w:t>
+      </w:r>
+      <w:proofErr w:type="gramStart"/>
+      <w:r>
+        <w:t>li</w:t>
+      </w:r>
+      <w:proofErr w:type="gramEnd"/>
+      <w:r>
+        <w:t>&gt;Né le&amp;nbsp;22&amp;nbsp;mars&amp;nbsp;1982 - Paris, France&lt;/li&gt;</w:t>
+      </w:r>
+    </w:p>
+    <w:p>
+      <w:pPr>
+        <w:pStyle w:val="Listing"/>
+      </w:pPr>
+      <w:r>
+        <w:t>&lt;</w:t>
+      </w:r>
+      <w:proofErr w:type="gramStart"/>
+      <w:r>
+        <w:t>li</w:t>
+      </w:r>
+      <w:proofErr w:type="gramEnd"/>
+      <w:r>
+        <w:t>&gt;Baptisé le&amp;nbsp;18&amp;nbsp;mai&amp;nbsp;1982 - Paris, France&lt;/li&gt;</w:t>
+      </w:r>
+    </w:p>
+    <w:p>
+      <w:pPr>
+        <w:pStyle w:val="Listing"/>
+      </w:pPr>
+      <w:r>
+        <w:t>&lt;</w:t>
+      </w:r>
+      <w:proofErr w:type="gramStart"/>
+      <w:r>
+        <w:t>li</w:t>
+      </w:r>
+      <w:proofErr w:type="gramEnd"/>
+      <w:r>
+        <w:t>&gt;Décédé le&amp;nbsp;10&amp;nbsp;avril&amp;nbsp;1992 - Nice, FRANCE,</w:t>
+      </w:r>
+    </w:p>
+    <w:p>
+      <w:pPr>
+        <w:pStyle w:val="Listing"/>
+      </w:pPr>
+      <w:proofErr w:type="gramStart"/>
+      <w:r>
+        <w:t>à</w:t>
+      </w:r>
+      <w:proofErr w:type="gramEnd"/>
+      <w:r>
+        <w:t xml:space="preserve"> l'âge de 10 ans&lt;/li&gt;</w:t>
+      </w:r>
+    </w:p>
+    <w:p>
+      <w:pPr>
+        <w:pStyle w:val="Listing"/>
+      </w:pPr>
+      <w:r>
+        <w:t>&lt;</w:t>
+      </w:r>
+      <w:proofErr w:type="gramStart"/>
+      <w:r>
+        <w:t>li</w:t>
+      </w:r>
+      <w:proofErr w:type="gramEnd"/>
+      <w:r>
+        <w:t>&gt;Inhumé le&amp;nbsp;11&amp;nbsp;avril&amp;nbsp;1992 - Nice, FRANCE&lt;/li&gt;</w:t>
+      </w:r>
+    </w:p>
+    <w:p>
+      <w:pPr>
+        <w:pStyle w:val="Listing"/>
+      </w:pPr>
+      <w:r>
+        <w:t>&lt;</w:t>
+      </w:r>
+      <w:proofErr w:type="gramStart"/>
+      <w:r>
+        <w:t>li</w:t>
+      </w:r>
+      <w:proofErr w:type="gramEnd"/>
+      <w:r>
+        <w:t>&gt;Profession de Gérard&lt;/li&gt;</w:t>
       </w:r>
     </w:p>
     <w:p>
@@ -3637,40 +4547,61 @@
       </w:r>
     </w:p>
     <w:p>
-      <w:r>
-        <w:t>alors que cas sans titre :</w:t>
-      </w:r>
-    </w:p>
-    <w:p>
-      <w:r>
-        <w:t>view-source:https://gw.geneanet.org/fbiet?n=rochet&amp;p=didier&amp;oc=0</w:t>
-      </w:r>
-    </w:p>
-    <w:p>
-      <w:pPr>
-        <w:pStyle w:val="Listing"/>
-      </w:pPr>
+      <w:proofErr w:type="gramStart"/>
+      <w:r>
+        <w:t>alors</w:t>
+      </w:r>
+      <w:proofErr w:type="gramEnd"/>
+      <w:r>
+        <w:t xml:space="preserve"> que cas sans titre :</w:t>
+      </w:r>
+    </w:p>
+    <w:p>
+      <w:proofErr w:type="gramStart"/>
+      <w:r>
+        <w:t>view</w:t>
+      </w:r>
+      <w:proofErr w:type="gramEnd"/>
+      <w:r>
+        <w:t>-source:https://gw.geneanet.org/fbiet?n=rochet&amp;p=didier&amp;oc=0</w:t>
+      </w:r>
+    </w:p>
+    <w:p>
+      <w:pPr>
+        <w:pStyle w:val="Listing"/>
+      </w:pPr>
+      <w:proofErr w:type="gramStart"/>
       <w:r>
         <w:rPr>
           <w:rStyle w:val="comment"/>
           <w:rFonts w:eastAsiaTheme="majorEastAsia"/>
         </w:rPr>
-        <w:t>&lt;!--  Portrait --&gt;</w:t>
-      </w:r>
-    </w:p>
-    <w:p>
-      <w:pPr>
-        <w:pStyle w:val="Listing"/>
-      </w:pPr>
-      <w:r>
-        <w:t>&lt;</w:t>
-      </w:r>
+        <w:t>&lt;!--</w:t>
+      </w:r>
+      <w:proofErr w:type="gramEnd"/>
+      <w:r>
+        <w:rPr>
+          <w:rStyle w:val="comment"/>
+          <w:rFonts w:eastAsiaTheme="majorEastAsia"/>
+        </w:rPr>
+        <w:t xml:space="preserve">  Portrait --&gt;</w:t>
+      </w:r>
+    </w:p>
+    <w:p>
+      <w:pPr>
+        <w:pStyle w:val="Listing"/>
+      </w:pPr>
+      <w:r>
+        <w:t>&lt;</w:t>
+      </w:r>
+      <w:proofErr w:type="gramStart"/>
       <w:r>
         <w:rPr>
           <w:rStyle w:val="start-tag"/>
         </w:rPr>
         <w:t>div</w:t>
       </w:r>
+      <w:proofErr w:type="gramEnd"/>
       <w:r>
         <w:t xml:space="preserve"> </w:t>
       </w:r>
@@ -3700,12 +4631,14 @@
       <w:r>
         <w:t>&lt;</w:t>
       </w:r>
+      <w:proofErr w:type="gramStart"/>
       <w:r>
         <w:rPr>
           <w:rStyle w:val="start-tag"/>
         </w:rPr>
         <w:t>div</w:t>
       </w:r>
+      <w:proofErr w:type="gramEnd"/>
       <w:r>
         <w:t xml:space="preserve"> </w:t>
       </w:r>
@@ -3726,11 +4659,19 @@
       <w:r>
         <w:t>&lt;</w:t>
       </w:r>
+      <w:proofErr w:type="gramStart"/>
       <w:r>
         <w:rPr>
           <w:rStyle w:val="start-tag"/>
         </w:rPr>
-        <w:t>h1</w:t>
+        <w:t>h</w:t>
+      </w:r>
+      <w:proofErr w:type="gramEnd"/>
+      <w:r>
+        <w:rPr>
+          <w:rStyle w:val="start-tag"/>
+        </w:rPr>
+        <w:t>1</w:t>
       </w:r>
       <w:r>
         <w:t xml:space="preserve"> </w:t>
@@ -3752,12 +4693,14 @@
       <w:r>
         <w:t>&lt;</w:t>
       </w:r>
+      <w:proofErr w:type="gramStart"/>
       <w:r>
         <w:rPr>
           <w:rStyle w:val="start-tag"/>
         </w:rPr>
         <w:t>img</w:t>
       </w:r>
+      <w:proofErr w:type="gramEnd"/>
       <w:r>
         <w:t xml:space="preserve"> </w:t>
       </w:r>
@@ -3770,7 +4713,7 @@
       <w:r>
         <w:t>="</w:t>
       </w:r>
-      <w:hyperlink r:id="rId40" w:history="1">
+      <w:hyperlink r:id="rId42" w:history="1">
         <w:r>
           <w:rPr>
             <w:rStyle w:val="Lienhypertexte"/>
@@ -3815,12 +4758,14 @@
       <w:r>
         <w:t>&lt;</w:t>
       </w:r>
+      <w:proofErr w:type="gramStart"/>
       <w:r>
         <w:rPr>
           <w:rStyle w:val="start-tag"/>
         </w:rPr>
         <w:t>a</w:t>
       </w:r>
+      <w:proofErr w:type="gramEnd"/>
       <w:r>
         <w:t xml:space="preserve"> </w:t>
       </w:r>
@@ -3833,7 +4778,7 @@
       <w:r>
         <w:t>="</w:t>
       </w:r>
-      <w:hyperlink r:id="rId41" w:history="1">
+      <w:hyperlink r:id="rId43" w:history="1">
         <w:r>
           <w:rPr>
             <w:rStyle w:val="Lienhypertexte"/>
@@ -3863,12 +4808,14 @@
       <w:r>
         <w:t>&lt;</w:t>
       </w:r>
+      <w:proofErr w:type="gramStart"/>
       <w:r>
         <w:rPr>
           <w:rStyle w:val="start-tag"/>
         </w:rPr>
         <w:t>a</w:t>
       </w:r>
+      <w:proofErr w:type="gramEnd"/>
       <w:r>
         <w:t xml:space="preserve"> </w:t>
       </w:r>
@@ -3881,7 +4828,7 @@
       <w:r>
         <w:t>="</w:t>
       </w:r>
-      <w:hyperlink r:id="rId42" w:history="1">
+      <w:hyperlink r:id="rId44" w:history="1">
         <w:r>
           <w:rPr>
             <w:rStyle w:val="Lienhypertexte"/>
@@ -3929,12 +4876,14 @@
       <w:r>
         <w:t>&lt;</w:t>
       </w:r>
+      <w:proofErr w:type="gramStart"/>
       <w:r>
         <w:rPr>
           <w:rStyle w:val="start-tag"/>
         </w:rPr>
         <w:t>div</w:t>
       </w:r>
+      <w:proofErr w:type="gramEnd"/>
       <w:r>
         <w:t xml:space="preserve"> </w:t>
       </w:r>
@@ -4014,12 +4963,14 @@
       <w:r>
         <w:t>&lt;</w:t>
       </w:r>
+      <w:proofErr w:type="gramStart"/>
       <w:r>
         <w:rPr>
           <w:rStyle w:val="start-tag"/>
         </w:rPr>
         <w:t>ul</w:t>
       </w:r>
+      <w:proofErr w:type="gramEnd"/>
       <w:r>
         <w:t>&gt;</w:t>
       </w:r>
@@ -4031,12 +4982,14 @@
       <w:r>
         <w:t>&lt;</w:t>
       </w:r>
+      <w:proofErr w:type="gramStart"/>
       <w:r>
         <w:rPr>
           <w:rStyle w:val="start-tag"/>
         </w:rPr>
         <w:t>li</w:t>
       </w:r>
+      <w:proofErr w:type="gramEnd"/>
       <w:r>
         <w:t>&gt;Né vers</w:t>
       </w:r>
@@ -4068,12 +5021,14 @@
       <w:r>
         <w:t>&lt;</w:t>
       </w:r>
+      <w:proofErr w:type="gramStart"/>
       <w:r>
         <w:rPr>
           <w:rStyle w:val="start-tag"/>
         </w:rPr>
         <w:t>li</w:t>
       </w:r>
+      <w:proofErr w:type="gramEnd"/>
       <w:r>
         <w:t>&gt;Décédé le</w:t>
       </w:r>
@@ -4112,8 +5067,13 @@
       <w:pPr>
         <w:pStyle w:val="Listing"/>
       </w:pPr>
-      <w:r>
-        <w:t>à l'âge d'environ 88 ans&lt;/</w:t>
+      <w:proofErr w:type="gramStart"/>
+      <w:r>
+        <w:t>à</w:t>
+      </w:r>
+      <w:proofErr w:type="gramEnd"/>
+      <w:r>
+        <w:t xml:space="preserve"> l'âge d'environ 88 ans&lt;/</w:t>
       </w:r>
       <w:r>
         <w:rPr>
@@ -4133,12 +5093,14 @@
       <w:r>
         <w:t>&lt;</w:t>
       </w:r>
+      <w:proofErr w:type="gramStart"/>
       <w:r>
         <w:rPr>
           <w:rStyle w:val="start-tag"/>
         </w:rPr>
         <w:t>li</w:t>
       </w:r>
+      <w:proofErr w:type="gramEnd"/>
       <w:r>
         <w:t>&gt;Laboureur(02 et 12/1792)&lt;/</w:t>
       </w:r>
@@ -4199,7 +5161,7 @@
                     <pic:cNvPicPr/>
                   </pic:nvPicPr>
                   <pic:blipFill>
-                    <a:blip r:embed="rId43"/>
+                    <a:blip r:embed="rId45"/>
                     <a:stretch>
                       <a:fillRect/>
                     </a:stretch>
@@ -4275,7 +5237,7 @@
                     <pic:cNvPicPr/>
                   </pic:nvPicPr>
                   <pic:blipFill>
-                    <a:blip r:embed="rId44"/>
+                    <a:blip r:embed="rId46"/>
                     <a:stretch>
                       <a:fillRect/>
                     </a:stretch>
@@ -4298,34 +5260,53 @@
     </w:p>
     <w:p>
       <w:r>
-        <w:t>(j’ai réindenté pour la lisibilité des div)</w:t>
-      </w:r>
-    </w:p>
-    <w:p>
-      <w:pPr>
-        <w:pStyle w:val="Listing"/>
-      </w:pPr>
+        <w:t>(</w:t>
+      </w:r>
+      <w:proofErr w:type="gramStart"/>
+      <w:r>
+        <w:t>j’ai</w:t>
+      </w:r>
+      <w:proofErr w:type="gramEnd"/>
+      <w:r>
+        <w:t xml:space="preserve"> réindenté pour la lisibilité des div)</w:t>
+      </w:r>
+    </w:p>
+    <w:p>
+      <w:pPr>
+        <w:pStyle w:val="Listing"/>
+      </w:pPr>
+      <w:proofErr w:type="gramStart"/>
       <w:r>
         <w:rPr>
           <w:rStyle w:val="comment"/>
           <w:rFonts w:eastAsiaTheme="majorEastAsia"/>
         </w:rPr>
-        <w:t>&lt;!--  Portrait --&gt;</w:t>
-      </w:r>
-    </w:p>
-    <w:p>
-      <w:pPr>
-        <w:pStyle w:val="Listing"/>
-      </w:pPr>
-      <w:r>
-        <w:t>&lt;</w:t>
-      </w:r>
+        <w:t>&lt;!--</w:t>
+      </w:r>
+      <w:proofErr w:type="gramEnd"/>
+      <w:r>
+        <w:rPr>
+          <w:rStyle w:val="comment"/>
+          <w:rFonts w:eastAsiaTheme="majorEastAsia"/>
+        </w:rPr>
+        <w:t xml:space="preserve">  Portrait --&gt;</w:t>
+      </w:r>
+    </w:p>
+    <w:p>
+      <w:pPr>
+        <w:pStyle w:val="Listing"/>
+      </w:pPr>
+      <w:r>
+        <w:t>&lt;</w:t>
+      </w:r>
+      <w:proofErr w:type="gramStart"/>
       <w:r>
         <w:rPr>
           <w:rStyle w:val="start-tag"/>
         </w:rPr>
         <w:t>div</w:t>
       </w:r>
+      <w:proofErr w:type="gramEnd"/>
       <w:r>
         <w:t xml:space="preserve"> </w:t>
       </w:r>
@@ -4358,12 +5339,14 @@
       <w:r>
         <w:t>&lt;</w:t>
       </w:r>
+      <w:proofErr w:type="gramStart"/>
       <w:r>
         <w:rPr>
           <w:rStyle w:val="start-tag"/>
         </w:rPr>
         <w:t>div</w:t>
       </w:r>
+      <w:proofErr w:type="gramEnd"/>
       <w:r>
         <w:t xml:space="preserve"> </w:t>
       </w:r>
@@ -4387,11 +5370,19 @@
       <w:r>
         <w:t>&lt;</w:t>
       </w:r>
+      <w:proofErr w:type="gramStart"/>
       <w:r>
         <w:rPr>
           <w:rStyle w:val="start-tag"/>
         </w:rPr>
-        <w:t>h1</w:t>
+        <w:t>h</w:t>
+      </w:r>
+      <w:proofErr w:type="gramEnd"/>
+      <w:r>
+        <w:rPr>
+          <w:rStyle w:val="start-tag"/>
+        </w:rPr>
+        <w:t>1</w:t>
       </w:r>
       <w:r>
         <w:t xml:space="preserve"> </w:t>
@@ -4416,12 +5407,14 @@
       <w:r>
         <w:t>&lt;</w:t>
       </w:r>
+      <w:proofErr w:type="gramStart"/>
       <w:r>
         <w:rPr>
           <w:rStyle w:val="start-tag"/>
         </w:rPr>
         <w:t>img</w:t>
       </w:r>
+      <w:proofErr w:type="gramEnd"/>
       <w:r>
         <w:t xml:space="preserve"> </w:t>
       </w:r>
@@ -4434,7 +5427,7 @@
       <w:r>
         <w:t>="</w:t>
       </w:r>
-      <w:hyperlink r:id="rId45" w:history="1">
+      <w:hyperlink r:id="rId47" w:history="1">
         <w:r>
           <w:rPr>
             <w:rStyle w:val="Lienhypertexte"/>
@@ -4482,12 +5475,14 @@
       <w:r>
         <w:t>&lt;</w:t>
       </w:r>
+      <w:proofErr w:type="gramStart"/>
       <w:r>
         <w:rPr>
           <w:rStyle w:val="start-tag"/>
         </w:rPr>
         <w:t>a</w:t>
       </w:r>
+      <w:proofErr w:type="gramEnd"/>
       <w:r>
         <w:t xml:space="preserve"> </w:t>
       </w:r>
@@ -4500,7 +5495,7 @@
       <w:r>
         <w:t>="</w:t>
       </w:r>
-      <w:hyperlink r:id="rId46" w:history="1">
+      <w:hyperlink r:id="rId48" w:history="1">
         <w:r>
           <w:rPr>
             <w:rStyle w:val="Lienhypertexte"/>
@@ -4533,12 +5528,14 @@
       <w:r>
         <w:t>&lt;</w:t>
       </w:r>
+      <w:proofErr w:type="gramStart"/>
       <w:r>
         <w:rPr>
           <w:rStyle w:val="start-tag"/>
         </w:rPr>
         <w:t>a</w:t>
       </w:r>
+      <w:proofErr w:type="gramEnd"/>
       <w:r>
         <w:t xml:space="preserve"> </w:t>
       </w:r>
@@ -4551,7 +5548,7 @@
       <w:r>
         <w:t>="</w:t>
       </w:r>
-      <w:hyperlink r:id="rId47" w:history="1">
+      <w:hyperlink r:id="rId49" w:history="1">
         <w:r>
           <w:rPr>
             <w:rStyle w:val="Lienhypertexte"/>
@@ -4605,12 +5602,14 @@
       <w:r>
         <w:t>&lt;</w:t>
       </w:r>
+      <w:proofErr w:type="gramStart"/>
       <w:r>
         <w:rPr>
           <w:rStyle w:val="start-tag"/>
         </w:rPr>
         <w:t>div</w:t>
       </w:r>
+      <w:proofErr w:type="gramEnd"/>
       <w:r>
         <w:t xml:space="preserve"> </w:t>
       </w:r>
@@ -4694,6 +5693,7 @@
         </w:rPr>
         <w:t>&lt;</w:t>
       </w:r>
+      <w:proofErr w:type="gramStart"/>
       <w:r>
         <w:rPr>
           <w:rStyle w:val="start-tag"/>
@@ -4701,6 +5701,7 @@
         </w:rPr>
         <w:t>em</w:t>
       </w:r>
+      <w:proofErr w:type="gramEnd"/>
       <w:r>
         <w:rPr>
           <w:highlight w:val="yellow"/>
@@ -4743,12 +5744,14 @@
       <w:r>
         <w:t>&lt;</w:t>
       </w:r>
+      <w:proofErr w:type="gramStart"/>
       <w:r>
         <w:rPr>
           <w:rStyle w:val="start-tag"/>
         </w:rPr>
         <w:t>br</w:t>
       </w:r>
+      <w:proofErr w:type="gramEnd"/>
       <w:r>
         <w:t>&gt;</w:t>
       </w:r>
@@ -4760,12 +5763,14 @@
       <w:r>
         <w:t>&lt;</w:t>
       </w:r>
+      <w:proofErr w:type="gramStart"/>
       <w:r>
         <w:rPr>
           <w:rStyle w:val="start-tag"/>
         </w:rPr>
         <w:t>br</w:t>
       </w:r>
+      <w:proofErr w:type="gramEnd"/>
       <w:r>
         <w:t xml:space="preserve"> </w:t>
       </w:r>
@@ -4795,12 +5800,14 @@
       <w:r>
         <w:t>&lt;</w:t>
       </w:r>
+      <w:proofErr w:type="gramStart"/>
       <w:r>
         <w:rPr>
           <w:rStyle w:val="start-tag"/>
         </w:rPr>
         <w:t>ul</w:t>
       </w:r>
+      <w:proofErr w:type="gramEnd"/>
       <w:r>
         <w:t>&gt;</w:t>
       </w:r>
@@ -4812,12 +5819,14 @@
       <w:r>
         <w:t>&lt;</w:t>
       </w:r>
+      <w:proofErr w:type="gramStart"/>
       <w:r>
         <w:rPr>
           <w:rStyle w:val="start-tag"/>
         </w:rPr>
         <w:t>li</w:t>
       </w:r>
+      <w:proofErr w:type="gramEnd"/>
       <w:r>
         <w:t>&gt;Née vers</w:t>
       </w:r>
@@ -4849,12 +5858,14 @@
       <w:r>
         <w:t>&lt;</w:t>
       </w:r>
+      <w:proofErr w:type="gramStart"/>
       <w:r>
         <w:rPr>
           <w:rStyle w:val="start-tag"/>
         </w:rPr>
         <w:t>li</w:t>
       </w:r>
+      <w:proofErr w:type="gramEnd"/>
       <w:r>
         <w:t>&gt;Décédée le</w:t>
       </w:r>
@@ -4893,8 +5904,13 @@
       <w:pPr>
         <w:pStyle w:val="Listing"/>
       </w:pPr>
-      <w:r>
-        <w:t>à l'âge d'environ 80 ans&lt;/</w:t>
+      <w:proofErr w:type="gramStart"/>
+      <w:r>
+        <w:t>à</w:t>
+      </w:r>
+      <w:proofErr w:type="gramEnd"/>
+      <w:r>
+        <w:t xml:space="preserve"> l'âge d'environ 80 ans&lt;/</w:t>
       </w:r>
       <w:r>
         <w:rPr>
@@ -4926,15 +5942,20 @@
       </w:r>
     </w:p>
     <w:p>
-      <w:r>
-        <w:t>pareil, mais pas de lien hypertexte</w:t>
+      <w:proofErr w:type="gramStart"/>
+      <w:r>
+        <w:t>pareil</w:t>
+      </w:r>
+      <w:proofErr w:type="gramEnd"/>
+      <w:r>
+        <w:t>, mais pas de lien hypertexte</w:t>
       </w:r>
     </w:p>
     <w:p>
       <w:r>
         <w:t xml:space="preserve">Cas avec sosa : </w:t>
       </w:r>
-      <w:hyperlink r:id="rId48" w:history="1">
+      <w:hyperlink r:id="rId50" w:history="1">
         <w:r>
           <w:rPr>
             <w:rStyle w:val="Lienhypertexte"/>
@@ -4972,7 +5993,7 @@
                     <pic:cNvPicPr/>
                   </pic:nvPicPr>
                   <pic:blipFill>
-                    <a:blip r:embed="rId49">
+                    <a:blip r:embed="rId51">
                       <a:extLst>
                         <a:ext uri="{28A0092B-C50C-407E-A947-70E740481C1C}">
                           <a14:useLocalDpi xmlns:a14="http://schemas.microsoft.com/office/drawing/2010/main" val="0"/>
@@ -5020,8 +6041,13 @@
       <w:pPr>
         <w:pStyle w:val="Listing"/>
       </w:pPr>
-      <w:r>
-        <w:t xml:space="preserve">&lt;!--  </w:t>
+      <w:proofErr w:type="gramStart"/>
+      <w:r>
+        <w:t>&lt;!--</w:t>
+      </w:r>
+      <w:proofErr w:type="gramEnd"/>
+      <w:r>
+        <w:t xml:space="preserve">  </w:t>
       </w:r>
       <w:r>
         <w:t>Portrait</w:t>
@@ -5035,7 +6061,15 @@
         <w:pStyle w:val="Listing"/>
       </w:pPr>
       <w:r>
-        <w:t>&lt;div id="</w:t>
+        <w:t>&lt;</w:t>
+      </w:r>
+      <w:proofErr w:type="gramStart"/>
+      <w:r>
+        <w:t>div</w:t>
+      </w:r>
+      <w:proofErr w:type="gramEnd"/>
+      <w:r>
+        <w:t xml:space="preserve"> id="</w:t>
       </w:r>
       <w:r>
         <w:rPr>
@@ -5052,39 +6086,99 @@
         <w:pStyle w:val="Listing"/>
       </w:pPr>
       <w:r>
-        <w:t>&lt;div class="columns"&gt;</w:t>
-      </w:r>
-    </w:p>
-    <w:p>
-      <w:pPr>
-        <w:pStyle w:val="Listing"/>
-      </w:pPr>
-      <w:r>
-        <w:t>&lt;h1 class="with_tabs name"&gt;</w:t>
-      </w:r>
-    </w:p>
-    <w:p>
-      <w:pPr>
-        <w:pStyle w:val="Listing"/>
-      </w:pPr>
-      <w:r>
-        <w:t>&lt;img src="images/female.png" alt="F" title="F"&gt;&amp;nbsp;</w:t>
-      </w:r>
-    </w:p>
-    <w:p>
-      <w:pPr>
-        <w:pStyle w:val="Listing"/>
-      </w:pPr>
-      <w:r>
-        <w:t>&lt;a href="ozone13?lang=fr&amp;pz=robert+jean+marie&amp;nz=fraysse&amp;m=P&amp;v=magdeleine"&gt;Magdeleine&lt;/a&gt;</w:t>
-      </w:r>
-    </w:p>
-    <w:p>
-      <w:pPr>
-        <w:pStyle w:val="Listing"/>
-      </w:pPr>
-      <w:r>
-        <w:t>&lt;a href="ozone13?lang=fr&amp;pz=robert+jean+marie&amp;nz=fraysse&amp;m=N&amp;v=chabert"&gt;CHABERT&lt;/a&gt;</w:t>
+        <w:t>&lt;</w:t>
+      </w:r>
+      <w:proofErr w:type="gramStart"/>
+      <w:r>
+        <w:t>div</w:t>
+      </w:r>
+      <w:proofErr w:type="gramEnd"/>
+      <w:r>
+        <w:t xml:space="preserve"> class="columns"&gt;</w:t>
+      </w:r>
+    </w:p>
+    <w:p>
+      <w:pPr>
+        <w:pStyle w:val="Listing"/>
+      </w:pPr>
+      <w:r>
+        <w:t>&lt;</w:t>
+      </w:r>
+      <w:proofErr w:type="gramStart"/>
+      <w:r>
+        <w:t>h</w:t>
+      </w:r>
+      <w:proofErr w:type="gramEnd"/>
+      <w:r>
+        <w:t>1 class="with_tabs name"&gt;</w:t>
+      </w:r>
+    </w:p>
+    <w:p>
+      <w:pPr>
+        <w:pStyle w:val="Listing"/>
+      </w:pPr>
+      <w:r>
+        <w:t>&lt;</w:t>
+      </w:r>
+      <w:proofErr w:type="gramStart"/>
+      <w:r>
+        <w:t>img</w:t>
+      </w:r>
+      <w:proofErr w:type="gramEnd"/>
+      <w:r>
+        <w:t xml:space="preserve"> src="images/female.png" alt="F" title="F"&gt;&amp;nbsp;</w:t>
+      </w:r>
+    </w:p>
+    <w:p>
+      <w:pPr>
+        <w:pStyle w:val="Listing"/>
+      </w:pPr>
+      <w:r>
+        <w:t>&lt;</w:t>
+      </w:r>
+      <w:proofErr w:type="gramStart"/>
+      <w:r>
+        <w:t>a</w:t>
+      </w:r>
+      <w:proofErr w:type="gramEnd"/>
+      <w:r>
+        <w:t xml:space="preserve"> href="ozone13?lang=fr&amp;pz=robert+jean+marie&amp;nz=fraysse</w:t>
+      </w:r>
+      <w:r>
+        <w:rPr>
+          <w:b/>
+          <w:bCs/>
+        </w:rPr>
+        <w:t>&amp;m=P</w:t>
+      </w:r>
+      <w:r>
+        <w:t>&amp;v=magdeleine"&gt;Magdeleine&lt;/a&gt;</w:t>
+      </w:r>
+    </w:p>
+    <w:p>
+      <w:pPr>
+        <w:pStyle w:val="Listing"/>
+      </w:pPr>
+      <w:r>
+        <w:t>&lt;</w:t>
+      </w:r>
+      <w:proofErr w:type="gramStart"/>
+      <w:r>
+        <w:t>a</w:t>
+      </w:r>
+      <w:proofErr w:type="gramEnd"/>
+      <w:r>
+        <w:t xml:space="preserve"> href="ozone13?lang=fr&amp;pz=robert+jean+marie&amp;nz=fraysse</w:t>
+      </w:r>
+      <w:r>
+        <w:rPr>
+          <w:b/>
+          <w:bCs/>
+        </w:rPr>
+        <w:t>&amp;m=N</w:t>
+      </w:r>
+      <w:r>
+        <w:t>&amp;v=chabert"&gt;CHABERT&lt;/a&gt;</w:t>
       </w:r>
     </w:p>
     <w:p>
@@ -5100,7 +6194,15 @@
         <w:pStyle w:val="Listing"/>
       </w:pPr>
       <w:r>
-        <w:t>&lt;div class="action-buttons not-printable"&gt;</w:t>
+        <w:t>&lt;</w:t>
+      </w:r>
+      <w:proofErr w:type="gramStart"/>
+      <w:r>
+        <w:t>div</w:t>
+      </w:r>
+      <w:proofErr w:type="gramEnd"/>
+      <w:r>
+        <w:t xml:space="preserve"> class="action-buttons not-printable"&gt;</w:t>
       </w:r>
     </w:p>
     <w:p>
@@ -5137,7 +6239,15 @@
         <w:pStyle w:val="Listing"/>
       </w:pPr>
       <w:r>
-        <w:t>&lt;em class="</w:t>
+        <w:t>&lt;</w:t>
+      </w:r>
+      <w:proofErr w:type="gramStart"/>
+      <w:r>
+        <w:t>em</w:t>
+      </w:r>
+      <w:proofErr w:type="gramEnd"/>
+      <w:r>
+        <w:t xml:space="preserve"> class="</w:t>
       </w:r>
       <w:r>
         <w:rPr>
@@ -5154,7 +6264,15 @@
         <w:pStyle w:val="Listing"/>
       </w:pPr>
       <w:r>
-        <w:t>&lt;a href="ozone13?lang=fr&amp;pz=robert+jean+marie&amp;nz=fraysse&amp;m=RL&amp;i1=95570&amp;i2=0&amp;b1=1&amp;b2=7975"&gt;7&amp;nbsp;975&lt;/a&gt;</w:t>
+        <w:t>&lt;</w:t>
+      </w:r>
+      <w:proofErr w:type="gramStart"/>
+      <w:r>
+        <w:t>a</w:t>
+      </w:r>
+      <w:proofErr w:type="gramEnd"/>
+      <w:r>
+        <w:t xml:space="preserve"> href="ozone13?lang=fr&amp;pz=robert+jean+marie&amp;nz=fraysse&amp;m=RL&amp;i1=95570&amp;i2=0&amp;b1=1&amp;b2=7975"&gt;7&amp;nbsp;975&lt;/a&gt;</w:t>
       </w:r>
     </w:p>
     <w:p>
@@ -5170,7 +6288,468 @@
         <w:pStyle w:val="Listing"/>
       </w:pPr>
       <w:r>
-        <w:t>&lt;ul&gt;</w:t>
+        <w:t>&lt;</w:t>
+      </w:r>
+      <w:proofErr w:type="gramStart"/>
+      <w:r>
+        <w:t>ul</w:t>
+      </w:r>
+      <w:proofErr w:type="gramEnd"/>
+      <w:r>
+        <w:t>&gt;</w:t>
+      </w:r>
+    </w:p>
+    <w:p>
+      <w:pPr>
+        <w:pStyle w:val="Listing"/>
+      </w:pPr>
+      <w:r>
+        <w:t>&lt;/ul&gt;</w:t>
+      </w:r>
+    </w:p>
+    <w:p/>
+    <w:p>
+      <w:r>
+        <w:lastRenderedPageBreak/>
+        <w:t>Cas sans liens hypertexte (qui sont un peu plus loin, entre parenthèses) :</w:t>
+      </w:r>
+    </w:p>
+    <w:p>
+      <w:hyperlink r:id="rId52" w:history="1">
+        <w:r>
+          <w:rPr>
+            <w:rStyle w:val="Lienhypertexte"/>
+          </w:rPr>
+          <w:t>https://gw.geneanet.org/bigoudi2018?lang=fr&amp;pz=patricia+marthe+madeleine+elise&amp;nz=bressy&amp;ocz=62&amp;p=jean&amp;n=ginoux</w:t>
+        </w:r>
+      </w:hyperlink>
+    </w:p>
+    <w:p/>
+    <w:p>
+      <w:r>
+        <w:drawing>
+          <wp:inline distT="0" distB="0" distL="0" distR="0" wp14:anchorId="5746FD38" wp14:editId="1FAD76EC">
+            <wp:extent cx="1843088" cy="515440"/>
+            <wp:effectExtent l="0" t="0" r="5080" b="0"/>
+            <wp:docPr id="771728096" name="Image 1"/>
+            <wp:cNvGraphicFramePr>
+              <a:graphicFrameLocks xmlns:a="http://schemas.openxmlformats.org/drawingml/2006/main" noChangeAspect="1"/>
+            </wp:cNvGraphicFramePr>
+            <a:graphic xmlns:a="http://schemas.openxmlformats.org/drawingml/2006/main">
+              <a:graphicData uri="http://schemas.openxmlformats.org/drawingml/2006/picture">
+                <pic:pic xmlns:pic="http://schemas.openxmlformats.org/drawingml/2006/picture">
+                  <pic:nvPicPr>
+                    <pic:cNvPr id="771728096" name=""/>
+                    <pic:cNvPicPr/>
+                  </pic:nvPicPr>
+                  <pic:blipFill>
+                    <a:blip r:embed="rId53"/>
+                    <a:stretch>
+                      <a:fillRect/>
+                    </a:stretch>
+                  </pic:blipFill>
+                  <pic:spPr>
+                    <a:xfrm>
+                      <a:off x="0" y="0"/>
+                      <a:ext cx="1873924" cy="524064"/>
+                    </a:xfrm>
+                    <a:prstGeom prst="rect">
+                      <a:avLst/>
+                    </a:prstGeom>
+                  </pic:spPr>
+                </pic:pic>
+              </a:graphicData>
+            </a:graphic>
+          </wp:inline>
+        </w:drawing>
+      </w:r>
+    </w:p>
+    <w:p>
+      <w:r>
+        <w:t>(</w:t>
+      </w:r>
+      <w:proofErr w:type="gramStart"/>
+      <w:r>
+        <w:t>réindenté</w:t>
+      </w:r>
+      <w:proofErr w:type="gramEnd"/>
+      <w:r>
+        <w:t xml:space="preserve"> pour lisibilité)</w:t>
+      </w:r>
+    </w:p>
+    <w:p>
+      <w:pPr>
+        <w:pStyle w:val="Listing"/>
+      </w:pPr>
+      <w:proofErr w:type="gramStart"/>
+      <w:r>
+        <w:t>&lt;!--</w:t>
+      </w:r>
+      <w:proofErr w:type="gramEnd"/>
+      <w:r>
+        <w:t xml:space="preserve">  Portrait --&gt;</w:t>
+      </w:r>
+    </w:p>
+    <w:p>
+      <w:pPr>
+        <w:pStyle w:val="Listing"/>
+      </w:pPr>
+      <w:r>
+        <w:t>&lt;</w:t>
+      </w:r>
+      <w:proofErr w:type="gramStart"/>
+      <w:r>
+        <w:t>div</w:t>
+      </w:r>
+      <w:proofErr w:type="gramEnd"/>
+      <w:r>
+        <w:t xml:space="preserve"> id="person-title" class="row clearfix"&gt;</w:t>
+      </w:r>
+    </w:p>
+    <w:p>
+      <w:pPr>
+        <w:pStyle w:val="Listing"/>
+      </w:pPr>
+      <w:r>
+        <w:t xml:space="preserve">  </w:t>
+      </w:r>
+      <w:r>
+        <w:t>&lt;</w:t>
+      </w:r>
+      <w:proofErr w:type="gramStart"/>
+      <w:r>
+        <w:t>div</w:t>
+      </w:r>
+      <w:proofErr w:type="gramEnd"/>
+      <w:r>
+        <w:t xml:space="preserve"> class="columns"&gt;</w:t>
+      </w:r>
+    </w:p>
+    <w:p>
+      <w:pPr>
+        <w:pStyle w:val="Listing"/>
+      </w:pPr>
+      <w:r>
+        <w:t xml:space="preserve">    </w:t>
+      </w:r>
+      <w:r>
+        <w:t>&lt;</w:t>
+      </w:r>
+      <w:proofErr w:type="gramStart"/>
+      <w:r>
+        <w:t>h</w:t>
+      </w:r>
+      <w:proofErr w:type="gramEnd"/>
+      <w:r>
+        <w:t>1 class="with_tabs name"&gt;</w:t>
+      </w:r>
+    </w:p>
+    <w:p>
+      <w:pPr>
+        <w:pStyle w:val="Listing"/>
+      </w:pPr>
+      <w:r>
+        <w:t xml:space="preserve">      </w:t>
+      </w:r>
+      <w:r>
+        <w:t>&lt;</w:t>
+      </w:r>
+      <w:proofErr w:type="gramStart"/>
+      <w:r>
+        <w:t>img</w:t>
+      </w:r>
+      <w:proofErr w:type="gramEnd"/>
+      <w:r>
+        <w:t xml:space="preserve"> src="images/male.png" alt="H" title="H"&gt;&amp;nbsp;</w:t>
+      </w:r>
+    </w:p>
+    <w:p>
+      <w:pPr>
+        <w:pStyle w:val="Listing"/>
+      </w:pPr>
+      <w:r>
+        <w:rPr>
+          <w:highlight w:val="yellow"/>
+        </w:rPr>
+        <w:t xml:space="preserve">        </w:t>
+      </w:r>
+      <w:r>
+        <w:rPr>
+          <w:highlight w:val="yellow"/>
+        </w:rPr>
+        <w:t>Jean GINOUX &lt;em&gt;dit le vieux&lt;/em&gt;</w:t>
+      </w:r>
+    </w:p>
+    <w:p>
+      <w:pPr>
+        <w:pStyle w:val="Listing"/>
+      </w:pPr>
+      <w:r>
+        <w:t xml:space="preserve">    </w:t>
+      </w:r>
+      <w:r>
+        <w:t>&lt;/h1&gt;</w:t>
+      </w:r>
+    </w:p>
+    <w:p>
+      <w:pPr>
+        <w:pStyle w:val="Listing"/>
+      </w:pPr>
+      <w:r>
+        <w:t xml:space="preserve">    </w:t>
+      </w:r>
+      <w:r>
+        <w:t>&lt;</w:t>
+      </w:r>
+      <w:proofErr w:type="gramStart"/>
+      <w:r>
+        <w:t>div</w:t>
+      </w:r>
+      <w:proofErr w:type="gramEnd"/>
+      <w:r>
+        <w:t xml:space="preserve"> class="action-buttons not-printable"&gt;</w:t>
+      </w:r>
+    </w:p>
+    <w:p>
+      <w:pPr>
+        <w:pStyle w:val="Listing"/>
+      </w:pPr>
+      <w:r>
+        <w:t xml:space="preserve">    </w:t>
+      </w:r>
+      <w:r>
+        <w:t>&lt;/div&gt;</w:t>
+      </w:r>
+    </w:p>
+    <w:p>
+      <w:pPr>
+        <w:pStyle w:val="Listing"/>
+      </w:pPr>
+      <w:r>
+        <w:t xml:space="preserve">  </w:t>
+      </w:r>
+      <w:r>
+        <w:t>&lt;/div&gt;</w:t>
+      </w:r>
+    </w:p>
+    <w:p>
+      <w:pPr>
+        <w:pStyle w:val="Listing"/>
+      </w:pPr>
+      <w:r>
+        <w:t>&lt;/div&gt;</w:t>
+      </w:r>
+    </w:p>
+    <w:p>
+      <w:pPr>
+        <w:pStyle w:val="Listing"/>
+      </w:pPr>
+      <w:r>
+        <w:t>&lt;</w:t>
+      </w:r>
+      <w:proofErr w:type="gramStart"/>
+      <w:r>
+        <w:t>em</w:t>
+      </w:r>
+      <w:proofErr w:type="gramEnd"/>
+      <w:r>
+        <w:t xml:space="preserve"> class="sosa"&gt;Sosa&amp;nbsp;:</w:t>
+      </w:r>
+    </w:p>
+    <w:p>
+      <w:pPr>
+        <w:pStyle w:val="Listing"/>
+      </w:pPr>
+      <w:r>
+        <w:t>&lt;</w:t>
+      </w:r>
+      <w:proofErr w:type="gramStart"/>
+      <w:r>
+        <w:t>a</w:t>
+      </w:r>
+      <w:proofErr w:type="gramEnd"/>
+      <w:r>
+        <w:t xml:space="preserve"> href="bigoudi2018?lang=fr&amp;pz=patricia+marthe+madeleine+elise&amp;nz=bressy&amp;ocz=62&amp;m=RL&amp;i1=2563&amp;i2=2&amp;b1=1&amp;b2=4288"&gt;4&amp;nbsp;288&lt;/a&gt;</w:t>
+      </w:r>
+    </w:p>
+    <w:p>
+      <w:pPr>
+        <w:pStyle w:val="Listing"/>
+      </w:pPr>
+      <w:r>
+        <w:t>&lt;/em&gt;&lt;br&gt;</w:t>
+      </w:r>
+    </w:p>
+    <w:p>
+      <w:pPr>
+        <w:pStyle w:val="Listing"/>
+      </w:pPr>
+      <w:r>
+        <w:t>&lt;</w:t>
+      </w:r>
+      <w:proofErr w:type="gramStart"/>
+      <w:r>
+        <w:t>em</w:t>
+      </w:r>
+      <w:proofErr w:type="gramEnd"/>
+      <w:r>
+        <w:t xml:space="preserve"> style="font-size:14px"&gt;</w:t>
+      </w:r>
+    </w:p>
+    <w:p>
+      <w:pPr>
+        <w:pStyle w:val="Listing"/>
+        <w:rPr>
+          <w:highlight w:val="yellow"/>
+        </w:rPr>
+      </w:pPr>
+      <w:r>
+        <w:t>(&lt;</w:t>
+      </w:r>
+      <w:r>
+        <w:rPr>
+          <w:highlight w:val="yellow"/>
+        </w:rPr>
+        <w:t>a href="bigoudi</w:t>
+      </w:r>
+      <w:proofErr w:type="gramStart"/>
+      <w:r>
+        <w:rPr>
+          <w:highlight w:val="yellow"/>
+        </w:rPr>
+        <w:t>2018?</w:t>
+      </w:r>
+      <w:proofErr w:type="gramEnd"/>
+      <w:r>
+        <w:rPr>
+          <w:highlight w:val="yellow"/>
+        </w:rPr>
+        <w:t>lang=fr&amp;pz=patricia+marthe+madeleine+elise&amp;nz=bressy&amp;ocz=62</w:t>
+      </w:r>
+      <w:r>
+        <w:rPr>
+          <w:b/>
+          <w:bCs/>
+          <w:highlight w:val="yellow"/>
+        </w:rPr>
+        <w:t>&amp;m=P</w:t>
+      </w:r>
+      <w:r>
+        <w:rPr>
+          <w:highlight w:val="yellow"/>
+        </w:rPr>
+        <w:t>&amp;v=jean"&gt;Jean&lt;/a&gt;</w:t>
+      </w:r>
+    </w:p>
+    <w:p>
+      <w:pPr>
+        <w:pStyle w:val="Listing"/>
+      </w:pPr>
+      <w:r>
+        <w:rPr>
+          <w:highlight w:val="yellow"/>
+        </w:rPr>
+        <w:t>&lt;</w:t>
+      </w:r>
+      <w:proofErr w:type="gramStart"/>
+      <w:r>
+        <w:rPr>
+          <w:highlight w:val="yellow"/>
+        </w:rPr>
+        <w:t>a</w:t>
+      </w:r>
+      <w:proofErr w:type="gramEnd"/>
+      <w:r>
+        <w:rPr>
+          <w:highlight w:val="yellow"/>
+        </w:rPr>
+        <w:t xml:space="preserve"> href="bigoudi2018?lang=fr&amp;pz=patricia+marthe+madeleine+elise&amp;nz=bressy&amp;ocz=62</w:t>
+      </w:r>
+      <w:r>
+        <w:rPr>
+          <w:b/>
+          <w:bCs/>
+          <w:highlight w:val="yellow"/>
+        </w:rPr>
+        <w:t>&amp;m=N</w:t>
+      </w:r>
+      <w:r>
+        <w:rPr>
+          <w:highlight w:val="yellow"/>
+        </w:rPr>
+        <w:t>&amp;v=ginoux"&gt;GINOUX&lt;/a&gt;)</w:t>
+      </w:r>
+    </w:p>
+    <w:p>
+      <w:pPr>
+        <w:pStyle w:val="Listing"/>
+      </w:pPr>
+      <w:r>
+        <w:t>&lt;/em&gt;</w:t>
+      </w:r>
+    </w:p>
+    <w:p>
+      <w:pPr>
+        <w:pStyle w:val="Listing"/>
+      </w:pPr>
+      <w:r>
+        <w:t>&lt;</w:t>
+      </w:r>
+      <w:proofErr w:type="gramStart"/>
+      <w:r>
+        <w:t>br</w:t>
+      </w:r>
+      <w:proofErr w:type="gramEnd"/>
+      <w:r>
+        <w:t>&gt;</w:t>
+      </w:r>
+    </w:p>
+    <w:p>
+      <w:pPr>
+        <w:pStyle w:val="Listing"/>
+      </w:pPr>
+      <w:r>
+        <w:t>&lt;</w:t>
+      </w:r>
+      <w:proofErr w:type="gramStart"/>
+      <w:r>
+        <w:t>br</w:t>
+      </w:r>
+      <w:proofErr w:type="gramEnd"/>
+      <w:r>
+        <w:t xml:space="preserve"> class="separateur"&gt;&lt;br &gt;</w:t>
+      </w:r>
+    </w:p>
+    <w:p>
+      <w:pPr>
+        <w:pStyle w:val="Listing"/>
+      </w:pPr>
+      <w:r>
+        <w:t>&lt;</w:t>
+      </w:r>
+      <w:proofErr w:type="gramStart"/>
+      <w:r>
+        <w:t>ul</w:t>
+      </w:r>
+      <w:proofErr w:type="gramEnd"/>
+      <w:r>
+        <w:t>&gt;</w:t>
+      </w:r>
+    </w:p>
+    <w:p>
+      <w:pPr>
+        <w:pStyle w:val="Listing"/>
+      </w:pPr>
+      <w:r>
+        <w:t>&lt;</w:t>
+      </w:r>
+      <w:proofErr w:type="gramStart"/>
+      <w:r>
+        <w:t>li</w:t>
+      </w:r>
+      <w:proofErr w:type="gramEnd"/>
+      <w:r>
+        <w:t>&gt;Décédé le&amp;nbsp;11&amp;nbsp;décembre&amp;nbsp;1597 - chateaurenard&lt;/li&gt;</w:t>
       </w:r>
     </w:p>
     <w:p>
@@ -5191,7 +6770,7 @@
       </w:r>
     </w:p>
     <w:p>
-      <w:hyperlink r:id="rId50" w:history="1">
+      <w:hyperlink r:id="rId54" w:history="1">
         <w:r>
           <w:rPr>
             <w:rStyle w:val="Lienhypertexte"/>
@@ -5205,6 +6784,7 @@
         <w:rPr>
           <w:noProof/>
         </w:rPr>
+        <w:lastRenderedPageBreak/>
         <w:drawing>
           <wp:inline distT="0" distB="0" distL="0" distR="0" wp14:anchorId="7D74B603" wp14:editId="01777BA4">
             <wp:extent cx="2875284" cy="4067299"/>
@@ -5221,7 +6801,7 @@
                     <pic:cNvPicPr/>
                   </pic:nvPicPr>
                   <pic:blipFill>
-                    <a:blip r:embed="rId51"/>
+                    <a:blip r:embed="rId55"/>
                     <a:stretch>
                       <a:fillRect/>
                     </a:stretch>
@@ -5248,7 +6828,7 @@
       </w:r>
     </w:p>
     <w:p>
-      <w:hyperlink r:id="rId52" w:history="1">
+      <w:hyperlink r:id="rId56" w:history="1">
         <w:r>
           <w:rPr>
             <w:rStyle w:val="Lienhypertexte"/>
@@ -5278,7 +6858,7 @@
                     <pic:cNvPicPr/>
                   </pic:nvPicPr>
                   <pic:blipFill>
-                    <a:blip r:embed="rId53"/>
+                    <a:blip r:embed="rId57"/>
                     <a:stretch>
                       <a:fillRect/>
                     </a:stretch>
@@ -5360,6 +6940,7 @@
       <w:r>
         <w:t>&lt;</w:t>
       </w:r>
+      <w:proofErr w:type="gramStart"/>
       <w:r>
         <w:rPr>
           <w:rStyle w:val="start-tag"/>
@@ -5367,6 +6948,7 @@
         </w:rPr>
         <w:t>em</w:t>
       </w:r>
+      <w:proofErr w:type="gramEnd"/>
       <w:r>
         <w:rPr>
           <w:highlight w:val="yellow"/>
@@ -5395,12 +6977,14 @@
       <w:r>
         <w:t>&lt;</w:t>
       </w:r>
+      <w:proofErr w:type="gramStart"/>
       <w:r>
         <w:rPr>
           <w:rStyle w:val="start-tag"/>
         </w:rPr>
         <w:t>br</w:t>
       </w:r>
+      <w:proofErr w:type="gramEnd"/>
       <w:r>
         <w:t>&gt;&lt;</w:t>
       </w:r>
@@ -5439,12 +7023,14 @@
       <w:r>
         <w:t>&lt;</w:t>
       </w:r>
+      <w:proofErr w:type="gramStart"/>
       <w:r>
         <w:rPr>
           <w:rStyle w:val="start-tag"/>
         </w:rPr>
         <w:t>ul</w:t>
       </w:r>
+      <w:proofErr w:type="gramEnd"/>
       <w:r>
         <w:t>&gt;</w:t>
       </w:r>
@@ -5475,7 +7061,7 @@
       </w:r>
     </w:p>
     <w:p>
-      <w:hyperlink r:id="rId54" w:history="1">
+      <w:hyperlink r:id="rId58" w:history="1">
         <w:r>
           <w:rPr>
             <w:rStyle w:val="Lienhypertexte"/>
@@ -5505,7 +7091,7 @@
                     <pic:cNvPicPr/>
                   </pic:nvPicPr>
                   <pic:blipFill>
-                    <a:blip r:embed="rId55"/>
+                    <a:blip r:embed="rId59"/>
                     <a:stretch>
                       <a:fillRect/>
                     </a:stretch>
@@ -5539,7 +7125,7 @@
           <w:rStyle w:val="Lienhypertexte"/>
         </w:rPr>
       </w:pPr>
-      <w:hyperlink r:id="rId56" w:history="1">
+      <w:hyperlink r:id="rId60" w:history="1">
         <w:r>
           <w:rPr>
             <w:rStyle w:val="Lienhypertexte"/>
@@ -5549,7 +7135,7 @@
       </w:hyperlink>
     </w:p>
     <w:p>
-      <w:hyperlink r:id="rId57" w:history="1">
+      <w:hyperlink r:id="rId61" w:history="1">
         <w:r>
           <w:rPr>
             <w:rStyle w:val="Lienhypertexte"/>
@@ -5564,6 +7150,7 @@
         <w:rPr>
           <w:noProof/>
         </w:rPr>
+        <w:lastRenderedPageBreak/>
         <w:drawing>
           <wp:inline distT="0" distB="0" distL="0" distR="0" wp14:anchorId="3513ADE0" wp14:editId="7C082BEC">
             <wp:extent cx="1739609" cy="1816925"/>
@@ -5580,7 +7167,7 @@
                     <pic:cNvPicPr/>
                   </pic:nvPicPr>
                   <pic:blipFill>
-                    <a:blip r:embed="rId58"/>
+                    <a:blip r:embed="rId62"/>
                     <a:stretch>
                       <a:fillRect/>
                     </a:stretch>
@@ -5605,32 +7192,61 @@
       <w:pPr>
         <w:pStyle w:val="Listing"/>
       </w:pPr>
-      <w:r>
-        <w:t>&lt;!-- notes --&gt;</w:t>
-      </w:r>
-    </w:p>
-    <w:p>
-      <w:pPr>
-        <w:pStyle w:val="Listing"/>
-      </w:pPr>
-      <w:r>
-        <w:t>&lt;a name="notes"&gt;&lt;/a&gt;</w:t>
-      </w:r>
-    </w:p>
-    <w:p>
-      <w:pPr>
-        <w:pStyle w:val="Listing"/>
-      </w:pPr>
-      <w:r>
-        <w:t>&lt;h2&gt;&lt;span class="htitle"&gt;&amp;nbsp;&lt;/span&gt;&lt;span&gt;Notes&lt;/span&gt;&lt;/h2&gt;</w:t>
-      </w:r>
-    </w:p>
-    <w:p>
-      <w:pPr>
-        <w:pStyle w:val="Listing"/>
-      </w:pPr>
-      <w:r>
-        <w:t>&lt;h3 class="note_type"&gt;Naissance&lt;/h3&gt; &lt;p&gt;</w:t>
+      <w:proofErr w:type="gramStart"/>
+      <w:r>
+        <w:t>&lt;!--</w:t>
+      </w:r>
+      <w:proofErr w:type="gramEnd"/>
+      <w:r>
+        <w:t xml:space="preserve"> notes --&gt;</w:t>
+      </w:r>
+    </w:p>
+    <w:p>
+      <w:pPr>
+        <w:pStyle w:val="Listing"/>
+      </w:pPr>
+      <w:r>
+        <w:t>&lt;</w:t>
+      </w:r>
+      <w:proofErr w:type="gramStart"/>
+      <w:r>
+        <w:t>a</w:t>
+      </w:r>
+      <w:proofErr w:type="gramEnd"/>
+      <w:r>
+        <w:t xml:space="preserve"> name="notes"&gt;&lt;/a&gt;</w:t>
+      </w:r>
+    </w:p>
+    <w:p>
+      <w:pPr>
+        <w:pStyle w:val="Listing"/>
+      </w:pPr>
+      <w:r>
+        <w:t>&lt;</w:t>
+      </w:r>
+      <w:proofErr w:type="gramStart"/>
+      <w:r>
+        <w:t>h</w:t>
+      </w:r>
+      <w:proofErr w:type="gramEnd"/>
+      <w:r>
+        <w:t>2&gt;&lt;span class="htitle"&gt;&amp;nbsp;&lt;/span&gt;&lt;span&gt;Notes&lt;/span&gt;&lt;/h2&gt;</w:t>
+      </w:r>
+    </w:p>
+    <w:p>
+      <w:pPr>
+        <w:pStyle w:val="Listing"/>
+      </w:pPr>
+      <w:r>
+        <w:t>&lt;</w:t>
+      </w:r>
+      <w:proofErr w:type="gramStart"/>
+      <w:r>
+        <w:t>h</w:t>
+      </w:r>
+      <w:proofErr w:type="gramEnd"/>
+      <w:r>
+        <w:t>3 class="note_type"&gt;Naissance&lt;/h3&gt; &lt;p&gt;</w:t>
       </w:r>
     </w:p>
     <w:p>
@@ -5678,23 +7294,47 @@
         <w:pStyle w:val="Listing"/>
       </w:pPr>
       <w:r>
-        <w:t>&lt;/p&gt;&lt;p style="clear:both; margin:0;"&gt;&lt;/p&gt;</w:t>
-      </w:r>
-    </w:p>
-    <w:p>
-      <w:pPr>
-        <w:pStyle w:val="Listing"/>
-      </w:pPr>
-      <w:r>
-        <w:t xml:space="preserve"> &lt;h2&gt;&lt;span class="htitle"&gt;&amp;nbsp;&lt;/span&gt;&lt;span&gt;Notes concernant l'union&lt;/span&gt;&lt;/h2&gt;</w:t>
-      </w:r>
-    </w:p>
-    <w:p>
-      <w:pPr>
-        <w:pStyle w:val="Listing"/>
-      </w:pPr>
-      <w:r>
-        <w:t>&lt;h3 class="note_type"&gt;Union avec Marie Paule DURAND&lt;/h3&gt; &lt;p&gt;</w:t>
+        <w:t>&lt;/p&gt;&lt;p style="</w:t>
+      </w:r>
+      <w:proofErr w:type="gramStart"/>
+      <w:r>
+        <w:t>clear:both</w:t>
+      </w:r>
+      <w:proofErr w:type="gramEnd"/>
+      <w:r>
+        <w:t>; margin:0;"&gt;&lt;/p&gt;</w:t>
+      </w:r>
+    </w:p>
+    <w:p>
+      <w:pPr>
+        <w:pStyle w:val="Listing"/>
+      </w:pPr>
+      <w:r>
+        <w:t xml:space="preserve"> &lt;</w:t>
+      </w:r>
+      <w:proofErr w:type="gramStart"/>
+      <w:r>
+        <w:t>h</w:t>
+      </w:r>
+      <w:proofErr w:type="gramEnd"/>
+      <w:r>
+        <w:t>2&gt;&lt;span class="htitle"&gt;&amp;nbsp;&lt;/span&gt;&lt;span&gt;Notes concernant l'union&lt;/span&gt;&lt;/h2&gt;</w:t>
+      </w:r>
+    </w:p>
+    <w:p>
+      <w:pPr>
+        <w:pStyle w:val="Listing"/>
+      </w:pPr>
+      <w:r>
+        <w:t>&lt;</w:t>
+      </w:r>
+      <w:proofErr w:type="gramStart"/>
+      <w:r>
+        <w:t>h</w:t>
+      </w:r>
+      <w:proofErr w:type="gramEnd"/>
+      <w:r>
+        <w:t>3 class="note_type"&gt;Union avec Marie Paule DURAND&lt;/h3&gt; &lt;p&gt;</w:t>
       </w:r>
     </w:p>
     <w:p>
@@ -5718,7 +7358,15 @@
         <w:pStyle w:val="Listing"/>
       </w:pPr>
       <w:r>
-        <w:t>&lt;/p&gt;&lt;p style="clear:both; margin:0;"&gt;&lt;/p&gt;</w:t>
+        <w:t>&lt;/p&gt;&lt;p style="</w:t>
+      </w:r>
+      <w:proofErr w:type="gramStart"/>
+      <w:r>
+        <w:t>clear:both</w:t>
+      </w:r>
+      <w:proofErr w:type="gramEnd"/>
+      <w:r>
+        <w:t>; margin:0;"&gt;&lt;/p&gt;</w:t>
       </w:r>
     </w:p>
     <w:p/>
@@ -5729,7 +7377,7 @@
       </w:r>
     </w:p>
     <w:p>
-      <w:hyperlink r:id="rId59" w:history="1">
+      <w:hyperlink r:id="rId63" w:history="1">
         <w:r>
           <w:rPr>
             <w:rStyle w:val="Lienhypertexte"/>
@@ -5759,7 +7407,7 @@
                     <pic:cNvPicPr/>
                   </pic:nvPicPr>
                   <pic:blipFill>
-                    <a:blip r:embed="rId60"/>
+                    <a:blip r:embed="rId64"/>
                     <a:stretch>
                       <a:fillRect/>
                     </a:stretch>
@@ -5784,27 +7432,38 @@
       <w:pPr>
         <w:pStyle w:val="Listing"/>
       </w:pPr>
+      <w:proofErr w:type="gramStart"/>
       <w:r>
         <w:rPr>
           <w:rStyle w:val="comment"/>
           <w:rFonts w:eastAsiaTheme="majorEastAsia"/>
         </w:rPr>
-        <w:t>&lt;!-- notes --&gt;</w:t>
-      </w:r>
-    </w:p>
-    <w:p>
-      <w:pPr>
-        <w:pStyle w:val="Listing"/>
-      </w:pPr>
-      <w:r>
-        <w:t>&lt;</w:t>
-      </w:r>
+        <w:t>&lt;!--</w:t>
+      </w:r>
+      <w:proofErr w:type="gramEnd"/>
+      <w:r>
+        <w:rPr>
+          <w:rStyle w:val="comment"/>
+          <w:rFonts w:eastAsiaTheme="majorEastAsia"/>
+        </w:rPr>
+        <w:t xml:space="preserve"> notes --&gt;</w:t>
+      </w:r>
+    </w:p>
+    <w:p>
+      <w:pPr>
+        <w:pStyle w:val="Listing"/>
+      </w:pPr>
+      <w:r>
+        <w:t>&lt;</w:t>
+      </w:r>
+      <w:proofErr w:type="gramStart"/>
       <w:r>
         <w:rPr>
           <w:rStyle w:val="start-tag"/>
         </w:rPr>
         <w:t>a</w:t>
       </w:r>
+      <w:proofErr w:type="gramEnd"/>
       <w:r>
         <w:t xml:space="preserve"> </w:t>
       </w:r>
@@ -5835,20 +7494,111 @@
       <w:r>
         <w:t>&lt;</w:t>
       </w:r>
+      <w:proofErr w:type="gramStart"/>
       <w:r>
         <w:rPr>
           <w:rStyle w:val="start-tag"/>
         </w:rPr>
+        <w:t>h</w:t>
+      </w:r>
+      <w:proofErr w:type="gramEnd"/>
+      <w:r>
+        <w:rPr>
+          <w:rStyle w:val="start-tag"/>
+        </w:rPr>
+        <w:t>2</w:t>
+      </w:r>
+      <w:r>
+        <w:t>&gt;&lt;</w:t>
+      </w:r>
+      <w:r>
+        <w:rPr>
+          <w:rStyle w:val="start-tag"/>
+        </w:rPr>
+        <w:t>span</w:t>
+      </w:r>
+      <w:r>
+        <w:t xml:space="preserve"> </w:t>
+      </w:r>
+      <w:r>
+        <w:rPr>
+          <w:rStyle w:val="attribute-name"/>
+        </w:rPr>
+        <w:t>class</w:t>
+      </w:r>
+      <w:r>
+        <w:t>="htitle"&gt;</w:t>
+      </w:r>
+      <w:r>
+        <w:rPr>
+          <w:rStyle w:val="entity"/>
+          <w:rFonts w:eastAsiaTheme="majorEastAsia"/>
+        </w:rPr>
+        <w:t>&amp;nbsp;</w:t>
+      </w:r>
+      <w:r>
+        <w:t>&lt;/</w:t>
+      </w:r>
+      <w:r>
+        <w:rPr>
+          <w:rStyle w:val="end-tag"/>
+          <w:rFonts w:eastAsiaTheme="majorEastAsia"/>
+        </w:rPr>
+        <w:t>span</w:t>
+      </w:r>
+      <w:r>
+        <w:t>&gt;&lt;</w:t>
+      </w:r>
+      <w:r>
+        <w:rPr>
+          <w:rStyle w:val="start-tag"/>
+        </w:rPr>
+        <w:t>span</w:t>
+      </w:r>
+      <w:r>
+        <w:t>&gt;Notes&lt;/</w:t>
+      </w:r>
+      <w:r>
+        <w:rPr>
+          <w:rStyle w:val="end-tag"/>
+          <w:rFonts w:eastAsiaTheme="majorEastAsia"/>
+        </w:rPr>
+        <w:t>span</w:t>
+      </w:r>
+      <w:r>
+        <w:t>&gt;&lt;/</w:t>
+      </w:r>
+      <w:r>
+        <w:rPr>
+          <w:rStyle w:val="end-tag"/>
+          <w:rFonts w:eastAsiaTheme="majorEastAsia"/>
+        </w:rPr>
         <w:t>h2</w:t>
       </w:r>
       <w:r>
-        <w:t>&gt;&lt;</w:t>
-      </w:r>
+        <w:t>&gt;</w:t>
+      </w:r>
+    </w:p>
+    <w:p>
+      <w:pPr>
+        <w:pStyle w:val="Listing"/>
+      </w:pPr>
+      <w:r>
+        <w:t>&lt;</w:t>
+      </w:r>
+      <w:proofErr w:type="gramStart"/>
       <w:r>
         <w:rPr>
           <w:rStyle w:val="start-tag"/>
         </w:rPr>
-        <w:t>span</w:t>
+        <w:t>h</w:t>
+      </w:r>
+      <w:proofErr w:type="gramEnd"/>
+      <w:r>
+        <w:rPr>
+          <w:rStyle w:val="start-tag"/>
+        </w:rPr>
+        <w:t>3</w:t>
       </w:r>
       <w:r>
         <w:t xml:space="preserve"> </w:t>
@@ -5860,14 +7610,13 @@
         <w:t>class</w:t>
       </w:r>
       <w:r>
-        <w:t>="htitle"&gt;</w:t>
-      </w:r>
-      <w:r>
-        <w:rPr>
-          <w:rStyle w:val="entity"/>
-          <w:rFonts w:eastAsiaTheme="majorEastAsia"/>
-        </w:rPr>
-        <w:t>&amp;nbsp;</w:t>
+        <w:t>="note_type"&gt;</w:t>
+      </w:r>
+      <w:r>
+        <w:rPr>
+          <w:highlight w:val="yellow"/>
+        </w:rPr>
+        <w:t>Notes individuelles</w:t>
       </w:r>
       <w:r>
         <w:t>&lt;/</w:t>
@@ -5877,26 +7626,97 @@
           <w:rStyle w:val="end-tag"/>
           <w:rFonts w:eastAsiaTheme="majorEastAsia"/>
         </w:rPr>
-        <w:t>span</w:t>
-      </w:r>
-      <w:r>
-        <w:t>&gt;&lt;</w:t>
-      </w:r>
+        <w:t>h3</w:t>
+      </w:r>
+      <w:r>
+        <w:t>&gt;</w:t>
+      </w:r>
+    </w:p>
+    <w:p>
+      <w:pPr>
+        <w:pStyle w:val="Listing"/>
+      </w:pPr>
+      <w:r>
+        <w:t>&lt;</w:t>
+      </w:r>
+      <w:proofErr w:type="gramStart"/>
       <w:r>
         <w:rPr>
           <w:rStyle w:val="start-tag"/>
         </w:rPr>
-        <w:t>span</w:t>
-      </w:r>
-      <w:r>
-        <w:t>&gt;Notes&lt;/</w:t>
+        <w:t>div</w:t>
+      </w:r>
+      <w:proofErr w:type="gramEnd"/>
+      <w:r>
+        <w:t xml:space="preserve"> </w:t>
+      </w:r>
+      <w:r>
+        <w:rPr>
+          <w:rStyle w:val="attribute-name"/>
+        </w:rPr>
+        <w:t>class</w:t>
+      </w:r>
+      <w:r>
+        <w:t>="fiche-note-ind"&gt;</w:t>
+      </w:r>
+    </w:p>
+    <w:p>
+      <w:pPr>
+        <w:pStyle w:val="Listing"/>
+      </w:pPr>
+      <w:r>
+        <w:t>&lt;</w:t>
+      </w:r>
+      <w:proofErr w:type="gramStart"/>
+      <w:r>
+        <w:rPr>
+          <w:rStyle w:val="start-tag"/>
+        </w:rPr>
+        <w:t>p</w:t>
+      </w:r>
+      <w:proofErr w:type="gramEnd"/>
+      <w:r>
+        <w:t>&gt;</w:t>
+      </w:r>
+    </w:p>
+    <w:p>
+      <w:pPr>
+        <w:pStyle w:val="Listing"/>
+      </w:pPr>
+      <w:r>
+        <w:t>Texte1 note général&lt;</w:t>
+      </w:r>
+      <w:r>
+        <w:rPr>
+          <w:rStyle w:val="start-tag"/>
+        </w:rPr>
+        <w:t>br</w:t>
+      </w:r>
+      <w:r>
+        <w:t>&gt;</w:t>
+      </w:r>
+    </w:p>
+    <w:p>
+      <w:pPr>
+        <w:pStyle w:val="Listing"/>
+      </w:pPr>
+      <w:r>
+        <w:t>Texte2 note général</w:t>
+      </w:r>
+    </w:p>
+    <w:p>
+      <w:pPr>
+        <w:pStyle w:val="Listing"/>
+      </w:pPr>
+      <w:r>
+        <w:t>&lt;/</w:t>
       </w:r>
       <w:r>
         <w:rPr>
           <w:rStyle w:val="end-tag"/>
           <w:rFonts w:eastAsiaTheme="majorEastAsia"/>
         </w:rPr>
-        <w:t>span</w:t>
+        <w:t>p</w:t>
       </w:r>
       <w:r>
         <w:t>&gt;&lt;/</w:t>
@@ -5906,7 +7726,7 @@
           <w:rStyle w:val="end-tag"/>
           <w:rFonts w:eastAsiaTheme="majorEastAsia"/>
         </w:rPr>
-        <w:t>h2</w:t>
+        <w:t>div</w:t>
       </w:r>
       <w:r>
         <w:t>&gt;</w:t>
@@ -5919,12 +7739,14 @@
       <w:r>
         <w:t>&lt;</w:t>
       </w:r>
+      <w:proofErr w:type="gramStart"/>
       <w:r>
         <w:rPr>
           <w:rStyle w:val="start-tag"/>
         </w:rPr>
-        <w:t>h3</w:t>
-      </w:r>
+        <w:t>p</w:t>
+      </w:r>
+      <w:proofErr w:type="gramEnd"/>
       <w:r>
         <w:t xml:space="preserve"> </w:t>
       </w:r>
@@ -5932,26 +7754,17 @@
         <w:rPr>
           <w:rStyle w:val="attribute-name"/>
         </w:rPr>
-        <w:t>class</w:t>
-      </w:r>
-      <w:r>
-        <w:t>="note_type"&gt;</w:t>
-      </w:r>
-      <w:r>
-        <w:rPr>
-          <w:highlight w:val="yellow"/>
-        </w:rPr>
-        <w:t>Notes individuelles</w:t>
-      </w:r>
-      <w:r>
-        <w:t>&lt;/</w:t>
+        <w:t>style</w:t>
+      </w:r>
+      <w:r>
+        <w:t>="clear:both; margin:0;"&gt;&lt;/</w:t>
       </w:r>
       <w:r>
         <w:rPr>
           <w:rStyle w:val="end-tag"/>
           <w:rFonts w:eastAsiaTheme="majorEastAsia"/>
         </w:rPr>
-        <w:t>h3</w:t>
+        <w:t>p</w:t>
       </w:r>
       <w:r>
         <w:t>&gt;</w:t>
@@ -5964,12 +7777,14 @@
       <w:r>
         <w:t>&lt;</w:t>
       </w:r>
+      <w:proofErr w:type="gramStart"/>
       <w:r>
         <w:rPr>
           <w:rStyle w:val="start-tag"/>
         </w:rPr>
-        <w:t>div</w:t>
-      </w:r>
+        <w:t>p</w:t>
+      </w:r>
+      <w:proofErr w:type="gramEnd"/>
       <w:r>
         <w:t xml:space="preserve"> </w:t>
       </w:r>
@@ -5977,22 +7792,15 @@
         <w:rPr>
           <w:rStyle w:val="attribute-name"/>
         </w:rPr>
-        <w:t>class</w:t>
-      </w:r>
-      <w:r>
-        <w:t>="fiche-note-ind"&gt;</w:t>
-      </w:r>
-    </w:p>
-    <w:p>
-      <w:pPr>
-        <w:pStyle w:val="Listing"/>
-      </w:pPr>
-      <w:r>
-        <w:t>&lt;</w:t>
-      </w:r>
-      <w:r>
-        <w:rPr>
-          <w:rStyle w:val="start-tag"/>
+        <w:t>style</w:t>
+      </w:r>
+      <w:r>
+        <w:t>="clear:both; margin:0;"&gt;&lt;/</w:t>
+      </w:r>
+      <w:r>
+        <w:rPr>
+          <w:rStyle w:val="end-tag"/>
+          <w:rFonts w:eastAsiaTheme="majorEastAsia"/>
         </w:rPr>
         <w:t>p</w:t>
       </w:r>
@@ -6000,134 +7808,9 @@
         <w:t>&gt;</w:t>
       </w:r>
     </w:p>
-    <w:p>
-      <w:pPr>
-        <w:pStyle w:val="Listing"/>
-      </w:pPr>
-      <w:r>
-        <w:t>Texte1 note général&lt;</w:t>
-      </w:r>
-      <w:r>
-        <w:rPr>
-          <w:rStyle w:val="start-tag"/>
-        </w:rPr>
-        <w:t>br</w:t>
-      </w:r>
-      <w:r>
-        <w:t>&gt;</w:t>
-      </w:r>
-    </w:p>
-    <w:p>
-      <w:pPr>
-        <w:pStyle w:val="Listing"/>
-      </w:pPr>
-      <w:r>
-        <w:t>Texte2 note général</w:t>
-      </w:r>
-    </w:p>
-    <w:p>
-      <w:pPr>
-        <w:pStyle w:val="Listing"/>
-      </w:pPr>
-      <w:r>
-        <w:t>&lt;/</w:t>
-      </w:r>
-      <w:r>
-        <w:rPr>
-          <w:rStyle w:val="end-tag"/>
-          <w:rFonts w:eastAsiaTheme="majorEastAsia"/>
-        </w:rPr>
-        <w:t>p</w:t>
-      </w:r>
-      <w:r>
-        <w:t>&gt;&lt;/</w:t>
-      </w:r>
-      <w:r>
-        <w:rPr>
-          <w:rStyle w:val="end-tag"/>
-          <w:rFonts w:eastAsiaTheme="majorEastAsia"/>
-        </w:rPr>
-        <w:t>div</w:t>
-      </w:r>
-      <w:r>
-        <w:t>&gt;</w:t>
-      </w:r>
-    </w:p>
-    <w:p>
-      <w:pPr>
-        <w:pStyle w:val="Listing"/>
-      </w:pPr>
-      <w:r>
-        <w:t>&lt;</w:t>
-      </w:r>
-      <w:r>
-        <w:rPr>
-          <w:rStyle w:val="start-tag"/>
-        </w:rPr>
-        <w:t>p</w:t>
-      </w:r>
-      <w:r>
-        <w:t xml:space="preserve"> </w:t>
-      </w:r>
-      <w:r>
-        <w:rPr>
-          <w:rStyle w:val="attribute-name"/>
-        </w:rPr>
-        <w:t>style</w:t>
-      </w:r>
-      <w:r>
-        <w:t>="clear:both; margin:0;"&gt;&lt;/</w:t>
-      </w:r>
-      <w:r>
-        <w:rPr>
-          <w:rStyle w:val="end-tag"/>
-          <w:rFonts w:eastAsiaTheme="majorEastAsia"/>
-        </w:rPr>
-        <w:t>p</w:t>
-      </w:r>
-      <w:r>
-        <w:t>&gt;</w:t>
-      </w:r>
-    </w:p>
-    <w:p>
-      <w:pPr>
-        <w:pStyle w:val="Listing"/>
-      </w:pPr>
-      <w:r>
-        <w:t>&lt;</w:t>
-      </w:r>
-      <w:r>
-        <w:rPr>
-          <w:rStyle w:val="start-tag"/>
-        </w:rPr>
-        <w:t>p</w:t>
-      </w:r>
-      <w:r>
-        <w:t xml:space="preserve"> </w:t>
-      </w:r>
-      <w:r>
-        <w:rPr>
-          <w:rStyle w:val="attribute-name"/>
-        </w:rPr>
-        <w:t>style</w:t>
-      </w:r>
-      <w:r>
-        <w:t>="clear:both; margin:0;"&gt;&lt;/</w:t>
-      </w:r>
-      <w:r>
-        <w:rPr>
-          <w:rStyle w:val="end-tag"/>
-          <w:rFonts w:eastAsiaTheme="majorEastAsia"/>
-        </w:rPr>
-        <w:t>p</w:t>
-      </w:r>
-      <w:r>
-        <w:t>&gt;</w:t>
-      </w:r>
-    </w:p>
     <w:p/>
     <w:p>
-      <w:hyperlink r:id="rId61" w:history="1">
+      <w:hyperlink r:id="rId65" w:history="1">
         <w:r>
           <w:rPr>
             <w:rStyle w:val="Lienhypertexte"/>
@@ -6160,7 +7843,7 @@
                     <pic:cNvPicPr/>
                   </pic:nvPicPr>
                   <pic:blipFill>
-                    <a:blip r:embed="rId62"/>
+                    <a:blip r:embed="rId66"/>
                     <a:stretch>
                       <a:fillRect/>
                     </a:stretch>
@@ -6185,27 +7868,38 @@
       <w:pPr>
         <w:pStyle w:val="Listing"/>
       </w:pPr>
+      <w:proofErr w:type="gramStart"/>
       <w:r>
         <w:rPr>
           <w:rStyle w:val="comment"/>
           <w:rFonts w:eastAsiaTheme="majorEastAsia"/>
         </w:rPr>
-        <w:t>&lt;!-- notes --&gt;</w:t>
-      </w:r>
-    </w:p>
-    <w:p>
-      <w:pPr>
-        <w:pStyle w:val="Listing"/>
-      </w:pPr>
-      <w:r>
-        <w:t>&lt;</w:t>
-      </w:r>
+        <w:t>&lt;!--</w:t>
+      </w:r>
+      <w:proofErr w:type="gramEnd"/>
+      <w:r>
+        <w:rPr>
+          <w:rStyle w:val="comment"/>
+          <w:rFonts w:eastAsiaTheme="majorEastAsia"/>
+        </w:rPr>
+        <w:t xml:space="preserve"> notes --&gt;</w:t>
+      </w:r>
+    </w:p>
+    <w:p>
+      <w:pPr>
+        <w:pStyle w:val="Listing"/>
+      </w:pPr>
+      <w:r>
+        <w:t>&lt;</w:t>
+      </w:r>
+      <w:proofErr w:type="gramStart"/>
       <w:r>
         <w:rPr>
           <w:rStyle w:val="start-tag"/>
         </w:rPr>
         <w:t>a</w:t>
       </w:r>
+      <w:proofErr w:type="gramEnd"/>
       <w:r>
         <w:t xml:space="preserve"> </w:t>
       </w:r>
@@ -6236,20 +7930,111 @@
       <w:r>
         <w:t>&lt;</w:t>
       </w:r>
+      <w:proofErr w:type="gramStart"/>
       <w:r>
         <w:rPr>
           <w:rStyle w:val="start-tag"/>
         </w:rPr>
+        <w:t>h</w:t>
+      </w:r>
+      <w:proofErr w:type="gramEnd"/>
+      <w:r>
+        <w:rPr>
+          <w:rStyle w:val="start-tag"/>
+        </w:rPr>
+        <w:t>2</w:t>
+      </w:r>
+      <w:r>
+        <w:t>&gt;&lt;</w:t>
+      </w:r>
+      <w:r>
+        <w:rPr>
+          <w:rStyle w:val="start-tag"/>
+        </w:rPr>
+        <w:t>span</w:t>
+      </w:r>
+      <w:r>
+        <w:t xml:space="preserve"> </w:t>
+      </w:r>
+      <w:r>
+        <w:rPr>
+          <w:rStyle w:val="attribute-name"/>
+        </w:rPr>
+        <w:t>class</w:t>
+      </w:r>
+      <w:r>
+        <w:t>="htitle"&gt;</w:t>
+      </w:r>
+      <w:r>
+        <w:rPr>
+          <w:rStyle w:val="entity"/>
+          <w:rFonts w:eastAsiaTheme="majorEastAsia"/>
+        </w:rPr>
+        <w:t>&amp;nbsp;</w:t>
+      </w:r>
+      <w:r>
+        <w:t>&lt;/</w:t>
+      </w:r>
+      <w:r>
+        <w:rPr>
+          <w:rStyle w:val="end-tag"/>
+          <w:rFonts w:eastAsiaTheme="majorEastAsia"/>
+        </w:rPr>
+        <w:t>span</w:t>
+      </w:r>
+      <w:r>
+        <w:t>&gt;&lt;</w:t>
+      </w:r>
+      <w:r>
+        <w:rPr>
+          <w:rStyle w:val="start-tag"/>
+        </w:rPr>
+        <w:t>span</w:t>
+      </w:r>
+      <w:r>
+        <w:t>&gt;Notes&lt;/</w:t>
+      </w:r>
+      <w:r>
+        <w:rPr>
+          <w:rStyle w:val="end-tag"/>
+          <w:rFonts w:eastAsiaTheme="majorEastAsia"/>
+        </w:rPr>
+        <w:t>span</w:t>
+      </w:r>
+      <w:r>
+        <w:t>&gt;&lt;/</w:t>
+      </w:r>
+      <w:r>
+        <w:rPr>
+          <w:rStyle w:val="end-tag"/>
+          <w:rFonts w:eastAsiaTheme="majorEastAsia"/>
+        </w:rPr>
         <w:t>h2</w:t>
       </w:r>
       <w:r>
-        <w:t>&gt;&lt;</w:t>
-      </w:r>
+        <w:t>&gt;</w:t>
+      </w:r>
+    </w:p>
+    <w:p>
+      <w:pPr>
+        <w:pStyle w:val="Listing"/>
+      </w:pPr>
+      <w:r>
+        <w:t>&lt;</w:t>
+      </w:r>
+      <w:proofErr w:type="gramStart"/>
       <w:r>
         <w:rPr>
           <w:rStyle w:val="start-tag"/>
         </w:rPr>
-        <w:t>span</w:t>
+        <w:t>h</w:t>
+      </w:r>
+      <w:proofErr w:type="gramEnd"/>
+      <w:r>
+        <w:rPr>
+          <w:rStyle w:val="start-tag"/>
+        </w:rPr>
+        <w:t>3</w:t>
       </w:r>
       <w:r>
         <w:t xml:space="preserve"> </w:t>
@@ -6261,14 +8046,13 @@
         <w:t>class</w:t>
       </w:r>
       <w:r>
-        <w:t>="htitle"&gt;</w:t>
-      </w:r>
-      <w:r>
-        <w:rPr>
-          <w:rStyle w:val="entity"/>
-          <w:rFonts w:eastAsiaTheme="majorEastAsia"/>
-        </w:rPr>
-        <w:t>&amp;nbsp;</w:t>
+        <w:t>="note_type"&gt;</w:t>
+      </w:r>
+      <w:r>
+        <w:rPr>
+          <w:highlight w:val="yellow"/>
+        </w:rPr>
+        <w:t>Notes individuelles</w:t>
       </w:r>
       <w:r>
         <w:t>&lt;/</w:t>
@@ -6278,36 +8062,96 @@
           <w:rStyle w:val="end-tag"/>
           <w:rFonts w:eastAsiaTheme="majorEastAsia"/>
         </w:rPr>
-        <w:t>span</w:t>
-      </w:r>
-      <w:r>
-        <w:t>&gt;&lt;</w:t>
-      </w:r>
+        <w:t>h3</w:t>
+      </w:r>
+      <w:r>
+        <w:t>&gt;</w:t>
+      </w:r>
+    </w:p>
+    <w:p>
+      <w:pPr>
+        <w:pStyle w:val="Listing"/>
+      </w:pPr>
+      <w:r>
+        <w:t>&lt;</w:t>
+      </w:r>
+      <w:proofErr w:type="gramStart"/>
       <w:r>
         <w:rPr>
           <w:rStyle w:val="start-tag"/>
         </w:rPr>
-        <w:t>span</w:t>
-      </w:r>
-      <w:r>
-        <w:t>&gt;Notes&lt;/</w:t>
+        <w:t>div</w:t>
+      </w:r>
+      <w:proofErr w:type="gramEnd"/>
+      <w:r>
+        <w:t xml:space="preserve"> </w:t>
+      </w:r>
+      <w:r>
+        <w:rPr>
+          <w:rStyle w:val="attribute-name"/>
+        </w:rPr>
+        <w:t>class</w:t>
+      </w:r>
+      <w:r>
+        <w:t>="fiche-note-ind"&gt;</w:t>
+      </w:r>
+    </w:p>
+    <w:p>
+      <w:pPr>
+        <w:pStyle w:val="Listing"/>
+      </w:pPr>
+      <w:proofErr w:type="gramStart"/>
+      <w:r>
+        <w:t>Retraite:</w:t>
+      </w:r>
+      <w:proofErr w:type="gramEnd"/>
+      <w:r>
+        <w:t xml:space="preserve"> &lt;/</w:t>
       </w:r>
       <w:r>
         <w:rPr>
           <w:rStyle w:val="end-tag"/>
           <w:rFonts w:eastAsiaTheme="majorEastAsia"/>
         </w:rPr>
-        <w:t>span</w:t>
-      </w:r>
-      <w:r>
-        <w:t>&gt;&lt;/</w:t>
+        <w:t>div</w:t>
+      </w:r>
+      <w:r>
+        <w:t>&gt;</w:t>
+      </w:r>
+    </w:p>
+    <w:p>
+      <w:pPr>
+        <w:pStyle w:val="Listing"/>
+      </w:pPr>
+      <w:r>
+        <w:t>&lt;</w:t>
+      </w:r>
+      <w:proofErr w:type="gramStart"/>
+      <w:r>
+        <w:rPr>
+          <w:rStyle w:val="start-tag"/>
+        </w:rPr>
+        <w:t>p</w:t>
+      </w:r>
+      <w:proofErr w:type="gramEnd"/>
+      <w:r>
+        <w:t xml:space="preserve"> </w:t>
+      </w:r>
+      <w:r>
+        <w:rPr>
+          <w:rStyle w:val="attribute-name"/>
+        </w:rPr>
+        <w:t>style</w:t>
+      </w:r>
+      <w:r>
+        <w:t>="clear:both; margin:0;"&gt;&lt;/</w:t>
       </w:r>
       <w:r>
         <w:rPr>
           <w:rStyle w:val="end-tag"/>
           <w:rFonts w:eastAsiaTheme="majorEastAsia"/>
         </w:rPr>
-        <w:t>h2</w:t>
+        <w:t>p</w:t>
       </w:r>
       <w:r>
         <w:t>&gt;</w:t>
@@ -6318,139 +8162,16 @@
         <w:pStyle w:val="Listing"/>
       </w:pPr>
       <w:r>
-        <w:t>&lt;</w:t>
-      </w:r>
+        <w:t xml:space="preserve"> &lt;</w:t>
+      </w:r>
+      <w:proofErr w:type="gramStart"/>
       <w:r>
         <w:rPr>
           <w:rStyle w:val="start-tag"/>
         </w:rPr>
-        <w:t>h3</w:t>
-      </w:r>
-      <w:r>
-        <w:t xml:space="preserve"> </w:t>
-      </w:r>
-      <w:r>
-        <w:rPr>
-          <w:rStyle w:val="attribute-name"/>
-        </w:rPr>
-        <w:t>class</w:t>
-      </w:r>
-      <w:r>
-        <w:t>="note_type"&gt;</w:t>
-      </w:r>
-      <w:r>
-        <w:rPr>
-          <w:highlight w:val="yellow"/>
-        </w:rPr>
-        <w:t>Notes individuelles</w:t>
-      </w:r>
-      <w:r>
-        <w:t>&lt;/</w:t>
-      </w:r>
-      <w:r>
-        <w:rPr>
-          <w:rStyle w:val="end-tag"/>
-          <w:rFonts w:eastAsiaTheme="majorEastAsia"/>
-        </w:rPr>
-        <w:t>h3</w:t>
-      </w:r>
-      <w:r>
-        <w:t>&gt;</w:t>
-      </w:r>
-    </w:p>
-    <w:p>
-      <w:pPr>
-        <w:pStyle w:val="Listing"/>
-      </w:pPr>
-      <w:r>
-        <w:t>&lt;</w:t>
-      </w:r>
-      <w:r>
-        <w:rPr>
-          <w:rStyle w:val="start-tag"/>
-        </w:rPr>
-        <w:t>div</w:t>
-      </w:r>
-      <w:r>
-        <w:t xml:space="preserve"> </w:t>
-      </w:r>
-      <w:r>
-        <w:rPr>
-          <w:rStyle w:val="attribute-name"/>
-        </w:rPr>
-        <w:t>class</w:t>
-      </w:r>
-      <w:r>
-        <w:t>="fiche-note-ind"&gt;</w:t>
-      </w:r>
-    </w:p>
-    <w:p>
-      <w:pPr>
-        <w:pStyle w:val="Listing"/>
-      </w:pPr>
-      <w:r>
-        <w:t>Retraite: &lt;/</w:t>
-      </w:r>
-      <w:r>
-        <w:rPr>
-          <w:rStyle w:val="end-tag"/>
-          <w:rFonts w:eastAsiaTheme="majorEastAsia"/>
-        </w:rPr>
-        <w:t>div</w:t>
-      </w:r>
-      <w:r>
-        <w:t>&gt;</w:t>
-      </w:r>
-    </w:p>
-    <w:p>
-      <w:pPr>
-        <w:pStyle w:val="Listing"/>
-      </w:pPr>
-      <w:r>
-        <w:t>&lt;</w:t>
-      </w:r>
-      <w:r>
-        <w:rPr>
-          <w:rStyle w:val="start-tag"/>
-        </w:rPr>
         <w:t>p</w:t>
       </w:r>
-      <w:r>
-        <w:t xml:space="preserve"> </w:t>
-      </w:r>
-      <w:r>
-        <w:rPr>
-          <w:rStyle w:val="attribute-name"/>
-        </w:rPr>
-        <w:t>style</w:t>
-      </w:r>
-      <w:r>
-        <w:t>="clear:both; margin:0;"&gt;&lt;/</w:t>
-      </w:r>
-      <w:r>
-        <w:rPr>
-          <w:rStyle w:val="end-tag"/>
-          <w:rFonts w:eastAsiaTheme="majorEastAsia"/>
-        </w:rPr>
-        <w:t>p</w:t>
-      </w:r>
-      <w:r>
-        <w:t>&gt;</w:t>
-      </w:r>
-    </w:p>
-    <w:p>
-      <w:pPr>
-        <w:pStyle w:val="Listing"/>
-      </w:pPr>
-      <w:r>
-        <w:t xml:space="preserve"> &lt;</w:t>
-      </w:r>
-      <w:r>
-        <w:rPr>
-          <w:rStyle w:val="start-tag"/>
-        </w:rPr>
-        <w:t>p</w:t>
-      </w:r>
+      <w:proofErr w:type="gramEnd"/>
       <w:r>
         <w:t xml:space="preserve"> </w:t>
       </w:r>
@@ -6490,6 +8211,7 @@
         <w:rPr>
           <w:b/>
         </w:rPr>
+        <w:lastRenderedPageBreak/>
         <w:t>Infos sur le mariage/union :</w:t>
       </w:r>
     </w:p>
@@ -6521,8 +8243,13 @@
           <w:numId w:val="7"/>
         </w:numPr>
       </w:pPr>
-      <w:r>
-        <w:t>sur pages parents :</w:t>
+      <w:proofErr w:type="gramStart"/>
+      <w:r>
+        <w:t>sur</w:t>
+      </w:r>
+      <w:proofErr w:type="gramEnd"/>
+      <w:r>
+        <w:t xml:space="preserve"> pages parents :</w:t>
       </w:r>
     </w:p>
     <w:p>
@@ -6545,10 +8272,15 @@
           <w:numId w:val="7"/>
         </w:numPr>
       </w:pPr>
-      <w:r>
-        <w:t xml:space="preserve">sur page Pierre Joubert : </w:t>
-      </w:r>
-      <w:hyperlink r:id="rId63" w:history="1">
+      <w:proofErr w:type="gramStart"/>
+      <w:r>
+        <w:t>sur</w:t>
+      </w:r>
+      <w:proofErr w:type="gramEnd"/>
+      <w:r>
+        <w:t xml:space="preserve"> page Pierre Joubert : </w:t>
+      </w:r>
+      <w:hyperlink r:id="rId67" w:history="1">
         <w:r>
           <w:rPr>
             <w:rStyle w:val="Lienhypertexte"/>
@@ -6572,158 +8304,6 @@
             <wp:extent cx="7178467" cy="724121"/>
             <wp:effectExtent l="0" t="0" r="3810" b="0"/>
             <wp:docPr id="7" name="Image 7"/>
-            <wp:cNvGraphicFramePr>
-              <a:graphicFrameLocks xmlns:a="http://schemas.openxmlformats.org/drawingml/2006/main" noChangeAspect="1"/>
-            </wp:cNvGraphicFramePr>
-            <a:graphic xmlns:a="http://schemas.openxmlformats.org/drawingml/2006/main">
-              <a:graphicData uri="http://schemas.openxmlformats.org/drawingml/2006/picture">
-                <pic:pic xmlns:pic="http://schemas.openxmlformats.org/drawingml/2006/picture">
-                  <pic:nvPicPr>
-                    <pic:cNvPr id="1" name=""/>
-                    <pic:cNvPicPr/>
-                  </pic:nvPicPr>
-                  <pic:blipFill>
-                    <a:blip r:embed="rId64"/>
-                    <a:stretch>
-                      <a:fillRect/>
-                    </a:stretch>
-                  </pic:blipFill>
-                  <pic:spPr>
-                    <a:xfrm>
-                      <a:off x="0" y="0"/>
-                      <a:ext cx="7237747" cy="730101"/>
-                    </a:xfrm>
-                    <a:prstGeom prst="rect">
-                      <a:avLst/>
-                    </a:prstGeom>
-                  </pic:spPr>
-                </pic:pic>
-              </a:graphicData>
-            </a:graphic>
-          </wp:inline>
-        </w:drawing>
-      </w:r>
-      <w:r>
-        <w:br/>
-      </w:r>
-      <w:r>
-        <w:rPr>
-          <w:noProof/>
-          <w:lang w:eastAsia="fr-FR"/>
-        </w:rPr>
-        <w:drawing>
-          <wp:inline distT="0" distB="0" distL="0" distR="0" wp14:anchorId="2CC5A72C" wp14:editId="35AB19FA">
-            <wp:extent cx="948804" cy="354131"/>
-            <wp:effectExtent l="0" t="0" r="3810" b="8255"/>
-            <wp:docPr id="8" name="Image 8"/>
-            <wp:cNvGraphicFramePr>
-              <a:graphicFrameLocks xmlns:a="http://schemas.openxmlformats.org/drawingml/2006/main" noChangeAspect="1"/>
-            </wp:cNvGraphicFramePr>
-            <a:graphic xmlns:a="http://schemas.openxmlformats.org/drawingml/2006/main">
-              <a:graphicData uri="http://schemas.openxmlformats.org/drawingml/2006/picture">
-                <pic:pic xmlns:pic="http://schemas.openxmlformats.org/drawingml/2006/picture">
-                  <pic:nvPicPr>
-                    <pic:cNvPr id="1" name=""/>
-                    <pic:cNvPicPr/>
-                  </pic:nvPicPr>
-                  <pic:blipFill>
-                    <a:blip r:embed="rId65"/>
-                    <a:stretch>
-                      <a:fillRect/>
-                    </a:stretch>
-                  </pic:blipFill>
-                  <pic:spPr>
-                    <a:xfrm>
-                      <a:off x="0" y="0"/>
-                      <a:ext cx="956350" cy="356947"/>
-                    </a:xfrm>
-                    <a:prstGeom prst="rect">
-                      <a:avLst/>
-                    </a:prstGeom>
-                  </pic:spPr>
-                </pic:pic>
-              </a:graphicData>
-            </a:graphic>
-          </wp:inline>
-        </w:drawing>
-      </w:r>
-    </w:p>
-    <w:p>
-      <w:pPr>
-        <w:pStyle w:val="Paragraphedeliste"/>
-        <w:numPr>
-          <w:ilvl w:val="1"/>
-          <w:numId w:val="7"/>
-        </w:numPr>
-      </w:pPr>
-      <w:r>
-        <w:t xml:space="preserve">sur page Françoise GUYON : </w:t>
-      </w:r>
-      <w:hyperlink r:id="rId66" w:history="1">
-        <w:r>
-          <w:rPr>
-            <w:rStyle w:val="Lienhypertexte"/>
-          </w:rPr>
-          <w:t>https://gw.geneanet.org/danielr13?lang=fr&amp;p=francoise&amp;n=guyon</w:t>
-        </w:r>
-      </w:hyperlink>
-      <w:r>
-        <w:br/>
-      </w:r>
-      <w:r>
-        <w:rPr>
-          <w:noProof/>
-          <w:lang w:eastAsia="fr-FR"/>
-        </w:rPr>
-        <w:drawing>
-          <wp:inline distT="0" distB="0" distL="0" distR="0" wp14:anchorId="0010613E" wp14:editId="0F6F3DB3">
-            <wp:extent cx="7367520" cy="693575"/>
-            <wp:effectExtent l="0" t="0" r="5080" b="0"/>
-            <wp:docPr id="9" name="Image 9"/>
-            <wp:cNvGraphicFramePr>
-              <a:graphicFrameLocks xmlns:a="http://schemas.openxmlformats.org/drawingml/2006/main" noChangeAspect="1"/>
-            </wp:cNvGraphicFramePr>
-            <a:graphic xmlns:a="http://schemas.openxmlformats.org/drawingml/2006/main">
-              <a:graphicData uri="http://schemas.openxmlformats.org/drawingml/2006/picture">
-                <pic:pic xmlns:pic="http://schemas.openxmlformats.org/drawingml/2006/picture">
-                  <pic:nvPicPr>
-                    <pic:cNvPr id="1" name=""/>
-                    <pic:cNvPicPr/>
-                  </pic:nvPicPr>
-                  <pic:blipFill>
-                    <a:blip r:embed="rId67"/>
-                    <a:stretch>
-                      <a:fillRect/>
-                    </a:stretch>
-                  </pic:blipFill>
-                  <pic:spPr>
-                    <a:xfrm>
-                      <a:off x="0" y="0"/>
-                      <a:ext cx="7485478" cy="704679"/>
-                    </a:xfrm>
-                    <a:prstGeom prst="rect">
-                      <a:avLst/>
-                    </a:prstGeom>
-                  </pic:spPr>
-                </pic:pic>
-              </a:graphicData>
-            </a:graphic>
-          </wp:inline>
-        </w:drawing>
-      </w:r>
-      <w:r>
-        <w:br/>
-      </w:r>
-      <w:r>
-        <w:rPr>
-          <w:noProof/>
-          <w:lang w:eastAsia="fr-FR"/>
-        </w:rPr>
-        <w:drawing>
-          <wp:inline distT="0" distB="0" distL="0" distR="0" wp14:anchorId="399EBC05" wp14:editId="199FD199">
-            <wp:extent cx="1095355" cy="560268"/>
-            <wp:effectExtent l="0" t="0" r="0" b="0"/>
-            <wp:docPr id="10" name="Image 10"/>
             <wp:cNvGraphicFramePr>
               <a:graphicFrameLocks xmlns:a="http://schemas.openxmlformats.org/drawingml/2006/main" noChangeAspect="1"/>
             </wp:cNvGraphicFramePr>
@@ -6743,7 +8323,7 @@
                   <pic:spPr>
                     <a:xfrm>
                       <a:off x="0" y="0"/>
-                      <a:ext cx="1110104" cy="567812"/>
+                      <a:ext cx="7237747" cy="730101"/>
                     </a:xfrm>
                     <a:prstGeom prst="rect">
                       <a:avLst/>
@@ -6755,41 +8335,6 @@
           </wp:inline>
         </w:drawing>
       </w:r>
-    </w:p>
-    <w:p>
-      <w:pPr>
-        <w:pStyle w:val="Paragraphedeliste"/>
-        <w:numPr>
-          <w:ilvl w:val="0"/>
-          <w:numId w:val="7"/>
-        </w:numPr>
-      </w:pPr>
-      <w:r>
-        <w:t>sur page enfant :</w:t>
-      </w:r>
-    </w:p>
-    <w:p>
-      <w:pPr>
-        <w:pStyle w:val="Paragraphedeliste"/>
-        <w:numPr>
-          <w:ilvl w:val="1"/>
-          <w:numId w:val="7"/>
-        </w:numPr>
-      </w:pPr>
-      <w:r>
-        <w:t>Charlotte JOUBERT</w:t>
-      </w:r>
-      <w:r>
-        <w:t xml:space="preserve"> est leur fille : </w:t>
-      </w:r>
-      <w:hyperlink r:id="rId69" w:history="1">
-        <w:r>
-          <w:rPr>
-            <w:rStyle w:val="Lienhypertexte"/>
-          </w:rPr>
-          <w:t>https://gw.geneanet.org/danielr13?lang=fr&amp;p=charlotte&amp;n=joubert</w:t>
-        </w:r>
-      </w:hyperlink>
       <w:r>
         <w:br/>
       </w:r>
@@ -6799,10 +8344,10 @@
           <w:lang w:eastAsia="fr-FR"/>
         </w:rPr>
         <w:drawing>
-          <wp:inline distT="0" distB="0" distL="0" distR="0" wp14:anchorId="23388A50" wp14:editId="4B1EED96">
-            <wp:extent cx="7067550" cy="857250"/>
-            <wp:effectExtent l="0" t="0" r="0" b="0"/>
-            <wp:docPr id="11" name="Image 11"/>
+          <wp:inline distT="0" distB="0" distL="0" distR="0" wp14:anchorId="2CC5A72C" wp14:editId="35AB19FA">
+            <wp:extent cx="948804" cy="354131"/>
+            <wp:effectExtent l="0" t="0" r="3810" b="8255"/>
+            <wp:docPr id="8" name="Image 8"/>
             <wp:cNvGraphicFramePr>
               <a:graphicFrameLocks xmlns:a="http://schemas.openxmlformats.org/drawingml/2006/main" noChangeAspect="1"/>
             </wp:cNvGraphicFramePr>
@@ -6814,7 +8359,7 @@
                     <pic:cNvPicPr/>
                   </pic:nvPicPr>
                   <pic:blipFill>
-                    <a:blip r:embed="rId70"/>
+                    <a:blip r:embed="rId69"/>
                     <a:stretch>
                       <a:fillRect/>
                     </a:stretch>
@@ -6822,7 +8367,7 @@
                   <pic:spPr>
                     <a:xfrm>
                       <a:off x="0" y="0"/>
-                      <a:ext cx="7067550" cy="857250"/>
+                      <a:ext cx="956350" cy="356947"/>
                     </a:xfrm>
                     <a:prstGeom prst="rect">
                       <a:avLst/>
@@ -6842,79 +8387,21 @@
           <w:ilvl w:val="1"/>
           <w:numId w:val="7"/>
         </w:numPr>
-        <w:rPr>
-          <w:b/>
-          <w:color w:val="FF0000"/>
-        </w:rPr>
-      </w:pPr>
-      <w:r>
-        <w:rPr>
-          <w:b/>
-          <w:color w:val="FF0000"/>
-        </w:rPr>
-        <w:t>par contre : on n’a pas la source de l’union !...</w:t>
-      </w:r>
-    </w:p>
-    <w:p>
-      <w:pPr>
-        <w:pStyle w:val="Paragraphedeliste"/>
-        <w:numPr>
-          <w:ilvl w:val="1"/>
-          <w:numId w:val="7"/>
-        </w:numPr>
-        <w:rPr>
-          <w:color w:val="FF0000"/>
-        </w:rPr>
-      </w:pPr>
-      <w:r>
-        <w:rPr>
-          <w:color w:val="FF0000"/>
-        </w:rPr>
-        <w:t>et que se passe-t-il quand il y a plusieurs unions avec des sources ?</w:t>
-      </w:r>
-      <w:r>
-        <w:rPr>
-          <w:color w:val="FF0000"/>
-        </w:rPr>
-        <w:t> : voir plus loin : « union 1 »…</w:t>
-      </w:r>
-    </w:p>
-    <w:p>
-      <w:r>
-        <w:t>Attention : on peut aussi avoir la forme « </w:t>
-      </w:r>
-      <w:r>
-        <w:rPr>
-          <w:b/>
-        </w:rPr>
-        <w:t>Contrat de mariage</w:t>
-      </w:r>
-      <w:r>
-        <w:t> » :</w:t>
-      </w:r>
-    </w:p>
-    <w:p>
-      <w:r>
-        <w:t>ex :</w:t>
-      </w:r>
-    </w:p>
-    <w:p>
-      <w:pPr>
-        <w:pStyle w:val="Paragraphedeliste"/>
-        <w:numPr>
-          <w:ilvl w:val="0"/>
-          <w:numId w:val="7"/>
-        </w:numPr>
-      </w:pPr>
-      <w:r>
-        <w:t xml:space="preserve">chez les enfants : </w:t>
-      </w:r>
-      <w:hyperlink r:id="rId71" w:history="1">
+      </w:pPr>
+      <w:proofErr w:type="gramStart"/>
+      <w:r>
+        <w:t>sur</w:t>
+      </w:r>
+      <w:proofErr w:type="gramEnd"/>
+      <w:r>
+        <w:t xml:space="preserve"> page Françoise GUYON : </w:t>
+      </w:r>
+      <w:hyperlink r:id="rId70" w:history="1">
         <w:r>
           <w:rPr>
             <w:rStyle w:val="Lienhypertexte"/>
           </w:rPr>
-          <w:t>https://gw.geneanet.org/danielr13?lang=fr&amp;p=claude&amp;n=lamouroux&amp;oc=5</w:t>
+          <w:t>https://gw.geneanet.org/danielr13?lang=fr&amp;p=francoise&amp;n=guyon</w:t>
         </w:r>
       </w:hyperlink>
       <w:r>
@@ -6926,10 +8413,54 @@
           <w:lang w:eastAsia="fr-FR"/>
         </w:rPr>
         <w:drawing>
-          <wp:inline distT="0" distB="0" distL="0" distR="0" wp14:anchorId="7C8D7B1D" wp14:editId="5AB90FC1">
-            <wp:extent cx="6263375" cy="657219"/>
+          <wp:inline distT="0" distB="0" distL="0" distR="0" wp14:anchorId="0010613E" wp14:editId="0F6F3DB3">
+            <wp:extent cx="7367520" cy="693575"/>
+            <wp:effectExtent l="0" t="0" r="5080" b="0"/>
+            <wp:docPr id="9" name="Image 9"/>
+            <wp:cNvGraphicFramePr>
+              <a:graphicFrameLocks xmlns:a="http://schemas.openxmlformats.org/drawingml/2006/main" noChangeAspect="1"/>
+            </wp:cNvGraphicFramePr>
+            <a:graphic xmlns:a="http://schemas.openxmlformats.org/drawingml/2006/main">
+              <a:graphicData uri="http://schemas.openxmlformats.org/drawingml/2006/picture">
+                <pic:pic xmlns:pic="http://schemas.openxmlformats.org/drawingml/2006/picture">
+                  <pic:nvPicPr>
+                    <pic:cNvPr id="1" name=""/>
+                    <pic:cNvPicPr/>
+                  </pic:nvPicPr>
+                  <pic:blipFill>
+                    <a:blip r:embed="rId71"/>
+                    <a:stretch>
+                      <a:fillRect/>
+                    </a:stretch>
+                  </pic:blipFill>
+                  <pic:spPr>
+                    <a:xfrm>
+                      <a:off x="0" y="0"/>
+                      <a:ext cx="7485478" cy="704679"/>
+                    </a:xfrm>
+                    <a:prstGeom prst="rect">
+                      <a:avLst/>
+                    </a:prstGeom>
+                  </pic:spPr>
+                </pic:pic>
+              </a:graphicData>
+            </a:graphic>
+          </wp:inline>
+        </w:drawing>
+      </w:r>
+      <w:r>
+        <w:br/>
+      </w:r>
+      <w:r>
+        <w:rPr>
+          <w:noProof/>
+          <w:lang w:eastAsia="fr-FR"/>
+        </w:rPr>
+        <w:drawing>
+          <wp:inline distT="0" distB="0" distL="0" distR="0" wp14:anchorId="399EBC05" wp14:editId="199FD199">
+            <wp:extent cx="1095355" cy="560268"/>
             <wp:effectExtent l="0" t="0" r="0" b="0"/>
-            <wp:docPr id="3" name="Image 3"/>
+            <wp:docPr id="10" name="Image 10"/>
             <wp:cNvGraphicFramePr>
               <a:graphicFrameLocks xmlns:a="http://schemas.openxmlformats.org/drawingml/2006/main" noChangeAspect="1"/>
             </wp:cNvGraphicFramePr>
@@ -6949,7 +8480,7 @@
                   <pic:spPr>
                     <a:xfrm>
                       <a:off x="0" y="0"/>
-                      <a:ext cx="6287834" cy="659785"/>
+                      <a:ext cx="1110104" cy="567812"/>
                     </a:xfrm>
                     <a:prstGeom prst="rect">
                       <a:avLst/>
@@ -6970,15 +8501,35 @@
           <w:numId w:val="7"/>
         </w:numPr>
       </w:pPr>
-      <w:r>
-        <w:t xml:space="preserve">chez les parents : </w:t>
+      <w:proofErr w:type="gramStart"/>
+      <w:r>
+        <w:t>sur</w:t>
+      </w:r>
+      <w:proofErr w:type="gramEnd"/>
+      <w:r>
+        <w:t xml:space="preserve"> page enfant :</w:t>
+      </w:r>
+    </w:p>
+    <w:p>
+      <w:pPr>
+        <w:pStyle w:val="Paragraphedeliste"/>
+        <w:numPr>
+          <w:ilvl w:val="1"/>
+          <w:numId w:val="7"/>
+        </w:numPr>
+      </w:pPr>
+      <w:r>
+        <w:t>Charlotte JOUBERT</w:t>
+      </w:r>
+      <w:r>
+        <w:t xml:space="preserve"> est leur fille : </w:t>
       </w:r>
       <w:hyperlink r:id="rId73" w:history="1">
         <w:r>
           <w:rPr>
             <w:rStyle w:val="Lienhypertexte"/>
           </w:rPr>
-          <w:t>https://gw.geneanet.org/danielr13?lang=fr&amp;p=magdeleine&amp;n=perrier</w:t>
+          <w:t>https://gw.geneanet.org/danielr13?lang=fr&amp;p=charlotte&amp;n=joubert</w:t>
         </w:r>
       </w:hyperlink>
       <w:r>
@@ -6990,10 +8541,10 @@
           <w:lang w:eastAsia="fr-FR"/>
         </w:rPr>
         <w:drawing>
-          <wp:inline distT="0" distB="0" distL="0" distR="0" wp14:anchorId="089E41A6" wp14:editId="3A492B50">
-            <wp:extent cx="8594303" cy="692692"/>
+          <wp:inline distT="0" distB="0" distL="0" distR="0" wp14:anchorId="23388A50" wp14:editId="4B1EED96">
+            <wp:extent cx="7067550" cy="857250"/>
             <wp:effectExtent l="0" t="0" r="0" b="0"/>
-            <wp:docPr id="5" name="Image 5"/>
+            <wp:docPr id="11" name="Image 11"/>
             <wp:cNvGraphicFramePr>
               <a:graphicFrameLocks xmlns:a="http://schemas.openxmlformats.org/drawingml/2006/main" noChangeAspect="1"/>
             </wp:cNvGraphicFramePr>
@@ -7013,6 +8564,229 @@
                   <pic:spPr>
                     <a:xfrm>
                       <a:off x="0" y="0"/>
+                      <a:ext cx="7067550" cy="857250"/>
+                    </a:xfrm>
+                    <a:prstGeom prst="rect">
+                      <a:avLst/>
+                    </a:prstGeom>
+                  </pic:spPr>
+                </pic:pic>
+              </a:graphicData>
+            </a:graphic>
+          </wp:inline>
+        </w:drawing>
+      </w:r>
+    </w:p>
+    <w:p>
+      <w:pPr>
+        <w:pStyle w:val="Paragraphedeliste"/>
+        <w:numPr>
+          <w:ilvl w:val="1"/>
+          <w:numId w:val="7"/>
+        </w:numPr>
+        <w:rPr>
+          <w:b/>
+          <w:color w:val="FF0000"/>
+        </w:rPr>
+      </w:pPr>
+      <w:proofErr w:type="gramStart"/>
+      <w:r>
+        <w:rPr>
+          <w:b/>
+          <w:color w:val="FF0000"/>
+        </w:rPr>
+        <w:t>par</w:t>
+      </w:r>
+      <w:proofErr w:type="gramEnd"/>
+      <w:r>
+        <w:rPr>
+          <w:b/>
+          <w:color w:val="FF0000"/>
+        </w:rPr>
+        <w:t xml:space="preserve"> contre : on n’a pas la source de l’union !...</w:t>
+      </w:r>
+    </w:p>
+    <w:p>
+      <w:pPr>
+        <w:pStyle w:val="Paragraphedeliste"/>
+        <w:numPr>
+          <w:ilvl w:val="1"/>
+          <w:numId w:val="7"/>
+        </w:numPr>
+        <w:rPr>
+          <w:color w:val="FF0000"/>
+        </w:rPr>
+      </w:pPr>
+      <w:proofErr w:type="gramStart"/>
+      <w:r>
+        <w:rPr>
+          <w:color w:val="FF0000"/>
+        </w:rPr>
+        <w:t>et</w:t>
+      </w:r>
+      <w:proofErr w:type="gramEnd"/>
+      <w:r>
+        <w:rPr>
+          <w:color w:val="FF0000"/>
+        </w:rPr>
+        <w:t xml:space="preserve"> que se passe-t-il quand il y a plusieurs unions avec des sources ?</w:t>
+      </w:r>
+      <w:r>
+        <w:rPr>
+          <w:color w:val="FF0000"/>
+        </w:rPr>
+        <w:t> : voir plus loin : « union 1 »…</w:t>
+      </w:r>
+    </w:p>
+    <w:p>
+      <w:r>
+        <w:t>Attention : on peut aussi avoir la forme « </w:t>
+      </w:r>
+      <w:r>
+        <w:rPr>
+          <w:b/>
+        </w:rPr>
+        <w:t>Contrat de mariage</w:t>
+      </w:r>
+      <w:r>
+        <w:t> » :</w:t>
+      </w:r>
+    </w:p>
+    <w:p>
+      <w:proofErr w:type="gramStart"/>
+      <w:r>
+        <w:t>ex</w:t>
+      </w:r>
+      <w:proofErr w:type="gramEnd"/>
+      <w:r>
+        <w:t> :</w:t>
+      </w:r>
+    </w:p>
+    <w:p>
+      <w:pPr>
+        <w:pStyle w:val="Paragraphedeliste"/>
+        <w:numPr>
+          <w:ilvl w:val="0"/>
+          <w:numId w:val="7"/>
+        </w:numPr>
+      </w:pPr>
+      <w:proofErr w:type="gramStart"/>
+      <w:r>
+        <w:t>chez</w:t>
+      </w:r>
+      <w:proofErr w:type="gramEnd"/>
+      <w:r>
+        <w:t xml:space="preserve"> les enfants : </w:t>
+      </w:r>
+      <w:hyperlink r:id="rId75" w:history="1">
+        <w:r>
+          <w:rPr>
+            <w:rStyle w:val="Lienhypertexte"/>
+          </w:rPr>
+          <w:t>https://gw.geneanet.org/danielr13?lang=fr&amp;p=claude&amp;n=lamouroux&amp;oc=5</w:t>
+        </w:r>
+      </w:hyperlink>
+      <w:r>
+        <w:br/>
+      </w:r>
+      <w:r>
+        <w:rPr>
+          <w:noProof/>
+          <w:lang w:eastAsia="fr-FR"/>
+        </w:rPr>
+        <w:drawing>
+          <wp:inline distT="0" distB="0" distL="0" distR="0" wp14:anchorId="7C8D7B1D" wp14:editId="5AB90FC1">
+            <wp:extent cx="6263375" cy="657219"/>
+            <wp:effectExtent l="0" t="0" r="0" b="0"/>
+            <wp:docPr id="3" name="Image 3"/>
+            <wp:cNvGraphicFramePr>
+              <a:graphicFrameLocks xmlns:a="http://schemas.openxmlformats.org/drawingml/2006/main" noChangeAspect="1"/>
+            </wp:cNvGraphicFramePr>
+            <a:graphic xmlns:a="http://schemas.openxmlformats.org/drawingml/2006/main">
+              <a:graphicData uri="http://schemas.openxmlformats.org/drawingml/2006/picture">
+                <pic:pic xmlns:pic="http://schemas.openxmlformats.org/drawingml/2006/picture">
+                  <pic:nvPicPr>
+                    <pic:cNvPr id="1" name=""/>
+                    <pic:cNvPicPr/>
+                  </pic:nvPicPr>
+                  <pic:blipFill>
+                    <a:blip r:embed="rId76"/>
+                    <a:stretch>
+                      <a:fillRect/>
+                    </a:stretch>
+                  </pic:blipFill>
+                  <pic:spPr>
+                    <a:xfrm>
+                      <a:off x="0" y="0"/>
+                      <a:ext cx="6287834" cy="659785"/>
+                    </a:xfrm>
+                    <a:prstGeom prst="rect">
+                      <a:avLst/>
+                    </a:prstGeom>
+                  </pic:spPr>
+                </pic:pic>
+              </a:graphicData>
+            </a:graphic>
+          </wp:inline>
+        </w:drawing>
+      </w:r>
+    </w:p>
+    <w:p>
+      <w:pPr>
+        <w:pStyle w:val="Paragraphedeliste"/>
+        <w:numPr>
+          <w:ilvl w:val="0"/>
+          <w:numId w:val="7"/>
+        </w:numPr>
+      </w:pPr>
+      <w:proofErr w:type="gramStart"/>
+      <w:r>
+        <w:t>chez</w:t>
+      </w:r>
+      <w:proofErr w:type="gramEnd"/>
+      <w:r>
+        <w:t xml:space="preserve"> les parents : </w:t>
+      </w:r>
+      <w:hyperlink r:id="rId77" w:history="1">
+        <w:r>
+          <w:rPr>
+            <w:rStyle w:val="Lienhypertexte"/>
+          </w:rPr>
+          <w:t>https://gw.geneanet.org/danielr13?lang=fr&amp;p=magdeleine&amp;n=perrier</w:t>
+        </w:r>
+      </w:hyperlink>
+      <w:r>
+        <w:br/>
+      </w:r>
+      <w:r>
+        <w:rPr>
+          <w:noProof/>
+          <w:lang w:eastAsia="fr-FR"/>
+        </w:rPr>
+        <w:drawing>
+          <wp:inline distT="0" distB="0" distL="0" distR="0" wp14:anchorId="089E41A6" wp14:editId="3A492B50">
+            <wp:extent cx="8594303" cy="692692"/>
+            <wp:effectExtent l="0" t="0" r="0" b="0"/>
+            <wp:docPr id="5" name="Image 5"/>
+            <wp:cNvGraphicFramePr>
+              <a:graphicFrameLocks xmlns:a="http://schemas.openxmlformats.org/drawingml/2006/main" noChangeAspect="1"/>
+            </wp:cNvGraphicFramePr>
+            <a:graphic xmlns:a="http://schemas.openxmlformats.org/drawingml/2006/main">
+              <a:graphicData uri="http://schemas.openxmlformats.org/drawingml/2006/picture">
+                <pic:pic xmlns:pic="http://schemas.openxmlformats.org/drawingml/2006/picture">
+                  <pic:nvPicPr>
+                    <pic:cNvPr id="1" name=""/>
+                    <pic:cNvPicPr/>
+                  </pic:nvPicPr>
+                  <pic:blipFill>
+                    <a:blip r:embed="rId78"/>
+                    <a:stretch>
+                      <a:fillRect/>
+                    </a:stretch>
+                  </pic:blipFill>
+                  <pic:spPr>
+                    <a:xfrm>
+                      <a:off x="0" y="0"/>
                       <a:ext cx="8647186" cy="696954"/>
                     </a:xfrm>
                     <a:prstGeom prst="rect">
@@ -7034,9 +8808,13 @@
           <w:numId w:val="7"/>
         </w:numPr>
       </w:pPr>
-      <w:r>
-        <w:lastRenderedPageBreak/>
-        <w:t>qu’on retrouve dans les événements :</w:t>
+      <w:proofErr w:type="gramStart"/>
+      <w:r>
+        <w:t>qu’on</w:t>
+      </w:r>
+      <w:proofErr w:type="gramEnd"/>
+      <w:r>
+        <w:t xml:space="preserve"> retrouve dans les événements :</w:t>
       </w:r>
       <w:r>
         <w:br/>
@@ -7062,7 +8840,7 @@
                     <pic:cNvPicPr/>
                   </pic:nvPicPr>
                   <pic:blipFill>
-                    <a:blip r:embed="rId75"/>
+                    <a:blip r:embed="rId79"/>
                     <a:stretch>
                       <a:fillRect/>
                     </a:stretch>
@@ -7091,7 +8869,7 @@
       </w:r>
     </w:p>
     <w:p>
-      <w:hyperlink r:id="rId76" w:history="1">
+      <w:hyperlink r:id="rId80" w:history="1">
         <w:r>
           <w:rPr>
             <w:rStyle w:val="Lienhypertexte"/>
@@ -7121,7 +8899,7 @@
                     <pic:cNvPicPr/>
                   </pic:nvPicPr>
                   <pic:blipFill>
-                    <a:blip r:embed="rId77"/>
+                    <a:blip r:embed="rId81"/>
                     <a:stretch>
                       <a:fillRect/>
                     </a:stretch>
@@ -7143,7 +8921,7 @@
       </w:r>
     </w:p>
     <w:p>
-      <w:hyperlink r:id="rId78" w:history="1">
+      <w:hyperlink r:id="rId82" w:history="1">
         <w:r>
           <w:rPr>
             <w:rStyle w:val="Lienhypertexte"/>
@@ -7173,7 +8951,7 @@
                     <pic:cNvPicPr/>
                   </pic:nvPicPr>
                   <pic:blipFill>
-                    <a:blip r:embed="rId79"/>
+                    <a:blip r:embed="rId83"/>
                     <a:stretch>
                       <a:fillRect/>
                     </a:stretch>
@@ -7215,14 +8993,27 @@
         <w:t> </w:t>
       </w:r>
       <w:r>
-        <w:t>: les infos de mariage ne sont présentes que sur la page parents !!!</w:t>
-      </w:r>
-    </w:p>
-    <w:p>
-      <w:r>
-        <w:t xml:space="preserve">ex : </w:t>
-      </w:r>
-      <w:hyperlink r:id="rId80" w:history="1">
+        <w:t xml:space="preserve">: les infos de mariage ne sont présentes que sur </w:t>
+      </w:r>
+      <w:proofErr w:type="gramStart"/>
+      <w:r>
+        <w:t>la page parents</w:t>
+      </w:r>
+      <w:proofErr w:type="gramEnd"/>
+      <w:r>
+        <w:t> !!!</w:t>
+      </w:r>
+    </w:p>
+    <w:p>
+      <w:proofErr w:type="gramStart"/>
+      <w:r>
+        <w:t>ex</w:t>
+      </w:r>
+      <w:proofErr w:type="gramEnd"/>
+      <w:r>
+        <w:t xml:space="preserve"> : </w:t>
+      </w:r>
+      <w:hyperlink r:id="rId84" w:history="1">
         <w:r>
           <w:rPr>
             <w:rStyle w:val="Lienhypertexte"/>
@@ -7252,7 +9043,7 @@
                     <pic:cNvPicPr/>
                   </pic:nvPicPr>
                   <pic:blipFill>
-                    <a:blip r:embed="rId81"/>
+                    <a:blip r:embed="rId85"/>
                     <a:stretch>
                       <a:fillRect/>
                     </a:stretch>
@@ -7300,7 +9091,29 @@
           <w:color w:val="FF0000"/>
           <w:highlight w:val="yellow"/>
         </w:rPr>
-        <w:t xml:space="preserve"> aucune info sur le mariage des parents</w:t>
+        <w:t xml:space="preserve"> </w:t>
+      </w:r>
+      <w:proofErr w:type="gramStart"/>
+      <w:r>
+        <w:rPr>
+          <w:rFonts w:cs="Arial"/>
+          <w:b/>
+          <w:bCs/>
+          <w:color w:val="FF0000"/>
+          <w:highlight w:val="yellow"/>
+        </w:rPr>
+        <w:t>aucune</w:t>
+      </w:r>
+      <w:proofErr w:type="gramEnd"/>
+      <w:r>
+        <w:rPr>
+          <w:rFonts w:cs="Arial"/>
+          <w:b/>
+          <w:bCs/>
+          <w:color w:val="FF0000"/>
+          <w:highlight w:val="yellow"/>
+        </w:rPr>
+        <w:t xml:space="preserve"> info sur le mariage des parents</w:t>
       </w:r>
     </w:p>
     <w:p>
@@ -7324,7 +9137,7 @@
           <w:numId w:val="7"/>
         </w:numPr>
       </w:pPr>
-      <w:hyperlink r:id="rId82" w:history="1">
+      <w:hyperlink r:id="rId86" w:history="1">
         <w:r>
           <w:rPr>
             <w:rStyle w:val="Lienhypertexte"/>
@@ -7358,7 +9171,7 @@
                     <pic:cNvPicPr/>
                   </pic:nvPicPr>
                   <pic:blipFill>
-                    <a:blip r:embed="rId83"/>
+                    <a:blip r:embed="rId87"/>
                     <a:stretch>
                       <a:fillRect/>
                     </a:stretch>
@@ -7387,10 +9200,15 @@
           <w:numId w:val="7"/>
         </w:numPr>
       </w:pPr>
-      <w:r>
-        <w:t xml:space="preserve">on peut aussi avoir « relation avec » : </w:t>
-      </w:r>
-      <w:hyperlink r:id="rId84" w:history="1">
+      <w:proofErr w:type="gramStart"/>
+      <w:r>
+        <w:t>on</w:t>
+      </w:r>
+      <w:proofErr w:type="gramEnd"/>
+      <w:r>
+        <w:t xml:space="preserve"> peut aussi avoir « relation avec » : </w:t>
+      </w:r>
+      <w:hyperlink r:id="rId88" w:history="1">
         <w:r>
           <w:rPr>
             <w:rStyle w:val="Lienhypertexte"/>
@@ -7421,7 +9239,7 @@
                     <pic:cNvPicPr/>
                   </pic:nvPicPr>
                   <pic:blipFill>
-                    <a:blip r:embed="rId85"/>
+                    <a:blip r:embed="rId89"/>
                     <a:stretch>
                       <a:fillRect/>
                     </a:stretch>
@@ -7530,22 +9348,19 @@
           <w:sz w:val="18"/>
           <w:szCs w:val="18"/>
         </w:rPr>
-        <w:lastRenderedPageBreak/>
-        <w:t>result/gw.geneanet.org.evechevaleyre.lang=fr.n=brincat.oc=0.p=maria+anna.log:[geneanet] DEBUG: Generation 1, sosa 1 : Maria Anna BRINCAT : rubrique='Union(s)'</w:t>
-      </w:r>
-    </w:p>
-    <w:p>
-      <w:pPr>
-        <w:autoSpaceDE w:val="0"/>
-        <w:autoSpaceDN w:val="0"/>
-        <w:adjustRightInd w:val="0"/>
+        <w:t>result/gw.geneanet.org.evechevaleyre.lang=</w:t>
+      </w:r>
+      <w:proofErr w:type="gramStart"/>
+      <w:r>
         <w:rPr>
           <w:rFonts w:ascii="Lucida Console" w:hAnsi="Lucida Console" w:cs="Lucida Console"/>
           <w:kern w:val="0"/>
           <w:sz w:val="18"/>
           <w:szCs w:val="18"/>
         </w:rPr>
-      </w:pPr>
+        <w:t>fr.n</w:t>
+      </w:r>
+      <w:proofErr w:type="gramEnd"/>
       <w:r>
         <w:rPr>
           <w:rFonts w:ascii="Lucida Console" w:hAnsi="Lucida Console" w:cs="Lucida Console"/>
@@ -7553,7 +9368,7 @@
           <w:sz w:val="18"/>
           <w:szCs w:val="18"/>
         </w:rPr>
-        <w:t>result/gw.geneanet.org.nraibaut2.lang=fr.n=dupont.oc=0.p=gerard.log:[geneanet] DEBUG: Generation 2, sosa 3 : Marie Paule DURAND : rubrique='Union(s) et enfant(s)'</w:t>
+        <w:t>=brincat.oc=0.p=maria+anna.log:[geneanet] DEBUG: Generation 1, sosa 1 : Maria Anna BRINCAT : rubrique='Union(s)'</w:t>
       </w:r>
     </w:p>
     <w:p>
@@ -7575,21 +9390,19 @@
           <w:sz w:val="18"/>
           <w:szCs w:val="18"/>
         </w:rPr>
-        <w:t>result/gw.geneanet.org.nraibaut2.lang=fr.n=dupont.oc=0.p=gerard.log:[geneanet] DEBUG: Generation 2, sosa 2 : Pierre DUPONT : rubrique='Union(s) et enfant(s)'</w:t>
-      </w:r>
-    </w:p>
-    <w:p>
-      <w:pPr>
-        <w:autoSpaceDE w:val="0"/>
-        <w:autoSpaceDN w:val="0"/>
-        <w:adjustRightInd w:val="0"/>
+        <w:t>result/gw.geneanet.org.nraibaut2.lang=fr.n=</w:t>
+      </w:r>
+      <w:proofErr w:type="gramStart"/>
+      <w:r>
         <w:rPr>
           <w:rFonts w:ascii="Lucida Console" w:hAnsi="Lucida Console" w:cs="Lucida Console"/>
           <w:kern w:val="0"/>
           <w:sz w:val="18"/>
           <w:szCs w:val="18"/>
         </w:rPr>
-      </w:pPr>
+        <w:t>dupont.oc=0.p</w:t>
+      </w:r>
+      <w:proofErr w:type="gramEnd"/>
       <w:r>
         <w:rPr>
           <w:rFonts w:ascii="Lucida Console" w:hAnsi="Lucida Console" w:cs="Lucida Console"/>
@@ -7597,7 +9410,7 @@
           <w:sz w:val="18"/>
           <w:szCs w:val="18"/>
         </w:rPr>
-        <w:t>result/gw.geneanet.org.nraibaut2.lang=fr.n=dupont.oc=0.p=gerard.log:[geneanet] DEBUG: Generation 3, sosa 5 : Jeanne INN : rubrique='Union(s) et enfant(s)'</w:t>
+        <w:t>=gerard.log:[geneanet] DEBUG: Generation 2, sosa 3 : Marie Paule DURAND : rubrique='Union(s) et enfant(s)'</w:t>
       </w:r>
     </w:p>
     <w:p>
@@ -7619,7 +9432,111 @@
           <w:sz w:val="18"/>
           <w:szCs w:val="18"/>
         </w:rPr>
-        <w:t>result/gw.geneanet.org.nraibaut2.lang=fr.n=dupont.oc=0.p=gerard.log:[geneanet] DEBUG: Generation 3, sosa 4 : Jean DATES : rubrique='Union(s) et enfant(s)'</w:t>
+        <w:t>result/gw.geneanet.org.nraibaut2.lang=fr.n=</w:t>
+      </w:r>
+      <w:proofErr w:type="gramStart"/>
+      <w:r>
+        <w:rPr>
+          <w:rFonts w:ascii="Lucida Console" w:hAnsi="Lucida Console" w:cs="Lucida Console"/>
+          <w:kern w:val="0"/>
+          <w:sz w:val="18"/>
+          <w:szCs w:val="18"/>
+        </w:rPr>
+        <w:t>dupont.oc=0.p</w:t>
+      </w:r>
+      <w:proofErr w:type="gramEnd"/>
+      <w:r>
+        <w:rPr>
+          <w:rFonts w:ascii="Lucida Console" w:hAnsi="Lucida Console" w:cs="Lucida Console"/>
+          <w:kern w:val="0"/>
+          <w:sz w:val="18"/>
+          <w:szCs w:val="18"/>
+        </w:rPr>
+        <w:t>=gerard.log:[geneanet] DEBUG: Generation 2, sosa 2 : Pierre DUPONT : rubrique='Union(s) et enfant(s)'</w:t>
+      </w:r>
+    </w:p>
+    <w:p>
+      <w:pPr>
+        <w:autoSpaceDE w:val="0"/>
+        <w:autoSpaceDN w:val="0"/>
+        <w:adjustRightInd w:val="0"/>
+        <w:rPr>
+          <w:rFonts w:ascii="Lucida Console" w:hAnsi="Lucida Console" w:cs="Lucida Console"/>
+          <w:kern w:val="0"/>
+          <w:sz w:val="18"/>
+          <w:szCs w:val="18"/>
+        </w:rPr>
+      </w:pPr>
+      <w:r>
+        <w:rPr>
+          <w:rFonts w:ascii="Lucida Console" w:hAnsi="Lucida Console" w:cs="Lucida Console"/>
+          <w:kern w:val="0"/>
+          <w:sz w:val="18"/>
+          <w:szCs w:val="18"/>
+        </w:rPr>
+        <w:t>result/gw.geneanet.org.nraibaut2.lang=fr.n=</w:t>
+      </w:r>
+      <w:proofErr w:type="gramStart"/>
+      <w:r>
+        <w:rPr>
+          <w:rFonts w:ascii="Lucida Console" w:hAnsi="Lucida Console" w:cs="Lucida Console"/>
+          <w:kern w:val="0"/>
+          <w:sz w:val="18"/>
+          <w:szCs w:val="18"/>
+        </w:rPr>
+        <w:t>dupont.oc=0.p</w:t>
+      </w:r>
+      <w:proofErr w:type="gramEnd"/>
+      <w:r>
+        <w:rPr>
+          <w:rFonts w:ascii="Lucida Console" w:hAnsi="Lucida Console" w:cs="Lucida Console"/>
+          <w:kern w:val="0"/>
+          <w:sz w:val="18"/>
+          <w:szCs w:val="18"/>
+        </w:rPr>
+        <w:t>=gerard.log:[geneanet] DEBUG: Generation 3, sosa 5 : Jeanne INN : rubrique='Union(s) et enfant(s)'</w:t>
+      </w:r>
+    </w:p>
+    <w:p>
+      <w:pPr>
+        <w:autoSpaceDE w:val="0"/>
+        <w:autoSpaceDN w:val="0"/>
+        <w:adjustRightInd w:val="0"/>
+        <w:rPr>
+          <w:rFonts w:ascii="Lucida Console" w:hAnsi="Lucida Console" w:cs="Lucida Console"/>
+          <w:kern w:val="0"/>
+          <w:sz w:val="18"/>
+          <w:szCs w:val="18"/>
+        </w:rPr>
+      </w:pPr>
+      <w:r>
+        <w:rPr>
+          <w:rFonts w:ascii="Lucida Console" w:hAnsi="Lucida Console" w:cs="Lucida Console"/>
+          <w:kern w:val="0"/>
+          <w:sz w:val="18"/>
+          <w:szCs w:val="18"/>
+        </w:rPr>
+        <w:t>result/gw.geneanet.org.nraibaut2.lang=fr.n=</w:t>
+      </w:r>
+      <w:proofErr w:type="gramStart"/>
+      <w:r>
+        <w:rPr>
+          <w:rFonts w:ascii="Lucida Console" w:hAnsi="Lucida Console" w:cs="Lucida Console"/>
+          <w:kern w:val="0"/>
+          <w:sz w:val="18"/>
+          <w:szCs w:val="18"/>
+        </w:rPr>
+        <w:t>dupont.oc=0.p</w:t>
+      </w:r>
+      <w:proofErr w:type="gramEnd"/>
+      <w:r>
+        <w:rPr>
+          <w:rFonts w:ascii="Lucida Console" w:hAnsi="Lucida Console" w:cs="Lucida Console"/>
+          <w:kern w:val="0"/>
+          <w:sz w:val="18"/>
+          <w:szCs w:val="18"/>
+        </w:rPr>
+        <w:t>=gerard.log:[geneanet] DEBUG: Generation 3, sosa 4 : Jean DATES : rubrique='Union(s) et enfant(s)'</w:t>
       </w:r>
     </w:p>
     <w:p/>
@@ -7677,7 +9594,7 @@
                     <pic:cNvPicPr/>
                   </pic:nvPicPr>
                   <pic:blipFill>
-                    <a:blip r:embed="rId86"/>
+                    <a:blip r:embed="rId90"/>
                     <a:stretch>
                       <a:fillRect/>
                     </a:stretch>
@@ -7702,16 +9619,29 @@
       <w:pPr>
         <w:pStyle w:val="Listing"/>
       </w:pPr>
-      <w:r>
-        <w:t>&lt;!--  Union complet --&gt;</w:t>
-      </w:r>
-    </w:p>
-    <w:p>
-      <w:pPr>
-        <w:pStyle w:val="Listing"/>
-      </w:pPr>
-      <w:r>
-        <w:t>&lt;h2&gt;&lt;span class="htitle"&gt;&amp;nbsp;&lt;/span&gt;&lt;span&gt;</w:t>
+      <w:proofErr w:type="gramStart"/>
+      <w:r>
+        <w:t>&lt;!--</w:t>
+      </w:r>
+      <w:proofErr w:type="gramEnd"/>
+      <w:r>
+        <w:t xml:space="preserve">  Union complet --&gt;</w:t>
+      </w:r>
+    </w:p>
+    <w:p>
+      <w:pPr>
+        <w:pStyle w:val="Listing"/>
+      </w:pPr>
+      <w:r>
+        <w:t>&lt;</w:t>
+      </w:r>
+      <w:proofErr w:type="gramStart"/>
+      <w:r>
+        <w:t>h</w:t>
+      </w:r>
+      <w:proofErr w:type="gramEnd"/>
+      <w:r>
+        <w:t>2&gt;&lt;span class="htitle"&gt;&amp;nbsp;&lt;/span&gt;&lt;span&gt;</w:t>
       </w:r>
       <w:r>
         <w:rPr>
@@ -7737,7 +9667,15 @@
       </w:pPr>
       <w:bookmarkStart w:id="4" w:name="_Hlk143208521"/>
       <w:r>
-        <w:t>&lt;ul class="</w:t>
+        <w:t>&lt;</w:t>
+      </w:r>
+      <w:proofErr w:type="gramStart"/>
+      <w:r>
+        <w:t>ul</w:t>
+      </w:r>
+      <w:proofErr w:type="gramEnd"/>
+      <w:r>
+        <w:t xml:space="preserve"> class="</w:t>
       </w:r>
       <w:r>
         <w:rPr>
@@ -7754,23 +9692,47 @@
         <w:pStyle w:val="Listing"/>
       </w:pPr>
       <w:r>
-        <w:t xml:space="preserve"> &lt;li style="vertical-align:middle;list-style-type:disc" &gt;</w:t>
-      </w:r>
-    </w:p>
-    <w:p>
-      <w:pPr>
-        <w:pStyle w:val="Listing"/>
-      </w:pPr>
-      <w:r>
-        <w:t>Marié &lt;em&gt;le&amp;nbsp;28&amp;nbsp;avril&amp;nbsp;1805 (dimanche), S.Paolo - Malte, , , ,, &lt;/em&gt;</w:t>
-      </w:r>
-    </w:p>
-    <w:p>
-      <w:pPr>
-        <w:pStyle w:val="Listing"/>
-      </w:pPr>
-      <w:r>
-        <w:t xml:space="preserve"> avec &lt;a  href="evechevaleyre</w:t>
+        <w:t xml:space="preserve"> &lt;</w:t>
+      </w:r>
+      <w:proofErr w:type="gramStart"/>
+      <w:r>
+        <w:t>li</w:t>
+      </w:r>
+      <w:proofErr w:type="gramEnd"/>
+      <w:r>
+        <w:t xml:space="preserve"> style="vertical-align:middle;list-style-type:disc" &gt;</w:t>
+      </w:r>
+    </w:p>
+    <w:p>
+      <w:pPr>
+        <w:pStyle w:val="Listing"/>
+      </w:pPr>
+      <w:r>
+        <w:t>Marié &lt;em&gt;le&amp;</w:t>
+      </w:r>
+      <w:proofErr w:type="gramStart"/>
+      <w:r>
+        <w:t>nbsp;</w:t>
+      </w:r>
+      <w:proofErr w:type="gramEnd"/>
+      <w:r>
+        <w:t>28&amp;nbsp;avril&amp;nbsp;1805 (dimanche), S.Paolo - Malte, , , ,, &lt;/em&gt;</w:t>
+      </w:r>
+    </w:p>
+    <w:p>
+      <w:pPr>
+        <w:pStyle w:val="Listing"/>
+      </w:pPr>
+      <w:r>
+        <w:t xml:space="preserve"> </w:t>
+      </w:r>
+      <w:proofErr w:type="gramStart"/>
+      <w:r>
+        <w:t>avec</w:t>
+      </w:r>
+      <w:proofErr w:type="gramEnd"/>
+      <w:r>
+        <w:t xml:space="preserve"> &lt;a  href="evechevaleyre</w:t>
       </w:r>
       <w:bookmarkEnd w:id="4"/>
       <w:r>
@@ -7782,71 +9744,137 @@
         <w:pStyle w:val="Listing"/>
       </w:pPr>
       <w:r>
-        <w:t xml:space="preserve"> &lt;span style="font-size: 90%"&gt;&lt;em&gt; (Parents :</w:t>
-      </w:r>
-    </w:p>
-    <w:p>
-      <w:pPr>
-        <w:pStyle w:val="Listing"/>
-      </w:pPr>
-      <w:r>
-        <w:t>&lt;img style="width:13px" style="height:13px" src="images/male.png" style="border: none" alt="H"&gt; &lt;a  href="evechevaleyre?lang=fr&amp;pz=evelyne&amp;nz=cassar&amp;p=giuseppe&amp;n=bartolo&amp;oc=7"&gt;Giuseppe BARTOLO&lt;/a&gt;&amp;nbsp;&amp;amp;&amp;nbsp;</w:t>
-      </w:r>
-    </w:p>
-    <w:p>
-      <w:pPr>
-        <w:pStyle w:val="Listing"/>
-      </w:pPr>
-      <w:r>
-        <w:t>&lt;img style="width:13px" style="height:13px" src="images/female.png" style="border: none" alt="F"&gt; &lt;a  href="evechevaleyre?lang=fr&amp;pz=evelyne&amp;nz=cassar&amp;p=maria&amp;n=camilleri&amp;oc=27"&gt;Maria CAMILLERI&lt;/a&gt;)&lt;/em&gt;&lt;/span&gt;</w:t>
-      </w:r>
-    </w:p>
-    <w:p>
-      <w:pPr>
-        <w:pStyle w:val="Listing"/>
-      </w:pPr>
+        <w:t xml:space="preserve"> &lt;</w:t>
+      </w:r>
+      <w:proofErr w:type="gramStart"/>
+      <w:r>
+        <w:t>span</w:t>
+      </w:r>
+      <w:proofErr w:type="gramEnd"/>
+      <w:r>
+        <w:t xml:space="preserve"> style="font-size: 90%"&gt;&lt;em&gt; (Parents :</w:t>
+      </w:r>
+    </w:p>
+    <w:p>
+      <w:pPr>
+        <w:pStyle w:val="Listing"/>
+      </w:pPr>
+      <w:r>
+        <w:t>&lt;</w:t>
+      </w:r>
+      <w:proofErr w:type="gramStart"/>
+      <w:r>
+        <w:t>img</w:t>
+      </w:r>
+      <w:proofErr w:type="gramEnd"/>
+      <w:r>
+        <w:t xml:space="preserve"> style="width:13px" style="height:13px" src="images/male.png" style="border: none" alt="H"&gt; &lt;a  href="evechevaleyre?lang=fr&amp;pz=evelyne&amp;nz=cassar&amp;p=giuseppe&amp;n=bartolo&amp;oc=7"&gt;Giuseppe BARTOLO&lt;/a&gt;&amp;nbsp;&amp;amp;&amp;nbsp;</w:t>
+      </w:r>
+    </w:p>
+    <w:p>
+      <w:pPr>
+        <w:pStyle w:val="Listing"/>
+      </w:pPr>
+      <w:r>
+        <w:t>&lt;</w:t>
+      </w:r>
+      <w:proofErr w:type="gramStart"/>
+      <w:r>
+        <w:t>img</w:t>
+      </w:r>
+      <w:proofErr w:type="gramEnd"/>
+      <w:r>
+        <w:t xml:space="preserve"> style="width:13px" style="height:13px" src="images/female.png" style="border: none" alt="F"&gt; &lt;a  href="evechevaleyre?lang=fr&amp;pz=evelyne&amp;nz=cassar&amp;p=maria&amp;n=camilleri&amp;oc=27"&gt;Maria CAMILLERI&lt;/a&gt;)&lt;/em&gt;&lt;/span&gt;</w:t>
+      </w:r>
+    </w:p>
+    <w:p>
+      <w:pPr>
+        <w:pStyle w:val="Listing"/>
+      </w:pPr>
+      <w:proofErr w:type="gramStart"/>
       <w:r>
         <w:t>dont</w:t>
       </w:r>
-    </w:p>
-    <w:p>
-      <w:pPr>
-        <w:pStyle w:val="Listing"/>
-      </w:pPr>
-      <w:r>
-        <w:t>&lt;ul&gt;</w:t>
-      </w:r>
-    </w:p>
-    <w:p>
-      <w:pPr>
-        <w:pStyle w:val="Listing"/>
-      </w:pPr>
-      <w:r>
-        <w:t>&lt;li style="vertical-align:middle;list-style-type:disc;" &gt;</w:t>
-      </w:r>
-    </w:p>
-    <w:p>
-      <w:pPr>
-        <w:pStyle w:val="Listing"/>
-      </w:pPr>
-      <w:r>
-        <w:t>&lt;img style="width:13px" style="height:13px" src="images/female.png" style="border: none" alt="F"&gt; &lt;a  href="evechevaleyre?lang=fr&amp;pz=evelyne&amp;nz=cassar&amp;p=maria+anna&amp;n=brincat"&gt;Maria Anna BRINCAT&lt;/a&gt; &lt;em&gt;&amp;nbsp;Mariée &lt;em&gt;le&amp;nbsp;11&amp;nbsp;juin&amp;nbsp;1836 (samedi)&lt;/em&gt;</w:t>
-      </w:r>
-    </w:p>
-    <w:p>
-      <w:pPr>
-        <w:pStyle w:val="Listing"/>
-      </w:pPr>
-      <w:r>
-        <w:t xml:space="preserve"> avec&lt;/em&gt;</w:t>
-      </w:r>
-    </w:p>
-    <w:p>
-      <w:pPr>
-        <w:pStyle w:val="Listing"/>
-      </w:pPr>
-      <w:r>
-        <w:t>&lt;a  href="evechevaleyre?lang=fr&amp;pz=evelyne&amp;nz=cassar&amp;p=gregorio&amp;n=revers+revest"&gt;Gregorio REVERS / REVEST&lt;/a&gt;&lt;br&gt;</w:t>
+      <w:proofErr w:type="gramEnd"/>
+    </w:p>
+    <w:p>
+      <w:pPr>
+        <w:pStyle w:val="Listing"/>
+      </w:pPr>
+      <w:r>
+        <w:t>&lt;</w:t>
+      </w:r>
+      <w:proofErr w:type="gramStart"/>
+      <w:r>
+        <w:t>ul</w:t>
+      </w:r>
+      <w:proofErr w:type="gramEnd"/>
+      <w:r>
+        <w:t>&gt;</w:t>
+      </w:r>
+    </w:p>
+    <w:p>
+      <w:pPr>
+        <w:pStyle w:val="Listing"/>
+      </w:pPr>
+      <w:r>
+        <w:t>&lt;</w:t>
+      </w:r>
+      <w:proofErr w:type="gramStart"/>
+      <w:r>
+        <w:t>li</w:t>
+      </w:r>
+      <w:proofErr w:type="gramEnd"/>
+      <w:r>
+        <w:t xml:space="preserve"> style="vertical-align:middle;list-style-type:disc;" &gt;</w:t>
+      </w:r>
+    </w:p>
+    <w:p>
+      <w:pPr>
+        <w:pStyle w:val="Listing"/>
+      </w:pPr>
+      <w:r>
+        <w:t>&lt;</w:t>
+      </w:r>
+      <w:proofErr w:type="gramStart"/>
+      <w:r>
+        <w:t>img</w:t>
+      </w:r>
+      <w:proofErr w:type="gramEnd"/>
+      <w:r>
+        <w:t xml:space="preserve"> style="width:13px" style="height:13px" src="images/female.png" style="border: none" alt="F"&gt; &lt;a  href="evechevaleyre?lang=fr&amp;pz=evelyne&amp;nz=cassar&amp;p=maria+anna&amp;n=brincat"&gt;Maria Anna BRINCAT&lt;/a&gt; &lt;em&gt;&amp;nbsp;Mariée &lt;em&gt;le&amp;nbsp;11&amp;nbsp;juin&amp;nbsp;1836 (samedi)&lt;/em&gt;</w:t>
+      </w:r>
+    </w:p>
+    <w:p>
+      <w:pPr>
+        <w:pStyle w:val="Listing"/>
+      </w:pPr>
+      <w:r>
+        <w:t xml:space="preserve"> </w:t>
+      </w:r>
+      <w:proofErr w:type="gramStart"/>
+      <w:r>
+        <w:t>avec</w:t>
+      </w:r>
+      <w:proofErr w:type="gramEnd"/>
+      <w:r>
+        <w:t>&lt;/em&gt;</w:t>
+      </w:r>
+    </w:p>
+    <w:p>
+      <w:pPr>
+        <w:pStyle w:val="Listing"/>
+      </w:pPr>
+      <w:r>
+        <w:t>&lt;</w:t>
+      </w:r>
+      <w:proofErr w:type="gramStart"/>
+      <w:r>
+        <w:t>a  href</w:t>
+      </w:r>
+      <w:proofErr w:type="gramEnd"/>
+      <w:r>
+        <w:t>="evechevaleyre?lang=fr&amp;pz=evelyne&amp;nz=cassar&amp;p=gregorio&amp;n=revers+revest"&gt;Gregorio REVERS / REVEST&lt;/a&gt;&lt;br&gt;</w:t>
       </w:r>
     </w:p>
     <w:p>
@@ -7862,31 +9890,63 @@
         <w:pStyle w:val="Listing"/>
       </w:pPr>
       <w:r>
-        <w:t>&lt;li style="vertical-align:middle;list-style-type:disc;" &gt;</w:t>
-      </w:r>
-    </w:p>
-    <w:p>
-      <w:pPr>
-        <w:pStyle w:val="Listing"/>
-      </w:pPr>
-      <w:r>
-        <w:t>&lt;img style="width:13px" style="height:13px" src="images/male.png" style="border: none" alt="H"&gt; &lt;a  href="evechevaleyre?lang=fr&amp;pz=evelyne&amp;nz=cassar&amp;p=giuseppe&amp;n=brincat&amp;oc=4"&gt;Giuseppe BRINCAT&lt;/a&gt; &lt;em&gt;&amp;nbsp;Marié &lt;em&gt;le&amp;nbsp;22&amp;nbsp;novembre&amp;nbsp;1828 (samedi), P.Salvo, , , ,, &lt;/em&gt;</w:t>
-      </w:r>
-    </w:p>
-    <w:p>
-      <w:pPr>
-        <w:pStyle w:val="Listing"/>
-      </w:pPr>
-      <w:r>
-        <w:t xml:space="preserve"> avec&lt;/em&gt;</w:t>
-      </w:r>
-    </w:p>
-    <w:p>
-      <w:pPr>
-        <w:pStyle w:val="Listing"/>
-      </w:pPr>
-      <w:r>
-        <w:t>&lt;a  href="evechevaleyre?lang=fr&amp;pz=evelyne&amp;nz=cassar&amp;p=giuseppa&amp;n=debono"&gt;Giuseppa DEBONO&lt;/a&gt;&lt;br&gt;</w:t>
+        <w:t>&lt;</w:t>
+      </w:r>
+      <w:proofErr w:type="gramStart"/>
+      <w:r>
+        <w:t>li</w:t>
+      </w:r>
+      <w:proofErr w:type="gramEnd"/>
+      <w:r>
+        <w:t xml:space="preserve"> style="vertical-align:middle;list-style-type:disc;" &gt;</w:t>
+      </w:r>
+    </w:p>
+    <w:p>
+      <w:pPr>
+        <w:pStyle w:val="Listing"/>
+      </w:pPr>
+      <w:r>
+        <w:t>&lt;</w:t>
+      </w:r>
+      <w:proofErr w:type="gramStart"/>
+      <w:r>
+        <w:t>img</w:t>
+      </w:r>
+      <w:proofErr w:type="gramEnd"/>
+      <w:r>
+        <w:t xml:space="preserve"> style="width:13px" style="height:13px" src="images/male.png" style="border: none" alt="H"&gt; &lt;a  href="evechevaleyre?lang=fr&amp;pz=evelyne&amp;nz=cassar&amp;p=giuseppe&amp;n=brincat&amp;oc=4"&gt;Giuseppe BRINCAT&lt;/a&gt; &lt;em&gt;&amp;nbsp;Marié &lt;em&gt;le&amp;nbsp;22&amp;nbsp;novembre&amp;nbsp;1828 (samedi), P.Salvo, , , ,, &lt;/em&gt;</w:t>
+      </w:r>
+    </w:p>
+    <w:p>
+      <w:pPr>
+        <w:pStyle w:val="Listing"/>
+      </w:pPr>
+      <w:r>
+        <w:t xml:space="preserve"> </w:t>
+      </w:r>
+      <w:proofErr w:type="gramStart"/>
+      <w:r>
+        <w:t>avec</w:t>
+      </w:r>
+      <w:proofErr w:type="gramEnd"/>
+      <w:r>
+        <w:t>&lt;/em&gt;</w:t>
+      </w:r>
+    </w:p>
+    <w:p>
+      <w:pPr>
+        <w:pStyle w:val="Listing"/>
+      </w:pPr>
+      <w:r>
+        <w:t>&lt;</w:t>
+      </w:r>
+      <w:proofErr w:type="gramStart"/>
+      <w:r>
+        <w:t>a  href</w:t>
+      </w:r>
+      <w:proofErr w:type="gramEnd"/>
+      <w:r>
+        <w:t>="evechevaleyre?lang=fr&amp;pz=evelyne&amp;nz=cassar&amp;p=giuseppa&amp;n=debono"&gt;Giuseppa DEBONO&lt;/a&gt;&lt;br&gt;</w:t>
       </w:r>
     </w:p>
     <w:p>
@@ -7902,71 +9962,247 @@
         <w:pStyle w:val="Listing"/>
       </w:pPr>
       <w:r>
-        <w:t>&lt;li style="vertical-align:middle;list-style-type:square;" &gt;</w:t>
-      </w:r>
-    </w:p>
-    <w:p>
-      <w:pPr>
-        <w:pStyle w:val="Listing"/>
-      </w:pPr>
-      <w:r>
-        <w:t>&lt;img style="width:13px" style="height:13px" src="images/male.png" style="border: none" alt="H"&gt; &lt;a  href="evechevaleyre?lang=fr&amp;pz=evelyne&amp;nz=cassar&amp;p=gaetano&amp;n=brincat&amp;oc=2"&gt;Gaetano BRINCAT&lt;/a&gt; &lt;em&gt;&amp;nbsp;Marié &lt;em&gt;le&amp;nbsp;29&amp;nbsp;octobre&amp;nbsp;1833 (mardi), S.Paolo - Malte, , , ,, &lt;/em&gt;</w:t>
-      </w:r>
-    </w:p>
-    <w:p>
-      <w:pPr>
-        <w:pStyle w:val="Listing"/>
-      </w:pPr>
-      <w:r>
-        <w:t xml:space="preserve"> avec&lt;/em&gt;</w:t>
-      </w:r>
-    </w:p>
-    <w:p>
-      <w:pPr>
-        <w:pStyle w:val="Listing"/>
-      </w:pPr>
-      <w:r>
-        <w:t>&lt;a  href="evechevaleyre?lang=fr&amp;pz=evelyne&amp;nz=cassar&amp;p=maria+anna&amp;n=sayd"&gt;Maria Anna SAYD&lt;/a&gt;&amp;nbsp;dont</w:t>
-      </w:r>
-    </w:p>
-    <w:p>
-      <w:pPr>
-        <w:pStyle w:val="Listing"/>
-      </w:pPr>
-      <w:r>
-        <w:t>&lt;div style="font-size: 90%"&gt;</w:t>
-      </w:r>
-    </w:p>
-    <w:p>
-      <w:pPr>
-        <w:pStyle w:val="Listing"/>
-      </w:pPr>
-      <w:r>
-        <w:t>&lt;ul&gt;</w:t>
-      </w:r>
-    </w:p>
-    <w:p>
-      <w:pPr>
-        <w:pStyle w:val="Listing"/>
-      </w:pPr>
-      <w:r>
-        <w:t>&lt;li style="vertical-align:middle;list-style-type:disc;" &gt;</w:t>
-      </w:r>
-    </w:p>
-    <w:p>
-      <w:pPr>
-        <w:pStyle w:val="Listing"/>
-      </w:pPr>
-      <w:r>
-        <w:t>&lt;img style="width:11px" style="height:11px" src="images/female.png" style="border: none" alt="F"&gt; &lt;a  href="evechevaleyre?lang=fr&amp;pz=evelyne&amp;nz=cassar&amp;p=maria&amp;n=brincat&amp;oc=5"&gt;Maria BRINCAT&lt;/a&gt;&lt;em&gt;&amp;nbsp;Mariée &lt;em&gt;le&amp;nbsp;13&amp;nbsp;avril&amp;nbsp;1858 (mardi), S.Paolo - Malte, , , ,, &lt;/em&gt;</w:t>
-      </w:r>
-    </w:p>
-    <w:p>
-      <w:pPr>
-        <w:pStyle w:val="Listing"/>
-      </w:pPr>
-      <w:r>
-        <w:t xml:space="preserve"> avec&lt;/em&gt;</w:t>
+        <w:t>&lt;</w:t>
+      </w:r>
+      <w:proofErr w:type="gramStart"/>
+      <w:r>
+        <w:t>li</w:t>
+      </w:r>
+      <w:proofErr w:type="gramEnd"/>
+      <w:r>
+        <w:t xml:space="preserve"> style="vertical-align:middle;list-style-type:square;" &gt;</w:t>
+      </w:r>
+    </w:p>
+    <w:p>
+      <w:pPr>
+        <w:pStyle w:val="Listing"/>
+      </w:pPr>
+      <w:r>
+        <w:t>&lt;</w:t>
+      </w:r>
+      <w:proofErr w:type="gramStart"/>
+      <w:r>
+        <w:t>img</w:t>
+      </w:r>
+      <w:proofErr w:type="gramEnd"/>
+      <w:r>
+        <w:t xml:space="preserve"> style="width:13px" style="height:13px" src="images/male.png" style="border: none" alt="H"&gt; &lt;a  href="evechevaleyre?lang=fr&amp;pz=evelyne&amp;nz=cassar&amp;p=gaetano&amp;n=brincat&amp;oc=2"&gt;Gaetano BRINCAT&lt;/a&gt; &lt;em&gt;&amp;nbsp;Marié &lt;em&gt;le&amp;nbsp;29&amp;nbsp;octobre&amp;nbsp;1833 (mardi), S.Paolo - Malte, , , ,, &lt;/em&gt;</w:t>
+      </w:r>
+    </w:p>
+    <w:p>
+      <w:pPr>
+        <w:pStyle w:val="Listing"/>
+      </w:pPr>
+      <w:r>
+        <w:t xml:space="preserve"> </w:t>
+      </w:r>
+      <w:proofErr w:type="gramStart"/>
+      <w:r>
+        <w:t>avec</w:t>
+      </w:r>
+      <w:proofErr w:type="gramEnd"/>
+      <w:r>
+        <w:t>&lt;/em&gt;</w:t>
+      </w:r>
+    </w:p>
+    <w:p>
+      <w:pPr>
+        <w:pStyle w:val="Listing"/>
+      </w:pPr>
+      <w:r>
+        <w:t>&lt;</w:t>
+      </w:r>
+      <w:proofErr w:type="gramStart"/>
+      <w:r>
+        <w:t>a  href</w:t>
+      </w:r>
+      <w:proofErr w:type="gramEnd"/>
+      <w:r>
+        <w:t>="evechevaleyre?lang=fr&amp;pz=evelyne&amp;nz=cassar&amp;p=maria+anna&amp;n=sayd"&gt;Maria Anna SAYD&lt;/a&gt;&amp;nbsp;dont</w:t>
+      </w:r>
+    </w:p>
+    <w:p>
+      <w:pPr>
+        <w:pStyle w:val="Listing"/>
+      </w:pPr>
+      <w:r>
+        <w:t>&lt;</w:t>
+      </w:r>
+      <w:proofErr w:type="gramStart"/>
+      <w:r>
+        <w:t>div</w:t>
+      </w:r>
+      <w:proofErr w:type="gramEnd"/>
+      <w:r>
+        <w:t xml:space="preserve"> style="font-size: 90%"&gt;</w:t>
+      </w:r>
+    </w:p>
+    <w:p>
+      <w:pPr>
+        <w:pStyle w:val="Listing"/>
+      </w:pPr>
+      <w:r>
+        <w:t>&lt;</w:t>
+      </w:r>
+      <w:proofErr w:type="gramStart"/>
+      <w:r>
+        <w:t>ul</w:t>
+      </w:r>
+      <w:proofErr w:type="gramEnd"/>
+      <w:r>
+        <w:t>&gt;</w:t>
+      </w:r>
+    </w:p>
+    <w:p>
+      <w:pPr>
+        <w:pStyle w:val="Listing"/>
+      </w:pPr>
+      <w:r>
+        <w:t>&lt;</w:t>
+      </w:r>
+      <w:proofErr w:type="gramStart"/>
+      <w:r>
+        <w:t>li</w:t>
+      </w:r>
+      <w:proofErr w:type="gramEnd"/>
+      <w:r>
+        <w:t xml:space="preserve"> style="vertical-align:middle;list-style-type:disc;" &gt;</w:t>
+      </w:r>
+    </w:p>
+    <w:p>
+      <w:pPr>
+        <w:pStyle w:val="Listing"/>
+      </w:pPr>
+      <w:r>
+        <w:t>&lt;</w:t>
+      </w:r>
+      <w:proofErr w:type="gramStart"/>
+      <w:r>
+        <w:t>img</w:t>
+      </w:r>
+      <w:proofErr w:type="gramEnd"/>
+      <w:r>
+        <w:t xml:space="preserve"> style="width:11px" style="height:11px" src="images/female.png" style="border: none" alt="F"&gt; &lt;a  href="evechevaleyre?lang=fr&amp;pz=evelyne&amp;nz=cassar&amp;p=maria&amp;n=brincat&amp;oc=5"&gt;Maria BRINCAT&lt;/a&gt;&lt;em&gt;&amp;nbsp;Mariée &lt;em&gt;le&amp;nbsp;13&amp;nbsp;avril&amp;nbsp;1858 (mardi), S.Paolo - Malte, , , ,, &lt;/em&gt;</w:t>
+      </w:r>
+    </w:p>
+    <w:p>
+      <w:pPr>
+        <w:pStyle w:val="Listing"/>
+      </w:pPr>
+      <w:r>
+        <w:t xml:space="preserve"> </w:t>
+      </w:r>
+      <w:proofErr w:type="gramStart"/>
+      <w:r>
+        <w:t>avec</w:t>
+      </w:r>
+      <w:proofErr w:type="gramEnd"/>
+      <w:r>
+        <w:t>&lt;/em&gt;</w:t>
+      </w:r>
+    </w:p>
+    <w:p>
+      <w:pPr>
+        <w:pStyle w:val="Listing"/>
+      </w:pPr>
+      <w:r>
+        <w:t>&lt;</w:t>
+      </w:r>
+      <w:proofErr w:type="gramStart"/>
+      <w:r>
+        <w:t>a  href</w:t>
+      </w:r>
+      <w:proofErr w:type="gramEnd"/>
+      <w:r>
+        <w:t>="evechevaleyre?lang=fr&amp;pz=evelyne&amp;nz=cassar&amp;p=vincenzo&amp;n=costa&amp;oc=3"&gt;Vincenzo COSTA&lt;/a&gt;&lt;/li&gt;</w:t>
+      </w:r>
+    </w:p>
+    <w:p>
+      <w:pPr>
+        <w:pStyle w:val="Listing"/>
+      </w:pPr>
+      <w:r>
+        <w:t>&lt;/ul&gt;</w:t>
+      </w:r>
+    </w:p>
+    <w:p>
+      <w:pPr>
+        <w:pStyle w:val="Listing"/>
+      </w:pPr>
+      <w:r>
+        <w:t>&lt;/div&gt;</w:t>
+      </w:r>
+    </w:p>
+    <w:p>
+      <w:pPr>
+        <w:pStyle w:val="Listing"/>
+      </w:pPr>
+      <w:r>
+        <w:t>&lt;/li&gt;</w:t>
+      </w:r>
+    </w:p>
+    <w:p>
+      <w:pPr>
+        <w:pStyle w:val="Listing"/>
+      </w:pPr>
+      <w:r>
+        <w:t>&lt;/ul&gt;</w:t>
+      </w:r>
+    </w:p>
+    <w:p>
+      <w:pPr>
+        <w:pStyle w:val="Listing"/>
+      </w:pPr>
+      <w:r>
+        <w:t>&lt;/li&gt;</w:t>
+      </w:r>
+    </w:p>
+    <w:p>
+      <w:pPr>
+        <w:pStyle w:val="Listing"/>
+      </w:pPr>
+      <w:r>
+        <w:t>&lt;</w:t>
+      </w:r>
+      <w:proofErr w:type="gramStart"/>
+      <w:r>
+        <w:t>li</w:t>
+      </w:r>
+      <w:proofErr w:type="gramEnd"/>
+      <w:r>
+        <w:t xml:space="preserve"> style="vertical-align:middle;list-style-type:disc" &gt;</w:t>
+      </w:r>
+    </w:p>
+    <w:p>
+      <w:pPr>
+        <w:pStyle w:val="Listing"/>
+      </w:pPr>
+      <w:r>
+        <w:t>Marié &lt;em&gt;le&amp;</w:t>
+      </w:r>
+      <w:proofErr w:type="gramStart"/>
+      <w:r>
+        <w:t>nbsp;</w:t>
+      </w:r>
+      <w:proofErr w:type="gramEnd"/>
+      <w:r>
+        <w:t>11&amp;nbsp;janvier&amp;nbsp;1818 (dimanche), S.Paolo - Malte, , , ,, &lt;/em&gt;</w:t>
+      </w:r>
+    </w:p>
+    <w:p>
+      <w:pPr>
+        <w:pStyle w:val="Listing"/>
+      </w:pPr>
+      <w:r>
+        <w:t xml:space="preserve"> </w:t>
+      </w:r>
+      <w:proofErr w:type="gramStart"/>
+      <w:r>
+        <w:t>avec</w:t>
+      </w:r>
+      <w:proofErr w:type="gramEnd"/>
+      <w:r>
+        <w:t xml:space="preserve"> &lt;a  href="evechevaleyre?lang=fr&amp;pz=evelyne&amp;nz=cassar&amp;p=apolonia&amp;n=vella"&gt;Apolonia VELLA&lt;/a&gt;&lt;span style="font-size: 90%"&gt;&lt;/span&gt;</w:t>
       </w:r>
     </w:p>
     <w:p>
@@ -7975,7 +10211,55 @@
       </w:pPr>
       <w:r>
         <w:lastRenderedPageBreak/>
-        <w:t>&lt;a  href="evechevaleyre?lang=fr&amp;pz=evelyne&amp;nz=cassar&amp;p=vincenzo&amp;n=costa&amp;oc=3"&gt;Vincenzo COSTA&lt;/a&gt;&lt;/li&gt;</w:t>
+        <w:t xml:space="preserve"> &lt;</w:t>
+      </w:r>
+      <w:proofErr w:type="gramStart"/>
+      <w:r>
+        <w:t>span</w:t>
+      </w:r>
+      <w:proofErr w:type="gramEnd"/>
+      <w:r>
+        <w:t xml:space="preserve"> style="font-size: 90%"&gt;&lt;em&gt; (Parents :</w:t>
+      </w:r>
+    </w:p>
+    <w:p>
+      <w:pPr>
+        <w:pStyle w:val="Listing"/>
+      </w:pPr>
+      <w:r>
+        <w:t>&lt;</w:t>
+      </w:r>
+      <w:proofErr w:type="gramStart"/>
+      <w:r>
+        <w:t>img</w:t>
+      </w:r>
+      <w:proofErr w:type="gramEnd"/>
+      <w:r>
+        <w:t xml:space="preserve"> style="width:13px" style="height:13px" src="images/male.png" style="border: none" alt="H"&gt; &lt;a  href="evechevaleyre?lang=fr&amp;pz=evelyne&amp;nz=cassar&amp;p=lorenzo&amp;n=vella&amp;oc=10"&gt;Lorenzo VELLA&lt;/a&gt;&amp;nbsp;&amp;amp;&amp;nbsp;</w:t>
+      </w:r>
+    </w:p>
+    <w:p>
+      <w:pPr>
+        <w:pStyle w:val="Listing"/>
+      </w:pPr>
+      <w:r>
+        <w:t>&lt;</w:t>
+      </w:r>
+      <w:proofErr w:type="gramStart"/>
+      <w:r>
+        <w:t>img</w:t>
+      </w:r>
+      <w:proofErr w:type="gramEnd"/>
+      <w:r>
+        <w:t xml:space="preserve"> style="width:13px" style="height:13px" src="images/female.png" style="border: none" alt="F"&gt; &lt;a  href="evechevaleyre?lang=fr&amp;pz=evelyne&amp;nz=cassar&amp;p=anna&amp;n=cachia&amp;oc=4"&gt;Anna CACHIA&lt;/a&gt;)&lt;/em&gt;&lt;/span&gt;</w:t>
+      </w:r>
+    </w:p>
+    <w:p>
+      <w:pPr>
+        <w:pStyle w:val="Listing"/>
+      </w:pPr>
+      <w:r>
+        <w:t>&lt;/li&gt;</w:t>
       </w:r>
     </w:p>
     <w:p>
@@ -7986,102 +10270,6 @@
         <w:t>&lt;/ul&gt;</w:t>
       </w:r>
     </w:p>
-    <w:p>
-      <w:pPr>
-        <w:pStyle w:val="Listing"/>
-      </w:pPr>
-      <w:r>
-        <w:t>&lt;/div&gt;</w:t>
-      </w:r>
-    </w:p>
-    <w:p>
-      <w:pPr>
-        <w:pStyle w:val="Listing"/>
-      </w:pPr>
-      <w:r>
-        <w:t>&lt;/li&gt;</w:t>
-      </w:r>
-    </w:p>
-    <w:p>
-      <w:pPr>
-        <w:pStyle w:val="Listing"/>
-      </w:pPr>
-      <w:r>
-        <w:t>&lt;/ul&gt;</w:t>
-      </w:r>
-    </w:p>
-    <w:p>
-      <w:pPr>
-        <w:pStyle w:val="Listing"/>
-      </w:pPr>
-      <w:r>
-        <w:t>&lt;/li&gt;</w:t>
-      </w:r>
-    </w:p>
-    <w:p>
-      <w:pPr>
-        <w:pStyle w:val="Listing"/>
-      </w:pPr>
-      <w:r>
-        <w:t>&lt;li style="vertical-align:middle;list-style-type:disc" &gt;</w:t>
-      </w:r>
-    </w:p>
-    <w:p>
-      <w:pPr>
-        <w:pStyle w:val="Listing"/>
-      </w:pPr>
-      <w:r>
-        <w:t>Marié &lt;em&gt;le&amp;nbsp;11&amp;nbsp;janvier&amp;nbsp;1818 (dimanche), S.Paolo - Malte, , , ,, &lt;/em&gt;</w:t>
-      </w:r>
-    </w:p>
-    <w:p>
-      <w:pPr>
-        <w:pStyle w:val="Listing"/>
-      </w:pPr>
-      <w:r>
-        <w:t xml:space="preserve"> avec &lt;a  href="evechevaleyre?lang=fr&amp;pz=evelyne&amp;nz=cassar&amp;p=apolonia&amp;n=vella"&gt;Apolonia VELLA&lt;/a&gt;&lt;span style="font-size: 90%"&gt;&lt;/span&gt;</w:t>
-      </w:r>
-    </w:p>
-    <w:p>
-      <w:pPr>
-        <w:pStyle w:val="Listing"/>
-      </w:pPr>
-      <w:r>
-        <w:t xml:space="preserve"> &lt;span style="font-size: 90%"&gt;&lt;em&gt; (Parents :</w:t>
-      </w:r>
-    </w:p>
-    <w:p>
-      <w:pPr>
-        <w:pStyle w:val="Listing"/>
-      </w:pPr>
-      <w:r>
-        <w:t>&lt;img style="width:13px" style="height:13px" src="images/male.png" style="border: none" alt="H"&gt; &lt;a  href="evechevaleyre?lang=fr&amp;pz=evelyne&amp;nz=cassar&amp;p=lorenzo&amp;n=vella&amp;oc=10"&gt;Lorenzo VELLA&lt;/a&gt;&amp;nbsp;&amp;amp;&amp;nbsp;</w:t>
-      </w:r>
-    </w:p>
-    <w:p>
-      <w:pPr>
-        <w:pStyle w:val="Listing"/>
-      </w:pPr>
-      <w:r>
-        <w:t>&lt;img style="width:13px" style="height:13px" src="images/female.png" style="border: none" alt="F"&gt; &lt;a  href="evechevaleyre?lang=fr&amp;pz=evelyne&amp;nz=cassar&amp;p=anna&amp;n=cachia&amp;oc=4"&gt;Anna CACHIA&lt;/a&gt;)&lt;/em&gt;&lt;/span&gt;</w:t>
-      </w:r>
-    </w:p>
-    <w:p>
-      <w:pPr>
-        <w:pStyle w:val="Listing"/>
-      </w:pPr>
-      <w:r>
-        <w:t>&lt;/li&gt;</w:t>
-      </w:r>
-    </w:p>
-    <w:p>
-      <w:pPr>
-        <w:pStyle w:val="Listing"/>
-      </w:pPr>
-      <w:r>
-        <w:t>&lt;/ul&gt;</w:t>
-      </w:r>
-    </w:p>
     <w:p/>
     <w:p>
       <w:r>
@@ -8089,7 +10277,7 @@
       </w:r>
     </w:p>
     <w:p>
-      <w:hyperlink r:id="rId87" w:history="1">
+      <w:hyperlink r:id="rId91" w:history="1">
         <w:r>
           <w:rPr>
             <w:rStyle w:val="Lienhypertexte"/>
@@ -8119,7 +10307,7 @@
                     <pic:cNvPicPr/>
                   </pic:nvPicPr>
                   <pic:blipFill>
-                    <a:blip r:embed="rId88"/>
+                    <a:blip r:embed="rId92"/>
                     <a:stretch>
                       <a:fillRect/>
                     </a:stretch>
@@ -8144,36 +10332,139 @@
       <w:pPr>
         <w:pStyle w:val="Listing"/>
       </w:pPr>
+      <w:proofErr w:type="gramStart"/>
       <w:r>
         <w:rPr>
           <w:rStyle w:val="comment"/>
           <w:rFonts w:eastAsiaTheme="majorEastAsia"/>
         </w:rPr>
-        <w:t>&lt;!--  Union complet --&gt;</w:t>
-      </w:r>
-    </w:p>
-    <w:p>
-      <w:pPr>
-        <w:pStyle w:val="Listing"/>
-      </w:pPr>
-      <w:r>
-        <w:t>&lt;</w:t>
-      </w:r>
+        <w:t>&lt;!--</w:t>
+      </w:r>
+      <w:proofErr w:type="gramEnd"/>
+      <w:r>
+        <w:rPr>
+          <w:rStyle w:val="comment"/>
+          <w:rFonts w:eastAsiaTheme="majorEastAsia"/>
+        </w:rPr>
+        <w:t xml:space="preserve">  Union complet --&gt;</w:t>
+      </w:r>
+    </w:p>
+    <w:p>
+      <w:pPr>
+        <w:pStyle w:val="Listing"/>
+      </w:pPr>
+      <w:r>
+        <w:t>&lt;</w:t>
+      </w:r>
+      <w:proofErr w:type="gramStart"/>
       <w:r>
         <w:rPr>
           <w:rStyle w:val="start-tag"/>
         </w:rPr>
+        <w:t>h</w:t>
+      </w:r>
+      <w:proofErr w:type="gramEnd"/>
+      <w:r>
+        <w:rPr>
+          <w:rStyle w:val="start-tag"/>
+        </w:rPr>
+        <w:t>2</w:t>
+      </w:r>
+      <w:r>
+        <w:t>&gt;&lt;</w:t>
+      </w:r>
+      <w:r>
+        <w:rPr>
+          <w:rStyle w:val="start-tag"/>
+        </w:rPr>
+        <w:t>span</w:t>
+      </w:r>
+      <w:r>
+        <w:t xml:space="preserve"> </w:t>
+      </w:r>
+      <w:r>
+        <w:rPr>
+          <w:rStyle w:val="attribute-name"/>
+        </w:rPr>
+        <w:t>class</w:t>
+      </w:r>
+      <w:r>
+        <w:t>="htitle"&gt;</w:t>
+      </w:r>
+      <w:r>
+        <w:rPr>
+          <w:rStyle w:val="entity"/>
+          <w:rFonts w:eastAsiaTheme="majorEastAsia"/>
+        </w:rPr>
+        <w:t>&amp;nbsp;</w:t>
+      </w:r>
+      <w:r>
+        <w:t>&lt;/</w:t>
+      </w:r>
+      <w:r>
+        <w:rPr>
+          <w:rStyle w:val="end-tag"/>
+          <w:rFonts w:eastAsiaTheme="majorEastAsia"/>
+        </w:rPr>
+        <w:t>span</w:t>
+      </w:r>
+      <w:r>
+        <w:t>&gt;&lt;</w:t>
+      </w:r>
+      <w:r>
+        <w:rPr>
+          <w:rStyle w:val="start-tag"/>
+        </w:rPr>
+        <w:t>span</w:t>
+      </w:r>
+      <w:r>
+        <w:t>&gt;</w:t>
+      </w:r>
+      <w:r>
+        <w:rPr>
+          <w:highlight w:val="yellow"/>
+        </w:rPr>
+        <w:t>Union(s)</w:t>
+      </w:r>
+      <w:r>
+        <w:t>&lt;/</w:t>
+      </w:r>
+      <w:r>
+        <w:rPr>
+          <w:rStyle w:val="end-tag"/>
+          <w:rFonts w:eastAsiaTheme="majorEastAsia"/>
+        </w:rPr>
+        <w:t>span</w:t>
+      </w:r>
+      <w:r>
+        <w:t>&gt;&lt;/</w:t>
+      </w:r>
+      <w:r>
+        <w:rPr>
+          <w:rStyle w:val="end-tag"/>
+          <w:rFonts w:eastAsiaTheme="majorEastAsia"/>
+        </w:rPr>
         <w:t>h2</w:t>
       </w:r>
       <w:r>
-        <w:t>&gt;&lt;</w:t>
-      </w:r>
+        <w:t>&gt;</w:t>
+      </w:r>
+    </w:p>
+    <w:p>
+      <w:pPr>
+        <w:pStyle w:val="Listing"/>
+      </w:pPr>
+      <w:r>
+        <w:t>&lt;</w:t>
+      </w:r>
+      <w:proofErr w:type="gramStart"/>
       <w:r>
         <w:rPr>
           <w:rStyle w:val="start-tag"/>
         </w:rPr>
-        <w:t>span</w:t>
-      </w:r>
+        <w:t>ul</w:t>
+      </w:r>
+      <w:proofErr w:type="gramEnd"/>
       <w:r>
         <w:t xml:space="preserve"> </w:t>
       </w:r>
@@ -8184,211 +10475,146 @@
         <w:t>class</w:t>
       </w:r>
       <w:r>
-        <w:t>="htitle"&gt;</w:t>
+        <w:t>="</w:t>
+      </w:r>
+      <w:r>
+        <w:rPr>
+          <w:highlight w:val="yellow"/>
+        </w:rPr>
+        <w:t>fiche_union</w:t>
+      </w:r>
+      <w:r>
+        <w:t>"&gt;</w:t>
+      </w:r>
+    </w:p>
+    <w:p>
+      <w:pPr>
+        <w:pStyle w:val="Listing"/>
+      </w:pPr>
+      <w:r>
+        <w:t xml:space="preserve"> &lt;</w:t>
+      </w:r>
+      <w:proofErr w:type="gramStart"/>
+      <w:r>
+        <w:rPr>
+          <w:rStyle w:val="start-tag"/>
+        </w:rPr>
+        <w:t>li</w:t>
+      </w:r>
+      <w:proofErr w:type="gramEnd"/>
+      <w:r>
+        <w:t xml:space="preserve"> </w:t>
+      </w:r>
+      <w:r>
+        <w:rPr>
+          <w:rStyle w:val="attribute-name"/>
+        </w:rPr>
+        <w:t>style</w:t>
+      </w:r>
+      <w:r>
+        <w:t>="vertical-align:middle;list-style-type:disc" &gt;</w:t>
+      </w:r>
+    </w:p>
+    <w:p>
+      <w:pPr>
+        <w:pStyle w:val="Listing"/>
+      </w:pPr>
+      <w:r>
+        <w:t>Mariée &lt;</w:t>
+      </w:r>
+      <w:r>
+        <w:rPr>
+          <w:rStyle w:val="start-tag"/>
+        </w:rPr>
+        <w:t>em</w:t>
+      </w:r>
+      <w:r>
+        <w:t>&gt;le</w:t>
       </w:r>
       <w:r>
         <w:rPr>
           <w:rStyle w:val="entity"/>
           <w:rFonts w:eastAsiaTheme="majorEastAsia"/>
         </w:rPr>
+        <w:t>&amp;</w:t>
+      </w:r>
+      <w:proofErr w:type="gramStart"/>
+      <w:r>
+        <w:rPr>
+          <w:rStyle w:val="entity"/>
+          <w:rFonts w:eastAsiaTheme="majorEastAsia"/>
+        </w:rPr>
+        <w:t>nbsp;</w:t>
+      </w:r>
+      <w:proofErr w:type="gramEnd"/>
+      <w:r>
+        <w:t>11</w:t>
+      </w:r>
+      <w:r>
+        <w:rPr>
+          <w:rStyle w:val="entity"/>
+          <w:rFonts w:eastAsiaTheme="majorEastAsia"/>
+        </w:rPr>
         <w:t>&amp;nbsp;</w:t>
       </w:r>
       <w:r>
-        <w:t>&lt;/</w:t>
+        <w:t>juin</w:t>
+      </w:r>
+      <w:r>
+        <w:rPr>
+          <w:rStyle w:val="entity"/>
+          <w:rFonts w:eastAsiaTheme="majorEastAsia"/>
+        </w:rPr>
+        <w:t>&amp;nbsp;</w:t>
+      </w:r>
+      <w:r>
+        <w:t>1836 (samedi)&lt;/</w:t>
       </w:r>
       <w:r>
         <w:rPr>
           <w:rStyle w:val="end-tag"/>
           <w:rFonts w:eastAsiaTheme="majorEastAsia"/>
         </w:rPr>
-        <w:t>span</w:t>
-      </w:r>
-      <w:r>
-        <w:t>&gt;&lt;</w:t>
+        <w:t>em</w:t>
+      </w:r>
+      <w:r>
+        <w:t>&gt;</w:t>
+      </w:r>
+    </w:p>
+    <w:p>
+      <w:pPr>
+        <w:pStyle w:val="Listing"/>
+      </w:pPr>
+      <w:r>
+        <w:t xml:space="preserve"> </w:t>
+      </w:r>
+      <w:proofErr w:type="gramStart"/>
+      <w:r>
+        <w:t>avec</w:t>
+      </w:r>
+      <w:proofErr w:type="gramEnd"/>
+      <w:r>
+        <w:t xml:space="preserve"> &lt;</w:t>
       </w:r>
       <w:r>
         <w:rPr>
           <w:rStyle w:val="start-tag"/>
         </w:rPr>
-        <w:t>span</w:t>
-      </w:r>
-      <w:r>
-        <w:t>&gt;</w:t>
-      </w:r>
-      <w:r>
-        <w:rPr>
-          <w:highlight w:val="yellow"/>
-        </w:rPr>
-        <w:t>Union(s)</w:t>
-      </w:r>
-      <w:r>
-        <w:t>&lt;/</w:t>
-      </w:r>
-      <w:r>
-        <w:rPr>
-          <w:rStyle w:val="end-tag"/>
-          <w:rFonts w:eastAsiaTheme="majorEastAsia"/>
-        </w:rPr>
-        <w:t>span</w:t>
-      </w:r>
-      <w:r>
-        <w:t>&gt;&lt;/</w:t>
-      </w:r>
-      <w:r>
-        <w:rPr>
-          <w:rStyle w:val="end-tag"/>
-          <w:rFonts w:eastAsiaTheme="majorEastAsia"/>
-        </w:rPr>
-        <w:t>h2</w:t>
-      </w:r>
-      <w:r>
-        <w:t>&gt;</w:t>
-      </w:r>
-    </w:p>
-    <w:p>
-      <w:pPr>
-        <w:pStyle w:val="Listing"/>
-      </w:pPr>
-      <w:r>
-        <w:t>&lt;</w:t>
-      </w:r>
-      <w:r>
-        <w:rPr>
-          <w:rStyle w:val="start-tag"/>
-        </w:rPr>
-        <w:t>ul</w:t>
-      </w:r>
-      <w:r>
-        <w:t xml:space="preserve"> </w:t>
+        <w:t>a</w:t>
+      </w:r>
+      <w:r>
+        <w:t xml:space="preserve">  </w:t>
       </w:r>
       <w:r>
         <w:rPr>
           <w:rStyle w:val="attribute-name"/>
         </w:rPr>
-        <w:t>class</w:t>
+        <w:t>href</w:t>
       </w:r>
       <w:r>
         <w:t>="</w:t>
       </w:r>
-      <w:r>
-        <w:rPr>
-          <w:highlight w:val="yellow"/>
-        </w:rPr>
-        <w:t>fiche_union</w:t>
-      </w:r>
-      <w:r>
-        <w:t>"&gt;</w:t>
-      </w:r>
-    </w:p>
-    <w:p>
-      <w:pPr>
-        <w:pStyle w:val="Listing"/>
-      </w:pPr>
-      <w:r>
-        <w:t xml:space="preserve"> &lt;</w:t>
-      </w:r>
-      <w:r>
-        <w:rPr>
-          <w:rStyle w:val="start-tag"/>
-        </w:rPr>
-        <w:t>li</w:t>
-      </w:r>
-      <w:r>
-        <w:t xml:space="preserve"> </w:t>
-      </w:r>
-      <w:r>
-        <w:rPr>
-          <w:rStyle w:val="attribute-name"/>
-        </w:rPr>
-        <w:t>style</w:t>
-      </w:r>
-      <w:r>
-        <w:t>="vertical-align:middle;list-style-type:disc" &gt;</w:t>
-      </w:r>
-    </w:p>
-    <w:p>
-      <w:pPr>
-        <w:pStyle w:val="Listing"/>
-      </w:pPr>
-      <w:r>
-        <w:t>Mariée &lt;</w:t>
-      </w:r>
-      <w:r>
-        <w:rPr>
-          <w:rStyle w:val="start-tag"/>
-        </w:rPr>
-        <w:t>em</w:t>
-      </w:r>
-      <w:r>
-        <w:t>&gt;le</w:t>
-      </w:r>
-      <w:r>
-        <w:rPr>
-          <w:rStyle w:val="entity"/>
-          <w:rFonts w:eastAsiaTheme="majorEastAsia"/>
-        </w:rPr>
-        <w:t>&amp;nbsp;</w:t>
-      </w:r>
-      <w:r>
-        <w:t>11</w:t>
-      </w:r>
-      <w:r>
-        <w:rPr>
-          <w:rStyle w:val="entity"/>
-          <w:rFonts w:eastAsiaTheme="majorEastAsia"/>
-        </w:rPr>
-        <w:t>&amp;nbsp;</w:t>
-      </w:r>
-      <w:r>
-        <w:t>juin</w:t>
-      </w:r>
-      <w:r>
-        <w:rPr>
-          <w:rStyle w:val="entity"/>
-          <w:rFonts w:eastAsiaTheme="majorEastAsia"/>
-        </w:rPr>
-        <w:t>&amp;nbsp;</w:t>
-      </w:r>
-      <w:r>
-        <w:t>1836 (samedi)&lt;/</w:t>
-      </w:r>
-      <w:r>
-        <w:rPr>
-          <w:rStyle w:val="end-tag"/>
-          <w:rFonts w:eastAsiaTheme="majorEastAsia"/>
-        </w:rPr>
-        <w:t>em</w:t>
-      </w:r>
-      <w:r>
-        <w:t>&gt;</w:t>
-      </w:r>
-    </w:p>
-    <w:p>
-      <w:pPr>
-        <w:pStyle w:val="Listing"/>
-      </w:pPr>
-      <w:r>
-        <w:t xml:space="preserve"> avec &lt;</w:t>
-      </w:r>
-      <w:r>
-        <w:rPr>
-          <w:rStyle w:val="start-tag"/>
-        </w:rPr>
-        <w:t>a</w:t>
-      </w:r>
-      <w:r>
-        <w:t xml:space="preserve">  </w:t>
-      </w:r>
-      <w:r>
-        <w:rPr>
-          <w:rStyle w:val="attribute-name"/>
-        </w:rPr>
-        <w:t>href</w:t>
-      </w:r>
-      <w:r>
-        <w:t>="</w:t>
-      </w:r>
-      <w:hyperlink r:id="rId89" w:history="1">
+      <w:hyperlink r:id="rId93" w:history="1">
         <w:r>
           <w:rPr>
             <w:rStyle w:val="Lienhypertexte"/>
@@ -8446,12 +10672,14 @@
       <w:r>
         <w:t xml:space="preserve"> &lt;</w:t>
       </w:r>
+      <w:proofErr w:type="gramStart"/>
       <w:r>
         <w:rPr>
           <w:rStyle w:val="start-tag"/>
         </w:rPr>
         <w:t>span</w:t>
       </w:r>
+      <w:proofErr w:type="gramEnd"/>
       <w:r>
         <w:t xml:space="preserve"> </w:t>
       </w:r>
@@ -8517,7 +10745,7 @@
       <w:r>
         <w:t>="</w:t>
       </w:r>
-      <w:hyperlink r:id="rId90" w:history="1">
+      <w:hyperlink r:id="rId94" w:history="1">
         <w:r>
           <w:rPr>
             <w:rStyle w:val="Lienhypertexte"/>
@@ -8565,7 +10793,7 @@
       <w:r>
         <w:t>="</w:t>
       </w:r>
-      <w:hyperlink r:id="rId91" w:history="1">
+      <w:hyperlink r:id="rId95" w:history="1">
         <w:r>
           <w:rPr>
             <w:rStyle w:val="Lienhypertexte"/>
@@ -8638,7 +10866,7 @@
       <w:r>
         <w:t>="</w:t>
       </w:r>
-      <w:hyperlink r:id="rId92" w:history="1">
+      <w:hyperlink r:id="rId96" w:history="1">
         <w:r>
           <w:rPr>
             <w:rStyle w:val="Lienhypertexte"/>
@@ -8686,7 +10914,7 @@
       <w:r>
         <w:t>="</w:t>
       </w:r>
-      <w:hyperlink r:id="rId93" w:history="1">
+      <w:hyperlink r:id="rId97" w:history="1">
         <w:r>
           <w:rPr>
             <w:rStyle w:val="Lienhypertexte"/>
@@ -8772,7 +11000,7 @@
       </w:r>
     </w:p>
     <w:p>
-      <w:hyperlink r:id="rId94" w:history="1">
+      <w:hyperlink r:id="rId98" w:history="1">
         <w:r>
           <w:rPr>
             <w:rStyle w:val="Lienhypertexte"/>
@@ -8802,7 +11030,7 @@
                     <pic:cNvPicPr/>
                   </pic:nvPicPr>
                   <pic:blipFill>
-                    <a:blip r:embed="rId95"/>
+                    <a:blip r:embed="rId99"/>
                     <a:stretch>
                       <a:fillRect/>
                     </a:stretch>
@@ -8827,16 +11055,29 @@
       <w:pPr>
         <w:pStyle w:val="Listing"/>
       </w:pPr>
-      <w:r>
-        <w:t>&lt;!--  Union simple --&gt;</w:t>
-      </w:r>
-    </w:p>
-    <w:p>
-      <w:pPr>
-        <w:pStyle w:val="Listing"/>
-      </w:pPr>
-      <w:r>
-        <w:t>&lt;h2&gt;&lt;span class="htitle"&gt;&amp;nbsp;&lt;/span&gt;&lt;span&gt;</w:t>
+      <w:proofErr w:type="gramStart"/>
+      <w:r>
+        <w:t>&lt;!--</w:t>
+      </w:r>
+      <w:proofErr w:type="gramEnd"/>
+      <w:r>
+        <w:t xml:space="preserve">  Union simple --&gt;</w:t>
+      </w:r>
+    </w:p>
+    <w:p>
+      <w:pPr>
+        <w:pStyle w:val="Listing"/>
+      </w:pPr>
+      <w:r>
+        <w:t>&lt;</w:t>
+      </w:r>
+      <w:proofErr w:type="gramStart"/>
+      <w:r>
+        <w:t>h</w:t>
+      </w:r>
+      <w:proofErr w:type="gramEnd"/>
+      <w:r>
+        <w:t>2&gt;&lt;span class="htitle"&gt;&amp;nbsp;&lt;/span&gt;&lt;span&gt;</w:t>
       </w:r>
       <w:r>
         <w:rPr>
@@ -8853,7 +11094,15 @@
         <w:pStyle w:val="Listing"/>
       </w:pPr>
       <w:r>
-        <w:t>&lt;ul class="</w:t>
+        <w:t>&lt;</w:t>
+      </w:r>
+      <w:proofErr w:type="gramStart"/>
+      <w:r>
+        <w:t>ul</w:t>
+      </w:r>
+      <w:proofErr w:type="gramEnd"/>
+      <w:r>
+        <w:t xml:space="preserve"> class="</w:t>
       </w:r>
       <w:r>
         <w:rPr>
@@ -8870,47 +11119,95 @@
         <w:pStyle w:val="Listing"/>
       </w:pPr>
       <w:r>
-        <w:t xml:space="preserve"> &lt;li style="vertical-align:middle;list-style-type:circle" &gt;</w:t>
-      </w:r>
-    </w:p>
-    <w:p>
-      <w:pPr>
-        <w:pStyle w:val="Listing"/>
-      </w:pPr>
-      <w:r>
-        <w:t>Marié &lt;em&gt;le&amp;nbsp;24&amp;nbsp;août&amp;nbsp;1877, Paris, France, &lt;/em&gt;</w:t>
-      </w:r>
-    </w:p>
-    <w:p>
-      <w:pPr>
-        <w:pStyle w:val="Listing"/>
-      </w:pPr>
-      <w:r>
-        <w:t xml:space="preserve"> avec &lt;a  href="nraibaut2?lang=fr&amp;p=marie+paule&amp;n=durand"&gt;Marie Paule DURAND&lt;/a&gt; dont</w:t>
-      </w:r>
-    </w:p>
-    <w:p>
-      <w:pPr>
-        <w:pStyle w:val="Listing"/>
-      </w:pPr>
-      <w:r>
-        <w:t>&lt;ul&gt;</w:t>
-      </w:r>
-    </w:p>
-    <w:p>
-      <w:pPr>
-        <w:pStyle w:val="Listing"/>
-      </w:pPr>
-      <w:r>
-        <w:t>&lt;li style="vertical-align:middle;list-style-type:circle;" &gt;</w:t>
-      </w:r>
-    </w:p>
-    <w:p>
-      <w:pPr>
-        <w:pStyle w:val="Listing"/>
-      </w:pPr>
-      <w:r>
-        <w:t>&lt;img style="width:13px" style="height:13px" src="images/male.png" style="border: none" alt="H"&gt; &lt;a  href="nraibaut2?lang=fr&amp;p=gerard&amp;n=dupont"&gt;Gérard DUPONT&lt;/a&gt;, &lt;em&gt;Titre de Gérard&lt;/em&gt; &lt;bdo dir="ltr"&gt;1882-1892&lt;/bdo&gt;&lt;/li&gt;</w:t>
+        <w:t xml:space="preserve"> &lt;</w:t>
+      </w:r>
+      <w:proofErr w:type="gramStart"/>
+      <w:r>
+        <w:t>li</w:t>
+      </w:r>
+      <w:proofErr w:type="gramEnd"/>
+      <w:r>
+        <w:t xml:space="preserve"> style="vertical-align:middle;list-style-type:circle" &gt;</w:t>
+      </w:r>
+    </w:p>
+    <w:p>
+      <w:pPr>
+        <w:pStyle w:val="Listing"/>
+      </w:pPr>
+      <w:r>
+        <w:t>Marié &lt;em&gt;le&amp;</w:t>
+      </w:r>
+      <w:proofErr w:type="gramStart"/>
+      <w:r>
+        <w:t>nbsp;</w:t>
+      </w:r>
+      <w:proofErr w:type="gramEnd"/>
+      <w:r>
+        <w:t>24&amp;nbsp;août&amp;nbsp;1877, Paris, France, &lt;/em&gt;</w:t>
+      </w:r>
+    </w:p>
+    <w:p>
+      <w:pPr>
+        <w:pStyle w:val="Listing"/>
+      </w:pPr>
+      <w:r>
+        <w:t xml:space="preserve"> </w:t>
+      </w:r>
+      <w:proofErr w:type="gramStart"/>
+      <w:r>
+        <w:t>avec</w:t>
+      </w:r>
+      <w:proofErr w:type="gramEnd"/>
+      <w:r>
+        <w:t xml:space="preserve"> &lt;a  href="nraibaut2?lang=fr&amp;p=marie+paule&amp;n=durand"&gt;Marie Paule DURAND&lt;/a&gt; dont</w:t>
+      </w:r>
+    </w:p>
+    <w:p>
+      <w:pPr>
+        <w:pStyle w:val="Listing"/>
+      </w:pPr>
+      <w:r>
+        <w:t>&lt;</w:t>
+      </w:r>
+      <w:proofErr w:type="gramStart"/>
+      <w:r>
+        <w:t>ul</w:t>
+      </w:r>
+      <w:proofErr w:type="gramEnd"/>
+      <w:r>
+        <w:t>&gt;</w:t>
+      </w:r>
+    </w:p>
+    <w:p>
+      <w:pPr>
+        <w:pStyle w:val="Listing"/>
+      </w:pPr>
+      <w:r>
+        <w:t>&lt;</w:t>
+      </w:r>
+      <w:proofErr w:type="gramStart"/>
+      <w:r>
+        <w:t>li</w:t>
+      </w:r>
+      <w:proofErr w:type="gramEnd"/>
+      <w:r>
+        <w:t xml:space="preserve"> style="vertical-align:middle;list-style-type:circle;" &gt;</w:t>
+      </w:r>
+    </w:p>
+    <w:p>
+      <w:pPr>
+        <w:pStyle w:val="Listing"/>
+      </w:pPr>
+      <w:r>
+        <w:t>&lt;</w:t>
+      </w:r>
+      <w:proofErr w:type="gramStart"/>
+      <w:r>
+        <w:t>img</w:t>
+      </w:r>
+      <w:proofErr w:type="gramEnd"/>
+      <w:r>
+        <w:t xml:space="preserve"> style="width:13px" style="height:13px" src="images/male.png" style="border: none" alt="H"&gt; &lt;a  href="nraibaut2?lang=fr&amp;p=gerard&amp;n=dupont"&gt;Gérard DUPONT&lt;/a&gt;, &lt;em&gt;Titre de Gérard&lt;/em&gt; &lt;bdo dir="ltr"&gt;1882-1892&lt;/bdo&gt;&lt;/li&gt;</w:t>
       </w:r>
     </w:p>
     <w:p>
@@ -8942,7 +11239,7 @@
       <w:r>
         <w:t xml:space="preserve">Cas avec sosa : ex : </w:t>
       </w:r>
-      <w:hyperlink r:id="rId96" w:history="1">
+      <w:hyperlink r:id="rId100" w:history="1">
         <w:r>
           <w:rPr>
             <w:rStyle w:val="Lienhypertexte"/>
@@ -8953,6 +11250,9 @@
     </w:p>
     <w:p>
       <w:r>
+        <w:rPr>
+          <w:noProof/>
+        </w:rPr>
         <w:drawing>
           <wp:inline distT="0" distB="0" distL="0" distR="0" wp14:anchorId="6BE6B635" wp14:editId="0CE8F589">
             <wp:extent cx="6089650" cy="576767"/>
@@ -8969,7 +11269,7 @@
                     <pic:cNvPicPr/>
                   </pic:nvPicPr>
                   <pic:blipFill>
-                    <a:blip r:embed="rId97"/>
+                    <a:blip r:embed="rId101"/>
                     <a:stretch>
                       <a:fillRect/>
                     </a:stretch>
@@ -8995,48 +11295,93 @@
       <w:pPr>
         <w:pStyle w:val="Listing"/>
       </w:pPr>
-      <w:r>
-        <w:t>&lt;!--  Union simple --&gt;</w:t>
-      </w:r>
-    </w:p>
-    <w:p>
-      <w:pPr>
-        <w:pStyle w:val="Listing"/>
-      </w:pPr>
-      <w:r>
-        <w:t>&lt;h2&gt;&lt;span class="htitle"&gt;&amp;nbsp;&lt;/span&gt;&lt;span&gt;Union(s)  et enfant(s)&lt;/span&gt;&lt;/h2&gt;</w:t>
-      </w:r>
-    </w:p>
-    <w:p>
-      <w:pPr>
-        <w:pStyle w:val="Listing"/>
-      </w:pPr>
-      <w:r>
-        <w:t>&lt;ul class="fiche_union"&gt;</w:t>
-      </w:r>
-    </w:p>
-    <w:p>
-      <w:pPr>
-        <w:pStyle w:val="Listing"/>
-      </w:pPr>
-      <w:r>
-        <w:t xml:space="preserve"> &lt;li style="vertical-align:middle;list-style-type:disc" &gt;</w:t>
-      </w:r>
-    </w:p>
-    <w:p>
-      <w:pPr>
-        <w:pStyle w:val="Listing"/>
-      </w:pPr>
-      <w:r>
-        <w:t>Marié &lt;em&gt;le&amp;nbsp;22&amp;nbsp;février&amp;nbsp;1649, Boulbon, 13017, Bouches du Rhône, Provence-Alpes-Côte-d&amp;#39;Azur, France, &lt;/em&gt;</w:t>
-      </w:r>
-    </w:p>
-    <w:p>
-      <w:pPr>
-        <w:pStyle w:val="Listing"/>
-      </w:pPr>
-      <w:r>
-        <w:t xml:space="preserve"> avec </w:t>
+      <w:proofErr w:type="gramStart"/>
+      <w:r>
+        <w:t>&lt;!--</w:t>
+      </w:r>
+      <w:proofErr w:type="gramEnd"/>
+      <w:r>
+        <w:t xml:space="preserve">  Union simple --&gt;</w:t>
+      </w:r>
+    </w:p>
+    <w:p>
+      <w:pPr>
+        <w:pStyle w:val="Listing"/>
+      </w:pPr>
+      <w:r>
+        <w:t>&lt;</w:t>
+      </w:r>
+      <w:proofErr w:type="gramStart"/>
+      <w:r>
+        <w:t>h</w:t>
+      </w:r>
+      <w:proofErr w:type="gramEnd"/>
+      <w:r>
+        <w:t>2&gt;&lt;span class="htitle"&gt;&amp;nbsp;&lt;/span&gt;&lt;span&gt;Union(s)  et enfant(s)&lt;/span&gt;&lt;/h2&gt;</w:t>
+      </w:r>
+    </w:p>
+    <w:p>
+      <w:pPr>
+        <w:pStyle w:val="Listing"/>
+      </w:pPr>
+      <w:r>
+        <w:t>&lt;</w:t>
+      </w:r>
+      <w:proofErr w:type="gramStart"/>
+      <w:r>
+        <w:t>ul</w:t>
+      </w:r>
+      <w:proofErr w:type="gramEnd"/>
+      <w:r>
+        <w:t xml:space="preserve"> class="fiche_union"&gt;</w:t>
+      </w:r>
+    </w:p>
+    <w:p>
+      <w:pPr>
+        <w:pStyle w:val="Listing"/>
+      </w:pPr>
+      <w:r>
+        <w:t xml:space="preserve"> &lt;</w:t>
+      </w:r>
+      <w:proofErr w:type="gramStart"/>
+      <w:r>
+        <w:t>li</w:t>
+      </w:r>
+      <w:proofErr w:type="gramEnd"/>
+      <w:r>
+        <w:t xml:space="preserve"> style="vertical-align:middle;list-style-type:disc" &gt;</w:t>
+      </w:r>
+    </w:p>
+    <w:p>
+      <w:pPr>
+        <w:pStyle w:val="Listing"/>
+      </w:pPr>
+      <w:r>
+        <w:t>Marié &lt;em&gt;le&amp;</w:t>
+      </w:r>
+      <w:proofErr w:type="gramStart"/>
+      <w:r>
+        <w:t>nbsp;</w:t>
+      </w:r>
+      <w:proofErr w:type="gramEnd"/>
+      <w:r>
+        <w:t>22&amp;nbsp;février&amp;nbsp;1649, Boulbon, 13017, Bouches du Rhône, Provence-Alpes-Côte-d&amp;#39;Azur, France, &lt;/em&gt;</w:t>
+      </w:r>
+    </w:p>
+    <w:p>
+      <w:pPr>
+        <w:pStyle w:val="Listing"/>
+      </w:pPr>
+      <w:r>
+        <w:t xml:space="preserve"> </w:t>
+      </w:r>
+      <w:proofErr w:type="gramStart"/>
+      <w:r>
+        <w:t>avec</w:t>
+      </w:r>
+      <w:proofErr w:type="gramEnd"/>
+      <w:r>
+        <w:t xml:space="preserve"> </w:t>
       </w:r>
       <w:r>
         <w:rPr>
@@ -9052,15 +11397,27 @@
         <w:t xml:space="preserve"> </w:t>
       </w:r>
       <w:r>
-        <w:t>&lt;a  href="jpifieec92?lang=fr&amp;iz=0&amp;p=francoise&amp;n=buravand&amp;oc=1"&gt;Francoise BURAVAND&lt;/a&gt; &lt;bdo dir="ltr"&gt;1621-1701&lt;/bdo&gt; dont</w:t>
-      </w:r>
-    </w:p>
-    <w:p>
-      <w:pPr>
-        <w:pStyle w:val="Listing"/>
-      </w:pPr>
-      <w:r>
-        <w:t>&lt;ul&gt;</w:t>
+        <w:t xml:space="preserve">&lt;a  </w:t>
+      </w:r>
+      <w:r>
+        <w:lastRenderedPageBreak/>
+        <w:t>href="jpifieec92?lang=fr&amp;iz=0&amp;p=francoise&amp;n=buravand&amp;oc=1"&gt;Francoise BURAVAND&lt;/a&gt; &lt;bdo dir="ltr"&gt;1621-1701&lt;/bdo&gt; dont</w:t>
+      </w:r>
+    </w:p>
+    <w:p>
+      <w:pPr>
+        <w:pStyle w:val="Listing"/>
+      </w:pPr>
+      <w:r>
+        <w:t>&lt;</w:t>
+      </w:r>
+      <w:proofErr w:type="gramStart"/>
+      <w:r>
+        <w:t>ul</w:t>
+      </w:r>
+      <w:proofErr w:type="gramEnd"/>
+      <w:r>
+        <w:t>&gt;</w:t>
       </w:r>
     </w:p>
     <w:p>
@@ -9074,12 +11431,26 @@
         <w:rPr>
           <w:rFonts w:cs="Arial"/>
         </w:rPr>
-        <w:t xml:space="preserve"> ignorer le premier lien</w:t>
+        <w:t xml:space="preserve"> </w:t>
+      </w:r>
+      <w:proofErr w:type="gramStart"/>
+      <w:r>
+        <w:rPr>
+          <w:rFonts w:cs="Arial"/>
+        </w:rPr>
+        <w:t>ignorer</w:t>
+      </w:r>
+      <w:proofErr w:type="gramEnd"/>
+      <w:r>
+        <w:rPr>
+          <w:rFonts w:cs="Arial"/>
+        </w:rPr>
+        <w:t xml:space="preserve"> le premier lien</w:t>
       </w:r>
     </w:p>
     <w:p/>
     <w:p>
-      <w:hyperlink r:id="rId98" w:history="1">
+      <w:hyperlink r:id="rId102" w:history="1">
         <w:r>
           <w:rPr>
             <w:rStyle w:val="Lienhypertexte"/>
@@ -9109,7 +11480,7 @@
                     <pic:cNvPicPr/>
                   </pic:nvPicPr>
                   <pic:blipFill>
-                    <a:blip r:embed="rId99"/>
+                    <a:blip r:embed="rId103"/>
                     <a:stretch>
                       <a:fillRect/>
                     </a:stretch>
@@ -9140,7 +11511,7 @@
       </w:r>
     </w:p>
     <w:p>
-      <w:hyperlink r:id="rId100" w:history="1">
+      <w:hyperlink r:id="rId104" w:history="1">
         <w:r>
           <w:rPr>
             <w:rStyle w:val="Lienhypertexte"/>
@@ -9150,8 +11521,13 @@
       </w:hyperlink>
     </w:p>
     <w:p>
-      <w:r>
-        <w:t>l’import Geneanet ne distingue pas période / laps de temps :</w:t>
+      <w:proofErr w:type="gramStart"/>
+      <w:r>
+        <w:t>l’import</w:t>
+      </w:r>
+      <w:proofErr w:type="gramEnd"/>
+      <w:r>
+        <w:t xml:space="preserve"> Geneanet ne distingue pas période / laps de temps :</w:t>
       </w:r>
     </w:p>
     <w:p>
@@ -9175,7 +11551,7 @@
                     <pic:cNvPicPr/>
                   </pic:nvPicPr>
                   <pic:blipFill>
-                    <a:blip r:embed="rId101"/>
+                    <a:blip r:embed="rId105"/>
                     <a:stretch>
                       <a:fillRect/>
                     </a:stretch>
@@ -9274,7 +11650,6 @@
     <w:p/>
     <w:p>
       <w:r>
-        <w:lastRenderedPageBreak/>
         <w:t>Date julienne :</w:t>
       </w:r>
     </w:p>
@@ -9286,7 +11661,7 @@
     </w:p>
     <w:p/>
     <w:sectPr>
-      <w:headerReference w:type="default" r:id="rId102"/>
+      <w:headerReference w:type="default" r:id="rId106"/>
       <w:pgSz w:w="11906" w:h="16838"/>
       <w:pgMar w:top="1440" w:right="1080" w:bottom="1440" w:left="1080" w:header="708" w:footer="708" w:gutter="0"/>
       <w:cols w:space="708"/>
@@ -9368,7 +11743,7 @@
       <w:rPr>
         <w:noProof/>
       </w:rPr>
-      <w:t>29/08/2023</w:t>
+      <w:t>01/09/2023</w:t>
     </w:r>
     <w:r>
       <w:fldChar w:fldCharType="end"/>

--- a/doc/NotesNRa3_formats.docx
+++ b/doc/NotesNRa3_formats.docx
@@ -19300,10 +19300,7 @@
       </w:r>
       <w:proofErr w:type="gramEnd"/>
       <w:r>
-        <w:t xml:space="preserve">) </w:t>
-      </w:r>
-      <w:r>
-        <w:t>Espaces multiples :</w:t>
+        <w:t>) Espaces multiples :</w:t>
       </w:r>
     </w:p>
     <w:p>
@@ -20887,6 +20884,9 @@
     </w:p>
     <w:p>
       <w:r>
+        <w:rPr>
+          <w:noProof/>
+        </w:rPr>
         <w:drawing>
           <wp:inline distT="0" distB="0" distL="0" distR="0" wp14:anchorId="0E8255E3" wp14:editId="4AE8E750">
             <wp:extent cx="5025483" cy="625478"/>
@@ -21194,6 +21194,9 @@
     <w:p/>
     <w:p>
       <w:r>
+        <w:rPr>
+          <w:noProof/>
+        </w:rPr>
         <w:drawing>
           <wp:inline distT="0" distB="0" distL="0" distR="0" wp14:anchorId="56DB7B8E" wp14:editId="7BBD9B79">
             <wp:extent cx="6188710" cy="1452880"/>
@@ -21249,6 +21252,9 @@
     </w:p>
     <w:p>
       <w:r>
+        <w:rPr>
+          <w:noProof/>
+        </w:rPr>
         <w:drawing>
           <wp:inline distT="0" distB="0" distL="0" distR="0" wp14:anchorId="44B0793F" wp14:editId="72CAD28E">
             <wp:extent cx="6188710" cy="671830"/>
@@ -21508,31 +21514,7 @@
           <w:rPr>
             <w:rStyle w:val="Lienhypertexte"/>
           </w:rPr>
-          <w:t>https://gw.geneanet.org/d</w:t>
-        </w:r>
-        <w:r>
-          <w:rPr>
-            <w:rStyle w:val="Lienhypertexte"/>
-          </w:rPr>
-          <w:t>a</w:t>
-        </w:r>
-        <w:r>
-          <w:rPr>
-            <w:rStyle w:val="Lienhypertexte"/>
-          </w:rPr>
-          <w:t>n</w:t>
-        </w:r>
-        <w:r>
-          <w:rPr>
-            <w:rStyle w:val="Lienhypertexte"/>
-          </w:rPr>
-          <w:t>i</w:t>
-        </w:r>
-        <w:r>
-          <w:rPr>
-            <w:rStyle w:val="Lienhypertexte"/>
-          </w:rPr>
-          <w:t>elr13?lang=fr&amp;n=nicolas&amp;oc=0&amp;p=etienne+henri</w:t>
+          <w:t>https://gw.geneanet.org/danielr13?lang=fr&amp;n=nicolas&amp;oc=0&amp;p=etienne+henri</w:t>
         </w:r>
       </w:hyperlink>
     </w:p>
@@ -21543,6 +21525,9 @@
     </w:p>
     <w:p>
       <w:r>
+        <w:rPr>
+          <w:noProof/>
+        </w:rPr>
         <w:drawing>
           <wp:inline distT="0" distB="0" distL="0" distR="0" wp14:anchorId="18D031D8" wp14:editId="11C04933">
             <wp:extent cx="4942258" cy="2552266"/>
@@ -21610,6 +21595,9 @@
     </w:p>
     <w:p>
       <w:r>
+        <w:rPr>
+          <w:noProof/>
+        </w:rPr>
         <w:drawing>
           <wp:inline distT="0" distB="0" distL="0" distR="0" wp14:anchorId="2D291AE1" wp14:editId="7C2489C1">
             <wp:extent cx="4288829" cy="2227146"/>
@@ -21676,25 +21664,16 @@
           <w:rPr>
             <w:rStyle w:val="Lienhypertexte"/>
           </w:rPr>
-          <w:t>https://gw.geneanet.org</w:t>
-        </w:r>
-        <w:r>
-          <w:rPr>
-            <w:rStyle w:val="Lienhypertexte"/>
-          </w:rPr>
-          <w:t>/</w:t>
-        </w:r>
-        <w:r>
-          <w:rPr>
-            <w:rStyle w:val="Lienhypertexte"/>
-          </w:rPr>
-          <w:t>danielr13?lang=fr&amp;p=henri+marie+amedee&amp;n=nicolas&amp;type=fiche</w:t>
+          <w:t>https://gw.geneanet.org/danielr13?lang=fr&amp;p=henri+marie+amedee&amp;n=nicolas&amp;type=fiche</w:t>
         </w:r>
       </w:hyperlink>
       <w:r>
         <w:br/>
       </w:r>
       <w:r>
+        <w:rPr>
+          <w:noProof/>
+        </w:rPr>
         <w:drawing>
           <wp:inline distT="0" distB="0" distL="0" distR="0" wp14:anchorId="5C70F420" wp14:editId="64B850B4">
             <wp:extent cx="3740284" cy="2261594"/>
@@ -23769,6 +23748,9 @@
     <w:p/>
     <w:p>
       <w:r>
+        <w:rPr>
+          <w:noProof/>
+        </w:rPr>
         <w:drawing>
           <wp:inline distT="0" distB="0" distL="0" distR="0" wp14:anchorId="703660D6" wp14:editId="781DE142">
             <wp:extent cx="4950069" cy="2556300"/>
@@ -24312,10 +24294,1121 @@
       <w:proofErr w:type="gramEnd"/>
     </w:p>
     <w:p/>
+    <w:p>
+      <w:r>
+        <w:t>05/04/26 : erreur dates invalides vue par l’import Ancestris :</w:t>
+      </w:r>
+    </w:p>
+    <w:p>
+      <w:r>
+        <w:t>jpifieec92.n=</w:t>
+      </w:r>
+      <w:proofErr w:type="spellStart"/>
+      <w:proofErr w:type="gramStart"/>
+      <w:r>
+        <w:t>nicolas.oc</w:t>
+      </w:r>
+      <w:proofErr w:type="spellEnd"/>
+      <w:r>
+        <w:t>=1.p</w:t>
+      </w:r>
+      <w:proofErr w:type="gramEnd"/>
+      <w:r>
+        <w:t>=</w:t>
+      </w:r>
+      <w:proofErr w:type="spellStart"/>
+      <w:r>
+        <w:t>etienne_ancestris.ged</w:t>
+      </w:r>
+      <w:proofErr w:type="spellEnd"/>
+    </w:p>
+    <w:p>
+      <w:r>
+        <w:drawing>
+          <wp:inline distT="0" distB="0" distL="0" distR="0" wp14:anchorId="11E3278B" wp14:editId="51C2C35E">
+            <wp:extent cx="6188710" cy="876300"/>
+            <wp:effectExtent l="0" t="0" r="2540" b="0"/>
+            <wp:docPr id="636140304" name="Image 1"/>
+            <wp:cNvGraphicFramePr>
+              <a:graphicFrameLocks xmlns:a="http://schemas.openxmlformats.org/drawingml/2006/main" noChangeAspect="1"/>
+            </wp:cNvGraphicFramePr>
+            <a:graphic xmlns:a="http://schemas.openxmlformats.org/drawingml/2006/main">
+              <a:graphicData uri="http://schemas.openxmlformats.org/drawingml/2006/picture">
+                <pic:pic xmlns:pic="http://schemas.openxmlformats.org/drawingml/2006/picture">
+                  <pic:nvPicPr>
+                    <pic:cNvPr id="636140304" name=""/>
+                    <pic:cNvPicPr/>
+                  </pic:nvPicPr>
+                  <pic:blipFill>
+                    <a:blip r:embed="rId135"/>
+                    <a:stretch>
+                      <a:fillRect/>
+                    </a:stretch>
+                  </pic:blipFill>
+                  <pic:spPr>
+                    <a:xfrm>
+                      <a:off x="0" y="0"/>
+                      <a:ext cx="6188710" cy="876300"/>
+                    </a:xfrm>
+                    <a:prstGeom prst="rect">
+                      <a:avLst/>
+                    </a:prstGeom>
+                  </pic:spPr>
+                </pic:pic>
+              </a:graphicData>
+            </a:graphic>
+          </wp:inline>
+        </w:drawing>
+      </w:r>
+    </w:p>
+    <w:p>
+      <w:hyperlink r:id="rId136" w:history="1">
+        <w:r>
+          <w:rPr>
+            <w:rStyle w:val="Lienhypertexte"/>
+          </w:rPr>
+          <w:t>https://gw.geneanet.org/jpifieec92?lang=fr&amp;p=etienne+ou+pierre&amp;n=mauche&amp;type=fiche</w:t>
+        </w:r>
+      </w:hyperlink>
+    </w:p>
+    <w:p>
+      <w:r>
+        <w:drawing>
+          <wp:inline distT="0" distB="0" distL="0" distR="0" wp14:anchorId="565B80B8" wp14:editId="3EB96417">
+            <wp:extent cx="3153588" cy="1413710"/>
+            <wp:effectExtent l="0" t="0" r="8890" b="0"/>
+            <wp:docPr id="1287807858" name="Image 1"/>
+            <wp:cNvGraphicFramePr>
+              <a:graphicFrameLocks xmlns:a="http://schemas.openxmlformats.org/drawingml/2006/main" noChangeAspect="1"/>
+            </wp:cNvGraphicFramePr>
+            <a:graphic xmlns:a="http://schemas.openxmlformats.org/drawingml/2006/main">
+              <a:graphicData uri="http://schemas.openxmlformats.org/drawingml/2006/picture">
+                <pic:pic xmlns:pic="http://schemas.openxmlformats.org/drawingml/2006/picture">
+                  <pic:nvPicPr>
+                    <pic:cNvPr id="1287807858" name=""/>
+                    <pic:cNvPicPr/>
+                  </pic:nvPicPr>
+                  <pic:blipFill>
+                    <a:blip r:embed="rId137"/>
+                    <a:stretch>
+                      <a:fillRect/>
+                    </a:stretch>
+                  </pic:blipFill>
+                  <pic:spPr>
+                    <a:xfrm>
+                      <a:off x="0" y="0"/>
+                      <a:ext cx="3165801" cy="1419185"/>
+                    </a:xfrm>
+                    <a:prstGeom prst="rect">
+                      <a:avLst/>
+                    </a:prstGeom>
+                  </pic:spPr>
+                </pic:pic>
+              </a:graphicData>
+            </a:graphic>
+          </wp:inline>
+        </w:drawing>
+      </w:r>
+    </w:p>
+    <w:p>
+      <w:proofErr w:type="gramStart"/>
+      <w:r>
+        <w:t>dans</w:t>
+      </w:r>
+      <w:proofErr w:type="gramEnd"/>
+      <w:r>
+        <w:t xml:space="preserve"> GED </w:t>
+      </w:r>
+      <w:r>
+        <w:t>jpifieec92.n=</w:t>
+      </w:r>
+      <w:proofErr w:type="spellStart"/>
+      <w:proofErr w:type="gramStart"/>
+      <w:r>
+        <w:t>nicolas.oc</w:t>
+      </w:r>
+      <w:proofErr w:type="spellEnd"/>
+      <w:r>
+        <w:t>=1.p</w:t>
+      </w:r>
+      <w:proofErr w:type="gramEnd"/>
+      <w:r>
+        <w:t>=</w:t>
+      </w:r>
+      <w:proofErr w:type="spellStart"/>
+      <w:r>
+        <w:t>etienne_ancestris.ged</w:t>
+      </w:r>
+      <w:proofErr w:type="spellEnd"/>
+      <w:r>
+        <w:t> :</w:t>
+      </w:r>
+    </w:p>
+    <w:p>
+      <w:pPr>
+        <w:pStyle w:val="Listing"/>
+      </w:pPr>
+    </w:p>
+    <w:p>
+      <w:pPr>
+        <w:pStyle w:val="Listing"/>
+      </w:pPr>
+      <w:r>
+        <w:t>0 @I00080@ INDI</w:t>
+      </w:r>
+    </w:p>
+    <w:p>
+      <w:pPr>
+        <w:pStyle w:val="Listing"/>
+      </w:pPr>
+      <w:r>
+        <w:t>1 NAME Etienne Ou Pierre /MAUCHE/</w:t>
+      </w:r>
+    </w:p>
+    <w:p>
+      <w:pPr>
+        <w:pStyle w:val="Listing"/>
+      </w:pPr>
+      <w:r>
+        <w:t>2 GIVN Etienne, Ou, Pierre</w:t>
+      </w:r>
+    </w:p>
+    <w:p>
+      <w:pPr>
+        <w:pStyle w:val="Listing"/>
+      </w:pPr>
+      <w:r>
+        <w:t>2 SURN MAUCHE</w:t>
+      </w:r>
+    </w:p>
+    <w:p>
+      <w:pPr>
+        <w:pStyle w:val="Listing"/>
+      </w:pPr>
+      <w:r>
+        <w:t>1 SEX M</w:t>
+      </w:r>
+    </w:p>
+    <w:p>
+      <w:pPr>
+        <w:pStyle w:val="Listing"/>
+      </w:pPr>
+      <w:r>
+        <w:t>1 BIRT</w:t>
+      </w:r>
+    </w:p>
+    <w:p>
+      <w:pPr>
+        <w:pStyle w:val="Listing"/>
+      </w:pPr>
+      <w:r>
+        <w:rPr>
+          <w:highlight w:val="yellow"/>
+        </w:rPr>
+        <w:t>2 DATE ABT / /</w:t>
+      </w:r>
+    </w:p>
+    <w:p>
+      <w:pPr>
+        <w:pStyle w:val="Listing"/>
+      </w:pPr>
+      <w:r>
+        <w:t>2 PLAC Eyragues, 13036, Bouches du Rhône, Provence-Alpes-Côte-d'Azur, France</w:t>
+      </w:r>
+      <w:proofErr w:type="gramStart"/>
+      <w:r>
+        <w:t>, ,</w:t>
+      </w:r>
+      <w:proofErr w:type="gramEnd"/>
+    </w:p>
+    <w:p>
+      <w:pPr>
+        <w:pStyle w:val="Listing"/>
+      </w:pPr>
+      <w:r>
+        <w:t>...</w:t>
+      </w:r>
+    </w:p>
+    <w:p>
+      <w:pPr>
+        <w:pStyle w:val="Listing"/>
+      </w:pPr>
+      <w:r>
+        <w:t>0 @F00040@ FAM</w:t>
+      </w:r>
+    </w:p>
+    <w:p>
+      <w:pPr>
+        <w:pStyle w:val="Listing"/>
+      </w:pPr>
+      <w:r>
+        <w:t>1 HUSB @I00080@</w:t>
+      </w:r>
+    </w:p>
+    <w:p>
+      <w:pPr>
+        <w:pStyle w:val="Listing"/>
+      </w:pPr>
+      <w:r>
+        <w:t>1 WIFE @I00081@</w:t>
+      </w:r>
+    </w:p>
+    <w:p>
+      <w:pPr>
+        <w:pStyle w:val="Listing"/>
+      </w:pPr>
+      <w:r>
+        <w:t>1 MARR</w:t>
+      </w:r>
+    </w:p>
+    <w:p>
+      <w:pPr>
+        <w:pStyle w:val="Listing"/>
+      </w:pPr>
+      <w:r>
+        <w:rPr>
+          <w:highlight w:val="yellow"/>
+        </w:rPr>
+        <w:t xml:space="preserve">2 DATE ABT </w:t>
+      </w:r>
+      <w:proofErr w:type="spellStart"/>
+      <w:r>
+        <w:rPr>
+          <w:highlight w:val="yellow"/>
+        </w:rPr>
+        <w:t>ABT</w:t>
+      </w:r>
+      <w:proofErr w:type="spellEnd"/>
+    </w:p>
     <w:p/>
     <w:p/>
+    <w:p>
+      <w:r>
+        <w:t xml:space="preserve">Import </w:t>
+      </w:r>
+      <w:r>
+        <w:t>bsacco2.n=</w:t>
+      </w:r>
+      <w:proofErr w:type="spellStart"/>
+      <w:proofErr w:type="gramStart"/>
+      <w:r>
+        <w:t>jullian.oc</w:t>
+      </w:r>
+      <w:proofErr w:type="spellEnd"/>
+      <w:r>
+        <w:t>=0.p</w:t>
+      </w:r>
+      <w:proofErr w:type="gramEnd"/>
+      <w:r>
+        <w:t>=</w:t>
+      </w:r>
+      <w:proofErr w:type="spellStart"/>
+      <w:r>
+        <w:t>gilette.ged</w:t>
+      </w:r>
+      <w:proofErr w:type="spellEnd"/>
+      <w:r>
+        <w:t> :</w:t>
+      </w:r>
+    </w:p>
+    <w:p>
+      <w:r>
+        <w:drawing>
+          <wp:inline distT="0" distB="0" distL="0" distR="0" wp14:anchorId="0195EC4D" wp14:editId="174A67D8">
+            <wp:extent cx="6188710" cy="1054100"/>
+            <wp:effectExtent l="0" t="0" r="2540" b="0"/>
+            <wp:docPr id="1472499476" name="Image 1"/>
+            <wp:cNvGraphicFramePr>
+              <a:graphicFrameLocks xmlns:a="http://schemas.openxmlformats.org/drawingml/2006/main" noChangeAspect="1"/>
+            </wp:cNvGraphicFramePr>
+            <a:graphic xmlns:a="http://schemas.openxmlformats.org/drawingml/2006/main">
+              <a:graphicData uri="http://schemas.openxmlformats.org/drawingml/2006/picture">
+                <pic:pic xmlns:pic="http://schemas.openxmlformats.org/drawingml/2006/picture">
+                  <pic:nvPicPr>
+                    <pic:cNvPr id="1472499476" name=""/>
+                    <pic:cNvPicPr/>
+                  </pic:nvPicPr>
+                  <pic:blipFill>
+                    <a:blip r:embed="rId138"/>
+                    <a:stretch>
+                      <a:fillRect/>
+                    </a:stretch>
+                  </pic:blipFill>
+                  <pic:spPr>
+                    <a:xfrm>
+                      <a:off x="0" y="0"/>
+                      <a:ext cx="6188710" cy="1054100"/>
+                    </a:xfrm>
+                    <a:prstGeom prst="rect">
+                      <a:avLst/>
+                    </a:prstGeom>
+                  </pic:spPr>
+                </pic:pic>
+              </a:graphicData>
+            </a:graphic>
+          </wp:inline>
+        </w:drawing>
+      </w:r>
+    </w:p>
+    <w:p>
+      <w:r>
+        <w:t>bsacco2.n=</w:t>
+      </w:r>
+      <w:proofErr w:type="spellStart"/>
+      <w:proofErr w:type="gramStart"/>
+      <w:r>
+        <w:t>jullian.oc</w:t>
+      </w:r>
+      <w:proofErr w:type="spellEnd"/>
+      <w:r>
+        <w:t>=0.p</w:t>
+      </w:r>
+      <w:proofErr w:type="gramEnd"/>
+      <w:r>
+        <w:t>=</w:t>
+      </w:r>
+      <w:proofErr w:type="spellStart"/>
+      <w:r>
+        <w:t>gilette.ged</w:t>
+      </w:r>
+      <w:proofErr w:type="spellEnd"/>
+      <w:r>
+        <w:t> :</w:t>
+      </w:r>
+    </w:p>
+    <w:p>
+      <w:pPr>
+        <w:pStyle w:val="Listing"/>
+      </w:pPr>
+    </w:p>
+    <w:p>
+      <w:pPr>
+        <w:pStyle w:val="Listing"/>
+      </w:pPr>
+      <w:r>
+        <w:t>0 @I00001@ INDI</w:t>
+      </w:r>
+    </w:p>
+    <w:p>
+      <w:pPr>
+        <w:pStyle w:val="Listing"/>
+      </w:pPr>
+      <w:r>
+        <w:t xml:space="preserve">1 NAME </w:t>
+      </w:r>
+      <w:r>
+        <w:rPr>
+          <w:highlight w:val="yellow"/>
+        </w:rPr>
+        <w:t>Gilette /JULLIAN/</w:t>
+      </w:r>
+    </w:p>
+    <w:p>
+      <w:pPr>
+        <w:pStyle w:val="Listing"/>
+      </w:pPr>
+      <w:r>
+        <w:t>2 GIVN Gilette</w:t>
+      </w:r>
+    </w:p>
+    <w:p>
+      <w:pPr>
+        <w:pStyle w:val="Listing"/>
+      </w:pPr>
+      <w:r>
+        <w:t>2 SURN JULLIAN</w:t>
+      </w:r>
+    </w:p>
+    <w:p>
+      <w:pPr>
+        <w:pStyle w:val="Listing"/>
+      </w:pPr>
+      <w:r>
+        <w:t>1 SEX F</w:t>
+      </w:r>
+    </w:p>
+    <w:p>
+      <w:pPr>
+        <w:pStyle w:val="Listing"/>
+      </w:pPr>
+      <w:r>
+        <w:t>1 BIRT</w:t>
+      </w:r>
+    </w:p>
+    <w:p>
+      <w:pPr>
+        <w:pStyle w:val="Listing"/>
+      </w:pPr>
+      <w:r>
+        <w:t>2 DATE BET 1585 AND 1590</w:t>
+      </w:r>
+    </w:p>
+    <w:p>
+      <w:pPr>
+        <w:pStyle w:val="Listing"/>
+      </w:pPr>
+      <w:r>
+        <w:t xml:space="preserve">2 PLAC </w:t>
+      </w:r>
+      <w:proofErr w:type="gramStart"/>
+      <w:r>
+        <w:t>BOULBON ?,</w:t>
+      </w:r>
+      <w:proofErr w:type="gramEnd"/>
+      <w:r>
+        <w:t xml:space="preserve"> 13 BOUCHES DU RHONE</w:t>
+      </w:r>
+    </w:p>
+    <w:p>
+      <w:pPr>
+        <w:pStyle w:val="Listing"/>
+      </w:pPr>
+      <w:r>
+        <w:t>1 DEAT</w:t>
+      </w:r>
+    </w:p>
+    <w:p>
+      <w:pPr>
+        <w:pStyle w:val="Listing"/>
+      </w:pPr>
+      <w:r>
+        <w:t>2 DATE AFT 1635</w:t>
+      </w:r>
+    </w:p>
+    <w:p>
+      <w:pPr>
+        <w:pStyle w:val="Listing"/>
+      </w:pPr>
+      <w:r>
+        <w:t xml:space="preserve">2 PLAC </w:t>
+      </w:r>
+      <w:proofErr w:type="gramStart"/>
+      <w:r>
+        <w:t>BOULBON ?,</w:t>
+      </w:r>
+      <w:proofErr w:type="gramEnd"/>
+      <w:r>
+        <w:t xml:space="preserve"> 13 BOUCHES DU RHONE</w:t>
+      </w:r>
+    </w:p>
+    <w:p>
+      <w:pPr>
+        <w:pStyle w:val="Listing"/>
+      </w:pPr>
+      <w:r>
+        <w:t>1 SOUR @S00001@</w:t>
+      </w:r>
+    </w:p>
+    <w:p>
+      <w:pPr>
+        <w:pStyle w:val="Listing"/>
+      </w:pPr>
+      <w:r>
+        <w:t>1 FAMC @F00001@</w:t>
+      </w:r>
+    </w:p>
+    <w:p>
+      <w:pPr>
+        <w:pStyle w:val="Listing"/>
+      </w:pPr>
+      <w:r>
+        <w:t>0 @S00001@ SOUR</w:t>
+      </w:r>
+    </w:p>
+    <w:p>
+      <w:pPr>
+        <w:pStyle w:val="Listing"/>
+      </w:pPr>
+      <w:r>
+        <w:t>1 TITL https://gw.geneanet.org/bsacco2?lang=fr&amp;n=jullian&amp;oc=0&amp;p=gilette&amp;type=fiche</w:t>
+      </w:r>
+    </w:p>
+    <w:p>
+      <w:pPr>
+        <w:pStyle w:val="Listing"/>
+      </w:pPr>
+      <w:r>
+        <w:t xml:space="preserve">1 TEXT - Née entre 1585 et 1590 - </w:t>
+      </w:r>
+      <w:proofErr w:type="gramStart"/>
+      <w:r>
+        <w:t>BOULBON ?,</w:t>
+      </w:r>
+      <w:proofErr w:type="gramEnd"/>
+      <w:r>
+        <w:t xml:space="preserve"> 13 BOUCHES DU RHONE</w:t>
+      </w:r>
+    </w:p>
+    <w:p>
+      <w:pPr>
+        <w:pStyle w:val="Listing"/>
+      </w:pPr>
+      <w:r>
+        <w:t xml:space="preserve">2 CONT - Décédée après 1635 - </w:t>
+      </w:r>
+      <w:proofErr w:type="gramStart"/>
+      <w:r>
+        <w:t>BOULBON ?,</w:t>
+      </w:r>
+      <w:proofErr w:type="gramEnd"/>
+      <w:r>
+        <w:t xml:space="preserve"> 13 BOUCHES DU RHONE</w:t>
+      </w:r>
+    </w:p>
+    <w:p>
+      <w:pPr>
+        <w:pStyle w:val="Listing"/>
+        <w:rPr>
+          <w:highlight w:val="yellow"/>
+        </w:rPr>
+      </w:pPr>
+      <w:r>
+        <w:rPr>
+          <w:highlight w:val="yellow"/>
+        </w:rPr>
+        <w:t>2 CONT Sources : SACCO BIAGI Gedcom_02_13_2024 [</w:t>
+      </w:r>
+    </w:p>
+    <w:p>
+      <w:pPr>
+        <w:pStyle w:val="Listing"/>
+        <w:rPr>
+          <w:highlight w:val="yellow"/>
+        </w:rPr>
+      </w:pPr>
+      <w:r>
+        <w:rPr>
+          <w:highlight w:val="yellow"/>
+        </w:rPr>
+        <w:t>2 CONT \- Olivier LA BARRE - Famille La Barre Web Site (Smart Match)</w:t>
+      </w:r>
+    </w:p>
+    <w:p>
+      <w:pPr>
+        <w:pStyle w:val="Listing"/>
+        <w:rPr>
+          <w:highlight w:val="yellow"/>
+        </w:rPr>
+      </w:pPr>
+      <w:r>
+        <w:rPr>
+          <w:highlight w:val="yellow"/>
+        </w:rPr>
+        <w:t xml:space="preserve">2 CONT \- Filae Family Trees - Gilette </w:t>
+      </w:r>
+      <w:proofErr w:type="spellStart"/>
+      <w:r>
+        <w:rPr>
+          <w:highlight w:val="yellow"/>
+        </w:rPr>
+        <w:t>JULLIAN&amp;</w:t>
+      </w:r>
+      <w:proofErr w:type="gramStart"/>
+      <w:r>
+        <w:rPr>
+          <w:highlight w:val="yellow"/>
+        </w:rPr>
+        <w:t>lt;br</w:t>
+      </w:r>
+      <w:proofErr w:type="gramEnd"/>
+      <w:r>
+        <w:rPr>
+          <w:highlight w:val="yellow"/>
+        </w:rPr>
+        <w:t>&amp;</w:t>
+      </w:r>
+      <w:proofErr w:type="gramStart"/>
+      <w:r>
+        <w:rPr>
+          <w:highlight w:val="yellow"/>
+        </w:rPr>
+        <w:t>gt;Husband</w:t>
+      </w:r>
+      <w:proofErr w:type="spellEnd"/>
+      <w:proofErr w:type="gramEnd"/>
+      <w:r>
+        <w:rPr>
+          <w:highlight w:val="yellow"/>
+        </w:rPr>
+        <w:t>: &lt;a&gt;Pierre</w:t>
+      </w:r>
+    </w:p>
+    <w:p>
+      <w:pPr>
+        <w:pStyle w:val="Listing"/>
+        <w:rPr>
+          <w:highlight w:val="yellow"/>
+        </w:rPr>
+      </w:pPr>
+      <w:r>
+        <w:rPr>
+          <w:highlight w:val="yellow"/>
+        </w:rPr>
+        <w:t>2 CONT SYBILLE&lt;/a&gt;&amp;</w:t>
+      </w:r>
+      <w:proofErr w:type="spellStart"/>
+      <w:proofErr w:type="gramStart"/>
+      <w:r>
+        <w:rPr>
+          <w:highlight w:val="yellow"/>
+        </w:rPr>
+        <w:t>lt;br</w:t>
+      </w:r>
+      <w:proofErr w:type="gramEnd"/>
+      <w:r>
+        <w:rPr>
+          <w:highlight w:val="yellow"/>
+        </w:rPr>
+        <w:t>&amp;</w:t>
+      </w:r>
+      <w:proofErr w:type="gramStart"/>
+      <w:r>
+        <w:rPr>
+          <w:highlight w:val="yellow"/>
+        </w:rPr>
+        <w:t>gt;Son</w:t>
+      </w:r>
+      <w:proofErr w:type="spellEnd"/>
+      <w:proofErr w:type="gramEnd"/>
+      <w:r>
+        <w:rPr>
+          <w:highlight w:val="yellow"/>
+        </w:rPr>
+        <w:t>: &lt;a&gt;</w:t>
+      </w:r>
+      <w:proofErr w:type="spellStart"/>
+      <w:r>
+        <w:rPr>
+          <w:highlight w:val="yellow"/>
+        </w:rPr>
+        <w:t>Animon</w:t>
+      </w:r>
+      <w:proofErr w:type="spellEnd"/>
+      <w:r>
+        <w:rPr>
+          <w:highlight w:val="yellow"/>
+        </w:rPr>
+        <w:t xml:space="preserve"> SYBILLE&lt;/a&gt; \- Record - </w:t>
+      </w:r>
+      <w:proofErr w:type="gramStart"/>
+      <w:r>
+        <w:rPr>
+          <w:highlight w:val="yellow"/>
+        </w:rPr>
+        <w:t>14100:257600541:</w:t>
+      </w:r>
+      <w:proofErr w:type="gramEnd"/>
+    </w:p>
+    <w:p>
+      <w:pPr>
+        <w:pStyle w:val="Listing"/>
+      </w:pPr>
+      <w:r>
+        <w:rPr>
+          <w:highlight w:val="yellow"/>
+        </w:rPr>
+        <w:t xml:space="preserve">2 </w:t>
+      </w:r>
+      <w:proofErr w:type="gramStart"/>
+      <w:r>
+        <w:rPr>
+          <w:highlight w:val="yellow"/>
+        </w:rPr>
+        <w:t>CONT ]</w:t>
+      </w:r>
+      <w:proofErr w:type="gramEnd"/>
+    </w:p>
+    <w:p>
+      <w:pPr>
+        <w:pStyle w:val="Listing"/>
+      </w:pPr>
+    </w:p>
+    <w:p/>
+    <w:p>
+      <w:r>
+        <w:drawing>
+          <wp:inline distT="0" distB="0" distL="0" distR="0" wp14:anchorId="29B40EAC" wp14:editId="672BF629">
+            <wp:extent cx="6188710" cy="899795"/>
+            <wp:effectExtent l="0" t="0" r="2540" b="0"/>
+            <wp:docPr id="1685196327" name="Image 1"/>
+            <wp:cNvGraphicFramePr>
+              <a:graphicFrameLocks xmlns:a="http://schemas.openxmlformats.org/drawingml/2006/main" noChangeAspect="1"/>
+            </wp:cNvGraphicFramePr>
+            <a:graphic xmlns:a="http://schemas.openxmlformats.org/drawingml/2006/main">
+              <a:graphicData uri="http://schemas.openxmlformats.org/drawingml/2006/picture">
+                <pic:pic xmlns:pic="http://schemas.openxmlformats.org/drawingml/2006/picture">
+                  <pic:nvPicPr>
+                    <pic:cNvPr id="1685196327" name=""/>
+                    <pic:cNvPicPr/>
+                  </pic:nvPicPr>
+                  <pic:blipFill>
+                    <a:blip r:embed="rId139"/>
+                    <a:stretch>
+                      <a:fillRect/>
+                    </a:stretch>
+                  </pic:blipFill>
+                  <pic:spPr>
+                    <a:xfrm>
+                      <a:off x="0" y="0"/>
+                      <a:ext cx="6188710" cy="899795"/>
+                    </a:xfrm>
+                    <a:prstGeom prst="rect">
+                      <a:avLst/>
+                    </a:prstGeom>
+                  </pic:spPr>
+                </pic:pic>
+              </a:graphicData>
+            </a:graphic>
+          </wp:inline>
+        </w:drawing>
+      </w:r>
+    </w:p>
+    <w:p>
+      <w:pPr>
+        <w:pStyle w:val="Paragraphedeliste"/>
+        <w:numPr>
+          <w:ilvl w:val="0"/>
+          <w:numId w:val="8"/>
+        </w:numPr>
+        <w:rPr>
+          <w:highlight w:val="green"/>
+        </w:rPr>
+      </w:pPr>
+      <w:proofErr w:type="gramStart"/>
+      <w:r>
+        <w:rPr>
+          <w:highlight w:val="green"/>
+        </w:rPr>
+        <w:t>corrigé</w:t>
+      </w:r>
+      <w:proofErr w:type="gramEnd"/>
+    </w:p>
+    <w:p/>
+    <w:p/>
+    <w:p>
+      <w:r>
+        <w:t xml:space="preserve">Import </w:t>
+      </w:r>
+      <w:r>
+        <w:t>bigoudi2018.n=</w:t>
+      </w:r>
+      <w:proofErr w:type="spellStart"/>
+      <w:proofErr w:type="gramStart"/>
+      <w:r>
+        <w:t>ginoux.oc</w:t>
+      </w:r>
+      <w:proofErr w:type="spellEnd"/>
+      <w:r>
+        <w:t>=0.p</w:t>
+      </w:r>
+      <w:proofErr w:type="gramEnd"/>
+      <w:r>
+        <w:t>=</w:t>
+      </w:r>
+      <w:proofErr w:type="spellStart"/>
+      <w:r>
+        <w:t>antoinette.ged</w:t>
+      </w:r>
+      <w:proofErr w:type="spellEnd"/>
+      <w:r>
+        <w:t> :</w:t>
+      </w:r>
+    </w:p>
+    <w:p>
+      <w:r>
+        <w:drawing>
+          <wp:inline distT="0" distB="0" distL="0" distR="0" wp14:anchorId="12EECC6D" wp14:editId="3F6082E2">
+            <wp:extent cx="6188710" cy="694055"/>
+            <wp:effectExtent l="0" t="0" r="2540" b="0"/>
+            <wp:docPr id="1316786933" name="Image 1"/>
+            <wp:cNvGraphicFramePr>
+              <a:graphicFrameLocks xmlns:a="http://schemas.openxmlformats.org/drawingml/2006/main" noChangeAspect="1"/>
+            </wp:cNvGraphicFramePr>
+            <a:graphic xmlns:a="http://schemas.openxmlformats.org/drawingml/2006/main">
+              <a:graphicData uri="http://schemas.openxmlformats.org/drawingml/2006/picture">
+                <pic:pic xmlns:pic="http://schemas.openxmlformats.org/drawingml/2006/picture">
+                  <pic:nvPicPr>
+                    <pic:cNvPr id="1316786933" name=""/>
+                    <pic:cNvPicPr/>
+                  </pic:nvPicPr>
+                  <pic:blipFill>
+                    <a:blip r:embed="rId140"/>
+                    <a:stretch>
+                      <a:fillRect/>
+                    </a:stretch>
+                  </pic:blipFill>
+                  <pic:spPr>
+                    <a:xfrm>
+                      <a:off x="0" y="0"/>
+                      <a:ext cx="6188710" cy="694055"/>
+                    </a:xfrm>
+                    <a:prstGeom prst="rect">
+                      <a:avLst/>
+                    </a:prstGeom>
+                  </pic:spPr>
+                </pic:pic>
+              </a:graphicData>
+            </a:graphic>
+          </wp:inline>
+        </w:drawing>
+      </w:r>
+    </w:p>
+    <w:p>
+      <w:pPr>
+        <w:pStyle w:val="Listing"/>
+      </w:pPr>
+      <w:r>
+        <w:t>0 @I00010@ INDI</w:t>
+      </w:r>
+    </w:p>
+    <w:p>
+      <w:pPr>
+        <w:pStyle w:val="Listing"/>
+      </w:pPr>
+      <w:r>
+        <w:t>1 NAME Jean /GINOUX/</w:t>
+      </w:r>
+    </w:p>
+    <w:p>
+      <w:pPr>
+        <w:pStyle w:val="Listing"/>
+      </w:pPr>
+      <w:r>
+        <w:lastRenderedPageBreak/>
+        <w:t>2 GIVN Jean</w:t>
+      </w:r>
+    </w:p>
+    <w:p>
+      <w:pPr>
+        <w:pStyle w:val="Listing"/>
+      </w:pPr>
+      <w:r>
+        <w:t>2 SURN GINOUX</w:t>
+      </w:r>
+    </w:p>
+    <w:p>
+      <w:pPr>
+        <w:pStyle w:val="Listing"/>
+      </w:pPr>
+      <w:r>
+        <w:t>1 SEX M</w:t>
+      </w:r>
+    </w:p>
+    <w:p>
+      <w:pPr>
+        <w:pStyle w:val="Listing"/>
+      </w:pPr>
+      <w:r>
+        <w:t>1 DEAT</w:t>
+      </w:r>
+    </w:p>
+    <w:p>
+      <w:pPr>
+        <w:pStyle w:val="Listing"/>
+      </w:pPr>
+      <w:r>
+        <w:rPr>
+          <w:highlight w:val="yellow"/>
+        </w:rPr>
+        <w:t>2 DATE 11 DEC 1597 OU LE 31 MAR 1600</w:t>
+      </w:r>
+    </w:p>
+    <w:p>
+      <w:pPr>
+        <w:pStyle w:val="Listing"/>
+      </w:pPr>
+      <w:r>
+        <w:t>2 PLAC Châteaurenard, 13027, Bouches-du-Rhône, Provence-Alpes-Côte d'Azur, France</w:t>
+      </w:r>
+      <w:proofErr w:type="gramStart"/>
+      <w:r>
+        <w:t>, ,</w:t>
+      </w:r>
+      <w:proofErr w:type="gramEnd"/>
+      <w:r>
+        <w:t xml:space="preserve"> </w:t>
+      </w:r>
+    </w:p>
+    <w:p>
+      <w:pPr>
+        <w:pStyle w:val="Listing"/>
+      </w:pPr>
+      <w:r>
+        <w:t>2 NOTE @N00004@</w:t>
+      </w:r>
+    </w:p>
+    <w:p>
+      <w:pPr>
+        <w:pStyle w:val="Listing"/>
+      </w:pPr>
+      <w:r>
+        <w:t>2 SOUR @S00013@</w:t>
+      </w:r>
+    </w:p>
+    <w:p>
+      <w:pPr>
+        <w:pStyle w:val="Listing"/>
+      </w:pPr>
+      <w:r>
+        <w:t>1 SOUR @S00014@</w:t>
+      </w:r>
+    </w:p>
+    <w:p>
+      <w:pPr>
+        <w:pStyle w:val="Listing"/>
+      </w:pPr>
+      <w:r>
+        <w:t>1 FAMS @F00005@</w:t>
+      </w:r>
+    </w:p>
+    <w:p>
+      <w:pPr>
+        <w:pStyle w:val="Listing"/>
+      </w:pPr>
+      <w:r>
+        <w:t>1 FAMC @F00009@</w:t>
+      </w:r>
+    </w:p>
+    <w:p>
+      <w:pPr>
+        <w:pStyle w:val="Listing"/>
+      </w:pPr>
+      <w:r>
+        <w:t xml:space="preserve">0 @N00004@ NOTE acte sans autre </w:t>
+      </w:r>
+      <w:proofErr w:type="gramStart"/>
+      <w:r>
+        <w:t>référence ,</w:t>
+      </w:r>
+      <w:proofErr w:type="gramEnd"/>
+      <w:r>
+        <w:t xml:space="preserve"> ce n'est </w:t>
+      </w:r>
+      <w:proofErr w:type="spellStart"/>
+      <w:proofErr w:type="gramStart"/>
+      <w:r>
+        <w:t>peut être</w:t>
+      </w:r>
+      <w:proofErr w:type="spellEnd"/>
+      <w:proofErr w:type="gramEnd"/>
+      <w:r>
+        <w:t xml:space="preserve"> pas le bon</w:t>
+      </w:r>
+    </w:p>
+    <w:p>
+      <w:pPr>
+        <w:pStyle w:val="Listing"/>
+      </w:pPr>
+      <w:r>
+        <w:t>0 @S00013@ SOUR</w:t>
+      </w:r>
+    </w:p>
+    <w:p>
+      <w:pPr>
+        <w:pStyle w:val="Listing"/>
+      </w:pPr>
+      <w:r>
+        <w:t xml:space="preserve">1 TITL </w:t>
+      </w:r>
+      <w:proofErr w:type="spellStart"/>
+      <w:r>
+        <w:t>Généprovence</w:t>
+      </w:r>
+      <w:proofErr w:type="spellEnd"/>
+    </w:p>
+    <w:p>
+      <w:pPr>
+        <w:pStyle w:val="Listing"/>
+      </w:pPr>
+      <w:r>
+        <w:t>0 @S00014@ SOUR</w:t>
+      </w:r>
+    </w:p>
+    <w:p>
+      <w:pPr>
+        <w:pStyle w:val="Listing"/>
+      </w:pPr>
+      <w:r>
+        <w:t>1 TITL https://gw.geneanet.org/bigoudi2018?lang=fr&amp;p=jean&amp;n=ginoux&amp;type=fiche</w:t>
+      </w:r>
+    </w:p>
+    <w:p>
+      <w:pPr>
+        <w:pStyle w:val="Listing"/>
+      </w:pPr>
+      <w:r>
+        <w:t xml:space="preserve">1 TEXT - </w:t>
+      </w:r>
+      <w:proofErr w:type="gramStart"/>
+      <w:r>
+        <w:t>surnom:</w:t>
+      </w:r>
+      <w:proofErr w:type="gramEnd"/>
+      <w:r>
+        <w:t xml:space="preserve"> dit le vieux</w:t>
+      </w:r>
+    </w:p>
+    <w:p>
+      <w:pPr>
+        <w:pStyle w:val="Listing"/>
+      </w:pPr>
+      <w:r>
+        <w:t>2 CONT - Décédé le 11 décembre 1597 ou le 31 mars 1600 - Châteaurenard, 13027, Bouches-du-Rhône, Provence-Alpes-Côte d'Azur, France</w:t>
+      </w:r>
+    </w:p>
+    <w:p/>
+    <w:p>
+      <w:hyperlink r:id="rId141" w:history="1">
+        <w:r>
+          <w:rPr>
+            <w:rStyle w:val="Lienhypertexte"/>
+          </w:rPr>
+          <w:t>https://gw.geneanet.org/bigoudi2018?lang=fr&amp;p=jean&amp;n=ginoux&amp;type=fiche</w:t>
+        </w:r>
+      </w:hyperlink>
+    </w:p>
+    <w:p>
+      <w:r>
+        <w:drawing>
+          <wp:inline distT="0" distB="0" distL="0" distR="0" wp14:anchorId="4B5E9298" wp14:editId="5013A606">
+            <wp:extent cx="6188710" cy="1024255"/>
+            <wp:effectExtent l="0" t="0" r="2540" b="4445"/>
+            <wp:docPr id="538011281" name="Image 1"/>
+            <wp:cNvGraphicFramePr>
+              <a:graphicFrameLocks xmlns:a="http://schemas.openxmlformats.org/drawingml/2006/main" noChangeAspect="1"/>
+            </wp:cNvGraphicFramePr>
+            <a:graphic xmlns:a="http://schemas.openxmlformats.org/drawingml/2006/main">
+              <a:graphicData uri="http://schemas.openxmlformats.org/drawingml/2006/picture">
+                <pic:pic xmlns:pic="http://schemas.openxmlformats.org/drawingml/2006/picture">
+                  <pic:nvPicPr>
+                    <pic:cNvPr id="538011281" name=""/>
+                    <pic:cNvPicPr/>
+                  </pic:nvPicPr>
+                  <pic:blipFill>
+                    <a:blip r:embed="rId142"/>
+                    <a:stretch>
+                      <a:fillRect/>
+                    </a:stretch>
+                  </pic:blipFill>
+                  <pic:spPr>
+                    <a:xfrm>
+                      <a:off x="0" y="0"/>
+                      <a:ext cx="6188710" cy="1024255"/>
+                    </a:xfrm>
+                    <a:prstGeom prst="rect">
+                      <a:avLst/>
+                    </a:prstGeom>
+                  </pic:spPr>
+                </pic:pic>
+              </a:graphicData>
+            </a:graphic>
+          </wp:inline>
+        </w:drawing>
+      </w:r>
+    </w:p>
+    <w:p/>
     <w:sectPr>
-      <w:headerReference w:type="default" r:id="rId135"/>
+      <w:headerReference w:type="default" r:id="rId143"/>
       <w:pgSz w:w="11906" w:h="16838"/>
       <w:pgMar w:top="1440" w:right="1080" w:bottom="1440" w:left="1080" w:header="708" w:footer="708" w:gutter="0"/>
       <w:cols w:space="708"/>
@@ -24397,7 +25490,7 @@
       <w:rPr>
         <w:noProof/>
       </w:rPr>
-      <w:t>22/03/2026</w:t>
+      <w:t>29/03/2026</w:t>
     </w:r>
     <w:r>
       <w:fldChar w:fldCharType="end"/>
@@ -25767,6 +26860,7 @@
   <w:style w:type="character" w:default="1" w:styleId="Policepardfaut">
     <w:name w:val="Default Paragraph Font"/>
     <w:uiPriority w:val="1"/>
+    <w:semiHidden/>
     <w:unhideWhenUsed/>
   </w:style>
   <w:style w:type="table" w:default="1" w:styleId="TableauNormal">

--- a/doc/NotesNRa3_formats.docx
+++ b/doc/NotesNRa3_formats.docx
@@ -15926,6 +15926,16 @@
       </w:r>
     </w:p>
     <w:p>
+      <w:hyperlink r:id="rId177" w:history="1">
+        <w:r>
+          <w:rPr>
+            <w:rStyle w:val="Lienhypertexte"/>
+          </w:rPr>
+          <w:t>https://gw.geneanet.org/nraibaut2_w?lang=fr&amp;n=nom&amp;oc=0&amp;p=prenoms&amp;type=fiche</w:t>
+        </w:r>
+      </w:hyperlink>
+    </w:p>
+    <w:p>
       <w:r>
         <w:drawing>
           <wp:inline distT="0" distB="0" distL="0" distR="0" wp14:anchorId="4C570EF8" wp14:editId="0F609E61">
@@ -15943,7 +15953,7 @@
                     <pic:cNvPicPr/>
                   </pic:nvPicPr>
                   <pic:blipFill>
-                    <a:blip r:embed="rId177"/>
+                    <a:blip r:embed="rId178"/>
                     <a:stretch>
                       <a:fillRect/>
                     </a:stretch>
@@ -16087,7 +16097,7 @@
             <w:r>
               <w:t>&lt;img src="</w:t>
             </w:r>
-            <w:hyperlink r:id="rId178" w:tgtFrame="_blank" w:history="1">
+            <w:hyperlink r:id="rId179" w:tgtFrame="_blank" w:history="1">
               <w:r>
                 <w:rPr>
                   <w:rStyle w:val="Lienhypertexte"/>
@@ -16168,9 +16178,10 @@
               <w:pStyle w:val="Listing"/>
             </w:pPr>
             <w:r>
+              <w:lastRenderedPageBreak/>
               <w:t>&lt;a href="</w:t>
             </w:r>
-            <w:hyperlink r:id="rId179" w:tgtFrame="_blank" w:history="1">
+            <w:hyperlink r:id="rId180" w:tgtFrame="_blank" w:history="1">
               <w:r>
                 <w:rPr>
                   <w:rStyle w:val="Lienhypertexte"/>
@@ -16199,10 +16210,9 @@
               <w:pStyle w:val="Listing"/>
             </w:pPr>
             <w:r>
-              <w:lastRenderedPageBreak/>
               <w:t>&lt;img class="not-printable" src="</w:t>
             </w:r>
-            <w:hyperlink r:id="rId180" w:tgtFrame="_blank" w:history="1">
+            <w:hyperlink r:id="rId181" w:tgtFrame="_blank" w:history="1">
               <w:r>
                 <w:rPr>
                   <w:rStyle w:val="Lienhypertexte"/>
@@ -16468,7 +16478,7 @@
               </w:rPr>
               <w:t>(&lt;a href="</w:t>
             </w:r>
-            <w:hyperlink r:id="rId181" w:tgtFrame="_blank" w:history="1">
+            <w:hyperlink r:id="rId182" w:tgtFrame="_blank" w:history="1">
               <w:r>
                 <w:rPr>
                   <w:rStyle w:val="Lienhypertexte"/>
@@ -16509,7 +16519,7 @@
               </w:rPr>
               <w:t>&lt;a href="</w:t>
             </w:r>
-            <w:hyperlink r:id="rId182" w:tgtFrame="_blank" w:history="1">
+            <w:hyperlink r:id="rId183" w:tgtFrame="_blank" w:history="1">
               <w:r>
                 <w:rPr>
                   <w:rStyle w:val="Lienhypertexte"/>
@@ -16659,7 +16669,7 @@
             <w:r>
               <w:t>&lt;a href="</w:t>
             </w:r>
-            <w:hyperlink r:id="rId183" w:tgtFrame="_blank" w:history="1">
+            <w:hyperlink r:id="rId184" w:tgtFrame="_blank" w:history="1">
               <w:r>
                 <w:rPr>
                   <w:rStyle w:val="Lienhypertexte"/>
@@ -16670,7 +16680,7 @@
             <w:r>
               <w:t>"&gt;%Titre_de_noblesse1% %Domaine_titre_de_noblesse1%&lt;/a&gt; (%Nom_titre_de_noblesse1%), &lt;a href="</w:t>
             </w:r>
-            <w:hyperlink r:id="rId184" w:tgtFrame="_blank" w:history="1">
+            <w:hyperlink r:id="rId185" w:tgtFrame="_blank" w:history="1">
               <w:r>
                 <w:rPr>
                   <w:rStyle w:val="Lienhypertexte"/>
@@ -16953,6 +16963,7 @@
         </w:numPr>
       </w:pPr>
       <w:r>
+        <w:lastRenderedPageBreak/>
         <w:t xml:space="preserve">soit </w:t>
       </w:r>
       <w:r>
@@ -16968,7 +16979,6 @@
         </w:numPr>
       </w:pPr>
       <w:r>
-        <w:lastRenderedPageBreak/>
         <w:t>soit liens hypertexte titre</w:t>
       </w:r>
       <w:r>
@@ -17139,7 +17149,7 @@
       <w:r>
         <w:t xml:space="preserve">ex : </w:t>
       </w:r>
-      <w:hyperlink r:id="rId185" w:history="1">
+      <w:hyperlink r:id="rId186" w:history="1">
         <w:r>
           <w:rPr>
             <w:rStyle w:val="Lienhypertexte"/>
@@ -17166,7 +17176,7 @@
                     <pic:cNvPicPr/>
                   </pic:nvPicPr>
                   <pic:blipFill>
-                    <a:blip r:embed="rId186"/>
+                    <a:blip r:embed="rId187"/>
                     <a:stretch>
                       <a:fillRect/>
                     </a:stretch>
@@ -17239,7 +17249,7 @@
             <w:r>
               <w:t>(&lt;a href="</w:t>
             </w:r>
-            <w:hyperlink r:id="rId187" w:tgtFrame="_blank" w:history="1">
+            <w:hyperlink r:id="rId188" w:tgtFrame="_blank" w:history="1">
               <w:r>
                 <w:rPr>
                   <w:rStyle w:val="Lienhypertexte"/>
@@ -17270,7 +17280,7 @@
             <w:r>
               <w:t>&lt;a href="</w:t>
             </w:r>
-            <w:hyperlink r:id="rId188" w:tgtFrame="_blank" w:history="1">
+            <w:hyperlink r:id="rId189" w:tgtFrame="_blank" w:history="1">
               <w:r>
                 <w:rPr>
                   <w:rStyle w:val="Lienhypertexte"/>
@@ -17332,11 +17342,138 @@
     <w:p/>
     <w:p>
       <w:r>
-        <w:t>Complément sur les notes sur titres de noblesse</w:t>
-      </w:r>
-    </w:p>
-    <w:p>
-      <w:hyperlink r:id="rId189" w:history="1">
+        <w:t>Sobriquet :</w:t>
+      </w:r>
+    </w:p>
+    <w:p>
+      <w:hyperlink r:id="rId190" w:history="1">
+        <w:r>
+          <w:rPr>
+            <w:rStyle w:val="Lienhypertexte"/>
+          </w:rPr>
+          <w:t>https://gw.geneanet.org/bigoudi2018?lang=fr&amp;p=jean&amp;n=ginoux&amp;type=fiche</w:t>
+        </w:r>
+      </w:hyperlink>
+    </w:p>
+    <w:p>
+      <w:r>
+        <w:lastRenderedPageBreak/>
+        <w:drawing>
+          <wp:inline distT="0" distB="0" distL="0" distR="0" wp14:anchorId="5F01172D" wp14:editId="47E303F8">
+            <wp:extent cx="2396836" cy="768796"/>
+            <wp:effectExtent l="0" t="0" r="3810" b="0"/>
+            <wp:docPr id="1118903791" name="Image 1"/>
+            <wp:cNvGraphicFramePr>
+              <a:graphicFrameLocks xmlns:a="http://schemas.openxmlformats.org/drawingml/2006/main" noChangeAspect="1"/>
+            </wp:cNvGraphicFramePr>
+            <a:graphic xmlns:a="http://schemas.openxmlformats.org/drawingml/2006/main">
+              <a:graphicData uri="http://schemas.openxmlformats.org/drawingml/2006/picture">
+                <pic:pic xmlns:pic="http://schemas.openxmlformats.org/drawingml/2006/picture">
+                  <pic:nvPicPr>
+                    <pic:cNvPr id="1118903791" name=""/>
+                    <pic:cNvPicPr/>
+                  </pic:nvPicPr>
+                  <pic:blipFill>
+                    <a:blip r:embed="rId191"/>
+                    <a:stretch>
+                      <a:fillRect/>
+                    </a:stretch>
+                  </pic:blipFill>
+                  <pic:spPr>
+                    <a:xfrm>
+                      <a:off x="0" y="0"/>
+                      <a:ext cx="2410066" cy="773039"/>
+                    </a:xfrm>
+                    <a:prstGeom prst="rect">
+                      <a:avLst/>
+                    </a:prstGeom>
+                  </pic:spPr>
+                </pic:pic>
+              </a:graphicData>
+            </a:graphic>
+          </wp:inline>
+        </w:drawing>
+      </w:r>
+    </w:p>
+    <w:p>
+      <w:r>
+        <w:t>OK</w:t>
+      </w:r>
+    </w:p>
+    <w:p/>
+    <w:p/>
+    <w:p>
+      <w:r>
+        <w:t>Autre cas :</w:t>
+      </w:r>
+    </w:p>
+    <w:p>
+      <w:hyperlink r:id="rId192" w:history="1">
+        <w:r>
+          <w:rPr>
+            <w:rStyle w:val="Lienhypertexte"/>
+          </w:rPr>
+          <w:t>https://gw.geneanet.org/jpifieec92?lang=fr&amp;p=hugues+le+grand+ou+le+blanc+ou+l+abbe&amp;n=capet+de+france&amp;type=fiche</w:t>
+        </w:r>
+      </w:hyperlink>
+    </w:p>
+    <w:p>
+      <w:r>
+        <w:t>séparateur « et » + parenthèses dans un titre de noblesse :</w:t>
+      </w:r>
+    </w:p>
+    <w:p>
+      <w:r>
+        <w:drawing>
+          <wp:inline distT="0" distB="0" distL="0" distR="0" wp14:anchorId="2E126CFD" wp14:editId="5EB124DF">
+            <wp:extent cx="7176655" cy="1753288"/>
+            <wp:effectExtent l="0" t="0" r="5715" b="0"/>
+            <wp:docPr id="931661246" name="Image 1"/>
+            <wp:cNvGraphicFramePr>
+              <a:graphicFrameLocks xmlns:a="http://schemas.openxmlformats.org/drawingml/2006/main" noChangeAspect="1"/>
+            </wp:cNvGraphicFramePr>
+            <a:graphic xmlns:a="http://schemas.openxmlformats.org/drawingml/2006/main">
+              <a:graphicData uri="http://schemas.openxmlformats.org/drawingml/2006/picture">
+                <pic:pic xmlns:pic="http://schemas.openxmlformats.org/drawingml/2006/picture">
+                  <pic:nvPicPr>
+                    <pic:cNvPr id="931661246" name=""/>
+                    <pic:cNvPicPr/>
+                  </pic:nvPicPr>
+                  <pic:blipFill>
+                    <a:blip r:embed="rId193"/>
+                    <a:stretch>
+                      <a:fillRect/>
+                    </a:stretch>
+                  </pic:blipFill>
+                  <pic:spPr>
+                    <a:xfrm>
+                      <a:off x="0" y="0"/>
+                      <a:ext cx="7192494" cy="1757158"/>
+                    </a:xfrm>
+                    <a:prstGeom prst="rect">
+                      <a:avLst/>
+                    </a:prstGeom>
+                  </pic:spPr>
+                </pic:pic>
+              </a:graphicData>
+            </a:graphic>
+          </wp:inline>
+        </w:drawing>
+      </w:r>
+    </w:p>
+    <w:p/>
+    <w:p>
+      <w:r>
+        <w:t>12/04/26 : pb décodage événements :</w:t>
+      </w:r>
+    </w:p>
+    <w:p>
+      <w:r>
+        <w:t>Actuellement :</w:t>
+      </w:r>
+    </w:p>
+    <w:p>
+      <w:hyperlink r:id="rId194" w:history="1">
         <w:r>
           <w:rPr>
             <w:rStyle w:val="Lienhypertexte"/>
@@ -17347,12 +17484,11 @@
     </w:p>
     <w:p>
       <w:r>
-        <w:lastRenderedPageBreak/>
         <w:drawing>
-          <wp:inline distT="0" distB="0" distL="0" distR="0" wp14:anchorId="5CB46402" wp14:editId="2B277C1E">
-            <wp:extent cx="5359113" cy="1515513"/>
-            <wp:effectExtent l="0" t="0" r="0" b="8890"/>
-            <wp:docPr id="746653631" name="Image 1"/>
+          <wp:inline distT="0" distB="0" distL="0" distR="0" wp14:anchorId="1DC42A44" wp14:editId="498153DA">
+            <wp:extent cx="2468071" cy="1990755"/>
+            <wp:effectExtent l="0" t="0" r="8890" b="0"/>
+            <wp:docPr id="1195946917" name="Image 1"/>
             <wp:cNvGraphicFramePr>
               <a:graphicFrameLocks xmlns:a="http://schemas.openxmlformats.org/drawingml/2006/main" noChangeAspect="1"/>
             </wp:cNvGraphicFramePr>
@@ -17360,11 +17496,11 @@
               <a:graphicData uri="http://schemas.openxmlformats.org/drawingml/2006/picture">
                 <pic:pic xmlns:pic="http://schemas.openxmlformats.org/drawingml/2006/picture">
                   <pic:nvPicPr>
-                    <pic:cNvPr id="746653631" name=""/>
+                    <pic:cNvPr id="1195946917" name=""/>
                     <pic:cNvPicPr/>
                   </pic:nvPicPr>
                   <pic:blipFill>
-                    <a:blip r:embed="rId190"/>
+                    <a:blip r:embed="rId195"/>
                     <a:stretch>
                       <a:fillRect/>
                     </a:stretch>
@@ -17372,7 +17508,7 @@
                   <pic:spPr>
                     <a:xfrm>
                       <a:off x="0" y="0"/>
-                      <a:ext cx="5373191" cy="1519494"/>
+                      <a:ext cx="2471505" cy="1993525"/>
                     </a:xfrm>
                     <a:prstGeom prst="rect">
                       <a:avLst/>
@@ -17415,7 +17551,27 @@
               <w:pStyle w:val="Listing"/>
             </w:pPr>
             <w:r>
-              <w:t>&lt;span ng-non-bindable&gt;</w:t>
+              <w:lastRenderedPageBreak/>
+              <w:br/>
+              <w:t>&lt;</w:t>
+            </w:r>
+            <w:r>
+              <w:rPr>
+                <w:highlight w:val="cyan"/>
+              </w:rPr>
+              <w:t>h2&gt;</w:t>
+            </w:r>
+            <w:r>
+              <w:t>&lt;span class="htitle"&gt;&amp;nbsp;&lt;/span&gt;&lt;span&gt;</w:t>
+            </w:r>
+            <w:r>
+              <w:rPr>
+                <w:highlight w:val="cyan"/>
+              </w:rPr>
+              <w:t>Événements</w:t>
+            </w:r>
+            <w:r>
+              <w:t xml:space="preserve"> &lt;/span&gt;&lt;/h2&gt;</w:t>
             </w:r>
           </w:p>
         </w:tc>
@@ -17435,7 +17591,16 @@
               <w:pStyle w:val="Listing"/>
             </w:pPr>
             <w:r>
-              <w:t>&lt;em&gt;</w:t>
+              <w:t>&lt;</w:t>
+            </w:r>
+            <w:r>
+              <w:rPr>
+                <w:highlight w:val="cyan"/>
+              </w:rPr>
+              <w:t>table</w:t>
+            </w:r>
+            <w:r>
+              <w:t xml:space="preserve"> class="ligne_vie timeline_toggle" style="display:none;" ng-non-bindable&gt;</w:t>
             </w:r>
           </w:p>
         </w:tc>
@@ -17455,29 +17620,7 @@
               <w:pStyle w:val="Listing"/>
             </w:pPr>
             <w:r>
-              <w:t>&lt;a href="</w:t>
-            </w:r>
-            <w:hyperlink r:id="rId191" w:tgtFrame="_blank" w:history="1">
-              <w:r>
-                <w:rPr>
-                  <w:rStyle w:val="Lienhypertexte"/>
-                </w:rPr>
-                <w:t>nraibaut2_w?lang=fr&amp;m=TT&amp;sm=S&amp;t=Titre+de+noblesse+1+de+G%C3%A9rard&amp;p=</w:t>
-              </w:r>
-            </w:hyperlink>
-            <w:r>
-              <w:t>"&gt;Titre de noblesse 1 de Gérard &lt;/a&gt; (Note1 sur le titre de noblesse 1), &lt;a href="</w:t>
-            </w:r>
-            <w:hyperlink r:id="rId192" w:tgtFrame="_blank" w:history="1">
-              <w:r>
-                <w:rPr>
-                  <w:rStyle w:val="Lienhypertexte"/>
-                </w:rPr>
-                <w:t>nraibaut2_w?lang=fr&amp;m=TT&amp;sm=S&amp;t=Titre+de+noblesse+2+de+G%C3%A9rard&amp;p=</w:t>
-              </w:r>
-            </w:hyperlink>
-            <w:r>
-              <w:t>"&gt;Titre de noblesse 2 de Gérard &lt;/a&gt; (Note1 sur le titre de noblesse 2)&lt;/em&gt;</w:t>
+              <w:t>&lt;tr&gt;</w:t>
             </w:r>
           </w:p>
         </w:tc>
@@ -17497,7 +17640,7 @@
               <w:pStyle w:val="Listing"/>
             </w:pPr>
             <w:r>
-              <w:t>&lt;br class="separateur"&gt;&lt;br &gt;</w:t>
+              <w:t>&lt;td valign="top" style="white-space: nowrap;" width="1"&gt;</w:t>
             </w:r>
           </w:p>
         </w:tc>
@@ -17517,7 +17660,218 @@
               <w:pStyle w:val="Listing"/>
             </w:pPr>
             <w:r>
-              <w:t>&lt;/span&gt;</w:t>
+              <w:t>&lt;span class="ddate show-for-medium-up"&gt;22 mars 1882 :&lt;/span&gt;</w:t>
+            </w:r>
+          </w:p>
+        </w:tc>
+      </w:tr>
+      <w:tr>
+        <w:trPr>
+          <w:tblCellSpacing w:w="15" w:type="dxa"/>
+        </w:trPr>
+        <w:tc>
+          <w:tcPr>
+            <w:tcW w:w="0" w:type="auto"/>
+            <w:vAlign w:val="center"/>
+            <w:hideMark/>
+          </w:tcPr>
+          <w:p>
+            <w:pPr>
+              <w:pStyle w:val="Listing"/>
+            </w:pPr>
+            <w:r>
+              <w:t>&lt;/td&gt;</w:t>
+            </w:r>
+          </w:p>
+        </w:tc>
+      </w:tr>
+      <w:tr>
+        <w:trPr>
+          <w:tblCellSpacing w:w="15" w:type="dxa"/>
+        </w:trPr>
+        <w:tc>
+          <w:tcPr>
+            <w:tcW w:w="0" w:type="auto"/>
+            <w:vAlign w:val="center"/>
+            <w:hideMark/>
+          </w:tcPr>
+          <w:p>
+            <w:pPr>
+              <w:pStyle w:val="Listing"/>
+            </w:pPr>
+            <w:r>
+              <w:t>&lt;td valign="top"&gt;</w:t>
+            </w:r>
+          </w:p>
+        </w:tc>
+      </w:tr>
+      <w:tr>
+        <w:trPr>
+          <w:tblCellSpacing w:w="15" w:type="dxa"/>
+        </w:trPr>
+        <w:tc>
+          <w:tcPr>
+            <w:tcW w:w="0" w:type="auto"/>
+            <w:vAlign w:val="center"/>
+            <w:hideMark/>
+          </w:tcPr>
+          <w:p>
+            <w:pPr>
+              <w:pStyle w:val="Listing"/>
+            </w:pPr>
+            <w:r>
+              <w:t>&lt;span class="ddate small-12 show-for-small-only" style="float:none; padding-top:5px;"&gt;22 mars 1882 :&lt;/span&gt;</w:t>
+            </w:r>
+          </w:p>
+        </w:tc>
+      </w:tr>
+      <w:tr>
+        <w:trPr>
+          <w:tblCellSpacing w:w="15" w:type="dxa"/>
+        </w:trPr>
+        <w:tc>
+          <w:tcPr>
+            <w:tcW w:w="0" w:type="auto"/>
+            <w:vAlign w:val="center"/>
+            <w:hideMark/>
+          </w:tcPr>
+          <w:p>
+            <w:pPr>
+              <w:pStyle w:val="Listing"/>
+            </w:pPr>
+            <w:r>
+              <w:t>&lt;div class="nnom"&gt;</w:t>
+            </w:r>
+          </w:p>
+        </w:tc>
+      </w:tr>
+      <w:tr>
+        <w:trPr>
+          <w:tblCellSpacing w:w="15" w:type="dxa"/>
+        </w:trPr>
+        <w:tc>
+          <w:tcPr>
+            <w:tcW w:w="0" w:type="auto"/>
+            <w:vAlign w:val="center"/>
+            <w:hideMark/>
+          </w:tcPr>
+          <w:p>
+            <w:pPr>
+              <w:pStyle w:val="Listing"/>
+            </w:pPr>
+            <w:r>
+              <w:rPr>
+                <w:highlight w:val="yellow"/>
+              </w:rPr>
+              <w:t>&lt;b&gt;</w:t>
+            </w:r>
+            <w:r>
+              <w:t>Naissance</w:t>
+            </w:r>
+            <w:r>
+              <w:rPr>
+                <w:highlight w:val="yellow"/>
+              </w:rPr>
+              <w:t>&lt;/b&gt;</w:t>
+            </w:r>
+            <w:r>
+              <w:t xml:space="preserve"> - Paris, France &lt;/div&gt;</w:t>
+            </w:r>
+          </w:p>
+        </w:tc>
+      </w:tr>
+      <w:tr>
+        <w:trPr>
+          <w:tblCellSpacing w:w="15" w:type="dxa"/>
+        </w:trPr>
+        <w:tc>
+          <w:tcPr>
+            <w:tcW w:w="0" w:type="auto"/>
+            <w:vAlign w:val="center"/>
+            <w:hideMark/>
+          </w:tcPr>
+          <w:p>
+            <w:pPr>
+              <w:pStyle w:val="Listing"/>
+            </w:pPr>
+            <w:r>
+              <w:t>&lt;div class="nnotes fiche-note-ind"&gt;&lt;p&gt;</w:t>
+            </w:r>
+          </w:p>
+        </w:tc>
+      </w:tr>
+      <w:tr>
+        <w:trPr>
+          <w:tblCellSpacing w:w="15" w:type="dxa"/>
+        </w:trPr>
+        <w:tc>
+          <w:tcPr>
+            <w:tcW w:w="0" w:type="auto"/>
+            <w:vAlign w:val="center"/>
+            <w:hideMark/>
+          </w:tcPr>
+          <w:p>
+            <w:pPr>
+              <w:pStyle w:val="Listing"/>
+            </w:pPr>
+            <w:r>
+              <w:t>Note1 sur la naissance&lt;br&gt;</w:t>
+            </w:r>
+          </w:p>
+        </w:tc>
+      </w:tr>
+      <w:tr>
+        <w:trPr>
+          <w:tblCellSpacing w:w="15" w:type="dxa"/>
+        </w:trPr>
+        <w:tc>
+          <w:tcPr>
+            <w:tcW w:w="0" w:type="auto"/>
+            <w:vAlign w:val="center"/>
+            <w:hideMark/>
+          </w:tcPr>
+          <w:p>
+            <w:pPr>
+              <w:pStyle w:val="Listing"/>
+            </w:pPr>
+            <w:r>
+              <w:t>Note2 sur la naissance</w:t>
+            </w:r>
+          </w:p>
+        </w:tc>
+      </w:tr>
+      <w:tr>
+        <w:trPr>
+          <w:tblCellSpacing w:w="15" w:type="dxa"/>
+        </w:trPr>
+        <w:tc>
+          <w:tcPr>
+            <w:tcW w:w="0" w:type="auto"/>
+            <w:vAlign w:val="center"/>
+            <w:hideMark/>
+          </w:tcPr>
+          <w:p>
+            <w:pPr>
+              <w:pStyle w:val="Listing"/>
+            </w:pPr>
+            <w:r>
+              <w:t>&lt;/p&gt;&lt;/div&gt;</w:t>
+            </w:r>
+          </w:p>
+          <w:p>
+            <w:pPr>
+              <w:pStyle w:val="Listing"/>
+            </w:pPr>
+            <w:r>
+              <w:t>&lt;div class="ssource fiche-note-ind"&gt;Sources: &lt;a href="https://www.source_naissance.fr/" target="_blank"&gt;https://www.source_naissance.fr/&lt;/a&gt;&lt;br&gt;Texte1 source naissance&lt;br&gt;Texte2 source naissance&lt;br&gt;&lt;/div&gt;&lt;/td&gt;</w:t>
+            </w:r>
+          </w:p>
+          <w:p>
+            <w:pPr>
+              <w:pStyle w:val="Listing"/>
+            </w:pPr>
+            <w:r>
+              <w:t>&lt;/tr&gt;</w:t>
             </w:r>
           </w:p>
         </w:tc>
@@ -17528,33 +17882,33 @@
         <w:pStyle w:val="Listing"/>
       </w:pPr>
     </w:p>
-    <w:p>
-      <w:r>
-        <w:t>Autre cas :</w:t>
-      </w:r>
-    </w:p>
-    <w:p>
-      <w:hyperlink r:id="rId193" w:history="1">
-        <w:r>
-          <w:rPr>
-            <w:rStyle w:val="Lienhypertexte"/>
-          </w:rPr>
-          <w:t>https://gw.geneanet.org/jpifieec92?lang=fr&amp;p=hugues+le+grand+ou+le+blanc+ou+l+abbe&amp;n=capet+de+france&amp;type=fiche</w:t>
-        </w:r>
-      </w:hyperlink>
-    </w:p>
-    <w:p>
-      <w:r>
-        <w:t>séparateur « et » + parenthèses dans un titre de noblesse :</w:t>
+    <w:p/>
+    <w:p>
+      <w:r>
+        <w:t>Avant :</w:t>
+      </w:r>
+      <w:r>
+        <w:t xml:space="preserve"> idem, aux caractères gras près :</w:t>
+      </w:r>
+    </w:p>
+    <w:p>
+      <w:r>
+        <w:t>D:\Users\Nicolas\Documents\Python\geneanet_v2\result.bak\pages</w:t>
+      </w:r>
+      <w:r>
+        <w:t>\</w:t>
+      </w:r>
+      <w:r>
+        <w:t>gw.geneanet.org.nraibaut2.lang=fr.n=dupont.oc=0.p=gerard.html</w:t>
       </w:r>
     </w:p>
     <w:p>
       <w:r>
         <w:drawing>
-          <wp:inline distT="0" distB="0" distL="0" distR="0" wp14:anchorId="2E126CFD" wp14:editId="5EB124DF">
-            <wp:extent cx="7176655" cy="1753288"/>
-            <wp:effectExtent l="0" t="0" r="5715" b="0"/>
-            <wp:docPr id="931661246" name="Image 1"/>
+          <wp:inline distT="0" distB="0" distL="0" distR="0" wp14:anchorId="4FF2117A" wp14:editId="1F77F7D4">
+            <wp:extent cx="2789266" cy="2080244"/>
+            <wp:effectExtent l="0" t="0" r="0" b="0"/>
+            <wp:docPr id="1107847558" name="Image 1"/>
             <wp:cNvGraphicFramePr>
               <a:graphicFrameLocks xmlns:a="http://schemas.openxmlformats.org/drawingml/2006/main" noChangeAspect="1"/>
             </wp:cNvGraphicFramePr>
@@ -17562,65 +17916,7 @@
               <a:graphicData uri="http://schemas.openxmlformats.org/drawingml/2006/picture">
                 <pic:pic xmlns:pic="http://schemas.openxmlformats.org/drawingml/2006/picture">
                   <pic:nvPicPr>
-                    <pic:cNvPr id="931661246" name=""/>
-                    <pic:cNvPicPr/>
-                  </pic:nvPicPr>
-                  <pic:blipFill>
-                    <a:blip r:embed="rId194"/>
-                    <a:stretch>
-                      <a:fillRect/>
-                    </a:stretch>
-                  </pic:blipFill>
-                  <pic:spPr>
-                    <a:xfrm>
-                      <a:off x="0" y="0"/>
-                      <a:ext cx="7192494" cy="1757158"/>
-                    </a:xfrm>
-                    <a:prstGeom prst="rect">
-                      <a:avLst/>
-                    </a:prstGeom>
-                  </pic:spPr>
-                </pic:pic>
-              </a:graphicData>
-            </a:graphic>
-          </wp:inline>
-        </w:drawing>
-      </w:r>
-    </w:p>
-    <w:p/>
-    <w:p/>
-    <w:p/>
-    <w:p>
-      <w:r>
-        <w:t>Sobriquet :</w:t>
-      </w:r>
-    </w:p>
-    <w:p>
-      <w:hyperlink r:id="rId195" w:history="1">
-        <w:r>
-          <w:rPr>
-            <w:rStyle w:val="Lienhypertexte"/>
-          </w:rPr>
-          <w:t>https://gw.geneanet.org/bigoudi2018?lang=fr&amp;p=jean&amp;n=ginoux&amp;type=fiche</w:t>
-        </w:r>
-      </w:hyperlink>
-    </w:p>
-    <w:p>
-      <w:r>
-        <w:lastRenderedPageBreak/>
-        <w:drawing>
-          <wp:inline distT="0" distB="0" distL="0" distR="0" wp14:anchorId="0A7271B8" wp14:editId="5C974E57">
-            <wp:extent cx="2396836" cy="768796"/>
-            <wp:effectExtent l="0" t="0" r="3810" b="0"/>
-            <wp:docPr id="1118903791" name="Image 1"/>
-            <wp:cNvGraphicFramePr>
-              <a:graphicFrameLocks xmlns:a="http://schemas.openxmlformats.org/drawingml/2006/main" noChangeAspect="1"/>
-            </wp:cNvGraphicFramePr>
-            <a:graphic xmlns:a="http://schemas.openxmlformats.org/drawingml/2006/main">
-              <a:graphicData uri="http://schemas.openxmlformats.org/drawingml/2006/picture">
-                <pic:pic xmlns:pic="http://schemas.openxmlformats.org/drawingml/2006/picture">
-                  <pic:nvPicPr>
-                    <pic:cNvPr id="1118903791" name=""/>
+                    <pic:cNvPr id="1107847558" name=""/>
                     <pic:cNvPicPr/>
                   </pic:nvPicPr>
                   <pic:blipFill>
@@ -17632,7 +17928,7 @@
                   <pic:spPr>
                     <a:xfrm>
                       <a:off x="0" y="0"/>
-                      <a:ext cx="2410066" cy="773039"/>
+                      <a:ext cx="2797106" cy="2086091"/>
                     </a:xfrm>
                     <a:prstGeom prst="rect">
                       <a:avLst/>
@@ -17645,9 +17941,1855 @@
         </w:drawing>
       </w:r>
     </w:p>
+    <w:p>
+      <w:pPr>
+        <w:pStyle w:val="Listing"/>
+      </w:pPr>
+    </w:p>
+    <w:p>
+      <w:pPr>
+        <w:pStyle w:val="Listing"/>
+      </w:pPr>
+      <w:r>
+        <w:t>&lt;h2&gt;&lt;span class="htitle"&gt;&amp;nbsp;&lt;/span&gt;&lt;span&gt;Événements &lt;/span&gt;&lt;/h2&gt;</w:t>
+      </w:r>
+    </w:p>
+    <w:p>
+      <w:pPr>
+        <w:pStyle w:val="Listing"/>
+      </w:pPr>
+      <w:r>
+        <w:t>&lt;table class="ligne_vie timeline_toggle" style="display:none;"&gt;</w:t>
+      </w:r>
+    </w:p>
+    <w:p>
+      <w:pPr>
+        <w:pStyle w:val="Listing"/>
+      </w:pPr>
+      <w:r>
+        <w:t>&lt;tr&gt;</w:t>
+      </w:r>
+    </w:p>
+    <w:p>
+      <w:pPr>
+        <w:pStyle w:val="Listing"/>
+      </w:pPr>
+      <w:r>
+        <w:t>&lt;td valign="top" style="white-space: nowrap;" width="1"&gt;</w:t>
+      </w:r>
+    </w:p>
+    <w:p>
+      <w:pPr>
+        <w:pStyle w:val="Listing"/>
+      </w:pPr>
+      <w:r>
+        <w:t>&lt;span class="ddate show-for-medium-up"&gt;22 mars 1882 :&lt;/span&gt;</w:t>
+      </w:r>
+    </w:p>
+    <w:p>
+      <w:pPr>
+        <w:pStyle w:val="Listing"/>
+      </w:pPr>
+      <w:r>
+        <w:t>&lt;/td&gt;</w:t>
+      </w:r>
+    </w:p>
+    <w:p>
+      <w:pPr>
+        <w:pStyle w:val="Listing"/>
+      </w:pPr>
+      <w:r>
+        <w:lastRenderedPageBreak/>
+        <w:t>&lt;td valign="top"&gt;</w:t>
+      </w:r>
+    </w:p>
+    <w:p>
+      <w:pPr>
+        <w:pStyle w:val="Listing"/>
+      </w:pPr>
+      <w:r>
+        <w:t>&lt;span class="ddate small-12 show-for-small-only" style="float:none; padding-top:5px;"&gt;22 mars 1882 :&lt;/span&gt;</w:t>
+      </w:r>
+    </w:p>
+    <w:p>
+      <w:pPr>
+        <w:pStyle w:val="Listing"/>
+      </w:pPr>
+      <w:r>
+        <w:t>&lt;span class="nnom"&gt;</w:t>
+      </w:r>
+    </w:p>
+    <w:p>
+      <w:pPr>
+        <w:pStyle w:val="Listing"/>
+      </w:pPr>
+      <w:r>
+        <w:t>Naissance  - Paris, France &lt;/span&gt;</w:t>
+      </w:r>
+    </w:p>
+    <w:p>
+      <w:pPr>
+        <w:pStyle w:val="Listing"/>
+      </w:pPr>
+      <w:r>
+        <w:t>&lt;br&gt;</w:t>
+      </w:r>
+    </w:p>
+    <w:p>
+      <w:pPr>
+        <w:pStyle w:val="Listing"/>
+      </w:pPr>
+      <w:r>
+        <w:t>&lt;div class="nnotes"&gt;&lt;p&gt;</w:t>
+      </w:r>
+    </w:p>
+    <w:p>
+      <w:pPr>
+        <w:pStyle w:val="Listing"/>
+      </w:pPr>
+      <w:r>
+        <w:t>Note1 sur la naissance&lt;br&gt;</w:t>
+      </w:r>
+    </w:p>
+    <w:p>
+      <w:pPr>
+        <w:pStyle w:val="Listing"/>
+      </w:pPr>
+      <w:r>
+        <w:t>Note2 sur la naissance</w:t>
+      </w:r>
+    </w:p>
+    <w:p>
+      <w:pPr>
+        <w:pStyle w:val="Listing"/>
+      </w:pPr>
+      <w:r>
+        <w:t>&lt;/p&gt;&lt;/div&gt;</w:t>
+      </w:r>
+    </w:p>
+    <w:p>
+      <w:pPr>
+        <w:pStyle w:val="Listing"/>
+      </w:pPr>
+      <w:r>
+        <w:t>&lt;span class="ssource"&gt;Sources: &lt;a href="https://www.source_naissance.fr/"&gt;https://www.source_naissance.fr/&lt;/a&gt;&lt;br&gt;Texte1 source naissance&lt;br&gt;Texte2 source naissance&lt;br&gt;&lt;/span&gt;&lt;/td&gt;</w:t>
+      </w:r>
+    </w:p>
+    <w:p>
+      <w:pPr>
+        <w:pStyle w:val="Listing"/>
+      </w:pPr>
+      <w:r>
+        <w:t>&lt;/tr&gt;</w:t>
+      </w:r>
+    </w:p>
+    <w:p/>
+    <w:p/>
+    <w:p>
+      <w:r>
+        <w:t>Avant/Après :</w:t>
+      </w:r>
+    </w:p>
+    <w:tbl>
+      <w:tblPr>
+        <w:tblW w:w="0" w:type="auto"/>
+        <w:tblCellSpacing w:w="15" w:type="dxa"/>
+        <w:tblCellMar>
+          <w:top w:w="15" w:type="dxa"/>
+          <w:left w:w="15" w:type="dxa"/>
+          <w:bottom w:w="15" w:type="dxa"/>
+          <w:right w:w="15" w:type="dxa"/>
+        </w:tblCellMar>
+        <w:tblLook w:val="04A0" w:firstRow="1" w:lastRow="0" w:firstColumn="1" w:lastColumn="0" w:noHBand="0" w:noVBand="1"/>
+      </w:tblPr>
+      <w:tblGrid>
+        <w:gridCol w:w="8101"/>
+      </w:tblGrid>
+      <w:tr>
+        <w:trPr>
+          <w:tblCellSpacing w:w="15" w:type="dxa"/>
+        </w:trPr>
+        <w:tc>
+          <w:tcPr>
+            <w:tcW w:w="0" w:type="auto"/>
+            <w:vAlign w:val="center"/>
+            <w:hideMark/>
+          </w:tcPr>
+          <w:p>
+            <w:pPr>
+              <w:pStyle w:val="Listing"/>
+            </w:pPr>
+            <w:r>
+              <w:br/>
+              <w:t>&lt;</w:t>
+            </w:r>
+            <w:r>
+              <w:rPr>
+                <w:highlight w:val="cyan"/>
+              </w:rPr>
+              <w:t>h2&gt;</w:t>
+            </w:r>
+            <w:r>
+              <w:t>&lt;span class="htitle"&gt;&amp;nbsp;&lt;/span&gt;&lt;span&gt;</w:t>
+            </w:r>
+            <w:r>
+              <w:rPr>
+                <w:highlight w:val="cyan"/>
+              </w:rPr>
+              <w:t>Événements</w:t>
+            </w:r>
+            <w:r>
+              <w:t xml:space="preserve"> &lt;/span&gt;&lt;/h2&gt;</w:t>
+            </w:r>
+          </w:p>
+        </w:tc>
+      </w:tr>
+      <w:tr>
+        <w:trPr>
+          <w:tblCellSpacing w:w="15" w:type="dxa"/>
+        </w:trPr>
+        <w:tc>
+          <w:tcPr>
+            <w:tcW w:w="0" w:type="auto"/>
+            <w:vAlign w:val="center"/>
+            <w:hideMark/>
+          </w:tcPr>
+          <w:p>
+            <w:pPr>
+              <w:pStyle w:val="Listing"/>
+            </w:pPr>
+            <w:r>
+              <w:t>&lt;</w:t>
+            </w:r>
+            <w:r>
+              <w:rPr>
+                <w:highlight w:val="cyan"/>
+              </w:rPr>
+              <w:t>table</w:t>
+            </w:r>
+            <w:r>
+              <w:t xml:space="preserve"> class="ligne_vie timeline_toggle" style="display:none;" ng-non-bindable&gt;</w:t>
+            </w:r>
+          </w:p>
+        </w:tc>
+      </w:tr>
+      <w:tr>
+        <w:trPr>
+          <w:tblCellSpacing w:w="15" w:type="dxa"/>
+        </w:trPr>
+        <w:tc>
+          <w:tcPr>
+            <w:tcW w:w="0" w:type="auto"/>
+            <w:vAlign w:val="center"/>
+            <w:hideMark/>
+          </w:tcPr>
+          <w:p>
+            <w:pPr>
+              <w:pStyle w:val="Listing"/>
+            </w:pPr>
+            <w:r>
+              <w:t>&lt;tr&gt;</w:t>
+            </w:r>
+          </w:p>
+        </w:tc>
+      </w:tr>
+    </w:tbl>
+    <w:p>
+      <w:r>
+        <w:t>vs</w:t>
+      </w:r>
+    </w:p>
+    <w:p>
+      <w:pPr>
+        <w:pStyle w:val="Listing"/>
+      </w:pPr>
+      <w:r>
+        <w:t>&lt;h2&gt;&lt;span class="htitle"&gt;&amp;nbsp;&lt;/span&gt;&lt;span&gt;Événements &lt;/span&gt;&lt;/h2&gt;</w:t>
+      </w:r>
+    </w:p>
+    <w:p>
+      <w:pPr>
+        <w:pStyle w:val="Listing"/>
+      </w:pPr>
+      <w:r>
+        <w:t>&lt;table class="ligne_vie timeline_toggle" style="display:none;"&gt;</w:t>
+      </w:r>
+    </w:p>
+    <w:p>
+      <w:pPr>
+        <w:pStyle w:val="Listing"/>
+      </w:pPr>
+      <w:r>
+        <w:t>&lt;tr&gt;</w:t>
+      </w:r>
+    </w:p>
+    <w:p>
+      <w:r>
+        <w:t>Pareil !!!!!</w:t>
+      </w:r>
+    </w:p>
+    <w:p/>
+    <w:p>
+      <w:r>
+        <w:t>Claude Code m’a mis sur la bonne direction :</w:t>
+      </w:r>
+    </w:p>
+    <w:p>
+      <w:r>
+        <w:t>Dans une response Scrapy : comment avec xpath parcourir les lignes (« tr ») d’un tableau présent dans la page html sous la forme « </w:t>
+      </w:r>
+      <w:r>
+        <w:t>&lt;table class="</w:t>
+      </w:r>
+      <w:r>
+        <w:t>xxx</w:t>
+      </w:r>
+      <w:r>
+        <w:t>"&gt;</w:t>
+      </w:r>
+      <w:r>
+        <w:t> » ?</w:t>
+      </w:r>
+    </w:p>
+    <w:p>
+      <w:r>
+        <w:drawing>
+          <wp:inline distT="0" distB="0" distL="0" distR="0" wp14:anchorId="53DF3F18" wp14:editId="50C665A1">
+            <wp:extent cx="3280910" cy="2326105"/>
+            <wp:effectExtent l="0" t="0" r="0" b="0"/>
+            <wp:docPr id="1344670906" name="Image 1"/>
+            <wp:cNvGraphicFramePr>
+              <a:graphicFrameLocks xmlns:a="http://schemas.openxmlformats.org/drawingml/2006/main" noChangeAspect="1"/>
+            </wp:cNvGraphicFramePr>
+            <a:graphic xmlns:a="http://schemas.openxmlformats.org/drawingml/2006/main">
+              <a:graphicData uri="http://schemas.openxmlformats.org/drawingml/2006/picture">
+                <pic:pic xmlns:pic="http://schemas.openxmlformats.org/drawingml/2006/picture">
+                  <pic:nvPicPr>
+                    <pic:cNvPr id="1344670906" name=""/>
+                    <pic:cNvPicPr/>
+                  </pic:nvPicPr>
+                  <pic:blipFill>
+                    <a:blip r:embed="rId197"/>
+                    <a:stretch>
+                      <a:fillRect/>
+                    </a:stretch>
+                  </pic:blipFill>
+                  <pic:spPr>
+                    <a:xfrm>
+                      <a:off x="0" y="0"/>
+                      <a:ext cx="3301452" cy="2340669"/>
+                    </a:xfrm>
+                    <a:prstGeom prst="rect">
+                      <a:avLst/>
+                    </a:prstGeom>
+                  </pic:spPr>
+                </pic:pic>
+              </a:graphicData>
+            </a:graphic>
+          </wp:inline>
+        </w:drawing>
+      </w:r>
+    </w:p>
+    <w:p/>
+    <w:p/>
+    <w:p>
+      <w:r>
+        <w:t>Effectivement, un &lt;tbody&gt; est inséré par le navigateur :</w:t>
+      </w:r>
+    </w:p>
+    <w:p>
+      <w:pPr>
+        <w:pStyle w:val="Listing"/>
+      </w:pPr>
+    </w:p>
+    <w:p>
+      <w:pPr>
+        <w:pStyle w:val="Listing"/>
+      </w:pPr>
+      <w:r>
+        <w:t>&lt;h2&gt;&lt;span class="htitle"&gt;&amp;nbsp;&lt;/span&gt;&lt;span&gt;Événements &lt;/span&gt;&lt;/h2&gt;</w:t>
+      </w:r>
+    </w:p>
+    <w:p>
+      <w:pPr>
+        <w:pStyle w:val="Listing"/>
+      </w:pPr>
+      <w:r>
+        <w:t>&lt;table class="ligne_vie timeline_toggle" style="" ng-non-bindable=""&gt;</w:t>
+      </w:r>
+    </w:p>
+    <w:p>
+      <w:pPr>
+        <w:pStyle w:val="Listing"/>
+      </w:pPr>
+      <w:r>
+        <w:rPr>
+          <w:b/>
+          <w:bCs/>
+          <w:color w:val="EE0000"/>
+          <w:highlight w:val="yellow"/>
+        </w:rPr>
+        <w:t>&lt;tbody&gt;</w:t>
+      </w:r>
+      <w:r>
+        <w:t>&lt;tr&gt;</w:t>
+      </w:r>
+    </w:p>
+    <w:p>
+      <w:pPr>
+        <w:pStyle w:val="Listing"/>
+      </w:pPr>
+      <w:r>
+        <w:t>&lt;td valign="top" style="white-space: nowrap;" width="1"&gt;</w:t>
+      </w:r>
+    </w:p>
+    <w:p>
+      <w:pPr>
+        <w:pStyle w:val="Listing"/>
+      </w:pPr>
+      <w:r>
+        <w:t>&lt;span class="ddate show-for-medium-up"&gt;22 mars 1882 :&lt;/span&gt;</w:t>
+      </w:r>
+    </w:p>
+    <w:p>
+      <w:pPr>
+        <w:pStyle w:val="Listing"/>
+      </w:pPr>
+      <w:r>
+        <w:t>&lt;/td&gt;</w:t>
+      </w:r>
+    </w:p>
+    <w:p/>
+    <w:p>
+      <w:r>
+        <w:t>Détail événements :</w:t>
+      </w:r>
+    </w:p>
+    <w:p>
+      <w:pPr>
+        <w:pStyle w:val="Listing"/>
+      </w:pPr>
+      <w:r>
+        <w:t>&lt;h2&gt;&lt;span class="htitle"&gt;&amp;nbsp;&lt;/span&gt;&lt;span&gt;Événements &lt;/span&gt;&lt;/h2&gt;</w:t>
+      </w:r>
+    </w:p>
+    <w:p>
+      <w:pPr>
+        <w:pStyle w:val="Listing"/>
+      </w:pPr>
+      <w:r>
+        <w:t>&lt;table class="ligne_vie timeline_toggle" style="" ng-non-bindable=""&gt;</w:t>
+      </w:r>
+    </w:p>
+    <w:p>
+      <w:pPr>
+        <w:pStyle w:val="Listing"/>
+      </w:pPr>
+      <w:r>
+        <w:rPr>
+          <w:highlight w:val="yellow"/>
+        </w:rPr>
+        <w:t>&lt;tbody&gt;</w:t>
+      </w:r>
+      <w:r>
+        <w:t>&lt;tr&gt;</w:t>
+      </w:r>
+    </w:p>
+    <w:p>
+      <w:pPr>
+        <w:pStyle w:val="Listing"/>
+      </w:pPr>
+      <w:r>
+        <w:t>&lt;td valign="top" style="white-space: nowrap;" width="1"&gt;</w:t>
+      </w:r>
+    </w:p>
+    <w:p>
+      <w:pPr>
+        <w:pStyle w:val="Listing"/>
+      </w:pPr>
+      <w:r>
+        <w:t>&lt;span class="ddate show-for-medium-up"&gt;22 mars 1882 :&lt;/span&gt;</w:t>
+      </w:r>
+    </w:p>
+    <w:p>
+      <w:pPr>
+        <w:pStyle w:val="Listing"/>
+      </w:pPr>
+      <w:r>
+        <w:t>&lt;/td&gt;</w:t>
+      </w:r>
+    </w:p>
+    <w:p>
+      <w:pPr>
+        <w:pStyle w:val="Listing"/>
+      </w:pPr>
+      <w:r>
+        <w:t>&lt;td valign="top"&gt;</w:t>
+      </w:r>
+    </w:p>
+    <w:p>
+      <w:pPr>
+        <w:pStyle w:val="Listing"/>
+      </w:pPr>
+      <w:r>
+        <w:t>&lt;span class="ddate small-12 show-for-small-only" style="float:none; padding-top:5px;"&gt;22 mars 1882 :&lt;/span&gt;</w:t>
+      </w:r>
+    </w:p>
+    <w:p>
+      <w:pPr>
+        <w:pStyle w:val="Listing"/>
+      </w:pPr>
+      <w:r>
+        <w:t>&lt;div class="nnom"&gt;</w:t>
+      </w:r>
+    </w:p>
+    <w:p>
+      <w:pPr>
+        <w:pStyle w:val="Listing"/>
+      </w:pPr>
+      <w:r>
+        <w:t>&lt;b&gt;Naissance&lt;/b&gt;  - Paris, France &lt;/div&gt;</w:t>
+      </w:r>
+    </w:p>
+    <w:p>
+      <w:pPr>
+        <w:pStyle w:val="Listing"/>
+      </w:pPr>
+      <w:r>
+        <w:t>&lt;div class="nnotes fiche-note-ind"&gt;&lt;p&gt;</w:t>
+      </w:r>
+    </w:p>
+    <w:p>
+      <w:pPr>
+        <w:pStyle w:val="Listing"/>
+      </w:pPr>
+      <w:r>
+        <w:t>Note1 sur la naissance&lt;br&gt;</w:t>
+      </w:r>
+    </w:p>
+    <w:p>
+      <w:pPr>
+        <w:pStyle w:val="Listing"/>
+      </w:pPr>
+      <w:r>
+        <w:t>Note2 sur la naissance</w:t>
+      </w:r>
+    </w:p>
+    <w:p>
+      <w:pPr>
+        <w:pStyle w:val="Listing"/>
+      </w:pPr>
+      <w:r>
+        <w:t>&lt;/p&gt;&lt;/div&gt;</w:t>
+      </w:r>
+    </w:p>
+    <w:p>
+      <w:pPr>
+        <w:pStyle w:val="Listing"/>
+      </w:pPr>
+      <w:r>
+        <w:t>&lt;div class="ssource fiche-note-ind"&gt;Sources: &lt;a href="https://www.source_naissance.fr/" target="_blank"&gt;https://www.source_naissance.fr/&lt;/a&gt;&lt;br&gt;Texte1 source naissance&lt;br&gt;Texte2 source naissance&lt;br&gt;&lt;/div&gt;&lt;/td&gt;</w:t>
+      </w:r>
+    </w:p>
+    <w:p>
+      <w:pPr>
+        <w:pStyle w:val="Listing"/>
+      </w:pPr>
+      <w:r>
+        <w:t>&lt;/tr&gt;</w:t>
+      </w:r>
+    </w:p>
+    <w:p>
+      <w:pPr>
+        <w:pStyle w:val="Listing"/>
+      </w:pPr>
+      <w:r>
+        <w:t>&lt;tr&gt;</w:t>
+      </w:r>
+    </w:p>
+    <w:p>
+      <w:pPr>
+        <w:pStyle w:val="Listing"/>
+      </w:pPr>
+      <w:r>
+        <w:t>&lt;td valign="top" style="white-space: nowrap;" width="1"&gt;</w:t>
+      </w:r>
+    </w:p>
+    <w:p>
+      <w:pPr>
+        <w:pStyle w:val="Listing"/>
+      </w:pPr>
+      <w:r>
+        <w:t>&lt;span class="ddate show-for-medium-up"&gt;18 mai 1882 :&lt;/span&gt;</w:t>
+      </w:r>
+    </w:p>
+    <w:p>
+      <w:pPr>
+        <w:pStyle w:val="Listing"/>
+      </w:pPr>
+      <w:r>
+        <w:t>&lt;/td&gt;</w:t>
+      </w:r>
+    </w:p>
+    <w:p>
+      <w:pPr>
+        <w:pStyle w:val="Listing"/>
+      </w:pPr>
+      <w:r>
+        <w:t>&lt;td valign="top"&gt;</w:t>
+      </w:r>
+    </w:p>
+    <w:p>
+      <w:pPr>
+        <w:pStyle w:val="Listing"/>
+      </w:pPr>
+      <w:r>
+        <w:t>&lt;span class="ddate small-12 show-for-small-only" style="float:none; padding-top:5px;"&gt;18 mai 1882 :&lt;/span&gt;</w:t>
+      </w:r>
+    </w:p>
+    <w:p>
+      <w:pPr>
+        <w:pStyle w:val="Listing"/>
+      </w:pPr>
+      <w:r>
+        <w:t>&lt;div class="nnom"&gt;</w:t>
+      </w:r>
+    </w:p>
+    <w:p>
+      <w:pPr>
+        <w:pStyle w:val="Listing"/>
+      </w:pPr>
+      <w:r>
+        <w:t>&lt;b&gt;Baptême&lt;/b&gt;  - Paris, France &lt;/div&gt;</w:t>
+      </w:r>
+    </w:p>
+    <w:p>
+      <w:pPr>
+        <w:pStyle w:val="Listing"/>
+      </w:pPr>
+      <w:r>
+        <w:t>&lt;div class="nnotes fiche-note-ind"&gt;&lt;p&gt;</w:t>
+      </w:r>
+    </w:p>
+    <w:p>
+      <w:pPr>
+        <w:pStyle w:val="Listing"/>
+      </w:pPr>
+      <w:r>
+        <w:t>Note1 sur le baptême&lt;br&gt;</w:t>
+      </w:r>
+    </w:p>
+    <w:p>
+      <w:pPr>
+        <w:pStyle w:val="Listing"/>
+      </w:pPr>
+      <w:r>
+        <w:t>Note2 sur le baptême</w:t>
+      </w:r>
+    </w:p>
+    <w:p>
+      <w:pPr>
+        <w:pStyle w:val="Listing"/>
+      </w:pPr>
+      <w:r>
+        <w:t>&lt;/p&gt;&lt;/div&gt;</w:t>
+      </w:r>
+    </w:p>
+    <w:p>
+      <w:pPr>
+        <w:pStyle w:val="Listing"/>
+      </w:pPr>
+      <w:r>
+        <w:t>&lt;div class="ssource fiche-note-ind"&gt;Sources: &lt;a href="https://www.source_bapteme.fr/" target="_blank"&gt;https://www.source_bapteme.fr/&lt;/a&gt;&lt;br&gt;Texte1 source baptême&lt;br&gt;Texte2 source baptême&lt;br&gt;&lt;/div&gt;&lt;/td&gt;</w:t>
+      </w:r>
+    </w:p>
+    <w:p>
+      <w:pPr>
+        <w:pStyle w:val="Listing"/>
+      </w:pPr>
+      <w:r>
+        <w:t>&lt;/tr&gt;</w:t>
+      </w:r>
+    </w:p>
+    <w:p>
+      <w:pPr>
+        <w:pStyle w:val="Listing"/>
+      </w:pPr>
+      <w:r>
+        <w:t>&lt;tr&gt;</w:t>
+      </w:r>
+    </w:p>
+    <w:p>
+      <w:pPr>
+        <w:pStyle w:val="Listing"/>
+      </w:pPr>
+      <w:r>
+        <w:t>&lt;td valign="top" style="white-space: nowrap;" width="1"&gt;</w:t>
+      </w:r>
+    </w:p>
+    <w:p>
+      <w:pPr>
+        <w:pStyle w:val="Listing"/>
+      </w:pPr>
+      <w:r>
+        <w:t>&lt;span style="float: right;" class="show-for-medium-up"&gt;&lt;i&gt;--- :&lt;i&gt;&lt;/i&gt;&lt;/i&gt;&lt;/span&gt;&lt;i&gt;&lt;i&gt;</w:t>
+      </w:r>
+    </w:p>
+    <w:p>
+      <w:pPr>
+        <w:pStyle w:val="Listing"/>
+      </w:pPr>
+      <w:r>
+        <w:t>&lt;/i&gt;&lt;/i&gt;&lt;/td&gt;</w:t>
+      </w:r>
+    </w:p>
+    <w:p>
+      <w:pPr>
+        <w:pStyle w:val="Listing"/>
+      </w:pPr>
+      <w:r>
+        <w:t>&lt;td valign="top"&gt;</w:t>
+      </w:r>
+    </w:p>
+    <w:p>
+      <w:pPr>
+        <w:pStyle w:val="Listing"/>
+      </w:pPr>
+      <w:r>
+        <w:t>&lt;span class="small-12 show-for-small-only"&gt;&lt;i&gt;--- :&lt;i&gt;&lt;/i&gt;&lt;/i&gt;&lt;/span&gt;&lt;i&gt;&lt;i&gt;</w:t>
+      </w:r>
+    </w:p>
+    <w:p>
+      <w:pPr>
+        <w:pStyle w:val="Listing"/>
+      </w:pPr>
+      <w:r>
+        <w:t>&lt;div class="nnom"&gt;</w:t>
+      </w:r>
+    </w:p>
+    <w:p>
+      <w:pPr>
+        <w:pStyle w:val="Listing"/>
+      </w:pPr>
+      <w:r>
+        <w:lastRenderedPageBreak/>
+        <w:t>&lt;b&gt;Résidence&lt;/b&gt;  - Lyon, France &lt;/div&gt;</w:t>
+      </w:r>
+    </w:p>
+    <w:p>
+      <w:pPr>
+        <w:pStyle w:val="Listing"/>
+      </w:pPr>
+      <w:r>
+        <w:t>&lt;div class="nnotes fiche-note-ind"&gt;&lt;p&gt;</w:t>
+      </w:r>
+    </w:p>
+    <w:p>
+      <w:pPr>
+        <w:pStyle w:val="Listing"/>
+      </w:pPr>
+      <w:r>
+        <w:t>Note1 sur la résidence&lt;br&gt;</w:t>
+      </w:r>
+    </w:p>
+    <w:p>
+      <w:pPr>
+        <w:pStyle w:val="Listing"/>
+      </w:pPr>
+      <w:r>
+        <w:t>Note2 sur la résidence</w:t>
+      </w:r>
+    </w:p>
+    <w:p>
+      <w:pPr>
+        <w:pStyle w:val="Listing"/>
+      </w:pPr>
+      <w:r>
+        <w:t>&lt;/p&gt;&lt;/div&gt;</w:t>
+      </w:r>
+    </w:p>
+    <w:p>
+      <w:pPr>
+        <w:pStyle w:val="Listing"/>
+      </w:pPr>
+      <w:r>
+        <w:t>&lt;div class="ssource fiche-note-ind"&gt;Sources: &lt;a href="https://www.source_residence.fr/" target="_blank"&gt;https://www.source_residence.fr/&lt;/a&gt;&lt;br&gt;Texte1 source résidence&lt;br&gt;Texte2 source résidence&lt;br&gt;&lt;/div&gt;&lt;/i&gt;&lt;/i&gt;&lt;/td&gt;</w:t>
+      </w:r>
+    </w:p>
+    <w:p>
+      <w:pPr>
+        <w:pStyle w:val="Listing"/>
+      </w:pPr>
+      <w:r>
+        <w:t>&lt;/tr&gt;</w:t>
+      </w:r>
+    </w:p>
+    <w:p/>
+    <w:p/>
+    <w:p>
+      <w:r>
+        <w:t>Avant/Après sur 1 événement :</w:t>
+      </w:r>
+    </w:p>
+    <w:p>
+      <w:pPr>
+        <w:pStyle w:val="Listing"/>
+      </w:pPr>
+      <w:r>
+        <w:t>&lt;tr&gt;</w:t>
+      </w:r>
+    </w:p>
+    <w:p>
+      <w:pPr>
+        <w:pStyle w:val="Listing"/>
+      </w:pPr>
+      <w:r>
+        <w:t>&lt;td valign="top" style="white-space: nowrap;" width="1"&gt;</w:t>
+      </w:r>
+    </w:p>
+    <w:p>
+      <w:pPr>
+        <w:pStyle w:val="Listing"/>
+      </w:pPr>
+      <w:r>
+        <w:t>&lt;span class="ddate show-for-medium-up"&gt;22 mars 1882 :&lt;/span&gt;</w:t>
+      </w:r>
+    </w:p>
+    <w:p>
+      <w:pPr>
+        <w:pStyle w:val="Listing"/>
+      </w:pPr>
+      <w:r>
+        <w:t>&lt;/td&gt;</w:t>
+      </w:r>
+    </w:p>
+    <w:p>
+      <w:pPr>
+        <w:pStyle w:val="Listing"/>
+      </w:pPr>
+      <w:r>
+        <w:t>&lt;td valign="top"&gt;</w:t>
+      </w:r>
+    </w:p>
+    <w:p>
+      <w:pPr>
+        <w:pStyle w:val="Listing"/>
+      </w:pPr>
+      <w:r>
+        <w:t>&lt;span class="ddate small-12 show-for-small-only" style="float:none; padding-top:5px;"&gt;22 mars 1882 :&lt;/span&gt;</w:t>
+      </w:r>
+    </w:p>
+    <w:p>
+      <w:pPr>
+        <w:pStyle w:val="Listing"/>
+      </w:pPr>
+      <w:r>
+        <w:t>&lt;span class="nnom"&gt;</w:t>
+      </w:r>
+    </w:p>
+    <w:p>
+      <w:pPr>
+        <w:pStyle w:val="Listing"/>
+      </w:pPr>
+      <w:r>
+        <w:t>Naissance  - Paris, France &lt;/span&gt;</w:t>
+      </w:r>
+    </w:p>
+    <w:p>
+      <w:pPr>
+        <w:pStyle w:val="Listing"/>
+      </w:pPr>
+      <w:r>
+        <w:t>&lt;br&gt;</w:t>
+      </w:r>
+    </w:p>
+    <w:p>
+      <w:pPr>
+        <w:pStyle w:val="Listing"/>
+      </w:pPr>
+      <w:r>
+        <w:t>&lt;div class="nnotes"&gt;&lt;p&gt;</w:t>
+      </w:r>
+    </w:p>
+    <w:p>
+      <w:pPr>
+        <w:pStyle w:val="Listing"/>
+      </w:pPr>
+      <w:r>
+        <w:t>Note1 sur la naissance&lt;br&gt;</w:t>
+      </w:r>
+    </w:p>
+    <w:p>
+      <w:pPr>
+        <w:pStyle w:val="Listing"/>
+      </w:pPr>
+      <w:r>
+        <w:t>Note2 sur la naissance</w:t>
+      </w:r>
+    </w:p>
+    <w:p>
+      <w:pPr>
+        <w:pStyle w:val="Listing"/>
+      </w:pPr>
+      <w:r>
+        <w:t>&lt;/p&gt;&lt;/div&gt;</w:t>
+      </w:r>
+    </w:p>
+    <w:p>
+      <w:pPr>
+        <w:pStyle w:val="Listing"/>
+      </w:pPr>
+      <w:r>
+        <w:t>&lt;span class="ssource"&gt;Sources: &lt;a href="https://www.source_naissance.fr/"&gt;https://www.source_naissance.fr/&lt;/a&gt;&lt;br&gt;Texte1 source naissance&lt;br&gt;Texte2 source naissance&lt;br&gt;&lt;/span&gt;&lt;/td&gt;</w:t>
+      </w:r>
+    </w:p>
+    <w:p>
+      <w:pPr>
+        <w:pStyle w:val="Listing"/>
+      </w:pPr>
+      <w:r>
+        <w:t>&lt;/tr&gt;</w:t>
+      </w:r>
+    </w:p>
+    <w:p>
+      <w:r>
+        <w:t>vs</w:t>
+      </w:r>
+    </w:p>
+    <w:p>
+      <w:pPr>
+        <w:pStyle w:val="Listing"/>
+      </w:pPr>
+      <w:r>
+        <w:t>&lt;tbody&gt;&lt;tr&gt;</w:t>
+      </w:r>
+    </w:p>
+    <w:p>
+      <w:pPr>
+        <w:pStyle w:val="Listing"/>
+      </w:pPr>
+      <w:r>
+        <w:t>&lt;td valign="top" style="white-space: nowrap;" width="1"&gt;</w:t>
+      </w:r>
+    </w:p>
+    <w:p>
+      <w:pPr>
+        <w:pStyle w:val="Listing"/>
+      </w:pPr>
+      <w:r>
+        <w:t>&lt;span class="ddate show-for-medium-up"&gt;22 mars 1882 :&lt;/span&gt;</w:t>
+      </w:r>
+    </w:p>
+    <w:p>
+      <w:pPr>
+        <w:pStyle w:val="Listing"/>
+      </w:pPr>
+      <w:r>
+        <w:t>&lt;/td&gt;</w:t>
+      </w:r>
+    </w:p>
+    <w:p>
+      <w:pPr>
+        <w:pStyle w:val="Listing"/>
+      </w:pPr>
+      <w:r>
+        <w:t>&lt;td valign="top"&gt;</w:t>
+      </w:r>
+    </w:p>
+    <w:p>
+      <w:pPr>
+        <w:pStyle w:val="Listing"/>
+      </w:pPr>
+      <w:r>
+        <w:t>&lt;span class="ddate small-12 show-for-small-only" style="float:none; padding-top:5px;"&gt;22 mars 1882 :&lt;/span&gt;</w:t>
+      </w:r>
+    </w:p>
+    <w:p>
+      <w:pPr>
+        <w:pStyle w:val="Listing"/>
+      </w:pPr>
+      <w:r>
+        <w:t>&lt;</w:t>
+      </w:r>
+      <w:r>
+        <w:rPr>
+          <w:highlight w:val="yellow"/>
+        </w:rPr>
+        <w:t>div</w:t>
+      </w:r>
+      <w:r>
+        <w:t xml:space="preserve"> class="nnom"&gt;</w:t>
+      </w:r>
+    </w:p>
+    <w:p>
+      <w:pPr>
+        <w:pStyle w:val="Listing"/>
+      </w:pPr>
+      <w:r>
+        <w:rPr>
+          <w:highlight w:val="yellow"/>
+        </w:rPr>
+        <w:t>&lt;b&gt;</w:t>
+      </w:r>
+      <w:r>
+        <w:t>Naissance</w:t>
+      </w:r>
+      <w:r>
+        <w:rPr>
+          <w:highlight w:val="yellow"/>
+        </w:rPr>
+        <w:t>&lt;/b&gt;</w:t>
+      </w:r>
+      <w:r>
+        <w:t xml:space="preserve">  - Paris, France &lt;/</w:t>
+      </w:r>
+      <w:r>
+        <w:rPr>
+          <w:highlight w:val="yellow"/>
+        </w:rPr>
+        <w:t>div</w:t>
+      </w:r>
+      <w:r>
+        <w:t>&gt;</w:t>
+      </w:r>
+    </w:p>
+    <w:p>
+      <w:pPr>
+        <w:pStyle w:val="Listing"/>
+      </w:pPr>
+      <w:r>
+        <w:t xml:space="preserve">&lt;div class="nnotes </w:t>
+      </w:r>
+      <w:r>
+        <w:rPr>
+          <w:highlight w:val="yellow"/>
+        </w:rPr>
+        <w:t>fiche-note-ind</w:t>
+      </w:r>
+      <w:r>
+        <w:t>"&gt;&lt;p&gt;</w:t>
+      </w:r>
+    </w:p>
+    <w:p>
+      <w:pPr>
+        <w:pStyle w:val="Listing"/>
+      </w:pPr>
+      <w:r>
+        <w:t>Note1 sur la naissance&lt;br&gt;</w:t>
+      </w:r>
+    </w:p>
+    <w:p>
+      <w:pPr>
+        <w:pStyle w:val="Listing"/>
+      </w:pPr>
+      <w:r>
+        <w:t>Note2 sur la naissance</w:t>
+      </w:r>
+    </w:p>
+    <w:p>
+      <w:pPr>
+        <w:pStyle w:val="Listing"/>
+      </w:pPr>
+      <w:r>
+        <w:t>&lt;/p&gt;&lt;/div&gt;</w:t>
+      </w:r>
+    </w:p>
+    <w:p>
+      <w:pPr>
+        <w:pStyle w:val="Listing"/>
+      </w:pPr>
+      <w:r>
+        <w:t>&lt;</w:t>
+      </w:r>
+      <w:r>
+        <w:rPr>
+          <w:highlight w:val="yellow"/>
+        </w:rPr>
+        <w:t>div</w:t>
+      </w:r>
+      <w:r>
+        <w:t xml:space="preserve"> class="ssource </w:t>
+      </w:r>
+      <w:r>
+        <w:rPr>
+          <w:highlight w:val="yellow"/>
+        </w:rPr>
+        <w:t>fiche-note-ind</w:t>
+      </w:r>
+      <w:r>
+        <w:t>"&gt;Sources: &lt;a href="https://www.source_naissance.fr/" target="_blank"&gt;https://www.source_naissance.fr/&lt;/a&gt;&lt;br&gt;Texte1 source naissance&lt;br&gt;Texte2 source naissance&lt;br&gt;&lt;/</w:t>
+      </w:r>
+      <w:r>
+        <w:rPr>
+          <w:highlight w:val="yellow"/>
+        </w:rPr>
+        <w:t>div</w:t>
+      </w:r>
+      <w:r>
+        <w:t>&gt;&lt;/td&gt;</w:t>
+      </w:r>
+    </w:p>
+    <w:p>
+      <w:pPr>
+        <w:pStyle w:val="Listing"/>
+      </w:pPr>
+      <w:r>
+        <w:t>&lt;/tr&gt;</w:t>
+      </w:r>
+    </w:p>
+    <w:p/>
+    <w:p>
+      <w:r>
+        <w:t xml:space="preserve">Presque OK : j’ai des problèmes sur </w:t>
+      </w:r>
+      <w:r>
+        <w:t>nnom_div = event.xpath("td[2]/div[contains(@class,'nnom')]")</w:t>
+      </w:r>
+    </w:p>
+    <w:p>
+      <w:r>
+        <w:t>pour les événements de la forme :</w:t>
+      </w:r>
+    </w:p>
+    <w:p>
+      <w:pPr>
+        <w:pStyle w:val="Listing"/>
+      </w:pPr>
+      <w:r>
+        <w:t>2026-04-12 18:12:56 GeneanetSpider[ 599] INFO: Generation 2, sosa 2 : Bernard BURAVAND : event.get='&lt;tr&gt;</w:t>
+      </w:r>
+    </w:p>
+    <w:p>
+      <w:pPr>
+        <w:pStyle w:val="Listing"/>
+      </w:pPr>
+      <w:r>
+        <w:t>&lt;td valign="top" style="white-space: nowrap;" width="1"&gt;</w:t>
+      </w:r>
+    </w:p>
+    <w:p>
+      <w:pPr>
+        <w:pStyle w:val="Listing"/>
+      </w:pPr>
+      <w:r>
+        <w:t>&lt;span style="float: right;" class="show-for-medium-up"&gt;&lt;i&gt;--- :&lt;i&gt;&lt;/i&gt;&lt;/i&gt;&lt;/span&gt;&lt;i&gt;&lt;i&gt;</w:t>
+      </w:r>
+    </w:p>
+    <w:p>
+      <w:pPr>
+        <w:pStyle w:val="Listing"/>
+      </w:pPr>
+      <w:r>
+        <w:t>&lt;/i&gt;&lt;/i&gt;&lt;/td&gt;</w:t>
+      </w:r>
+    </w:p>
+    <w:p>
+      <w:pPr>
+        <w:pStyle w:val="Listing"/>
+      </w:pPr>
+      <w:r>
+        <w:t>&lt;td valign="top"&gt;</w:t>
+      </w:r>
+    </w:p>
+    <w:p>
+      <w:pPr>
+        <w:pStyle w:val="Listing"/>
+      </w:pPr>
+      <w:r>
+        <w:lastRenderedPageBreak/>
+        <w:t>&lt;span class="small-12 show-for-small-only"&gt;&lt;i&gt;--- :&lt;i&gt;&lt;/i&gt;&lt;/i&gt;&lt;/span&gt;</w:t>
+      </w:r>
+      <w:r>
+        <w:rPr>
+          <w:highlight w:val="yellow"/>
+        </w:rPr>
+        <w:t>&lt;i&gt;&lt;i&gt;</w:t>
+      </w:r>
+    </w:p>
+    <w:p>
+      <w:pPr>
+        <w:pStyle w:val="Listing"/>
+      </w:pPr>
+      <w:r>
+        <w:t>&lt;div class="nnom"&gt;</w:t>
+      </w:r>
+    </w:p>
+    <w:p>
+      <w:pPr>
+        <w:pStyle w:val="Listing"/>
+      </w:pPr>
+      <w:r>
+        <w:t>&lt;b&gt;Mariage&lt;/b&gt; (avec Jeanne FREDIERE)&lt;/div&gt;</w:t>
+      </w:r>
+    </w:p>
+    <w:p>
+      <w:pPr>
+        <w:pStyle w:val="Listing"/>
+      </w:pPr>
+      <w:r>
+        <w:rPr>
+          <w:highlight w:val="yellow"/>
+        </w:rPr>
+        <w:t>&lt;/i&gt;&lt;/i&gt;</w:t>
+      </w:r>
+      <w:r>
+        <w:t>&lt;/td&gt;</w:t>
+      </w:r>
+    </w:p>
+    <w:p>
+      <w:pPr>
+        <w:pStyle w:val="Listing"/>
+      </w:pPr>
+      <w:r>
+        <w:t>&lt;/tr&gt;'</w:t>
+      </w:r>
+    </w:p>
+    <w:p/>
+    <w:p>
+      <w:r>
+        <w:t xml:space="preserve">Il y a 2 niveaux </w:t>
+      </w:r>
+      <w:r>
+        <w:t xml:space="preserve">supplémentaires </w:t>
+      </w:r>
+      <w:r>
+        <w:t>&lt;i&gt;</w:t>
+      </w:r>
+      <w:r>
+        <w:t> !!!</w:t>
+      </w:r>
+    </w:p>
+    <w:p>
+      <w:r>
+        <w:t xml:space="preserve">Exemple : </w:t>
+      </w:r>
+      <w:hyperlink r:id="rId198" w:history="1">
+        <w:r>
+          <w:rPr>
+            <w:rStyle w:val="Lienhypertexte"/>
+          </w:rPr>
+          <w:t>https://gw.geneanet.org/nraibaut2_w?lang=fr&amp;n=dupont&amp;oc=0&amp;p=gerard&amp;type=fiche</w:t>
+        </w:r>
+      </w:hyperlink>
+    </w:p>
+    <w:p>
+      <w:r>
+        <w:drawing>
+          <wp:inline distT="0" distB="0" distL="0" distR="0" wp14:anchorId="3466C4C6" wp14:editId="008B8A71">
+            <wp:extent cx="2958790" cy="3196549"/>
+            <wp:effectExtent l="0" t="0" r="0" b="4445"/>
+            <wp:docPr id="388989168" name="Image 1"/>
+            <wp:cNvGraphicFramePr>
+              <a:graphicFrameLocks xmlns:a="http://schemas.openxmlformats.org/drawingml/2006/main" noChangeAspect="1"/>
+            </wp:cNvGraphicFramePr>
+            <a:graphic xmlns:a="http://schemas.openxmlformats.org/drawingml/2006/main">
+              <a:graphicData uri="http://schemas.openxmlformats.org/drawingml/2006/picture">
+                <pic:pic xmlns:pic="http://schemas.openxmlformats.org/drawingml/2006/picture">
+                  <pic:nvPicPr>
+                    <pic:cNvPr id="388989168" name=""/>
+                    <pic:cNvPicPr/>
+                  </pic:nvPicPr>
+                  <pic:blipFill>
+                    <a:blip r:embed="rId199"/>
+                    <a:stretch>
+                      <a:fillRect/>
+                    </a:stretch>
+                  </pic:blipFill>
+                  <pic:spPr>
+                    <a:xfrm>
+                      <a:off x="0" y="0"/>
+                      <a:ext cx="2964710" cy="3202944"/>
+                    </a:xfrm>
+                    <a:prstGeom prst="rect">
+                      <a:avLst/>
+                    </a:prstGeom>
+                  </pic:spPr>
+                </pic:pic>
+              </a:graphicData>
+            </a:graphic>
+          </wp:inline>
+        </w:drawing>
+      </w:r>
+    </w:p>
+    <w:p/>
+    <w:p/>
+    <w:p>
+      <w:r>
+        <w:t>Dans une recherche xpath de ce style : « </w:t>
+      </w:r>
+      <w:r>
+        <w:t>xpath("//h2[span='Événements ']</w:t>
+      </w:r>
+      <w:r>
+        <w:t>") », comment être robuste aux caractères accentués et espace ?</w:t>
+      </w:r>
+    </w:p>
+    <w:p/>
+    <w:p/>
+    <w:p>
+      <w:r>
+        <w:t>Notes complémentaires : exemple :</w:t>
+      </w:r>
+    </w:p>
+    <w:p>
+      <w:hyperlink r:id="rId200" w:history="1">
+        <w:r>
+          <w:rPr>
+            <w:rStyle w:val="Lienhypertexte"/>
+          </w:rPr>
+          <w:t>https://gw.geneanet.org/dmdoyen?lang=fr&amp;n=mauche&amp;oc=1&amp;p=marie+anne&amp;type=fiche</w:t>
+        </w:r>
+      </w:hyperlink>
+    </w:p>
+    <w:p>
+      <w:r>
+        <w:lastRenderedPageBreak/>
+        <w:drawing>
+          <wp:inline distT="0" distB="0" distL="0" distR="0" wp14:anchorId="05C63BC9" wp14:editId="2BB4CDDD">
+            <wp:extent cx="4995384" cy="1843669"/>
+            <wp:effectExtent l="0" t="0" r="0" b="4445"/>
+            <wp:docPr id="1807894450" name="Image 1"/>
+            <wp:cNvGraphicFramePr>
+              <a:graphicFrameLocks xmlns:a="http://schemas.openxmlformats.org/drawingml/2006/main" noChangeAspect="1"/>
+            </wp:cNvGraphicFramePr>
+            <a:graphic xmlns:a="http://schemas.openxmlformats.org/drawingml/2006/main">
+              <a:graphicData uri="http://schemas.openxmlformats.org/drawingml/2006/picture">
+                <pic:pic xmlns:pic="http://schemas.openxmlformats.org/drawingml/2006/picture">
+                  <pic:nvPicPr>
+                    <pic:cNvPr id="1807894450" name=""/>
+                    <pic:cNvPicPr/>
+                  </pic:nvPicPr>
+                  <pic:blipFill>
+                    <a:blip r:embed="rId201"/>
+                    <a:stretch>
+                      <a:fillRect/>
+                    </a:stretch>
+                  </pic:blipFill>
+                  <pic:spPr>
+                    <a:xfrm>
+                      <a:off x="0" y="0"/>
+                      <a:ext cx="5006467" cy="1847760"/>
+                    </a:xfrm>
+                    <a:prstGeom prst="rect">
+                      <a:avLst/>
+                    </a:prstGeom>
+                  </pic:spPr>
+                </pic:pic>
+              </a:graphicData>
+            </a:graphic>
+          </wp:inline>
+        </w:drawing>
+      </w:r>
+    </w:p>
+    <w:tbl>
+      <w:tblPr>
+        <w:tblW w:w="0" w:type="auto"/>
+        <w:tblCellSpacing w:w="15" w:type="dxa"/>
+        <w:tblCellMar>
+          <w:top w:w="15" w:type="dxa"/>
+          <w:left w:w="15" w:type="dxa"/>
+          <w:bottom w:w="15" w:type="dxa"/>
+          <w:right w:w="15" w:type="dxa"/>
+        </w:tblCellMar>
+        <w:tblLook w:val="04A0" w:firstRow="1" w:lastRow="0" w:firstColumn="1" w:lastColumn="0" w:noHBand="0" w:noVBand="1"/>
+      </w:tblPr>
+      <w:tblGrid>
+        <w:gridCol w:w="13958"/>
+      </w:tblGrid>
+      <w:tr>
+        <w:trPr>
+          <w:tblCellSpacing w:w="15" w:type="dxa"/>
+        </w:trPr>
+        <w:tc>
+          <w:tcPr>
+            <w:tcW w:w="0" w:type="auto"/>
+            <w:vAlign w:val="center"/>
+            <w:hideMark/>
+          </w:tcPr>
+          <w:p>
+            <w:pPr>
+              <w:pStyle w:val="Listing"/>
+            </w:pPr>
+            <w:r>
+              <w:t>&lt;tr&gt;</w:t>
+            </w:r>
+          </w:p>
+        </w:tc>
+      </w:tr>
+      <w:tr>
+        <w:trPr>
+          <w:tblCellSpacing w:w="15" w:type="dxa"/>
+        </w:trPr>
+        <w:tc>
+          <w:tcPr>
+            <w:tcW w:w="0" w:type="auto"/>
+            <w:vAlign w:val="center"/>
+            <w:hideMark/>
+          </w:tcPr>
+          <w:p>
+            <w:pPr>
+              <w:pStyle w:val="Listing"/>
+            </w:pPr>
+            <w:r>
+              <w:t>&lt;td valign="top" style="white-space: nowrap;" width="1"&gt;</w:t>
+            </w:r>
+          </w:p>
+        </w:tc>
+      </w:tr>
+      <w:tr>
+        <w:trPr>
+          <w:tblCellSpacing w:w="15" w:type="dxa"/>
+        </w:trPr>
+        <w:tc>
+          <w:tcPr>
+            <w:tcW w:w="0" w:type="auto"/>
+            <w:vAlign w:val="center"/>
+            <w:hideMark/>
+          </w:tcPr>
+          <w:p>
+            <w:pPr>
+              <w:pStyle w:val="Listing"/>
+            </w:pPr>
+            <w:r>
+              <w:t>&lt;span class="ddate show-for-medium-up"&gt;30 décembre 1711 :&lt;/span&gt;</w:t>
+            </w:r>
+          </w:p>
+        </w:tc>
+      </w:tr>
+      <w:tr>
+        <w:trPr>
+          <w:tblCellSpacing w:w="15" w:type="dxa"/>
+        </w:trPr>
+        <w:tc>
+          <w:tcPr>
+            <w:tcW w:w="0" w:type="auto"/>
+            <w:vAlign w:val="center"/>
+            <w:hideMark/>
+          </w:tcPr>
+          <w:p>
+            <w:pPr>
+              <w:pStyle w:val="Listing"/>
+            </w:pPr>
+            <w:r>
+              <w:t>&lt;/td&gt;</w:t>
+            </w:r>
+          </w:p>
+        </w:tc>
+      </w:tr>
+      <w:tr>
+        <w:trPr>
+          <w:tblCellSpacing w:w="15" w:type="dxa"/>
+        </w:trPr>
+        <w:tc>
+          <w:tcPr>
+            <w:tcW w:w="0" w:type="auto"/>
+            <w:vAlign w:val="center"/>
+            <w:hideMark/>
+          </w:tcPr>
+          <w:p>
+            <w:pPr>
+              <w:pStyle w:val="Listing"/>
+            </w:pPr>
+            <w:r>
+              <w:t>&lt;td valign="top"&gt;</w:t>
+            </w:r>
+          </w:p>
+        </w:tc>
+      </w:tr>
+      <w:tr>
+        <w:trPr>
+          <w:tblCellSpacing w:w="15" w:type="dxa"/>
+        </w:trPr>
+        <w:tc>
+          <w:tcPr>
+            <w:tcW w:w="0" w:type="auto"/>
+            <w:vAlign w:val="center"/>
+            <w:hideMark/>
+          </w:tcPr>
+          <w:p>
+            <w:pPr>
+              <w:pStyle w:val="Listing"/>
+            </w:pPr>
+            <w:r>
+              <w:t>&lt;span class="ddate small-12 show-for-small-only" style="float:none; padding-top:5px;"&gt;30 décembre 1711 :&lt;/span&gt;</w:t>
+            </w:r>
+          </w:p>
+        </w:tc>
+      </w:tr>
+      <w:tr>
+        <w:trPr>
+          <w:tblCellSpacing w:w="15" w:type="dxa"/>
+        </w:trPr>
+        <w:tc>
+          <w:tcPr>
+            <w:tcW w:w="0" w:type="auto"/>
+            <w:vAlign w:val="center"/>
+            <w:hideMark/>
+          </w:tcPr>
+          <w:p>
+            <w:pPr>
+              <w:pStyle w:val="Listing"/>
+            </w:pPr>
+            <w:r>
+              <w:t>&lt;div class="nnom"&gt;</w:t>
+            </w:r>
+          </w:p>
+        </w:tc>
+      </w:tr>
+      <w:tr>
+        <w:trPr>
+          <w:tblCellSpacing w:w="15" w:type="dxa"/>
+        </w:trPr>
+        <w:tc>
+          <w:tcPr>
+            <w:tcW w:w="0" w:type="auto"/>
+            <w:vAlign w:val="center"/>
+            <w:hideMark/>
+          </w:tcPr>
+          <w:p>
+            <w:pPr>
+              <w:pStyle w:val="Listing"/>
+            </w:pPr>
+            <w:r>
+              <w:t>&lt;b&gt;Baptême&lt;/b&gt; - Boulbon, 13150, Bouches-du-Rhône, Provence-Alpes-Côte d&amp;#39;Azur, FRANCE &lt;/div&gt;</w:t>
+            </w:r>
+          </w:p>
+        </w:tc>
+      </w:tr>
+      <w:tr>
+        <w:trPr>
+          <w:tblCellSpacing w:w="15" w:type="dxa"/>
+        </w:trPr>
+        <w:tc>
+          <w:tcPr>
+            <w:tcW w:w="0" w:type="auto"/>
+            <w:vAlign w:val="center"/>
+            <w:hideMark/>
+          </w:tcPr>
+          <w:p>
+            <w:pPr>
+              <w:pStyle w:val="Listing"/>
+            </w:pPr>
+            <w:r>
+              <w:t>&lt;</w:t>
+            </w:r>
+            <w:r>
+              <w:rPr>
+                <w:highlight w:val="yellow"/>
+              </w:rPr>
+              <w:t>div</w:t>
+            </w:r>
+            <w:r>
+              <w:t xml:space="preserve"> class="ttemoins" style="margin:0;"&gt;</w:t>
+            </w:r>
+          </w:p>
+        </w:tc>
+      </w:tr>
+      <w:tr>
+        <w:trPr>
+          <w:tblCellSpacing w:w="15" w:type="dxa"/>
+        </w:trPr>
+        <w:tc>
+          <w:tcPr>
+            <w:tcW w:w="0" w:type="auto"/>
+            <w:vAlign w:val="center"/>
+            <w:hideMark/>
+          </w:tcPr>
+          <w:p>
+            <w:pPr>
+              <w:pStyle w:val="Listing"/>
+            </w:pPr>
+            <w:r>
+              <w:t>&lt;span class="titre"&gt;Parrain :&lt;/span&gt;</w:t>
+            </w:r>
+          </w:p>
+        </w:tc>
+      </w:tr>
+      <w:tr>
+        <w:trPr>
+          <w:tblCellSpacing w:w="15" w:type="dxa"/>
+        </w:trPr>
+        <w:tc>
+          <w:tcPr>
+            <w:tcW w:w="0" w:type="auto"/>
+            <w:vAlign w:val="center"/>
+            <w:hideMark/>
+          </w:tcPr>
+          <w:p>
+            <w:pPr>
+              <w:pStyle w:val="Listing"/>
+            </w:pPr>
+            <w:r>
+              <w:t>&lt;a href="</w:t>
+            </w:r>
+            <w:hyperlink r:id="rId202" w:tgtFrame="_blank" w:history="1">
+              <w:r>
+                <w:rPr>
+                  <w:rStyle w:val="Lienhypertexte"/>
+                </w:rPr>
+                <w:t>dmdoyen?lang=fr&amp;p=jean&amp;n=durand&amp;oc=5&amp;type=fiche</w:t>
+              </w:r>
+            </w:hyperlink>
+            <w:r>
+              <w:t>"&gt;Jean &lt;em&gt;Petit&lt;/em&gt; DURAND&lt;/a&gt;, &lt;bdo dir="ltr"&gt;1659-&lt;/bdo&gt;, &lt;span class="nnotes fiche-note-ind"&gt;son grand père maternel&lt;/span&gt;</w:t>
+            </w:r>
+          </w:p>
+        </w:tc>
+      </w:tr>
+      <w:tr>
+        <w:trPr>
+          <w:tblCellSpacing w:w="15" w:type="dxa"/>
+        </w:trPr>
+        <w:tc>
+          <w:tcPr>
+            <w:tcW w:w="0" w:type="auto"/>
+            <w:vAlign w:val="center"/>
+            <w:hideMark/>
+          </w:tcPr>
+          <w:p>
+            <w:pPr>
+              <w:pStyle w:val="Listing"/>
+            </w:pPr>
+            <w:r>
+              <w:t>&lt;br&gt;</w:t>
+            </w:r>
+          </w:p>
+        </w:tc>
+      </w:tr>
+      <w:tr>
+        <w:trPr>
+          <w:tblCellSpacing w:w="15" w:type="dxa"/>
+        </w:trPr>
+        <w:tc>
+          <w:tcPr>
+            <w:tcW w:w="0" w:type="auto"/>
+            <w:vAlign w:val="center"/>
+            <w:hideMark/>
+          </w:tcPr>
+          <w:p>
+            <w:pPr>
+              <w:pStyle w:val="Listing"/>
+            </w:pPr>
+            <w:r>
+              <w:t>&lt;/</w:t>
+            </w:r>
+            <w:r>
+              <w:rPr>
+                <w:highlight w:val="yellow"/>
+              </w:rPr>
+              <w:t>div</w:t>
+            </w:r>
+            <w:r>
+              <w:t>&gt;</w:t>
+            </w:r>
+          </w:p>
+        </w:tc>
+      </w:tr>
+      <w:tr>
+        <w:trPr>
+          <w:tblCellSpacing w:w="15" w:type="dxa"/>
+        </w:trPr>
+        <w:tc>
+          <w:tcPr>
+            <w:tcW w:w="0" w:type="auto"/>
+            <w:vAlign w:val="center"/>
+            <w:hideMark/>
+          </w:tcPr>
+          <w:p>
+            <w:pPr>
+              <w:pStyle w:val="Listing"/>
+            </w:pPr>
+            <w:r>
+              <w:t>&lt;div class="ssource fiche-note-ind"&gt;Sources: Acte de baptême - Mauche marie anne ° 29 12 1711 - AD Gard - 8 / 8 - AD 13 en ligne&lt;/div&gt;&lt;/td&gt;</w:t>
+            </w:r>
+          </w:p>
+        </w:tc>
+      </w:tr>
+      <w:tr>
+        <w:trPr>
+          <w:tblCellSpacing w:w="15" w:type="dxa"/>
+        </w:trPr>
+        <w:tc>
+          <w:tcPr>
+            <w:tcW w:w="0" w:type="auto"/>
+            <w:vAlign w:val="center"/>
+            <w:hideMark/>
+          </w:tcPr>
+          <w:p>
+            <w:pPr>
+              <w:pStyle w:val="Listing"/>
+            </w:pPr>
+            <w:r>
+              <w:t>&lt;/tr&gt;</w:t>
+            </w:r>
+          </w:p>
+        </w:tc>
+      </w:tr>
+    </w:tbl>
+    <w:p>
+      <w:pPr>
+        <w:pStyle w:val="Listing"/>
+      </w:pPr>
+    </w:p>
+    <w:p>
+      <w:r>
+        <w:t>Avant :</w:t>
+      </w:r>
+    </w:p>
+    <w:p>
+      <w:pPr>
+        <w:pStyle w:val="Listing"/>
+      </w:pPr>
+      <w:r>
+        <w:t>&lt;tr&gt;</w:t>
+      </w:r>
+    </w:p>
+    <w:p>
+      <w:pPr>
+        <w:pStyle w:val="Listing"/>
+      </w:pPr>
+      <w:r>
+        <w:t>&lt;td valign="top" style="white-space: nowrap;" width="1"&gt;</w:t>
+      </w:r>
+    </w:p>
+    <w:p>
+      <w:pPr>
+        <w:pStyle w:val="Listing"/>
+      </w:pPr>
+      <w:r>
+        <w:t>&lt;span class="ddate show-for-medium-up"&gt;30 décembre 1711 :&lt;/span&gt;</w:t>
+      </w:r>
+    </w:p>
+    <w:p>
+      <w:pPr>
+        <w:pStyle w:val="Listing"/>
+      </w:pPr>
+      <w:r>
+        <w:t>&lt;/td&gt;</w:t>
+      </w:r>
+    </w:p>
+    <w:p>
+      <w:pPr>
+        <w:pStyle w:val="Listing"/>
+      </w:pPr>
+      <w:r>
+        <w:t>&lt;td valign="top"&gt;</w:t>
+      </w:r>
+    </w:p>
+    <w:p>
+      <w:pPr>
+        <w:pStyle w:val="Listing"/>
+      </w:pPr>
+      <w:r>
+        <w:t>&lt;span class="ddate small-12 show-for-small-only" style="float:none; padding-top:5px;"&gt;30 décembre 1711 :&lt;/span&gt;</w:t>
+      </w:r>
+    </w:p>
+    <w:p>
+      <w:pPr>
+        <w:pStyle w:val="Listing"/>
+      </w:pPr>
+      <w:r>
+        <w:t>&lt;span class="nnom"&gt;</w:t>
+      </w:r>
+    </w:p>
+    <w:p>
+      <w:pPr>
+        <w:pStyle w:val="Listing"/>
+      </w:pPr>
+      <w:r>
+        <w:t>Baptême  - Boulbon, 13150, Bouches-du-Rhône, Provence-Alpes-Côte d&amp;#39;Azur, FRANCE &lt;/span&gt;</w:t>
+      </w:r>
+    </w:p>
+    <w:p>
+      <w:pPr>
+        <w:pStyle w:val="Listing"/>
+      </w:pPr>
+      <w:r>
+        <w:t>&lt;br&gt;</w:t>
+      </w:r>
+    </w:p>
+    <w:p>
+      <w:pPr>
+        <w:pStyle w:val="Listing"/>
+      </w:pPr>
+      <w:r>
+        <w:t>&lt;</w:t>
+      </w:r>
+      <w:r>
+        <w:rPr>
+          <w:highlight w:val="yellow"/>
+        </w:rPr>
+        <w:t>p</w:t>
+      </w:r>
+      <w:r>
+        <w:t xml:space="preserve"> class="ttemoins" style="margin:0;"&gt;</w:t>
+      </w:r>
+    </w:p>
+    <w:p>
+      <w:pPr>
+        <w:pStyle w:val="Listing"/>
+      </w:pPr>
+      <w:r>
+        <w:t>&lt;span class="titre"&gt;Parrain :&lt;/span&gt;</w:t>
+      </w:r>
+    </w:p>
+    <w:p>
+      <w:pPr>
+        <w:pStyle w:val="Listing"/>
+      </w:pPr>
+      <w:r>
+        <w:t>&lt;a  href="dmdoyen?lang=fr&amp;pz=marie+chretienne&amp;nz=beuf&amp;p=jean&amp;n=durand&amp;oc=5"&gt;Jean &lt;em&gt;Petit&lt;/em&gt; DURAND&lt;/a&gt;,  &lt;bdo dir="ltr"&gt;1659-&lt;/bdo&gt;, &lt;span class="nnotes"&gt;son grand père maternel&lt;/span&gt;</w:t>
+      </w:r>
+    </w:p>
+    <w:p>
+      <w:pPr>
+        <w:pStyle w:val="Listing"/>
+      </w:pPr>
+      <w:r>
+        <w:t>&lt;br&gt;</w:t>
+      </w:r>
+    </w:p>
+    <w:p>
+      <w:pPr>
+        <w:pStyle w:val="Listing"/>
+      </w:pPr>
+      <w:r>
+        <w:lastRenderedPageBreak/>
+        <w:t>&lt;/</w:t>
+      </w:r>
+      <w:r>
+        <w:rPr>
+          <w:highlight w:val="yellow"/>
+        </w:rPr>
+        <w:t>p</w:t>
+      </w:r>
+      <w:r>
+        <w:t>&gt;</w:t>
+      </w:r>
+    </w:p>
+    <w:p>
+      <w:pPr>
+        <w:pStyle w:val="Listing"/>
+      </w:pPr>
+      <w:r>
+        <w:t>&lt;span class="ssource"&gt;Sources: Acte de baptême - Mauche marie anne ° 29 12 1711 - AD Gard - 8 / 8 - AD 13 en ligne&lt;/span&gt;&lt;/td&gt;</w:t>
+      </w:r>
+    </w:p>
+    <w:p>
+      <w:pPr>
+        <w:pStyle w:val="Listing"/>
+      </w:pPr>
+      <w:r>
+        <w:t>&lt;/tr&gt;</w:t>
+      </w:r>
+    </w:p>
+    <w:p/>
+    <w:p/>
+    <w:p/>
+    <w:p/>
     <w:p/>
     <w:sectPr>
-      <w:headerReference w:type="default" r:id="rId197"/>
+      <w:headerReference w:type="default" r:id="rId203"/>
       <w:pgSz w:w="16838" w:h="11906" w:orient="landscape"/>
       <w:pgMar w:top="1080" w:right="1440" w:bottom="1080" w:left="1440" w:header="708" w:footer="708" w:gutter="0"/>
       <w:cols w:space="708"/>
@@ -18863,7 +21005,7 @@
   <w:style w:type="paragraph" w:default="1" w:styleId="Normal">
     <w:name w:val="Normal"/>
     <w:qFormat/>
-    <w:rsid w:val="008704CC"/>
+    <w:rsid w:val="00932BF2"/>
     <w:pPr>
       <w:spacing w:after="0" w:line="240" w:lineRule="auto"/>
     </w:pPr>
